--- a/Laporan/laporan.docx
+++ b/Laporan/laporan.docx
@@ -54,20 +54,8 @@
           <w:szCs w:val="24"/>
           <w:lang w:val="en-US"/>
         </w:rPr>
-        <w:t>4</w:t>
-      </w:r>
-    </w:p>
-    <w:p>
-      <w:pPr>
-        <w:spacing w:after="0" w:line="240" w:lineRule="auto"/>
-        <w:jc w:val="center"/>
-        <w:rPr>
-          <w:rFonts w:cs="Times New Roman"/>
-          <w:b/>
-          <w:bCs/>
-          <w:szCs w:val="24"/>
-        </w:rPr>
-      </w:pPr>
+        <w:t>6</w:t>
+      </w:r>
     </w:p>
     <w:p>
       <w:pPr>
@@ -546,16 +534,35 @@
         </w:numPr>
       </w:pPr>
       <w:r>
-        <w:t>Jalankan Program</w:t>
-      </w:r>
-    </w:p>
-    <w:p>
-      <w:r>
+        <w:t>Global CSS</w:t>
+      </w:r>
+    </w:p>
+    <w:p>
+      <w:pPr>
+        <w:pStyle w:val="ListParagraph"/>
+        <w:numPr>
+          <w:ilvl w:val="0"/>
+          <w:numId w:val="25"/>
+        </w:numPr>
+        <w:spacing w:after="0"/>
+      </w:pPr>
+      <w:r>
+        <w:t>File global.css</w:t>
+      </w:r>
+    </w:p>
+    <w:p>
+      <w:pPr>
+        <w:spacing w:after="0"/>
+      </w:pPr>
+      <w:r>
+        <w:rPr>
+          <w:noProof/>
+        </w:rPr>
         <w:drawing>
-          <wp:inline distT="0" distB="0" distL="0" distR="0" wp14:anchorId="19E9AC15" wp14:editId="79149BDD">
-            <wp:extent cx="2730500" cy="1549743"/>
-            <wp:effectExtent l="0" t="0" r="0" b="0"/>
-            <wp:docPr id="1162877049" name="Picture 1"/>
+          <wp:inline distT="0" distB="0" distL="0" distR="0" wp14:anchorId="7E34DD81" wp14:editId="7B4E3DC7">
+            <wp:extent cx="1900521" cy="3035300"/>
+            <wp:effectExtent l="0" t="0" r="5080" b="0"/>
+            <wp:docPr id="1420178085" name="Picture 1"/>
             <wp:cNvGraphicFramePr>
               <a:graphicFrameLocks xmlns:a="http://schemas.openxmlformats.org/drawingml/2006/main" noChangeAspect="1"/>
             </wp:cNvGraphicFramePr>
@@ -563,7 +570,7 @@
               <a:graphicData uri="http://schemas.openxmlformats.org/drawingml/2006/picture">
                 <pic:pic xmlns:pic="http://schemas.openxmlformats.org/drawingml/2006/picture">
                   <pic:nvPicPr>
-                    <pic:cNvPr id="1162877049" name=""/>
+                    <pic:cNvPr id="1420178085" name=""/>
                     <pic:cNvPicPr/>
                   </pic:nvPicPr>
                   <pic:blipFill>
@@ -575,7 +582,7 @@
                   <pic:spPr>
                     <a:xfrm>
                       <a:off x="0" y="0"/>
-                      <a:ext cx="2735824" cy="1552765"/>
+                      <a:ext cx="1904951" cy="3042376"/>
                     </a:xfrm>
                     <a:prstGeom prst="rect">
                       <a:avLst/>
@@ -590,45 +597,27 @@
     </w:p>
     <w:p>
       <w:pPr>
-        <w:pStyle w:val="Heading2"/>
-        <w:numPr>
-          <w:ilvl w:val="0"/>
-          <w:numId w:val="11"/>
-        </w:numPr>
-      </w:pPr>
-      <w:r>
-        <w:t>Membuat Catch-All Route</w:t>
-      </w:r>
-    </w:p>
-    <w:p>
-      <w:pPr>
         <w:pStyle w:val="ListParagraph"/>
         <w:numPr>
           <w:ilvl w:val="0"/>
-          <w:numId w:val="13"/>
+          <w:numId w:val="25"/>
         </w:numPr>
         <w:spacing w:after="0"/>
       </w:pPr>
       <w:r>
-        <w:t>Buat folder shop dan file […slug].tsx</w:t>
-      </w:r>
-      <w:r>
-        <w:t xml:space="preserve"> lalu m</w:t>
-      </w:r>
-      <w:r>
-        <w:t>odifikasi Isi file […slug].tsx</w:t>
-      </w:r>
-    </w:p>
-    <w:p>
-      <w:pPr>
-        <w:spacing w:after="0"/>
-      </w:pPr>
-      <w:r>
+        <w:t>Import global.css</w:t>
+      </w:r>
+    </w:p>
+    <w:p>
+      <w:r>
+        <w:rPr>
+          <w:noProof/>
+        </w:rPr>
         <w:drawing>
-          <wp:inline distT="0" distB="0" distL="0" distR="0" wp14:anchorId="6658C629" wp14:editId="2878B580">
-            <wp:extent cx="1847850" cy="1349490"/>
-            <wp:effectExtent l="0" t="0" r="0" b="3175"/>
-            <wp:docPr id="389710403" name="Picture 1"/>
+          <wp:inline distT="0" distB="0" distL="0" distR="0" wp14:anchorId="433CB3FC" wp14:editId="51212365">
+            <wp:extent cx="2990850" cy="691761"/>
+            <wp:effectExtent l="0" t="0" r="0" b="0"/>
+            <wp:docPr id="1682203997" name="Picture 1"/>
             <wp:cNvGraphicFramePr>
               <a:graphicFrameLocks xmlns:a="http://schemas.openxmlformats.org/drawingml/2006/main" noChangeAspect="1"/>
             </wp:cNvGraphicFramePr>
@@ -636,7 +625,7 @@
               <a:graphicData uri="http://schemas.openxmlformats.org/drawingml/2006/picture">
                 <pic:pic xmlns:pic="http://schemas.openxmlformats.org/drawingml/2006/picture">
                   <pic:nvPicPr>
-                    <pic:cNvPr id="389710403" name=""/>
+                    <pic:cNvPr id="1682203997" name=""/>
                     <pic:cNvPicPr/>
                   </pic:nvPicPr>
                   <pic:blipFill>
@@ -648,7 +637,7 @@
                   <pic:spPr>
                     <a:xfrm>
                       <a:off x="0" y="0"/>
-                      <a:ext cx="1850582" cy="1351485"/>
+                      <a:ext cx="3003172" cy="694611"/>
                     </a:xfrm>
                     <a:prstGeom prst="rect">
                       <a:avLst/>
@@ -661,11 +650,47 @@
         </w:drawing>
       </w:r>
       <w:r>
+        <w:t xml:space="preserve"> </w:t>
+      </w:r>
+    </w:p>
+    <w:p>
+      <w:pPr>
+        <w:pStyle w:val="Heading2"/>
+        <w:numPr>
+          <w:ilvl w:val="0"/>
+          <w:numId w:val="11"/>
+        </w:numPr>
+      </w:pPr>
+      <w:r>
+        <w:t>CSS Module (Local Scope)</w:t>
+      </w:r>
+    </w:p>
+    <w:p>
+      <w:pPr>
+        <w:pStyle w:val="ListParagraph"/>
+        <w:numPr>
+          <w:ilvl w:val="0"/>
+          <w:numId w:val="25"/>
+        </w:numPr>
+        <w:spacing w:after="0"/>
+      </w:pPr>
+      <w:r>
+        <w:t>Struktur komponen Navbar</w:t>
+      </w:r>
+    </w:p>
+    <w:p>
+      <w:pPr>
+        <w:spacing w:after="0"/>
+      </w:pPr>
+      <w:r>
+        <w:rPr>
+          <w:noProof/>
+        </w:rPr>
         <w:drawing>
-          <wp:inline distT="0" distB="0" distL="0" distR="0" wp14:anchorId="4E826E62" wp14:editId="5E6781ED">
-            <wp:extent cx="2635250" cy="1793363"/>
+          <wp:inline distT="0" distB="0" distL="0" distR="0" wp14:anchorId="1D1C87DC" wp14:editId="6A94D2CB">
+            <wp:extent cx="1263715" cy="1028753"/>
             <wp:effectExtent l="0" t="0" r="0" b="0"/>
-            <wp:docPr id="1822553982" name="Picture 1"/>
+            <wp:docPr id="344111974" name="Picture 1"/>
             <wp:cNvGraphicFramePr>
               <a:graphicFrameLocks xmlns:a="http://schemas.openxmlformats.org/drawingml/2006/main" noChangeAspect="1"/>
             </wp:cNvGraphicFramePr>
@@ -673,7 +698,7 @@
               <a:graphicData uri="http://schemas.openxmlformats.org/drawingml/2006/picture">
                 <pic:pic xmlns:pic="http://schemas.openxmlformats.org/drawingml/2006/picture">
                   <pic:nvPicPr>
-                    <pic:cNvPr id="1822553982" name=""/>
+                    <pic:cNvPr id="344111974" name=""/>
                     <pic:cNvPicPr/>
                   </pic:nvPicPr>
                   <pic:blipFill>
@@ -685,7 +710,7 @@
                   <pic:spPr>
                     <a:xfrm>
                       <a:off x="0" y="0"/>
-                      <a:ext cx="2650470" cy="1803721"/>
+                      <a:ext cx="1263715" cy="1028753"/>
                     </a:xfrm>
                     <a:prstGeom prst="rect">
                       <a:avLst/>
@@ -703,27 +728,24 @@
         <w:pStyle w:val="ListParagraph"/>
         <w:numPr>
           <w:ilvl w:val="0"/>
-          <w:numId w:val="13"/>
+          <w:numId w:val="25"/>
         </w:numPr>
         <w:spacing w:after="0"/>
       </w:pPr>
       <w:r>
-        <w:t>Jalankan project dan cek console</w:t>
-      </w:r>
-    </w:p>
-    <w:p>
-      <w:pPr>
-        <w:spacing w:after="0"/>
-      </w:pPr>
+        <w:t>Modifikasi global.css dan navbar.module.css</w:t>
+      </w:r>
+    </w:p>
+    <w:p>
       <w:r>
         <w:rPr>
           <w:noProof/>
         </w:rPr>
         <w:drawing>
-          <wp:inline distT="0" distB="0" distL="0" distR="0" wp14:anchorId="52F52D50" wp14:editId="062715A9">
-            <wp:extent cx="2476500" cy="1523670"/>
-            <wp:effectExtent l="0" t="0" r="0" b="635"/>
-            <wp:docPr id="602775369" name="Picture 1"/>
+          <wp:inline distT="0" distB="0" distL="0" distR="0" wp14:anchorId="581B3E5D" wp14:editId="47C2D055">
+            <wp:extent cx="1807760" cy="2374900"/>
+            <wp:effectExtent l="0" t="0" r="2540" b="6350"/>
+            <wp:docPr id="1607290518" name="Picture 1"/>
             <wp:cNvGraphicFramePr>
               <a:graphicFrameLocks xmlns:a="http://schemas.openxmlformats.org/drawingml/2006/main" noChangeAspect="1"/>
             </wp:cNvGraphicFramePr>
@@ -731,7 +753,7 @@
               <a:graphicData uri="http://schemas.openxmlformats.org/drawingml/2006/picture">
                 <pic:pic xmlns:pic="http://schemas.openxmlformats.org/drawingml/2006/picture">
                   <pic:nvPicPr>
-                    <pic:cNvPr id="602775369" name=""/>
+                    <pic:cNvPr id="1607290518" name=""/>
                     <pic:cNvPicPr/>
                   </pic:nvPicPr>
                   <pic:blipFill>
@@ -743,7 +765,7 @@
                   <pic:spPr>
                     <a:xfrm>
                       <a:off x="0" y="0"/>
-                      <a:ext cx="2483572" cy="1528021"/>
+                      <a:ext cx="1811284" cy="2379530"/>
                     </a:xfrm>
                     <a:prstGeom prst="rect">
                       <a:avLst/>
@@ -759,11 +781,17 @@
         <w:rPr>
           <w:noProof/>
         </w:rPr>
+        <w:t xml:space="preserve"> </w:t>
+      </w:r>
+      <w:r>
+        <w:rPr>
+          <w:noProof/>
+        </w:rPr>
         <w:drawing>
-          <wp:inline distT="0" distB="0" distL="0" distR="0" wp14:anchorId="172B411D" wp14:editId="4C9BAF39">
-            <wp:extent cx="2794000" cy="1527630"/>
-            <wp:effectExtent l="0" t="0" r="6350" b="0"/>
-            <wp:docPr id="1492988015" name="Picture 1"/>
+          <wp:inline distT="0" distB="0" distL="0" distR="0" wp14:anchorId="5B776039" wp14:editId="03355738">
+            <wp:extent cx="3676650" cy="1526274"/>
+            <wp:effectExtent l="0" t="0" r="0" b="0"/>
+            <wp:docPr id="1740064351" name="Picture 1"/>
             <wp:cNvGraphicFramePr>
               <a:graphicFrameLocks xmlns:a="http://schemas.openxmlformats.org/drawingml/2006/main" noChangeAspect="1"/>
             </wp:cNvGraphicFramePr>
@@ -771,7 +799,7 @@
               <a:graphicData uri="http://schemas.openxmlformats.org/drawingml/2006/picture">
                 <pic:pic xmlns:pic="http://schemas.openxmlformats.org/drawingml/2006/picture">
                   <pic:nvPicPr>
-                    <pic:cNvPr id="1492988015" name=""/>
+                    <pic:cNvPr id="1740064351" name=""/>
                     <pic:cNvPicPr/>
                   </pic:nvPicPr>
                   <pic:blipFill>
@@ -783,7 +811,7 @@
                   <pic:spPr>
                     <a:xfrm>
                       <a:off x="0" y="0"/>
-                      <a:ext cx="2807709" cy="1535125"/>
+                      <a:ext cx="3680151" cy="1527727"/>
                     </a:xfrm>
                     <a:prstGeom prst="rect">
                       <a:avLst/>
@@ -801,21 +829,25 @@
         <w:pStyle w:val="ListParagraph"/>
         <w:numPr>
           <w:ilvl w:val="0"/>
-          <w:numId w:val="13"/>
+          <w:numId w:val="25"/>
         </w:numPr>
         <w:spacing w:after="0"/>
       </w:pPr>
       <w:r>
-        <w:t>Modifikasi [...slug].tsx untuk menampilkan nilai query</w:t>
-      </w:r>
-    </w:p>
-    <w:p>
-      <w:r>
+        <w:lastRenderedPageBreak/>
+        <w:t>Panggil module navbar lalu jalankan</w:t>
+      </w:r>
+    </w:p>
+    <w:p>
+      <w:r>
+        <w:rPr>
+          <w:noProof/>
+        </w:rPr>
         <w:drawing>
-          <wp:inline distT="0" distB="0" distL="0" distR="0" wp14:anchorId="19A031A9" wp14:editId="55DA38E0">
-            <wp:extent cx="3950340" cy="1898650"/>
-            <wp:effectExtent l="0" t="0" r="0" b="6350"/>
-            <wp:docPr id="2100476767" name="Picture 1"/>
+          <wp:inline distT="0" distB="0" distL="0" distR="0" wp14:anchorId="6AE625AE" wp14:editId="652CC860">
+            <wp:extent cx="2616586" cy="1485900"/>
+            <wp:effectExtent l="0" t="0" r="0" b="0"/>
+            <wp:docPr id="910252169" name="Picture 1"/>
             <wp:cNvGraphicFramePr>
               <a:graphicFrameLocks xmlns:a="http://schemas.openxmlformats.org/drawingml/2006/main" noChangeAspect="1"/>
             </wp:cNvGraphicFramePr>
@@ -823,7 +855,7 @@
               <a:graphicData uri="http://schemas.openxmlformats.org/drawingml/2006/picture">
                 <pic:pic xmlns:pic="http://schemas.openxmlformats.org/drawingml/2006/picture">
                   <pic:nvPicPr>
-                    <pic:cNvPr id="2100476767" name=""/>
+                    <pic:cNvPr id="910252169" name=""/>
                     <pic:cNvPicPr/>
                   </pic:nvPicPr>
                   <pic:blipFill>
@@ -835,7 +867,7 @@
                   <pic:spPr>
                     <a:xfrm>
                       <a:off x="0" y="0"/>
-                      <a:ext cx="3951429" cy="1899173"/>
+                      <a:ext cx="2626527" cy="1491546"/>
                     </a:xfrm>
                     <a:prstGeom prst="rect">
                       <a:avLst/>
@@ -847,58 +879,21 @@
           </wp:inline>
         </w:drawing>
       </w:r>
-    </w:p>
-    <w:p/>
-    <w:p>
-      <w:pPr>
-        <w:pStyle w:val="Heading2"/>
-        <w:numPr>
-          <w:ilvl w:val="0"/>
-          <w:numId w:val="11"/>
-        </w:numPr>
-      </w:pPr>
-      <w:r>
-        <w:lastRenderedPageBreak/>
-        <w:t>Pengujian Catch-All Route</w:t>
-      </w:r>
-    </w:p>
-    <w:p>
-      <w:pPr>
-        <w:pStyle w:val="ListParagraph"/>
-        <w:numPr>
-          <w:ilvl w:val="0"/>
-          <w:numId w:val="13"/>
-        </w:numPr>
-        <w:spacing w:after="0"/>
-      </w:pPr>
-      <w:r>
-        <w:t>Akses URL berikut di browser</w:t>
-      </w:r>
-      <w:r>
-        <w:t>:</w:t>
-      </w:r>
-    </w:p>
-    <w:p>
-      <w:pPr>
-        <w:spacing w:after="0"/>
-      </w:pPr>
-      <w:r>
-        <w:t>/shop/clothes</w:t>
-      </w:r>
-    </w:p>
-    <w:p>
-      <w:pPr>
-        <w:spacing w:after="0"/>
-      </w:pPr>
       <w:r>
         <w:rPr>
           <w:noProof/>
         </w:rPr>
+        <w:t xml:space="preserve"> </w:t>
+      </w:r>
+      <w:r>
+        <w:rPr>
+          <w:noProof/>
+        </w:rPr>
         <w:drawing>
-          <wp:inline distT="0" distB="0" distL="0" distR="0" wp14:anchorId="6C62D0C9" wp14:editId="17B13DDC">
-            <wp:extent cx="1733550" cy="1310648"/>
-            <wp:effectExtent l="0" t="0" r="0" b="3810"/>
-            <wp:docPr id="1105899825" name="Picture 1"/>
+          <wp:inline distT="0" distB="0" distL="0" distR="0" wp14:anchorId="25573F24" wp14:editId="01684701">
+            <wp:extent cx="2597150" cy="1485208"/>
+            <wp:effectExtent l="0" t="0" r="0" b="1270"/>
+            <wp:docPr id="985014089" name="Picture 1"/>
             <wp:cNvGraphicFramePr>
               <a:graphicFrameLocks xmlns:a="http://schemas.openxmlformats.org/drawingml/2006/main" noChangeAspect="1"/>
             </wp:cNvGraphicFramePr>
@@ -906,7 +901,7 @@
               <a:graphicData uri="http://schemas.openxmlformats.org/drawingml/2006/picture">
                 <pic:pic xmlns:pic="http://schemas.openxmlformats.org/drawingml/2006/picture">
                   <pic:nvPicPr>
-                    <pic:cNvPr id="1105899825" name=""/>
+                    <pic:cNvPr id="985014089" name=""/>
                     <pic:cNvPicPr/>
                   </pic:nvPicPr>
                   <pic:blipFill>
@@ -918,7 +913,7 @@
                   <pic:spPr>
                     <a:xfrm>
                       <a:off x="0" y="0"/>
-                      <a:ext cx="1739630" cy="1315245"/>
+                      <a:ext cx="2611320" cy="1493311"/>
                     </a:xfrm>
                     <a:prstGeom prst="rect">
                       <a:avLst/>
@@ -933,10 +928,27 @@
     </w:p>
     <w:p>
       <w:pPr>
+        <w:pStyle w:val="Heading2"/>
+        <w:numPr>
+          <w:ilvl w:val="0"/>
+          <w:numId w:val="11"/>
+        </w:numPr>
+      </w:pPr>
+      <w:r>
+        <w:t>Styling untuk Pages (CSS Module)</w:t>
+      </w:r>
+    </w:p>
+    <w:p>
+      <w:pPr>
+        <w:pStyle w:val="ListParagraph"/>
+        <w:numPr>
+          <w:ilvl w:val="0"/>
+          <w:numId w:val="25"/>
+        </w:numPr>
         <w:spacing w:after="0"/>
       </w:pPr>
       <w:r>
-        <w:t>/shop/clothes/tops</w:t>
+        <w:t>Tambahkan file login.module.css pada folder auth</w:t>
       </w:r>
     </w:p>
     <w:p>
@@ -948,10 +960,10 @@
           <w:noProof/>
         </w:rPr>
         <w:drawing>
-          <wp:inline distT="0" distB="0" distL="0" distR="0" wp14:anchorId="5A28E19A" wp14:editId="7D567DA3">
-            <wp:extent cx="1816100" cy="1249790"/>
-            <wp:effectExtent l="0" t="0" r="0" b="7620"/>
-            <wp:docPr id="1849625028" name="Picture 1"/>
+          <wp:inline distT="0" distB="0" distL="0" distR="0" wp14:anchorId="4F8BA7AA" wp14:editId="3BAC1394">
+            <wp:extent cx="1276416" cy="730288"/>
+            <wp:effectExtent l="0" t="0" r="0" b="0"/>
+            <wp:docPr id="279123317" name="Picture 1"/>
             <wp:cNvGraphicFramePr>
               <a:graphicFrameLocks xmlns:a="http://schemas.openxmlformats.org/drawingml/2006/main" noChangeAspect="1"/>
             </wp:cNvGraphicFramePr>
@@ -959,7 +971,7 @@
               <a:graphicData uri="http://schemas.openxmlformats.org/drawingml/2006/picture">
                 <pic:pic xmlns:pic="http://schemas.openxmlformats.org/drawingml/2006/picture">
                   <pic:nvPicPr>
-                    <pic:cNvPr id="1849625028" name=""/>
+                    <pic:cNvPr id="279123317" name=""/>
                     <pic:cNvPicPr/>
                   </pic:nvPicPr>
                   <pic:blipFill>
@@ -971,7 +983,7 @@
                   <pic:spPr>
                     <a:xfrm>
                       <a:off x="0" y="0"/>
-                      <a:ext cx="1823263" cy="1254719"/>
+                      <a:ext cx="1276416" cy="730288"/>
                     </a:xfrm>
                     <a:prstGeom prst="rect">
                       <a:avLst/>
@@ -986,10 +998,21 @@
     </w:p>
     <w:p>
       <w:pPr>
+        <w:pStyle w:val="ListParagraph"/>
+        <w:numPr>
+          <w:ilvl w:val="0"/>
+          <w:numId w:val="25"/>
+        </w:numPr>
         <w:spacing w:after="0"/>
       </w:pPr>
       <w:r>
-        <w:t>/shop/clothes/tops/t-shirt</w:t>
+        <w:t>M</w:t>
+      </w:r>
+      <w:r>
+        <w:t>odifikasi</w:t>
+      </w:r>
+      <w:r>
+        <w:t xml:space="preserve"> login.module.css dan login.tsx</w:t>
       </w:r>
     </w:p>
     <w:p>
@@ -1001,10 +1024,10 @@
           <w:noProof/>
         </w:rPr>
         <w:drawing>
-          <wp:inline distT="0" distB="0" distL="0" distR="0" wp14:anchorId="0D1D345E" wp14:editId="6B31AFB8">
-            <wp:extent cx="1885950" cy="1166130"/>
-            <wp:effectExtent l="0" t="0" r="0" b="0"/>
-            <wp:docPr id="1312039303" name="Picture 1"/>
+          <wp:inline distT="0" distB="0" distL="0" distR="0" wp14:anchorId="35C56CA2" wp14:editId="27ED2EC4">
+            <wp:extent cx="2723552" cy="2851150"/>
+            <wp:effectExtent l="0" t="0" r="635" b="6350"/>
+            <wp:docPr id="1155309498" name="Picture 1"/>
             <wp:cNvGraphicFramePr>
               <a:graphicFrameLocks xmlns:a="http://schemas.openxmlformats.org/drawingml/2006/main" noChangeAspect="1"/>
             </wp:cNvGraphicFramePr>
@@ -1012,7 +1035,7 @@
               <a:graphicData uri="http://schemas.openxmlformats.org/drawingml/2006/picture">
                 <pic:pic xmlns:pic="http://schemas.openxmlformats.org/drawingml/2006/picture">
                   <pic:nvPicPr>
-                    <pic:cNvPr id="1312039303" name=""/>
+                    <pic:cNvPr id="1155309498" name=""/>
                     <pic:cNvPicPr/>
                   </pic:nvPicPr>
                   <pic:blipFill>
@@ -1024,7 +1047,7 @@
                   <pic:spPr>
                     <a:xfrm>
                       <a:off x="0" y="0"/>
-                      <a:ext cx="1893194" cy="1170609"/>
+                      <a:ext cx="2726031" cy="2853745"/>
                     </a:xfrm>
                     <a:prstGeom prst="rect">
                       <a:avLst/>
@@ -1036,33 +1059,21 @@
           </wp:inline>
         </w:drawing>
       </w:r>
-    </w:p>
-    <w:p>
-      <w:pPr>
-        <w:pStyle w:val="ListParagraph"/>
-        <w:numPr>
-          <w:ilvl w:val="0"/>
-          <w:numId w:val="13"/>
-        </w:numPr>
-        <w:spacing w:after="0"/>
-      </w:pPr>
-      <w:r>
-        <w:t>Modifikasi […slug].tsx</w:t>
-      </w:r>
-      <w:r>
-        <w:t xml:space="preserve"> agar segmentasi tidak terbatasi</w:t>
-      </w:r>
-    </w:p>
-    <w:p>
-      <w:pPr>
-        <w:spacing w:after="0"/>
-      </w:pPr>
-      <w:r>
+      <w:r>
+        <w:rPr>
+          <w:noProof/>
+        </w:rPr>
+        <w:t xml:space="preserve"> </w:t>
+      </w:r>
+      <w:r>
+        <w:rPr>
+          <w:noProof/>
+        </w:rPr>
         <w:drawing>
-          <wp:inline distT="0" distB="0" distL="0" distR="0" wp14:anchorId="1506796E" wp14:editId="30260892">
-            <wp:extent cx="3040628" cy="1593850"/>
-            <wp:effectExtent l="0" t="0" r="7620" b="6350"/>
-            <wp:docPr id="836643652" name="Picture 1"/>
+          <wp:inline distT="0" distB="0" distL="0" distR="0" wp14:anchorId="57720464" wp14:editId="3B4F9A6B">
+            <wp:extent cx="2673350" cy="1173666"/>
+            <wp:effectExtent l="0" t="0" r="0" b="7620"/>
+            <wp:docPr id="810724172" name="Picture 1"/>
             <wp:cNvGraphicFramePr>
               <a:graphicFrameLocks xmlns:a="http://schemas.openxmlformats.org/drawingml/2006/main" noChangeAspect="1"/>
             </wp:cNvGraphicFramePr>
@@ -1070,7 +1081,7 @@
               <a:graphicData uri="http://schemas.openxmlformats.org/drawingml/2006/picture">
                 <pic:pic xmlns:pic="http://schemas.openxmlformats.org/drawingml/2006/picture">
                   <pic:nvPicPr>
-                    <pic:cNvPr id="836643652" name=""/>
+                    <pic:cNvPr id="810724172" name=""/>
                     <pic:cNvPicPr/>
                   </pic:nvPicPr>
                   <pic:blipFill>
@@ -1082,7 +1093,7 @@
                   <pic:spPr>
                     <a:xfrm>
                       <a:off x="0" y="0"/>
-                      <a:ext cx="3048196" cy="1597817"/>
+                      <a:ext cx="2677205" cy="1175358"/>
                     </a:xfrm>
                     <a:prstGeom prst="rect">
                       <a:avLst/>
@@ -1100,21 +1111,24 @@
         <w:pStyle w:val="ListParagraph"/>
         <w:numPr>
           <w:ilvl w:val="0"/>
-          <w:numId w:val="13"/>
+          <w:numId w:val="25"/>
         </w:numPr>
         <w:spacing w:after="0"/>
       </w:pPr>
       <w:r>
-        <w:t>Jalankan project untuk menguji banyaknya segmentasi yang terbaca</w:t>
-      </w:r>
-    </w:p>
-    <w:p>
-      <w:r>
+        <w:t>Jalankan browser</w:t>
+      </w:r>
+    </w:p>
+    <w:p>
+      <w:r>
+        <w:rPr>
+          <w:noProof/>
+        </w:rPr>
         <w:drawing>
-          <wp:inline distT="0" distB="0" distL="0" distR="0" wp14:anchorId="766CAFCD" wp14:editId="30B76495">
-            <wp:extent cx="3067050" cy="1707477"/>
-            <wp:effectExtent l="0" t="0" r="0" b="7620"/>
-            <wp:docPr id="1200349978" name="Picture 1"/>
+          <wp:inline distT="0" distB="0" distL="0" distR="0" wp14:anchorId="2FBAFE82" wp14:editId="76BF5530">
+            <wp:extent cx="4841017" cy="2413000"/>
+            <wp:effectExtent l="0" t="0" r="0" b="6350"/>
+            <wp:docPr id="869516549" name="Picture 1"/>
             <wp:cNvGraphicFramePr>
               <a:graphicFrameLocks xmlns:a="http://schemas.openxmlformats.org/drawingml/2006/main" noChangeAspect="1"/>
             </wp:cNvGraphicFramePr>
@@ -1122,7 +1136,7 @@
               <a:graphicData uri="http://schemas.openxmlformats.org/drawingml/2006/picture">
                 <pic:pic xmlns:pic="http://schemas.openxmlformats.org/drawingml/2006/picture">
                   <pic:nvPicPr>
-                    <pic:cNvPr id="1200349978" name=""/>
+                    <pic:cNvPr id="869516549" name=""/>
                     <pic:cNvPicPr/>
                   </pic:nvPicPr>
                   <pic:blipFill>
@@ -1134,7 +1148,7 @@
                   <pic:spPr>
                     <a:xfrm>
                       <a:off x="0" y="0"/>
-                      <a:ext cx="3071494" cy="1709951"/>
+                      <a:ext cx="4850494" cy="2417724"/>
                     </a:xfrm>
                     <a:prstGeom prst="rect">
                       <a:avLst/>
@@ -1157,7 +1171,7 @@
       </w:pPr>
       <w:r>
         <w:lastRenderedPageBreak/>
-        <w:t>Optional Catch-All Route</w:t>
+        <w:t>Conditional Rendering Navbar (Tanpa Navbar di Login)</w:t>
       </w:r>
     </w:p>
     <w:p>
@@ -1165,12 +1179,12 @@
         <w:pStyle w:val="ListParagraph"/>
         <w:numPr>
           <w:ilvl w:val="0"/>
-          <w:numId w:val="13"/>
+          <w:numId w:val="25"/>
         </w:numPr>
         <w:spacing w:after="0"/>
       </w:pPr>
       <w:r>
-        <w:t>Jika menggunakan [...slug].js maka ketika mengakses shop akan terjadi error</w:t>
+        <w:t>Modifikasi index.tsx pada folder Appsheel</w:t>
       </w:r>
     </w:p>
     <w:p>
@@ -1182,10 +1196,10 @@
           <w:noProof/>
         </w:rPr>
         <w:drawing>
-          <wp:inline distT="0" distB="0" distL="0" distR="0" wp14:anchorId="1AC09B1B" wp14:editId="4BB27B81">
-            <wp:extent cx="4330700" cy="2129365"/>
-            <wp:effectExtent l="0" t="0" r="0" b="4445"/>
-            <wp:docPr id="513653341" name="Picture 1"/>
+          <wp:inline distT="0" distB="0" distL="0" distR="0" wp14:anchorId="2ED6DC56" wp14:editId="75960461">
+            <wp:extent cx="2844800" cy="2496193"/>
+            <wp:effectExtent l="0" t="0" r="0" b="0"/>
+            <wp:docPr id="376397587" name="Picture 1"/>
             <wp:cNvGraphicFramePr>
               <a:graphicFrameLocks xmlns:a="http://schemas.openxmlformats.org/drawingml/2006/main" noChangeAspect="1"/>
             </wp:cNvGraphicFramePr>
@@ -1193,7 +1207,7 @@
               <a:graphicData uri="http://schemas.openxmlformats.org/drawingml/2006/picture">
                 <pic:pic xmlns:pic="http://schemas.openxmlformats.org/drawingml/2006/picture">
                   <pic:nvPicPr>
-                    <pic:cNvPr id="513653341" name=""/>
+                    <pic:cNvPr id="376397587" name=""/>
                     <pic:cNvPicPr/>
                   </pic:nvPicPr>
                   <pic:blipFill>
@@ -1205,7 +1219,7 @@
                   <pic:spPr>
                     <a:xfrm>
                       <a:off x="0" y="0"/>
-                      <a:ext cx="4339015" cy="2133453"/>
+                      <a:ext cx="2848356" cy="2499313"/>
                     </a:xfrm>
                     <a:prstGeom prst="rect">
                       <a:avLst/>
@@ -1223,30 +1237,24 @@
         <w:pStyle w:val="ListParagraph"/>
         <w:numPr>
           <w:ilvl w:val="0"/>
-          <w:numId w:val="13"/>
+          <w:numId w:val="25"/>
         </w:numPr>
         <w:spacing w:after="0"/>
       </w:pPr>
       <w:r>
-        <w:t xml:space="preserve">Rename </w:t>
-      </w:r>
-      <w:r>
-        <w:t xml:space="preserve">[...slug].js </w:t>
-      </w:r>
-      <w:r>
-        <w:t xml:space="preserve">menjadi </w:t>
-      </w:r>
-      <w:r>
-        <w:t>[[...slug]].js</w:t>
-      </w:r>
-    </w:p>
-    <w:p>
-      <w:r>
+        <w:t>Jalankan browser</w:t>
+      </w:r>
+    </w:p>
+    <w:p>
+      <w:r>
+        <w:rPr>
+          <w:noProof/>
+        </w:rPr>
         <w:drawing>
-          <wp:inline distT="0" distB="0" distL="0" distR="0" wp14:anchorId="1B1B53EA" wp14:editId="2A069FB1">
-            <wp:extent cx="2099247" cy="395524"/>
-            <wp:effectExtent l="0" t="0" r="0" b="5080"/>
-            <wp:docPr id="445706191" name="Picture 1"/>
+          <wp:inline distT="0" distB="0" distL="0" distR="0" wp14:anchorId="62D8DFFA" wp14:editId="7A050850">
+            <wp:extent cx="4826000" cy="2396425"/>
+            <wp:effectExtent l="0" t="0" r="0" b="4445"/>
+            <wp:docPr id="268541040" name="Picture 1"/>
             <wp:cNvGraphicFramePr>
               <a:graphicFrameLocks xmlns:a="http://schemas.openxmlformats.org/drawingml/2006/main" noChangeAspect="1"/>
             </wp:cNvGraphicFramePr>
@@ -1254,12 +1262,20 @@
               <a:graphicData uri="http://schemas.openxmlformats.org/drawingml/2006/picture">
                 <pic:pic xmlns:pic="http://schemas.openxmlformats.org/drawingml/2006/picture">
                   <pic:nvPicPr>
-                    <pic:cNvPr id="445706191" name=""/>
-                    <pic:cNvPicPr/>
+                    <pic:cNvPr id="0" name="Picture 1"/>
+                    <pic:cNvPicPr>
+                      <a:picLocks noChangeAspect="1" noChangeArrowheads="1"/>
+                    </pic:cNvPicPr>
                   </pic:nvPicPr>
-                  <pic:blipFill rotWithShape="1">
-                    <a:blip r:embed="rId19"/>
-                    <a:srcRect t="74376"/>
+                  <pic:blipFill>
+                    <a:blip r:embed="rId19" cstate="print">
+                      <a:extLst>
+                        <a:ext uri="{28A0092B-C50C-407E-A947-70E740481C1C}">
+                          <a14:useLocalDpi xmlns:a14="http://schemas.microsoft.com/office/drawing/2010/main" val="0"/>
+                        </a:ext>
+                      </a:extLst>
+                    </a:blip>
+                    <a:srcRect/>
                     <a:stretch>
                       <a:fillRect/>
                     </a:stretch>
@@ -1267,19 +1283,15 @@
                   <pic:spPr bwMode="auto">
                     <a:xfrm>
                       <a:off x="0" y="0"/>
-                      <a:ext cx="2142054" cy="403589"/>
+                      <a:ext cx="4839359" cy="2403059"/>
                     </a:xfrm>
                     <a:prstGeom prst="rect">
                       <a:avLst/>
                     </a:prstGeom>
+                    <a:noFill/>
                     <a:ln>
                       <a:noFill/>
                     </a:ln>
-                    <a:extLst>
-                      <a:ext uri="{53640926-AAD7-44D8-BBD7-CCE9431645EC}">
-                        <a14:shadowObscured xmlns:a14="http://schemas.microsoft.com/office/drawing/2010/main"/>
-                      </a:ext>
-                    </a:extLst>
                   </pic:spPr>
                 </pic:pic>
               </a:graphicData>
@@ -1287,12 +1299,45 @@
           </wp:inline>
         </w:drawing>
       </w:r>
-      <w:r>
+    </w:p>
+    <w:p>
+      <w:pPr>
+        <w:pStyle w:val="Heading2"/>
+        <w:numPr>
+          <w:ilvl w:val="0"/>
+          <w:numId w:val="11"/>
+        </w:numPr>
+      </w:pPr>
+      <w:r>
+        <w:t>Refactoring Struktur Project (Best Practice)</w:t>
+      </w:r>
+    </w:p>
+    <w:p>
+      <w:pPr>
+        <w:pStyle w:val="ListParagraph"/>
+        <w:numPr>
+          <w:ilvl w:val="0"/>
+          <w:numId w:val="25"/>
+        </w:numPr>
+        <w:spacing w:after="0"/>
+      </w:pPr>
+      <w:r>
+        <w:t>Refactor struktur login</w:t>
+      </w:r>
+    </w:p>
+    <w:p>
+      <w:pPr>
+        <w:spacing w:after="0"/>
+      </w:pPr>
+      <w:r>
+        <w:rPr>
+          <w:noProof/>
+        </w:rPr>
         <w:drawing>
-          <wp:inline distT="0" distB="0" distL="0" distR="0" wp14:anchorId="19AA2A10" wp14:editId="72FE7CB9">
-            <wp:extent cx="1483307" cy="1320800"/>
-            <wp:effectExtent l="0" t="0" r="3175" b="0"/>
-            <wp:docPr id="2020162418" name="Picture 1"/>
+          <wp:inline distT="0" distB="0" distL="0" distR="0" wp14:anchorId="226F9A57" wp14:editId="2E80C988">
+            <wp:extent cx="1409772" cy="2724290"/>
+            <wp:effectExtent l="0" t="0" r="0" b="0"/>
+            <wp:docPr id="1359254001" name="Picture 1"/>
             <wp:cNvGraphicFramePr>
               <a:graphicFrameLocks xmlns:a="http://schemas.openxmlformats.org/drawingml/2006/main" noChangeAspect="1"/>
             </wp:cNvGraphicFramePr>
@@ -1300,7 +1345,7 @@
               <a:graphicData uri="http://schemas.openxmlformats.org/drawingml/2006/picture">
                 <pic:pic xmlns:pic="http://schemas.openxmlformats.org/drawingml/2006/picture">
                   <pic:nvPicPr>
-                    <pic:cNvPr id="2020162418" name=""/>
+                    <pic:cNvPr id="1359254001" name=""/>
                     <pic:cNvPicPr/>
                   </pic:nvPicPr>
                   <pic:blipFill>
@@ -1312,7 +1357,7 @@
                   <pic:spPr>
                     <a:xfrm>
                       <a:off x="0" y="0"/>
-                      <a:ext cx="1495136" cy="1331333"/>
+                      <a:ext cx="1409772" cy="2724290"/>
                     </a:xfrm>
                     <a:prstGeom prst="rect">
                       <a:avLst/>
@@ -1327,27 +1372,22 @@
     </w:p>
     <w:p>
       <w:pPr>
-        <w:pStyle w:val="Heading2"/>
-        <w:numPr>
-          <w:ilvl w:val="0"/>
-          <w:numId w:val="11"/>
-        </w:numPr>
-      </w:pPr>
-      <w:r>
-        <w:t>Validasi Parameter</w:t>
-      </w:r>
-    </w:p>
-    <w:p>
-      <w:pPr>
         <w:pStyle w:val="ListParagraph"/>
         <w:numPr>
           <w:ilvl w:val="0"/>
-          <w:numId w:val="13"/>
+          <w:numId w:val="25"/>
         </w:numPr>
         <w:spacing w:after="0"/>
       </w:pPr>
       <w:r>
-        <w:t>Tambahkan validasi agar tidak error saat slug kosong</w:t>
+        <w:lastRenderedPageBreak/>
+        <w:t xml:space="preserve">Modifikasi </w:t>
+      </w:r>
+      <w:r>
+        <w:t>login.module.css pada folder view/auth/login/</w:t>
+      </w:r>
+      <w:r>
+        <w:t xml:space="preserve"> dan hapus yang ada pada pages/auth</w:t>
       </w:r>
     </w:p>
     <w:p>
@@ -1355,11 +1395,14 @@
         <w:spacing w:after="0"/>
       </w:pPr>
       <w:r>
+        <w:rPr>
+          <w:noProof/>
+        </w:rPr>
         <w:drawing>
-          <wp:inline distT="0" distB="0" distL="0" distR="0" wp14:anchorId="0C6B727B" wp14:editId="1DF2C69B">
-            <wp:extent cx="3282950" cy="1880704"/>
-            <wp:effectExtent l="0" t="0" r="0" b="5715"/>
-            <wp:docPr id="761196485" name="Picture 1"/>
+          <wp:inline distT="0" distB="0" distL="0" distR="0" wp14:anchorId="2D2B152A" wp14:editId="7A6BBABA">
+            <wp:extent cx="2571750" cy="906589"/>
+            <wp:effectExtent l="0" t="0" r="0" b="8255"/>
+            <wp:docPr id="1228079825" name="Picture 1"/>
             <wp:cNvGraphicFramePr>
               <a:graphicFrameLocks xmlns:a="http://schemas.openxmlformats.org/drawingml/2006/main" noChangeAspect="1"/>
             </wp:cNvGraphicFramePr>
@@ -1367,7 +1410,7 @@
               <a:graphicData uri="http://schemas.openxmlformats.org/drawingml/2006/picture">
                 <pic:pic xmlns:pic="http://schemas.openxmlformats.org/drawingml/2006/picture">
                   <pic:nvPicPr>
-                    <pic:cNvPr id="761196485" name=""/>
+                    <pic:cNvPr id="1228079825" name=""/>
                     <pic:cNvPicPr/>
                   </pic:nvPicPr>
                   <pic:blipFill>
@@ -1379,7 +1422,7 @@
                   <pic:spPr>
                     <a:xfrm>
                       <a:off x="0" y="0"/>
-                      <a:ext cx="3293479" cy="1886736"/>
+                      <a:ext cx="2600707" cy="916797"/>
                     </a:xfrm>
                     <a:prstGeom prst="rect">
                       <a:avLst/>
@@ -1391,27 +1434,21 @@
           </wp:inline>
         </w:drawing>
       </w:r>
-    </w:p>
-    <w:p>
-      <w:pPr>
-        <w:pStyle w:val="ListParagraph"/>
-        <w:numPr>
-          <w:ilvl w:val="0"/>
-          <w:numId w:val="13"/>
-        </w:numPr>
-        <w:spacing w:after="0"/>
-      </w:pPr>
-      <w:r>
-        <w:t>Jalankan project tanpa menambahkan parameter</w:t>
-      </w:r>
-    </w:p>
-    <w:p>
-      <w:r>
+      <w:r>
+        <w:rPr>
+          <w:noProof/>
+        </w:rPr>
+        <w:t xml:space="preserve"> </w:t>
+      </w:r>
+      <w:r>
+        <w:rPr>
+          <w:noProof/>
+        </w:rPr>
         <w:drawing>
-          <wp:inline distT="0" distB="0" distL="0" distR="0" wp14:anchorId="504EFBEB" wp14:editId="5A94928B">
-            <wp:extent cx="2032000" cy="1864221"/>
-            <wp:effectExtent l="0" t="0" r="6350" b="3175"/>
-            <wp:docPr id="819032809" name="Picture 1"/>
+          <wp:inline distT="0" distB="0" distL="0" distR="0" wp14:anchorId="5E2C907A" wp14:editId="5690B9EE">
+            <wp:extent cx="1121502" cy="869950"/>
+            <wp:effectExtent l="0" t="0" r="2540" b="6350"/>
+            <wp:docPr id="473394086" name="Picture 1"/>
             <wp:cNvGraphicFramePr>
               <a:graphicFrameLocks xmlns:a="http://schemas.openxmlformats.org/drawingml/2006/main" noChangeAspect="1"/>
             </wp:cNvGraphicFramePr>
@@ -1419,7 +1456,7 @@
               <a:graphicData uri="http://schemas.openxmlformats.org/drawingml/2006/picture">
                 <pic:pic xmlns:pic="http://schemas.openxmlformats.org/drawingml/2006/picture">
                   <pic:nvPicPr>
-                    <pic:cNvPr id="819032809" name=""/>
+                    <pic:cNvPr id="473394086" name=""/>
                     <pic:cNvPicPr/>
                   </pic:nvPicPr>
                   <pic:blipFill>
@@ -1431,7 +1468,7 @@
                   <pic:spPr>
                     <a:xfrm>
                       <a:off x="0" y="0"/>
-                      <a:ext cx="2035932" cy="1867828"/>
+                      <a:ext cx="1131037" cy="877346"/>
                     </a:xfrm>
                     <a:prstGeom prst="rect">
                       <a:avLst/>
@@ -1446,6 +1483,190 @@
     </w:p>
     <w:p>
       <w:pPr>
+        <w:pStyle w:val="ListParagraph"/>
+        <w:numPr>
+          <w:ilvl w:val="0"/>
+          <w:numId w:val="25"/>
+        </w:numPr>
+        <w:spacing w:after="0"/>
+      </w:pPr>
+      <w:r>
+        <w:t>Modifikasi login.tsx pada folder pages/auth</w:t>
+      </w:r>
+    </w:p>
+    <w:p>
+      <w:pPr>
+        <w:spacing w:after="0"/>
+      </w:pPr>
+      <w:r>
+        <w:rPr>
+          <w:noProof/>
+        </w:rPr>
+        <w:drawing>
+          <wp:inline distT="0" distB="0" distL="0" distR="0" wp14:anchorId="45616D2A" wp14:editId="4249142F">
+            <wp:extent cx="2432050" cy="1371807"/>
+            <wp:effectExtent l="0" t="0" r="6350" b="0"/>
+            <wp:docPr id="1300958777" name="Picture 1"/>
+            <wp:cNvGraphicFramePr>
+              <a:graphicFrameLocks xmlns:a="http://schemas.openxmlformats.org/drawingml/2006/main" noChangeAspect="1"/>
+            </wp:cNvGraphicFramePr>
+            <a:graphic xmlns:a="http://schemas.openxmlformats.org/drawingml/2006/main">
+              <a:graphicData uri="http://schemas.openxmlformats.org/drawingml/2006/picture">
+                <pic:pic xmlns:pic="http://schemas.openxmlformats.org/drawingml/2006/picture">
+                  <pic:nvPicPr>
+                    <pic:cNvPr id="1300958777" name=""/>
+                    <pic:cNvPicPr/>
+                  </pic:nvPicPr>
+                  <pic:blipFill>
+                    <a:blip r:embed="rId23"/>
+                    <a:stretch>
+                      <a:fillRect/>
+                    </a:stretch>
+                  </pic:blipFill>
+                  <pic:spPr>
+                    <a:xfrm>
+                      <a:off x="0" y="0"/>
+                      <a:ext cx="2441480" cy="1377126"/>
+                    </a:xfrm>
+                    <a:prstGeom prst="rect">
+                      <a:avLst/>
+                    </a:prstGeom>
+                  </pic:spPr>
+                </pic:pic>
+              </a:graphicData>
+            </a:graphic>
+          </wp:inline>
+        </w:drawing>
+      </w:r>
+    </w:p>
+    <w:p>
+      <w:pPr>
+        <w:pStyle w:val="ListParagraph"/>
+        <w:numPr>
+          <w:ilvl w:val="0"/>
+          <w:numId w:val="25"/>
+        </w:numPr>
+        <w:spacing w:after="0"/>
+      </w:pPr>
+      <w:r>
+        <w:t>Modifikasi index.tsx pada folder views/auth/login</w:t>
+      </w:r>
+    </w:p>
+    <w:p>
+      <w:pPr>
+        <w:spacing w:after="0"/>
+      </w:pPr>
+      <w:r>
+        <w:rPr>
+          <w:noProof/>
+        </w:rPr>
+        <w:drawing>
+          <wp:inline distT="0" distB="0" distL="0" distR="0" wp14:anchorId="02A034BE" wp14:editId="7C1908B2">
+            <wp:extent cx="2575217" cy="2660650"/>
+            <wp:effectExtent l="0" t="0" r="0" b="6350"/>
+            <wp:docPr id="1826364442" name="Picture 1"/>
+            <wp:cNvGraphicFramePr>
+              <a:graphicFrameLocks xmlns:a="http://schemas.openxmlformats.org/drawingml/2006/main" noChangeAspect="1"/>
+            </wp:cNvGraphicFramePr>
+            <a:graphic xmlns:a="http://schemas.openxmlformats.org/drawingml/2006/main">
+              <a:graphicData uri="http://schemas.openxmlformats.org/drawingml/2006/picture">
+                <pic:pic xmlns:pic="http://schemas.openxmlformats.org/drawingml/2006/picture">
+                  <pic:nvPicPr>
+                    <pic:cNvPr id="1826364442" name=""/>
+                    <pic:cNvPicPr/>
+                  </pic:nvPicPr>
+                  <pic:blipFill>
+                    <a:blip r:embed="rId24"/>
+                    <a:stretch>
+                      <a:fillRect/>
+                    </a:stretch>
+                  </pic:blipFill>
+                  <pic:spPr>
+                    <a:xfrm>
+                      <a:off x="0" y="0"/>
+                      <a:ext cx="2583649" cy="2669362"/>
+                    </a:xfrm>
+                    <a:prstGeom prst="rect">
+                      <a:avLst/>
+                    </a:prstGeom>
+                  </pic:spPr>
+                </pic:pic>
+              </a:graphicData>
+            </a:graphic>
+          </wp:inline>
+        </w:drawing>
+      </w:r>
+    </w:p>
+    <w:p>
+      <w:pPr>
+        <w:pStyle w:val="ListParagraph"/>
+        <w:numPr>
+          <w:ilvl w:val="0"/>
+          <w:numId w:val="25"/>
+        </w:numPr>
+        <w:spacing w:after="0"/>
+      </w:pPr>
+      <w:r>
+        <w:t>Jalankan browser</w:t>
+      </w:r>
+    </w:p>
+    <w:p>
+      <w:r>
+        <w:rPr>
+          <w:noProof/>
+        </w:rPr>
+        <w:drawing>
+          <wp:inline distT="0" distB="0" distL="0" distR="0" wp14:anchorId="501A958A" wp14:editId="26E7AE72">
+            <wp:extent cx="4826000" cy="2396425"/>
+            <wp:effectExtent l="0" t="0" r="0" b="4445"/>
+            <wp:docPr id="1671957519" name="Picture 1"/>
+            <wp:cNvGraphicFramePr>
+              <a:graphicFrameLocks xmlns:a="http://schemas.openxmlformats.org/drawingml/2006/main" noChangeAspect="1"/>
+            </wp:cNvGraphicFramePr>
+            <a:graphic xmlns:a="http://schemas.openxmlformats.org/drawingml/2006/main">
+              <a:graphicData uri="http://schemas.openxmlformats.org/drawingml/2006/picture">
+                <pic:pic xmlns:pic="http://schemas.openxmlformats.org/drawingml/2006/picture">
+                  <pic:nvPicPr>
+                    <pic:cNvPr id="0" name="Picture 1"/>
+                    <pic:cNvPicPr>
+                      <a:picLocks noChangeAspect="1" noChangeArrowheads="1"/>
+                    </pic:cNvPicPr>
+                  </pic:nvPicPr>
+                  <pic:blipFill>
+                    <a:blip r:embed="rId19" cstate="print">
+                      <a:extLst>
+                        <a:ext uri="{28A0092B-C50C-407E-A947-70E740481C1C}">
+                          <a14:useLocalDpi xmlns:a14="http://schemas.microsoft.com/office/drawing/2010/main" val="0"/>
+                        </a:ext>
+                      </a:extLst>
+                    </a:blip>
+                    <a:srcRect/>
+                    <a:stretch>
+                      <a:fillRect/>
+                    </a:stretch>
+                  </pic:blipFill>
+                  <pic:spPr bwMode="auto">
+                    <a:xfrm>
+                      <a:off x="0" y="0"/>
+                      <a:ext cx="4839359" cy="2403059"/>
+                    </a:xfrm>
+                    <a:prstGeom prst="rect">
+                      <a:avLst/>
+                    </a:prstGeom>
+                    <a:noFill/>
+                    <a:ln>
+                      <a:noFill/>
+                    </a:ln>
+                  </pic:spPr>
+                </pic:pic>
+              </a:graphicData>
+            </a:graphic>
+          </wp:inline>
+        </w:drawing>
+      </w:r>
+    </w:p>
+    <w:p>
+      <w:pPr>
         <w:pStyle w:val="Heading2"/>
         <w:numPr>
           <w:ilvl w:val="0"/>
@@ -1454,7 +1675,7 @@
       </w:pPr>
       <w:r>
         <w:lastRenderedPageBreak/>
-        <w:t>Membuat Halaman Login &amp; Register</w:t>
+        <w:t>Inline Styling (CSS-in-JS)</w:t>
       </w:r>
     </w:p>
     <w:p>
@@ -1462,9 +1683,113 @@
         <w:pStyle w:val="ListParagraph"/>
         <w:numPr>
           <w:ilvl w:val="0"/>
-          <w:numId w:val="13"/>
+          <w:numId w:val="25"/>
         </w:numPr>
-      </w:pPr>
+        <w:spacing w:after="0"/>
+      </w:pPr>
+      <w:r>
+        <w:t>Modifikasi index.tsx pada folder views/auth/login</w:t>
+      </w:r>
+    </w:p>
+    <w:p>
+      <w:pPr>
+        <w:spacing w:after="0"/>
+      </w:pPr>
+      <w:r>
+        <w:rPr>
+          <w:noProof/>
+        </w:rPr>
+        <w:drawing>
+          <wp:inline distT="0" distB="0" distL="0" distR="0" wp14:anchorId="551595AA" wp14:editId="416DA779">
+            <wp:extent cx="4508500" cy="2039964"/>
+            <wp:effectExtent l="0" t="0" r="6350" b="0"/>
+            <wp:docPr id="1568554089" name="Picture 1"/>
+            <wp:cNvGraphicFramePr>
+              <a:graphicFrameLocks xmlns:a="http://schemas.openxmlformats.org/drawingml/2006/main" noChangeAspect="1"/>
+            </wp:cNvGraphicFramePr>
+            <a:graphic xmlns:a="http://schemas.openxmlformats.org/drawingml/2006/main">
+              <a:graphicData uri="http://schemas.openxmlformats.org/drawingml/2006/picture">
+                <pic:pic xmlns:pic="http://schemas.openxmlformats.org/drawingml/2006/picture">
+                  <pic:nvPicPr>
+                    <pic:cNvPr id="1568554089" name=""/>
+                    <pic:cNvPicPr/>
+                  </pic:nvPicPr>
+                  <pic:blipFill>
+                    <a:blip r:embed="rId25"/>
+                    <a:stretch>
+                      <a:fillRect/>
+                    </a:stretch>
+                  </pic:blipFill>
+                  <pic:spPr>
+                    <a:xfrm>
+                      <a:off x="0" y="0"/>
+                      <a:ext cx="4534782" cy="2051856"/>
+                    </a:xfrm>
+                    <a:prstGeom prst="rect">
+                      <a:avLst/>
+                    </a:prstGeom>
+                  </pic:spPr>
+                </pic:pic>
+              </a:graphicData>
+            </a:graphic>
+          </wp:inline>
+        </w:drawing>
+      </w:r>
+    </w:p>
+    <w:p>
+      <w:pPr>
+        <w:pStyle w:val="ListParagraph"/>
+        <w:numPr>
+          <w:ilvl w:val="0"/>
+          <w:numId w:val="25"/>
+        </w:numPr>
+        <w:spacing w:after="0"/>
+      </w:pPr>
+      <w:r>
+        <w:t>Jalankan browser</w:t>
+      </w:r>
+    </w:p>
+    <w:p>
+      <w:r>
+        <w:rPr>
+          <w:noProof/>
+        </w:rPr>
+        <w:drawing>
+          <wp:inline distT="0" distB="0" distL="0" distR="0" wp14:anchorId="1C07521D" wp14:editId="7609C46C">
+            <wp:extent cx="4451350" cy="2189674"/>
+            <wp:effectExtent l="0" t="0" r="6350" b="1270"/>
+            <wp:docPr id="768385986" name="Picture 1"/>
+            <wp:cNvGraphicFramePr>
+              <a:graphicFrameLocks xmlns:a="http://schemas.openxmlformats.org/drawingml/2006/main" noChangeAspect="1"/>
+            </wp:cNvGraphicFramePr>
+            <a:graphic xmlns:a="http://schemas.openxmlformats.org/drawingml/2006/main">
+              <a:graphicData uri="http://schemas.openxmlformats.org/drawingml/2006/picture">
+                <pic:pic xmlns:pic="http://schemas.openxmlformats.org/drawingml/2006/picture">
+                  <pic:nvPicPr>
+                    <pic:cNvPr id="768385986" name=""/>
+                    <pic:cNvPicPr/>
+                  </pic:nvPicPr>
+                  <pic:blipFill>
+                    <a:blip r:embed="rId26"/>
+                    <a:stretch>
+                      <a:fillRect/>
+                    </a:stretch>
+                  </pic:blipFill>
+                  <pic:spPr>
+                    <a:xfrm>
+                      <a:off x="0" y="0"/>
+                      <a:ext cx="4455514" cy="2191722"/>
+                    </a:xfrm>
+                    <a:prstGeom prst="rect">
+                      <a:avLst/>
+                    </a:prstGeom>
+                  </pic:spPr>
+                </pic:pic>
+              </a:graphicData>
+            </a:graphic>
+          </wp:inline>
+        </w:drawing>
+      </w:r>
     </w:p>
     <w:p>
       <w:pPr>
@@ -1475,7 +1800,136 @@
         </w:numPr>
       </w:pPr>
       <w:r>
-        <w:t>Navigasi Imperatif (router.push)</w:t>
+        <w:t>Kombinasi Global CSS + CSS Module</w:t>
+      </w:r>
+    </w:p>
+    <w:p>
+      <w:pPr>
+        <w:pStyle w:val="ListParagraph"/>
+        <w:numPr>
+          <w:ilvl w:val="0"/>
+          <w:numId w:val="25"/>
+        </w:numPr>
+        <w:spacing w:after="0"/>
+      </w:pPr>
+      <w:r>
+        <w:t>Modifikasi global.css</w:t>
+      </w:r>
+    </w:p>
+    <w:p>
+      <w:pPr>
+        <w:spacing w:after="0"/>
+      </w:pPr>
+      <w:r>
+        <w:rPr>
+          <w:noProof/>
+        </w:rPr>
+        <w:drawing>
+          <wp:inline distT="0" distB="0" distL="0" distR="0" wp14:anchorId="6F845519" wp14:editId="22475236">
+            <wp:extent cx="1758950" cy="2784592"/>
+            <wp:effectExtent l="0" t="0" r="0" b="0"/>
+            <wp:docPr id="379317203" name="Picture 1"/>
+            <wp:cNvGraphicFramePr>
+              <a:graphicFrameLocks xmlns:a="http://schemas.openxmlformats.org/drawingml/2006/main" noChangeAspect="1"/>
+            </wp:cNvGraphicFramePr>
+            <a:graphic xmlns:a="http://schemas.openxmlformats.org/drawingml/2006/main">
+              <a:graphicData uri="http://schemas.openxmlformats.org/drawingml/2006/picture">
+                <pic:pic xmlns:pic="http://schemas.openxmlformats.org/drawingml/2006/picture">
+                  <pic:nvPicPr>
+                    <pic:cNvPr id="379317203" name=""/>
+                    <pic:cNvPicPr/>
+                  </pic:nvPicPr>
+                  <pic:blipFill>
+                    <a:blip r:embed="rId27"/>
+                    <a:stretch>
+                      <a:fillRect/>
+                    </a:stretch>
+                  </pic:blipFill>
+                  <pic:spPr>
+                    <a:xfrm>
+                      <a:off x="0" y="0"/>
+                      <a:ext cx="1762694" cy="2790519"/>
+                    </a:xfrm>
+                    <a:prstGeom prst="rect">
+                      <a:avLst/>
+                    </a:prstGeom>
+                  </pic:spPr>
+                </pic:pic>
+              </a:graphicData>
+            </a:graphic>
+          </wp:inline>
+        </w:drawing>
+      </w:r>
+    </w:p>
+    <w:p>
+      <w:pPr>
+        <w:spacing w:after="0"/>
+      </w:pPr>
+    </w:p>
+    <w:p>
+      <w:pPr>
+        <w:spacing w:after="0"/>
+      </w:pPr>
+    </w:p>
+    <w:p>
+      <w:pPr>
+        <w:spacing w:after="0"/>
+      </w:pPr>
+    </w:p>
+    <w:p>
+      <w:pPr>
+        <w:pStyle w:val="ListParagraph"/>
+        <w:numPr>
+          <w:ilvl w:val="0"/>
+          <w:numId w:val="25"/>
+        </w:numPr>
+        <w:spacing w:after="0"/>
+      </w:pPr>
+      <w:r>
+        <w:lastRenderedPageBreak/>
+        <w:t>Modifikasi index.tsx pada folder components/layouts/navbar</w:t>
+      </w:r>
+    </w:p>
+    <w:p>
+      <w:r>
+        <w:rPr>
+          <w:noProof/>
+        </w:rPr>
+        <w:drawing>
+          <wp:inline distT="0" distB="0" distL="0" distR="0" wp14:anchorId="33EB715F" wp14:editId="5B897606">
+            <wp:extent cx="2730500" cy="1767417"/>
+            <wp:effectExtent l="0" t="0" r="0" b="4445"/>
+            <wp:docPr id="1536424812" name="Picture 1"/>
+            <wp:cNvGraphicFramePr>
+              <a:graphicFrameLocks xmlns:a="http://schemas.openxmlformats.org/drawingml/2006/main" noChangeAspect="1"/>
+            </wp:cNvGraphicFramePr>
+            <a:graphic xmlns:a="http://schemas.openxmlformats.org/drawingml/2006/main">
+              <a:graphicData uri="http://schemas.openxmlformats.org/drawingml/2006/picture">
+                <pic:pic xmlns:pic="http://schemas.openxmlformats.org/drawingml/2006/picture">
+                  <pic:nvPicPr>
+                    <pic:cNvPr id="1536424812" name=""/>
+                    <pic:cNvPicPr/>
+                  </pic:nvPicPr>
+                  <pic:blipFill>
+                    <a:blip r:embed="rId28"/>
+                    <a:stretch>
+                      <a:fillRect/>
+                    </a:stretch>
+                  </pic:blipFill>
+                  <pic:spPr>
+                    <a:xfrm>
+                      <a:off x="0" y="0"/>
+                      <a:ext cx="2739293" cy="1773109"/>
+                    </a:xfrm>
+                    <a:prstGeom prst="rect">
+                      <a:avLst/>
+                    </a:prstGeom>
+                  </pic:spPr>
+                </pic:pic>
+              </a:graphicData>
+            </a:graphic>
+          </wp:inline>
+        </w:drawing>
       </w:r>
     </w:p>
     <w:p>
@@ -1487,20 +1941,1087 @@
         </w:numPr>
       </w:pPr>
       <w:r>
-        <w:t>Simulasi Redirect (Belum Login)</w:t>
-      </w:r>
-    </w:p>
+        <w:t>SCSS (SASS)</w:t>
+      </w:r>
+    </w:p>
+    <w:p>
+      <w:pPr>
+        <w:pStyle w:val="ListParagraph"/>
+        <w:numPr>
+          <w:ilvl w:val="0"/>
+          <w:numId w:val="25"/>
+        </w:numPr>
+        <w:spacing w:after="0"/>
+      </w:pPr>
+      <w:r>
+        <w:t xml:space="preserve">Install SASS lalu cek </w:t>
+      </w:r>
+      <w:r>
+        <w:t>pada package.css</w:t>
+      </w:r>
+    </w:p>
+    <w:p>
+      <w:pPr>
+        <w:spacing w:after="0"/>
+      </w:pPr>
+      <w:r>
+        <w:rPr>
+          <w:noProof/>
+        </w:rPr>
+        <w:drawing>
+          <wp:inline distT="0" distB="0" distL="0" distR="0" wp14:anchorId="05472ECC" wp14:editId="36D1C9EA">
+            <wp:extent cx="2667000" cy="166688"/>
+            <wp:effectExtent l="0" t="0" r="0" b="5080"/>
+            <wp:docPr id="1004009392" name="Picture 1"/>
+            <wp:cNvGraphicFramePr>
+              <a:graphicFrameLocks xmlns:a="http://schemas.openxmlformats.org/drawingml/2006/main" noChangeAspect="1"/>
+            </wp:cNvGraphicFramePr>
+            <a:graphic xmlns:a="http://schemas.openxmlformats.org/drawingml/2006/main">
+              <a:graphicData uri="http://schemas.openxmlformats.org/drawingml/2006/picture">
+                <pic:pic xmlns:pic="http://schemas.openxmlformats.org/drawingml/2006/picture">
+                  <pic:nvPicPr>
+                    <pic:cNvPr id="1004009392" name=""/>
+                    <pic:cNvPicPr/>
+                  </pic:nvPicPr>
+                  <pic:blipFill>
+                    <a:blip r:embed="rId29"/>
+                    <a:stretch>
+                      <a:fillRect/>
+                    </a:stretch>
+                  </pic:blipFill>
+                  <pic:spPr>
+                    <a:xfrm>
+                      <a:off x="0" y="0"/>
+                      <a:ext cx="2692489" cy="168281"/>
+                    </a:xfrm>
+                    <a:prstGeom prst="rect">
+                      <a:avLst/>
+                    </a:prstGeom>
+                  </pic:spPr>
+                </pic:pic>
+              </a:graphicData>
+            </a:graphic>
+          </wp:inline>
+        </w:drawing>
+      </w:r>
+    </w:p>
+    <w:p>
+      <w:pPr>
+        <w:spacing w:after="0"/>
+      </w:pPr>
+      <w:r>
+        <w:rPr>
+          <w:noProof/>
+        </w:rPr>
+        <w:drawing>
+          <wp:inline distT="0" distB="0" distL="0" distR="0" wp14:anchorId="2DF23805" wp14:editId="7E213880">
+            <wp:extent cx="2044700" cy="3253388"/>
+            <wp:effectExtent l="0" t="0" r="0" b="4445"/>
+            <wp:docPr id="1715525924" name="Picture 1"/>
+            <wp:cNvGraphicFramePr>
+              <a:graphicFrameLocks xmlns:a="http://schemas.openxmlformats.org/drawingml/2006/main" noChangeAspect="1"/>
+            </wp:cNvGraphicFramePr>
+            <a:graphic xmlns:a="http://schemas.openxmlformats.org/drawingml/2006/main">
+              <a:graphicData uri="http://schemas.openxmlformats.org/drawingml/2006/picture">
+                <pic:pic xmlns:pic="http://schemas.openxmlformats.org/drawingml/2006/picture">
+                  <pic:nvPicPr>
+                    <pic:cNvPr id="1715525924" name=""/>
+                    <pic:cNvPicPr/>
+                  </pic:nvPicPr>
+                  <pic:blipFill>
+                    <a:blip r:embed="rId30"/>
+                    <a:stretch>
+                      <a:fillRect/>
+                    </a:stretch>
+                  </pic:blipFill>
+                  <pic:spPr>
+                    <a:xfrm>
+                      <a:off x="0" y="0"/>
+                      <a:ext cx="2046958" cy="3256981"/>
+                    </a:xfrm>
+                    <a:prstGeom prst="rect">
+                      <a:avLst/>
+                    </a:prstGeom>
+                  </pic:spPr>
+                </pic:pic>
+              </a:graphicData>
+            </a:graphic>
+          </wp:inline>
+        </w:drawing>
+      </w:r>
+    </w:p>
+    <w:p>
+      <w:pPr>
+        <w:pStyle w:val="ListParagraph"/>
+        <w:numPr>
+          <w:ilvl w:val="0"/>
+          <w:numId w:val="25"/>
+        </w:numPr>
+        <w:spacing w:after="0"/>
+      </w:pPr>
+      <w:r>
+        <w:t>Tambahkan colors.scss pada folder styles</w:t>
+      </w:r>
+      <w:r>
+        <w:t xml:space="preserve"> dan </w:t>
+      </w:r>
+      <w:r>
+        <w:t>Modifikasi colors.scss</w:t>
+      </w:r>
+    </w:p>
+    <w:p>
+      <w:pPr>
+        <w:spacing w:after="0"/>
+      </w:pPr>
+      <w:r>
+        <w:rPr>
+          <w:noProof/>
+        </w:rPr>
+        <w:drawing>
+          <wp:inline distT="0" distB="0" distL="0" distR="0" wp14:anchorId="4EF15619" wp14:editId="1B80D1C1">
+            <wp:extent cx="1301817" cy="711237"/>
+            <wp:effectExtent l="0" t="0" r="0" b="0"/>
+            <wp:docPr id="1183323671" name="Picture 1"/>
+            <wp:cNvGraphicFramePr>
+              <a:graphicFrameLocks xmlns:a="http://schemas.openxmlformats.org/drawingml/2006/main" noChangeAspect="1"/>
+            </wp:cNvGraphicFramePr>
+            <a:graphic xmlns:a="http://schemas.openxmlformats.org/drawingml/2006/main">
+              <a:graphicData uri="http://schemas.openxmlformats.org/drawingml/2006/picture">
+                <pic:pic xmlns:pic="http://schemas.openxmlformats.org/drawingml/2006/picture">
+                  <pic:nvPicPr>
+                    <pic:cNvPr id="1183323671" name=""/>
+                    <pic:cNvPicPr/>
+                  </pic:nvPicPr>
+                  <pic:blipFill>
+                    <a:blip r:embed="rId31"/>
+                    <a:stretch>
+                      <a:fillRect/>
+                    </a:stretch>
+                  </pic:blipFill>
+                  <pic:spPr>
+                    <a:xfrm>
+                      <a:off x="0" y="0"/>
+                      <a:ext cx="1301817" cy="711237"/>
+                    </a:xfrm>
+                    <a:prstGeom prst="rect">
+                      <a:avLst/>
+                    </a:prstGeom>
+                  </pic:spPr>
+                </pic:pic>
+              </a:graphicData>
+            </a:graphic>
+          </wp:inline>
+        </w:drawing>
+      </w:r>
+      <w:r>
+        <w:rPr>
+          <w:noProof/>
+        </w:rPr>
+        <w:t xml:space="preserve"> </w:t>
+      </w:r>
+      <w:r>
+        <w:rPr>
+          <w:noProof/>
+        </w:rPr>
+        <w:drawing>
+          <wp:inline distT="0" distB="0" distL="0" distR="0" wp14:anchorId="6A89491B" wp14:editId="5FFFC05F">
+            <wp:extent cx="2095500" cy="1108092"/>
+            <wp:effectExtent l="0" t="0" r="0" b="0"/>
+            <wp:docPr id="1445973407" name="Picture 1"/>
+            <wp:cNvGraphicFramePr>
+              <a:graphicFrameLocks xmlns:a="http://schemas.openxmlformats.org/drawingml/2006/main" noChangeAspect="1"/>
+            </wp:cNvGraphicFramePr>
+            <a:graphic xmlns:a="http://schemas.openxmlformats.org/drawingml/2006/main">
+              <a:graphicData uri="http://schemas.openxmlformats.org/drawingml/2006/picture">
+                <pic:pic xmlns:pic="http://schemas.openxmlformats.org/drawingml/2006/picture">
+                  <pic:nvPicPr>
+                    <pic:cNvPr id="1445973407" name=""/>
+                    <pic:cNvPicPr/>
+                  </pic:nvPicPr>
+                  <pic:blipFill>
+                    <a:blip r:embed="rId32"/>
+                    <a:stretch>
+                      <a:fillRect/>
+                    </a:stretch>
+                  </pic:blipFill>
+                  <pic:spPr>
+                    <a:xfrm>
+                      <a:off x="0" y="0"/>
+                      <a:ext cx="2108887" cy="1115171"/>
+                    </a:xfrm>
+                    <a:prstGeom prst="rect">
+                      <a:avLst/>
+                    </a:prstGeom>
+                  </pic:spPr>
+                </pic:pic>
+              </a:graphicData>
+            </a:graphic>
+          </wp:inline>
+        </w:drawing>
+      </w:r>
+    </w:p>
+    <w:p>
+      <w:pPr>
+        <w:pStyle w:val="ListParagraph"/>
+        <w:numPr>
+          <w:ilvl w:val="0"/>
+          <w:numId w:val="25"/>
+        </w:numPr>
+        <w:spacing w:after="0"/>
+      </w:pPr>
+      <w:r>
+        <w:t>Tambahkan file login.module.scss pada folder views/auth/login/</w:t>
+      </w:r>
+    </w:p>
+    <w:p>
+      <w:pPr>
+        <w:spacing w:after="0"/>
+      </w:pPr>
+      <w:r>
+        <w:rPr>
+          <w:noProof/>
+        </w:rPr>
+        <w:drawing>
+          <wp:inline distT="0" distB="0" distL="0" distR="0" wp14:anchorId="1F54C562" wp14:editId="12250444">
+            <wp:extent cx="1244664" cy="857294"/>
+            <wp:effectExtent l="0" t="0" r="0" b="0"/>
+            <wp:docPr id="1662482001" name="Picture 1"/>
+            <wp:cNvGraphicFramePr>
+              <a:graphicFrameLocks xmlns:a="http://schemas.openxmlformats.org/drawingml/2006/main" noChangeAspect="1"/>
+            </wp:cNvGraphicFramePr>
+            <a:graphic xmlns:a="http://schemas.openxmlformats.org/drawingml/2006/main">
+              <a:graphicData uri="http://schemas.openxmlformats.org/drawingml/2006/picture">
+                <pic:pic xmlns:pic="http://schemas.openxmlformats.org/drawingml/2006/picture">
+                  <pic:nvPicPr>
+                    <pic:cNvPr id="1662482001" name=""/>
+                    <pic:cNvPicPr/>
+                  </pic:nvPicPr>
+                  <pic:blipFill>
+                    <a:blip r:embed="rId33"/>
+                    <a:stretch>
+                      <a:fillRect/>
+                    </a:stretch>
+                  </pic:blipFill>
+                  <pic:spPr>
+                    <a:xfrm>
+                      <a:off x="0" y="0"/>
+                      <a:ext cx="1244664" cy="857294"/>
+                    </a:xfrm>
+                    <a:prstGeom prst="rect">
+                      <a:avLst/>
+                    </a:prstGeom>
+                  </pic:spPr>
+                </pic:pic>
+              </a:graphicData>
+            </a:graphic>
+          </wp:inline>
+        </w:drawing>
+      </w:r>
+    </w:p>
+    <w:p>
+      <w:pPr>
+        <w:spacing w:after="0"/>
+      </w:pPr>
+    </w:p>
+    <w:p>
+      <w:pPr>
+        <w:spacing w:after="0"/>
+      </w:pPr>
+    </w:p>
+    <w:p>
+      <w:pPr>
+        <w:pStyle w:val="ListParagraph"/>
+        <w:numPr>
+          <w:ilvl w:val="0"/>
+          <w:numId w:val="25"/>
+        </w:numPr>
+        <w:spacing w:after="0"/>
+      </w:pPr>
+      <w:r>
+        <w:lastRenderedPageBreak/>
+        <w:t>Modifikasi index.tsx</w:t>
+      </w:r>
+    </w:p>
+    <w:p>
+      <w:pPr>
+        <w:spacing w:after="0"/>
+      </w:pPr>
+      <w:r>
+        <w:rPr>
+          <w:noProof/>
+        </w:rPr>
+        <w:drawing>
+          <wp:inline distT="0" distB="0" distL="0" distR="0" wp14:anchorId="26FF5986" wp14:editId="06D380AF">
+            <wp:extent cx="5276850" cy="2447836"/>
+            <wp:effectExtent l="0" t="0" r="0" b="0"/>
+            <wp:docPr id="1320104334" name="Picture 1"/>
+            <wp:cNvGraphicFramePr>
+              <a:graphicFrameLocks xmlns:a="http://schemas.openxmlformats.org/drawingml/2006/main" noChangeAspect="1"/>
+            </wp:cNvGraphicFramePr>
+            <a:graphic xmlns:a="http://schemas.openxmlformats.org/drawingml/2006/main">
+              <a:graphicData uri="http://schemas.openxmlformats.org/drawingml/2006/picture">
+                <pic:pic xmlns:pic="http://schemas.openxmlformats.org/drawingml/2006/picture">
+                  <pic:nvPicPr>
+                    <pic:cNvPr id="1320104334" name=""/>
+                    <pic:cNvPicPr/>
+                  </pic:nvPicPr>
+                  <pic:blipFill>
+                    <a:blip r:embed="rId34"/>
+                    <a:stretch>
+                      <a:fillRect/>
+                    </a:stretch>
+                  </pic:blipFill>
+                  <pic:spPr>
+                    <a:xfrm>
+                      <a:off x="0" y="0"/>
+                      <a:ext cx="5283269" cy="2450814"/>
+                    </a:xfrm>
+                    <a:prstGeom prst="rect">
+                      <a:avLst/>
+                    </a:prstGeom>
+                  </pic:spPr>
+                </pic:pic>
+              </a:graphicData>
+            </a:graphic>
+          </wp:inline>
+        </w:drawing>
+      </w:r>
+    </w:p>
+    <w:p>
+      <w:pPr>
+        <w:pStyle w:val="ListParagraph"/>
+        <w:numPr>
+          <w:ilvl w:val="0"/>
+          <w:numId w:val="25"/>
+        </w:numPr>
+        <w:spacing w:after="0"/>
+      </w:pPr>
+      <w:r>
+        <w:t>Modifikasi login.module.scss</w:t>
+      </w:r>
+    </w:p>
+    <w:p>
+      <w:pPr>
+        <w:spacing w:after="0"/>
+      </w:pPr>
+      <w:r>
+        <w:rPr>
+          <w:noProof/>
+        </w:rPr>
+        <w:drawing>
+          <wp:inline distT="0" distB="0" distL="0" distR="0" wp14:anchorId="5EE3997D" wp14:editId="2B2204D7">
+            <wp:extent cx="3517900" cy="1289409"/>
+            <wp:effectExtent l="0" t="0" r="6350" b="6350"/>
+            <wp:docPr id="2091806227" name="Picture 1"/>
+            <wp:cNvGraphicFramePr>
+              <a:graphicFrameLocks xmlns:a="http://schemas.openxmlformats.org/drawingml/2006/main" noChangeAspect="1"/>
+            </wp:cNvGraphicFramePr>
+            <a:graphic xmlns:a="http://schemas.openxmlformats.org/drawingml/2006/main">
+              <a:graphicData uri="http://schemas.openxmlformats.org/drawingml/2006/picture">
+                <pic:pic xmlns:pic="http://schemas.openxmlformats.org/drawingml/2006/picture">
+                  <pic:nvPicPr>
+                    <pic:cNvPr id="2091806227" name=""/>
+                    <pic:cNvPicPr/>
+                  </pic:nvPicPr>
+                  <pic:blipFill>
+                    <a:blip r:embed="rId35"/>
+                    <a:stretch>
+                      <a:fillRect/>
+                    </a:stretch>
+                  </pic:blipFill>
+                  <pic:spPr>
+                    <a:xfrm>
+                      <a:off x="0" y="0"/>
+                      <a:ext cx="3533718" cy="1295207"/>
+                    </a:xfrm>
+                    <a:prstGeom prst="rect">
+                      <a:avLst/>
+                    </a:prstGeom>
+                  </pic:spPr>
+                </pic:pic>
+              </a:graphicData>
+            </a:graphic>
+          </wp:inline>
+        </w:drawing>
+      </w:r>
+    </w:p>
+    <w:p>
+      <w:pPr>
+        <w:pStyle w:val="ListParagraph"/>
+        <w:numPr>
+          <w:ilvl w:val="0"/>
+          <w:numId w:val="25"/>
+        </w:numPr>
+        <w:spacing w:after="0"/>
+      </w:pPr>
+      <w:r>
+        <w:t>Jalankan browser</w:t>
+      </w:r>
+    </w:p>
+    <w:p>
+      <w:r>
+        <w:rPr>
+          <w:noProof/>
+        </w:rPr>
+        <w:drawing>
+          <wp:inline distT="0" distB="0" distL="0" distR="0" wp14:anchorId="2BBC7EAA" wp14:editId="52702A7C">
+            <wp:extent cx="3956050" cy="1955234"/>
+            <wp:effectExtent l="0" t="0" r="6350" b="6985"/>
+            <wp:docPr id="371109784" name="Picture 1"/>
+            <wp:cNvGraphicFramePr>
+              <a:graphicFrameLocks xmlns:a="http://schemas.openxmlformats.org/drawingml/2006/main" noChangeAspect="1"/>
+            </wp:cNvGraphicFramePr>
+            <a:graphic xmlns:a="http://schemas.openxmlformats.org/drawingml/2006/main">
+              <a:graphicData uri="http://schemas.openxmlformats.org/drawingml/2006/picture">
+                <pic:pic xmlns:pic="http://schemas.openxmlformats.org/drawingml/2006/picture">
+                  <pic:nvPicPr>
+                    <pic:cNvPr id="371109784" name=""/>
+                    <pic:cNvPicPr/>
+                  </pic:nvPicPr>
+                  <pic:blipFill>
+                    <a:blip r:embed="rId36"/>
+                    <a:stretch>
+                      <a:fillRect/>
+                    </a:stretch>
+                  </pic:blipFill>
+                  <pic:spPr>
+                    <a:xfrm>
+                      <a:off x="0" y="0"/>
+                      <a:ext cx="3966905" cy="1960599"/>
+                    </a:xfrm>
+                    <a:prstGeom prst="rect">
+                      <a:avLst/>
+                    </a:prstGeom>
+                  </pic:spPr>
+                </pic:pic>
+              </a:graphicData>
+            </a:graphic>
+          </wp:inline>
+        </w:drawing>
+      </w:r>
+    </w:p>
+    <w:p>
+      <w:pPr>
+        <w:pStyle w:val="Heading2"/>
+        <w:numPr>
+          <w:ilvl w:val="0"/>
+          <w:numId w:val="11"/>
+        </w:numPr>
+      </w:pPr>
+      <w:r>
+        <w:t>Tailwind CSS</w:t>
+      </w:r>
+    </w:p>
+    <w:p>
+      <w:pPr>
+        <w:pStyle w:val="ListParagraph"/>
+        <w:numPr>
+          <w:ilvl w:val="0"/>
+          <w:numId w:val="25"/>
+        </w:numPr>
+        <w:spacing w:after="0"/>
+      </w:pPr>
+      <w:r>
+        <w:t>Install</w:t>
+      </w:r>
+      <w:r>
+        <w:t xml:space="preserve"> tailwind dengan printah </w:t>
+      </w:r>
+      <w:r>
+        <w:t>npm install -D tailwindcss postcss autoprefixer</w:t>
+      </w:r>
+    </w:p>
+    <w:p>
+      <w:pPr>
+        <w:spacing w:after="0"/>
+      </w:pPr>
+      <w:r>
+        <w:rPr>
+          <w:noProof/>
+        </w:rPr>
+        <w:drawing>
+          <wp:inline distT="0" distB="0" distL="0" distR="0" wp14:anchorId="2D0EB255" wp14:editId="03261042">
+            <wp:extent cx="3314700" cy="666862"/>
+            <wp:effectExtent l="0" t="0" r="0" b="0"/>
+            <wp:docPr id="1648709781" name="Picture 1"/>
+            <wp:cNvGraphicFramePr>
+              <a:graphicFrameLocks xmlns:a="http://schemas.openxmlformats.org/drawingml/2006/main" noChangeAspect="1"/>
+            </wp:cNvGraphicFramePr>
+            <a:graphic xmlns:a="http://schemas.openxmlformats.org/drawingml/2006/main">
+              <a:graphicData uri="http://schemas.openxmlformats.org/drawingml/2006/picture">
+                <pic:pic xmlns:pic="http://schemas.openxmlformats.org/drawingml/2006/picture">
+                  <pic:nvPicPr>
+                    <pic:cNvPr id="1648709781" name=""/>
+                    <pic:cNvPicPr/>
+                  </pic:nvPicPr>
+                  <pic:blipFill>
+                    <a:blip r:embed="rId37"/>
+                    <a:stretch>
+                      <a:fillRect/>
+                    </a:stretch>
+                  </pic:blipFill>
+                  <pic:spPr>
+                    <a:xfrm>
+                      <a:off x="0" y="0"/>
+                      <a:ext cx="3349549" cy="673873"/>
+                    </a:xfrm>
+                    <a:prstGeom prst="rect">
+                      <a:avLst/>
+                    </a:prstGeom>
+                  </pic:spPr>
+                </pic:pic>
+              </a:graphicData>
+            </a:graphic>
+          </wp:inline>
+        </w:drawing>
+      </w:r>
+    </w:p>
+    <w:p>
+      <w:pPr>
+        <w:pStyle w:val="ListParagraph"/>
+        <w:numPr>
+          <w:ilvl w:val="0"/>
+          <w:numId w:val="25"/>
+        </w:numPr>
+        <w:spacing w:after="0"/>
+      </w:pPr>
+      <w:r>
+        <w:t xml:space="preserve">Jalankan perintah </w:t>
+      </w:r>
+      <w:r>
+        <w:t>npx tailwindcss init -p</w:t>
+      </w:r>
+      <w:r>
+        <w:t>, jika error s</w:t>
+      </w:r>
+      <w:r>
+        <w:t>olusinya downgrade versi tailwindcss nya</w:t>
+      </w:r>
+    </w:p>
+    <w:p>
+      <w:pPr>
+        <w:spacing w:after="0"/>
+      </w:pPr>
+      <w:r>
+        <w:rPr>
+          <w:noProof/>
+        </w:rPr>
+        <w:drawing>
+          <wp:inline distT="0" distB="0" distL="0" distR="0" wp14:anchorId="53C8EF3B" wp14:editId="7316F7B4">
+            <wp:extent cx="5246875" cy="831850"/>
+            <wp:effectExtent l="0" t="0" r="0" b="6350"/>
+            <wp:docPr id="1380245106" name="Picture 1"/>
+            <wp:cNvGraphicFramePr>
+              <a:graphicFrameLocks xmlns:a="http://schemas.openxmlformats.org/drawingml/2006/main" noChangeAspect="1"/>
+            </wp:cNvGraphicFramePr>
+            <a:graphic xmlns:a="http://schemas.openxmlformats.org/drawingml/2006/main">
+              <a:graphicData uri="http://schemas.openxmlformats.org/drawingml/2006/picture">
+                <pic:pic xmlns:pic="http://schemas.openxmlformats.org/drawingml/2006/picture">
+                  <pic:nvPicPr>
+                    <pic:cNvPr id="1380245106" name=""/>
+                    <pic:cNvPicPr/>
+                  </pic:nvPicPr>
+                  <pic:blipFill>
+                    <a:blip r:embed="rId38"/>
+                    <a:stretch>
+                      <a:fillRect/>
+                    </a:stretch>
+                  </pic:blipFill>
+                  <pic:spPr>
+                    <a:xfrm>
+                      <a:off x="0" y="0"/>
+                      <a:ext cx="5275209" cy="836342"/>
+                    </a:xfrm>
+                    <a:prstGeom prst="rect">
+                      <a:avLst/>
+                    </a:prstGeom>
+                  </pic:spPr>
+                </pic:pic>
+              </a:graphicData>
+            </a:graphic>
+          </wp:inline>
+        </w:drawing>
+      </w:r>
+    </w:p>
+    <w:p>
+      <w:pPr>
+        <w:spacing w:after="0"/>
+      </w:pPr>
+      <w:r>
+        <w:rPr>
+          <w:noProof/>
+        </w:rPr>
+        <w:lastRenderedPageBreak/>
+        <w:drawing>
+          <wp:inline distT="0" distB="0" distL="0" distR="0" wp14:anchorId="065D2903" wp14:editId="4F3728B7">
+            <wp:extent cx="2559050" cy="505290"/>
+            <wp:effectExtent l="0" t="0" r="0" b="9525"/>
+            <wp:docPr id="1633236501" name="Picture 1"/>
+            <wp:cNvGraphicFramePr>
+              <a:graphicFrameLocks xmlns:a="http://schemas.openxmlformats.org/drawingml/2006/main" noChangeAspect="1"/>
+            </wp:cNvGraphicFramePr>
+            <a:graphic xmlns:a="http://schemas.openxmlformats.org/drawingml/2006/main">
+              <a:graphicData uri="http://schemas.openxmlformats.org/drawingml/2006/picture">
+                <pic:pic xmlns:pic="http://schemas.openxmlformats.org/drawingml/2006/picture">
+                  <pic:nvPicPr>
+                    <pic:cNvPr id="1633236501" name=""/>
+                    <pic:cNvPicPr/>
+                  </pic:nvPicPr>
+                  <pic:blipFill>
+                    <a:blip r:embed="rId39"/>
+                    <a:stretch>
+                      <a:fillRect/>
+                    </a:stretch>
+                  </pic:blipFill>
+                  <pic:spPr>
+                    <a:xfrm>
+                      <a:off x="0" y="0"/>
+                      <a:ext cx="2565513" cy="506566"/>
+                    </a:xfrm>
+                    <a:prstGeom prst="rect">
+                      <a:avLst/>
+                    </a:prstGeom>
+                  </pic:spPr>
+                </pic:pic>
+              </a:graphicData>
+            </a:graphic>
+          </wp:inline>
+        </w:drawing>
+      </w:r>
+    </w:p>
+    <w:p>
+      <w:pPr>
+        <w:pStyle w:val="ListParagraph"/>
+        <w:numPr>
+          <w:ilvl w:val="0"/>
+          <w:numId w:val="25"/>
+        </w:numPr>
+        <w:spacing w:after="0"/>
+      </w:pPr>
+      <w:r>
+        <w:t>Konfigurasi tailwind.config.js</w:t>
+      </w:r>
+    </w:p>
+    <w:p>
+      <w:pPr>
+        <w:spacing w:after="0"/>
+      </w:pPr>
+      <w:r>
+        <w:rPr>
+          <w:noProof/>
+        </w:rPr>
+        <w:drawing>
+          <wp:inline distT="0" distB="0" distL="0" distR="0" wp14:anchorId="63C4135C" wp14:editId="65A9F491">
+            <wp:extent cx="2457450" cy="1699406"/>
+            <wp:effectExtent l="0" t="0" r="0" b="0"/>
+            <wp:docPr id="252763362" name="Picture 1"/>
+            <wp:cNvGraphicFramePr>
+              <a:graphicFrameLocks xmlns:a="http://schemas.openxmlformats.org/drawingml/2006/main" noChangeAspect="1"/>
+            </wp:cNvGraphicFramePr>
+            <a:graphic xmlns:a="http://schemas.openxmlformats.org/drawingml/2006/main">
+              <a:graphicData uri="http://schemas.openxmlformats.org/drawingml/2006/picture">
+                <pic:pic xmlns:pic="http://schemas.openxmlformats.org/drawingml/2006/picture">
+                  <pic:nvPicPr>
+                    <pic:cNvPr id="252763362" name=""/>
+                    <pic:cNvPicPr/>
+                  </pic:nvPicPr>
+                  <pic:blipFill>
+                    <a:blip r:embed="rId40"/>
+                    <a:stretch>
+                      <a:fillRect/>
+                    </a:stretch>
+                  </pic:blipFill>
+                  <pic:spPr>
+                    <a:xfrm>
+                      <a:off x="0" y="0"/>
+                      <a:ext cx="2463317" cy="1703463"/>
+                    </a:xfrm>
+                    <a:prstGeom prst="rect">
+                      <a:avLst/>
+                    </a:prstGeom>
+                  </pic:spPr>
+                </pic:pic>
+              </a:graphicData>
+            </a:graphic>
+          </wp:inline>
+        </w:drawing>
+      </w:r>
+    </w:p>
+    <w:p>
+      <w:pPr>
+        <w:pStyle w:val="ListParagraph"/>
+        <w:numPr>
+          <w:ilvl w:val="0"/>
+          <w:numId w:val="25"/>
+        </w:numPr>
+        <w:spacing w:after="0"/>
+      </w:pPr>
+      <w:r>
+        <w:t>Import di Global CSS</w:t>
+      </w:r>
+    </w:p>
+    <w:p>
+      <w:pPr>
+        <w:spacing w:after="0"/>
+      </w:pPr>
+      <w:r>
+        <w:rPr>
+          <w:noProof/>
+        </w:rPr>
+        <w:drawing>
+          <wp:inline distT="0" distB="0" distL="0" distR="0" wp14:anchorId="7DDFE01D" wp14:editId="5FF7A631">
+            <wp:extent cx="1943100" cy="678716"/>
+            <wp:effectExtent l="0" t="0" r="0" b="7620"/>
+            <wp:docPr id="1106569650" name="Picture 1"/>
+            <wp:cNvGraphicFramePr>
+              <a:graphicFrameLocks xmlns:a="http://schemas.openxmlformats.org/drawingml/2006/main" noChangeAspect="1"/>
+            </wp:cNvGraphicFramePr>
+            <a:graphic xmlns:a="http://schemas.openxmlformats.org/drawingml/2006/main">
+              <a:graphicData uri="http://schemas.openxmlformats.org/drawingml/2006/picture">
+                <pic:pic xmlns:pic="http://schemas.openxmlformats.org/drawingml/2006/picture">
+                  <pic:nvPicPr>
+                    <pic:cNvPr id="1106569650" name=""/>
+                    <pic:cNvPicPr/>
+                  </pic:nvPicPr>
+                  <pic:blipFill>
+                    <a:blip r:embed="rId41"/>
+                    <a:stretch>
+                      <a:fillRect/>
+                    </a:stretch>
+                  </pic:blipFill>
+                  <pic:spPr>
+                    <a:xfrm>
+                      <a:off x="0" y="0"/>
+                      <a:ext cx="1953036" cy="682187"/>
+                    </a:xfrm>
+                    <a:prstGeom prst="rect">
+                      <a:avLst/>
+                    </a:prstGeom>
+                  </pic:spPr>
+                </pic:pic>
+              </a:graphicData>
+            </a:graphic>
+          </wp:inline>
+        </w:drawing>
+      </w:r>
+    </w:p>
+    <w:p>
+      <w:pPr>
+        <w:pStyle w:val="ListParagraph"/>
+        <w:numPr>
+          <w:ilvl w:val="0"/>
+          <w:numId w:val="25"/>
+        </w:numPr>
+        <w:spacing w:after="0"/>
+      </w:pPr>
+      <w:r>
+        <w:t>Modifikasi index.tsx pada folder auth/login/</w:t>
+      </w:r>
+    </w:p>
+    <w:p>
+      <w:pPr>
+        <w:spacing w:after="0"/>
+      </w:pPr>
+      <w:r>
+        <w:rPr>
+          <w:noProof/>
+        </w:rPr>
+        <w:drawing>
+          <wp:inline distT="0" distB="0" distL="0" distR="0" wp14:anchorId="24F2D099" wp14:editId="6D653BD8">
+            <wp:extent cx="4922517" cy="2279650"/>
+            <wp:effectExtent l="0" t="0" r="0" b="6350"/>
+            <wp:docPr id="2066525589" name="Picture 1"/>
+            <wp:cNvGraphicFramePr>
+              <a:graphicFrameLocks xmlns:a="http://schemas.openxmlformats.org/drawingml/2006/main" noChangeAspect="1"/>
+            </wp:cNvGraphicFramePr>
+            <a:graphic xmlns:a="http://schemas.openxmlformats.org/drawingml/2006/main">
+              <a:graphicData uri="http://schemas.openxmlformats.org/drawingml/2006/picture">
+                <pic:pic xmlns:pic="http://schemas.openxmlformats.org/drawingml/2006/picture">
+                  <pic:nvPicPr>
+                    <pic:cNvPr id="2066525589" name=""/>
+                    <pic:cNvPicPr/>
+                  </pic:nvPicPr>
+                  <pic:blipFill>
+                    <a:blip r:embed="rId42"/>
+                    <a:stretch>
+                      <a:fillRect/>
+                    </a:stretch>
+                  </pic:blipFill>
+                  <pic:spPr>
+                    <a:xfrm>
+                      <a:off x="0" y="0"/>
+                      <a:ext cx="4946750" cy="2290873"/>
+                    </a:xfrm>
+                    <a:prstGeom prst="rect">
+                      <a:avLst/>
+                    </a:prstGeom>
+                  </pic:spPr>
+                </pic:pic>
+              </a:graphicData>
+            </a:graphic>
+          </wp:inline>
+        </w:drawing>
+      </w:r>
+    </w:p>
+    <w:p>
+      <w:pPr>
+        <w:pStyle w:val="ListParagraph"/>
+        <w:numPr>
+          <w:ilvl w:val="0"/>
+          <w:numId w:val="25"/>
+        </w:numPr>
+        <w:spacing w:after="0"/>
+      </w:pPr>
+      <w:r>
+        <w:t>Jalankan browser</w:t>
+      </w:r>
+    </w:p>
+    <w:p>
+      <w:r>
+        <w:rPr>
+          <w:noProof/>
+        </w:rPr>
+        <w:drawing>
+          <wp:inline distT="0" distB="0" distL="0" distR="0" wp14:anchorId="71A0C211" wp14:editId="0BFE632F">
+            <wp:extent cx="4330700" cy="2133684"/>
+            <wp:effectExtent l="0" t="0" r="0" b="0"/>
+            <wp:docPr id="1908970949" name="Picture 1"/>
+            <wp:cNvGraphicFramePr>
+              <a:graphicFrameLocks xmlns:a="http://schemas.openxmlformats.org/drawingml/2006/main" noChangeAspect="1"/>
+            </wp:cNvGraphicFramePr>
+            <a:graphic xmlns:a="http://schemas.openxmlformats.org/drawingml/2006/main">
+              <a:graphicData uri="http://schemas.openxmlformats.org/drawingml/2006/picture">
+                <pic:pic xmlns:pic="http://schemas.openxmlformats.org/drawingml/2006/picture">
+                  <pic:nvPicPr>
+                    <pic:cNvPr id="1908970949" name=""/>
+                    <pic:cNvPicPr/>
+                  </pic:nvPicPr>
+                  <pic:blipFill>
+                    <a:blip r:embed="rId43"/>
+                    <a:stretch>
+                      <a:fillRect/>
+                    </a:stretch>
+                  </pic:blipFill>
+                  <pic:spPr>
+                    <a:xfrm>
+                      <a:off x="0" y="0"/>
+                      <a:ext cx="4336927" cy="2136752"/>
+                    </a:xfrm>
+                    <a:prstGeom prst="rect">
+                      <a:avLst/>
+                    </a:prstGeom>
+                  </pic:spPr>
+                </pic:pic>
+              </a:graphicData>
+            </a:graphic>
+          </wp:inline>
+        </w:drawing>
+      </w:r>
+    </w:p>
+    <w:p/>
+    <w:p/>
     <w:p>
       <w:r>
         <w:rPr>
           <w:rStyle w:val="Heading1Char"/>
         </w:rPr>
+        <w:lastRenderedPageBreak/>
         <w:t>Tugas Praktikum</w:t>
       </w:r>
     </w:p>
     <w:p>
-      <w:r>
-        <w:t>Tugas 1 (Wajib) • Buat catch-all route: • /category/[...slug].js • Tampilkan seluruh parameter URL dalam bentuk list. Tugas 2 (Wajib) • Buat navigasi: o Login → Product (imperatif) o Login ↔ Register (Link) Tugas 3 (Pengayaan) • Terapkan redirect otomatis ke login jika user belum login.</w:t>
+      <w:pPr>
+        <w:pStyle w:val="Heading2"/>
+      </w:pPr>
+      <w:r>
+        <w:t>Tugas 1 (Wajib)</w:t>
+      </w:r>
+    </w:p>
+    <w:p>
+      <w:pPr>
+        <w:rPr>
+          <w:rFonts w:eastAsiaTheme="majorEastAsia" w:cstheme="majorBidi"/>
+          <w:bCs/>
+          <w:sz w:val="26"/>
+          <w:szCs w:val="26"/>
+        </w:rPr>
+      </w:pPr>
+      <w:r>
+        <w:rPr>
+          <w:rFonts w:eastAsiaTheme="majorEastAsia" w:cstheme="majorBidi"/>
+          <w:bCs/>
+          <w:sz w:val="26"/>
+          <w:szCs w:val="26"/>
+        </w:rPr>
+        <w:t>• Tambahkan:</w:t>
+      </w:r>
+    </w:p>
+    <w:p>
+      <w:pPr>
+        <w:rPr>
+          <w:rFonts w:eastAsiaTheme="majorEastAsia" w:cstheme="majorBidi"/>
+          <w:bCs/>
+          <w:sz w:val="26"/>
+          <w:szCs w:val="26"/>
+        </w:rPr>
+      </w:pPr>
+      <w:r>
+        <w:rPr>
+          <w:rFonts w:eastAsiaTheme="majorEastAsia" w:cstheme="majorBidi"/>
+          <w:bCs/>
+          <w:sz w:val="26"/>
+          <w:szCs w:val="26"/>
+        </w:rPr>
+        <w:t>o Judul halaman</w:t>
+      </w:r>
+    </w:p>
+    <w:p>
+      <w:pPr>
+        <w:rPr>
+          <w:rFonts w:eastAsiaTheme="majorEastAsia" w:cstheme="majorBidi"/>
+          <w:bCs/>
+          <w:sz w:val="26"/>
+          <w:szCs w:val="26"/>
+        </w:rPr>
+      </w:pPr>
+      <w:r>
+        <w:rPr>
+          <w:rFonts w:eastAsiaTheme="majorEastAsia" w:cstheme="majorBidi"/>
+          <w:bCs/>
+          <w:sz w:val="26"/>
+          <w:szCs w:val="26"/>
+        </w:rPr>
+        <w:t>o Deskripsi singkat</w:t>
+      </w:r>
+    </w:p>
+    <w:p>
+      <w:pPr>
+        <w:rPr>
+          <w:rFonts w:eastAsiaTheme="majorEastAsia" w:cstheme="majorBidi"/>
+          <w:bCs/>
+          <w:sz w:val="26"/>
+          <w:szCs w:val="26"/>
+        </w:rPr>
+      </w:pPr>
+      <w:r>
+        <w:rPr>
+          <w:rFonts w:eastAsiaTheme="majorEastAsia" w:cstheme="majorBidi"/>
+          <w:bCs/>
+          <w:sz w:val="26"/>
+          <w:szCs w:val="26"/>
+        </w:rPr>
+        <w:t>o Gambar ilustrasi</w:t>
+      </w:r>
+    </w:p>
+    <w:p>
+      <w:pPr>
+        <w:pStyle w:val="Heading2"/>
+      </w:pPr>
+      <w:r>
+        <w:t>Tugas 2 (Wajib)</w:t>
+      </w:r>
+    </w:p>
+    <w:p>
+      <w:pPr>
+        <w:rPr>
+          <w:rFonts w:eastAsiaTheme="majorEastAsia" w:cstheme="majorBidi"/>
+          <w:bCs/>
+          <w:sz w:val="26"/>
+          <w:szCs w:val="26"/>
+        </w:rPr>
+      </w:pPr>
+      <w:r>
+        <w:rPr>
+          <w:rFonts w:eastAsiaTheme="majorEastAsia" w:cstheme="majorBidi"/>
+          <w:bCs/>
+          <w:sz w:val="26"/>
+          <w:szCs w:val="26"/>
+        </w:rPr>
+        <w:t>• Custom warna, font, dan layout halaman 404</w:t>
+      </w:r>
+    </w:p>
+    <w:p>
+      <w:pPr>
+        <w:rPr>
+          <w:rFonts w:eastAsiaTheme="majorEastAsia" w:cstheme="majorBidi"/>
+          <w:bCs/>
+          <w:sz w:val="26"/>
+          <w:szCs w:val="26"/>
+        </w:rPr>
+      </w:pPr>
+      <w:r>
+        <w:rPr>
+          <w:rFonts w:eastAsiaTheme="majorEastAsia" w:cstheme="majorBidi"/>
+          <w:bCs/>
+          <w:sz w:val="26"/>
+          <w:szCs w:val="26"/>
+        </w:rPr>
+        <w:t>• Navbar tidak tampil di halaman 404</w:t>
+      </w:r>
+    </w:p>
+    <w:p>
+      <w:pPr>
+        <w:pStyle w:val="Heading2"/>
+      </w:pPr>
+      <w:r>
+        <w:t>Tugas 3 (Pengayaan)</w:t>
+      </w:r>
+    </w:p>
+    <w:p>
+      <w:pPr>
+        <w:rPr>
+          <w:rFonts w:eastAsiaTheme="majorEastAsia" w:cstheme="majorBidi"/>
+          <w:bCs/>
+          <w:sz w:val="26"/>
+          <w:szCs w:val="26"/>
+        </w:rPr>
+      </w:pPr>
+      <w:r>
+        <w:rPr>
+          <w:rFonts w:eastAsiaTheme="majorEastAsia" w:cstheme="majorBidi"/>
+          <w:bCs/>
+          <w:sz w:val="26"/>
+          <w:szCs w:val="26"/>
+        </w:rPr>
+        <w:t>• Tambahkan tombol:</w:t>
+      </w:r>
+    </w:p>
+    <w:p>
+      <w:pPr>
+        <w:rPr>
+          <w:rFonts w:eastAsiaTheme="majorEastAsia" w:cstheme="majorBidi"/>
+          <w:bCs/>
+          <w:sz w:val="26"/>
+          <w:szCs w:val="26"/>
+        </w:rPr>
+      </w:pPr>
+      <w:r>
+        <w:rPr>
+          <w:rFonts w:eastAsiaTheme="majorEastAsia" w:cstheme="majorBidi"/>
+          <w:bCs/>
+          <w:sz w:val="26"/>
+          <w:szCs w:val="26"/>
+        </w:rPr>
+        <w:t>o “Kembali ke Home”</w:t>
+      </w:r>
+    </w:p>
+    <w:p>
+      <w:pPr>
+        <w:rPr>
+          <w:rFonts w:eastAsiaTheme="majorEastAsia" w:cstheme="majorBidi"/>
+          <w:bCs/>
+          <w:sz w:val="26"/>
+          <w:szCs w:val="26"/>
+        </w:rPr>
+      </w:pPr>
+      <w:r>
+        <w:rPr>
+          <w:rFonts w:eastAsiaTheme="majorEastAsia" w:cstheme="majorBidi"/>
+          <w:bCs/>
+          <w:sz w:val="26"/>
+          <w:szCs w:val="26"/>
+        </w:rPr>
+        <w:t>• Gunakan navigasi Next.js (Link)</w:t>
       </w:r>
     </w:p>
     <w:p>
@@ -1517,8 +3038,107 @@
       </w:r>
     </w:p>
     <w:p>
-      <w:r>
-        <w:t>1. Apa perbedaan [id].js dan [...slug].js? 2. Mengapa slug berbentuk array? 3. Kapan sebaiknya menggunakan Link dan router.push()? 4. Mengapa navigasi Next.js tidak me-refresh halaman?</w:t>
+      <w:pPr>
+        <w:pStyle w:val="ListParagraph"/>
+        <w:numPr>
+          <w:ilvl w:val="0"/>
+          <w:numId w:val="29"/>
+        </w:numPr>
+        <w:rPr>
+          <w:rStyle w:val="Heading1Char"/>
+          <w:b w:val="0"/>
+          <w:bCs/>
+          <w:sz w:val="24"/>
+          <w:szCs w:val="24"/>
+        </w:rPr>
+      </w:pPr>
+      <w:r>
+        <w:rPr>
+          <w:rStyle w:val="Heading1Char"/>
+          <w:b w:val="0"/>
+          <w:bCs/>
+          <w:sz w:val="24"/>
+          <w:szCs w:val="24"/>
+        </w:rPr>
+        <w:t>Apa fungsi utama _document.js?</w:t>
+      </w:r>
+    </w:p>
+    <w:p>
+      <w:pPr>
+        <w:pStyle w:val="ListParagraph"/>
+        <w:numPr>
+          <w:ilvl w:val="0"/>
+          <w:numId w:val="29"/>
+        </w:numPr>
+        <w:rPr>
+          <w:rStyle w:val="Heading1Char"/>
+          <w:b w:val="0"/>
+          <w:bCs/>
+          <w:sz w:val="24"/>
+          <w:szCs w:val="24"/>
+        </w:rPr>
+      </w:pPr>
+      <w:r>
+        <w:rPr>
+          <w:rStyle w:val="Heading1Char"/>
+          <w:b w:val="0"/>
+          <w:bCs/>
+          <w:sz w:val="24"/>
+          <w:szCs w:val="24"/>
+        </w:rPr>
+        <w:t>Mengapa &lt;title&gt; tidak disarankan di _document.js?</w:t>
+      </w:r>
+    </w:p>
+    <w:p>
+      <w:pPr>
+        <w:pStyle w:val="ListParagraph"/>
+        <w:numPr>
+          <w:ilvl w:val="0"/>
+          <w:numId w:val="29"/>
+        </w:numPr>
+        <w:rPr>
+          <w:rStyle w:val="Heading1Char"/>
+          <w:b w:val="0"/>
+          <w:bCs/>
+          <w:sz w:val="24"/>
+          <w:szCs w:val="24"/>
+        </w:rPr>
+      </w:pPr>
+      <w:r>
+        <w:rPr>
+          <w:rStyle w:val="Heading1Char"/>
+          <w:b w:val="0"/>
+          <w:bCs/>
+          <w:sz w:val="24"/>
+          <w:szCs w:val="24"/>
+        </w:rPr>
+        <w:t>Apa perbedaan halaman biasa dan halaman 404.js?</w:t>
+      </w:r>
+    </w:p>
+    <w:p>
+      <w:pPr>
+        <w:pStyle w:val="ListParagraph"/>
+        <w:numPr>
+          <w:ilvl w:val="0"/>
+          <w:numId w:val="29"/>
+        </w:numPr>
+        <w:rPr>
+          <w:rStyle w:val="Heading1Char"/>
+          <w:b w:val="0"/>
+          <w:bCs/>
+          <w:sz w:val="24"/>
+          <w:szCs w:val="24"/>
+        </w:rPr>
+      </w:pPr>
+      <w:r>
+        <w:rPr>
+          <w:rStyle w:val="Heading1Char"/>
+          <w:b w:val="0"/>
+          <w:bCs/>
+          <w:sz w:val="24"/>
+          <w:szCs w:val="24"/>
+        </w:rPr>
+        <w:t>Mengapa folder public tidak perlu di-import?</w:t>
       </w:r>
     </w:p>
     <w:sectPr>
@@ -1536,110 +3156,110 @@
   <w:abstractNum w:abstractNumId="0" w15:restartNumberingAfterBreak="0">
     <w:nsid w:val="07307943"/>
     <w:multiLevelType w:val="hybridMultilevel"/>
-    <w:tmpl w:val="827AE914"/>
-    <w:lvl w:ilvl="0" w:tplc="04090001">
+    <w:tmpl w:val="74E018E0"/>
+    <w:lvl w:ilvl="0" w:tplc="2862BF5A">
       <w:start w:val="1"/>
       <w:numFmt w:val="bullet"/>
       <w:lvlText w:val=""/>
       <w:lvlJc w:val="left"/>
       <w:pPr>
+        <w:ind w:left="-219" w:hanging="360"/>
+      </w:pPr>
+      <w:rPr>
+        <w:rFonts w:ascii="Symbol" w:hAnsi="Symbol" w:hint="default"/>
+      </w:rPr>
+    </w:lvl>
+    <w:lvl w:ilvl="1" w:tplc="04090003" w:tentative="1">
+      <w:start w:val="1"/>
+      <w:numFmt w:val="bullet"/>
+      <w:lvlText w:val="o"/>
+      <w:lvlJc w:val="left"/>
+      <w:pPr>
         <w:ind w:left="501" w:hanging="360"/>
       </w:pPr>
       <w:rPr>
+        <w:rFonts w:ascii="Courier New" w:hAnsi="Courier New" w:cs="Courier New" w:hint="default"/>
+      </w:rPr>
+    </w:lvl>
+    <w:lvl w:ilvl="2" w:tplc="04090005" w:tentative="1">
+      <w:start w:val="1"/>
+      <w:numFmt w:val="bullet"/>
+      <w:lvlText w:val=""/>
+      <w:lvlJc w:val="left"/>
+      <w:pPr>
+        <w:ind w:left="1221" w:hanging="360"/>
+      </w:pPr>
+      <w:rPr>
+        <w:rFonts w:ascii="Wingdings" w:hAnsi="Wingdings" w:hint="default"/>
+      </w:rPr>
+    </w:lvl>
+    <w:lvl w:ilvl="3" w:tplc="04090001" w:tentative="1">
+      <w:start w:val="1"/>
+      <w:numFmt w:val="bullet"/>
+      <w:lvlText w:val=""/>
+      <w:lvlJc w:val="left"/>
+      <w:pPr>
+        <w:ind w:left="1941" w:hanging="360"/>
+      </w:pPr>
+      <w:rPr>
         <w:rFonts w:ascii="Symbol" w:hAnsi="Symbol" w:hint="default"/>
       </w:rPr>
     </w:lvl>
-    <w:lvl w:ilvl="1" w:tplc="04090003" w:tentative="1">
+    <w:lvl w:ilvl="4" w:tplc="04090003" w:tentative="1">
       <w:start w:val="1"/>
       <w:numFmt w:val="bullet"/>
       <w:lvlText w:val="o"/>
       <w:lvlJc w:val="left"/>
       <w:pPr>
-        <w:ind w:left="1221" w:hanging="360"/>
+        <w:ind w:left="2661" w:hanging="360"/>
       </w:pPr>
       <w:rPr>
         <w:rFonts w:ascii="Courier New" w:hAnsi="Courier New" w:cs="Courier New" w:hint="default"/>
       </w:rPr>
     </w:lvl>
-    <w:lvl w:ilvl="2" w:tplc="04090005" w:tentative="1">
+    <w:lvl w:ilvl="5" w:tplc="04090005" w:tentative="1">
       <w:start w:val="1"/>
       <w:numFmt w:val="bullet"/>
       <w:lvlText w:val=""/>
       <w:lvlJc w:val="left"/>
       <w:pPr>
-        <w:ind w:left="1941" w:hanging="360"/>
+        <w:ind w:left="3381" w:hanging="360"/>
       </w:pPr>
       <w:rPr>
         <w:rFonts w:ascii="Wingdings" w:hAnsi="Wingdings" w:hint="default"/>
       </w:rPr>
     </w:lvl>
-    <w:lvl w:ilvl="3" w:tplc="04090001" w:tentative="1">
+    <w:lvl w:ilvl="6" w:tplc="04090001" w:tentative="1">
       <w:start w:val="1"/>
       <w:numFmt w:val="bullet"/>
       <w:lvlText w:val=""/>
       <w:lvlJc w:val="left"/>
       <w:pPr>
-        <w:ind w:left="2661" w:hanging="360"/>
+        <w:ind w:left="4101" w:hanging="360"/>
       </w:pPr>
       <w:rPr>
         <w:rFonts w:ascii="Symbol" w:hAnsi="Symbol" w:hint="default"/>
       </w:rPr>
     </w:lvl>
-    <w:lvl w:ilvl="4" w:tplc="04090003" w:tentative="1">
+    <w:lvl w:ilvl="7" w:tplc="04090003" w:tentative="1">
       <w:start w:val="1"/>
       <w:numFmt w:val="bullet"/>
       <w:lvlText w:val="o"/>
       <w:lvlJc w:val="left"/>
       <w:pPr>
-        <w:ind w:left="3381" w:hanging="360"/>
+        <w:ind w:left="4821" w:hanging="360"/>
       </w:pPr>
       <w:rPr>
         <w:rFonts w:ascii="Courier New" w:hAnsi="Courier New" w:cs="Courier New" w:hint="default"/>
       </w:rPr>
     </w:lvl>
-    <w:lvl w:ilvl="5" w:tplc="04090005" w:tentative="1">
+    <w:lvl w:ilvl="8" w:tplc="04090005" w:tentative="1">
       <w:start w:val="1"/>
       <w:numFmt w:val="bullet"/>
       <w:lvlText w:val=""/>
       <w:lvlJc w:val="left"/>
       <w:pPr>
-        <w:ind w:left="4101" w:hanging="360"/>
-      </w:pPr>
-      <w:rPr>
-        <w:rFonts w:ascii="Wingdings" w:hAnsi="Wingdings" w:hint="default"/>
-      </w:rPr>
-    </w:lvl>
-    <w:lvl w:ilvl="6" w:tplc="04090001" w:tentative="1">
-      <w:start w:val="1"/>
-      <w:numFmt w:val="bullet"/>
-      <w:lvlText w:val=""/>
-      <w:lvlJc w:val="left"/>
-      <w:pPr>
-        <w:ind w:left="4821" w:hanging="360"/>
-      </w:pPr>
-      <w:rPr>
-        <w:rFonts w:ascii="Symbol" w:hAnsi="Symbol" w:hint="default"/>
-      </w:rPr>
-    </w:lvl>
-    <w:lvl w:ilvl="7" w:tplc="04090003" w:tentative="1">
-      <w:start w:val="1"/>
-      <w:numFmt w:val="bullet"/>
-      <w:lvlText w:val="o"/>
-      <w:lvlJc w:val="left"/>
-      <w:pPr>
         <w:ind w:left="5541" w:hanging="360"/>
-      </w:pPr>
-      <w:rPr>
-        <w:rFonts w:ascii="Courier New" w:hAnsi="Courier New" w:cs="Courier New" w:hint="default"/>
-      </w:rPr>
-    </w:lvl>
-    <w:lvl w:ilvl="8" w:tplc="04090005" w:tentative="1">
-      <w:start w:val="1"/>
-      <w:numFmt w:val="bullet"/>
-      <w:lvlText w:val=""/>
-      <w:lvlJc w:val="left"/>
-      <w:pPr>
-        <w:ind w:left="6261" w:hanging="360"/>
       </w:pPr>
       <w:rPr>
         <w:rFonts w:ascii="Wingdings" w:hAnsi="Wingdings" w:hint="default"/>
@@ -1760,6 +3380,119 @@
     </w:lvl>
   </w:abstractNum>
   <w:abstractNum w:abstractNumId="2" w15:restartNumberingAfterBreak="0">
+    <w:nsid w:val="09A24BCC"/>
+    <w:multiLevelType w:val="hybridMultilevel"/>
+    <w:tmpl w:val="26ECA0A6"/>
+    <w:lvl w:ilvl="0" w:tplc="04090001">
+      <w:start w:val="1"/>
+      <w:numFmt w:val="bullet"/>
+      <w:lvlText w:val=""/>
+      <w:lvlJc w:val="left"/>
+      <w:pPr>
+        <w:ind w:left="720" w:hanging="360"/>
+      </w:pPr>
+      <w:rPr>
+        <w:rFonts w:ascii="Symbol" w:hAnsi="Symbol" w:hint="default"/>
+      </w:rPr>
+    </w:lvl>
+    <w:lvl w:ilvl="1" w:tplc="04090003" w:tentative="1">
+      <w:start w:val="1"/>
+      <w:numFmt w:val="bullet"/>
+      <w:lvlText w:val="o"/>
+      <w:lvlJc w:val="left"/>
+      <w:pPr>
+        <w:ind w:left="1440" w:hanging="360"/>
+      </w:pPr>
+      <w:rPr>
+        <w:rFonts w:ascii="Courier New" w:hAnsi="Courier New" w:cs="Courier New" w:hint="default"/>
+      </w:rPr>
+    </w:lvl>
+    <w:lvl w:ilvl="2" w:tplc="04090005" w:tentative="1">
+      <w:start w:val="1"/>
+      <w:numFmt w:val="bullet"/>
+      <w:lvlText w:val=""/>
+      <w:lvlJc w:val="left"/>
+      <w:pPr>
+        <w:ind w:left="2160" w:hanging="360"/>
+      </w:pPr>
+      <w:rPr>
+        <w:rFonts w:ascii="Wingdings" w:hAnsi="Wingdings" w:hint="default"/>
+      </w:rPr>
+    </w:lvl>
+    <w:lvl w:ilvl="3" w:tplc="04090001" w:tentative="1">
+      <w:start w:val="1"/>
+      <w:numFmt w:val="bullet"/>
+      <w:lvlText w:val=""/>
+      <w:lvlJc w:val="left"/>
+      <w:pPr>
+        <w:ind w:left="2880" w:hanging="360"/>
+      </w:pPr>
+      <w:rPr>
+        <w:rFonts w:ascii="Symbol" w:hAnsi="Symbol" w:hint="default"/>
+      </w:rPr>
+    </w:lvl>
+    <w:lvl w:ilvl="4" w:tplc="04090003" w:tentative="1">
+      <w:start w:val="1"/>
+      <w:numFmt w:val="bullet"/>
+      <w:lvlText w:val="o"/>
+      <w:lvlJc w:val="left"/>
+      <w:pPr>
+        <w:ind w:left="3600" w:hanging="360"/>
+      </w:pPr>
+      <w:rPr>
+        <w:rFonts w:ascii="Courier New" w:hAnsi="Courier New" w:cs="Courier New" w:hint="default"/>
+      </w:rPr>
+    </w:lvl>
+    <w:lvl w:ilvl="5" w:tplc="04090005" w:tentative="1">
+      <w:start w:val="1"/>
+      <w:numFmt w:val="bullet"/>
+      <w:lvlText w:val=""/>
+      <w:lvlJc w:val="left"/>
+      <w:pPr>
+        <w:ind w:left="4320" w:hanging="360"/>
+      </w:pPr>
+      <w:rPr>
+        <w:rFonts w:ascii="Wingdings" w:hAnsi="Wingdings" w:hint="default"/>
+      </w:rPr>
+    </w:lvl>
+    <w:lvl w:ilvl="6" w:tplc="04090001" w:tentative="1">
+      <w:start w:val="1"/>
+      <w:numFmt w:val="bullet"/>
+      <w:lvlText w:val=""/>
+      <w:lvlJc w:val="left"/>
+      <w:pPr>
+        <w:ind w:left="5040" w:hanging="360"/>
+      </w:pPr>
+      <w:rPr>
+        <w:rFonts w:ascii="Symbol" w:hAnsi="Symbol" w:hint="default"/>
+      </w:rPr>
+    </w:lvl>
+    <w:lvl w:ilvl="7" w:tplc="04090003" w:tentative="1">
+      <w:start w:val="1"/>
+      <w:numFmt w:val="bullet"/>
+      <w:lvlText w:val="o"/>
+      <w:lvlJc w:val="left"/>
+      <w:pPr>
+        <w:ind w:left="5760" w:hanging="360"/>
+      </w:pPr>
+      <w:rPr>
+        <w:rFonts w:ascii="Courier New" w:hAnsi="Courier New" w:cs="Courier New" w:hint="default"/>
+      </w:rPr>
+    </w:lvl>
+    <w:lvl w:ilvl="8" w:tplc="04090005" w:tentative="1">
+      <w:start w:val="1"/>
+      <w:numFmt w:val="bullet"/>
+      <w:lvlText w:val=""/>
+      <w:lvlJc w:val="left"/>
+      <w:pPr>
+        <w:ind w:left="6480" w:hanging="360"/>
+      </w:pPr>
+      <w:rPr>
+        <w:rFonts w:ascii="Wingdings" w:hAnsi="Wingdings" w:hint="default"/>
+      </w:rPr>
+    </w:lvl>
+  </w:abstractNum>
+  <w:abstractNum w:abstractNumId="3" w15:restartNumberingAfterBreak="0">
     <w:nsid w:val="0BF67C81"/>
     <w:multiLevelType w:val="hybridMultilevel"/>
     <w:tmpl w:val="21CC16B6"/>
@@ -1848,11 +3581,112 @@
       </w:pPr>
     </w:lvl>
   </w:abstractNum>
-  <w:abstractNum w:abstractNumId="3" w15:restartNumberingAfterBreak="0">
+  <w:abstractNum w:abstractNumId="4" w15:restartNumberingAfterBreak="0">
     <w:nsid w:val="101F3737"/>
     <w:multiLevelType w:val="hybridMultilevel"/>
-    <w:tmpl w:val="59F47A86"/>
+    <w:tmpl w:val="F6CA6588"/>
     <w:lvl w:ilvl="0" w:tplc="0409000F">
+      <w:start w:val="1"/>
+      <w:numFmt w:val="decimal"/>
+      <w:lvlText w:val="%1."/>
+      <w:lvlJc w:val="left"/>
+      <w:pPr>
+        <w:ind w:left="360" w:hanging="360"/>
+      </w:pPr>
+      <w:rPr>
+        <w:rFonts w:hint="default"/>
+      </w:rPr>
+    </w:lvl>
+    <w:lvl w:ilvl="1" w:tplc="04090001">
+      <w:start w:val="1"/>
+      <w:numFmt w:val="bullet"/>
+      <w:lvlText w:val=""/>
+      <w:lvlJc w:val="left"/>
+      <w:pPr>
+        <w:ind w:left="501" w:hanging="360"/>
+      </w:pPr>
+      <w:rPr>
+        <w:rFonts w:ascii="Symbol" w:hAnsi="Symbol" w:hint="default"/>
+      </w:rPr>
+    </w:lvl>
+    <w:lvl w:ilvl="2" w:tplc="04090001">
+      <w:start w:val="1"/>
+      <w:numFmt w:val="bullet"/>
+      <w:lvlText w:val=""/>
+      <w:lvlJc w:val="left"/>
+      <w:pPr>
+        <w:ind w:left="-219" w:hanging="360"/>
+      </w:pPr>
+      <w:rPr>
+        <w:rFonts w:ascii="Symbol" w:hAnsi="Symbol" w:hint="default"/>
+      </w:rPr>
+    </w:lvl>
+    <w:lvl w:ilvl="3" w:tplc="04090001">
+      <w:start w:val="1"/>
+      <w:numFmt w:val="bullet"/>
+      <w:lvlText w:val=""/>
+      <w:lvlJc w:val="left"/>
+      <w:pPr>
+        <w:ind w:left="360" w:hanging="360"/>
+      </w:pPr>
+      <w:rPr>
+        <w:rFonts w:ascii="Symbol" w:hAnsi="Symbol" w:hint="default"/>
+      </w:rPr>
+    </w:lvl>
+    <w:lvl w:ilvl="4" w:tplc="0409000B">
+      <w:start w:val="1"/>
+      <w:numFmt w:val="bullet"/>
+      <w:lvlText w:val=""/>
+      <w:lvlJc w:val="left"/>
+      <w:pPr>
+        <w:ind w:left="643" w:hanging="360"/>
+      </w:pPr>
+      <w:rPr>
+        <w:rFonts w:ascii="Wingdings" w:hAnsi="Wingdings" w:hint="default"/>
+      </w:rPr>
+    </w:lvl>
+    <w:lvl w:ilvl="5" w:tplc="0409001B" w:tentative="1">
+      <w:start w:val="1"/>
+      <w:numFmt w:val="lowerRoman"/>
+      <w:lvlText w:val="%6."/>
+      <w:lvlJc w:val="right"/>
+      <w:pPr>
+        <w:ind w:left="3960" w:hanging="180"/>
+      </w:pPr>
+    </w:lvl>
+    <w:lvl w:ilvl="6" w:tplc="0409000F" w:tentative="1">
+      <w:start w:val="1"/>
+      <w:numFmt w:val="decimal"/>
+      <w:lvlText w:val="%7."/>
+      <w:lvlJc w:val="left"/>
+      <w:pPr>
+        <w:ind w:left="4680" w:hanging="360"/>
+      </w:pPr>
+    </w:lvl>
+    <w:lvl w:ilvl="7" w:tplc="04090019" w:tentative="1">
+      <w:start w:val="1"/>
+      <w:numFmt w:val="lowerLetter"/>
+      <w:lvlText w:val="%8."/>
+      <w:lvlJc w:val="left"/>
+      <w:pPr>
+        <w:ind w:left="5400" w:hanging="360"/>
+      </w:pPr>
+    </w:lvl>
+    <w:lvl w:ilvl="8" w:tplc="0409001B" w:tentative="1">
+      <w:start w:val="1"/>
+      <w:numFmt w:val="lowerRoman"/>
+      <w:lvlText w:val="%9."/>
+      <w:lvlJc w:val="right"/>
+      <w:pPr>
+        <w:ind w:left="6120" w:hanging="180"/>
+      </w:pPr>
+    </w:lvl>
+  </w:abstractNum>
+  <w:abstractNum w:abstractNumId="5" w15:restartNumberingAfterBreak="0">
+    <w:nsid w:val="1901735A"/>
+    <w:multiLevelType w:val="hybridMultilevel"/>
+    <w:tmpl w:val="79120A0C"/>
+    <w:lvl w:ilvl="0" w:tplc="4E3CE1D0">
       <w:start w:val="1"/>
       <w:numFmt w:val="decimal"/>
       <w:lvlText w:val="%1."/>
@@ -1937,7 +3771,120 @@
       </w:pPr>
     </w:lvl>
   </w:abstractNum>
-  <w:abstractNum w:abstractNumId="4" w15:restartNumberingAfterBreak="0">
+  <w:abstractNum w:abstractNumId="6" w15:restartNumberingAfterBreak="0">
+    <w:nsid w:val="1AD21E9A"/>
+    <w:multiLevelType w:val="hybridMultilevel"/>
+    <w:tmpl w:val="4B927C66"/>
+    <w:lvl w:ilvl="0" w:tplc="04090001">
+      <w:start w:val="1"/>
+      <w:numFmt w:val="bullet"/>
+      <w:lvlText w:val=""/>
+      <w:lvlJc w:val="left"/>
+      <w:pPr>
+        <w:ind w:left="360" w:hanging="360"/>
+      </w:pPr>
+      <w:rPr>
+        <w:rFonts w:ascii="Symbol" w:hAnsi="Symbol" w:hint="default"/>
+      </w:rPr>
+    </w:lvl>
+    <w:lvl w:ilvl="1" w:tplc="0409000B">
+      <w:start w:val="1"/>
+      <w:numFmt w:val="bullet"/>
+      <w:lvlText w:val=""/>
+      <w:lvlJc w:val="left"/>
+      <w:pPr>
+        <w:ind w:left="643" w:hanging="360"/>
+      </w:pPr>
+      <w:rPr>
+        <w:rFonts w:ascii="Wingdings" w:hAnsi="Wingdings" w:hint="default"/>
+      </w:rPr>
+    </w:lvl>
+    <w:lvl w:ilvl="2" w:tplc="04090005" w:tentative="1">
+      <w:start w:val="1"/>
+      <w:numFmt w:val="bullet"/>
+      <w:lvlText w:val=""/>
+      <w:lvlJc w:val="left"/>
+      <w:pPr>
+        <w:ind w:left="1800" w:hanging="360"/>
+      </w:pPr>
+      <w:rPr>
+        <w:rFonts w:ascii="Wingdings" w:hAnsi="Wingdings" w:hint="default"/>
+      </w:rPr>
+    </w:lvl>
+    <w:lvl w:ilvl="3" w:tplc="04090001" w:tentative="1">
+      <w:start w:val="1"/>
+      <w:numFmt w:val="bullet"/>
+      <w:lvlText w:val=""/>
+      <w:lvlJc w:val="left"/>
+      <w:pPr>
+        <w:ind w:left="2520" w:hanging="360"/>
+      </w:pPr>
+      <w:rPr>
+        <w:rFonts w:ascii="Symbol" w:hAnsi="Symbol" w:hint="default"/>
+      </w:rPr>
+    </w:lvl>
+    <w:lvl w:ilvl="4" w:tplc="04090003" w:tentative="1">
+      <w:start w:val="1"/>
+      <w:numFmt w:val="bullet"/>
+      <w:lvlText w:val="o"/>
+      <w:lvlJc w:val="left"/>
+      <w:pPr>
+        <w:ind w:left="3240" w:hanging="360"/>
+      </w:pPr>
+      <w:rPr>
+        <w:rFonts w:ascii="Courier New" w:hAnsi="Courier New" w:cs="Courier New" w:hint="default"/>
+      </w:rPr>
+    </w:lvl>
+    <w:lvl w:ilvl="5" w:tplc="04090005" w:tentative="1">
+      <w:start w:val="1"/>
+      <w:numFmt w:val="bullet"/>
+      <w:lvlText w:val=""/>
+      <w:lvlJc w:val="left"/>
+      <w:pPr>
+        <w:ind w:left="3960" w:hanging="360"/>
+      </w:pPr>
+      <w:rPr>
+        <w:rFonts w:ascii="Wingdings" w:hAnsi="Wingdings" w:hint="default"/>
+      </w:rPr>
+    </w:lvl>
+    <w:lvl w:ilvl="6" w:tplc="04090001" w:tentative="1">
+      <w:start w:val="1"/>
+      <w:numFmt w:val="bullet"/>
+      <w:lvlText w:val=""/>
+      <w:lvlJc w:val="left"/>
+      <w:pPr>
+        <w:ind w:left="4680" w:hanging="360"/>
+      </w:pPr>
+      <w:rPr>
+        <w:rFonts w:ascii="Symbol" w:hAnsi="Symbol" w:hint="default"/>
+      </w:rPr>
+    </w:lvl>
+    <w:lvl w:ilvl="7" w:tplc="04090003" w:tentative="1">
+      <w:start w:val="1"/>
+      <w:numFmt w:val="bullet"/>
+      <w:lvlText w:val="o"/>
+      <w:lvlJc w:val="left"/>
+      <w:pPr>
+        <w:ind w:left="5400" w:hanging="360"/>
+      </w:pPr>
+      <w:rPr>
+        <w:rFonts w:ascii="Courier New" w:hAnsi="Courier New" w:cs="Courier New" w:hint="default"/>
+      </w:rPr>
+    </w:lvl>
+    <w:lvl w:ilvl="8" w:tplc="04090005" w:tentative="1">
+      <w:start w:val="1"/>
+      <w:numFmt w:val="bullet"/>
+      <w:lvlText w:val=""/>
+      <w:lvlJc w:val="left"/>
+      <w:pPr>
+        <w:ind w:left="6120" w:hanging="360"/>
+      </w:pPr>
+      <w:rPr>
+        <w:rFonts w:ascii="Wingdings" w:hAnsi="Wingdings" w:hint="default"/>
+      </w:rPr>
+    </w:lvl>
+  </w:abstractNum>
+  <w:abstractNum w:abstractNumId="7" w15:restartNumberingAfterBreak="0">
     <w:nsid w:val="24591A81"/>
     <w:multiLevelType w:val="hybridMultilevel"/>
     <w:tmpl w:val="D5E2FB72"/>
@@ -2026,7 +3973,7 @@
       </w:pPr>
     </w:lvl>
   </w:abstractNum>
-  <w:abstractNum w:abstractNumId="5" w15:restartNumberingAfterBreak="0">
+  <w:abstractNum w:abstractNumId="8" w15:restartNumberingAfterBreak="0">
     <w:nsid w:val="27A358CE"/>
     <w:multiLevelType w:val="hybridMultilevel"/>
     <w:tmpl w:val="1E6A1028"/>
@@ -2139,7 +4086,120 @@
       </w:rPr>
     </w:lvl>
   </w:abstractNum>
-  <w:abstractNum w:abstractNumId="6" w15:restartNumberingAfterBreak="0">
+  <w:abstractNum w:abstractNumId="9" w15:restartNumberingAfterBreak="0">
+    <w:nsid w:val="325A6922"/>
+    <w:multiLevelType w:val="hybridMultilevel"/>
+    <w:tmpl w:val="F7E4A5EC"/>
+    <w:lvl w:ilvl="0" w:tplc="0409000B">
+      <w:start w:val="1"/>
+      <w:numFmt w:val="bullet"/>
+      <w:lvlText w:val=""/>
+      <w:lvlJc w:val="left"/>
+      <w:pPr>
+        <w:ind w:left="643" w:hanging="360"/>
+      </w:pPr>
+      <w:rPr>
+        <w:rFonts w:ascii="Wingdings" w:hAnsi="Wingdings" w:hint="default"/>
+      </w:rPr>
+    </w:lvl>
+    <w:lvl w:ilvl="1" w:tplc="04090003" w:tentative="1">
+      <w:start w:val="1"/>
+      <w:numFmt w:val="bullet"/>
+      <w:lvlText w:val="o"/>
+      <w:lvlJc w:val="left"/>
+      <w:pPr>
+        <w:ind w:left="1723" w:hanging="360"/>
+      </w:pPr>
+      <w:rPr>
+        <w:rFonts w:ascii="Courier New" w:hAnsi="Courier New" w:cs="Courier New" w:hint="default"/>
+      </w:rPr>
+    </w:lvl>
+    <w:lvl w:ilvl="2" w:tplc="04090005" w:tentative="1">
+      <w:start w:val="1"/>
+      <w:numFmt w:val="bullet"/>
+      <w:lvlText w:val=""/>
+      <w:lvlJc w:val="left"/>
+      <w:pPr>
+        <w:ind w:left="2443" w:hanging="360"/>
+      </w:pPr>
+      <w:rPr>
+        <w:rFonts w:ascii="Wingdings" w:hAnsi="Wingdings" w:hint="default"/>
+      </w:rPr>
+    </w:lvl>
+    <w:lvl w:ilvl="3" w:tplc="04090001" w:tentative="1">
+      <w:start w:val="1"/>
+      <w:numFmt w:val="bullet"/>
+      <w:lvlText w:val=""/>
+      <w:lvlJc w:val="left"/>
+      <w:pPr>
+        <w:ind w:left="3163" w:hanging="360"/>
+      </w:pPr>
+      <w:rPr>
+        <w:rFonts w:ascii="Symbol" w:hAnsi="Symbol" w:hint="default"/>
+      </w:rPr>
+    </w:lvl>
+    <w:lvl w:ilvl="4" w:tplc="04090003" w:tentative="1">
+      <w:start w:val="1"/>
+      <w:numFmt w:val="bullet"/>
+      <w:lvlText w:val="o"/>
+      <w:lvlJc w:val="left"/>
+      <w:pPr>
+        <w:ind w:left="3883" w:hanging="360"/>
+      </w:pPr>
+      <w:rPr>
+        <w:rFonts w:ascii="Courier New" w:hAnsi="Courier New" w:cs="Courier New" w:hint="default"/>
+      </w:rPr>
+    </w:lvl>
+    <w:lvl w:ilvl="5" w:tplc="04090005" w:tentative="1">
+      <w:start w:val="1"/>
+      <w:numFmt w:val="bullet"/>
+      <w:lvlText w:val=""/>
+      <w:lvlJc w:val="left"/>
+      <w:pPr>
+        <w:ind w:left="4603" w:hanging="360"/>
+      </w:pPr>
+      <w:rPr>
+        <w:rFonts w:ascii="Wingdings" w:hAnsi="Wingdings" w:hint="default"/>
+      </w:rPr>
+    </w:lvl>
+    <w:lvl w:ilvl="6" w:tplc="04090001" w:tentative="1">
+      <w:start w:val="1"/>
+      <w:numFmt w:val="bullet"/>
+      <w:lvlText w:val=""/>
+      <w:lvlJc w:val="left"/>
+      <w:pPr>
+        <w:ind w:left="5323" w:hanging="360"/>
+      </w:pPr>
+      <w:rPr>
+        <w:rFonts w:ascii="Symbol" w:hAnsi="Symbol" w:hint="default"/>
+      </w:rPr>
+    </w:lvl>
+    <w:lvl w:ilvl="7" w:tplc="04090003" w:tentative="1">
+      <w:start w:val="1"/>
+      <w:numFmt w:val="bullet"/>
+      <w:lvlText w:val="o"/>
+      <w:lvlJc w:val="left"/>
+      <w:pPr>
+        <w:ind w:left="6043" w:hanging="360"/>
+      </w:pPr>
+      <w:rPr>
+        <w:rFonts w:ascii="Courier New" w:hAnsi="Courier New" w:cs="Courier New" w:hint="default"/>
+      </w:rPr>
+    </w:lvl>
+    <w:lvl w:ilvl="8" w:tplc="04090005" w:tentative="1">
+      <w:start w:val="1"/>
+      <w:numFmt w:val="bullet"/>
+      <w:lvlText w:val=""/>
+      <w:lvlJc w:val="left"/>
+      <w:pPr>
+        <w:ind w:left="6763" w:hanging="360"/>
+      </w:pPr>
+      <w:rPr>
+        <w:rFonts w:ascii="Wingdings" w:hAnsi="Wingdings" w:hint="default"/>
+      </w:rPr>
+    </w:lvl>
+  </w:abstractNum>
+  <w:abstractNum w:abstractNumId="10" w15:restartNumberingAfterBreak="0">
     <w:nsid w:val="3A482016"/>
     <w:multiLevelType w:val="hybridMultilevel"/>
     <w:tmpl w:val="D6BA5370"/>
@@ -2252,7 +4312,634 @@
       </w:rPr>
     </w:lvl>
   </w:abstractNum>
-  <w:abstractNum w:abstractNumId="7" w15:restartNumberingAfterBreak="0">
+  <w:abstractNum w:abstractNumId="11" w15:restartNumberingAfterBreak="0">
+    <w:nsid w:val="3E9B79D7"/>
+    <w:multiLevelType w:val="multilevel"/>
+    <w:tmpl w:val="DA2A30CA"/>
+    <w:lvl w:ilvl="0">
+      <w:start w:val="1"/>
+      <w:numFmt w:val="decimal"/>
+      <w:lvlText w:val="%1."/>
+      <w:lvlJc w:val="left"/>
+      <w:pPr>
+        <w:tabs>
+          <w:tab w:val="num" w:pos="720"/>
+        </w:tabs>
+        <w:ind w:left="720" w:hanging="360"/>
+      </w:pPr>
+    </w:lvl>
+    <w:lvl w:ilvl="1" w:tentative="1">
+      <w:start w:val="1"/>
+      <w:numFmt w:val="decimal"/>
+      <w:lvlText w:val="%2."/>
+      <w:lvlJc w:val="left"/>
+      <w:pPr>
+        <w:tabs>
+          <w:tab w:val="num" w:pos="1440"/>
+        </w:tabs>
+        <w:ind w:left="1440" w:hanging="360"/>
+      </w:pPr>
+    </w:lvl>
+    <w:lvl w:ilvl="2" w:tentative="1">
+      <w:start w:val="1"/>
+      <w:numFmt w:val="decimal"/>
+      <w:lvlText w:val="%3."/>
+      <w:lvlJc w:val="left"/>
+      <w:pPr>
+        <w:tabs>
+          <w:tab w:val="num" w:pos="2160"/>
+        </w:tabs>
+        <w:ind w:left="2160" w:hanging="360"/>
+      </w:pPr>
+    </w:lvl>
+    <w:lvl w:ilvl="3" w:tentative="1">
+      <w:start w:val="1"/>
+      <w:numFmt w:val="decimal"/>
+      <w:lvlText w:val="%4."/>
+      <w:lvlJc w:val="left"/>
+      <w:pPr>
+        <w:tabs>
+          <w:tab w:val="num" w:pos="2880"/>
+        </w:tabs>
+        <w:ind w:left="2880" w:hanging="360"/>
+      </w:pPr>
+    </w:lvl>
+    <w:lvl w:ilvl="4" w:tentative="1">
+      <w:start w:val="1"/>
+      <w:numFmt w:val="decimal"/>
+      <w:lvlText w:val="%5."/>
+      <w:lvlJc w:val="left"/>
+      <w:pPr>
+        <w:tabs>
+          <w:tab w:val="num" w:pos="3600"/>
+        </w:tabs>
+        <w:ind w:left="3600" w:hanging="360"/>
+      </w:pPr>
+    </w:lvl>
+    <w:lvl w:ilvl="5" w:tentative="1">
+      <w:start w:val="1"/>
+      <w:numFmt w:val="decimal"/>
+      <w:lvlText w:val="%6."/>
+      <w:lvlJc w:val="left"/>
+      <w:pPr>
+        <w:tabs>
+          <w:tab w:val="num" w:pos="4320"/>
+        </w:tabs>
+        <w:ind w:left="4320" w:hanging="360"/>
+      </w:pPr>
+    </w:lvl>
+    <w:lvl w:ilvl="6" w:tentative="1">
+      <w:start w:val="1"/>
+      <w:numFmt w:val="decimal"/>
+      <w:lvlText w:val="%7."/>
+      <w:lvlJc w:val="left"/>
+      <w:pPr>
+        <w:tabs>
+          <w:tab w:val="num" w:pos="5040"/>
+        </w:tabs>
+        <w:ind w:left="5040" w:hanging="360"/>
+      </w:pPr>
+    </w:lvl>
+    <w:lvl w:ilvl="7" w:tentative="1">
+      <w:start w:val="1"/>
+      <w:numFmt w:val="decimal"/>
+      <w:lvlText w:val="%8."/>
+      <w:lvlJc w:val="left"/>
+      <w:pPr>
+        <w:tabs>
+          <w:tab w:val="num" w:pos="5760"/>
+        </w:tabs>
+        <w:ind w:left="5760" w:hanging="360"/>
+      </w:pPr>
+    </w:lvl>
+    <w:lvl w:ilvl="8" w:tentative="1">
+      <w:start w:val="1"/>
+      <w:numFmt w:val="decimal"/>
+      <w:lvlText w:val="%9."/>
+      <w:lvlJc w:val="left"/>
+      <w:pPr>
+        <w:tabs>
+          <w:tab w:val="num" w:pos="6480"/>
+        </w:tabs>
+        <w:ind w:left="6480" w:hanging="360"/>
+      </w:pPr>
+    </w:lvl>
+  </w:abstractNum>
+  <w:abstractNum w:abstractNumId="12" w15:restartNumberingAfterBreak="0">
+    <w:nsid w:val="40C74272"/>
+    <w:multiLevelType w:val="hybridMultilevel"/>
+    <w:tmpl w:val="F006B36C"/>
+    <w:lvl w:ilvl="0" w:tplc="04090001">
+      <w:start w:val="1"/>
+      <w:numFmt w:val="bullet"/>
+      <w:lvlText w:val=""/>
+      <w:lvlJc w:val="left"/>
+      <w:pPr>
+        <w:ind w:left="501" w:hanging="360"/>
+      </w:pPr>
+      <w:rPr>
+        <w:rFonts w:ascii="Symbol" w:hAnsi="Symbol" w:hint="default"/>
+      </w:rPr>
+    </w:lvl>
+    <w:lvl w:ilvl="1" w:tplc="04090003" w:tentative="1">
+      <w:start w:val="1"/>
+      <w:numFmt w:val="bullet"/>
+      <w:lvlText w:val="o"/>
+      <w:lvlJc w:val="left"/>
+      <w:pPr>
+        <w:ind w:left="1221" w:hanging="360"/>
+      </w:pPr>
+      <w:rPr>
+        <w:rFonts w:ascii="Courier New" w:hAnsi="Courier New" w:cs="Courier New" w:hint="default"/>
+      </w:rPr>
+    </w:lvl>
+    <w:lvl w:ilvl="2" w:tplc="04090005" w:tentative="1">
+      <w:start w:val="1"/>
+      <w:numFmt w:val="bullet"/>
+      <w:lvlText w:val=""/>
+      <w:lvlJc w:val="left"/>
+      <w:pPr>
+        <w:ind w:left="1941" w:hanging="360"/>
+      </w:pPr>
+      <w:rPr>
+        <w:rFonts w:ascii="Wingdings" w:hAnsi="Wingdings" w:hint="default"/>
+      </w:rPr>
+    </w:lvl>
+    <w:lvl w:ilvl="3" w:tplc="04090001" w:tentative="1">
+      <w:start w:val="1"/>
+      <w:numFmt w:val="bullet"/>
+      <w:lvlText w:val=""/>
+      <w:lvlJc w:val="left"/>
+      <w:pPr>
+        <w:ind w:left="2661" w:hanging="360"/>
+      </w:pPr>
+      <w:rPr>
+        <w:rFonts w:ascii="Symbol" w:hAnsi="Symbol" w:hint="default"/>
+      </w:rPr>
+    </w:lvl>
+    <w:lvl w:ilvl="4" w:tplc="04090003" w:tentative="1">
+      <w:start w:val="1"/>
+      <w:numFmt w:val="bullet"/>
+      <w:lvlText w:val="o"/>
+      <w:lvlJc w:val="left"/>
+      <w:pPr>
+        <w:ind w:left="3381" w:hanging="360"/>
+      </w:pPr>
+      <w:rPr>
+        <w:rFonts w:ascii="Courier New" w:hAnsi="Courier New" w:cs="Courier New" w:hint="default"/>
+      </w:rPr>
+    </w:lvl>
+    <w:lvl w:ilvl="5" w:tplc="04090005" w:tentative="1">
+      <w:start w:val="1"/>
+      <w:numFmt w:val="bullet"/>
+      <w:lvlText w:val=""/>
+      <w:lvlJc w:val="left"/>
+      <w:pPr>
+        <w:ind w:left="4101" w:hanging="360"/>
+      </w:pPr>
+      <w:rPr>
+        <w:rFonts w:ascii="Wingdings" w:hAnsi="Wingdings" w:hint="default"/>
+      </w:rPr>
+    </w:lvl>
+    <w:lvl w:ilvl="6" w:tplc="04090001" w:tentative="1">
+      <w:start w:val="1"/>
+      <w:numFmt w:val="bullet"/>
+      <w:lvlText w:val=""/>
+      <w:lvlJc w:val="left"/>
+      <w:pPr>
+        <w:ind w:left="4821" w:hanging="360"/>
+      </w:pPr>
+      <w:rPr>
+        <w:rFonts w:ascii="Symbol" w:hAnsi="Symbol" w:hint="default"/>
+      </w:rPr>
+    </w:lvl>
+    <w:lvl w:ilvl="7" w:tplc="04090003" w:tentative="1">
+      <w:start w:val="1"/>
+      <w:numFmt w:val="bullet"/>
+      <w:lvlText w:val="o"/>
+      <w:lvlJc w:val="left"/>
+      <w:pPr>
+        <w:ind w:left="5541" w:hanging="360"/>
+      </w:pPr>
+      <w:rPr>
+        <w:rFonts w:ascii="Courier New" w:hAnsi="Courier New" w:cs="Courier New" w:hint="default"/>
+      </w:rPr>
+    </w:lvl>
+    <w:lvl w:ilvl="8" w:tplc="04090005" w:tentative="1">
+      <w:start w:val="1"/>
+      <w:numFmt w:val="bullet"/>
+      <w:lvlText w:val=""/>
+      <w:lvlJc w:val="left"/>
+      <w:pPr>
+        <w:ind w:left="6261" w:hanging="360"/>
+      </w:pPr>
+      <w:rPr>
+        <w:rFonts w:ascii="Wingdings" w:hAnsi="Wingdings" w:hint="default"/>
+      </w:rPr>
+    </w:lvl>
+  </w:abstractNum>
+  <w:abstractNum w:abstractNumId="13" w15:restartNumberingAfterBreak="0">
+    <w:nsid w:val="456D1DB2"/>
+    <w:multiLevelType w:val="hybridMultilevel"/>
+    <w:tmpl w:val="B74C72A6"/>
+    <w:lvl w:ilvl="0" w:tplc="04090001">
+      <w:start w:val="1"/>
+      <w:numFmt w:val="bullet"/>
+      <w:lvlText w:val=""/>
+      <w:lvlJc w:val="left"/>
+      <w:pPr>
+        <w:ind w:left="501" w:hanging="360"/>
+      </w:pPr>
+      <w:rPr>
+        <w:rFonts w:ascii="Symbol" w:hAnsi="Symbol" w:hint="default"/>
+      </w:rPr>
+    </w:lvl>
+    <w:lvl w:ilvl="1" w:tplc="04090003" w:tentative="1">
+      <w:start w:val="1"/>
+      <w:numFmt w:val="bullet"/>
+      <w:lvlText w:val="o"/>
+      <w:lvlJc w:val="left"/>
+      <w:pPr>
+        <w:ind w:left="1221" w:hanging="360"/>
+      </w:pPr>
+      <w:rPr>
+        <w:rFonts w:ascii="Courier New" w:hAnsi="Courier New" w:cs="Courier New" w:hint="default"/>
+      </w:rPr>
+    </w:lvl>
+    <w:lvl w:ilvl="2" w:tplc="04090005" w:tentative="1">
+      <w:start w:val="1"/>
+      <w:numFmt w:val="bullet"/>
+      <w:lvlText w:val=""/>
+      <w:lvlJc w:val="left"/>
+      <w:pPr>
+        <w:ind w:left="1941" w:hanging="360"/>
+      </w:pPr>
+      <w:rPr>
+        <w:rFonts w:ascii="Wingdings" w:hAnsi="Wingdings" w:hint="default"/>
+      </w:rPr>
+    </w:lvl>
+    <w:lvl w:ilvl="3" w:tplc="04090001" w:tentative="1">
+      <w:start w:val="1"/>
+      <w:numFmt w:val="bullet"/>
+      <w:lvlText w:val=""/>
+      <w:lvlJc w:val="left"/>
+      <w:pPr>
+        <w:ind w:left="2661" w:hanging="360"/>
+      </w:pPr>
+      <w:rPr>
+        <w:rFonts w:ascii="Symbol" w:hAnsi="Symbol" w:hint="default"/>
+      </w:rPr>
+    </w:lvl>
+    <w:lvl w:ilvl="4" w:tplc="04090003" w:tentative="1">
+      <w:start w:val="1"/>
+      <w:numFmt w:val="bullet"/>
+      <w:lvlText w:val="o"/>
+      <w:lvlJc w:val="left"/>
+      <w:pPr>
+        <w:ind w:left="3381" w:hanging="360"/>
+      </w:pPr>
+      <w:rPr>
+        <w:rFonts w:ascii="Courier New" w:hAnsi="Courier New" w:cs="Courier New" w:hint="default"/>
+      </w:rPr>
+    </w:lvl>
+    <w:lvl w:ilvl="5" w:tplc="04090005" w:tentative="1">
+      <w:start w:val="1"/>
+      <w:numFmt w:val="bullet"/>
+      <w:lvlText w:val=""/>
+      <w:lvlJc w:val="left"/>
+      <w:pPr>
+        <w:ind w:left="4101" w:hanging="360"/>
+      </w:pPr>
+      <w:rPr>
+        <w:rFonts w:ascii="Wingdings" w:hAnsi="Wingdings" w:hint="default"/>
+      </w:rPr>
+    </w:lvl>
+    <w:lvl w:ilvl="6" w:tplc="04090001" w:tentative="1">
+      <w:start w:val="1"/>
+      <w:numFmt w:val="bullet"/>
+      <w:lvlText w:val=""/>
+      <w:lvlJc w:val="left"/>
+      <w:pPr>
+        <w:ind w:left="4821" w:hanging="360"/>
+      </w:pPr>
+      <w:rPr>
+        <w:rFonts w:ascii="Symbol" w:hAnsi="Symbol" w:hint="default"/>
+      </w:rPr>
+    </w:lvl>
+    <w:lvl w:ilvl="7" w:tplc="04090003" w:tentative="1">
+      <w:start w:val="1"/>
+      <w:numFmt w:val="bullet"/>
+      <w:lvlText w:val="o"/>
+      <w:lvlJc w:val="left"/>
+      <w:pPr>
+        <w:ind w:left="5541" w:hanging="360"/>
+      </w:pPr>
+      <w:rPr>
+        <w:rFonts w:ascii="Courier New" w:hAnsi="Courier New" w:cs="Courier New" w:hint="default"/>
+      </w:rPr>
+    </w:lvl>
+    <w:lvl w:ilvl="8" w:tplc="04090005" w:tentative="1">
+      <w:start w:val="1"/>
+      <w:numFmt w:val="bullet"/>
+      <w:lvlText w:val=""/>
+      <w:lvlJc w:val="left"/>
+      <w:pPr>
+        <w:ind w:left="6261" w:hanging="360"/>
+      </w:pPr>
+      <w:rPr>
+        <w:rFonts w:ascii="Wingdings" w:hAnsi="Wingdings" w:hint="default"/>
+      </w:rPr>
+    </w:lvl>
+  </w:abstractNum>
+  <w:abstractNum w:abstractNumId="14" w15:restartNumberingAfterBreak="0">
+    <w:nsid w:val="4CFA6580"/>
+    <w:multiLevelType w:val="hybridMultilevel"/>
+    <w:tmpl w:val="4094CB6C"/>
+    <w:lvl w:ilvl="0" w:tplc="0409000F">
+      <w:start w:val="1"/>
+      <w:numFmt w:val="decimal"/>
+      <w:lvlText w:val="%1."/>
+      <w:lvlJc w:val="left"/>
+      <w:pPr>
+        <w:ind w:left="501" w:hanging="360"/>
+      </w:pPr>
+    </w:lvl>
+    <w:lvl w:ilvl="1" w:tplc="04090019" w:tentative="1">
+      <w:start w:val="1"/>
+      <w:numFmt w:val="lowerLetter"/>
+      <w:lvlText w:val="%2."/>
+      <w:lvlJc w:val="left"/>
+      <w:pPr>
+        <w:ind w:left="1221" w:hanging="360"/>
+      </w:pPr>
+    </w:lvl>
+    <w:lvl w:ilvl="2" w:tplc="0409001B" w:tentative="1">
+      <w:start w:val="1"/>
+      <w:numFmt w:val="lowerRoman"/>
+      <w:lvlText w:val="%3."/>
+      <w:lvlJc w:val="right"/>
+      <w:pPr>
+        <w:ind w:left="1941" w:hanging="180"/>
+      </w:pPr>
+    </w:lvl>
+    <w:lvl w:ilvl="3" w:tplc="0409000F" w:tentative="1">
+      <w:start w:val="1"/>
+      <w:numFmt w:val="decimal"/>
+      <w:lvlText w:val="%4."/>
+      <w:lvlJc w:val="left"/>
+      <w:pPr>
+        <w:ind w:left="2661" w:hanging="360"/>
+      </w:pPr>
+    </w:lvl>
+    <w:lvl w:ilvl="4" w:tplc="04090019" w:tentative="1">
+      <w:start w:val="1"/>
+      <w:numFmt w:val="lowerLetter"/>
+      <w:lvlText w:val="%5."/>
+      <w:lvlJc w:val="left"/>
+      <w:pPr>
+        <w:ind w:left="3381" w:hanging="360"/>
+      </w:pPr>
+    </w:lvl>
+    <w:lvl w:ilvl="5" w:tplc="0409001B" w:tentative="1">
+      <w:start w:val="1"/>
+      <w:numFmt w:val="lowerRoman"/>
+      <w:lvlText w:val="%6."/>
+      <w:lvlJc w:val="right"/>
+      <w:pPr>
+        <w:ind w:left="4101" w:hanging="180"/>
+      </w:pPr>
+    </w:lvl>
+    <w:lvl w:ilvl="6" w:tplc="0409000F" w:tentative="1">
+      <w:start w:val="1"/>
+      <w:numFmt w:val="decimal"/>
+      <w:lvlText w:val="%7."/>
+      <w:lvlJc w:val="left"/>
+      <w:pPr>
+        <w:ind w:left="4821" w:hanging="360"/>
+      </w:pPr>
+    </w:lvl>
+    <w:lvl w:ilvl="7" w:tplc="04090019" w:tentative="1">
+      <w:start w:val="1"/>
+      <w:numFmt w:val="lowerLetter"/>
+      <w:lvlText w:val="%8."/>
+      <w:lvlJc w:val="left"/>
+      <w:pPr>
+        <w:ind w:left="5541" w:hanging="360"/>
+      </w:pPr>
+    </w:lvl>
+    <w:lvl w:ilvl="8" w:tplc="0409001B" w:tentative="1">
+      <w:start w:val="1"/>
+      <w:numFmt w:val="lowerRoman"/>
+      <w:lvlText w:val="%9."/>
+      <w:lvlJc w:val="right"/>
+      <w:pPr>
+        <w:ind w:left="6261" w:hanging="180"/>
+      </w:pPr>
+    </w:lvl>
+  </w:abstractNum>
+  <w:abstractNum w:abstractNumId="15" w15:restartNumberingAfterBreak="0">
+    <w:nsid w:val="51032A75"/>
+    <w:multiLevelType w:val="hybridMultilevel"/>
+    <w:tmpl w:val="11D6A7E6"/>
+    <w:lvl w:ilvl="0" w:tplc="04090003" w:tentative="1">
+      <w:start w:val="1"/>
+      <w:numFmt w:val="bullet"/>
+      <w:lvlText w:val="o"/>
+      <w:lvlJc w:val="left"/>
+      <w:pPr>
+        <w:ind w:left="3741" w:hanging="360"/>
+      </w:pPr>
+      <w:rPr>
+        <w:rFonts w:ascii="Courier New" w:hAnsi="Courier New" w:cs="Courier New" w:hint="default"/>
+      </w:rPr>
+    </w:lvl>
+    <w:lvl w:ilvl="1" w:tplc="04090003" w:tentative="1">
+      <w:start w:val="1"/>
+      <w:numFmt w:val="bullet"/>
+      <w:lvlText w:val="o"/>
+      <w:lvlJc w:val="left"/>
+      <w:pPr>
+        <w:ind w:left="1941" w:hanging="360"/>
+      </w:pPr>
+      <w:rPr>
+        <w:rFonts w:ascii="Courier New" w:hAnsi="Courier New" w:cs="Courier New" w:hint="default"/>
+      </w:rPr>
+    </w:lvl>
+    <w:lvl w:ilvl="2" w:tplc="04090005" w:tentative="1">
+      <w:start w:val="1"/>
+      <w:numFmt w:val="bullet"/>
+      <w:lvlText w:val=""/>
+      <w:lvlJc w:val="left"/>
+      <w:pPr>
+        <w:ind w:left="2661" w:hanging="360"/>
+      </w:pPr>
+      <w:rPr>
+        <w:rFonts w:ascii="Wingdings" w:hAnsi="Wingdings" w:hint="default"/>
+      </w:rPr>
+    </w:lvl>
+    <w:lvl w:ilvl="3" w:tplc="04090001" w:tentative="1">
+      <w:start w:val="1"/>
+      <w:numFmt w:val="bullet"/>
+      <w:lvlText w:val=""/>
+      <w:lvlJc w:val="left"/>
+      <w:pPr>
+        <w:ind w:left="3381" w:hanging="360"/>
+      </w:pPr>
+      <w:rPr>
+        <w:rFonts w:ascii="Symbol" w:hAnsi="Symbol" w:hint="default"/>
+      </w:rPr>
+    </w:lvl>
+    <w:lvl w:ilvl="4" w:tplc="04090003" w:tentative="1">
+      <w:start w:val="1"/>
+      <w:numFmt w:val="bullet"/>
+      <w:lvlText w:val="o"/>
+      <w:lvlJc w:val="left"/>
+      <w:pPr>
+        <w:ind w:left="4101" w:hanging="360"/>
+      </w:pPr>
+      <w:rPr>
+        <w:rFonts w:ascii="Courier New" w:hAnsi="Courier New" w:cs="Courier New" w:hint="default"/>
+      </w:rPr>
+    </w:lvl>
+    <w:lvl w:ilvl="5" w:tplc="04090005" w:tentative="1">
+      <w:start w:val="1"/>
+      <w:numFmt w:val="bullet"/>
+      <w:lvlText w:val=""/>
+      <w:lvlJc w:val="left"/>
+      <w:pPr>
+        <w:ind w:left="4821" w:hanging="360"/>
+      </w:pPr>
+      <w:rPr>
+        <w:rFonts w:ascii="Wingdings" w:hAnsi="Wingdings" w:hint="default"/>
+      </w:rPr>
+    </w:lvl>
+    <w:lvl w:ilvl="6" w:tplc="04090001" w:tentative="1">
+      <w:start w:val="1"/>
+      <w:numFmt w:val="bullet"/>
+      <w:lvlText w:val=""/>
+      <w:lvlJc w:val="left"/>
+      <w:pPr>
+        <w:ind w:left="5541" w:hanging="360"/>
+      </w:pPr>
+      <w:rPr>
+        <w:rFonts w:ascii="Symbol" w:hAnsi="Symbol" w:hint="default"/>
+      </w:rPr>
+    </w:lvl>
+    <w:lvl w:ilvl="7" w:tplc="04090003" w:tentative="1">
+      <w:start w:val="1"/>
+      <w:numFmt w:val="bullet"/>
+      <w:lvlText w:val="o"/>
+      <w:lvlJc w:val="left"/>
+      <w:pPr>
+        <w:ind w:left="6261" w:hanging="360"/>
+      </w:pPr>
+      <w:rPr>
+        <w:rFonts w:ascii="Courier New" w:hAnsi="Courier New" w:cs="Courier New" w:hint="default"/>
+      </w:rPr>
+    </w:lvl>
+    <w:lvl w:ilvl="8" w:tplc="04090005" w:tentative="1">
+      <w:start w:val="1"/>
+      <w:numFmt w:val="bullet"/>
+      <w:lvlText w:val=""/>
+      <w:lvlJc w:val="left"/>
+      <w:pPr>
+        <w:ind w:left="6981" w:hanging="360"/>
+      </w:pPr>
+      <w:rPr>
+        <w:rFonts w:ascii="Wingdings" w:hAnsi="Wingdings" w:hint="default"/>
+      </w:rPr>
+    </w:lvl>
+  </w:abstractNum>
+  <w:abstractNum w:abstractNumId="16" w15:restartNumberingAfterBreak="0">
+    <w:nsid w:val="55AC6E89"/>
+    <w:multiLevelType w:val="hybridMultilevel"/>
+    <w:tmpl w:val="74A8D5A8"/>
+    <w:lvl w:ilvl="0" w:tplc="0409000F">
+      <w:start w:val="1"/>
+      <w:numFmt w:val="decimal"/>
+      <w:lvlText w:val="%1."/>
+      <w:lvlJc w:val="left"/>
+      <w:pPr>
+        <w:ind w:left="720" w:hanging="360"/>
+      </w:pPr>
+      <w:rPr>
+        <w:rFonts w:hint="default"/>
+      </w:rPr>
+    </w:lvl>
+    <w:lvl w:ilvl="1" w:tplc="04090019" w:tentative="1">
+      <w:start w:val="1"/>
+      <w:numFmt w:val="lowerLetter"/>
+      <w:lvlText w:val="%2."/>
+      <w:lvlJc w:val="left"/>
+      <w:pPr>
+        <w:ind w:left="1440" w:hanging="360"/>
+      </w:pPr>
+    </w:lvl>
+    <w:lvl w:ilvl="2" w:tplc="0409001B" w:tentative="1">
+      <w:start w:val="1"/>
+      <w:numFmt w:val="lowerRoman"/>
+      <w:lvlText w:val="%3."/>
+      <w:lvlJc w:val="right"/>
+      <w:pPr>
+        <w:ind w:left="2160" w:hanging="180"/>
+      </w:pPr>
+    </w:lvl>
+    <w:lvl w:ilvl="3" w:tplc="0409000F" w:tentative="1">
+      <w:start w:val="1"/>
+      <w:numFmt w:val="decimal"/>
+      <w:lvlText w:val="%4."/>
+      <w:lvlJc w:val="left"/>
+      <w:pPr>
+        <w:ind w:left="2880" w:hanging="360"/>
+      </w:pPr>
+    </w:lvl>
+    <w:lvl w:ilvl="4" w:tplc="04090019" w:tentative="1">
+      <w:start w:val="1"/>
+      <w:numFmt w:val="lowerLetter"/>
+      <w:lvlText w:val="%5."/>
+      <w:lvlJc w:val="left"/>
+      <w:pPr>
+        <w:ind w:left="3600" w:hanging="360"/>
+      </w:pPr>
+    </w:lvl>
+    <w:lvl w:ilvl="5" w:tplc="0409001B" w:tentative="1">
+      <w:start w:val="1"/>
+      <w:numFmt w:val="lowerRoman"/>
+      <w:lvlText w:val="%6."/>
+      <w:lvlJc w:val="right"/>
+      <w:pPr>
+        <w:ind w:left="4320" w:hanging="180"/>
+      </w:pPr>
+    </w:lvl>
+    <w:lvl w:ilvl="6" w:tplc="0409000F" w:tentative="1">
+      <w:start w:val="1"/>
+      <w:numFmt w:val="decimal"/>
+      <w:lvlText w:val="%7."/>
+      <w:lvlJc w:val="left"/>
+      <w:pPr>
+        <w:ind w:left="5040" w:hanging="360"/>
+      </w:pPr>
+    </w:lvl>
+    <w:lvl w:ilvl="7" w:tplc="04090019" w:tentative="1">
+      <w:start w:val="1"/>
+      <w:numFmt w:val="lowerLetter"/>
+      <w:lvlText w:val="%8."/>
+      <w:lvlJc w:val="left"/>
+      <w:pPr>
+        <w:ind w:left="5760" w:hanging="360"/>
+      </w:pPr>
+    </w:lvl>
+    <w:lvl w:ilvl="8" w:tplc="0409001B" w:tentative="1">
+      <w:start w:val="1"/>
+      <w:numFmt w:val="lowerRoman"/>
+      <w:lvlText w:val="%9."/>
+      <w:lvlJc w:val="right"/>
+      <w:pPr>
+        <w:ind w:left="6480" w:hanging="180"/>
+      </w:pPr>
+    </w:lvl>
+  </w:abstractNum>
+  <w:abstractNum w:abstractNumId="17" w15:restartNumberingAfterBreak="0">
     <w:nsid w:val="5D8A34B6"/>
     <w:multiLevelType w:val="multilevel"/>
     <w:tmpl w:val="CB54F24E"/>
@@ -2352,7 +5039,7 @@
       </w:pPr>
     </w:lvl>
   </w:abstractNum>
-  <w:abstractNum w:abstractNumId="8" w15:restartNumberingAfterBreak="0">
+  <w:abstractNum w:abstractNumId="18" w15:restartNumberingAfterBreak="0">
     <w:nsid w:val="5F767253"/>
     <w:multiLevelType w:val="hybridMultilevel"/>
     <w:tmpl w:val="5AD63954"/>
@@ -2441,7 +5128,7 @@
       </w:pPr>
     </w:lvl>
   </w:abstractNum>
-  <w:abstractNum w:abstractNumId="9" w15:restartNumberingAfterBreak="0">
+  <w:abstractNum w:abstractNumId="19" w15:restartNumberingAfterBreak="0">
     <w:nsid w:val="64E8667B"/>
     <w:multiLevelType w:val="hybridMultilevel"/>
     <w:tmpl w:val="21CC16B6"/>
@@ -2530,7 +5217,120 @@
       </w:pPr>
     </w:lvl>
   </w:abstractNum>
-  <w:abstractNum w:abstractNumId="10" w15:restartNumberingAfterBreak="0">
+  <w:abstractNum w:abstractNumId="20" w15:restartNumberingAfterBreak="0">
+    <w:nsid w:val="691A4F70"/>
+    <w:multiLevelType w:val="hybridMultilevel"/>
+    <w:tmpl w:val="8A124F3A"/>
+    <w:lvl w:ilvl="0" w:tplc="04090001">
+      <w:start w:val="1"/>
+      <w:numFmt w:val="bullet"/>
+      <w:lvlText w:val=""/>
+      <w:lvlJc w:val="left"/>
+      <w:pPr>
+        <w:ind w:left="360" w:hanging="360"/>
+      </w:pPr>
+      <w:rPr>
+        <w:rFonts w:ascii="Symbol" w:hAnsi="Symbol" w:hint="default"/>
+      </w:rPr>
+    </w:lvl>
+    <w:lvl w:ilvl="1" w:tplc="0409000B">
+      <w:start w:val="1"/>
+      <w:numFmt w:val="bullet"/>
+      <w:lvlText w:val=""/>
+      <w:lvlJc w:val="left"/>
+      <w:pPr>
+        <w:ind w:left="643" w:hanging="360"/>
+      </w:pPr>
+      <w:rPr>
+        <w:rFonts w:ascii="Wingdings" w:hAnsi="Wingdings" w:hint="default"/>
+      </w:rPr>
+    </w:lvl>
+    <w:lvl w:ilvl="2" w:tplc="04090005" w:tentative="1">
+      <w:start w:val="1"/>
+      <w:numFmt w:val="bullet"/>
+      <w:lvlText w:val=""/>
+      <w:lvlJc w:val="left"/>
+      <w:pPr>
+        <w:ind w:left="1800" w:hanging="360"/>
+      </w:pPr>
+      <w:rPr>
+        <w:rFonts w:ascii="Wingdings" w:hAnsi="Wingdings" w:hint="default"/>
+      </w:rPr>
+    </w:lvl>
+    <w:lvl w:ilvl="3" w:tplc="04090001" w:tentative="1">
+      <w:start w:val="1"/>
+      <w:numFmt w:val="bullet"/>
+      <w:lvlText w:val=""/>
+      <w:lvlJc w:val="left"/>
+      <w:pPr>
+        <w:ind w:left="2520" w:hanging="360"/>
+      </w:pPr>
+      <w:rPr>
+        <w:rFonts w:ascii="Symbol" w:hAnsi="Symbol" w:hint="default"/>
+      </w:rPr>
+    </w:lvl>
+    <w:lvl w:ilvl="4" w:tplc="04090003" w:tentative="1">
+      <w:start w:val="1"/>
+      <w:numFmt w:val="bullet"/>
+      <w:lvlText w:val="o"/>
+      <w:lvlJc w:val="left"/>
+      <w:pPr>
+        <w:ind w:left="3240" w:hanging="360"/>
+      </w:pPr>
+      <w:rPr>
+        <w:rFonts w:ascii="Courier New" w:hAnsi="Courier New" w:cs="Courier New" w:hint="default"/>
+      </w:rPr>
+    </w:lvl>
+    <w:lvl w:ilvl="5" w:tplc="04090005" w:tentative="1">
+      <w:start w:val="1"/>
+      <w:numFmt w:val="bullet"/>
+      <w:lvlText w:val=""/>
+      <w:lvlJc w:val="left"/>
+      <w:pPr>
+        <w:ind w:left="3960" w:hanging="360"/>
+      </w:pPr>
+      <w:rPr>
+        <w:rFonts w:ascii="Wingdings" w:hAnsi="Wingdings" w:hint="default"/>
+      </w:rPr>
+    </w:lvl>
+    <w:lvl w:ilvl="6" w:tplc="04090001" w:tentative="1">
+      <w:start w:val="1"/>
+      <w:numFmt w:val="bullet"/>
+      <w:lvlText w:val=""/>
+      <w:lvlJc w:val="left"/>
+      <w:pPr>
+        <w:ind w:left="4680" w:hanging="360"/>
+      </w:pPr>
+      <w:rPr>
+        <w:rFonts w:ascii="Symbol" w:hAnsi="Symbol" w:hint="default"/>
+      </w:rPr>
+    </w:lvl>
+    <w:lvl w:ilvl="7" w:tplc="04090003" w:tentative="1">
+      <w:start w:val="1"/>
+      <w:numFmt w:val="bullet"/>
+      <w:lvlText w:val="o"/>
+      <w:lvlJc w:val="left"/>
+      <w:pPr>
+        <w:ind w:left="5400" w:hanging="360"/>
+      </w:pPr>
+      <w:rPr>
+        <w:rFonts w:ascii="Courier New" w:hAnsi="Courier New" w:cs="Courier New" w:hint="default"/>
+      </w:rPr>
+    </w:lvl>
+    <w:lvl w:ilvl="8" w:tplc="04090005" w:tentative="1">
+      <w:start w:val="1"/>
+      <w:numFmt w:val="bullet"/>
+      <w:lvlText w:val=""/>
+      <w:lvlJc w:val="left"/>
+      <w:pPr>
+        <w:ind w:left="6120" w:hanging="360"/>
+      </w:pPr>
+      <w:rPr>
+        <w:rFonts w:ascii="Wingdings" w:hAnsi="Wingdings" w:hint="default"/>
+      </w:rPr>
+    </w:lvl>
+  </w:abstractNum>
+  <w:abstractNum w:abstractNumId="21" w15:restartNumberingAfterBreak="0">
     <w:nsid w:val="6C874C0F"/>
     <w:multiLevelType w:val="hybridMultilevel"/>
     <w:tmpl w:val="5D88801A"/>
@@ -2616,7 +5416,7 @@
       </w:pPr>
     </w:lvl>
   </w:abstractNum>
-  <w:abstractNum w:abstractNumId="11" w15:restartNumberingAfterBreak="0">
+  <w:abstractNum w:abstractNumId="22" w15:restartNumberingAfterBreak="0">
     <w:nsid w:val="6E50309B"/>
     <w:multiLevelType w:val="hybridMultilevel"/>
     <w:tmpl w:val="35C676AE"/>
@@ -2705,7 +5505,209 @@
       </w:pPr>
     </w:lvl>
   </w:abstractNum>
-  <w:abstractNum w:abstractNumId="12" w15:restartNumberingAfterBreak="0">
+  <w:abstractNum w:abstractNumId="23" w15:restartNumberingAfterBreak="0">
+    <w:nsid w:val="6F2660F6"/>
+    <w:multiLevelType w:val="hybridMultilevel"/>
+    <w:tmpl w:val="8FBC8494"/>
+    <w:lvl w:ilvl="0" w:tplc="0409000F">
+      <w:start w:val="1"/>
+      <w:numFmt w:val="decimal"/>
+      <w:lvlText w:val="%1."/>
+      <w:lvlJc w:val="left"/>
+      <w:pPr>
+        <w:ind w:left="720" w:hanging="360"/>
+      </w:pPr>
+      <w:rPr>
+        <w:rFonts w:hint="default"/>
+      </w:rPr>
+    </w:lvl>
+    <w:lvl w:ilvl="1" w:tplc="04090019" w:tentative="1">
+      <w:start w:val="1"/>
+      <w:numFmt w:val="lowerLetter"/>
+      <w:lvlText w:val="%2."/>
+      <w:lvlJc w:val="left"/>
+      <w:pPr>
+        <w:ind w:left="1440" w:hanging="360"/>
+      </w:pPr>
+    </w:lvl>
+    <w:lvl w:ilvl="2" w:tplc="0409001B" w:tentative="1">
+      <w:start w:val="1"/>
+      <w:numFmt w:val="lowerRoman"/>
+      <w:lvlText w:val="%3."/>
+      <w:lvlJc w:val="right"/>
+      <w:pPr>
+        <w:ind w:left="2160" w:hanging="180"/>
+      </w:pPr>
+    </w:lvl>
+    <w:lvl w:ilvl="3" w:tplc="0409000F" w:tentative="1">
+      <w:start w:val="1"/>
+      <w:numFmt w:val="decimal"/>
+      <w:lvlText w:val="%4."/>
+      <w:lvlJc w:val="left"/>
+      <w:pPr>
+        <w:ind w:left="2880" w:hanging="360"/>
+      </w:pPr>
+    </w:lvl>
+    <w:lvl w:ilvl="4" w:tplc="04090019" w:tentative="1">
+      <w:start w:val="1"/>
+      <w:numFmt w:val="lowerLetter"/>
+      <w:lvlText w:val="%5."/>
+      <w:lvlJc w:val="left"/>
+      <w:pPr>
+        <w:ind w:left="3600" w:hanging="360"/>
+      </w:pPr>
+    </w:lvl>
+    <w:lvl w:ilvl="5" w:tplc="0409001B" w:tentative="1">
+      <w:start w:val="1"/>
+      <w:numFmt w:val="lowerRoman"/>
+      <w:lvlText w:val="%6."/>
+      <w:lvlJc w:val="right"/>
+      <w:pPr>
+        <w:ind w:left="4320" w:hanging="180"/>
+      </w:pPr>
+    </w:lvl>
+    <w:lvl w:ilvl="6" w:tplc="0409000F" w:tentative="1">
+      <w:start w:val="1"/>
+      <w:numFmt w:val="decimal"/>
+      <w:lvlText w:val="%7."/>
+      <w:lvlJc w:val="left"/>
+      <w:pPr>
+        <w:ind w:left="5040" w:hanging="360"/>
+      </w:pPr>
+    </w:lvl>
+    <w:lvl w:ilvl="7" w:tplc="04090019" w:tentative="1">
+      <w:start w:val="1"/>
+      <w:numFmt w:val="lowerLetter"/>
+      <w:lvlText w:val="%8."/>
+      <w:lvlJc w:val="left"/>
+      <w:pPr>
+        <w:ind w:left="5760" w:hanging="360"/>
+      </w:pPr>
+    </w:lvl>
+    <w:lvl w:ilvl="8" w:tplc="0409001B" w:tentative="1">
+      <w:start w:val="1"/>
+      <w:numFmt w:val="lowerRoman"/>
+      <w:lvlText w:val="%9."/>
+      <w:lvlJc w:val="right"/>
+      <w:pPr>
+        <w:ind w:left="6480" w:hanging="180"/>
+      </w:pPr>
+    </w:lvl>
+  </w:abstractNum>
+  <w:abstractNum w:abstractNumId="24" w15:restartNumberingAfterBreak="0">
+    <w:nsid w:val="744D7303"/>
+    <w:multiLevelType w:val="hybridMultilevel"/>
+    <w:tmpl w:val="243A497E"/>
+    <w:lvl w:ilvl="0" w:tplc="04090001">
+      <w:start w:val="1"/>
+      <w:numFmt w:val="bullet"/>
+      <w:lvlText w:val=""/>
+      <w:lvlJc w:val="left"/>
+      <w:pPr>
+        <w:ind w:left="720" w:hanging="360"/>
+      </w:pPr>
+      <w:rPr>
+        <w:rFonts w:ascii="Symbol" w:hAnsi="Symbol" w:hint="default"/>
+      </w:rPr>
+    </w:lvl>
+    <w:lvl w:ilvl="1" w:tplc="04090003" w:tentative="1">
+      <w:start w:val="1"/>
+      <w:numFmt w:val="bullet"/>
+      <w:lvlText w:val="o"/>
+      <w:lvlJc w:val="left"/>
+      <w:pPr>
+        <w:ind w:left="1440" w:hanging="360"/>
+      </w:pPr>
+      <w:rPr>
+        <w:rFonts w:ascii="Courier New" w:hAnsi="Courier New" w:cs="Courier New" w:hint="default"/>
+      </w:rPr>
+    </w:lvl>
+    <w:lvl w:ilvl="2" w:tplc="04090005" w:tentative="1">
+      <w:start w:val="1"/>
+      <w:numFmt w:val="bullet"/>
+      <w:lvlText w:val=""/>
+      <w:lvlJc w:val="left"/>
+      <w:pPr>
+        <w:ind w:left="2160" w:hanging="360"/>
+      </w:pPr>
+      <w:rPr>
+        <w:rFonts w:ascii="Wingdings" w:hAnsi="Wingdings" w:hint="default"/>
+      </w:rPr>
+    </w:lvl>
+    <w:lvl w:ilvl="3" w:tplc="04090001" w:tentative="1">
+      <w:start w:val="1"/>
+      <w:numFmt w:val="bullet"/>
+      <w:lvlText w:val=""/>
+      <w:lvlJc w:val="left"/>
+      <w:pPr>
+        <w:ind w:left="2880" w:hanging="360"/>
+      </w:pPr>
+      <w:rPr>
+        <w:rFonts w:ascii="Symbol" w:hAnsi="Symbol" w:hint="default"/>
+      </w:rPr>
+    </w:lvl>
+    <w:lvl w:ilvl="4" w:tplc="04090003" w:tentative="1">
+      <w:start w:val="1"/>
+      <w:numFmt w:val="bullet"/>
+      <w:lvlText w:val="o"/>
+      <w:lvlJc w:val="left"/>
+      <w:pPr>
+        <w:ind w:left="3600" w:hanging="360"/>
+      </w:pPr>
+      <w:rPr>
+        <w:rFonts w:ascii="Courier New" w:hAnsi="Courier New" w:cs="Courier New" w:hint="default"/>
+      </w:rPr>
+    </w:lvl>
+    <w:lvl w:ilvl="5" w:tplc="04090005" w:tentative="1">
+      <w:start w:val="1"/>
+      <w:numFmt w:val="bullet"/>
+      <w:lvlText w:val=""/>
+      <w:lvlJc w:val="left"/>
+      <w:pPr>
+        <w:ind w:left="4320" w:hanging="360"/>
+      </w:pPr>
+      <w:rPr>
+        <w:rFonts w:ascii="Wingdings" w:hAnsi="Wingdings" w:hint="default"/>
+      </w:rPr>
+    </w:lvl>
+    <w:lvl w:ilvl="6" w:tplc="04090001" w:tentative="1">
+      <w:start w:val="1"/>
+      <w:numFmt w:val="bullet"/>
+      <w:lvlText w:val=""/>
+      <w:lvlJc w:val="left"/>
+      <w:pPr>
+        <w:ind w:left="5040" w:hanging="360"/>
+      </w:pPr>
+      <w:rPr>
+        <w:rFonts w:ascii="Symbol" w:hAnsi="Symbol" w:hint="default"/>
+      </w:rPr>
+    </w:lvl>
+    <w:lvl w:ilvl="7" w:tplc="04090003" w:tentative="1">
+      <w:start w:val="1"/>
+      <w:numFmt w:val="bullet"/>
+      <w:lvlText w:val="o"/>
+      <w:lvlJc w:val="left"/>
+      <w:pPr>
+        <w:ind w:left="5760" w:hanging="360"/>
+      </w:pPr>
+      <w:rPr>
+        <w:rFonts w:ascii="Courier New" w:hAnsi="Courier New" w:cs="Courier New" w:hint="default"/>
+      </w:rPr>
+    </w:lvl>
+    <w:lvl w:ilvl="8" w:tplc="04090005" w:tentative="1">
+      <w:start w:val="1"/>
+      <w:numFmt w:val="bullet"/>
+      <w:lvlText w:val=""/>
+      <w:lvlJc w:val="left"/>
+      <w:pPr>
+        <w:ind w:left="6480" w:hanging="360"/>
+      </w:pPr>
+      <w:rPr>
+        <w:rFonts w:ascii="Wingdings" w:hAnsi="Wingdings" w:hint="default"/>
+      </w:rPr>
+    </w:lvl>
+  </w:abstractNum>
+  <w:abstractNum w:abstractNumId="25" w15:restartNumberingAfterBreak="0">
     <w:nsid w:val="774C70CB"/>
     <w:multiLevelType w:val="hybridMultilevel"/>
     <w:tmpl w:val="D52462A8"/>
@@ -2818,44 +5820,520 @@
       </w:rPr>
     </w:lvl>
   </w:abstractNum>
+  <w:abstractNum w:abstractNumId="26" w15:restartNumberingAfterBreak="0">
+    <w:nsid w:val="77D02E05"/>
+    <w:multiLevelType w:val="hybridMultilevel"/>
+    <w:tmpl w:val="6EC052F6"/>
+    <w:lvl w:ilvl="0" w:tplc="0409000F">
+      <w:start w:val="1"/>
+      <w:numFmt w:val="decimal"/>
+      <w:lvlText w:val="%1."/>
+      <w:lvlJc w:val="left"/>
+      <w:pPr>
+        <w:ind w:left="360" w:hanging="360"/>
+      </w:pPr>
+    </w:lvl>
+    <w:lvl w:ilvl="1" w:tplc="04090019" w:tentative="1">
+      <w:start w:val="1"/>
+      <w:numFmt w:val="lowerLetter"/>
+      <w:lvlText w:val="%2."/>
+      <w:lvlJc w:val="left"/>
+      <w:pPr>
+        <w:ind w:left="1080" w:hanging="360"/>
+      </w:pPr>
+    </w:lvl>
+    <w:lvl w:ilvl="2" w:tplc="0409001B" w:tentative="1">
+      <w:start w:val="1"/>
+      <w:numFmt w:val="lowerRoman"/>
+      <w:lvlText w:val="%3."/>
+      <w:lvlJc w:val="right"/>
+      <w:pPr>
+        <w:ind w:left="1800" w:hanging="180"/>
+      </w:pPr>
+    </w:lvl>
+    <w:lvl w:ilvl="3" w:tplc="0409000F" w:tentative="1">
+      <w:start w:val="1"/>
+      <w:numFmt w:val="decimal"/>
+      <w:lvlText w:val="%4."/>
+      <w:lvlJc w:val="left"/>
+      <w:pPr>
+        <w:ind w:left="2520" w:hanging="360"/>
+      </w:pPr>
+    </w:lvl>
+    <w:lvl w:ilvl="4" w:tplc="04090019" w:tentative="1">
+      <w:start w:val="1"/>
+      <w:numFmt w:val="lowerLetter"/>
+      <w:lvlText w:val="%5."/>
+      <w:lvlJc w:val="left"/>
+      <w:pPr>
+        <w:ind w:left="3240" w:hanging="360"/>
+      </w:pPr>
+    </w:lvl>
+    <w:lvl w:ilvl="5" w:tplc="0409001B" w:tentative="1">
+      <w:start w:val="1"/>
+      <w:numFmt w:val="lowerRoman"/>
+      <w:lvlText w:val="%6."/>
+      <w:lvlJc w:val="right"/>
+      <w:pPr>
+        <w:ind w:left="3960" w:hanging="180"/>
+      </w:pPr>
+    </w:lvl>
+    <w:lvl w:ilvl="6" w:tplc="0409000F" w:tentative="1">
+      <w:start w:val="1"/>
+      <w:numFmt w:val="decimal"/>
+      <w:lvlText w:val="%7."/>
+      <w:lvlJc w:val="left"/>
+      <w:pPr>
+        <w:ind w:left="4680" w:hanging="360"/>
+      </w:pPr>
+    </w:lvl>
+    <w:lvl w:ilvl="7" w:tplc="04090019" w:tentative="1">
+      <w:start w:val="1"/>
+      <w:numFmt w:val="lowerLetter"/>
+      <w:lvlText w:val="%8."/>
+      <w:lvlJc w:val="left"/>
+      <w:pPr>
+        <w:ind w:left="5400" w:hanging="360"/>
+      </w:pPr>
+    </w:lvl>
+    <w:lvl w:ilvl="8" w:tplc="0409001B" w:tentative="1">
+      <w:start w:val="1"/>
+      <w:numFmt w:val="lowerRoman"/>
+      <w:lvlText w:val="%9."/>
+      <w:lvlJc w:val="right"/>
+      <w:pPr>
+        <w:ind w:left="6120" w:hanging="180"/>
+      </w:pPr>
+    </w:lvl>
+  </w:abstractNum>
+  <w:abstractNum w:abstractNumId="27" w15:restartNumberingAfterBreak="0">
+    <w:nsid w:val="79520668"/>
+    <w:multiLevelType w:val="hybridMultilevel"/>
+    <w:tmpl w:val="072C5F24"/>
+    <w:lvl w:ilvl="0" w:tplc="04090001">
+      <w:start w:val="1"/>
+      <w:numFmt w:val="bullet"/>
+      <w:lvlText w:val=""/>
+      <w:lvlJc w:val="left"/>
+      <w:pPr>
+        <w:ind w:left="1221" w:hanging="360"/>
+      </w:pPr>
+      <w:rPr>
+        <w:rFonts w:ascii="Symbol" w:hAnsi="Symbol" w:hint="default"/>
+      </w:rPr>
+    </w:lvl>
+    <w:lvl w:ilvl="1" w:tplc="04090003" w:tentative="1">
+      <w:start w:val="1"/>
+      <w:numFmt w:val="bullet"/>
+      <w:lvlText w:val="o"/>
+      <w:lvlJc w:val="left"/>
+      <w:pPr>
+        <w:ind w:left="1941" w:hanging="360"/>
+      </w:pPr>
+      <w:rPr>
+        <w:rFonts w:ascii="Courier New" w:hAnsi="Courier New" w:cs="Courier New" w:hint="default"/>
+      </w:rPr>
+    </w:lvl>
+    <w:lvl w:ilvl="2" w:tplc="04090005" w:tentative="1">
+      <w:start w:val="1"/>
+      <w:numFmt w:val="bullet"/>
+      <w:lvlText w:val=""/>
+      <w:lvlJc w:val="left"/>
+      <w:pPr>
+        <w:ind w:left="2661" w:hanging="360"/>
+      </w:pPr>
+      <w:rPr>
+        <w:rFonts w:ascii="Wingdings" w:hAnsi="Wingdings" w:hint="default"/>
+      </w:rPr>
+    </w:lvl>
+    <w:lvl w:ilvl="3" w:tplc="04090001" w:tentative="1">
+      <w:start w:val="1"/>
+      <w:numFmt w:val="bullet"/>
+      <w:lvlText w:val=""/>
+      <w:lvlJc w:val="left"/>
+      <w:pPr>
+        <w:ind w:left="3381" w:hanging="360"/>
+      </w:pPr>
+      <w:rPr>
+        <w:rFonts w:ascii="Symbol" w:hAnsi="Symbol" w:hint="default"/>
+      </w:rPr>
+    </w:lvl>
+    <w:lvl w:ilvl="4" w:tplc="04090003" w:tentative="1">
+      <w:start w:val="1"/>
+      <w:numFmt w:val="bullet"/>
+      <w:lvlText w:val="o"/>
+      <w:lvlJc w:val="left"/>
+      <w:pPr>
+        <w:ind w:left="4101" w:hanging="360"/>
+      </w:pPr>
+      <w:rPr>
+        <w:rFonts w:ascii="Courier New" w:hAnsi="Courier New" w:cs="Courier New" w:hint="default"/>
+      </w:rPr>
+    </w:lvl>
+    <w:lvl w:ilvl="5" w:tplc="04090005" w:tentative="1">
+      <w:start w:val="1"/>
+      <w:numFmt w:val="bullet"/>
+      <w:lvlText w:val=""/>
+      <w:lvlJc w:val="left"/>
+      <w:pPr>
+        <w:ind w:left="4821" w:hanging="360"/>
+      </w:pPr>
+      <w:rPr>
+        <w:rFonts w:ascii="Wingdings" w:hAnsi="Wingdings" w:hint="default"/>
+      </w:rPr>
+    </w:lvl>
+    <w:lvl w:ilvl="6" w:tplc="04090001" w:tentative="1">
+      <w:start w:val="1"/>
+      <w:numFmt w:val="bullet"/>
+      <w:lvlText w:val=""/>
+      <w:lvlJc w:val="left"/>
+      <w:pPr>
+        <w:ind w:left="5541" w:hanging="360"/>
+      </w:pPr>
+      <w:rPr>
+        <w:rFonts w:ascii="Symbol" w:hAnsi="Symbol" w:hint="default"/>
+      </w:rPr>
+    </w:lvl>
+    <w:lvl w:ilvl="7" w:tplc="04090003" w:tentative="1">
+      <w:start w:val="1"/>
+      <w:numFmt w:val="bullet"/>
+      <w:lvlText w:val="o"/>
+      <w:lvlJc w:val="left"/>
+      <w:pPr>
+        <w:ind w:left="6261" w:hanging="360"/>
+      </w:pPr>
+      <w:rPr>
+        <w:rFonts w:ascii="Courier New" w:hAnsi="Courier New" w:cs="Courier New" w:hint="default"/>
+      </w:rPr>
+    </w:lvl>
+    <w:lvl w:ilvl="8" w:tplc="04090005" w:tentative="1">
+      <w:start w:val="1"/>
+      <w:numFmt w:val="bullet"/>
+      <w:lvlText w:val=""/>
+      <w:lvlJc w:val="left"/>
+      <w:pPr>
+        <w:ind w:left="6981" w:hanging="360"/>
+      </w:pPr>
+      <w:rPr>
+        <w:rFonts w:ascii="Wingdings" w:hAnsi="Wingdings" w:hint="default"/>
+      </w:rPr>
+    </w:lvl>
+  </w:abstractNum>
+  <w:abstractNum w:abstractNumId="28" w15:restartNumberingAfterBreak="0">
+    <w:nsid w:val="7A363FAE"/>
+    <w:multiLevelType w:val="hybridMultilevel"/>
+    <w:tmpl w:val="4470E63C"/>
+    <w:lvl w:ilvl="0" w:tplc="04090001">
+      <w:start w:val="1"/>
+      <w:numFmt w:val="bullet"/>
+      <w:lvlText w:val=""/>
+      <w:lvlJc w:val="left"/>
+      <w:pPr>
+        <w:ind w:left="360" w:hanging="360"/>
+      </w:pPr>
+      <w:rPr>
+        <w:rFonts w:ascii="Symbol" w:hAnsi="Symbol" w:hint="default"/>
+      </w:rPr>
+    </w:lvl>
+    <w:lvl w:ilvl="1" w:tplc="04090003" w:tentative="1">
+      <w:start w:val="1"/>
+      <w:numFmt w:val="bullet"/>
+      <w:lvlText w:val="o"/>
+      <w:lvlJc w:val="left"/>
+      <w:pPr>
+        <w:ind w:left="1080" w:hanging="360"/>
+      </w:pPr>
+      <w:rPr>
+        <w:rFonts w:ascii="Courier New" w:hAnsi="Courier New" w:cs="Courier New" w:hint="default"/>
+      </w:rPr>
+    </w:lvl>
+    <w:lvl w:ilvl="2" w:tplc="04090005" w:tentative="1">
+      <w:start w:val="1"/>
+      <w:numFmt w:val="bullet"/>
+      <w:lvlText w:val=""/>
+      <w:lvlJc w:val="left"/>
+      <w:pPr>
+        <w:ind w:left="1800" w:hanging="360"/>
+      </w:pPr>
+      <w:rPr>
+        <w:rFonts w:ascii="Wingdings" w:hAnsi="Wingdings" w:hint="default"/>
+      </w:rPr>
+    </w:lvl>
+    <w:lvl w:ilvl="3" w:tplc="04090001" w:tentative="1">
+      <w:start w:val="1"/>
+      <w:numFmt w:val="bullet"/>
+      <w:lvlText w:val=""/>
+      <w:lvlJc w:val="left"/>
+      <w:pPr>
+        <w:ind w:left="2520" w:hanging="360"/>
+      </w:pPr>
+      <w:rPr>
+        <w:rFonts w:ascii="Symbol" w:hAnsi="Symbol" w:hint="default"/>
+      </w:rPr>
+    </w:lvl>
+    <w:lvl w:ilvl="4" w:tplc="04090003" w:tentative="1">
+      <w:start w:val="1"/>
+      <w:numFmt w:val="bullet"/>
+      <w:lvlText w:val="o"/>
+      <w:lvlJc w:val="left"/>
+      <w:pPr>
+        <w:ind w:left="3240" w:hanging="360"/>
+      </w:pPr>
+      <w:rPr>
+        <w:rFonts w:ascii="Courier New" w:hAnsi="Courier New" w:cs="Courier New" w:hint="default"/>
+      </w:rPr>
+    </w:lvl>
+    <w:lvl w:ilvl="5" w:tplc="04090005" w:tentative="1">
+      <w:start w:val="1"/>
+      <w:numFmt w:val="bullet"/>
+      <w:lvlText w:val=""/>
+      <w:lvlJc w:val="left"/>
+      <w:pPr>
+        <w:ind w:left="3960" w:hanging="360"/>
+      </w:pPr>
+      <w:rPr>
+        <w:rFonts w:ascii="Wingdings" w:hAnsi="Wingdings" w:hint="default"/>
+      </w:rPr>
+    </w:lvl>
+    <w:lvl w:ilvl="6" w:tplc="04090001" w:tentative="1">
+      <w:start w:val="1"/>
+      <w:numFmt w:val="bullet"/>
+      <w:lvlText w:val=""/>
+      <w:lvlJc w:val="left"/>
+      <w:pPr>
+        <w:ind w:left="4680" w:hanging="360"/>
+      </w:pPr>
+      <w:rPr>
+        <w:rFonts w:ascii="Symbol" w:hAnsi="Symbol" w:hint="default"/>
+      </w:rPr>
+    </w:lvl>
+    <w:lvl w:ilvl="7" w:tplc="04090003" w:tentative="1">
+      <w:start w:val="1"/>
+      <w:numFmt w:val="bullet"/>
+      <w:lvlText w:val="o"/>
+      <w:lvlJc w:val="left"/>
+      <w:pPr>
+        <w:ind w:left="5400" w:hanging="360"/>
+      </w:pPr>
+      <w:rPr>
+        <w:rFonts w:ascii="Courier New" w:hAnsi="Courier New" w:cs="Courier New" w:hint="default"/>
+      </w:rPr>
+    </w:lvl>
+    <w:lvl w:ilvl="8" w:tplc="04090005" w:tentative="1">
+      <w:start w:val="1"/>
+      <w:numFmt w:val="bullet"/>
+      <w:lvlText w:val=""/>
+      <w:lvlJc w:val="left"/>
+      <w:pPr>
+        <w:ind w:left="6120" w:hanging="360"/>
+      </w:pPr>
+      <w:rPr>
+        <w:rFonts w:ascii="Wingdings" w:hAnsi="Wingdings" w:hint="default"/>
+      </w:rPr>
+    </w:lvl>
+  </w:abstractNum>
+  <w:abstractNum w:abstractNumId="29" w15:restartNumberingAfterBreak="0">
+    <w:nsid w:val="7F1D51EF"/>
+    <w:multiLevelType w:val="hybridMultilevel"/>
+    <w:tmpl w:val="BE4E6F3C"/>
+    <w:lvl w:ilvl="0" w:tplc="04090001">
+      <w:start w:val="1"/>
+      <w:numFmt w:val="bullet"/>
+      <w:lvlText w:val=""/>
+      <w:lvlJc w:val="left"/>
+      <w:pPr>
+        <w:ind w:left="501" w:hanging="360"/>
+      </w:pPr>
+      <w:rPr>
+        <w:rFonts w:ascii="Symbol" w:hAnsi="Symbol" w:hint="default"/>
+      </w:rPr>
+    </w:lvl>
+    <w:lvl w:ilvl="1" w:tplc="04090003" w:tentative="1">
+      <w:start w:val="1"/>
+      <w:numFmt w:val="bullet"/>
+      <w:lvlText w:val="o"/>
+      <w:lvlJc w:val="left"/>
+      <w:pPr>
+        <w:ind w:left="1221" w:hanging="360"/>
+      </w:pPr>
+      <w:rPr>
+        <w:rFonts w:ascii="Courier New" w:hAnsi="Courier New" w:cs="Courier New" w:hint="default"/>
+      </w:rPr>
+    </w:lvl>
+    <w:lvl w:ilvl="2" w:tplc="04090005" w:tentative="1">
+      <w:start w:val="1"/>
+      <w:numFmt w:val="bullet"/>
+      <w:lvlText w:val=""/>
+      <w:lvlJc w:val="left"/>
+      <w:pPr>
+        <w:ind w:left="1941" w:hanging="360"/>
+      </w:pPr>
+      <w:rPr>
+        <w:rFonts w:ascii="Wingdings" w:hAnsi="Wingdings" w:hint="default"/>
+      </w:rPr>
+    </w:lvl>
+    <w:lvl w:ilvl="3" w:tplc="04090001" w:tentative="1">
+      <w:start w:val="1"/>
+      <w:numFmt w:val="bullet"/>
+      <w:lvlText w:val=""/>
+      <w:lvlJc w:val="left"/>
+      <w:pPr>
+        <w:ind w:left="2661" w:hanging="360"/>
+      </w:pPr>
+      <w:rPr>
+        <w:rFonts w:ascii="Symbol" w:hAnsi="Symbol" w:hint="default"/>
+      </w:rPr>
+    </w:lvl>
+    <w:lvl w:ilvl="4" w:tplc="04090003" w:tentative="1">
+      <w:start w:val="1"/>
+      <w:numFmt w:val="bullet"/>
+      <w:lvlText w:val="o"/>
+      <w:lvlJc w:val="left"/>
+      <w:pPr>
+        <w:ind w:left="3381" w:hanging="360"/>
+      </w:pPr>
+      <w:rPr>
+        <w:rFonts w:ascii="Courier New" w:hAnsi="Courier New" w:cs="Courier New" w:hint="default"/>
+      </w:rPr>
+    </w:lvl>
+    <w:lvl w:ilvl="5" w:tplc="04090005" w:tentative="1">
+      <w:start w:val="1"/>
+      <w:numFmt w:val="bullet"/>
+      <w:lvlText w:val=""/>
+      <w:lvlJc w:val="left"/>
+      <w:pPr>
+        <w:ind w:left="4101" w:hanging="360"/>
+      </w:pPr>
+      <w:rPr>
+        <w:rFonts w:ascii="Wingdings" w:hAnsi="Wingdings" w:hint="default"/>
+      </w:rPr>
+    </w:lvl>
+    <w:lvl w:ilvl="6" w:tplc="04090001" w:tentative="1">
+      <w:start w:val="1"/>
+      <w:numFmt w:val="bullet"/>
+      <w:lvlText w:val=""/>
+      <w:lvlJc w:val="left"/>
+      <w:pPr>
+        <w:ind w:left="4821" w:hanging="360"/>
+      </w:pPr>
+      <w:rPr>
+        <w:rFonts w:ascii="Symbol" w:hAnsi="Symbol" w:hint="default"/>
+      </w:rPr>
+    </w:lvl>
+    <w:lvl w:ilvl="7" w:tplc="04090003" w:tentative="1">
+      <w:start w:val="1"/>
+      <w:numFmt w:val="bullet"/>
+      <w:lvlText w:val="o"/>
+      <w:lvlJc w:val="left"/>
+      <w:pPr>
+        <w:ind w:left="5541" w:hanging="360"/>
+      </w:pPr>
+      <w:rPr>
+        <w:rFonts w:ascii="Courier New" w:hAnsi="Courier New" w:cs="Courier New" w:hint="default"/>
+      </w:rPr>
+    </w:lvl>
+    <w:lvl w:ilvl="8" w:tplc="04090005" w:tentative="1">
+      <w:start w:val="1"/>
+      <w:numFmt w:val="bullet"/>
+      <w:lvlText w:val=""/>
+      <w:lvlJc w:val="left"/>
+      <w:pPr>
+        <w:ind w:left="6261" w:hanging="360"/>
+      </w:pPr>
+      <w:rPr>
+        <w:rFonts w:ascii="Wingdings" w:hAnsi="Wingdings" w:hint="default"/>
+      </w:rPr>
+    </w:lvl>
+  </w:abstractNum>
   <w:num w:numId="1" w16cid:durableId="1857229723">
+    <w:abstractNumId w:val="17"/>
+  </w:num>
+  <w:num w:numId="2" w16cid:durableId="1448739643">
+    <w:abstractNumId w:val="22"/>
+  </w:num>
+  <w:num w:numId="3" w16cid:durableId="713041997">
+    <w:abstractNumId w:val="10"/>
+  </w:num>
+  <w:num w:numId="4" w16cid:durableId="304049266">
+    <w:abstractNumId w:val="3"/>
+  </w:num>
+  <w:num w:numId="5" w16cid:durableId="1292902759">
+    <w:abstractNumId w:val="19"/>
+  </w:num>
+  <w:num w:numId="6" w16cid:durableId="1704162499">
     <w:abstractNumId w:val="7"/>
   </w:num>
-  <w:num w:numId="2" w16cid:durableId="1448739643">
-    <w:abstractNumId w:val="11"/>
+  <w:num w:numId="7" w16cid:durableId="1861820993">
+    <w:abstractNumId w:val="18"/>
   </w:num>
-  <w:num w:numId="3" w16cid:durableId="713041997">
-    <w:abstractNumId w:val="6"/>
-  </w:num>
-  <w:num w:numId="4" w16cid:durableId="304049266">
-    <w:abstractNumId w:val="2"/>
-  </w:num>
-  <w:num w:numId="5" w16cid:durableId="1292902759">
-    <w:abstractNumId w:val="9"/>
-  </w:num>
-  <w:num w:numId="6" w16cid:durableId="1704162499">
-    <w:abstractNumId w:val="4"/>
-  </w:num>
-  <w:num w:numId="7" w16cid:durableId="1861820993">
+  <w:num w:numId="8" w16cid:durableId="1435973733">
     <w:abstractNumId w:val="8"/>
   </w:num>
-  <w:num w:numId="8" w16cid:durableId="1435973733">
-    <w:abstractNumId w:val="5"/>
-  </w:num>
   <w:num w:numId="9" w16cid:durableId="218439217">
-    <w:abstractNumId w:val="12"/>
+    <w:abstractNumId w:val="25"/>
   </w:num>
   <w:num w:numId="10" w16cid:durableId="1008405577">
-    <w:abstractNumId w:val="10"/>
+    <w:abstractNumId w:val="21"/>
   </w:num>
   <w:num w:numId="11" w16cid:durableId="956910211">
-    <w:abstractNumId w:val="3"/>
+    <w:abstractNumId w:val="4"/>
   </w:num>
   <w:num w:numId="12" w16cid:durableId="1855652773">
     <w:abstractNumId w:val="1"/>
   </w:num>
   <w:num w:numId="13" w16cid:durableId="293559745">
     <w:abstractNumId w:val="0"/>
+  </w:num>
+  <w:num w:numId="14" w16cid:durableId="557981650">
+    <w:abstractNumId w:val="24"/>
+  </w:num>
+  <w:num w:numId="15" w16cid:durableId="1461681641">
+    <w:abstractNumId w:val="12"/>
+  </w:num>
+  <w:num w:numId="16" w16cid:durableId="1494449348">
+    <w:abstractNumId w:val="9"/>
+  </w:num>
+  <w:num w:numId="17" w16cid:durableId="938563445">
+    <w:abstractNumId w:val="29"/>
+  </w:num>
+  <w:num w:numId="18" w16cid:durableId="1596009780">
+    <w:abstractNumId w:val="14"/>
+  </w:num>
+  <w:num w:numId="19" w16cid:durableId="1958371615">
+    <w:abstractNumId w:val="16"/>
+  </w:num>
+  <w:num w:numId="20" w16cid:durableId="586962312">
+    <w:abstractNumId w:val="27"/>
+  </w:num>
+  <w:num w:numId="21" w16cid:durableId="2061202314">
+    <w:abstractNumId w:val="13"/>
+  </w:num>
+  <w:num w:numId="22" w16cid:durableId="193546561">
+    <w:abstractNumId w:val="2"/>
+  </w:num>
+  <w:num w:numId="23" w16cid:durableId="1155756423">
+    <w:abstractNumId w:val="6"/>
+  </w:num>
+  <w:num w:numId="24" w16cid:durableId="1985229926">
+    <w:abstractNumId w:val="20"/>
+  </w:num>
+  <w:num w:numId="25" w16cid:durableId="1986200428">
+    <w:abstractNumId w:val="28"/>
+  </w:num>
+  <w:num w:numId="26" w16cid:durableId="1525099531">
+    <w:abstractNumId w:val="15"/>
+  </w:num>
+  <w:num w:numId="27" w16cid:durableId="283390991">
+    <w:abstractNumId w:val="11"/>
+  </w:num>
+  <w:num w:numId="28" w16cid:durableId="2119983357">
+    <w:abstractNumId w:val="5"/>
+  </w:num>
+  <w:num w:numId="29" w16cid:durableId="658924032">
+    <w:abstractNumId w:val="26"/>
+  </w:num>
+  <w:num w:numId="30" w16cid:durableId="133834225">
+    <w:abstractNumId w:val="23"/>
   </w:num>
   <w:numIdMacAtCleanup w:val="9"/>
 </w:numbering>
@@ -3496,6 +6974,7 @@
   <w:style w:type="character" w:default="1" w:styleId="DefaultParagraphFont">
     <w:name w:val="Default Paragraph Font"/>
     <w:uiPriority w:val="1"/>
+    <w:semiHidden/>
     <w:unhideWhenUsed/>
   </w:style>
   <w:style w:type="table" w:default="1" w:styleId="TableNormal">
@@ -4032,6 +7511,19 @@
     <w:basedOn w:val="DefaultParagraphFont"/>
     <w:rsid w:val="001215C4"/>
   </w:style>
+  <w:style w:type="character" w:styleId="HTMLCode">
+    <w:name w:val="HTML Code"/>
+    <w:basedOn w:val="DefaultParagraphFont"/>
+    <w:uiPriority w:val="99"/>
+    <w:semiHidden/>
+    <w:unhideWhenUsed/>
+    <w:rsid w:val="007A3439"/>
+    <w:rPr>
+      <w:rFonts w:ascii="Courier New" w:eastAsia="Times New Roman" w:hAnsi="Courier New" w:cs="Courier New"/>
+      <w:sz w:val="20"/>
+      <w:szCs w:val="20"/>
+    </w:rPr>
+  </w:style>
 </w:styles>
 </file>
 

--- a/Laporan/laporan.docx
+++ b/Laporan/laporan.docx
@@ -519,9 +519,40 @@
     <w:p>
       <w:pPr>
         <w:pStyle w:val="Heading1"/>
+        <w:spacing w:after="0"/>
       </w:pPr>
       <w:r>
         <w:lastRenderedPageBreak/>
+        <w:t>Link Github:</w:t>
+      </w:r>
+    </w:p>
+    <w:p>
+      <w:hyperlink r:id="rId7" w:history="1">
+        <w:r>
+          <w:rPr>
+            <w:rStyle w:val="Hyperlink"/>
+          </w:rPr>
+          <w:t>https://github.com/rezfahreza/PBF_20</w:t>
+        </w:r>
+        <w:r>
+          <w:rPr>
+            <w:rStyle w:val="Hyperlink"/>
+          </w:rPr>
+          <w:t>2</w:t>
+        </w:r>
+        <w:r>
+          <w:rPr>
+            <w:rStyle w:val="Hyperlink"/>
+          </w:rPr>
+          <w:t>6.git</w:t>
+        </w:r>
+      </w:hyperlink>
+    </w:p>
+    <w:p>
+      <w:pPr>
+        <w:pStyle w:val="Heading1"/>
+      </w:pPr>
+      <w:r>
         <w:t>Praktikum</w:t>
       </w:r>
     </w:p>
@@ -532,9 +563,10 @@
           <w:ilvl w:val="0"/>
           <w:numId w:val="11"/>
         </w:numPr>
-      </w:pPr>
-      <w:r>
-        <w:t>Global CSS</w:t>
+        <w:spacing w:before="0"/>
+      </w:pPr>
+      <w:r>
+        <w:t>Membuat API Produk</w:t>
       </w:r>
     </w:p>
     <w:p>
@@ -542,27 +574,24 @@
         <w:pStyle w:val="ListParagraph"/>
         <w:numPr>
           <w:ilvl w:val="0"/>
-          <w:numId w:val="25"/>
+          <w:numId w:val="42"/>
         </w:numPr>
         <w:spacing w:after="0"/>
       </w:pPr>
       <w:r>
-        <w:t>File global.css</w:t>
-      </w:r>
-    </w:p>
-    <w:p>
-      <w:pPr>
-        <w:spacing w:after="0"/>
-      </w:pPr>
-      <w:r>
-        <w:rPr>
-          <w:noProof/>
-        </w:rPr>
+        <w:t>Buat file pad pages/api/produk.js</w:t>
+      </w:r>
+      <w:r>
+        <w:t xml:space="preserve"> lalu tambahkan data statis</w:t>
+      </w:r>
+    </w:p>
+    <w:p>
+      <w:r>
         <w:drawing>
-          <wp:inline distT="0" distB="0" distL="0" distR="0" wp14:anchorId="7E34DD81" wp14:editId="7B4E3DC7">
-            <wp:extent cx="1900521" cy="3035300"/>
-            <wp:effectExtent l="0" t="0" r="5080" b="0"/>
-            <wp:docPr id="1420178085" name="Picture 1"/>
+          <wp:inline distT="0" distB="0" distL="0" distR="0" wp14:anchorId="60448FAC" wp14:editId="414893EC">
+            <wp:extent cx="2082907" cy="920797"/>
+            <wp:effectExtent l="0" t="0" r="0" b="0"/>
+            <wp:docPr id="1306963476" name="Picture 1"/>
             <wp:cNvGraphicFramePr>
               <a:graphicFrameLocks xmlns:a="http://schemas.openxmlformats.org/drawingml/2006/main" noChangeAspect="1"/>
             </wp:cNvGraphicFramePr>
@@ -570,62 +599,7 @@
               <a:graphicData uri="http://schemas.openxmlformats.org/drawingml/2006/picture">
                 <pic:pic xmlns:pic="http://schemas.openxmlformats.org/drawingml/2006/picture">
                   <pic:nvPicPr>
-                    <pic:cNvPr id="1420178085" name=""/>
-                    <pic:cNvPicPr/>
-                  </pic:nvPicPr>
-                  <pic:blipFill>
-                    <a:blip r:embed="rId7"/>
-                    <a:stretch>
-                      <a:fillRect/>
-                    </a:stretch>
-                  </pic:blipFill>
-                  <pic:spPr>
-                    <a:xfrm>
-                      <a:off x="0" y="0"/>
-                      <a:ext cx="1904951" cy="3042376"/>
-                    </a:xfrm>
-                    <a:prstGeom prst="rect">
-                      <a:avLst/>
-                    </a:prstGeom>
-                  </pic:spPr>
-                </pic:pic>
-              </a:graphicData>
-            </a:graphic>
-          </wp:inline>
-        </w:drawing>
-      </w:r>
-    </w:p>
-    <w:p>
-      <w:pPr>
-        <w:pStyle w:val="ListParagraph"/>
-        <w:numPr>
-          <w:ilvl w:val="0"/>
-          <w:numId w:val="25"/>
-        </w:numPr>
-        <w:spacing w:after="0"/>
-      </w:pPr>
-      <w:r>
-        <w:t>Import global.css</w:t>
-      </w:r>
-    </w:p>
-    <w:p>
-      <w:r>
-        <w:rPr>
-          <w:noProof/>
-        </w:rPr>
-        <w:drawing>
-          <wp:inline distT="0" distB="0" distL="0" distR="0" wp14:anchorId="433CB3FC" wp14:editId="51212365">
-            <wp:extent cx="2990850" cy="691761"/>
-            <wp:effectExtent l="0" t="0" r="0" b="0"/>
-            <wp:docPr id="1682203997" name="Picture 1"/>
-            <wp:cNvGraphicFramePr>
-              <a:graphicFrameLocks xmlns:a="http://schemas.openxmlformats.org/drawingml/2006/main" noChangeAspect="1"/>
-            </wp:cNvGraphicFramePr>
-            <a:graphic xmlns:a="http://schemas.openxmlformats.org/drawingml/2006/main">
-              <a:graphicData uri="http://schemas.openxmlformats.org/drawingml/2006/picture">
-                <pic:pic xmlns:pic="http://schemas.openxmlformats.org/drawingml/2006/picture">
-                  <pic:nvPicPr>
-                    <pic:cNvPr id="1682203997" name=""/>
+                    <pic:cNvPr id="1306963476" name=""/>
                     <pic:cNvPicPr/>
                   </pic:nvPicPr>
                   <pic:blipFill>
@@ -637,7 +611,7 @@
                   <pic:spPr>
                     <a:xfrm>
                       <a:off x="0" y="0"/>
-                      <a:ext cx="3003172" cy="694611"/>
+                      <a:ext cx="2082907" cy="920797"/>
                     </a:xfrm>
                     <a:prstGeom prst="rect">
                       <a:avLst/>
@@ -650,47 +624,17 @@
         </w:drawing>
       </w:r>
       <w:r>
+        <w:rPr>
+          <w:noProof/>
+        </w:rPr>
         <w:t xml:space="preserve"> </w:t>
       </w:r>
-    </w:p>
-    <w:p>
-      <w:pPr>
-        <w:pStyle w:val="Heading2"/>
-        <w:numPr>
-          <w:ilvl w:val="0"/>
-          <w:numId w:val="11"/>
-        </w:numPr>
-      </w:pPr>
-      <w:r>
-        <w:t>CSS Module (Local Scope)</w:t>
-      </w:r>
-    </w:p>
-    <w:p>
-      <w:pPr>
-        <w:pStyle w:val="ListParagraph"/>
-        <w:numPr>
-          <w:ilvl w:val="0"/>
-          <w:numId w:val="25"/>
-        </w:numPr>
-        <w:spacing w:after="0"/>
-      </w:pPr>
-      <w:r>
-        <w:t>Struktur komponen Navbar</w:t>
-      </w:r>
-    </w:p>
-    <w:p>
-      <w:pPr>
-        <w:spacing w:after="0"/>
-      </w:pPr>
-      <w:r>
-        <w:rPr>
-          <w:noProof/>
-        </w:rPr>
+      <w:r>
         <w:drawing>
-          <wp:inline distT="0" distB="0" distL="0" distR="0" wp14:anchorId="1D1C87DC" wp14:editId="6A94D2CB">
-            <wp:extent cx="1263715" cy="1028753"/>
-            <wp:effectExtent l="0" t="0" r="0" b="0"/>
-            <wp:docPr id="344111974" name="Picture 1"/>
+          <wp:inline distT="0" distB="0" distL="0" distR="0" wp14:anchorId="40BFA202" wp14:editId="75624349">
+            <wp:extent cx="2547576" cy="3854450"/>
+            <wp:effectExtent l="0" t="0" r="5715" b="0"/>
+            <wp:docPr id="205318819" name="Picture 1"/>
             <wp:cNvGraphicFramePr>
               <a:graphicFrameLocks xmlns:a="http://schemas.openxmlformats.org/drawingml/2006/main" noChangeAspect="1"/>
             </wp:cNvGraphicFramePr>
@@ -698,7 +642,7 @@
               <a:graphicData uri="http://schemas.openxmlformats.org/drawingml/2006/picture">
                 <pic:pic xmlns:pic="http://schemas.openxmlformats.org/drawingml/2006/picture">
                   <pic:nvPicPr>
-                    <pic:cNvPr id="344111974" name=""/>
+                    <pic:cNvPr id="205318819" name=""/>
                     <pic:cNvPicPr/>
                   </pic:nvPicPr>
                   <pic:blipFill>
@@ -710,7 +654,7 @@
                   <pic:spPr>
                     <a:xfrm>
                       <a:off x="0" y="0"/>
-                      <a:ext cx="1263715" cy="1028753"/>
+                      <a:ext cx="2550777" cy="3859293"/>
                     </a:xfrm>
                     <a:prstGeom prst="rect">
                       <a:avLst/>
@@ -728,24 +672,29 @@
         <w:pStyle w:val="ListParagraph"/>
         <w:numPr>
           <w:ilvl w:val="0"/>
-          <w:numId w:val="25"/>
+          <w:numId w:val="42"/>
         </w:numPr>
         <w:spacing w:after="0"/>
       </w:pPr>
       <w:r>
-        <w:t>Modifikasi global.css dan navbar.module.css</w:t>
-      </w:r>
-    </w:p>
-    <w:p>
-      <w:r>
-        <w:rPr>
-          <w:noProof/>
-        </w:rPr>
+        <w:t xml:space="preserve">Akses: </w:t>
+      </w:r>
+      <w:hyperlink r:id="rId10" w:history="1">
+        <w:r>
+          <w:rPr>
+            <w:rStyle w:val="Hyperlink"/>
+          </w:rPr>
+          <w:t>http://localhost:3000/api/produk</w:t>
+        </w:r>
+      </w:hyperlink>
+    </w:p>
+    <w:p>
+      <w:r>
         <w:drawing>
-          <wp:inline distT="0" distB="0" distL="0" distR="0" wp14:anchorId="581B3E5D" wp14:editId="47C2D055">
-            <wp:extent cx="1807760" cy="2374900"/>
-            <wp:effectExtent l="0" t="0" r="2540" b="6350"/>
-            <wp:docPr id="1607290518" name="Picture 1"/>
+          <wp:inline distT="0" distB="0" distL="0" distR="0" wp14:anchorId="4EEC5AF4" wp14:editId="2CBBE9CA">
+            <wp:extent cx="2254250" cy="2690103"/>
+            <wp:effectExtent l="0" t="0" r="0" b="0"/>
+            <wp:docPr id="68108242" name="Picture 1"/>
             <wp:cNvGraphicFramePr>
               <a:graphicFrameLocks xmlns:a="http://schemas.openxmlformats.org/drawingml/2006/main" noChangeAspect="1"/>
             </wp:cNvGraphicFramePr>
@@ -753,53 +702,7 @@
               <a:graphicData uri="http://schemas.openxmlformats.org/drawingml/2006/picture">
                 <pic:pic xmlns:pic="http://schemas.openxmlformats.org/drawingml/2006/picture">
                   <pic:nvPicPr>
-                    <pic:cNvPr id="1607290518" name=""/>
-                    <pic:cNvPicPr/>
-                  </pic:nvPicPr>
-                  <pic:blipFill>
-                    <a:blip r:embed="rId10"/>
-                    <a:stretch>
-                      <a:fillRect/>
-                    </a:stretch>
-                  </pic:blipFill>
-                  <pic:spPr>
-                    <a:xfrm>
-                      <a:off x="0" y="0"/>
-                      <a:ext cx="1811284" cy="2379530"/>
-                    </a:xfrm>
-                    <a:prstGeom prst="rect">
-                      <a:avLst/>
-                    </a:prstGeom>
-                  </pic:spPr>
-                </pic:pic>
-              </a:graphicData>
-            </a:graphic>
-          </wp:inline>
-        </w:drawing>
-      </w:r>
-      <w:r>
-        <w:rPr>
-          <w:noProof/>
-        </w:rPr>
-        <w:t xml:space="preserve"> </w:t>
-      </w:r>
-      <w:r>
-        <w:rPr>
-          <w:noProof/>
-        </w:rPr>
-        <w:drawing>
-          <wp:inline distT="0" distB="0" distL="0" distR="0" wp14:anchorId="5B776039" wp14:editId="03355738">
-            <wp:extent cx="3676650" cy="1526274"/>
-            <wp:effectExtent l="0" t="0" r="0" b="0"/>
-            <wp:docPr id="1740064351" name="Picture 1"/>
-            <wp:cNvGraphicFramePr>
-              <a:graphicFrameLocks xmlns:a="http://schemas.openxmlformats.org/drawingml/2006/main" noChangeAspect="1"/>
-            </wp:cNvGraphicFramePr>
-            <a:graphic xmlns:a="http://schemas.openxmlformats.org/drawingml/2006/main">
-              <a:graphicData uri="http://schemas.openxmlformats.org/drawingml/2006/picture">
-                <pic:pic xmlns:pic="http://schemas.openxmlformats.org/drawingml/2006/picture">
-                  <pic:nvPicPr>
-                    <pic:cNvPr id="1740064351" name=""/>
+                    <pic:cNvPr id="68108242" name=""/>
                     <pic:cNvPicPr/>
                   </pic:nvPicPr>
                   <pic:blipFill>
@@ -811,7 +714,7 @@
                   <pic:spPr>
                     <a:xfrm>
                       <a:off x="0" y="0"/>
-                      <a:ext cx="3680151" cy="1527727"/>
+                      <a:ext cx="2254956" cy="2690946"/>
                     </a:xfrm>
                     <a:prstGeom prst="rect">
                       <a:avLst/>
@@ -824,30 +727,49 @@
         </w:drawing>
       </w:r>
     </w:p>
+    <w:p/>
+    <w:p>
+      <w:pPr>
+        <w:pStyle w:val="Heading2"/>
+        <w:numPr>
+          <w:ilvl w:val="0"/>
+          <w:numId w:val="11"/>
+        </w:numPr>
+      </w:pPr>
+      <w:r>
+        <w:lastRenderedPageBreak/>
+        <w:t>Fetch Data API di Frontend</w:t>
+      </w:r>
+    </w:p>
     <w:p>
       <w:pPr>
         <w:pStyle w:val="ListParagraph"/>
         <w:numPr>
           <w:ilvl w:val="0"/>
-          <w:numId w:val="25"/>
+          <w:numId w:val="42"/>
         </w:numPr>
         <w:spacing w:after="0"/>
       </w:pPr>
       <w:r>
-        <w:lastRenderedPageBreak/>
-        <w:t>Panggil module navbar lalu jalankan</w:t>
-      </w:r>
-    </w:p>
-    <w:p>
-      <w:r>
-        <w:rPr>
-          <w:noProof/>
-        </w:rPr>
+        <w:t>Buka pages/product/index.tsx</w:t>
+      </w:r>
+      <w:r>
+        <w:t xml:space="preserve"> dan m</w:t>
+      </w:r>
+      <w:r>
+        <w:t>odifikasi kode</w:t>
+      </w:r>
+    </w:p>
+    <w:p>
+      <w:pPr>
+        <w:spacing w:after="0"/>
+      </w:pPr>
+      <w:r>
         <w:drawing>
-          <wp:inline distT="0" distB="0" distL="0" distR="0" wp14:anchorId="6AE625AE" wp14:editId="652CC860">
-            <wp:extent cx="2616586" cy="1485900"/>
+          <wp:inline distT="0" distB="0" distL="0" distR="0" wp14:anchorId="63394611" wp14:editId="13FECC81">
+            <wp:extent cx="3016250" cy="3300133"/>
             <wp:effectExtent l="0" t="0" r="0" b="0"/>
-            <wp:docPr id="910252169" name="Picture 1"/>
+            <wp:docPr id="570609975" name="Picture 1"/>
             <wp:cNvGraphicFramePr>
               <a:graphicFrameLocks xmlns:a="http://schemas.openxmlformats.org/drawingml/2006/main" noChangeAspect="1"/>
             </wp:cNvGraphicFramePr>
@@ -855,7 +777,7 @@
               <a:graphicData uri="http://schemas.openxmlformats.org/drawingml/2006/picture">
                 <pic:pic xmlns:pic="http://schemas.openxmlformats.org/drawingml/2006/picture">
                   <pic:nvPicPr>
-                    <pic:cNvPr id="910252169" name=""/>
+                    <pic:cNvPr id="570609975" name=""/>
                     <pic:cNvPicPr/>
                   </pic:nvPicPr>
                   <pic:blipFill>
@@ -867,7 +789,7 @@
                   <pic:spPr>
                     <a:xfrm>
                       <a:off x="0" y="0"/>
-                      <a:ext cx="2626527" cy="1491546"/>
+                      <a:ext cx="3022180" cy="3306621"/>
                     </a:xfrm>
                     <a:prstGeom prst="rect">
                       <a:avLst/>
@@ -879,21 +801,35 @@
           </wp:inline>
         </w:drawing>
       </w:r>
-      <w:r>
-        <w:rPr>
-          <w:noProof/>
-        </w:rPr>
-        <w:t xml:space="preserve"> </w:t>
-      </w:r>
-      <w:r>
-        <w:rPr>
-          <w:noProof/>
-        </w:rPr>
+    </w:p>
+    <w:p>
+      <w:pPr>
+        <w:pStyle w:val="ListParagraph"/>
+        <w:numPr>
+          <w:ilvl w:val="0"/>
+          <w:numId w:val="42"/>
+        </w:numPr>
+        <w:spacing w:after="0"/>
+      </w:pPr>
+      <w:r>
+        <w:t xml:space="preserve">Jalankan browser </w:t>
+      </w:r>
+      <w:hyperlink r:id="rId13" w:history="1">
+        <w:r>
+          <w:rPr>
+            <w:rStyle w:val="Hyperlink"/>
+          </w:rPr>
+          <w:t>http://localhost:3000/produk</w:t>
+        </w:r>
+      </w:hyperlink>
+    </w:p>
+    <w:p>
+      <w:r>
         <w:drawing>
-          <wp:inline distT="0" distB="0" distL="0" distR="0" wp14:anchorId="25573F24" wp14:editId="01684701">
-            <wp:extent cx="2597150" cy="1485208"/>
-            <wp:effectExtent l="0" t="0" r="0" b="1270"/>
-            <wp:docPr id="985014089" name="Picture 1"/>
+          <wp:inline distT="0" distB="0" distL="0" distR="0" wp14:anchorId="5C9D5F01" wp14:editId="10F1A2BB">
+            <wp:extent cx="1828800" cy="2046612"/>
+            <wp:effectExtent l="0" t="0" r="0" b="0"/>
+            <wp:docPr id="1617543366" name="Picture 1"/>
             <wp:cNvGraphicFramePr>
               <a:graphicFrameLocks xmlns:a="http://schemas.openxmlformats.org/drawingml/2006/main" noChangeAspect="1"/>
             </wp:cNvGraphicFramePr>
@@ -901,77 +837,7 @@
               <a:graphicData uri="http://schemas.openxmlformats.org/drawingml/2006/picture">
                 <pic:pic xmlns:pic="http://schemas.openxmlformats.org/drawingml/2006/picture">
                   <pic:nvPicPr>
-                    <pic:cNvPr id="985014089" name=""/>
-                    <pic:cNvPicPr/>
-                  </pic:nvPicPr>
-                  <pic:blipFill>
-                    <a:blip r:embed="rId13"/>
-                    <a:stretch>
-                      <a:fillRect/>
-                    </a:stretch>
-                  </pic:blipFill>
-                  <pic:spPr>
-                    <a:xfrm>
-                      <a:off x="0" y="0"/>
-                      <a:ext cx="2611320" cy="1493311"/>
-                    </a:xfrm>
-                    <a:prstGeom prst="rect">
-                      <a:avLst/>
-                    </a:prstGeom>
-                  </pic:spPr>
-                </pic:pic>
-              </a:graphicData>
-            </a:graphic>
-          </wp:inline>
-        </w:drawing>
-      </w:r>
-    </w:p>
-    <w:p>
-      <w:pPr>
-        <w:pStyle w:val="Heading2"/>
-        <w:numPr>
-          <w:ilvl w:val="0"/>
-          <w:numId w:val="11"/>
-        </w:numPr>
-      </w:pPr>
-      <w:r>
-        <w:t>Styling untuk Pages (CSS Module)</w:t>
-      </w:r>
-    </w:p>
-    <w:p>
-      <w:pPr>
-        <w:pStyle w:val="ListParagraph"/>
-        <w:numPr>
-          <w:ilvl w:val="0"/>
-          <w:numId w:val="25"/>
-        </w:numPr>
-        <w:spacing w:after="0"/>
-      </w:pPr>
-      <w:r>
-        <w:t>Tambahkan file login.module.css pada folder auth</w:t>
-      </w:r>
-    </w:p>
-    <w:p>
-      <w:pPr>
-        <w:spacing w:after="0"/>
-      </w:pPr>
-      <w:r>
-        <w:rPr>
-          <w:noProof/>
-        </w:rPr>
-        <w:drawing>
-          <wp:inline distT="0" distB="0" distL="0" distR="0" wp14:anchorId="4F8BA7AA" wp14:editId="3BAC1394">
-            <wp:extent cx="1276416" cy="730288"/>
-            <wp:effectExtent l="0" t="0" r="0" b="0"/>
-            <wp:docPr id="279123317" name="Picture 1"/>
-            <wp:cNvGraphicFramePr>
-              <a:graphicFrameLocks xmlns:a="http://schemas.openxmlformats.org/drawingml/2006/main" noChangeAspect="1"/>
-            </wp:cNvGraphicFramePr>
-            <a:graphic xmlns:a="http://schemas.openxmlformats.org/drawingml/2006/main">
-              <a:graphicData uri="http://schemas.openxmlformats.org/drawingml/2006/picture">
-                <pic:pic xmlns:pic="http://schemas.openxmlformats.org/drawingml/2006/picture">
-                  <pic:nvPicPr>
-                    <pic:cNvPr id="279123317" name=""/>
+                    <pic:cNvPr id="1617543366" name=""/>
                     <pic:cNvPicPr/>
                   </pic:nvPicPr>
                   <pic:blipFill>
@@ -983,7 +849,7 @@
                   <pic:spPr>
                     <a:xfrm>
                       <a:off x="0" y="0"/>
-                      <a:ext cx="1276416" cy="730288"/>
+                      <a:ext cx="1838667" cy="2057654"/>
                     </a:xfrm>
                     <a:prstGeom prst="rect">
                       <a:avLst/>
@@ -998,36 +864,44 @@
     </w:p>
     <w:p>
       <w:pPr>
+        <w:pStyle w:val="Heading2"/>
+        <w:numPr>
+          <w:ilvl w:val="0"/>
+          <w:numId w:val="43"/>
+        </w:numPr>
+      </w:pPr>
+      <w:r>
+        <w:t>Setup Firebase</w:t>
+      </w:r>
+    </w:p>
+    <w:p>
+      <w:pPr>
         <w:pStyle w:val="ListParagraph"/>
         <w:numPr>
           <w:ilvl w:val="0"/>
-          <w:numId w:val="25"/>
+          <w:numId w:val="42"/>
         </w:numPr>
         <w:spacing w:after="0"/>
       </w:pPr>
       <w:r>
-        <w:t>M</w:t>
-      </w:r>
-      <w:r>
-        <w:t>odifikasi</w:t>
-      </w:r>
-      <w:r>
-        <w:t xml:space="preserve"> login.module.css dan login.tsx</w:t>
-      </w:r>
-    </w:p>
-    <w:p>
-      <w:pPr>
-        <w:spacing w:after="0"/>
-      </w:pPr>
-      <w:r>
+        <w:t>Buka Firebase Go To Console ( login dengan login google)</w:t>
+      </w:r>
+      <w:r>
+        <w:t xml:space="preserve"> dan buat projek baru</w:t>
+      </w:r>
+    </w:p>
+    <w:p>
+      <w:pPr>
         <w:rPr>
           <w:noProof/>
         </w:rPr>
+      </w:pPr>
+      <w:r>
         <w:drawing>
-          <wp:inline distT="0" distB="0" distL="0" distR="0" wp14:anchorId="35C56CA2" wp14:editId="27ED2EC4">
-            <wp:extent cx="2723552" cy="2851150"/>
-            <wp:effectExtent l="0" t="0" r="635" b="6350"/>
-            <wp:docPr id="1155309498" name="Picture 1"/>
+          <wp:inline distT="0" distB="0" distL="0" distR="0" wp14:anchorId="44792ED0" wp14:editId="73F53016">
+            <wp:extent cx="2457450" cy="1796937"/>
+            <wp:effectExtent l="0" t="0" r="0" b="0"/>
+            <wp:docPr id="1432712302" name="Picture 1"/>
             <wp:cNvGraphicFramePr>
               <a:graphicFrameLocks xmlns:a="http://schemas.openxmlformats.org/drawingml/2006/main" noChangeAspect="1"/>
             </wp:cNvGraphicFramePr>
@@ -1035,7 +909,7 @@
               <a:graphicData uri="http://schemas.openxmlformats.org/drawingml/2006/picture">
                 <pic:pic xmlns:pic="http://schemas.openxmlformats.org/drawingml/2006/picture">
                   <pic:nvPicPr>
-                    <pic:cNvPr id="1155309498" name=""/>
+                    <pic:cNvPr id="1432712302" name=""/>
                     <pic:cNvPicPr/>
                   </pic:nvPicPr>
                   <pic:blipFill>
@@ -1047,7 +921,7 @@
                   <pic:spPr>
                     <a:xfrm>
                       <a:off x="0" y="0"/>
-                      <a:ext cx="2726031" cy="2853745"/>
+                      <a:ext cx="2464410" cy="1802026"/>
                     </a:xfrm>
                     <a:prstGeom prst="rect">
                       <a:avLst/>
@@ -1066,14 +940,11 @@
         <w:t xml:space="preserve"> </w:t>
       </w:r>
       <w:r>
-        <w:rPr>
-          <w:noProof/>
-        </w:rPr>
         <w:drawing>
-          <wp:inline distT="0" distB="0" distL="0" distR="0" wp14:anchorId="57720464" wp14:editId="3B4F9A6B">
-            <wp:extent cx="2673350" cy="1173666"/>
-            <wp:effectExtent l="0" t="0" r="0" b="7620"/>
-            <wp:docPr id="810724172" name="Picture 1"/>
+          <wp:inline distT="0" distB="0" distL="0" distR="0" wp14:anchorId="66C5DE28" wp14:editId="7FE21494">
+            <wp:extent cx="2279650" cy="1836169"/>
+            <wp:effectExtent l="0" t="0" r="6350" b="0"/>
+            <wp:docPr id="1431217378" name="Picture 1"/>
             <wp:cNvGraphicFramePr>
               <a:graphicFrameLocks xmlns:a="http://schemas.openxmlformats.org/drawingml/2006/main" noChangeAspect="1"/>
             </wp:cNvGraphicFramePr>
@@ -1081,7 +952,7 @@
               <a:graphicData uri="http://schemas.openxmlformats.org/drawingml/2006/picture">
                 <pic:pic xmlns:pic="http://schemas.openxmlformats.org/drawingml/2006/picture">
                   <pic:nvPicPr>
-                    <pic:cNvPr id="810724172" name=""/>
+                    <pic:cNvPr id="1431217378" name=""/>
                     <pic:cNvPicPr/>
                   </pic:nvPicPr>
                   <pic:blipFill>
@@ -1093,7 +964,7 @@
                   <pic:spPr>
                     <a:xfrm>
                       <a:off x="0" y="0"/>
-                      <a:ext cx="2677205" cy="1175358"/>
+                      <a:ext cx="2284016" cy="1839686"/>
                     </a:xfrm>
                     <a:prstGeom prst="rect">
                       <a:avLst/>
@@ -1106,29 +977,34 @@
         </w:drawing>
       </w:r>
     </w:p>
+    <w:p/>
     <w:p>
       <w:pPr>
         <w:pStyle w:val="ListParagraph"/>
         <w:numPr>
           <w:ilvl w:val="0"/>
-          <w:numId w:val="25"/>
+          <w:numId w:val="42"/>
         </w:numPr>
         <w:spacing w:after="0"/>
       </w:pPr>
       <w:r>
-        <w:t>Jalankan browser</w:t>
-      </w:r>
-    </w:p>
-    <w:p>
-      <w:r>
-        <w:rPr>
-          <w:noProof/>
-        </w:rPr>
+        <w:lastRenderedPageBreak/>
+        <w:t>A</w:t>
+      </w:r>
+      <w:r>
+        <w:t>dd app dan pilih web</w:t>
+      </w:r>
+    </w:p>
+    <w:p>
+      <w:pPr>
+        <w:spacing w:after="0"/>
+      </w:pPr>
+      <w:r>
         <w:drawing>
-          <wp:inline distT="0" distB="0" distL="0" distR="0" wp14:anchorId="2FBAFE82" wp14:editId="76BF5530">
-            <wp:extent cx="4841017" cy="2413000"/>
-            <wp:effectExtent l="0" t="0" r="0" b="6350"/>
-            <wp:docPr id="869516549" name="Picture 1"/>
+          <wp:inline distT="0" distB="0" distL="0" distR="0" wp14:anchorId="315E43C0" wp14:editId="5C29DC36">
+            <wp:extent cx="2609850" cy="1884657"/>
+            <wp:effectExtent l="0" t="0" r="0" b="1905"/>
+            <wp:docPr id="434540253" name="Picture 1"/>
             <wp:cNvGraphicFramePr>
               <a:graphicFrameLocks xmlns:a="http://schemas.openxmlformats.org/drawingml/2006/main" noChangeAspect="1"/>
             </wp:cNvGraphicFramePr>
@@ -1136,7 +1012,7 @@
               <a:graphicData uri="http://schemas.openxmlformats.org/drawingml/2006/picture">
                 <pic:pic xmlns:pic="http://schemas.openxmlformats.org/drawingml/2006/picture">
                   <pic:nvPicPr>
-                    <pic:cNvPr id="869516549" name=""/>
+                    <pic:cNvPr id="434540253" name=""/>
                     <pic:cNvPicPr/>
                   </pic:nvPicPr>
                   <pic:blipFill>
@@ -1148,7 +1024,7 @@
                   <pic:spPr>
                     <a:xfrm>
                       <a:off x="0" y="0"/>
-                      <a:ext cx="4850494" cy="2417724"/>
+                      <a:ext cx="2617224" cy="1889982"/>
                     </a:xfrm>
                     <a:prstGeom prst="rect">
                       <a:avLst/>
@@ -1163,28 +1039,15 @@
     </w:p>
     <w:p>
       <w:pPr>
-        <w:pStyle w:val="Heading2"/>
-        <w:numPr>
-          <w:ilvl w:val="0"/>
-          <w:numId w:val="11"/>
-        </w:numPr>
-      </w:pPr>
-      <w:r>
-        <w:lastRenderedPageBreak/>
-        <w:t>Conditional Rendering Navbar (Tanpa Navbar di Login)</w:t>
-      </w:r>
-    </w:p>
-    <w:p>
-      <w:pPr>
         <w:pStyle w:val="ListParagraph"/>
         <w:numPr>
           <w:ilvl w:val="0"/>
-          <w:numId w:val="25"/>
+          <w:numId w:val="42"/>
         </w:numPr>
         <w:spacing w:after="0"/>
       </w:pPr>
       <w:r>
-        <w:t>Modifikasi index.tsx pada folder Appsheel</w:t>
+        <w:t>Aktifkan Firestore Database</w:t>
       </w:r>
     </w:p>
     <w:p>
@@ -1192,14 +1055,11 @@
         <w:spacing w:after="0"/>
       </w:pPr>
       <w:r>
-        <w:rPr>
-          <w:noProof/>
-        </w:rPr>
         <w:drawing>
-          <wp:inline distT="0" distB="0" distL="0" distR="0" wp14:anchorId="2ED6DC56" wp14:editId="75960461">
-            <wp:extent cx="2844800" cy="2496193"/>
-            <wp:effectExtent l="0" t="0" r="0" b="0"/>
-            <wp:docPr id="376397587" name="Picture 1"/>
+          <wp:inline distT="0" distB="0" distL="0" distR="0" wp14:anchorId="73D84ED6" wp14:editId="56EB60BF">
+            <wp:extent cx="3237033" cy="2095500"/>
+            <wp:effectExtent l="0" t="0" r="1905" b="0"/>
+            <wp:docPr id="498347084" name="Picture 1"/>
             <wp:cNvGraphicFramePr>
               <a:graphicFrameLocks xmlns:a="http://schemas.openxmlformats.org/drawingml/2006/main" noChangeAspect="1"/>
             </wp:cNvGraphicFramePr>
@@ -1207,7 +1067,7 @@
               <a:graphicData uri="http://schemas.openxmlformats.org/drawingml/2006/picture">
                 <pic:pic xmlns:pic="http://schemas.openxmlformats.org/drawingml/2006/picture">
                   <pic:nvPicPr>
-                    <pic:cNvPr id="376397587" name=""/>
+                    <pic:cNvPr id="498347084" name=""/>
                     <pic:cNvPicPr/>
                   </pic:nvPicPr>
                   <pic:blipFill>
@@ -1219,7 +1079,7 @@
                   <pic:spPr>
                     <a:xfrm>
                       <a:off x="0" y="0"/>
-                      <a:ext cx="2848356" cy="2499313"/>
+                      <a:ext cx="3241496" cy="2098389"/>
                     </a:xfrm>
                     <a:prstGeom prst="rect">
                       <a:avLst/>
@@ -1237,24 +1097,27 @@
         <w:pStyle w:val="ListParagraph"/>
         <w:numPr>
           <w:ilvl w:val="0"/>
-          <w:numId w:val="25"/>
+          <w:numId w:val="42"/>
         </w:numPr>
         <w:spacing w:after="0"/>
       </w:pPr>
       <w:r>
-        <w:t>Jalankan browser</w:t>
-      </w:r>
-    </w:p>
-    <w:p>
-      <w:r>
-        <w:rPr>
-          <w:noProof/>
-        </w:rPr>
+        <w:t xml:space="preserve">Ubah </w:t>
+      </w:r>
+      <w:r>
+        <w:t>rulesnya jadi true dan klik publish</w:t>
+      </w:r>
+    </w:p>
+    <w:p>
+      <w:pPr>
+        <w:spacing w:after="0"/>
+      </w:pPr>
+      <w:r>
         <w:drawing>
-          <wp:inline distT="0" distB="0" distL="0" distR="0" wp14:anchorId="62D8DFFA" wp14:editId="7A050850">
-            <wp:extent cx="4826000" cy="2396425"/>
-            <wp:effectExtent l="0" t="0" r="0" b="4445"/>
-            <wp:docPr id="268541040" name="Picture 1"/>
+          <wp:inline distT="0" distB="0" distL="0" distR="0" wp14:anchorId="3C3296B8" wp14:editId="027970E3">
+            <wp:extent cx="3422650" cy="1035592"/>
+            <wp:effectExtent l="0" t="0" r="6350" b="0"/>
+            <wp:docPr id="2025875282" name="Picture 1"/>
             <wp:cNvGraphicFramePr>
               <a:graphicFrameLocks xmlns:a="http://schemas.openxmlformats.org/drawingml/2006/main" noChangeAspect="1"/>
             </wp:cNvGraphicFramePr>
@@ -1262,36 +1125,23 @@
               <a:graphicData uri="http://schemas.openxmlformats.org/drawingml/2006/picture">
                 <pic:pic xmlns:pic="http://schemas.openxmlformats.org/drawingml/2006/picture">
                   <pic:nvPicPr>
-                    <pic:cNvPr id="0" name="Picture 1"/>
-                    <pic:cNvPicPr>
-                      <a:picLocks noChangeAspect="1" noChangeArrowheads="1"/>
-                    </pic:cNvPicPr>
+                    <pic:cNvPr id="2025875282" name=""/>
+                    <pic:cNvPicPr/>
                   </pic:nvPicPr>
                   <pic:blipFill>
-                    <a:blip r:embed="rId19" cstate="print">
-                      <a:extLst>
-                        <a:ext uri="{28A0092B-C50C-407E-A947-70E740481C1C}">
-                          <a14:useLocalDpi xmlns:a14="http://schemas.microsoft.com/office/drawing/2010/main" val="0"/>
-                        </a:ext>
-                      </a:extLst>
-                    </a:blip>
-                    <a:srcRect/>
+                    <a:blip r:embed="rId19"/>
                     <a:stretch>
                       <a:fillRect/>
                     </a:stretch>
                   </pic:blipFill>
-                  <pic:spPr bwMode="auto">
+                  <pic:spPr>
                     <a:xfrm>
                       <a:off x="0" y="0"/>
-                      <a:ext cx="4839359" cy="2403059"/>
+                      <a:ext cx="3449481" cy="1043710"/>
                     </a:xfrm>
                     <a:prstGeom prst="rect">
                       <a:avLst/>
                     </a:prstGeom>
-                    <a:noFill/>
-                    <a:ln>
-                      <a:noFill/>
-                    </a:ln>
                   </pic:spPr>
                 </pic:pic>
               </a:graphicData>
@@ -1302,42 +1152,24 @@
     </w:p>
     <w:p>
       <w:pPr>
-        <w:pStyle w:val="Heading2"/>
-        <w:numPr>
-          <w:ilvl w:val="0"/>
-          <w:numId w:val="11"/>
-        </w:numPr>
-      </w:pPr>
-      <w:r>
-        <w:t>Refactoring Struktur Project (Best Practice)</w:t>
-      </w:r>
-    </w:p>
-    <w:p>
-      <w:pPr>
         <w:pStyle w:val="ListParagraph"/>
         <w:numPr>
           <w:ilvl w:val="0"/>
-          <w:numId w:val="25"/>
+          <w:numId w:val="42"/>
         </w:numPr>
         <w:spacing w:after="0"/>
       </w:pPr>
       <w:r>
-        <w:t>Refactor struktur login</w:t>
-      </w:r>
-    </w:p>
-    <w:p>
-      <w:pPr>
-        <w:spacing w:after="0"/>
-      </w:pPr>
-      <w:r>
-        <w:rPr>
-          <w:noProof/>
-        </w:rPr>
+        <w:t>Buat collection:</w:t>
+      </w:r>
+    </w:p>
+    <w:p>
+      <w:r>
         <w:drawing>
-          <wp:inline distT="0" distB="0" distL="0" distR="0" wp14:anchorId="226F9A57" wp14:editId="2E80C988">
-            <wp:extent cx="1409772" cy="2724290"/>
-            <wp:effectExtent l="0" t="0" r="0" b="0"/>
-            <wp:docPr id="1359254001" name="Picture 1"/>
+          <wp:inline distT="0" distB="0" distL="0" distR="0" wp14:anchorId="7DF64CF1" wp14:editId="505003B6">
+            <wp:extent cx="2813050" cy="2726936"/>
+            <wp:effectExtent l="0" t="0" r="6350" b="0"/>
+            <wp:docPr id="327261812" name="Picture 1"/>
             <wp:cNvGraphicFramePr>
               <a:graphicFrameLocks xmlns:a="http://schemas.openxmlformats.org/drawingml/2006/main" noChangeAspect="1"/>
             </wp:cNvGraphicFramePr>
@@ -1345,7 +1177,7 @@
               <a:graphicData uri="http://schemas.openxmlformats.org/drawingml/2006/picture">
                 <pic:pic xmlns:pic="http://schemas.openxmlformats.org/drawingml/2006/picture">
                   <pic:nvPicPr>
-                    <pic:cNvPr id="1359254001" name=""/>
+                    <pic:cNvPr id="327261812" name=""/>
                     <pic:cNvPicPr/>
                   </pic:nvPicPr>
                   <pic:blipFill>
@@ -1357,7 +1189,7 @@
                   <pic:spPr>
                     <a:xfrm>
                       <a:off x="0" y="0"/>
-                      <a:ext cx="1409772" cy="2724290"/>
+                      <a:ext cx="2819022" cy="2732726"/>
                     </a:xfrm>
                     <a:prstGeom prst="rect">
                       <a:avLst/>
@@ -1369,40 +1201,12 @@
           </wp:inline>
         </w:drawing>
       </w:r>
-    </w:p>
-    <w:p>
-      <w:pPr>
-        <w:pStyle w:val="ListParagraph"/>
-        <w:numPr>
-          <w:ilvl w:val="0"/>
-          <w:numId w:val="25"/>
-        </w:numPr>
-        <w:spacing w:after="0"/>
-      </w:pPr>
-      <w:r>
-        <w:lastRenderedPageBreak/>
-        <w:t xml:space="preserve">Modifikasi </w:t>
-      </w:r>
-      <w:r>
-        <w:t>login.module.css pada folder view/auth/login/</w:t>
-      </w:r>
-      <w:r>
-        <w:t xml:space="preserve"> dan hapus yang ada pada pages/auth</w:t>
-      </w:r>
-    </w:p>
-    <w:p>
-      <w:pPr>
-        <w:spacing w:after="0"/>
-      </w:pPr>
-      <w:r>
-        <w:rPr>
-          <w:noProof/>
-        </w:rPr>
+      <w:r>
         <w:drawing>
-          <wp:inline distT="0" distB="0" distL="0" distR="0" wp14:anchorId="2D2B152A" wp14:editId="7A6BBABA">
-            <wp:extent cx="2571750" cy="906589"/>
-            <wp:effectExtent l="0" t="0" r="0" b="8255"/>
-            <wp:docPr id="1228079825" name="Picture 1"/>
+          <wp:inline distT="0" distB="0" distL="0" distR="0" wp14:anchorId="3E647DEB" wp14:editId="7A8075E5">
+            <wp:extent cx="2900856" cy="1257300"/>
+            <wp:effectExtent l="0" t="0" r="0" b="0"/>
+            <wp:docPr id="1306132356" name="Picture 1"/>
             <wp:cNvGraphicFramePr>
               <a:graphicFrameLocks xmlns:a="http://schemas.openxmlformats.org/drawingml/2006/main" noChangeAspect="1"/>
             </wp:cNvGraphicFramePr>
@@ -1410,7 +1214,7 @@
               <a:graphicData uri="http://schemas.openxmlformats.org/drawingml/2006/picture">
                 <pic:pic xmlns:pic="http://schemas.openxmlformats.org/drawingml/2006/picture">
                   <pic:nvPicPr>
-                    <pic:cNvPr id="1228079825" name=""/>
+                    <pic:cNvPr id="1306132356" name=""/>
                     <pic:cNvPicPr/>
                   </pic:nvPicPr>
                   <pic:blipFill>
@@ -1422,7 +1226,7 @@
                   <pic:spPr>
                     <a:xfrm>
                       <a:off x="0" y="0"/>
-                      <a:ext cx="2600707" cy="916797"/>
+                      <a:ext cx="2921801" cy="1266378"/>
                     </a:xfrm>
                     <a:prstGeom prst="rect">
                       <a:avLst/>
@@ -1434,21 +1238,46 @@
           </wp:inline>
         </w:drawing>
       </w:r>
+    </w:p>
+    <w:p>
+      <w:pPr>
+        <w:pStyle w:val="Heading2"/>
+        <w:numPr>
+          <w:ilvl w:val="0"/>
+          <w:numId w:val="43"/>
+        </w:numPr>
+      </w:pPr>
+      <w:r>
+        <w:lastRenderedPageBreak/>
+        <w:t>Install Firebase</w:t>
+      </w:r>
+    </w:p>
+    <w:p>
+      <w:pPr>
+        <w:pStyle w:val="ListParagraph"/>
+        <w:numPr>
+          <w:ilvl w:val="0"/>
+          <w:numId w:val="42"/>
+        </w:numPr>
+        <w:spacing w:after="0"/>
+      </w:pPr>
+      <w:r>
+        <w:t>npm install firebase</w:t>
+      </w:r>
+    </w:p>
+    <w:p>
+      <w:pPr>
+        <w:spacing w:after="0"/>
+      </w:pPr>
       <w:r>
         <w:rPr>
           <w:noProof/>
         </w:rPr>
-        <w:t xml:space="preserve"> </w:t>
-      </w:r>
-      <w:r>
-        <w:rPr>
-          <w:noProof/>
-        </w:rPr>
         <w:drawing>
-          <wp:inline distT="0" distB="0" distL="0" distR="0" wp14:anchorId="5E2C907A" wp14:editId="5690B9EE">
-            <wp:extent cx="1121502" cy="869950"/>
-            <wp:effectExtent l="0" t="0" r="2540" b="6350"/>
-            <wp:docPr id="473394086" name="Picture 1"/>
+          <wp:inline distT="0" distB="0" distL="0" distR="0" wp14:anchorId="4FDA8DD8" wp14:editId="0E806566">
+            <wp:extent cx="2711450" cy="855290"/>
+            <wp:effectExtent l="0" t="0" r="0" b="2540"/>
+            <wp:docPr id="1809385956" name="Picture 1"/>
             <wp:cNvGraphicFramePr>
               <a:graphicFrameLocks xmlns:a="http://schemas.openxmlformats.org/drawingml/2006/main" noChangeAspect="1"/>
             </wp:cNvGraphicFramePr>
@@ -1456,7 +1285,7 @@
               <a:graphicData uri="http://schemas.openxmlformats.org/drawingml/2006/picture">
                 <pic:pic xmlns:pic="http://schemas.openxmlformats.org/drawingml/2006/picture">
                   <pic:nvPicPr>
-                    <pic:cNvPr id="473394086" name=""/>
+                    <pic:cNvPr id="1809385956" name=""/>
                     <pic:cNvPicPr/>
                   </pic:nvPicPr>
                   <pic:blipFill>
@@ -1468,7 +1297,7 @@
                   <pic:spPr>
                     <a:xfrm>
                       <a:off x="0" y="0"/>
-                      <a:ext cx="1131037" cy="877346"/>
+                      <a:ext cx="2717747" cy="857276"/>
                     </a:xfrm>
                     <a:prstGeom prst="rect">
                       <a:avLst/>
@@ -1486,12 +1315,12 @@
         <w:pStyle w:val="ListParagraph"/>
         <w:numPr>
           <w:ilvl w:val="0"/>
-          <w:numId w:val="25"/>
+          <w:numId w:val="42"/>
         </w:numPr>
         <w:spacing w:after="0"/>
       </w:pPr>
       <w:r>
-        <w:t>Modifikasi login.tsx pada folder pages/auth</w:t>
+        <w:t>Buat folder dan file ts pada pages utlis/db/firebase.ts</w:t>
       </w:r>
     </w:p>
     <w:p>
@@ -1499,14 +1328,11 @@
         <w:spacing w:after="0"/>
       </w:pPr>
       <w:r>
-        <w:rPr>
-          <w:noProof/>
-        </w:rPr>
         <w:drawing>
-          <wp:inline distT="0" distB="0" distL="0" distR="0" wp14:anchorId="45616D2A" wp14:editId="4249142F">
-            <wp:extent cx="2432050" cy="1371807"/>
-            <wp:effectExtent l="0" t="0" r="6350" b="0"/>
-            <wp:docPr id="1300958777" name="Picture 1"/>
+          <wp:inline distT="0" distB="0" distL="0" distR="0" wp14:anchorId="1E12E1CE" wp14:editId="556D627E">
+            <wp:extent cx="768389" cy="304816"/>
+            <wp:effectExtent l="0" t="0" r="0" b="0"/>
+            <wp:docPr id="1421329002" name="Picture 1"/>
             <wp:cNvGraphicFramePr>
               <a:graphicFrameLocks xmlns:a="http://schemas.openxmlformats.org/drawingml/2006/main" noChangeAspect="1"/>
             </wp:cNvGraphicFramePr>
@@ -1514,7 +1340,7 @@
               <a:graphicData uri="http://schemas.openxmlformats.org/drawingml/2006/picture">
                 <pic:pic xmlns:pic="http://schemas.openxmlformats.org/drawingml/2006/picture">
                   <pic:nvPicPr>
-                    <pic:cNvPr id="1300958777" name=""/>
+                    <pic:cNvPr id="1421329002" name=""/>
                     <pic:cNvPicPr/>
                   </pic:nvPicPr>
                   <pic:blipFill>
@@ -1526,7 +1352,7 @@
                   <pic:spPr>
                     <a:xfrm>
                       <a:off x="0" y="0"/>
-                      <a:ext cx="2441480" cy="1377126"/>
+                      <a:ext cx="768389" cy="304816"/>
                     </a:xfrm>
                     <a:prstGeom prst="rect">
                       <a:avLst/>
@@ -1544,27 +1370,63 @@
         <w:pStyle w:val="ListParagraph"/>
         <w:numPr>
           <w:ilvl w:val="0"/>
-          <w:numId w:val="25"/>
+          <w:numId w:val="42"/>
+        </w:numPr>
+      </w:pPr>
+      <w:r>
+        <w:t>Copy paste yang ada pada kotak merah ke file firebase.ts</w:t>
+      </w:r>
+    </w:p>
+    <w:p>
+      <w:pPr>
+        <w:pStyle w:val="Heading2"/>
+        <w:numPr>
+          <w:ilvl w:val="0"/>
+          <w:numId w:val="43"/>
+        </w:numPr>
+      </w:pPr>
+      <w:r>
+        <w:t>Konfigurasi Environment Variable agar credensial firebase tidak dapat dilihat saat dipush</w:t>
+      </w:r>
+      <w:r>
+        <w:t xml:space="preserve"> </w:t>
+      </w:r>
+      <w:r>
+        <w:t>di repository</w:t>
+      </w:r>
+    </w:p>
+    <w:p>
+      <w:pPr>
+        <w:pStyle w:val="ListParagraph"/>
+        <w:numPr>
+          <w:ilvl w:val="0"/>
+          <w:numId w:val="42"/>
         </w:numPr>
         <w:spacing w:after="0"/>
       </w:pPr>
       <w:r>
-        <w:t>Modifikasi index.tsx pada folder views/auth/login</w:t>
-      </w:r>
-    </w:p>
-    <w:p>
-      <w:pPr>
-        <w:spacing w:after="0"/>
-      </w:pPr>
-      <w:r>
-        <w:rPr>
-          <w:noProof/>
-        </w:rPr>
+        <w:t>Buat file: .env.local</w:t>
+      </w:r>
+      <w:r>
+        <w:t xml:space="preserve"> </w:t>
+      </w:r>
+      <w:r>
+        <w:t>dan memodifikasinya untuk mengisikan konfigurasi yang ada pada</w:t>
+      </w:r>
+      <w:r>
+        <w:t xml:space="preserve"> </w:t>
+      </w:r>
+      <w:r>
+        <w:t>firebase</w:t>
+      </w:r>
+    </w:p>
+    <w:p>
+      <w:r>
         <w:drawing>
-          <wp:inline distT="0" distB="0" distL="0" distR="0" wp14:anchorId="02A034BE" wp14:editId="7C1908B2">
-            <wp:extent cx="2575217" cy="2660650"/>
-            <wp:effectExtent l="0" t="0" r="0" b="6350"/>
-            <wp:docPr id="1826364442" name="Picture 1"/>
+          <wp:inline distT="0" distB="0" distL="0" distR="0" wp14:anchorId="4D0F9FF7" wp14:editId="6B78B134">
+            <wp:extent cx="1530429" cy="704886"/>
+            <wp:effectExtent l="0" t="0" r="0" b="0"/>
+            <wp:docPr id="1893905391" name="Picture 1"/>
             <wp:cNvGraphicFramePr>
               <a:graphicFrameLocks xmlns:a="http://schemas.openxmlformats.org/drawingml/2006/main" noChangeAspect="1"/>
             </wp:cNvGraphicFramePr>
@@ -1572,7 +1434,7 @@
               <a:graphicData uri="http://schemas.openxmlformats.org/drawingml/2006/picture">
                 <pic:pic xmlns:pic="http://schemas.openxmlformats.org/drawingml/2006/picture">
                   <pic:nvPicPr>
-                    <pic:cNvPr id="1826364442" name=""/>
+                    <pic:cNvPr id="1893905391" name=""/>
                     <pic:cNvPicPr/>
                   </pic:nvPicPr>
                   <pic:blipFill>
@@ -1584,7 +1446,7 @@
                   <pic:spPr>
                     <a:xfrm>
                       <a:off x="0" y="0"/>
-                      <a:ext cx="2583649" cy="2669362"/>
+                      <a:ext cx="1530429" cy="704886"/>
                     </a:xfrm>
                     <a:prstGeom prst="rect">
                       <a:avLst/>
@@ -1599,27 +1461,36 @@
     </w:p>
     <w:p>
       <w:pPr>
+        <w:pStyle w:val="Heading2"/>
+        <w:numPr>
+          <w:ilvl w:val="0"/>
+          <w:numId w:val="43"/>
+        </w:numPr>
+      </w:pPr>
+      <w:r>
+        <w:t>Konfigurasi Firebase</w:t>
+      </w:r>
+    </w:p>
+    <w:p>
+      <w:pPr>
         <w:pStyle w:val="ListParagraph"/>
         <w:numPr>
           <w:ilvl w:val="0"/>
-          <w:numId w:val="25"/>
+          <w:numId w:val="42"/>
         </w:numPr>
         <w:spacing w:after="0"/>
       </w:pPr>
       <w:r>
-        <w:t>Jalankan browser</w:t>
-      </w:r>
-    </w:p>
-    <w:p>
-      <w:r>
-        <w:rPr>
-          <w:noProof/>
-        </w:rPr>
+        <w:t>Modifikasi firebase.ts</w:t>
+      </w:r>
+    </w:p>
+    <w:p>
+      <w:r>
         <w:drawing>
-          <wp:inline distT="0" distB="0" distL="0" distR="0" wp14:anchorId="501A958A" wp14:editId="26E7AE72">
-            <wp:extent cx="4826000" cy="2396425"/>
-            <wp:effectExtent l="0" t="0" r="0" b="4445"/>
-            <wp:docPr id="1671957519" name="Picture 1"/>
+          <wp:inline distT="0" distB="0" distL="0" distR="0" wp14:anchorId="0D91FB4D" wp14:editId="34627092">
+            <wp:extent cx="3168813" cy="2444876"/>
+            <wp:effectExtent l="0" t="0" r="0" b="0"/>
+            <wp:docPr id="1908318466" name="Picture 1"/>
             <wp:cNvGraphicFramePr>
               <a:graphicFrameLocks xmlns:a="http://schemas.openxmlformats.org/drawingml/2006/main" noChangeAspect="1"/>
             </wp:cNvGraphicFramePr>
@@ -1627,91 +1498,7 @@
               <a:graphicData uri="http://schemas.openxmlformats.org/drawingml/2006/picture">
                 <pic:pic xmlns:pic="http://schemas.openxmlformats.org/drawingml/2006/picture">
                   <pic:nvPicPr>
-                    <pic:cNvPr id="0" name="Picture 1"/>
-                    <pic:cNvPicPr>
-                      <a:picLocks noChangeAspect="1" noChangeArrowheads="1"/>
-                    </pic:cNvPicPr>
-                  </pic:nvPicPr>
-                  <pic:blipFill>
-                    <a:blip r:embed="rId19" cstate="print">
-                      <a:extLst>
-                        <a:ext uri="{28A0092B-C50C-407E-A947-70E740481C1C}">
-                          <a14:useLocalDpi xmlns:a14="http://schemas.microsoft.com/office/drawing/2010/main" val="0"/>
-                        </a:ext>
-                      </a:extLst>
-                    </a:blip>
-                    <a:srcRect/>
-                    <a:stretch>
-                      <a:fillRect/>
-                    </a:stretch>
-                  </pic:blipFill>
-                  <pic:spPr bwMode="auto">
-                    <a:xfrm>
-                      <a:off x="0" y="0"/>
-                      <a:ext cx="4839359" cy="2403059"/>
-                    </a:xfrm>
-                    <a:prstGeom prst="rect">
-                      <a:avLst/>
-                    </a:prstGeom>
-                    <a:noFill/>
-                    <a:ln>
-                      <a:noFill/>
-                    </a:ln>
-                  </pic:spPr>
-                </pic:pic>
-              </a:graphicData>
-            </a:graphic>
-          </wp:inline>
-        </w:drawing>
-      </w:r>
-    </w:p>
-    <w:p>
-      <w:pPr>
-        <w:pStyle w:val="Heading2"/>
-        <w:numPr>
-          <w:ilvl w:val="0"/>
-          <w:numId w:val="11"/>
-        </w:numPr>
-      </w:pPr>
-      <w:r>
-        <w:lastRenderedPageBreak/>
-        <w:t>Inline Styling (CSS-in-JS)</w:t>
-      </w:r>
-    </w:p>
-    <w:p>
-      <w:pPr>
-        <w:pStyle w:val="ListParagraph"/>
-        <w:numPr>
-          <w:ilvl w:val="0"/>
-          <w:numId w:val="25"/>
-        </w:numPr>
-        <w:spacing w:after="0"/>
-      </w:pPr>
-      <w:r>
-        <w:t>Modifikasi index.tsx pada folder views/auth/login</w:t>
-      </w:r>
-    </w:p>
-    <w:p>
-      <w:pPr>
-        <w:spacing w:after="0"/>
-      </w:pPr>
-      <w:r>
-        <w:rPr>
-          <w:noProof/>
-        </w:rPr>
-        <w:drawing>
-          <wp:inline distT="0" distB="0" distL="0" distR="0" wp14:anchorId="551595AA" wp14:editId="416DA779">
-            <wp:extent cx="4508500" cy="2039964"/>
-            <wp:effectExtent l="0" t="0" r="6350" b="0"/>
-            <wp:docPr id="1568554089" name="Picture 1"/>
-            <wp:cNvGraphicFramePr>
-              <a:graphicFrameLocks xmlns:a="http://schemas.openxmlformats.org/drawingml/2006/main" noChangeAspect="1"/>
-            </wp:cNvGraphicFramePr>
-            <a:graphic xmlns:a="http://schemas.openxmlformats.org/drawingml/2006/main">
-              <a:graphicData uri="http://schemas.openxmlformats.org/drawingml/2006/picture">
-                <pic:pic xmlns:pic="http://schemas.openxmlformats.org/drawingml/2006/picture">
-                  <pic:nvPicPr>
-                    <pic:cNvPr id="1568554089" name=""/>
+                    <pic:cNvPr id="1908318466" name=""/>
                     <pic:cNvPicPr/>
                   </pic:nvPicPr>
                   <pic:blipFill>
@@ -1723,7 +1510,7 @@
                   <pic:spPr>
                     <a:xfrm>
                       <a:off x="0" y="0"/>
-                      <a:ext cx="4534782" cy="2051856"/>
+                      <a:ext cx="3168813" cy="2444876"/>
                     </a:xfrm>
                     <a:prstGeom prst="rect">
                       <a:avLst/>
@@ -1738,27 +1525,45 @@
     </w:p>
     <w:p>
       <w:pPr>
+        <w:pStyle w:val="Heading2"/>
+        <w:numPr>
+          <w:ilvl w:val="0"/>
+          <w:numId w:val="43"/>
+        </w:numPr>
+      </w:pPr>
+      <w:r>
+        <w:t>Ambil Data dari Firestore</w:t>
+      </w:r>
+    </w:p>
+    <w:p>
+      <w:pPr>
         <w:pStyle w:val="ListParagraph"/>
         <w:numPr>
           <w:ilvl w:val="0"/>
-          <w:numId w:val="25"/>
+          <w:numId w:val="42"/>
         </w:numPr>
         <w:spacing w:after="0"/>
       </w:pPr>
       <w:r>
-        <w:t>Jalankan browser</w:t>
-      </w:r>
-    </w:p>
-    <w:p>
-      <w:r>
-        <w:rPr>
-          <w:noProof/>
-        </w:rPr>
+        <w:t>Buat file</w:t>
+      </w:r>
+      <w:r>
+        <w:t xml:space="preserve"> </w:t>
+      </w:r>
+      <w:r>
+        <w:t>ulits/db/servicefirebase.js</w:t>
+      </w:r>
+      <w:r>
+        <w:t xml:space="preserve"> dan modifikasi</w:t>
+      </w:r>
+    </w:p>
+    <w:p>
+      <w:r>
         <w:drawing>
-          <wp:inline distT="0" distB="0" distL="0" distR="0" wp14:anchorId="1C07521D" wp14:editId="7609C46C">
-            <wp:extent cx="4451350" cy="2189674"/>
-            <wp:effectExtent l="0" t="0" r="6350" b="1270"/>
-            <wp:docPr id="768385986" name="Picture 1"/>
+          <wp:inline distT="0" distB="0" distL="0" distR="0" wp14:anchorId="2B900AC8" wp14:editId="4FFA6249">
+            <wp:extent cx="3302170" cy="1505027"/>
+            <wp:effectExtent l="0" t="0" r="0" b="0"/>
+            <wp:docPr id="1908814191" name="Picture 1"/>
             <wp:cNvGraphicFramePr>
               <a:graphicFrameLocks xmlns:a="http://schemas.openxmlformats.org/drawingml/2006/main" noChangeAspect="1"/>
             </wp:cNvGraphicFramePr>
@@ -1766,7 +1571,7 @@
               <a:graphicData uri="http://schemas.openxmlformats.org/drawingml/2006/picture">
                 <pic:pic xmlns:pic="http://schemas.openxmlformats.org/drawingml/2006/picture">
                   <pic:nvPicPr>
-                    <pic:cNvPr id="768385986" name=""/>
+                    <pic:cNvPr id="1908814191" name=""/>
                     <pic:cNvPicPr/>
                   </pic:nvPicPr>
                   <pic:blipFill>
@@ -1778,7 +1583,7 @@
                   <pic:spPr>
                     <a:xfrm>
                       <a:off x="0" y="0"/>
-                      <a:ext cx="4455514" cy="2191722"/>
+                      <a:ext cx="3302170" cy="1505027"/>
                     </a:xfrm>
                     <a:prstGeom prst="rect">
                       <a:avLst/>
@@ -1796,11 +1601,12 @@
         <w:pStyle w:val="Heading2"/>
         <w:numPr>
           <w:ilvl w:val="0"/>
-          <w:numId w:val="11"/>
+          <w:numId w:val="43"/>
         </w:numPr>
       </w:pPr>
       <w:r>
-        <w:t>Kombinasi Global CSS + CSS Module</w:t>
+        <w:lastRenderedPageBreak/>
+        <w:t>API Mengambil Data Firebase</w:t>
       </w:r>
     </w:p>
     <w:p>
@@ -1808,12 +1614,12 @@
         <w:pStyle w:val="ListParagraph"/>
         <w:numPr>
           <w:ilvl w:val="0"/>
-          <w:numId w:val="25"/>
+          <w:numId w:val="42"/>
         </w:numPr>
         <w:spacing w:after="0"/>
       </w:pPr>
       <w:r>
-        <w:t>Modifikasi global.css</w:t>
+        <w:t>Edit pages/api/product.js</w:t>
       </w:r>
     </w:p>
     <w:p>
@@ -1821,14 +1627,11 @@
         <w:spacing w:after="0"/>
       </w:pPr>
       <w:r>
-        <w:rPr>
-          <w:noProof/>
-        </w:rPr>
         <w:drawing>
-          <wp:inline distT="0" distB="0" distL="0" distR="0" wp14:anchorId="6F845519" wp14:editId="22475236">
-            <wp:extent cx="1758950" cy="2784592"/>
+          <wp:inline distT="0" distB="0" distL="0" distR="0" wp14:anchorId="64B47F8F" wp14:editId="41B4AD3E">
+            <wp:extent cx="2750355" cy="2101850"/>
             <wp:effectExtent l="0" t="0" r="0" b="0"/>
-            <wp:docPr id="379317203" name="Picture 1"/>
+            <wp:docPr id="1037274571" name="Picture 1"/>
             <wp:cNvGraphicFramePr>
               <a:graphicFrameLocks xmlns:a="http://schemas.openxmlformats.org/drawingml/2006/main" noChangeAspect="1"/>
             </wp:cNvGraphicFramePr>
@@ -1836,7 +1639,7 @@
               <a:graphicData uri="http://schemas.openxmlformats.org/drawingml/2006/picture">
                 <pic:pic xmlns:pic="http://schemas.openxmlformats.org/drawingml/2006/picture">
                   <pic:nvPicPr>
-                    <pic:cNvPr id="379317203" name=""/>
+                    <pic:cNvPr id="1037274571" name=""/>
                     <pic:cNvPicPr/>
                   </pic:nvPicPr>
                   <pic:blipFill>
@@ -1848,7 +1651,7 @@
                   <pic:spPr>
                     <a:xfrm>
                       <a:off x="0" y="0"/>
-                      <a:ext cx="1762694" cy="2790519"/>
+                      <a:ext cx="2750844" cy="2102224"/>
                     </a:xfrm>
                     <a:prstGeom prst="rect">
                       <a:avLst/>
@@ -1863,43 +1666,35 @@
     </w:p>
     <w:p>
       <w:pPr>
-        <w:spacing w:after="0"/>
-      </w:pPr>
-    </w:p>
-    <w:p>
-      <w:pPr>
-        <w:spacing w:after="0"/>
-      </w:pPr>
-    </w:p>
-    <w:p>
-      <w:pPr>
-        <w:spacing w:after="0"/>
-      </w:pPr>
-    </w:p>
-    <w:p>
-      <w:pPr>
         <w:pStyle w:val="ListParagraph"/>
         <w:numPr>
           <w:ilvl w:val="0"/>
-          <w:numId w:val="25"/>
+          <w:numId w:val="42"/>
         </w:numPr>
         <w:spacing w:after="0"/>
       </w:pPr>
       <w:r>
-        <w:lastRenderedPageBreak/>
-        <w:t>Modifikasi index.tsx pada folder components/layouts/navbar</w:t>
-      </w:r>
-    </w:p>
-    <w:p>
-      <w:r>
-        <w:rPr>
-          <w:noProof/>
-        </w:rPr>
+        <w:t xml:space="preserve">Jalankan browser </w:t>
+      </w:r>
+      <w:hyperlink r:id="rId28" w:history="1">
+        <w:r>
+          <w:rPr>
+            <w:rStyle w:val="Hyperlink"/>
+          </w:rPr>
+          <w:t>http://localhost:3000/api/produk</w:t>
+        </w:r>
+      </w:hyperlink>
+    </w:p>
+    <w:p>
+      <w:pPr>
+        <w:spacing w:after="0"/>
+      </w:pPr>
+      <w:r>
         <w:drawing>
-          <wp:inline distT="0" distB="0" distL="0" distR="0" wp14:anchorId="33EB715F" wp14:editId="5B897606">
-            <wp:extent cx="2730500" cy="1767417"/>
-            <wp:effectExtent l="0" t="0" r="0" b="4445"/>
-            <wp:docPr id="1536424812" name="Picture 1"/>
+          <wp:inline distT="0" distB="0" distL="0" distR="0" wp14:anchorId="28772A65" wp14:editId="1FE1A613">
+            <wp:extent cx="2578100" cy="2082721"/>
+            <wp:effectExtent l="0" t="0" r="0" b="0"/>
+            <wp:docPr id="1149981391" name="Picture 1"/>
             <wp:cNvGraphicFramePr>
               <a:graphicFrameLocks xmlns:a="http://schemas.openxmlformats.org/drawingml/2006/main" noChangeAspect="1"/>
             </wp:cNvGraphicFramePr>
@@ -1907,80 +1702,7 @@
               <a:graphicData uri="http://schemas.openxmlformats.org/drawingml/2006/picture">
                 <pic:pic xmlns:pic="http://schemas.openxmlformats.org/drawingml/2006/picture">
                   <pic:nvPicPr>
-                    <pic:cNvPr id="1536424812" name=""/>
-                    <pic:cNvPicPr/>
-                  </pic:nvPicPr>
-                  <pic:blipFill>
-                    <a:blip r:embed="rId28"/>
-                    <a:stretch>
-                      <a:fillRect/>
-                    </a:stretch>
-                  </pic:blipFill>
-                  <pic:spPr>
-                    <a:xfrm>
-                      <a:off x="0" y="0"/>
-                      <a:ext cx="2739293" cy="1773109"/>
-                    </a:xfrm>
-                    <a:prstGeom prst="rect">
-                      <a:avLst/>
-                    </a:prstGeom>
-                  </pic:spPr>
-                </pic:pic>
-              </a:graphicData>
-            </a:graphic>
-          </wp:inline>
-        </w:drawing>
-      </w:r>
-    </w:p>
-    <w:p>
-      <w:pPr>
-        <w:pStyle w:val="Heading2"/>
-        <w:numPr>
-          <w:ilvl w:val="0"/>
-          <w:numId w:val="11"/>
-        </w:numPr>
-      </w:pPr>
-      <w:r>
-        <w:t>SCSS (SASS)</w:t>
-      </w:r>
-    </w:p>
-    <w:p>
-      <w:pPr>
-        <w:pStyle w:val="ListParagraph"/>
-        <w:numPr>
-          <w:ilvl w:val="0"/>
-          <w:numId w:val="25"/>
-        </w:numPr>
-        <w:spacing w:after="0"/>
-      </w:pPr>
-      <w:r>
-        <w:t xml:space="preserve">Install SASS lalu cek </w:t>
-      </w:r>
-      <w:r>
-        <w:t>pada package.css</w:t>
-      </w:r>
-    </w:p>
-    <w:p>
-      <w:pPr>
-        <w:spacing w:after="0"/>
-      </w:pPr>
-      <w:r>
-        <w:rPr>
-          <w:noProof/>
-        </w:rPr>
-        <w:drawing>
-          <wp:inline distT="0" distB="0" distL="0" distR="0" wp14:anchorId="05472ECC" wp14:editId="36D1C9EA">
-            <wp:extent cx="2667000" cy="166688"/>
-            <wp:effectExtent l="0" t="0" r="0" b="5080"/>
-            <wp:docPr id="1004009392" name="Picture 1"/>
-            <wp:cNvGraphicFramePr>
-              <a:graphicFrameLocks xmlns:a="http://schemas.openxmlformats.org/drawingml/2006/main" noChangeAspect="1"/>
-            </wp:cNvGraphicFramePr>
-            <a:graphic xmlns:a="http://schemas.openxmlformats.org/drawingml/2006/main">
-              <a:graphicData uri="http://schemas.openxmlformats.org/drawingml/2006/picture">
-                <pic:pic xmlns:pic="http://schemas.openxmlformats.org/drawingml/2006/picture">
-                  <pic:nvPicPr>
-                    <pic:cNvPr id="1004009392" name=""/>
+                    <pic:cNvPr id="1149981391" name=""/>
                     <pic:cNvPicPr/>
                   </pic:nvPicPr>
                   <pic:blipFill>
@@ -1992,7 +1714,7 @@
                   <pic:spPr>
                     <a:xfrm>
                       <a:off x="0" y="0"/>
-                      <a:ext cx="2692489" cy="168281"/>
+                      <a:ext cx="2580455" cy="2084624"/>
                     </a:xfrm>
                     <a:prstGeom prst="rect">
                       <a:avLst/>
@@ -2007,17 +1729,27 @@
     </w:p>
     <w:p>
       <w:pPr>
+        <w:pStyle w:val="ListParagraph"/>
+        <w:numPr>
+          <w:ilvl w:val="0"/>
+          <w:numId w:val="42"/>
+        </w:numPr>
         <w:spacing w:after="0"/>
       </w:pPr>
       <w:r>
-        <w:rPr>
-          <w:noProof/>
-        </w:rPr>
+        <w:t>Modifikasi index.ts pada produk sesuaikan nama typenya dan db nya</w:t>
+      </w:r>
+    </w:p>
+    <w:p>
+      <w:pPr>
+        <w:spacing w:after="0"/>
+      </w:pPr>
+      <w:r>
         <w:drawing>
-          <wp:inline distT="0" distB="0" distL="0" distR="0" wp14:anchorId="2DF23805" wp14:editId="7E213880">
-            <wp:extent cx="2044700" cy="3253388"/>
-            <wp:effectExtent l="0" t="0" r="0" b="4445"/>
-            <wp:docPr id="1715525924" name="Picture 1"/>
+          <wp:inline distT="0" distB="0" distL="0" distR="0" wp14:anchorId="15018DCC" wp14:editId="27FE0A6D">
+            <wp:extent cx="3365500" cy="3507145"/>
+            <wp:effectExtent l="0" t="0" r="6350" b="0"/>
+            <wp:docPr id="1596059655" name="Picture 1"/>
             <wp:cNvGraphicFramePr>
               <a:graphicFrameLocks xmlns:a="http://schemas.openxmlformats.org/drawingml/2006/main" noChangeAspect="1"/>
             </wp:cNvGraphicFramePr>
@@ -2025,7 +1757,7 @@
               <a:graphicData uri="http://schemas.openxmlformats.org/drawingml/2006/picture">
                 <pic:pic xmlns:pic="http://schemas.openxmlformats.org/drawingml/2006/picture">
                   <pic:nvPicPr>
-                    <pic:cNvPr id="1715525924" name=""/>
+                    <pic:cNvPr id="1596059655" name=""/>
                     <pic:cNvPicPr/>
                   </pic:nvPicPr>
                   <pic:blipFill>
@@ -2037,7 +1769,7 @@
                   <pic:spPr>
                     <a:xfrm>
                       <a:off x="0" y="0"/>
-                      <a:ext cx="2046958" cy="3256981"/>
+                      <a:ext cx="3374329" cy="3516346"/>
                     </a:xfrm>
                     <a:prstGeom prst="rect">
                       <a:avLst/>
@@ -2052,36 +1784,30 @@
     </w:p>
     <w:p>
       <w:pPr>
+        <w:spacing w:after="0"/>
+      </w:pPr>
+    </w:p>
+    <w:p>
+      <w:pPr>
         <w:pStyle w:val="ListParagraph"/>
         <w:numPr>
           <w:ilvl w:val="0"/>
-          <w:numId w:val="25"/>
+          <w:numId w:val="42"/>
         </w:numPr>
         <w:spacing w:after="0"/>
       </w:pPr>
       <w:r>
-        <w:t>Tambahkan colors.scss pada folder styles</w:t>
-      </w:r>
-      <w:r>
-        <w:t xml:space="preserve"> dan </w:t>
-      </w:r>
-      <w:r>
-        <w:t>Modifikasi colors.scss</w:t>
-      </w:r>
-    </w:p>
-    <w:p>
-      <w:pPr>
-        <w:spacing w:after="0"/>
-      </w:pPr>
-      <w:r>
-        <w:rPr>
-          <w:noProof/>
-        </w:rPr>
+        <w:lastRenderedPageBreak/>
+        <w:t>Jalankan browser</w:t>
+      </w:r>
+    </w:p>
+    <w:p>
+      <w:r>
         <w:drawing>
-          <wp:inline distT="0" distB="0" distL="0" distR="0" wp14:anchorId="4EF15619" wp14:editId="1B80D1C1">
-            <wp:extent cx="1301817" cy="711237"/>
-            <wp:effectExtent l="0" t="0" r="0" b="0"/>
-            <wp:docPr id="1183323671" name="Picture 1"/>
+          <wp:inline distT="0" distB="0" distL="0" distR="0" wp14:anchorId="3F7B8333" wp14:editId="78A9B4E0">
+            <wp:extent cx="2114550" cy="1713352"/>
+            <wp:effectExtent l="0" t="0" r="0" b="1270"/>
+            <wp:docPr id="1676568861" name="Picture 1"/>
             <wp:cNvGraphicFramePr>
               <a:graphicFrameLocks xmlns:a="http://schemas.openxmlformats.org/drawingml/2006/main" noChangeAspect="1"/>
             </wp:cNvGraphicFramePr>
@@ -2089,7 +1815,7 @@
               <a:graphicData uri="http://schemas.openxmlformats.org/drawingml/2006/picture">
                 <pic:pic xmlns:pic="http://schemas.openxmlformats.org/drawingml/2006/picture">
                   <pic:nvPicPr>
-                    <pic:cNvPr id="1183323671" name=""/>
+                    <pic:cNvPr id="1676568861" name=""/>
                     <pic:cNvPicPr/>
                   </pic:nvPicPr>
                   <pic:blipFill>
@@ -2101,7 +1827,7 @@
                   <pic:spPr>
                     <a:xfrm>
                       <a:off x="0" y="0"/>
-                      <a:ext cx="1301817" cy="711237"/>
+                      <a:ext cx="2121312" cy="1718831"/>
                     </a:xfrm>
                     <a:prstGeom prst="rect">
                       <a:avLst/>
@@ -2113,21 +1839,93 @@
           </wp:inline>
         </w:drawing>
       </w:r>
+    </w:p>
+    <w:p>
+      <w:pPr>
+        <w:spacing w:before="240"/>
+      </w:pPr>
+      <w:r>
+        <w:rPr>
+          <w:rStyle w:val="Heading1Char"/>
+        </w:rPr>
+        <w:t>Tugas Praktikum</w:t>
+      </w:r>
+    </w:p>
+    <w:p>
+      <w:pPr>
+        <w:pStyle w:val="Heading2"/>
+      </w:pPr>
+      <w:r>
+        <w:t>Tugas 1 (Wajib)</w:t>
+      </w:r>
+    </w:p>
+    <w:p>
+      <w:pPr>
+        <w:pStyle w:val="ListParagraph"/>
+        <w:numPr>
+          <w:ilvl w:val="0"/>
+          <w:numId w:val="34"/>
+        </w:numPr>
+        <w:rPr>
+          <w:rFonts w:eastAsiaTheme="majorEastAsia" w:cstheme="majorBidi"/>
+          <w:bCs/>
+          <w:sz w:val="26"/>
+          <w:szCs w:val="26"/>
+        </w:rPr>
+      </w:pPr>
+      <w:r>
+        <w:rPr>
+          <w:rFonts w:eastAsiaTheme="majorEastAsia" w:cstheme="majorBidi"/>
+          <w:bCs/>
+          <w:sz w:val="26"/>
+          <w:szCs w:val="26"/>
+        </w:rPr>
+        <w:t>Tambahkan minimal 3 data produk di Firestore</w:t>
+      </w:r>
+    </w:p>
+    <w:p>
+      <w:pPr>
+        <w:pStyle w:val="ListParagraph"/>
+        <w:numPr>
+          <w:ilvl w:val="0"/>
+          <w:numId w:val="34"/>
+        </w:numPr>
+        <w:spacing w:after="0"/>
+        <w:rPr>
+          <w:rFonts w:eastAsiaTheme="majorEastAsia" w:cstheme="majorBidi"/>
+          <w:bCs/>
+          <w:sz w:val="26"/>
+          <w:szCs w:val="26"/>
+        </w:rPr>
+      </w:pPr>
+      <w:r>
+        <w:rPr>
+          <w:rFonts w:eastAsiaTheme="majorEastAsia" w:cstheme="majorBidi"/>
+          <w:bCs/>
+          <w:sz w:val="26"/>
+          <w:szCs w:val="26"/>
+        </w:rPr>
+        <w:t>Pastikan data tampil di halaman produk</w:t>
+      </w:r>
+    </w:p>
+    <w:p>
+      <w:pPr>
+        <w:rPr>
+          <w:rFonts w:eastAsiaTheme="majorEastAsia" w:cstheme="majorBidi"/>
+          <w:bCs/>
+          <w:sz w:val="26"/>
+          <w:szCs w:val="26"/>
+        </w:rPr>
+      </w:pPr>
       <w:r>
         <w:rPr>
           <w:noProof/>
         </w:rPr>
-        <w:t xml:space="preserve"> </w:t>
-      </w:r>
-      <w:r>
-        <w:rPr>
-          <w:noProof/>
-        </w:rPr>
         <w:drawing>
-          <wp:inline distT="0" distB="0" distL="0" distR="0" wp14:anchorId="6A89491B" wp14:editId="5FFFC05F">
-            <wp:extent cx="2095500" cy="1108092"/>
-            <wp:effectExtent l="0" t="0" r="0" b="0"/>
-            <wp:docPr id="1445973407" name="Picture 1"/>
+          <wp:inline distT="0" distB="0" distL="0" distR="0" wp14:anchorId="558C3067" wp14:editId="4EF9E5EE">
+            <wp:extent cx="3276287" cy="2609850"/>
+            <wp:effectExtent l="0" t="0" r="635" b="0"/>
+            <wp:docPr id="610422209" name="Picture 1"/>
             <wp:cNvGraphicFramePr>
               <a:graphicFrameLocks xmlns:a="http://schemas.openxmlformats.org/drawingml/2006/main" noChangeAspect="1"/>
             </wp:cNvGraphicFramePr>
@@ -2135,7 +1933,7 @@
               <a:graphicData uri="http://schemas.openxmlformats.org/drawingml/2006/picture">
                 <pic:pic xmlns:pic="http://schemas.openxmlformats.org/drawingml/2006/picture">
                   <pic:nvPicPr>
-                    <pic:cNvPr id="1445973407" name=""/>
+                    <pic:cNvPr id="610422209" name=""/>
                     <pic:cNvPicPr/>
                   </pic:nvPicPr>
                   <pic:blipFill>
@@ -2147,7 +1945,7 @@
                   <pic:spPr>
                     <a:xfrm>
                       <a:off x="0" y="0"/>
-                      <a:ext cx="2108887" cy="1115171"/>
+                      <a:ext cx="3281142" cy="2613718"/>
                     </a:xfrm>
                     <a:prstGeom prst="rect">
                       <a:avLst/>
@@ -2159,33 +1957,18 @@
           </wp:inline>
         </w:drawing>
       </w:r>
-    </w:p>
-    <w:p>
-      <w:pPr>
-        <w:pStyle w:val="ListParagraph"/>
-        <w:numPr>
-          <w:ilvl w:val="0"/>
-          <w:numId w:val="25"/>
-        </w:numPr>
-        <w:spacing w:after="0"/>
-      </w:pPr>
-      <w:r>
-        <w:t>Tambahkan file login.module.scss pada folder views/auth/login/</w:t>
-      </w:r>
-    </w:p>
-    <w:p>
-      <w:pPr>
-        <w:spacing w:after="0"/>
-      </w:pPr>
-      <w:r>
-        <w:rPr>
-          <w:noProof/>
+      <w:r>
+        <w:rPr>
+          <w:rFonts w:eastAsiaTheme="majorEastAsia" w:cstheme="majorBidi"/>
+          <w:bCs/>
+          <w:sz w:val="26"/>
+          <w:szCs w:val="26"/>
         </w:rPr>
         <w:drawing>
-          <wp:inline distT="0" distB="0" distL="0" distR="0" wp14:anchorId="1F54C562" wp14:editId="12250444">
-            <wp:extent cx="1244664" cy="857294"/>
+          <wp:inline distT="0" distB="0" distL="0" distR="0" wp14:anchorId="43FEEE31" wp14:editId="59140A9B">
+            <wp:extent cx="2328417" cy="3149600"/>
             <wp:effectExtent l="0" t="0" r="0" b="0"/>
-            <wp:docPr id="1662482001" name="Picture 1"/>
+            <wp:docPr id="2010252897" name="Picture 1"/>
             <wp:cNvGraphicFramePr>
               <a:graphicFrameLocks xmlns:a="http://schemas.openxmlformats.org/drawingml/2006/main" noChangeAspect="1"/>
             </wp:cNvGraphicFramePr>
@@ -2193,7 +1976,7 @@
               <a:graphicData uri="http://schemas.openxmlformats.org/drawingml/2006/picture">
                 <pic:pic xmlns:pic="http://schemas.openxmlformats.org/drawingml/2006/picture">
                   <pic:nvPicPr>
-                    <pic:cNvPr id="1662482001" name=""/>
+                    <pic:cNvPr id="2010252897" name=""/>
                     <pic:cNvPicPr/>
                   </pic:nvPicPr>
                   <pic:blipFill>
@@ -2205,7 +1988,7 @@
                   <pic:spPr>
                     <a:xfrm>
                       <a:off x="0" y="0"/>
-                      <a:ext cx="1244664" cy="857294"/>
+                      <a:ext cx="2331399" cy="3153633"/>
                     </a:xfrm>
                     <a:prstGeom prst="rect">
                       <a:avLst/>
@@ -2220,41 +2003,106 @@
     </w:p>
     <w:p>
       <w:pPr>
-        <w:spacing w:after="0"/>
-      </w:pPr>
-    </w:p>
-    <w:p>
-      <w:pPr>
-        <w:spacing w:after="0"/>
-      </w:pPr>
+        <w:pStyle w:val="Heading2"/>
+      </w:pPr>
+      <w:r>
+        <w:t>Tugas 2 (Wajib)</w:t>
+      </w:r>
     </w:p>
     <w:p>
       <w:pPr>
         <w:pStyle w:val="ListParagraph"/>
         <w:numPr>
           <w:ilvl w:val="0"/>
-          <w:numId w:val="25"/>
+          <w:numId w:val="38"/>
+        </w:numPr>
+        <w:rPr>
+          <w:rFonts w:eastAsiaTheme="majorEastAsia" w:cstheme="majorBidi"/>
+          <w:bCs/>
+          <w:sz w:val="26"/>
+          <w:szCs w:val="26"/>
+        </w:rPr>
+      </w:pPr>
+      <w:r>
+        <w:rPr>
+          <w:rFonts w:eastAsiaTheme="majorEastAsia" w:cstheme="majorBidi"/>
+          <w:bCs/>
+          <w:sz w:val="26"/>
+          <w:szCs w:val="26"/>
+        </w:rPr>
+        <w:t>Tambahkan field baru:</w:t>
+      </w:r>
+    </w:p>
+    <w:p>
+      <w:pPr>
+        <w:pStyle w:val="ListParagraph"/>
+        <w:numPr>
+          <w:ilvl w:val="1"/>
+          <w:numId w:val="38"/>
+        </w:numPr>
+        <w:rPr>
+          <w:rFonts w:eastAsiaTheme="majorEastAsia" w:cstheme="majorBidi"/>
+          <w:bCs/>
+          <w:sz w:val="26"/>
+          <w:szCs w:val="26"/>
+        </w:rPr>
+      </w:pPr>
+      <w:r>
+        <w:rPr>
+          <w:rFonts w:eastAsiaTheme="majorEastAsia" w:cstheme="majorBidi"/>
+          <w:bCs/>
+          <w:sz w:val="26"/>
+          <w:szCs w:val="26"/>
+        </w:rPr>
+        <w:t>category</w:t>
+      </w:r>
+    </w:p>
+    <w:p>
+      <w:pPr>
+        <w:pStyle w:val="ListParagraph"/>
+        <w:numPr>
+          <w:ilvl w:val="0"/>
+          <w:numId w:val="38"/>
         </w:numPr>
         <w:spacing w:after="0"/>
-      </w:pPr>
-      <w:r>
-        <w:lastRenderedPageBreak/>
-        <w:t>Modifikasi index.tsx</w:t>
-      </w:r>
-    </w:p>
-    <w:p>
-      <w:pPr>
-        <w:spacing w:after="0"/>
-      </w:pPr>
-      <w:r>
-        <w:rPr>
-          <w:noProof/>
+        <w:rPr>
+          <w:rFonts w:eastAsiaTheme="majorEastAsia" w:cstheme="majorBidi"/>
+          <w:bCs/>
+          <w:sz w:val="26"/>
+          <w:szCs w:val="26"/>
+        </w:rPr>
+      </w:pPr>
+      <w:r>
+        <w:rPr>
+          <w:rFonts w:eastAsiaTheme="majorEastAsia" w:cstheme="majorBidi"/>
+          <w:bCs/>
+          <w:sz w:val="26"/>
+          <w:szCs w:val="26"/>
+        </w:rPr>
+        <w:t>Tampilkan category di frontend</w:t>
+      </w:r>
+    </w:p>
+    <w:p>
+      <w:pPr>
+        <w:rPr>
+          <w:rFonts w:eastAsiaTheme="majorEastAsia" w:cstheme="majorBidi"/>
+          <w:bCs/>
+          <w:sz w:val="26"/>
+          <w:szCs w:val="26"/>
+        </w:rPr>
+      </w:pPr>
+      <w:r>
+        <w:rPr>
+          <w:rFonts w:eastAsiaTheme="majorEastAsia" w:cstheme="majorBidi"/>
+          <w:bCs/>
+          <w:sz w:val="26"/>
+          <w:szCs w:val="26"/>
         </w:rPr>
         <w:drawing>
-          <wp:inline distT="0" distB="0" distL="0" distR="0" wp14:anchorId="26FF5986" wp14:editId="06D380AF">
-            <wp:extent cx="5276850" cy="2447836"/>
-            <wp:effectExtent l="0" t="0" r="0" b="0"/>
-            <wp:docPr id="1320104334" name="Picture 1"/>
+          <wp:inline distT="0" distB="0" distL="0" distR="0" wp14:anchorId="1C3263E3" wp14:editId="1DF8747B">
+            <wp:extent cx="4641850" cy="1401915"/>
+            <wp:effectExtent l="0" t="0" r="6350" b="8255"/>
+            <wp:docPr id="1176849990" name="Picture 1"/>
             <wp:cNvGraphicFramePr>
               <a:graphicFrameLocks xmlns:a="http://schemas.openxmlformats.org/drawingml/2006/main" noChangeAspect="1"/>
             </wp:cNvGraphicFramePr>
@@ -2262,7 +2110,7 @@
               <a:graphicData uri="http://schemas.openxmlformats.org/drawingml/2006/picture">
                 <pic:pic xmlns:pic="http://schemas.openxmlformats.org/drawingml/2006/picture">
                   <pic:nvPicPr>
-                    <pic:cNvPr id="1320104334" name=""/>
+                    <pic:cNvPr id="1176849990" name=""/>
                     <pic:cNvPicPr/>
                   </pic:nvPicPr>
                   <pic:blipFill>
@@ -2274,7 +2122,7 @@
                   <pic:spPr>
                     <a:xfrm>
                       <a:off x="0" y="0"/>
-                      <a:ext cx="5283269" cy="2450814"/>
+                      <a:ext cx="4652608" cy="1405164"/>
                     </a:xfrm>
                     <a:prstGeom prst="rect">
                       <a:avLst/>
@@ -2289,30 +2137,26 @@
     </w:p>
     <w:p>
       <w:pPr>
-        <w:pStyle w:val="ListParagraph"/>
-        <w:numPr>
-          <w:ilvl w:val="0"/>
-          <w:numId w:val="25"/>
-        </w:numPr>
-        <w:spacing w:after="0"/>
-      </w:pPr>
-      <w:r>
-        <w:t>Modifikasi login.module.scss</w:t>
-      </w:r>
-    </w:p>
-    <w:p>
-      <w:pPr>
-        <w:spacing w:after="0"/>
-      </w:pPr>
-      <w:r>
-        <w:rPr>
-          <w:noProof/>
-        </w:rPr>
+        <w:rPr>
+          <w:rFonts w:eastAsiaTheme="majorEastAsia" w:cstheme="majorBidi"/>
+          <w:bCs/>
+          <w:sz w:val="26"/>
+          <w:szCs w:val="26"/>
+        </w:rPr>
+      </w:pPr>
+      <w:r>
+        <w:rPr>
+          <w:rFonts w:eastAsiaTheme="majorEastAsia" w:cstheme="majorBidi"/>
+          <w:bCs/>
+          <w:sz w:val="26"/>
+          <w:szCs w:val="26"/>
+        </w:rPr>
+        <w:lastRenderedPageBreak/>
         <w:drawing>
-          <wp:inline distT="0" distB="0" distL="0" distR="0" wp14:anchorId="5EE3997D" wp14:editId="2B2204D7">
-            <wp:extent cx="3517900" cy="1289409"/>
-            <wp:effectExtent l="0" t="0" r="6350" b="6350"/>
-            <wp:docPr id="2091806227" name="Picture 1"/>
+          <wp:inline distT="0" distB="0" distL="0" distR="0" wp14:anchorId="12E7AF9D" wp14:editId="6294EEF7">
+            <wp:extent cx="3130550" cy="3453670"/>
+            <wp:effectExtent l="0" t="0" r="0" b="0"/>
+            <wp:docPr id="1909917288" name="Picture 1"/>
             <wp:cNvGraphicFramePr>
               <a:graphicFrameLocks xmlns:a="http://schemas.openxmlformats.org/drawingml/2006/main" noChangeAspect="1"/>
             </wp:cNvGraphicFramePr>
@@ -2320,7 +2164,7 @@
               <a:graphicData uri="http://schemas.openxmlformats.org/drawingml/2006/picture">
                 <pic:pic xmlns:pic="http://schemas.openxmlformats.org/drawingml/2006/picture">
                   <pic:nvPicPr>
-                    <pic:cNvPr id="2091806227" name=""/>
+                    <pic:cNvPr id="1909917288" name=""/>
                     <pic:cNvPicPr/>
                   </pic:nvPicPr>
                   <pic:blipFill>
@@ -2332,7 +2176,7 @@
                   <pic:spPr>
                     <a:xfrm>
                       <a:off x="0" y="0"/>
-                      <a:ext cx="3533718" cy="1295207"/>
+                      <a:ext cx="3139901" cy="3463986"/>
                     </a:xfrm>
                     <a:prstGeom prst="rect">
                       <a:avLst/>
@@ -2344,30 +2188,18 @@
           </wp:inline>
         </w:drawing>
       </w:r>
-    </w:p>
-    <w:p>
-      <w:pPr>
-        <w:pStyle w:val="ListParagraph"/>
-        <w:numPr>
-          <w:ilvl w:val="0"/>
-          <w:numId w:val="25"/>
-        </w:numPr>
-        <w:spacing w:after="0"/>
-      </w:pPr>
-      <w:r>
-        <w:t>Jalankan browser</w:t>
-      </w:r>
-    </w:p>
-    <w:p>
-      <w:r>
-        <w:rPr>
-          <w:noProof/>
+      <w:r>
+        <w:rPr>
+          <w:rFonts w:eastAsiaTheme="majorEastAsia" w:cstheme="majorBidi"/>
+          <w:bCs/>
+          <w:sz w:val="26"/>
+          <w:szCs w:val="26"/>
         </w:rPr>
         <w:drawing>
-          <wp:inline distT="0" distB="0" distL="0" distR="0" wp14:anchorId="2BBC7EAA" wp14:editId="52702A7C">
-            <wp:extent cx="3956050" cy="1955234"/>
-            <wp:effectExtent l="0" t="0" r="6350" b="6985"/>
-            <wp:docPr id="371109784" name="Picture 1"/>
+          <wp:inline distT="0" distB="0" distL="0" distR="0" wp14:anchorId="6F3D0F1C" wp14:editId="52D3E0C4">
+            <wp:extent cx="2030730" cy="3219450"/>
+            <wp:effectExtent l="0" t="0" r="7620" b="0"/>
+            <wp:docPr id="1867863952" name="Picture 1"/>
             <wp:cNvGraphicFramePr>
               <a:graphicFrameLocks xmlns:a="http://schemas.openxmlformats.org/drawingml/2006/main" noChangeAspect="1"/>
             </wp:cNvGraphicFramePr>
@@ -2375,7 +2207,7 @@
               <a:graphicData uri="http://schemas.openxmlformats.org/drawingml/2006/picture">
                 <pic:pic xmlns:pic="http://schemas.openxmlformats.org/drawingml/2006/picture">
                   <pic:nvPicPr>
-                    <pic:cNvPr id="371109784" name=""/>
+                    <pic:cNvPr id="1867863952" name=""/>
                     <pic:cNvPicPr/>
                   </pic:nvPicPr>
                   <pic:blipFill>
@@ -2387,7 +2219,7 @@
                   <pic:spPr>
                     <a:xfrm>
                       <a:off x="0" y="0"/>
-                      <a:ext cx="3966905" cy="1960599"/>
+                      <a:ext cx="2038205" cy="3231301"/>
                     </a:xfrm>
                     <a:prstGeom prst="rect">
                       <a:avLst/>
@@ -2403,13 +2235,9 @@
     <w:p>
       <w:pPr>
         <w:pStyle w:val="Heading2"/>
-        <w:numPr>
-          <w:ilvl w:val="0"/>
-          <w:numId w:val="11"/>
-        </w:numPr>
-      </w:pPr>
-      <w:r>
-        <w:t>Tailwind CSS</w:t>
+      </w:pPr>
+      <w:r>
+        <w:t>Tugas 3 (Pengayaan)</w:t>
       </w:r>
     </w:p>
     <w:p>
@@ -2417,33 +2245,72 @@
         <w:pStyle w:val="ListParagraph"/>
         <w:numPr>
           <w:ilvl w:val="0"/>
-          <w:numId w:val="25"/>
+          <w:numId w:val="41"/>
+        </w:numPr>
+        <w:rPr>
+          <w:rFonts w:eastAsiaTheme="majorEastAsia" w:cstheme="majorBidi"/>
+          <w:bCs/>
+          <w:sz w:val="26"/>
+          <w:szCs w:val="26"/>
+        </w:rPr>
+      </w:pPr>
+      <w:r>
+        <w:rPr>
+          <w:rFonts w:eastAsiaTheme="majorEastAsia" w:cstheme="majorBidi"/>
+          <w:bCs/>
+          <w:sz w:val="26"/>
+          <w:szCs w:val="26"/>
+        </w:rPr>
+        <w:t>Tambahkan tombol Refresh Data</w:t>
+      </w:r>
+    </w:p>
+    <w:p>
+      <w:pPr>
+        <w:pStyle w:val="ListParagraph"/>
+        <w:numPr>
+          <w:ilvl w:val="0"/>
+          <w:numId w:val="41"/>
         </w:numPr>
         <w:spacing w:after="0"/>
-      </w:pPr>
-      <w:r>
-        <w:t>Install</w:t>
-      </w:r>
-      <w:r>
-        <w:t xml:space="preserve"> tailwind dengan printah </w:t>
-      </w:r>
-      <w:r>
-        <w:t>npm install -D tailwindcss postcss autoprefixer</w:t>
+        <w:rPr>
+          <w:rFonts w:eastAsiaTheme="majorEastAsia" w:cstheme="majorBidi"/>
+          <w:bCs/>
+          <w:sz w:val="26"/>
+          <w:szCs w:val="26"/>
+        </w:rPr>
+      </w:pPr>
+      <w:r>
+        <w:rPr>
+          <w:rFonts w:eastAsiaTheme="majorEastAsia" w:cstheme="majorBidi"/>
+          <w:bCs/>
+          <w:sz w:val="26"/>
+          <w:szCs w:val="26"/>
+        </w:rPr>
+        <w:t>Gunakan fetch ulang tanpa reload halaman</w:t>
       </w:r>
     </w:p>
     <w:p>
       <w:pPr>
         <w:spacing w:after="0"/>
-      </w:pPr>
-      <w:r>
-        <w:rPr>
-          <w:noProof/>
+        <w:rPr>
+          <w:rFonts w:eastAsiaTheme="majorEastAsia" w:cstheme="majorBidi"/>
+          <w:bCs/>
+          <w:sz w:val="26"/>
+          <w:szCs w:val="26"/>
+        </w:rPr>
+      </w:pPr>
+      <w:r>
+        <w:rPr>
+          <w:rFonts w:eastAsiaTheme="majorEastAsia" w:cstheme="majorBidi"/>
+          <w:bCs/>
+          <w:sz w:val="26"/>
+          <w:szCs w:val="26"/>
         </w:rPr>
         <w:drawing>
-          <wp:inline distT="0" distB="0" distL="0" distR="0" wp14:anchorId="2D0EB255" wp14:editId="03261042">
-            <wp:extent cx="3314700" cy="666862"/>
-            <wp:effectExtent l="0" t="0" r="0" b="0"/>
-            <wp:docPr id="1648709781" name="Picture 1"/>
+          <wp:inline distT="0" distB="0" distL="0" distR="0" wp14:anchorId="526A2E57" wp14:editId="5F2182AE">
+            <wp:extent cx="4088885" cy="3327400"/>
+            <wp:effectExtent l="0" t="0" r="6985" b="6350"/>
+            <wp:docPr id="2100333671" name="Picture 1"/>
             <wp:cNvGraphicFramePr>
               <a:graphicFrameLocks xmlns:a="http://schemas.openxmlformats.org/drawingml/2006/main" noChangeAspect="1"/>
             </wp:cNvGraphicFramePr>
@@ -2451,7 +2318,7 @@
               <a:graphicData uri="http://schemas.openxmlformats.org/drawingml/2006/picture">
                 <pic:pic xmlns:pic="http://schemas.openxmlformats.org/drawingml/2006/picture">
                   <pic:nvPicPr>
-                    <pic:cNvPr id="1648709781" name=""/>
+                    <pic:cNvPr id="2100333671" name=""/>
                     <pic:cNvPicPr/>
                   </pic:nvPicPr>
                   <pic:blipFill>
@@ -2463,7 +2330,7 @@
                   <pic:spPr>
                     <a:xfrm>
                       <a:off x="0" y="0"/>
-                      <a:ext cx="3349549" cy="673873"/>
+                      <a:ext cx="4114690" cy="3348399"/>
                     </a:xfrm>
                     <a:prstGeom prst="rect">
                       <a:avLst/>
@@ -2478,39 +2345,27 @@
     </w:p>
     <w:p>
       <w:pPr>
-        <w:pStyle w:val="ListParagraph"/>
-        <w:numPr>
-          <w:ilvl w:val="0"/>
-          <w:numId w:val="25"/>
-        </w:numPr>
         <w:spacing w:after="0"/>
-      </w:pPr>
-      <w:r>
-        <w:t xml:space="preserve">Jalankan perintah </w:t>
-      </w:r>
-      <w:r>
-        <w:t>npx tailwindcss init -p</w:t>
-      </w:r>
-      <w:r>
-        <w:t>, jika error s</w:t>
-      </w:r>
-      <w:r>
-        <w:t>olusinya downgrade versi tailwindcss nya</w:t>
-      </w:r>
-    </w:p>
-    <w:p>
-      <w:pPr>
-        <w:spacing w:after="0"/>
-      </w:pPr>
-      <w:r>
-        <w:rPr>
-          <w:noProof/>
-        </w:rPr>
+        <w:rPr>
+          <w:rFonts w:eastAsiaTheme="majorEastAsia" w:cstheme="majorBidi"/>
+          <w:bCs/>
+          <w:sz w:val="26"/>
+          <w:szCs w:val="26"/>
+        </w:rPr>
+      </w:pPr>
+      <w:r>
+        <w:rPr>
+          <w:rFonts w:eastAsiaTheme="majorEastAsia" w:cstheme="majorBidi"/>
+          <w:bCs/>
+          <w:sz w:val="26"/>
+          <w:szCs w:val="26"/>
+        </w:rPr>
+        <w:lastRenderedPageBreak/>
         <w:drawing>
-          <wp:inline distT="0" distB="0" distL="0" distR="0" wp14:anchorId="53C8EF3B" wp14:editId="7316F7B4">
-            <wp:extent cx="5246875" cy="831850"/>
-            <wp:effectExtent l="0" t="0" r="0" b="6350"/>
-            <wp:docPr id="1380245106" name="Picture 1"/>
+          <wp:inline distT="0" distB="0" distL="0" distR="0" wp14:anchorId="383F7419" wp14:editId="3A28D668">
+            <wp:extent cx="1917700" cy="3293534"/>
+            <wp:effectExtent l="0" t="0" r="6350" b="2540"/>
+            <wp:docPr id="1803959644" name="Picture 1"/>
             <wp:cNvGraphicFramePr>
               <a:graphicFrameLocks xmlns:a="http://schemas.openxmlformats.org/drawingml/2006/main" noChangeAspect="1"/>
             </wp:cNvGraphicFramePr>
@@ -2518,7 +2373,7 @@
               <a:graphicData uri="http://schemas.openxmlformats.org/drawingml/2006/picture">
                 <pic:pic xmlns:pic="http://schemas.openxmlformats.org/drawingml/2006/picture">
                   <pic:nvPicPr>
-                    <pic:cNvPr id="1380245106" name=""/>
+                    <pic:cNvPr id="1803959644" name=""/>
                     <pic:cNvPicPr/>
                   </pic:nvPicPr>
                   <pic:blipFill>
@@ -2530,7 +2385,7 @@
                   <pic:spPr>
                     <a:xfrm>
                       <a:off x="0" y="0"/>
-                      <a:ext cx="5275209" cy="836342"/>
+                      <a:ext cx="1919826" cy="3297184"/>
                     </a:xfrm>
                     <a:prstGeom prst="rect">
                       <a:avLst/>
@@ -2545,487 +2400,6 @@
     </w:p>
     <w:p>
       <w:pPr>
-        <w:spacing w:after="0"/>
-      </w:pPr>
-      <w:r>
-        <w:rPr>
-          <w:noProof/>
-        </w:rPr>
-        <w:lastRenderedPageBreak/>
-        <w:drawing>
-          <wp:inline distT="0" distB="0" distL="0" distR="0" wp14:anchorId="065D2903" wp14:editId="4F3728B7">
-            <wp:extent cx="2559050" cy="505290"/>
-            <wp:effectExtent l="0" t="0" r="0" b="9525"/>
-            <wp:docPr id="1633236501" name="Picture 1"/>
-            <wp:cNvGraphicFramePr>
-              <a:graphicFrameLocks xmlns:a="http://schemas.openxmlformats.org/drawingml/2006/main" noChangeAspect="1"/>
-            </wp:cNvGraphicFramePr>
-            <a:graphic xmlns:a="http://schemas.openxmlformats.org/drawingml/2006/main">
-              <a:graphicData uri="http://schemas.openxmlformats.org/drawingml/2006/picture">
-                <pic:pic xmlns:pic="http://schemas.openxmlformats.org/drawingml/2006/picture">
-                  <pic:nvPicPr>
-                    <pic:cNvPr id="1633236501" name=""/>
-                    <pic:cNvPicPr/>
-                  </pic:nvPicPr>
-                  <pic:blipFill>
-                    <a:blip r:embed="rId39"/>
-                    <a:stretch>
-                      <a:fillRect/>
-                    </a:stretch>
-                  </pic:blipFill>
-                  <pic:spPr>
-                    <a:xfrm>
-                      <a:off x="0" y="0"/>
-                      <a:ext cx="2565513" cy="506566"/>
-                    </a:xfrm>
-                    <a:prstGeom prst="rect">
-                      <a:avLst/>
-                    </a:prstGeom>
-                  </pic:spPr>
-                </pic:pic>
-              </a:graphicData>
-            </a:graphic>
-          </wp:inline>
-        </w:drawing>
-      </w:r>
-    </w:p>
-    <w:p>
-      <w:pPr>
-        <w:pStyle w:val="ListParagraph"/>
-        <w:numPr>
-          <w:ilvl w:val="0"/>
-          <w:numId w:val="25"/>
-        </w:numPr>
-        <w:spacing w:after="0"/>
-      </w:pPr>
-      <w:r>
-        <w:t>Konfigurasi tailwind.config.js</w:t>
-      </w:r>
-    </w:p>
-    <w:p>
-      <w:pPr>
-        <w:spacing w:after="0"/>
-      </w:pPr>
-      <w:r>
-        <w:rPr>
-          <w:noProof/>
-        </w:rPr>
-        <w:drawing>
-          <wp:inline distT="0" distB="0" distL="0" distR="0" wp14:anchorId="63C4135C" wp14:editId="65A9F491">
-            <wp:extent cx="2457450" cy="1699406"/>
-            <wp:effectExtent l="0" t="0" r="0" b="0"/>
-            <wp:docPr id="252763362" name="Picture 1"/>
-            <wp:cNvGraphicFramePr>
-              <a:graphicFrameLocks xmlns:a="http://schemas.openxmlformats.org/drawingml/2006/main" noChangeAspect="1"/>
-            </wp:cNvGraphicFramePr>
-            <a:graphic xmlns:a="http://schemas.openxmlformats.org/drawingml/2006/main">
-              <a:graphicData uri="http://schemas.openxmlformats.org/drawingml/2006/picture">
-                <pic:pic xmlns:pic="http://schemas.openxmlformats.org/drawingml/2006/picture">
-                  <pic:nvPicPr>
-                    <pic:cNvPr id="252763362" name=""/>
-                    <pic:cNvPicPr/>
-                  </pic:nvPicPr>
-                  <pic:blipFill>
-                    <a:blip r:embed="rId40"/>
-                    <a:stretch>
-                      <a:fillRect/>
-                    </a:stretch>
-                  </pic:blipFill>
-                  <pic:spPr>
-                    <a:xfrm>
-                      <a:off x="0" y="0"/>
-                      <a:ext cx="2463317" cy="1703463"/>
-                    </a:xfrm>
-                    <a:prstGeom prst="rect">
-                      <a:avLst/>
-                    </a:prstGeom>
-                  </pic:spPr>
-                </pic:pic>
-              </a:graphicData>
-            </a:graphic>
-          </wp:inline>
-        </w:drawing>
-      </w:r>
-    </w:p>
-    <w:p>
-      <w:pPr>
-        <w:pStyle w:val="ListParagraph"/>
-        <w:numPr>
-          <w:ilvl w:val="0"/>
-          <w:numId w:val="25"/>
-        </w:numPr>
-        <w:spacing w:after="0"/>
-      </w:pPr>
-      <w:r>
-        <w:t>Import di Global CSS</w:t>
-      </w:r>
-    </w:p>
-    <w:p>
-      <w:pPr>
-        <w:spacing w:after="0"/>
-      </w:pPr>
-      <w:r>
-        <w:rPr>
-          <w:noProof/>
-        </w:rPr>
-        <w:drawing>
-          <wp:inline distT="0" distB="0" distL="0" distR="0" wp14:anchorId="7DDFE01D" wp14:editId="5FF7A631">
-            <wp:extent cx="1943100" cy="678716"/>
-            <wp:effectExtent l="0" t="0" r="0" b="7620"/>
-            <wp:docPr id="1106569650" name="Picture 1"/>
-            <wp:cNvGraphicFramePr>
-              <a:graphicFrameLocks xmlns:a="http://schemas.openxmlformats.org/drawingml/2006/main" noChangeAspect="1"/>
-            </wp:cNvGraphicFramePr>
-            <a:graphic xmlns:a="http://schemas.openxmlformats.org/drawingml/2006/main">
-              <a:graphicData uri="http://schemas.openxmlformats.org/drawingml/2006/picture">
-                <pic:pic xmlns:pic="http://schemas.openxmlformats.org/drawingml/2006/picture">
-                  <pic:nvPicPr>
-                    <pic:cNvPr id="1106569650" name=""/>
-                    <pic:cNvPicPr/>
-                  </pic:nvPicPr>
-                  <pic:blipFill>
-                    <a:blip r:embed="rId41"/>
-                    <a:stretch>
-                      <a:fillRect/>
-                    </a:stretch>
-                  </pic:blipFill>
-                  <pic:spPr>
-                    <a:xfrm>
-                      <a:off x="0" y="0"/>
-                      <a:ext cx="1953036" cy="682187"/>
-                    </a:xfrm>
-                    <a:prstGeom prst="rect">
-                      <a:avLst/>
-                    </a:prstGeom>
-                  </pic:spPr>
-                </pic:pic>
-              </a:graphicData>
-            </a:graphic>
-          </wp:inline>
-        </w:drawing>
-      </w:r>
-    </w:p>
-    <w:p>
-      <w:pPr>
-        <w:pStyle w:val="ListParagraph"/>
-        <w:numPr>
-          <w:ilvl w:val="0"/>
-          <w:numId w:val="25"/>
-        </w:numPr>
-        <w:spacing w:after="0"/>
-      </w:pPr>
-      <w:r>
-        <w:t>Modifikasi index.tsx pada folder auth/login/</w:t>
-      </w:r>
-    </w:p>
-    <w:p>
-      <w:pPr>
-        <w:spacing w:after="0"/>
-      </w:pPr>
-      <w:r>
-        <w:rPr>
-          <w:noProof/>
-        </w:rPr>
-        <w:drawing>
-          <wp:inline distT="0" distB="0" distL="0" distR="0" wp14:anchorId="24F2D099" wp14:editId="6D653BD8">
-            <wp:extent cx="4922517" cy="2279650"/>
-            <wp:effectExtent l="0" t="0" r="0" b="6350"/>
-            <wp:docPr id="2066525589" name="Picture 1"/>
-            <wp:cNvGraphicFramePr>
-              <a:graphicFrameLocks xmlns:a="http://schemas.openxmlformats.org/drawingml/2006/main" noChangeAspect="1"/>
-            </wp:cNvGraphicFramePr>
-            <a:graphic xmlns:a="http://schemas.openxmlformats.org/drawingml/2006/main">
-              <a:graphicData uri="http://schemas.openxmlformats.org/drawingml/2006/picture">
-                <pic:pic xmlns:pic="http://schemas.openxmlformats.org/drawingml/2006/picture">
-                  <pic:nvPicPr>
-                    <pic:cNvPr id="2066525589" name=""/>
-                    <pic:cNvPicPr/>
-                  </pic:nvPicPr>
-                  <pic:blipFill>
-                    <a:blip r:embed="rId42"/>
-                    <a:stretch>
-                      <a:fillRect/>
-                    </a:stretch>
-                  </pic:blipFill>
-                  <pic:spPr>
-                    <a:xfrm>
-                      <a:off x="0" y="0"/>
-                      <a:ext cx="4946750" cy="2290873"/>
-                    </a:xfrm>
-                    <a:prstGeom prst="rect">
-                      <a:avLst/>
-                    </a:prstGeom>
-                  </pic:spPr>
-                </pic:pic>
-              </a:graphicData>
-            </a:graphic>
-          </wp:inline>
-        </w:drawing>
-      </w:r>
-    </w:p>
-    <w:p>
-      <w:pPr>
-        <w:pStyle w:val="ListParagraph"/>
-        <w:numPr>
-          <w:ilvl w:val="0"/>
-          <w:numId w:val="25"/>
-        </w:numPr>
-        <w:spacing w:after="0"/>
-      </w:pPr>
-      <w:r>
-        <w:t>Jalankan browser</w:t>
-      </w:r>
-    </w:p>
-    <w:p>
-      <w:r>
-        <w:rPr>
-          <w:noProof/>
-        </w:rPr>
-        <w:drawing>
-          <wp:inline distT="0" distB="0" distL="0" distR="0" wp14:anchorId="71A0C211" wp14:editId="0BFE632F">
-            <wp:extent cx="4330700" cy="2133684"/>
-            <wp:effectExtent l="0" t="0" r="0" b="0"/>
-            <wp:docPr id="1908970949" name="Picture 1"/>
-            <wp:cNvGraphicFramePr>
-              <a:graphicFrameLocks xmlns:a="http://schemas.openxmlformats.org/drawingml/2006/main" noChangeAspect="1"/>
-            </wp:cNvGraphicFramePr>
-            <a:graphic xmlns:a="http://schemas.openxmlformats.org/drawingml/2006/main">
-              <a:graphicData uri="http://schemas.openxmlformats.org/drawingml/2006/picture">
-                <pic:pic xmlns:pic="http://schemas.openxmlformats.org/drawingml/2006/picture">
-                  <pic:nvPicPr>
-                    <pic:cNvPr id="1908970949" name=""/>
-                    <pic:cNvPicPr/>
-                  </pic:nvPicPr>
-                  <pic:blipFill>
-                    <a:blip r:embed="rId43"/>
-                    <a:stretch>
-                      <a:fillRect/>
-                    </a:stretch>
-                  </pic:blipFill>
-                  <pic:spPr>
-                    <a:xfrm>
-                      <a:off x="0" y="0"/>
-                      <a:ext cx="4336927" cy="2136752"/>
-                    </a:xfrm>
-                    <a:prstGeom prst="rect">
-                      <a:avLst/>
-                    </a:prstGeom>
-                  </pic:spPr>
-                </pic:pic>
-              </a:graphicData>
-            </a:graphic>
-          </wp:inline>
-        </w:drawing>
-      </w:r>
-    </w:p>
-    <w:p/>
-    <w:p/>
-    <w:p>
-      <w:r>
-        <w:rPr>
-          <w:rStyle w:val="Heading1Char"/>
-        </w:rPr>
-        <w:lastRenderedPageBreak/>
-        <w:t>Tugas Praktikum</w:t>
-      </w:r>
-    </w:p>
-    <w:p>
-      <w:pPr>
-        <w:pStyle w:val="Heading2"/>
-      </w:pPr>
-      <w:r>
-        <w:t>Tugas 1 (Wajib)</w:t>
-      </w:r>
-    </w:p>
-    <w:p>
-      <w:pPr>
-        <w:rPr>
-          <w:rFonts w:eastAsiaTheme="majorEastAsia" w:cstheme="majorBidi"/>
-          <w:bCs/>
-          <w:sz w:val="26"/>
-          <w:szCs w:val="26"/>
-        </w:rPr>
-      </w:pPr>
-      <w:r>
-        <w:rPr>
-          <w:rFonts w:eastAsiaTheme="majorEastAsia" w:cstheme="majorBidi"/>
-          <w:bCs/>
-          <w:sz w:val="26"/>
-          <w:szCs w:val="26"/>
-        </w:rPr>
-        <w:t>• Tambahkan:</w:t>
-      </w:r>
-    </w:p>
-    <w:p>
-      <w:pPr>
-        <w:rPr>
-          <w:rFonts w:eastAsiaTheme="majorEastAsia" w:cstheme="majorBidi"/>
-          <w:bCs/>
-          <w:sz w:val="26"/>
-          <w:szCs w:val="26"/>
-        </w:rPr>
-      </w:pPr>
-      <w:r>
-        <w:rPr>
-          <w:rFonts w:eastAsiaTheme="majorEastAsia" w:cstheme="majorBidi"/>
-          <w:bCs/>
-          <w:sz w:val="26"/>
-          <w:szCs w:val="26"/>
-        </w:rPr>
-        <w:t>o Judul halaman</w:t>
-      </w:r>
-    </w:p>
-    <w:p>
-      <w:pPr>
-        <w:rPr>
-          <w:rFonts w:eastAsiaTheme="majorEastAsia" w:cstheme="majorBidi"/>
-          <w:bCs/>
-          <w:sz w:val="26"/>
-          <w:szCs w:val="26"/>
-        </w:rPr>
-      </w:pPr>
-      <w:r>
-        <w:rPr>
-          <w:rFonts w:eastAsiaTheme="majorEastAsia" w:cstheme="majorBidi"/>
-          <w:bCs/>
-          <w:sz w:val="26"/>
-          <w:szCs w:val="26"/>
-        </w:rPr>
-        <w:t>o Deskripsi singkat</w:t>
-      </w:r>
-    </w:p>
-    <w:p>
-      <w:pPr>
-        <w:rPr>
-          <w:rFonts w:eastAsiaTheme="majorEastAsia" w:cstheme="majorBidi"/>
-          <w:bCs/>
-          <w:sz w:val="26"/>
-          <w:szCs w:val="26"/>
-        </w:rPr>
-      </w:pPr>
-      <w:r>
-        <w:rPr>
-          <w:rFonts w:eastAsiaTheme="majorEastAsia" w:cstheme="majorBidi"/>
-          <w:bCs/>
-          <w:sz w:val="26"/>
-          <w:szCs w:val="26"/>
-        </w:rPr>
-        <w:t>o Gambar ilustrasi</w:t>
-      </w:r>
-    </w:p>
-    <w:p>
-      <w:pPr>
-        <w:pStyle w:val="Heading2"/>
-      </w:pPr>
-      <w:r>
-        <w:t>Tugas 2 (Wajib)</w:t>
-      </w:r>
-    </w:p>
-    <w:p>
-      <w:pPr>
-        <w:rPr>
-          <w:rFonts w:eastAsiaTheme="majorEastAsia" w:cstheme="majorBidi"/>
-          <w:bCs/>
-          <w:sz w:val="26"/>
-          <w:szCs w:val="26"/>
-        </w:rPr>
-      </w:pPr>
-      <w:r>
-        <w:rPr>
-          <w:rFonts w:eastAsiaTheme="majorEastAsia" w:cstheme="majorBidi"/>
-          <w:bCs/>
-          <w:sz w:val="26"/>
-          <w:szCs w:val="26"/>
-        </w:rPr>
-        <w:t>• Custom warna, font, dan layout halaman 404</w:t>
-      </w:r>
-    </w:p>
-    <w:p>
-      <w:pPr>
-        <w:rPr>
-          <w:rFonts w:eastAsiaTheme="majorEastAsia" w:cstheme="majorBidi"/>
-          <w:bCs/>
-          <w:sz w:val="26"/>
-          <w:szCs w:val="26"/>
-        </w:rPr>
-      </w:pPr>
-      <w:r>
-        <w:rPr>
-          <w:rFonts w:eastAsiaTheme="majorEastAsia" w:cstheme="majorBidi"/>
-          <w:bCs/>
-          <w:sz w:val="26"/>
-          <w:szCs w:val="26"/>
-        </w:rPr>
-        <w:t>• Navbar tidak tampil di halaman 404</w:t>
-      </w:r>
-    </w:p>
-    <w:p>
-      <w:pPr>
-        <w:pStyle w:val="Heading2"/>
-      </w:pPr>
-      <w:r>
-        <w:t>Tugas 3 (Pengayaan)</w:t>
-      </w:r>
-    </w:p>
-    <w:p>
-      <w:pPr>
-        <w:rPr>
-          <w:rFonts w:eastAsiaTheme="majorEastAsia" w:cstheme="majorBidi"/>
-          <w:bCs/>
-          <w:sz w:val="26"/>
-          <w:szCs w:val="26"/>
-        </w:rPr>
-      </w:pPr>
-      <w:r>
-        <w:rPr>
-          <w:rFonts w:eastAsiaTheme="majorEastAsia" w:cstheme="majorBidi"/>
-          <w:bCs/>
-          <w:sz w:val="26"/>
-          <w:szCs w:val="26"/>
-        </w:rPr>
-        <w:t>• Tambahkan tombol:</w:t>
-      </w:r>
-    </w:p>
-    <w:p>
-      <w:pPr>
-        <w:rPr>
-          <w:rFonts w:eastAsiaTheme="majorEastAsia" w:cstheme="majorBidi"/>
-          <w:bCs/>
-          <w:sz w:val="26"/>
-          <w:szCs w:val="26"/>
-        </w:rPr>
-      </w:pPr>
-      <w:r>
-        <w:rPr>
-          <w:rFonts w:eastAsiaTheme="majorEastAsia" w:cstheme="majorBidi"/>
-          <w:bCs/>
-          <w:sz w:val="26"/>
-          <w:szCs w:val="26"/>
-        </w:rPr>
-        <w:t>o “Kembali ke Home”</w:t>
-      </w:r>
-    </w:p>
-    <w:p>
-      <w:pPr>
-        <w:rPr>
-          <w:rFonts w:eastAsiaTheme="majorEastAsia" w:cstheme="majorBidi"/>
-          <w:bCs/>
-          <w:sz w:val="26"/>
-          <w:szCs w:val="26"/>
-        </w:rPr>
-      </w:pPr>
-      <w:r>
-        <w:rPr>
-          <w:rFonts w:eastAsiaTheme="majorEastAsia" w:cstheme="majorBidi"/>
-          <w:bCs/>
-          <w:sz w:val="26"/>
-          <w:szCs w:val="26"/>
-        </w:rPr>
-        <w:t>• Gunakan navigasi Next.js (Link)</w:t>
-      </w:r>
-    </w:p>
-    <w:p>
-      <w:pPr>
         <w:rPr>
           <w:rStyle w:val="Heading1Char"/>
         </w:rPr>
@@ -3060,7 +2434,38 @@
           <w:sz w:val="24"/>
           <w:szCs w:val="24"/>
         </w:rPr>
-        <w:t>Apa fungsi utama _document.js?</w:t>
+        <w:t>Apa fungsi API Routes pada Next.js?</w:t>
+      </w:r>
+    </w:p>
+    <w:p>
+      <w:pPr>
+        <w:pStyle w:val="ListParagraph"/>
+        <w:ind w:left="360"/>
+        <w:rPr>
+          <w:rStyle w:val="Heading1Char"/>
+          <w:b w:val="0"/>
+          <w:bCs/>
+          <w:sz w:val="24"/>
+          <w:szCs w:val="24"/>
+        </w:rPr>
+      </w:pPr>
+      <w:r>
+        <w:rPr>
+          <w:rStyle w:val="Heading1Char"/>
+          <w:b w:val="0"/>
+          <w:bCs/>
+          <w:sz w:val="24"/>
+          <w:szCs w:val="24"/>
+        </w:rPr>
+        <w:t xml:space="preserve">Jawab: </w:t>
+      </w:r>
+      <w:r>
+        <w:rPr>
+          <w:rFonts w:eastAsiaTheme="majorEastAsia" w:cstheme="majorBidi"/>
+          <w:bCs/>
+          <w:szCs w:val="24"/>
+        </w:rPr>
+        <w:t>Memungkinkan pembuatan backend (API) langsung di dalam Next.js tanpa server tambahan. File di pages/api/ otomatis menjadi endpoint yang mengembalikan data JSON</w:t>
       </w:r>
     </w:p>
     <w:p>
@@ -3086,7 +2491,38 @@
           <w:sz w:val="24"/>
           <w:szCs w:val="24"/>
         </w:rPr>
-        <w:t>Mengapa &lt;title&gt; tidak disarankan di _document.js?</w:t>
+        <w:t>Mengapa .env.local tidak boleh di-push ke repository?</w:t>
+      </w:r>
+    </w:p>
+    <w:p>
+      <w:pPr>
+        <w:pStyle w:val="ListParagraph"/>
+        <w:ind w:left="360"/>
+        <w:rPr>
+          <w:rStyle w:val="Heading1Char"/>
+          <w:b w:val="0"/>
+          <w:bCs/>
+          <w:sz w:val="24"/>
+          <w:szCs w:val="24"/>
+        </w:rPr>
+      </w:pPr>
+      <w:r>
+        <w:rPr>
+          <w:rStyle w:val="Heading1Char"/>
+          <w:b w:val="0"/>
+          <w:bCs/>
+          <w:sz w:val="24"/>
+          <w:szCs w:val="24"/>
+        </w:rPr>
+        <w:t xml:space="preserve">Jawab: </w:t>
+      </w:r>
+      <w:r>
+        <w:rPr>
+          <w:rFonts w:eastAsiaTheme="majorEastAsia" w:cstheme="majorBidi"/>
+          <w:bCs/>
+          <w:szCs w:val="24"/>
+        </w:rPr>
+        <w:t>Karena file tersebut berisi informasi sensitif seperti API Key, database credentials, atau rahasia dapur aplikasi yang jika tersebar bisa membahayakan keamanan data</w:t>
       </w:r>
     </w:p>
     <w:p>
@@ -3112,7 +2548,83 @@
           <w:sz w:val="24"/>
           <w:szCs w:val="24"/>
         </w:rPr>
-        <w:t>Apa perbedaan halaman biasa dan halaman 404.js?</w:t>
+        <w:t>Apa perbedaan data statis dan data dinamis?</w:t>
+      </w:r>
+    </w:p>
+    <w:p>
+      <w:pPr>
+        <w:pStyle w:val="ListParagraph"/>
+        <w:spacing w:after="0"/>
+        <w:ind w:left="360"/>
+        <w:rPr>
+          <w:rStyle w:val="Heading1Char"/>
+          <w:b w:val="0"/>
+          <w:bCs/>
+          <w:sz w:val="24"/>
+          <w:szCs w:val="24"/>
+        </w:rPr>
+      </w:pPr>
+      <w:r>
+        <w:rPr>
+          <w:rStyle w:val="Heading1Char"/>
+          <w:b w:val="0"/>
+          <w:bCs/>
+          <w:sz w:val="24"/>
+          <w:szCs w:val="24"/>
+        </w:rPr>
+        <w:t>Ja</w:t>
+      </w:r>
+      <w:r>
+        <w:rPr>
+          <w:rStyle w:val="Heading1Char"/>
+          <w:b w:val="0"/>
+          <w:bCs/>
+          <w:sz w:val="24"/>
+          <w:szCs w:val="24"/>
+        </w:rPr>
+        <w:t>w</w:t>
+      </w:r>
+      <w:r>
+        <w:rPr>
+          <w:rStyle w:val="Heading1Char"/>
+          <w:b w:val="0"/>
+          <w:bCs/>
+          <w:sz w:val="24"/>
+          <w:szCs w:val="24"/>
+        </w:rPr>
+        <w:t>ab:</w:t>
+      </w:r>
+    </w:p>
+    <w:p>
+      <w:pPr>
+        <w:pStyle w:val="NormalWeb"/>
+        <w:numPr>
+          <w:ilvl w:val="0"/>
+          <w:numId w:val="44"/>
+        </w:numPr>
+        <w:spacing w:before="0" w:beforeAutospacing="0" w:after="0" w:afterAutospacing="0"/>
+      </w:pPr>
+      <w:r>
+        <w:t>Data Statis: Data tetap yang tidak berubah (contoh: teks di halaman Tentang Kami).</w:t>
+      </w:r>
+    </w:p>
+    <w:p>
+      <w:pPr>
+        <w:pStyle w:val="NormalWeb"/>
+        <w:numPr>
+          <w:ilvl w:val="0"/>
+          <w:numId w:val="44"/>
+        </w:numPr>
+        <w:spacing w:before="0" w:beforeAutospacing="0" w:after="0" w:afterAutospacing="0"/>
+        <w:rPr>
+          <w:rStyle w:val="Heading1Char"/>
+          <w:rFonts w:eastAsia="Times New Roman" w:cs="Times New Roman"/>
+          <w:sz w:val="24"/>
+          <w:szCs w:val="24"/>
+        </w:rPr>
+      </w:pPr>
+      <w:r>
+        <w:t>Data Dinamis: Data yang berubah-ubah karena diambil dari database (contoh: daftar produk dari Firebase yang bisa ditambah/hapus).</w:t>
       </w:r>
     </w:p>
     <w:p>
@@ -3138,7 +2650,38 @@
           <w:sz w:val="24"/>
           <w:szCs w:val="24"/>
         </w:rPr>
-        <w:t>Mengapa folder public tidak perlu di-import?</w:t>
+        <w:t>Mengapa Next.js disebut framework fullstack?</w:t>
+      </w:r>
+    </w:p>
+    <w:p>
+      <w:pPr>
+        <w:pStyle w:val="ListParagraph"/>
+        <w:ind w:left="360"/>
+        <w:rPr>
+          <w:rStyle w:val="Heading1Char"/>
+          <w:b w:val="0"/>
+          <w:bCs/>
+          <w:sz w:val="24"/>
+          <w:szCs w:val="24"/>
+        </w:rPr>
+      </w:pPr>
+      <w:r>
+        <w:rPr>
+          <w:rStyle w:val="Heading1Char"/>
+          <w:b w:val="0"/>
+          <w:bCs/>
+          <w:sz w:val="24"/>
+          <w:szCs w:val="24"/>
+        </w:rPr>
+        <w:t xml:space="preserve">Jawab: </w:t>
+      </w:r>
+      <w:r>
+        <w:rPr>
+          <w:rFonts w:eastAsiaTheme="majorEastAsia" w:cstheme="majorBidi"/>
+          <w:bCs/>
+          <w:szCs w:val="24"/>
+        </w:rPr>
+        <w:t>Karena Next.js bisa menangani sisi Frontend (tampilan UI menggunakan React) sekaligus sisi Backend (API Routes dan akses database) dalam satu proyek yang sama</w:t>
       </w:r>
     </w:p>
     <w:sectPr>
@@ -3584,9 +3127,9 @@
   <w:abstractNum w:abstractNumId="4" w15:restartNumberingAfterBreak="0">
     <w:nsid w:val="101F3737"/>
     <w:multiLevelType w:val="hybridMultilevel"/>
-    <w:tmpl w:val="F6CA6588"/>
-    <w:lvl w:ilvl="0" w:tplc="0409000F">
-      <w:start w:val="1"/>
+    <w:tmpl w:val="A30C6FA0"/>
+    <w:lvl w:ilvl="0" w:tplc="9A682212">
+      <w:start w:val="2"/>
       <w:numFmt w:val="decimal"/>
       <w:lvlText w:val="%1."/>
       <w:lvlJc w:val="left"/>
@@ -3645,14 +3188,16 @@
         <w:rFonts w:ascii="Wingdings" w:hAnsi="Wingdings" w:hint="default"/>
       </w:rPr>
     </w:lvl>
-    <w:lvl w:ilvl="5" w:tplc="0409001B" w:tentative="1">
-      <w:start w:val="1"/>
-      <w:numFmt w:val="lowerRoman"/>
-      <w:lvlText w:val="%6."/>
-      <w:lvlJc w:val="right"/>
-      <w:pPr>
-        <w:ind w:left="3960" w:hanging="180"/>
-      </w:pPr>
+    <w:lvl w:ilvl="5" w:tplc="E11808F4">
+      <w:numFmt w:val="bullet"/>
+      <w:lvlText w:val="•"/>
+      <w:lvlJc w:val="left"/>
+      <w:pPr>
+        <w:ind w:left="4140" w:hanging="360"/>
+      </w:pPr>
+      <w:rPr>
+        <w:rFonts w:ascii="Times New Roman" w:eastAsiaTheme="majorEastAsia" w:hAnsi="Times New Roman" w:cs="Times New Roman" w:hint="default"/>
+      </w:rPr>
     </w:lvl>
     <w:lvl w:ilvl="6" w:tplc="0409000F" w:tentative="1">
       <w:start w:val="1"/>
@@ -3683,6 +3228,119 @@
     </w:lvl>
   </w:abstractNum>
   <w:abstractNum w:abstractNumId="5" w15:restartNumberingAfterBreak="0">
+    <w:nsid w:val="10390FF7"/>
+    <w:multiLevelType w:val="hybridMultilevel"/>
+    <w:tmpl w:val="5888C6A2"/>
+    <w:lvl w:ilvl="0" w:tplc="04090001">
+      <w:start w:val="1"/>
+      <w:numFmt w:val="bullet"/>
+      <w:lvlText w:val=""/>
+      <w:lvlJc w:val="left"/>
+      <w:pPr>
+        <w:ind w:left="4500" w:hanging="360"/>
+      </w:pPr>
+      <w:rPr>
+        <w:rFonts w:ascii="Symbol" w:hAnsi="Symbol" w:hint="default"/>
+      </w:rPr>
+    </w:lvl>
+    <w:lvl w:ilvl="1" w:tplc="04090003" w:tentative="1">
+      <w:start w:val="1"/>
+      <w:numFmt w:val="bullet"/>
+      <w:lvlText w:val="o"/>
+      <w:lvlJc w:val="left"/>
+      <w:pPr>
+        <w:ind w:left="5220" w:hanging="360"/>
+      </w:pPr>
+      <w:rPr>
+        <w:rFonts w:ascii="Courier New" w:hAnsi="Courier New" w:cs="Courier New" w:hint="default"/>
+      </w:rPr>
+    </w:lvl>
+    <w:lvl w:ilvl="2" w:tplc="04090005" w:tentative="1">
+      <w:start w:val="1"/>
+      <w:numFmt w:val="bullet"/>
+      <w:lvlText w:val=""/>
+      <w:lvlJc w:val="left"/>
+      <w:pPr>
+        <w:ind w:left="5940" w:hanging="360"/>
+      </w:pPr>
+      <w:rPr>
+        <w:rFonts w:ascii="Wingdings" w:hAnsi="Wingdings" w:hint="default"/>
+      </w:rPr>
+    </w:lvl>
+    <w:lvl w:ilvl="3" w:tplc="04090001" w:tentative="1">
+      <w:start w:val="1"/>
+      <w:numFmt w:val="bullet"/>
+      <w:lvlText w:val=""/>
+      <w:lvlJc w:val="left"/>
+      <w:pPr>
+        <w:ind w:left="6660" w:hanging="360"/>
+      </w:pPr>
+      <w:rPr>
+        <w:rFonts w:ascii="Symbol" w:hAnsi="Symbol" w:hint="default"/>
+      </w:rPr>
+    </w:lvl>
+    <w:lvl w:ilvl="4" w:tplc="04090003" w:tentative="1">
+      <w:start w:val="1"/>
+      <w:numFmt w:val="bullet"/>
+      <w:lvlText w:val="o"/>
+      <w:lvlJc w:val="left"/>
+      <w:pPr>
+        <w:ind w:left="7380" w:hanging="360"/>
+      </w:pPr>
+      <w:rPr>
+        <w:rFonts w:ascii="Courier New" w:hAnsi="Courier New" w:cs="Courier New" w:hint="default"/>
+      </w:rPr>
+    </w:lvl>
+    <w:lvl w:ilvl="5" w:tplc="04090005" w:tentative="1">
+      <w:start w:val="1"/>
+      <w:numFmt w:val="bullet"/>
+      <w:lvlText w:val=""/>
+      <w:lvlJc w:val="left"/>
+      <w:pPr>
+        <w:ind w:left="8100" w:hanging="360"/>
+      </w:pPr>
+      <w:rPr>
+        <w:rFonts w:ascii="Wingdings" w:hAnsi="Wingdings" w:hint="default"/>
+      </w:rPr>
+    </w:lvl>
+    <w:lvl w:ilvl="6" w:tplc="04090001" w:tentative="1">
+      <w:start w:val="1"/>
+      <w:numFmt w:val="bullet"/>
+      <w:lvlText w:val=""/>
+      <w:lvlJc w:val="left"/>
+      <w:pPr>
+        <w:ind w:left="8820" w:hanging="360"/>
+      </w:pPr>
+      <w:rPr>
+        <w:rFonts w:ascii="Symbol" w:hAnsi="Symbol" w:hint="default"/>
+      </w:rPr>
+    </w:lvl>
+    <w:lvl w:ilvl="7" w:tplc="04090003" w:tentative="1">
+      <w:start w:val="1"/>
+      <w:numFmt w:val="bullet"/>
+      <w:lvlText w:val="o"/>
+      <w:lvlJc w:val="left"/>
+      <w:pPr>
+        <w:ind w:left="9540" w:hanging="360"/>
+      </w:pPr>
+      <w:rPr>
+        <w:rFonts w:ascii="Courier New" w:hAnsi="Courier New" w:cs="Courier New" w:hint="default"/>
+      </w:rPr>
+    </w:lvl>
+    <w:lvl w:ilvl="8" w:tplc="04090005" w:tentative="1">
+      <w:start w:val="1"/>
+      <w:numFmt w:val="bullet"/>
+      <w:lvlText w:val=""/>
+      <w:lvlJc w:val="left"/>
+      <w:pPr>
+        <w:ind w:left="10260" w:hanging="360"/>
+      </w:pPr>
+      <w:rPr>
+        <w:rFonts w:ascii="Wingdings" w:hAnsi="Wingdings" w:hint="default"/>
+      </w:rPr>
+    </w:lvl>
+  </w:abstractNum>
+  <w:abstractNum w:abstractNumId="6" w15:restartNumberingAfterBreak="0">
     <w:nsid w:val="1901735A"/>
     <w:multiLevelType w:val="hybridMultilevel"/>
     <w:tmpl w:val="79120A0C"/>
@@ -3771,7 +3429,7 @@
       </w:pPr>
     </w:lvl>
   </w:abstractNum>
-  <w:abstractNum w:abstractNumId="6" w15:restartNumberingAfterBreak="0">
+  <w:abstractNum w:abstractNumId="7" w15:restartNumberingAfterBreak="0">
     <w:nsid w:val="1AD21E9A"/>
     <w:multiLevelType w:val="hybridMultilevel"/>
     <w:tmpl w:val="4B927C66"/>
@@ -3884,7 +3542,233 @@
       </w:rPr>
     </w:lvl>
   </w:abstractNum>
-  <w:abstractNum w:abstractNumId="7" w15:restartNumberingAfterBreak="0">
+  <w:abstractNum w:abstractNumId="8" w15:restartNumberingAfterBreak="0">
+    <w:nsid w:val="1BDA24D3"/>
+    <w:multiLevelType w:val="hybridMultilevel"/>
+    <w:tmpl w:val="1DE67216"/>
+    <w:lvl w:ilvl="0" w:tplc="04090001">
+      <w:start w:val="1"/>
+      <w:numFmt w:val="bullet"/>
+      <w:lvlText w:val=""/>
+      <w:lvlJc w:val="left"/>
+      <w:pPr>
+        <w:ind w:left="360" w:hanging="360"/>
+      </w:pPr>
+      <w:rPr>
+        <w:rFonts w:ascii="Symbol" w:hAnsi="Symbol" w:hint="default"/>
+      </w:rPr>
+    </w:lvl>
+    <w:lvl w:ilvl="1" w:tplc="04090003" w:tentative="1">
+      <w:start w:val="1"/>
+      <w:numFmt w:val="bullet"/>
+      <w:lvlText w:val="o"/>
+      <w:lvlJc w:val="left"/>
+      <w:pPr>
+        <w:ind w:left="1080" w:hanging="360"/>
+      </w:pPr>
+      <w:rPr>
+        <w:rFonts w:ascii="Courier New" w:hAnsi="Courier New" w:cs="Courier New" w:hint="default"/>
+      </w:rPr>
+    </w:lvl>
+    <w:lvl w:ilvl="2" w:tplc="04090005" w:tentative="1">
+      <w:start w:val="1"/>
+      <w:numFmt w:val="bullet"/>
+      <w:lvlText w:val=""/>
+      <w:lvlJc w:val="left"/>
+      <w:pPr>
+        <w:ind w:left="1800" w:hanging="360"/>
+      </w:pPr>
+      <w:rPr>
+        <w:rFonts w:ascii="Wingdings" w:hAnsi="Wingdings" w:hint="default"/>
+      </w:rPr>
+    </w:lvl>
+    <w:lvl w:ilvl="3" w:tplc="04090001" w:tentative="1">
+      <w:start w:val="1"/>
+      <w:numFmt w:val="bullet"/>
+      <w:lvlText w:val=""/>
+      <w:lvlJc w:val="left"/>
+      <w:pPr>
+        <w:ind w:left="2520" w:hanging="360"/>
+      </w:pPr>
+      <w:rPr>
+        <w:rFonts w:ascii="Symbol" w:hAnsi="Symbol" w:hint="default"/>
+      </w:rPr>
+    </w:lvl>
+    <w:lvl w:ilvl="4" w:tplc="04090003" w:tentative="1">
+      <w:start w:val="1"/>
+      <w:numFmt w:val="bullet"/>
+      <w:lvlText w:val="o"/>
+      <w:lvlJc w:val="left"/>
+      <w:pPr>
+        <w:ind w:left="3240" w:hanging="360"/>
+      </w:pPr>
+      <w:rPr>
+        <w:rFonts w:ascii="Courier New" w:hAnsi="Courier New" w:cs="Courier New" w:hint="default"/>
+      </w:rPr>
+    </w:lvl>
+    <w:lvl w:ilvl="5" w:tplc="04090005" w:tentative="1">
+      <w:start w:val="1"/>
+      <w:numFmt w:val="bullet"/>
+      <w:lvlText w:val=""/>
+      <w:lvlJc w:val="left"/>
+      <w:pPr>
+        <w:ind w:left="3960" w:hanging="360"/>
+      </w:pPr>
+      <w:rPr>
+        <w:rFonts w:ascii="Wingdings" w:hAnsi="Wingdings" w:hint="default"/>
+      </w:rPr>
+    </w:lvl>
+    <w:lvl w:ilvl="6" w:tplc="04090001" w:tentative="1">
+      <w:start w:val="1"/>
+      <w:numFmt w:val="bullet"/>
+      <w:lvlText w:val=""/>
+      <w:lvlJc w:val="left"/>
+      <w:pPr>
+        <w:ind w:left="4680" w:hanging="360"/>
+      </w:pPr>
+      <w:rPr>
+        <w:rFonts w:ascii="Symbol" w:hAnsi="Symbol" w:hint="default"/>
+      </w:rPr>
+    </w:lvl>
+    <w:lvl w:ilvl="7" w:tplc="04090003" w:tentative="1">
+      <w:start w:val="1"/>
+      <w:numFmt w:val="bullet"/>
+      <w:lvlText w:val="o"/>
+      <w:lvlJc w:val="left"/>
+      <w:pPr>
+        <w:ind w:left="5400" w:hanging="360"/>
+      </w:pPr>
+      <w:rPr>
+        <w:rFonts w:ascii="Courier New" w:hAnsi="Courier New" w:cs="Courier New" w:hint="default"/>
+      </w:rPr>
+    </w:lvl>
+    <w:lvl w:ilvl="8" w:tplc="04090005" w:tentative="1">
+      <w:start w:val="1"/>
+      <w:numFmt w:val="bullet"/>
+      <w:lvlText w:val=""/>
+      <w:lvlJc w:val="left"/>
+      <w:pPr>
+        <w:ind w:left="6120" w:hanging="360"/>
+      </w:pPr>
+      <w:rPr>
+        <w:rFonts w:ascii="Wingdings" w:hAnsi="Wingdings" w:hint="default"/>
+      </w:rPr>
+    </w:lvl>
+  </w:abstractNum>
+  <w:abstractNum w:abstractNumId="9" w15:restartNumberingAfterBreak="0">
+    <w:nsid w:val="1D964675"/>
+    <w:multiLevelType w:val="hybridMultilevel"/>
+    <w:tmpl w:val="8FA4226C"/>
+    <w:lvl w:ilvl="0" w:tplc="04090001">
+      <w:start w:val="1"/>
+      <w:numFmt w:val="bullet"/>
+      <w:lvlText w:val=""/>
+      <w:lvlJc w:val="left"/>
+      <w:pPr>
+        <w:ind w:left="4500" w:hanging="360"/>
+      </w:pPr>
+      <w:rPr>
+        <w:rFonts w:ascii="Symbol" w:hAnsi="Symbol" w:hint="default"/>
+      </w:rPr>
+    </w:lvl>
+    <w:lvl w:ilvl="1" w:tplc="04090003" w:tentative="1">
+      <w:start w:val="1"/>
+      <w:numFmt w:val="bullet"/>
+      <w:lvlText w:val="o"/>
+      <w:lvlJc w:val="left"/>
+      <w:pPr>
+        <w:ind w:left="5220" w:hanging="360"/>
+      </w:pPr>
+      <w:rPr>
+        <w:rFonts w:ascii="Courier New" w:hAnsi="Courier New" w:cs="Courier New" w:hint="default"/>
+      </w:rPr>
+    </w:lvl>
+    <w:lvl w:ilvl="2" w:tplc="04090005" w:tentative="1">
+      <w:start w:val="1"/>
+      <w:numFmt w:val="bullet"/>
+      <w:lvlText w:val=""/>
+      <w:lvlJc w:val="left"/>
+      <w:pPr>
+        <w:ind w:left="5940" w:hanging="360"/>
+      </w:pPr>
+      <w:rPr>
+        <w:rFonts w:ascii="Wingdings" w:hAnsi="Wingdings" w:hint="default"/>
+      </w:rPr>
+    </w:lvl>
+    <w:lvl w:ilvl="3" w:tplc="04090001" w:tentative="1">
+      <w:start w:val="1"/>
+      <w:numFmt w:val="bullet"/>
+      <w:lvlText w:val=""/>
+      <w:lvlJc w:val="left"/>
+      <w:pPr>
+        <w:ind w:left="6660" w:hanging="360"/>
+      </w:pPr>
+      <w:rPr>
+        <w:rFonts w:ascii="Symbol" w:hAnsi="Symbol" w:hint="default"/>
+      </w:rPr>
+    </w:lvl>
+    <w:lvl w:ilvl="4" w:tplc="04090003" w:tentative="1">
+      <w:start w:val="1"/>
+      <w:numFmt w:val="bullet"/>
+      <w:lvlText w:val="o"/>
+      <w:lvlJc w:val="left"/>
+      <w:pPr>
+        <w:ind w:left="7380" w:hanging="360"/>
+      </w:pPr>
+      <w:rPr>
+        <w:rFonts w:ascii="Courier New" w:hAnsi="Courier New" w:cs="Courier New" w:hint="default"/>
+      </w:rPr>
+    </w:lvl>
+    <w:lvl w:ilvl="5" w:tplc="04090005" w:tentative="1">
+      <w:start w:val="1"/>
+      <w:numFmt w:val="bullet"/>
+      <w:lvlText w:val=""/>
+      <w:lvlJc w:val="left"/>
+      <w:pPr>
+        <w:ind w:left="8100" w:hanging="360"/>
+      </w:pPr>
+      <w:rPr>
+        <w:rFonts w:ascii="Wingdings" w:hAnsi="Wingdings" w:hint="default"/>
+      </w:rPr>
+    </w:lvl>
+    <w:lvl w:ilvl="6" w:tplc="04090001" w:tentative="1">
+      <w:start w:val="1"/>
+      <w:numFmt w:val="bullet"/>
+      <w:lvlText w:val=""/>
+      <w:lvlJc w:val="left"/>
+      <w:pPr>
+        <w:ind w:left="8820" w:hanging="360"/>
+      </w:pPr>
+      <w:rPr>
+        <w:rFonts w:ascii="Symbol" w:hAnsi="Symbol" w:hint="default"/>
+      </w:rPr>
+    </w:lvl>
+    <w:lvl w:ilvl="7" w:tplc="04090003" w:tentative="1">
+      <w:start w:val="1"/>
+      <w:numFmt w:val="bullet"/>
+      <w:lvlText w:val="o"/>
+      <w:lvlJc w:val="left"/>
+      <w:pPr>
+        <w:ind w:left="9540" w:hanging="360"/>
+      </w:pPr>
+      <w:rPr>
+        <w:rFonts w:ascii="Courier New" w:hAnsi="Courier New" w:cs="Courier New" w:hint="default"/>
+      </w:rPr>
+    </w:lvl>
+    <w:lvl w:ilvl="8" w:tplc="04090005" w:tentative="1">
+      <w:start w:val="1"/>
+      <w:numFmt w:val="bullet"/>
+      <w:lvlText w:val=""/>
+      <w:lvlJc w:val="left"/>
+      <w:pPr>
+        <w:ind w:left="10260" w:hanging="360"/>
+      </w:pPr>
+      <w:rPr>
+        <w:rFonts w:ascii="Wingdings" w:hAnsi="Wingdings" w:hint="default"/>
+      </w:rPr>
+    </w:lvl>
+  </w:abstractNum>
+  <w:abstractNum w:abstractNumId="10" w15:restartNumberingAfterBreak="0">
     <w:nsid w:val="24591A81"/>
     <w:multiLevelType w:val="hybridMultilevel"/>
     <w:tmpl w:val="D5E2FB72"/>
@@ -3973,7 +3857,120 @@
       </w:pPr>
     </w:lvl>
   </w:abstractNum>
-  <w:abstractNum w:abstractNumId="8" w15:restartNumberingAfterBreak="0">
+  <w:abstractNum w:abstractNumId="11" w15:restartNumberingAfterBreak="0">
+    <w:nsid w:val="26AE1B61"/>
+    <w:multiLevelType w:val="hybridMultilevel"/>
+    <w:tmpl w:val="187A8030"/>
+    <w:lvl w:ilvl="0" w:tplc="04090001">
+      <w:start w:val="1"/>
+      <w:numFmt w:val="bullet"/>
+      <w:lvlText w:val=""/>
+      <w:lvlJc w:val="left"/>
+      <w:pPr>
+        <w:ind w:left="720" w:hanging="360"/>
+      </w:pPr>
+      <w:rPr>
+        <w:rFonts w:ascii="Symbol" w:hAnsi="Symbol" w:hint="default"/>
+      </w:rPr>
+    </w:lvl>
+    <w:lvl w:ilvl="1" w:tplc="04090003" w:tentative="1">
+      <w:start w:val="1"/>
+      <w:numFmt w:val="bullet"/>
+      <w:lvlText w:val="o"/>
+      <w:lvlJc w:val="left"/>
+      <w:pPr>
+        <w:ind w:left="1440" w:hanging="360"/>
+      </w:pPr>
+      <w:rPr>
+        <w:rFonts w:ascii="Courier New" w:hAnsi="Courier New" w:cs="Courier New" w:hint="default"/>
+      </w:rPr>
+    </w:lvl>
+    <w:lvl w:ilvl="2" w:tplc="04090005" w:tentative="1">
+      <w:start w:val="1"/>
+      <w:numFmt w:val="bullet"/>
+      <w:lvlText w:val=""/>
+      <w:lvlJc w:val="left"/>
+      <w:pPr>
+        <w:ind w:left="2160" w:hanging="360"/>
+      </w:pPr>
+      <w:rPr>
+        <w:rFonts w:ascii="Wingdings" w:hAnsi="Wingdings" w:hint="default"/>
+      </w:rPr>
+    </w:lvl>
+    <w:lvl w:ilvl="3" w:tplc="04090001" w:tentative="1">
+      <w:start w:val="1"/>
+      <w:numFmt w:val="bullet"/>
+      <w:lvlText w:val=""/>
+      <w:lvlJc w:val="left"/>
+      <w:pPr>
+        <w:ind w:left="2880" w:hanging="360"/>
+      </w:pPr>
+      <w:rPr>
+        <w:rFonts w:ascii="Symbol" w:hAnsi="Symbol" w:hint="default"/>
+      </w:rPr>
+    </w:lvl>
+    <w:lvl w:ilvl="4" w:tplc="04090003" w:tentative="1">
+      <w:start w:val="1"/>
+      <w:numFmt w:val="bullet"/>
+      <w:lvlText w:val="o"/>
+      <w:lvlJc w:val="left"/>
+      <w:pPr>
+        <w:ind w:left="3600" w:hanging="360"/>
+      </w:pPr>
+      <w:rPr>
+        <w:rFonts w:ascii="Courier New" w:hAnsi="Courier New" w:cs="Courier New" w:hint="default"/>
+      </w:rPr>
+    </w:lvl>
+    <w:lvl w:ilvl="5" w:tplc="04090005" w:tentative="1">
+      <w:start w:val="1"/>
+      <w:numFmt w:val="bullet"/>
+      <w:lvlText w:val=""/>
+      <w:lvlJc w:val="left"/>
+      <w:pPr>
+        <w:ind w:left="4320" w:hanging="360"/>
+      </w:pPr>
+      <w:rPr>
+        <w:rFonts w:ascii="Wingdings" w:hAnsi="Wingdings" w:hint="default"/>
+      </w:rPr>
+    </w:lvl>
+    <w:lvl w:ilvl="6" w:tplc="04090001" w:tentative="1">
+      <w:start w:val="1"/>
+      <w:numFmt w:val="bullet"/>
+      <w:lvlText w:val=""/>
+      <w:lvlJc w:val="left"/>
+      <w:pPr>
+        <w:ind w:left="5040" w:hanging="360"/>
+      </w:pPr>
+      <w:rPr>
+        <w:rFonts w:ascii="Symbol" w:hAnsi="Symbol" w:hint="default"/>
+      </w:rPr>
+    </w:lvl>
+    <w:lvl w:ilvl="7" w:tplc="04090003" w:tentative="1">
+      <w:start w:val="1"/>
+      <w:numFmt w:val="bullet"/>
+      <w:lvlText w:val="o"/>
+      <w:lvlJc w:val="left"/>
+      <w:pPr>
+        <w:ind w:left="5760" w:hanging="360"/>
+      </w:pPr>
+      <w:rPr>
+        <w:rFonts w:ascii="Courier New" w:hAnsi="Courier New" w:cs="Courier New" w:hint="default"/>
+      </w:rPr>
+    </w:lvl>
+    <w:lvl w:ilvl="8" w:tplc="04090005" w:tentative="1">
+      <w:start w:val="1"/>
+      <w:numFmt w:val="bullet"/>
+      <w:lvlText w:val=""/>
+      <w:lvlJc w:val="left"/>
+      <w:pPr>
+        <w:ind w:left="6480" w:hanging="360"/>
+      </w:pPr>
+      <w:rPr>
+        <w:rFonts w:ascii="Wingdings" w:hAnsi="Wingdings" w:hint="default"/>
+      </w:rPr>
+    </w:lvl>
+  </w:abstractNum>
+  <w:abstractNum w:abstractNumId="12" w15:restartNumberingAfterBreak="0">
     <w:nsid w:val="27A358CE"/>
     <w:multiLevelType w:val="hybridMultilevel"/>
     <w:tmpl w:val="1E6A1028"/>
@@ -4086,7 +4083,96 @@
       </w:rPr>
     </w:lvl>
   </w:abstractNum>
-  <w:abstractNum w:abstractNumId="9" w15:restartNumberingAfterBreak="0">
+  <w:abstractNum w:abstractNumId="13" w15:restartNumberingAfterBreak="0">
+    <w:nsid w:val="31105F20"/>
+    <w:multiLevelType w:val="hybridMultilevel"/>
+    <w:tmpl w:val="4B56A91C"/>
+    <w:lvl w:ilvl="0" w:tplc="0F8837B4">
+      <w:start w:val="5"/>
+      <w:numFmt w:val="decimal"/>
+      <w:lvlText w:val="%1."/>
+      <w:lvlJc w:val="left"/>
+      <w:pPr>
+        <w:ind w:left="360" w:hanging="360"/>
+      </w:pPr>
+      <w:rPr>
+        <w:rFonts w:hint="default"/>
+      </w:rPr>
+    </w:lvl>
+    <w:lvl w:ilvl="1" w:tplc="04090019" w:tentative="1">
+      <w:start w:val="1"/>
+      <w:numFmt w:val="lowerLetter"/>
+      <w:lvlText w:val="%2."/>
+      <w:lvlJc w:val="left"/>
+      <w:pPr>
+        <w:ind w:left="1440" w:hanging="360"/>
+      </w:pPr>
+    </w:lvl>
+    <w:lvl w:ilvl="2" w:tplc="0409001B" w:tentative="1">
+      <w:start w:val="1"/>
+      <w:numFmt w:val="lowerRoman"/>
+      <w:lvlText w:val="%3."/>
+      <w:lvlJc w:val="right"/>
+      <w:pPr>
+        <w:ind w:left="2160" w:hanging="180"/>
+      </w:pPr>
+    </w:lvl>
+    <w:lvl w:ilvl="3" w:tplc="0409000F" w:tentative="1">
+      <w:start w:val="1"/>
+      <w:numFmt w:val="decimal"/>
+      <w:lvlText w:val="%4."/>
+      <w:lvlJc w:val="left"/>
+      <w:pPr>
+        <w:ind w:left="2880" w:hanging="360"/>
+      </w:pPr>
+    </w:lvl>
+    <w:lvl w:ilvl="4" w:tplc="04090019" w:tentative="1">
+      <w:start w:val="1"/>
+      <w:numFmt w:val="lowerLetter"/>
+      <w:lvlText w:val="%5."/>
+      <w:lvlJc w:val="left"/>
+      <w:pPr>
+        <w:ind w:left="3600" w:hanging="360"/>
+      </w:pPr>
+    </w:lvl>
+    <w:lvl w:ilvl="5" w:tplc="0409001B" w:tentative="1">
+      <w:start w:val="1"/>
+      <w:numFmt w:val="lowerRoman"/>
+      <w:lvlText w:val="%6."/>
+      <w:lvlJc w:val="right"/>
+      <w:pPr>
+        <w:ind w:left="4320" w:hanging="180"/>
+      </w:pPr>
+    </w:lvl>
+    <w:lvl w:ilvl="6" w:tplc="0409000F" w:tentative="1">
+      <w:start w:val="1"/>
+      <w:numFmt w:val="decimal"/>
+      <w:lvlText w:val="%7."/>
+      <w:lvlJc w:val="left"/>
+      <w:pPr>
+        <w:ind w:left="5040" w:hanging="360"/>
+      </w:pPr>
+    </w:lvl>
+    <w:lvl w:ilvl="7" w:tplc="04090019" w:tentative="1">
+      <w:start w:val="1"/>
+      <w:numFmt w:val="lowerLetter"/>
+      <w:lvlText w:val="%8."/>
+      <w:lvlJc w:val="left"/>
+      <w:pPr>
+        <w:ind w:left="5760" w:hanging="360"/>
+      </w:pPr>
+    </w:lvl>
+    <w:lvl w:ilvl="8" w:tplc="0409001B" w:tentative="1">
+      <w:start w:val="1"/>
+      <w:numFmt w:val="lowerRoman"/>
+      <w:lvlText w:val="%9."/>
+      <w:lvlJc w:val="right"/>
+      <w:pPr>
+        <w:ind w:left="6480" w:hanging="180"/>
+      </w:pPr>
+    </w:lvl>
+  </w:abstractNum>
+  <w:abstractNum w:abstractNumId="14" w15:restartNumberingAfterBreak="0">
     <w:nsid w:val="325A6922"/>
     <w:multiLevelType w:val="hybridMultilevel"/>
     <w:tmpl w:val="F7E4A5EC"/>
@@ -4199,7 +4285,120 @@
       </w:rPr>
     </w:lvl>
   </w:abstractNum>
-  <w:abstractNum w:abstractNumId="10" w15:restartNumberingAfterBreak="0">
+  <w:abstractNum w:abstractNumId="15" w15:restartNumberingAfterBreak="0">
+    <w:nsid w:val="33D66033"/>
+    <w:multiLevelType w:val="hybridMultilevel"/>
+    <w:tmpl w:val="D4F43B3E"/>
+    <w:lvl w:ilvl="0" w:tplc="04090001">
+      <w:start w:val="1"/>
+      <w:numFmt w:val="bullet"/>
+      <w:lvlText w:val=""/>
+      <w:lvlJc w:val="left"/>
+      <w:pPr>
+        <w:ind w:left="360" w:hanging="360"/>
+      </w:pPr>
+      <w:rPr>
+        <w:rFonts w:ascii="Symbol" w:hAnsi="Symbol" w:hint="default"/>
+      </w:rPr>
+    </w:lvl>
+    <w:lvl w:ilvl="1" w:tplc="04090003" w:tentative="1">
+      <w:start w:val="1"/>
+      <w:numFmt w:val="bullet"/>
+      <w:lvlText w:val="o"/>
+      <w:lvlJc w:val="left"/>
+      <w:pPr>
+        <w:ind w:left="1080" w:hanging="360"/>
+      </w:pPr>
+      <w:rPr>
+        <w:rFonts w:ascii="Courier New" w:hAnsi="Courier New" w:cs="Courier New" w:hint="default"/>
+      </w:rPr>
+    </w:lvl>
+    <w:lvl w:ilvl="2" w:tplc="04090005" w:tentative="1">
+      <w:start w:val="1"/>
+      <w:numFmt w:val="bullet"/>
+      <w:lvlText w:val=""/>
+      <w:lvlJc w:val="left"/>
+      <w:pPr>
+        <w:ind w:left="1800" w:hanging="360"/>
+      </w:pPr>
+      <w:rPr>
+        <w:rFonts w:ascii="Wingdings" w:hAnsi="Wingdings" w:hint="default"/>
+      </w:rPr>
+    </w:lvl>
+    <w:lvl w:ilvl="3" w:tplc="04090001" w:tentative="1">
+      <w:start w:val="1"/>
+      <w:numFmt w:val="bullet"/>
+      <w:lvlText w:val=""/>
+      <w:lvlJc w:val="left"/>
+      <w:pPr>
+        <w:ind w:left="2520" w:hanging="360"/>
+      </w:pPr>
+      <w:rPr>
+        <w:rFonts w:ascii="Symbol" w:hAnsi="Symbol" w:hint="default"/>
+      </w:rPr>
+    </w:lvl>
+    <w:lvl w:ilvl="4" w:tplc="04090003" w:tentative="1">
+      <w:start w:val="1"/>
+      <w:numFmt w:val="bullet"/>
+      <w:lvlText w:val="o"/>
+      <w:lvlJc w:val="left"/>
+      <w:pPr>
+        <w:ind w:left="3240" w:hanging="360"/>
+      </w:pPr>
+      <w:rPr>
+        <w:rFonts w:ascii="Courier New" w:hAnsi="Courier New" w:cs="Courier New" w:hint="default"/>
+      </w:rPr>
+    </w:lvl>
+    <w:lvl w:ilvl="5" w:tplc="04090005" w:tentative="1">
+      <w:start w:val="1"/>
+      <w:numFmt w:val="bullet"/>
+      <w:lvlText w:val=""/>
+      <w:lvlJc w:val="left"/>
+      <w:pPr>
+        <w:ind w:left="3960" w:hanging="360"/>
+      </w:pPr>
+      <w:rPr>
+        <w:rFonts w:ascii="Wingdings" w:hAnsi="Wingdings" w:hint="default"/>
+      </w:rPr>
+    </w:lvl>
+    <w:lvl w:ilvl="6" w:tplc="04090001" w:tentative="1">
+      <w:start w:val="1"/>
+      <w:numFmt w:val="bullet"/>
+      <w:lvlText w:val=""/>
+      <w:lvlJc w:val="left"/>
+      <w:pPr>
+        <w:ind w:left="4680" w:hanging="360"/>
+      </w:pPr>
+      <w:rPr>
+        <w:rFonts w:ascii="Symbol" w:hAnsi="Symbol" w:hint="default"/>
+      </w:rPr>
+    </w:lvl>
+    <w:lvl w:ilvl="7" w:tplc="04090003" w:tentative="1">
+      <w:start w:val="1"/>
+      <w:numFmt w:val="bullet"/>
+      <w:lvlText w:val="o"/>
+      <w:lvlJc w:val="left"/>
+      <w:pPr>
+        <w:ind w:left="5400" w:hanging="360"/>
+      </w:pPr>
+      <w:rPr>
+        <w:rFonts w:ascii="Courier New" w:hAnsi="Courier New" w:cs="Courier New" w:hint="default"/>
+      </w:rPr>
+    </w:lvl>
+    <w:lvl w:ilvl="8" w:tplc="04090005" w:tentative="1">
+      <w:start w:val="1"/>
+      <w:numFmt w:val="bullet"/>
+      <w:lvlText w:val=""/>
+      <w:lvlJc w:val="left"/>
+      <w:pPr>
+        <w:ind w:left="6120" w:hanging="360"/>
+      </w:pPr>
+      <w:rPr>
+        <w:rFonts w:ascii="Wingdings" w:hAnsi="Wingdings" w:hint="default"/>
+      </w:rPr>
+    </w:lvl>
+  </w:abstractNum>
+  <w:abstractNum w:abstractNumId="16" w15:restartNumberingAfterBreak="0">
     <w:nsid w:val="3A482016"/>
     <w:multiLevelType w:val="hybridMultilevel"/>
     <w:tmpl w:val="D6BA5370"/>
@@ -4312,7 +4511,120 @@
       </w:rPr>
     </w:lvl>
   </w:abstractNum>
-  <w:abstractNum w:abstractNumId="11" w15:restartNumberingAfterBreak="0">
+  <w:abstractNum w:abstractNumId="17" w15:restartNumberingAfterBreak="0">
+    <w:nsid w:val="3E3A0A35"/>
+    <w:multiLevelType w:val="hybridMultilevel"/>
+    <w:tmpl w:val="566CE47A"/>
+    <w:lvl w:ilvl="0" w:tplc="04090001">
+      <w:start w:val="1"/>
+      <w:numFmt w:val="bullet"/>
+      <w:lvlText w:val=""/>
+      <w:lvlJc w:val="left"/>
+      <w:pPr>
+        <w:ind w:left="360" w:hanging="360"/>
+      </w:pPr>
+      <w:rPr>
+        <w:rFonts w:ascii="Symbol" w:hAnsi="Symbol" w:hint="default"/>
+      </w:rPr>
+    </w:lvl>
+    <w:lvl w:ilvl="1" w:tplc="04090003" w:tentative="1">
+      <w:start w:val="1"/>
+      <w:numFmt w:val="bullet"/>
+      <w:lvlText w:val="o"/>
+      <w:lvlJc w:val="left"/>
+      <w:pPr>
+        <w:ind w:left="720" w:hanging="360"/>
+      </w:pPr>
+      <w:rPr>
+        <w:rFonts w:ascii="Courier New" w:hAnsi="Courier New" w:cs="Courier New" w:hint="default"/>
+      </w:rPr>
+    </w:lvl>
+    <w:lvl w:ilvl="2" w:tplc="04090005" w:tentative="1">
+      <w:start w:val="1"/>
+      <w:numFmt w:val="bullet"/>
+      <w:lvlText w:val=""/>
+      <w:lvlJc w:val="left"/>
+      <w:pPr>
+        <w:ind w:left="1440" w:hanging="360"/>
+      </w:pPr>
+      <w:rPr>
+        <w:rFonts w:ascii="Wingdings" w:hAnsi="Wingdings" w:hint="default"/>
+      </w:rPr>
+    </w:lvl>
+    <w:lvl w:ilvl="3" w:tplc="04090001" w:tentative="1">
+      <w:start w:val="1"/>
+      <w:numFmt w:val="bullet"/>
+      <w:lvlText w:val=""/>
+      <w:lvlJc w:val="left"/>
+      <w:pPr>
+        <w:ind w:left="2160" w:hanging="360"/>
+      </w:pPr>
+      <w:rPr>
+        <w:rFonts w:ascii="Symbol" w:hAnsi="Symbol" w:hint="default"/>
+      </w:rPr>
+    </w:lvl>
+    <w:lvl w:ilvl="4" w:tplc="04090003" w:tentative="1">
+      <w:start w:val="1"/>
+      <w:numFmt w:val="bullet"/>
+      <w:lvlText w:val="o"/>
+      <w:lvlJc w:val="left"/>
+      <w:pPr>
+        <w:ind w:left="2880" w:hanging="360"/>
+      </w:pPr>
+      <w:rPr>
+        <w:rFonts w:ascii="Courier New" w:hAnsi="Courier New" w:cs="Courier New" w:hint="default"/>
+      </w:rPr>
+    </w:lvl>
+    <w:lvl w:ilvl="5" w:tplc="04090005" w:tentative="1">
+      <w:start w:val="1"/>
+      <w:numFmt w:val="bullet"/>
+      <w:lvlText w:val=""/>
+      <w:lvlJc w:val="left"/>
+      <w:pPr>
+        <w:ind w:left="3600" w:hanging="360"/>
+      </w:pPr>
+      <w:rPr>
+        <w:rFonts w:ascii="Wingdings" w:hAnsi="Wingdings" w:hint="default"/>
+      </w:rPr>
+    </w:lvl>
+    <w:lvl w:ilvl="6" w:tplc="04090001" w:tentative="1">
+      <w:start w:val="1"/>
+      <w:numFmt w:val="bullet"/>
+      <w:lvlText w:val=""/>
+      <w:lvlJc w:val="left"/>
+      <w:pPr>
+        <w:ind w:left="4320" w:hanging="360"/>
+      </w:pPr>
+      <w:rPr>
+        <w:rFonts w:ascii="Symbol" w:hAnsi="Symbol" w:hint="default"/>
+      </w:rPr>
+    </w:lvl>
+    <w:lvl w:ilvl="7" w:tplc="04090003" w:tentative="1">
+      <w:start w:val="1"/>
+      <w:numFmt w:val="bullet"/>
+      <w:lvlText w:val="o"/>
+      <w:lvlJc w:val="left"/>
+      <w:pPr>
+        <w:ind w:left="5040" w:hanging="360"/>
+      </w:pPr>
+      <w:rPr>
+        <w:rFonts w:ascii="Courier New" w:hAnsi="Courier New" w:cs="Courier New" w:hint="default"/>
+      </w:rPr>
+    </w:lvl>
+    <w:lvl w:ilvl="8" w:tplc="04090005" w:tentative="1">
+      <w:start w:val="1"/>
+      <w:numFmt w:val="bullet"/>
+      <w:lvlText w:val=""/>
+      <w:lvlJc w:val="left"/>
+      <w:pPr>
+        <w:ind w:left="5760" w:hanging="360"/>
+      </w:pPr>
+      <w:rPr>
+        <w:rFonts w:ascii="Wingdings" w:hAnsi="Wingdings" w:hint="default"/>
+      </w:rPr>
+    </w:lvl>
+  </w:abstractNum>
+  <w:abstractNum w:abstractNumId="18" w15:restartNumberingAfterBreak="0">
     <w:nsid w:val="3E9B79D7"/>
     <w:multiLevelType w:val="multilevel"/>
     <w:tmpl w:val="DA2A30CA"/>
@@ -4425,7 +4737,7 @@
       </w:pPr>
     </w:lvl>
   </w:abstractNum>
-  <w:abstractNum w:abstractNumId="12" w15:restartNumberingAfterBreak="0">
+  <w:abstractNum w:abstractNumId="19" w15:restartNumberingAfterBreak="0">
     <w:nsid w:val="40C74272"/>
     <w:multiLevelType w:val="hybridMultilevel"/>
     <w:tmpl w:val="F006B36C"/>
@@ -4538,7 +4850,7 @@
       </w:rPr>
     </w:lvl>
   </w:abstractNum>
-  <w:abstractNum w:abstractNumId="13" w15:restartNumberingAfterBreak="0">
+  <w:abstractNum w:abstractNumId="20" w15:restartNumberingAfterBreak="0">
     <w:nsid w:val="456D1DB2"/>
     <w:multiLevelType w:val="hybridMultilevel"/>
     <w:tmpl w:val="B74C72A6"/>
@@ -4651,7 +4963,120 @@
       </w:rPr>
     </w:lvl>
   </w:abstractNum>
-  <w:abstractNum w:abstractNumId="14" w15:restartNumberingAfterBreak="0">
+  <w:abstractNum w:abstractNumId="21" w15:restartNumberingAfterBreak="0">
+    <w:nsid w:val="4673710D"/>
+    <w:multiLevelType w:val="hybridMultilevel"/>
+    <w:tmpl w:val="A5B00192"/>
+    <w:lvl w:ilvl="0" w:tplc="04090001">
+      <w:start w:val="1"/>
+      <w:numFmt w:val="bullet"/>
+      <w:lvlText w:val=""/>
+      <w:lvlJc w:val="left"/>
+      <w:pPr>
+        <w:ind w:left="720" w:hanging="360"/>
+      </w:pPr>
+      <w:rPr>
+        <w:rFonts w:ascii="Symbol" w:hAnsi="Symbol" w:hint="default"/>
+      </w:rPr>
+    </w:lvl>
+    <w:lvl w:ilvl="1" w:tplc="04090003" w:tentative="1">
+      <w:start w:val="1"/>
+      <w:numFmt w:val="bullet"/>
+      <w:lvlText w:val="o"/>
+      <w:lvlJc w:val="left"/>
+      <w:pPr>
+        <w:ind w:left="1440" w:hanging="360"/>
+      </w:pPr>
+      <w:rPr>
+        <w:rFonts w:ascii="Courier New" w:hAnsi="Courier New" w:cs="Courier New" w:hint="default"/>
+      </w:rPr>
+    </w:lvl>
+    <w:lvl w:ilvl="2" w:tplc="04090005" w:tentative="1">
+      <w:start w:val="1"/>
+      <w:numFmt w:val="bullet"/>
+      <w:lvlText w:val=""/>
+      <w:lvlJc w:val="left"/>
+      <w:pPr>
+        <w:ind w:left="2160" w:hanging="360"/>
+      </w:pPr>
+      <w:rPr>
+        <w:rFonts w:ascii="Wingdings" w:hAnsi="Wingdings" w:hint="default"/>
+      </w:rPr>
+    </w:lvl>
+    <w:lvl w:ilvl="3" w:tplc="04090001" w:tentative="1">
+      <w:start w:val="1"/>
+      <w:numFmt w:val="bullet"/>
+      <w:lvlText w:val=""/>
+      <w:lvlJc w:val="left"/>
+      <w:pPr>
+        <w:ind w:left="2880" w:hanging="360"/>
+      </w:pPr>
+      <w:rPr>
+        <w:rFonts w:ascii="Symbol" w:hAnsi="Symbol" w:hint="default"/>
+      </w:rPr>
+    </w:lvl>
+    <w:lvl w:ilvl="4" w:tplc="04090003" w:tentative="1">
+      <w:start w:val="1"/>
+      <w:numFmt w:val="bullet"/>
+      <w:lvlText w:val="o"/>
+      <w:lvlJc w:val="left"/>
+      <w:pPr>
+        <w:ind w:left="3600" w:hanging="360"/>
+      </w:pPr>
+      <w:rPr>
+        <w:rFonts w:ascii="Courier New" w:hAnsi="Courier New" w:cs="Courier New" w:hint="default"/>
+      </w:rPr>
+    </w:lvl>
+    <w:lvl w:ilvl="5" w:tplc="04090005" w:tentative="1">
+      <w:start w:val="1"/>
+      <w:numFmt w:val="bullet"/>
+      <w:lvlText w:val=""/>
+      <w:lvlJc w:val="left"/>
+      <w:pPr>
+        <w:ind w:left="4320" w:hanging="360"/>
+      </w:pPr>
+      <w:rPr>
+        <w:rFonts w:ascii="Wingdings" w:hAnsi="Wingdings" w:hint="default"/>
+      </w:rPr>
+    </w:lvl>
+    <w:lvl w:ilvl="6" w:tplc="04090001" w:tentative="1">
+      <w:start w:val="1"/>
+      <w:numFmt w:val="bullet"/>
+      <w:lvlText w:val=""/>
+      <w:lvlJc w:val="left"/>
+      <w:pPr>
+        <w:ind w:left="5040" w:hanging="360"/>
+      </w:pPr>
+      <w:rPr>
+        <w:rFonts w:ascii="Symbol" w:hAnsi="Symbol" w:hint="default"/>
+      </w:rPr>
+    </w:lvl>
+    <w:lvl w:ilvl="7" w:tplc="04090003" w:tentative="1">
+      <w:start w:val="1"/>
+      <w:numFmt w:val="bullet"/>
+      <w:lvlText w:val="o"/>
+      <w:lvlJc w:val="left"/>
+      <w:pPr>
+        <w:ind w:left="5760" w:hanging="360"/>
+      </w:pPr>
+      <w:rPr>
+        <w:rFonts w:ascii="Courier New" w:hAnsi="Courier New" w:cs="Courier New" w:hint="default"/>
+      </w:rPr>
+    </w:lvl>
+    <w:lvl w:ilvl="8" w:tplc="04090005" w:tentative="1">
+      <w:start w:val="1"/>
+      <w:numFmt w:val="bullet"/>
+      <w:lvlText w:val=""/>
+      <w:lvlJc w:val="left"/>
+      <w:pPr>
+        <w:ind w:left="6480" w:hanging="360"/>
+      </w:pPr>
+      <w:rPr>
+        <w:rFonts w:ascii="Wingdings" w:hAnsi="Wingdings" w:hint="default"/>
+      </w:rPr>
+    </w:lvl>
+  </w:abstractNum>
+  <w:abstractNum w:abstractNumId="22" w15:restartNumberingAfterBreak="0">
     <w:nsid w:val="4CFA6580"/>
     <w:multiLevelType w:val="hybridMultilevel"/>
     <w:tmpl w:val="4094CB6C"/>
@@ -4737,7 +5162,7 @@
       </w:pPr>
     </w:lvl>
   </w:abstractNum>
-  <w:abstractNum w:abstractNumId="15" w15:restartNumberingAfterBreak="0">
+  <w:abstractNum w:abstractNumId="23" w15:restartNumberingAfterBreak="0">
     <w:nsid w:val="51032A75"/>
     <w:multiLevelType w:val="hybridMultilevel"/>
     <w:tmpl w:val="11D6A7E6"/>
@@ -4850,7 +5275,7 @@
       </w:rPr>
     </w:lvl>
   </w:abstractNum>
-  <w:abstractNum w:abstractNumId="16" w15:restartNumberingAfterBreak="0">
+  <w:abstractNum w:abstractNumId="24" w15:restartNumberingAfterBreak="0">
     <w:nsid w:val="55AC6E89"/>
     <w:multiLevelType w:val="hybridMultilevel"/>
     <w:tmpl w:val="74A8D5A8"/>
@@ -4939,7 +5364,120 @@
       </w:pPr>
     </w:lvl>
   </w:abstractNum>
-  <w:abstractNum w:abstractNumId="17" w15:restartNumberingAfterBreak="0">
+  <w:abstractNum w:abstractNumId="25" w15:restartNumberingAfterBreak="0">
+    <w:nsid w:val="58CD70EE"/>
+    <w:multiLevelType w:val="hybridMultilevel"/>
+    <w:tmpl w:val="5FB2BAB0"/>
+    <w:lvl w:ilvl="0" w:tplc="04090001">
+      <w:start w:val="1"/>
+      <w:numFmt w:val="bullet"/>
+      <w:lvlText w:val=""/>
+      <w:lvlJc w:val="left"/>
+      <w:pPr>
+        <w:ind w:left="785" w:hanging="360"/>
+      </w:pPr>
+      <w:rPr>
+        <w:rFonts w:ascii="Symbol" w:hAnsi="Symbol" w:hint="default"/>
+      </w:rPr>
+    </w:lvl>
+    <w:lvl w:ilvl="1" w:tplc="04090003" w:tentative="1">
+      <w:start w:val="1"/>
+      <w:numFmt w:val="bullet"/>
+      <w:lvlText w:val="o"/>
+      <w:lvlJc w:val="left"/>
+      <w:pPr>
+        <w:ind w:left="1505" w:hanging="360"/>
+      </w:pPr>
+      <w:rPr>
+        <w:rFonts w:ascii="Courier New" w:hAnsi="Courier New" w:cs="Courier New" w:hint="default"/>
+      </w:rPr>
+    </w:lvl>
+    <w:lvl w:ilvl="2" w:tplc="04090005" w:tentative="1">
+      <w:start w:val="1"/>
+      <w:numFmt w:val="bullet"/>
+      <w:lvlText w:val=""/>
+      <w:lvlJc w:val="left"/>
+      <w:pPr>
+        <w:ind w:left="2225" w:hanging="360"/>
+      </w:pPr>
+      <w:rPr>
+        <w:rFonts w:ascii="Wingdings" w:hAnsi="Wingdings" w:hint="default"/>
+      </w:rPr>
+    </w:lvl>
+    <w:lvl w:ilvl="3" w:tplc="04090001" w:tentative="1">
+      <w:start w:val="1"/>
+      <w:numFmt w:val="bullet"/>
+      <w:lvlText w:val=""/>
+      <w:lvlJc w:val="left"/>
+      <w:pPr>
+        <w:ind w:left="2945" w:hanging="360"/>
+      </w:pPr>
+      <w:rPr>
+        <w:rFonts w:ascii="Symbol" w:hAnsi="Symbol" w:hint="default"/>
+      </w:rPr>
+    </w:lvl>
+    <w:lvl w:ilvl="4" w:tplc="04090003" w:tentative="1">
+      <w:start w:val="1"/>
+      <w:numFmt w:val="bullet"/>
+      <w:lvlText w:val="o"/>
+      <w:lvlJc w:val="left"/>
+      <w:pPr>
+        <w:ind w:left="3665" w:hanging="360"/>
+      </w:pPr>
+      <w:rPr>
+        <w:rFonts w:ascii="Courier New" w:hAnsi="Courier New" w:cs="Courier New" w:hint="default"/>
+      </w:rPr>
+    </w:lvl>
+    <w:lvl w:ilvl="5" w:tplc="04090005" w:tentative="1">
+      <w:start w:val="1"/>
+      <w:numFmt w:val="bullet"/>
+      <w:lvlText w:val=""/>
+      <w:lvlJc w:val="left"/>
+      <w:pPr>
+        <w:ind w:left="4385" w:hanging="360"/>
+      </w:pPr>
+      <w:rPr>
+        <w:rFonts w:ascii="Wingdings" w:hAnsi="Wingdings" w:hint="default"/>
+      </w:rPr>
+    </w:lvl>
+    <w:lvl w:ilvl="6" w:tplc="04090001" w:tentative="1">
+      <w:start w:val="1"/>
+      <w:numFmt w:val="bullet"/>
+      <w:lvlText w:val=""/>
+      <w:lvlJc w:val="left"/>
+      <w:pPr>
+        <w:ind w:left="5105" w:hanging="360"/>
+      </w:pPr>
+      <w:rPr>
+        <w:rFonts w:ascii="Symbol" w:hAnsi="Symbol" w:hint="default"/>
+      </w:rPr>
+    </w:lvl>
+    <w:lvl w:ilvl="7" w:tplc="04090003" w:tentative="1">
+      <w:start w:val="1"/>
+      <w:numFmt w:val="bullet"/>
+      <w:lvlText w:val="o"/>
+      <w:lvlJc w:val="left"/>
+      <w:pPr>
+        <w:ind w:left="5825" w:hanging="360"/>
+      </w:pPr>
+      <w:rPr>
+        <w:rFonts w:ascii="Courier New" w:hAnsi="Courier New" w:cs="Courier New" w:hint="default"/>
+      </w:rPr>
+    </w:lvl>
+    <w:lvl w:ilvl="8" w:tplc="04090005" w:tentative="1">
+      <w:start w:val="1"/>
+      <w:numFmt w:val="bullet"/>
+      <w:lvlText w:val=""/>
+      <w:lvlJc w:val="left"/>
+      <w:pPr>
+        <w:ind w:left="6545" w:hanging="360"/>
+      </w:pPr>
+      <w:rPr>
+        <w:rFonts w:ascii="Wingdings" w:hAnsi="Wingdings" w:hint="default"/>
+      </w:rPr>
+    </w:lvl>
+  </w:abstractNum>
+  <w:abstractNum w:abstractNumId="26" w15:restartNumberingAfterBreak="0">
     <w:nsid w:val="5D8A34B6"/>
     <w:multiLevelType w:val="multilevel"/>
     <w:tmpl w:val="CB54F24E"/>
@@ -5039,7 +5577,7 @@
       </w:pPr>
     </w:lvl>
   </w:abstractNum>
-  <w:abstractNum w:abstractNumId="18" w15:restartNumberingAfterBreak="0">
+  <w:abstractNum w:abstractNumId="27" w15:restartNumberingAfterBreak="0">
     <w:nsid w:val="5F767253"/>
     <w:multiLevelType w:val="hybridMultilevel"/>
     <w:tmpl w:val="5AD63954"/>
@@ -5128,7 +5666,7 @@
       </w:pPr>
     </w:lvl>
   </w:abstractNum>
-  <w:abstractNum w:abstractNumId="19" w15:restartNumberingAfterBreak="0">
+  <w:abstractNum w:abstractNumId="28" w15:restartNumberingAfterBreak="0">
     <w:nsid w:val="64E8667B"/>
     <w:multiLevelType w:val="hybridMultilevel"/>
     <w:tmpl w:val="21CC16B6"/>
@@ -5217,7 +5755,120 @@
       </w:pPr>
     </w:lvl>
   </w:abstractNum>
-  <w:abstractNum w:abstractNumId="20" w15:restartNumberingAfterBreak="0">
+  <w:abstractNum w:abstractNumId="29" w15:restartNumberingAfterBreak="0">
+    <w:nsid w:val="65BE7612"/>
+    <w:multiLevelType w:val="hybridMultilevel"/>
+    <w:tmpl w:val="A8E83B28"/>
+    <w:lvl w:ilvl="0" w:tplc="04090001">
+      <w:start w:val="1"/>
+      <w:numFmt w:val="bullet"/>
+      <w:lvlText w:val=""/>
+      <w:lvlJc w:val="left"/>
+      <w:pPr>
+        <w:ind w:left="4500" w:hanging="360"/>
+      </w:pPr>
+      <w:rPr>
+        <w:rFonts w:ascii="Symbol" w:hAnsi="Symbol" w:hint="default"/>
+      </w:rPr>
+    </w:lvl>
+    <w:lvl w:ilvl="1" w:tplc="04090003" w:tentative="1">
+      <w:start w:val="1"/>
+      <w:numFmt w:val="bullet"/>
+      <w:lvlText w:val="o"/>
+      <w:lvlJc w:val="left"/>
+      <w:pPr>
+        <w:ind w:left="5220" w:hanging="360"/>
+      </w:pPr>
+      <w:rPr>
+        <w:rFonts w:ascii="Courier New" w:hAnsi="Courier New" w:cs="Courier New" w:hint="default"/>
+      </w:rPr>
+    </w:lvl>
+    <w:lvl w:ilvl="2" w:tplc="04090005" w:tentative="1">
+      <w:start w:val="1"/>
+      <w:numFmt w:val="bullet"/>
+      <w:lvlText w:val=""/>
+      <w:lvlJc w:val="left"/>
+      <w:pPr>
+        <w:ind w:left="5940" w:hanging="360"/>
+      </w:pPr>
+      <w:rPr>
+        <w:rFonts w:ascii="Wingdings" w:hAnsi="Wingdings" w:hint="default"/>
+      </w:rPr>
+    </w:lvl>
+    <w:lvl w:ilvl="3" w:tplc="04090001" w:tentative="1">
+      <w:start w:val="1"/>
+      <w:numFmt w:val="bullet"/>
+      <w:lvlText w:val=""/>
+      <w:lvlJc w:val="left"/>
+      <w:pPr>
+        <w:ind w:left="6660" w:hanging="360"/>
+      </w:pPr>
+      <w:rPr>
+        <w:rFonts w:ascii="Symbol" w:hAnsi="Symbol" w:hint="default"/>
+      </w:rPr>
+    </w:lvl>
+    <w:lvl w:ilvl="4" w:tplc="04090003" w:tentative="1">
+      <w:start w:val="1"/>
+      <w:numFmt w:val="bullet"/>
+      <w:lvlText w:val="o"/>
+      <w:lvlJc w:val="left"/>
+      <w:pPr>
+        <w:ind w:left="7380" w:hanging="360"/>
+      </w:pPr>
+      <w:rPr>
+        <w:rFonts w:ascii="Courier New" w:hAnsi="Courier New" w:cs="Courier New" w:hint="default"/>
+      </w:rPr>
+    </w:lvl>
+    <w:lvl w:ilvl="5" w:tplc="04090005" w:tentative="1">
+      <w:start w:val="1"/>
+      <w:numFmt w:val="bullet"/>
+      <w:lvlText w:val=""/>
+      <w:lvlJc w:val="left"/>
+      <w:pPr>
+        <w:ind w:left="8100" w:hanging="360"/>
+      </w:pPr>
+      <w:rPr>
+        <w:rFonts w:ascii="Wingdings" w:hAnsi="Wingdings" w:hint="default"/>
+      </w:rPr>
+    </w:lvl>
+    <w:lvl w:ilvl="6" w:tplc="04090001" w:tentative="1">
+      <w:start w:val="1"/>
+      <w:numFmt w:val="bullet"/>
+      <w:lvlText w:val=""/>
+      <w:lvlJc w:val="left"/>
+      <w:pPr>
+        <w:ind w:left="8820" w:hanging="360"/>
+      </w:pPr>
+      <w:rPr>
+        <w:rFonts w:ascii="Symbol" w:hAnsi="Symbol" w:hint="default"/>
+      </w:rPr>
+    </w:lvl>
+    <w:lvl w:ilvl="7" w:tplc="04090003" w:tentative="1">
+      <w:start w:val="1"/>
+      <w:numFmt w:val="bullet"/>
+      <w:lvlText w:val="o"/>
+      <w:lvlJc w:val="left"/>
+      <w:pPr>
+        <w:ind w:left="9540" w:hanging="360"/>
+      </w:pPr>
+      <w:rPr>
+        <w:rFonts w:ascii="Courier New" w:hAnsi="Courier New" w:cs="Courier New" w:hint="default"/>
+      </w:rPr>
+    </w:lvl>
+    <w:lvl w:ilvl="8" w:tplc="04090005" w:tentative="1">
+      <w:start w:val="1"/>
+      <w:numFmt w:val="bullet"/>
+      <w:lvlText w:val=""/>
+      <w:lvlJc w:val="left"/>
+      <w:pPr>
+        <w:ind w:left="10260" w:hanging="360"/>
+      </w:pPr>
+      <w:rPr>
+        <w:rFonts w:ascii="Wingdings" w:hAnsi="Wingdings" w:hint="default"/>
+      </w:rPr>
+    </w:lvl>
+  </w:abstractNum>
+  <w:abstractNum w:abstractNumId="30" w15:restartNumberingAfterBreak="0">
     <w:nsid w:val="691A4F70"/>
     <w:multiLevelType w:val="hybridMultilevel"/>
     <w:tmpl w:val="8A124F3A"/>
@@ -5330,7 +5981,120 @@
       </w:rPr>
     </w:lvl>
   </w:abstractNum>
-  <w:abstractNum w:abstractNumId="21" w15:restartNumberingAfterBreak="0">
+  <w:abstractNum w:abstractNumId="31" w15:restartNumberingAfterBreak="0">
+    <w:nsid w:val="694E30A4"/>
+    <w:multiLevelType w:val="hybridMultilevel"/>
+    <w:tmpl w:val="A0C2B688"/>
+    <w:lvl w:ilvl="0" w:tplc="04090001">
+      <w:start w:val="1"/>
+      <w:numFmt w:val="bullet"/>
+      <w:lvlText w:val=""/>
+      <w:lvlJc w:val="left"/>
+      <w:pPr>
+        <w:ind w:left="360" w:hanging="360"/>
+      </w:pPr>
+      <w:rPr>
+        <w:rFonts w:ascii="Symbol" w:hAnsi="Symbol" w:hint="default"/>
+      </w:rPr>
+    </w:lvl>
+    <w:lvl w:ilvl="1" w:tplc="04090003" w:tentative="1">
+      <w:start w:val="1"/>
+      <w:numFmt w:val="bullet"/>
+      <w:lvlText w:val="o"/>
+      <w:lvlJc w:val="left"/>
+      <w:pPr>
+        <w:ind w:left="1080" w:hanging="360"/>
+      </w:pPr>
+      <w:rPr>
+        <w:rFonts w:ascii="Courier New" w:hAnsi="Courier New" w:cs="Courier New" w:hint="default"/>
+      </w:rPr>
+    </w:lvl>
+    <w:lvl w:ilvl="2" w:tplc="04090005" w:tentative="1">
+      <w:start w:val="1"/>
+      <w:numFmt w:val="bullet"/>
+      <w:lvlText w:val=""/>
+      <w:lvlJc w:val="left"/>
+      <w:pPr>
+        <w:ind w:left="1800" w:hanging="360"/>
+      </w:pPr>
+      <w:rPr>
+        <w:rFonts w:ascii="Wingdings" w:hAnsi="Wingdings" w:hint="default"/>
+      </w:rPr>
+    </w:lvl>
+    <w:lvl w:ilvl="3" w:tplc="04090001" w:tentative="1">
+      <w:start w:val="1"/>
+      <w:numFmt w:val="bullet"/>
+      <w:lvlText w:val=""/>
+      <w:lvlJc w:val="left"/>
+      <w:pPr>
+        <w:ind w:left="2520" w:hanging="360"/>
+      </w:pPr>
+      <w:rPr>
+        <w:rFonts w:ascii="Symbol" w:hAnsi="Symbol" w:hint="default"/>
+      </w:rPr>
+    </w:lvl>
+    <w:lvl w:ilvl="4" w:tplc="04090003" w:tentative="1">
+      <w:start w:val="1"/>
+      <w:numFmt w:val="bullet"/>
+      <w:lvlText w:val="o"/>
+      <w:lvlJc w:val="left"/>
+      <w:pPr>
+        <w:ind w:left="3240" w:hanging="360"/>
+      </w:pPr>
+      <w:rPr>
+        <w:rFonts w:ascii="Courier New" w:hAnsi="Courier New" w:cs="Courier New" w:hint="default"/>
+      </w:rPr>
+    </w:lvl>
+    <w:lvl w:ilvl="5" w:tplc="04090005" w:tentative="1">
+      <w:start w:val="1"/>
+      <w:numFmt w:val="bullet"/>
+      <w:lvlText w:val=""/>
+      <w:lvlJc w:val="left"/>
+      <w:pPr>
+        <w:ind w:left="3960" w:hanging="360"/>
+      </w:pPr>
+      <w:rPr>
+        <w:rFonts w:ascii="Wingdings" w:hAnsi="Wingdings" w:hint="default"/>
+      </w:rPr>
+    </w:lvl>
+    <w:lvl w:ilvl="6" w:tplc="04090001" w:tentative="1">
+      <w:start w:val="1"/>
+      <w:numFmt w:val="bullet"/>
+      <w:lvlText w:val=""/>
+      <w:lvlJc w:val="left"/>
+      <w:pPr>
+        <w:ind w:left="4680" w:hanging="360"/>
+      </w:pPr>
+      <w:rPr>
+        <w:rFonts w:ascii="Symbol" w:hAnsi="Symbol" w:hint="default"/>
+      </w:rPr>
+    </w:lvl>
+    <w:lvl w:ilvl="7" w:tplc="04090003" w:tentative="1">
+      <w:start w:val="1"/>
+      <w:numFmt w:val="bullet"/>
+      <w:lvlText w:val="o"/>
+      <w:lvlJc w:val="left"/>
+      <w:pPr>
+        <w:ind w:left="5400" w:hanging="360"/>
+      </w:pPr>
+      <w:rPr>
+        <w:rFonts w:ascii="Courier New" w:hAnsi="Courier New" w:cs="Courier New" w:hint="default"/>
+      </w:rPr>
+    </w:lvl>
+    <w:lvl w:ilvl="8" w:tplc="04090005" w:tentative="1">
+      <w:start w:val="1"/>
+      <w:numFmt w:val="bullet"/>
+      <w:lvlText w:val=""/>
+      <w:lvlJc w:val="left"/>
+      <w:pPr>
+        <w:ind w:left="6120" w:hanging="360"/>
+      </w:pPr>
+      <w:rPr>
+        <w:rFonts w:ascii="Wingdings" w:hAnsi="Wingdings" w:hint="default"/>
+      </w:rPr>
+    </w:lvl>
+  </w:abstractNum>
+  <w:abstractNum w:abstractNumId="32" w15:restartNumberingAfterBreak="0">
     <w:nsid w:val="6C874C0F"/>
     <w:multiLevelType w:val="hybridMultilevel"/>
     <w:tmpl w:val="5D88801A"/>
@@ -5416,7 +6180,7 @@
       </w:pPr>
     </w:lvl>
   </w:abstractNum>
-  <w:abstractNum w:abstractNumId="22" w15:restartNumberingAfterBreak="0">
+  <w:abstractNum w:abstractNumId="33" w15:restartNumberingAfterBreak="0">
     <w:nsid w:val="6E50309B"/>
     <w:multiLevelType w:val="hybridMultilevel"/>
     <w:tmpl w:val="35C676AE"/>
@@ -5505,7 +6269,7 @@
       </w:pPr>
     </w:lvl>
   </w:abstractNum>
-  <w:abstractNum w:abstractNumId="23" w15:restartNumberingAfterBreak="0">
+  <w:abstractNum w:abstractNumId="34" w15:restartNumberingAfterBreak="0">
     <w:nsid w:val="6F2660F6"/>
     <w:multiLevelType w:val="hybridMultilevel"/>
     <w:tmpl w:val="8FBC8494"/>
@@ -5594,7 +6358,120 @@
       </w:pPr>
     </w:lvl>
   </w:abstractNum>
-  <w:abstractNum w:abstractNumId="24" w15:restartNumberingAfterBreak="0">
+  <w:abstractNum w:abstractNumId="35" w15:restartNumberingAfterBreak="0">
+    <w:nsid w:val="72CC56F3"/>
+    <w:multiLevelType w:val="hybridMultilevel"/>
+    <w:tmpl w:val="D63670FA"/>
+    <w:lvl w:ilvl="0" w:tplc="04090001">
+      <w:start w:val="1"/>
+      <w:numFmt w:val="bullet"/>
+      <w:lvlText w:val=""/>
+      <w:lvlJc w:val="left"/>
+      <w:pPr>
+        <w:ind w:left="360" w:hanging="360"/>
+      </w:pPr>
+      <w:rPr>
+        <w:rFonts w:ascii="Symbol" w:hAnsi="Symbol" w:hint="default"/>
+      </w:rPr>
+    </w:lvl>
+    <w:lvl w:ilvl="1" w:tplc="04090003" w:tentative="1">
+      <w:start w:val="1"/>
+      <w:numFmt w:val="bullet"/>
+      <w:lvlText w:val="o"/>
+      <w:lvlJc w:val="left"/>
+      <w:pPr>
+        <w:ind w:left="1080" w:hanging="360"/>
+      </w:pPr>
+      <w:rPr>
+        <w:rFonts w:ascii="Courier New" w:hAnsi="Courier New" w:cs="Courier New" w:hint="default"/>
+      </w:rPr>
+    </w:lvl>
+    <w:lvl w:ilvl="2" w:tplc="04090005" w:tentative="1">
+      <w:start w:val="1"/>
+      <w:numFmt w:val="bullet"/>
+      <w:lvlText w:val=""/>
+      <w:lvlJc w:val="left"/>
+      <w:pPr>
+        <w:ind w:left="1800" w:hanging="360"/>
+      </w:pPr>
+      <w:rPr>
+        <w:rFonts w:ascii="Wingdings" w:hAnsi="Wingdings" w:hint="default"/>
+      </w:rPr>
+    </w:lvl>
+    <w:lvl w:ilvl="3" w:tplc="04090001" w:tentative="1">
+      <w:start w:val="1"/>
+      <w:numFmt w:val="bullet"/>
+      <w:lvlText w:val=""/>
+      <w:lvlJc w:val="left"/>
+      <w:pPr>
+        <w:ind w:left="2520" w:hanging="360"/>
+      </w:pPr>
+      <w:rPr>
+        <w:rFonts w:ascii="Symbol" w:hAnsi="Symbol" w:hint="default"/>
+      </w:rPr>
+    </w:lvl>
+    <w:lvl w:ilvl="4" w:tplc="04090003" w:tentative="1">
+      <w:start w:val="1"/>
+      <w:numFmt w:val="bullet"/>
+      <w:lvlText w:val="o"/>
+      <w:lvlJc w:val="left"/>
+      <w:pPr>
+        <w:ind w:left="3240" w:hanging="360"/>
+      </w:pPr>
+      <w:rPr>
+        <w:rFonts w:ascii="Courier New" w:hAnsi="Courier New" w:cs="Courier New" w:hint="default"/>
+      </w:rPr>
+    </w:lvl>
+    <w:lvl w:ilvl="5" w:tplc="04090005" w:tentative="1">
+      <w:start w:val="1"/>
+      <w:numFmt w:val="bullet"/>
+      <w:lvlText w:val=""/>
+      <w:lvlJc w:val="left"/>
+      <w:pPr>
+        <w:ind w:left="3960" w:hanging="360"/>
+      </w:pPr>
+      <w:rPr>
+        <w:rFonts w:ascii="Wingdings" w:hAnsi="Wingdings" w:hint="default"/>
+      </w:rPr>
+    </w:lvl>
+    <w:lvl w:ilvl="6" w:tplc="04090001" w:tentative="1">
+      <w:start w:val="1"/>
+      <w:numFmt w:val="bullet"/>
+      <w:lvlText w:val=""/>
+      <w:lvlJc w:val="left"/>
+      <w:pPr>
+        <w:ind w:left="4680" w:hanging="360"/>
+      </w:pPr>
+      <w:rPr>
+        <w:rFonts w:ascii="Symbol" w:hAnsi="Symbol" w:hint="default"/>
+      </w:rPr>
+    </w:lvl>
+    <w:lvl w:ilvl="7" w:tplc="04090003" w:tentative="1">
+      <w:start w:val="1"/>
+      <w:numFmt w:val="bullet"/>
+      <w:lvlText w:val="o"/>
+      <w:lvlJc w:val="left"/>
+      <w:pPr>
+        <w:ind w:left="5400" w:hanging="360"/>
+      </w:pPr>
+      <w:rPr>
+        <w:rFonts w:ascii="Courier New" w:hAnsi="Courier New" w:cs="Courier New" w:hint="default"/>
+      </w:rPr>
+    </w:lvl>
+    <w:lvl w:ilvl="8" w:tplc="04090005" w:tentative="1">
+      <w:start w:val="1"/>
+      <w:numFmt w:val="bullet"/>
+      <w:lvlText w:val=""/>
+      <w:lvlJc w:val="left"/>
+      <w:pPr>
+        <w:ind w:left="6120" w:hanging="360"/>
+      </w:pPr>
+      <w:rPr>
+        <w:rFonts w:ascii="Wingdings" w:hAnsi="Wingdings" w:hint="default"/>
+      </w:rPr>
+    </w:lvl>
+  </w:abstractNum>
+  <w:abstractNum w:abstractNumId="36" w15:restartNumberingAfterBreak="0">
     <w:nsid w:val="744D7303"/>
     <w:multiLevelType w:val="hybridMultilevel"/>
     <w:tmpl w:val="243A497E"/>
@@ -5707,7 +6584,7 @@
       </w:rPr>
     </w:lvl>
   </w:abstractNum>
-  <w:abstractNum w:abstractNumId="25" w15:restartNumberingAfterBreak="0">
+  <w:abstractNum w:abstractNumId="37" w15:restartNumberingAfterBreak="0">
     <w:nsid w:val="774C70CB"/>
     <w:multiLevelType w:val="hybridMultilevel"/>
     <w:tmpl w:val="D52462A8"/>
@@ -5820,7 +6697,120 @@
       </w:rPr>
     </w:lvl>
   </w:abstractNum>
-  <w:abstractNum w:abstractNumId="26" w15:restartNumberingAfterBreak="0">
+  <w:abstractNum w:abstractNumId="38" w15:restartNumberingAfterBreak="0">
+    <w:nsid w:val="7754358A"/>
+    <w:multiLevelType w:val="hybridMultilevel"/>
+    <w:tmpl w:val="B8481554"/>
+    <w:lvl w:ilvl="0" w:tplc="04090001">
+      <w:start w:val="1"/>
+      <w:numFmt w:val="bullet"/>
+      <w:lvlText w:val=""/>
+      <w:lvlJc w:val="left"/>
+      <w:pPr>
+        <w:ind w:left="360" w:hanging="360"/>
+      </w:pPr>
+      <w:rPr>
+        <w:rFonts w:ascii="Symbol" w:hAnsi="Symbol" w:hint="default"/>
+      </w:rPr>
+    </w:lvl>
+    <w:lvl w:ilvl="1" w:tplc="04090003">
+      <w:start w:val="1"/>
+      <w:numFmt w:val="bullet"/>
+      <w:lvlText w:val="o"/>
+      <w:lvlJc w:val="left"/>
+      <w:pPr>
+        <w:ind w:left="643" w:hanging="360"/>
+      </w:pPr>
+      <w:rPr>
+        <w:rFonts w:ascii="Courier New" w:hAnsi="Courier New" w:cs="Courier New" w:hint="default"/>
+      </w:rPr>
+    </w:lvl>
+    <w:lvl w:ilvl="2" w:tplc="04090005" w:tentative="1">
+      <w:start w:val="1"/>
+      <w:numFmt w:val="bullet"/>
+      <w:lvlText w:val=""/>
+      <w:lvlJc w:val="left"/>
+      <w:pPr>
+        <w:ind w:left="1800" w:hanging="360"/>
+      </w:pPr>
+      <w:rPr>
+        <w:rFonts w:ascii="Wingdings" w:hAnsi="Wingdings" w:hint="default"/>
+      </w:rPr>
+    </w:lvl>
+    <w:lvl w:ilvl="3" w:tplc="04090001" w:tentative="1">
+      <w:start w:val="1"/>
+      <w:numFmt w:val="bullet"/>
+      <w:lvlText w:val=""/>
+      <w:lvlJc w:val="left"/>
+      <w:pPr>
+        <w:ind w:left="2520" w:hanging="360"/>
+      </w:pPr>
+      <w:rPr>
+        <w:rFonts w:ascii="Symbol" w:hAnsi="Symbol" w:hint="default"/>
+      </w:rPr>
+    </w:lvl>
+    <w:lvl w:ilvl="4" w:tplc="04090003" w:tentative="1">
+      <w:start w:val="1"/>
+      <w:numFmt w:val="bullet"/>
+      <w:lvlText w:val="o"/>
+      <w:lvlJc w:val="left"/>
+      <w:pPr>
+        <w:ind w:left="3240" w:hanging="360"/>
+      </w:pPr>
+      <w:rPr>
+        <w:rFonts w:ascii="Courier New" w:hAnsi="Courier New" w:cs="Courier New" w:hint="default"/>
+      </w:rPr>
+    </w:lvl>
+    <w:lvl w:ilvl="5" w:tplc="04090005" w:tentative="1">
+      <w:start w:val="1"/>
+      <w:numFmt w:val="bullet"/>
+      <w:lvlText w:val=""/>
+      <w:lvlJc w:val="left"/>
+      <w:pPr>
+        <w:ind w:left="3960" w:hanging="360"/>
+      </w:pPr>
+      <w:rPr>
+        <w:rFonts w:ascii="Wingdings" w:hAnsi="Wingdings" w:hint="default"/>
+      </w:rPr>
+    </w:lvl>
+    <w:lvl w:ilvl="6" w:tplc="04090001" w:tentative="1">
+      <w:start w:val="1"/>
+      <w:numFmt w:val="bullet"/>
+      <w:lvlText w:val=""/>
+      <w:lvlJc w:val="left"/>
+      <w:pPr>
+        <w:ind w:left="4680" w:hanging="360"/>
+      </w:pPr>
+      <w:rPr>
+        <w:rFonts w:ascii="Symbol" w:hAnsi="Symbol" w:hint="default"/>
+      </w:rPr>
+    </w:lvl>
+    <w:lvl w:ilvl="7" w:tplc="04090003" w:tentative="1">
+      <w:start w:val="1"/>
+      <w:numFmt w:val="bullet"/>
+      <w:lvlText w:val="o"/>
+      <w:lvlJc w:val="left"/>
+      <w:pPr>
+        <w:ind w:left="5400" w:hanging="360"/>
+      </w:pPr>
+      <w:rPr>
+        <w:rFonts w:ascii="Courier New" w:hAnsi="Courier New" w:cs="Courier New" w:hint="default"/>
+      </w:rPr>
+    </w:lvl>
+    <w:lvl w:ilvl="8" w:tplc="04090005" w:tentative="1">
+      <w:start w:val="1"/>
+      <w:numFmt w:val="bullet"/>
+      <w:lvlText w:val=""/>
+      <w:lvlJc w:val="left"/>
+      <w:pPr>
+        <w:ind w:left="6120" w:hanging="360"/>
+      </w:pPr>
+      <w:rPr>
+        <w:rFonts w:ascii="Wingdings" w:hAnsi="Wingdings" w:hint="default"/>
+      </w:rPr>
+    </w:lvl>
+  </w:abstractNum>
+  <w:abstractNum w:abstractNumId="39" w15:restartNumberingAfterBreak="0">
     <w:nsid w:val="77D02E05"/>
     <w:multiLevelType w:val="hybridMultilevel"/>
     <w:tmpl w:val="6EC052F6"/>
@@ -5906,7 +6896,7 @@
       </w:pPr>
     </w:lvl>
   </w:abstractNum>
-  <w:abstractNum w:abstractNumId="27" w15:restartNumberingAfterBreak="0">
+  <w:abstractNum w:abstractNumId="40" w15:restartNumberingAfterBreak="0">
     <w:nsid w:val="79520668"/>
     <w:multiLevelType w:val="hybridMultilevel"/>
     <w:tmpl w:val="072C5F24"/>
@@ -6019,10 +7009,123 @@
       </w:rPr>
     </w:lvl>
   </w:abstractNum>
-  <w:abstractNum w:abstractNumId="28" w15:restartNumberingAfterBreak="0">
+  <w:abstractNum w:abstractNumId="41" w15:restartNumberingAfterBreak="0">
+    <w:nsid w:val="79CF4710"/>
+    <w:multiLevelType w:val="hybridMultilevel"/>
+    <w:tmpl w:val="16D4452A"/>
+    <w:lvl w:ilvl="0" w:tplc="04090001">
+      <w:start w:val="1"/>
+      <w:numFmt w:val="bullet"/>
+      <w:lvlText w:val=""/>
+      <w:lvlJc w:val="left"/>
+      <w:pPr>
+        <w:ind w:left="360" w:hanging="360"/>
+      </w:pPr>
+      <w:rPr>
+        <w:rFonts w:ascii="Symbol" w:hAnsi="Symbol" w:hint="default"/>
+      </w:rPr>
+    </w:lvl>
+    <w:lvl w:ilvl="1" w:tplc="04090003">
+      <w:start w:val="1"/>
+      <w:numFmt w:val="bullet"/>
+      <w:lvlText w:val="o"/>
+      <w:lvlJc w:val="left"/>
+      <w:pPr>
+        <w:ind w:left="1080" w:hanging="360"/>
+      </w:pPr>
+      <w:rPr>
+        <w:rFonts w:ascii="Courier New" w:hAnsi="Courier New" w:cs="Courier New" w:hint="default"/>
+      </w:rPr>
+    </w:lvl>
+    <w:lvl w:ilvl="2" w:tplc="04090005">
+      <w:start w:val="1"/>
+      <w:numFmt w:val="bullet"/>
+      <w:lvlText w:val=""/>
+      <w:lvlJc w:val="left"/>
+      <w:pPr>
+        <w:ind w:left="1800" w:hanging="360"/>
+      </w:pPr>
+      <w:rPr>
+        <w:rFonts w:ascii="Wingdings" w:hAnsi="Wingdings" w:hint="default"/>
+      </w:rPr>
+    </w:lvl>
+    <w:lvl w:ilvl="3" w:tplc="04090001" w:tentative="1">
+      <w:start w:val="1"/>
+      <w:numFmt w:val="bullet"/>
+      <w:lvlText w:val=""/>
+      <w:lvlJc w:val="left"/>
+      <w:pPr>
+        <w:ind w:left="2520" w:hanging="360"/>
+      </w:pPr>
+      <w:rPr>
+        <w:rFonts w:ascii="Symbol" w:hAnsi="Symbol" w:hint="default"/>
+      </w:rPr>
+    </w:lvl>
+    <w:lvl w:ilvl="4" w:tplc="04090003" w:tentative="1">
+      <w:start w:val="1"/>
+      <w:numFmt w:val="bullet"/>
+      <w:lvlText w:val="o"/>
+      <w:lvlJc w:val="left"/>
+      <w:pPr>
+        <w:ind w:left="3240" w:hanging="360"/>
+      </w:pPr>
+      <w:rPr>
+        <w:rFonts w:ascii="Courier New" w:hAnsi="Courier New" w:cs="Courier New" w:hint="default"/>
+      </w:rPr>
+    </w:lvl>
+    <w:lvl w:ilvl="5" w:tplc="04090005" w:tentative="1">
+      <w:start w:val="1"/>
+      <w:numFmt w:val="bullet"/>
+      <w:lvlText w:val=""/>
+      <w:lvlJc w:val="left"/>
+      <w:pPr>
+        <w:ind w:left="3960" w:hanging="360"/>
+      </w:pPr>
+      <w:rPr>
+        <w:rFonts w:ascii="Wingdings" w:hAnsi="Wingdings" w:hint="default"/>
+      </w:rPr>
+    </w:lvl>
+    <w:lvl w:ilvl="6" w:tplc="04090001" w:tentative="1">
+      <w:start w:val="1"/>
+      <w:numFmt w:val="bullet"/>
+      <w:lvlText w:val=""/>
+      <w:lvlJc w:val="left"/>
+      <w:pPr>
+        <w:ind w:left="4680" w:hanging="360"/>
+      </w:pPr>
+      <w:rPr>
+        <w:rFonts w:ascii="Symbol" w:hAnsi="Symbol" w:hint="default"/>
+      </w:rPr>
+    </w:lvl>
+    <w:lvl w:ilvl="7" w:tplc="04090003" w:tentative="1">
+      <w:start w:val="1"/>
+      <w:numFmt w:val="bullet"/>
+      <w:lvlText w:val="o"/>
+      <w:lvlJc w:val="left"/>
+      <w:pPr>
+        <w:ind w:left="5400" w:hanging="360"/>
+      </w:pPr>
+      <w:rPr>
+        <w:rFonts w:ascii="Courier New" w:hAnsi="Courier New" w:cs="Courier New" w:hint="default"/>
+      </w:rPr>
+    </w:lvl>
+    <w:lvl w:ilvl="8" w:tplc="04090005" w:tentative="1">
+      <w:start w:val="1"/>
+      <w:numFmt w:val="bullet"/>
+      <w:lvlText w:val=""/>
+      <w:lvlJc w:val="left"/>
+      <w:pPr>
+        <w:ind w:left="6120" w:hanging="360"/>
+      </w:pPr>
+      <w:rPr>
+        <w:rFonts w:ascii="Wingdings" w:hAnsi="Wingdings" w:hint="default"/>
+      </w:rPr>
+    </w:lvl>
+  </w:abstractNum>
+  <w:abstractNum w:abstractNumId="42" w15:restartNumberingAfterBreak="0">
     <w:nsid w:val="7A363FAE"/>
     <w:multiLevelType w:val="hybridMultilevel"/>
-    <w:tmpl w:val="4470E63C"/>
+    <w:tmpl w:val="22AC613A"/>
     <w:lvl w:ilvl="0" w:tplc="04090001">
       <w:start w:val="1"/>
       <w:numFmt w:val="bullet"/>
@@ -6035,104 +7138,103 @@
         <w:rFonts w:ascii="Symbol" w:hAnsi="Symbol" w:hint="default"/>
       </w:rPr>
     </w:lvl>
-    <w:lvl w:ilvl="1" w:tplc="04090003" w:tentative="1">
+    <w:lvl w:ilvl="1" w:tplc="04090003">
       <w:start w:val="1"/>
       <w:numFmt w:val="bullet"/>
       <w:lvlText w:val="o"/>
       <w:lvlJc w:val="left"/>
       <w:pPr>
-        <w:ind w:left="1080" w:hanging="360"/>
+        <w:ind w:left="643" w:hanging="360"/>
       </w:pPr>
       <w:rPr>
         <w:rFonts w:ascii="Courier New" w:hAnsi="Courier New" w:cs="Courier New" w:hint="default"/>
       </w:rPr>
     </w:lvl>
-    <w:lvl w:ilvl="2" w:tplc="04090005" w:tentative="1">
+    <w:lvl w:ilvl="2" w:tplc="55A8A950">
+      <w:numFmt w:val="bullet"/>
+      <w:lvlText w:val="•"/>
+      <w:lvlJc w:val="left"/>
+      <w:pPr>
+        <w:ind w:left="1800" w:hanging="360"/>
+      </w:pPr>
+      <w:rPr>
+        <w:rFonts w:ascii="Times New Roman" w:eastAsiaTheme="majorEastAsia" w:hAnsi="Times New Roman" w:cs="Times New Roman" w:hint="default"/>
+      </w:rPr>
+    </w:lvl>
+    <w:lvl w:ilvl="3" w:tplc="04090001" w:tentative="1">
+      <w:start w:val="1"/>
+      <w:numFmt w:val="bullet"/>
+      <w:lvlText w:val=""/>
+      <w:lvlJc w:val="left"/>
+      <w:pPr>
+        <w:ind w:left="2520" w:hanging="360"/>
+      </w:pPr>
+      <w:rPr>
+        <w:rFonts w:ascii="Symbol" w:hAnsi="Symbol" w:hint="default"/>
+      </w:rPr>
+    </w:lvl>
+    <w:lvl w:ilvl="4" w:tplc="04090003" w:tentative="1">
+      <w:start w:val="1"/>
+      <w:numFmt w:val="bullet"/>
+      <w:lvlText w:val="o"/>
+      <w:lvlJc w:val="left"/>
+      <w:pPr>
+        <w:ind w:left="3240" w:hanging="360"/>
+      </w:pPr>
+      <w:rPr>
+        <w:rFonts w:ascii="Courier New" w:hAnsi="Courier New" w:cs="Courier New" w:hint="default"/>
+      </w:rPr>
+    </w:lvl>
+    <w:lvl w:ilvl="5" w:tplc="04090005" w:tentative="1">
       <w:start w:val="1"/>
       <w:numFmt w:val="bullet"/>
       <w:lvlText w:val=""/>
       <w:lvlJc w:val="left"/>
       <w:pPr>
-        <w:ind w:left="1800" w:hanging="360"/>
+        <w:ind w:left="3960" w:hanging="360"/>
       </w:pPr>
       <w:rPr>
         <w:rFonts w:ascii="Wingdings" w:hAnsi="Wingdings" w:hint="default"/>
       </w:rPr>
     </w:lvl>
-    <w:lvl w:ilvl="3" w:tplc="04090001" w:tentative="1">
+    <w:lvl w:ilvl="6" w:tplc="04090001" w:tentative="1">
       <w:start w:val="1"/>
       <w:numFmt w:val="bullet"/>
       <w:lvlText w:val=""/>
       <w:lvlJc w:val="left"/>
       <w:pPr>
-        <w:ind w:left="2520" w:hanging="360"/>
+        <w:ind w:left="4680" w:hanging="360"/>
       </w:pPr>
       <w:rPr>
         <w:rFonts w:ascii="Symbol" w:hAnsi="Symbol" w:hint="default"/>
       </w:rPr>
     </w:lvl>
-    <w:lvl w:ilvl="4" w:tplc="04090003" w:tentative="1">
+    <w:lvl w:ilvl="7" w:tplc="04090003" w:tentative="1">
       <w:start w:val="1"/>
       <w:numFmt w:val="bullet"/>
       <w:lvlText w:val="o"/>
       <w:lvlJc w:val="left"/>
       <w:pPr>
-        <w:ind w:left="3240" w:hanging="360"/>
+        <w:ind w:left="5400" w:hanging="360"/>
       </w:pPr>
       <w:rPr>
         <w:rFonts w:ascii="Courier New" w:hAnsi="Courier New" w:cs="Courier New" w:hint="default"/>
       </w:rPr>
     </w:lvl>
-    <w:lvl w:ilvl="5" w:tplc="04090005" w:tentative="1">
+    <w:lvl w:ilvl="8" w:tplc="04090005" w:tentative="1">
       <w:start w:val="1"/>
       <w:numFmt w:val="bullet"/>
       <w:lvlText w:val=""/>
       <w:lvlJc w:val="left"/>
       <w:pPr>
-        <w:ind w:left="3960" w:hanging="360"/>
+        <w:ind w:left="6120" w:hanging="360"/>
       </w:pPr>
       <w:rPr>
         <w:rFonts w:ascii="Wingdings" w:hAnsi="Wingdings" w:hint="default"/>
       </w:rPr>
     </w:lvl>
-    <w:lvl w:ilvl="6" w:tplc="04090001" w:tentative="1">
-      <w:start w:val="1"/>
-      <w:numFmt w:val="bullet"/>
-      <w:lvlText w:val=""/>
-      <w:lvlJc w:val="left"/>
-      <w:pPr>
-        <w:ind w:left="4680" w:hanging="360"/>
-      </w:pPr>
-      <w:rPr>
-        <w:rFonts w:ascii="Symbol" w:hAnsi="Symbol" w:hint="default"/>
-      </w:rPr>
-    </w:lvl>
-    <w:lvl w:ilvl="7" w:tplc="04090003" w:tentative="1">
-      <w:start w:val="1"/>
-      <w:numFmt w:val="bullet"/>
-      <w:lvlText w:val="o"/>
-      <w:lvlJc w:val="left"/>
-      <w:pPr>
-        <w:ind w:left="5400" w:hanging="360"/>
-      </w:pPr>
-      <w:rPr>
-        <w:rFonts w:ascii="Courier New" w:hAnsi="Courier New" w:cs="Courier New" w:hint="default"/>
-      </w:rPr>
-    </w:lvl>
-    <w:lvl w:ilvl="8" w:tplc="04090005" w:tentative="1">
-      <w:start w:val="1"/>
-      <w:numFmt w:val="bullet"/>
-      <w:lvlText w:val=""/>
-      <w:lvlJc w:val="left"/>
-      <w:pPr>
-        <w:ind w:left="6120" w:hanging="360"/>
-      </w:pPr>
-      <w:rPr>
-        <w:rFonts w:ascii="Wingdings" w:hAnsi="Wingdings" w:hint="default"/>
-      </w:rPr>
-    </w:lvl>
   </w:abstractNum>
-  <w:abstractNum w:abstractNumId="29" w15:restartNumberingAfterBreak="0">
+  <w:abstractNum w:abstractNumId="43" w15:restartNumberingAfterBreak="0">
     <w:nsid w:val="7F1D51EF"/>
     <w:multiLevelType w:val="hybridMultilevel"/>
     <w:tmpl w:val="BE4E6F3C"/>
@@ -6246,34 +7348,34 @@
     </w:lvl>
   </w:abstractNum>
   <w:num w:numId="1" w16cid:durableId="1857229723">
-    <w:abstractNumId w:val="17"/>
+    <w:abstractNumId w:val="26"/>
   </w:num>
   <w:num w:numId="2" w16cid:durableId="1448739643">
-    <w:abstractNumId w:val="22"/>
+    <w:abstractNumId w:val="33"/>
   </w:num>
   <w:num w:numId="3" w16cid:durableId="713041997">
-    <w:abstractNumId w:val="10"/>
+    <w:abstractNumId w:val="16"/>
   </w:num>
   <w:num w:numId="4" w16cid:durableId="304049266">
     <w:abstractNumId w:val="3"/>
   </w:num>
   <w:num w:numId="5" w16cid:durableId="1292902759">
-    <w:abstractNumId w:val="19"/>
+    <w:abstractNumId w:val="28"/>
   </w:num>
   <w:num w:numId="6" w16cid:durableId="1704162499">
-    <w:abstractNumId w:val="7"/>
+    <w:abstractNumId w:val="10"/>
   </w:num>
   <w:num w:numId="7" w16cid:durableId="1861820993">
-    <w:abstractNumId w:val="18"/>
+    <w:abstractNumId w:val="27"/>
   </w:num>
   <w:num w:numId="8" w16cid:durableId="1435973733">
-    <w:abstractNumId w:val="8"/>
+    <w:abstractNumId w:val="12"/>
   </w:num>
   <w:num w:numId="9" w16cid:durableId="218439217">
-    <w:abstractNumId w:val="25"/>
+    <w:abstractNumId w:val="37"/>
   </w:num>
   <w:num w:numId="10" w16cid:durableId="1008405577">
-    <w:abstractNumId w:val="21"/>
+    <w:abstractNumId w:val="32"/>
   </w:num>
   <w:num w:numId="11" w16cid:durableId="956910211">
     <w:abstractNumId w:val="4"/>
@@ -6285,55 +7387,97 @@
     <w:abstractNumId w:val="0"/>
   </w:num>
   <w:num w:numId="14" w16cid:durableId="557981650">
+    <w:abstractNumId w:val="36"/>
+  </w:num>
+  <w:num w:numId="15" w16cid:durableId="1461681641">
+    <w:abstractNumId w:val="19"/>
+  </w:num>
+  <w:num w:numId="16" w16cid:durableId="1494449348">
+    <w:abstractNumId w:val="14"/>
+  </w:num>
+  <w:num w:numId="17" w16cid:durableId="938563445">
+    <w:abstractNumId w:val="43"/>
+  </w:num>
+  <w:num w:numId="18" w16cid:durableId="1596009780">
+    <w:abstractNumId w:val="22"/>
+  </w:num>
+  <w:num w:numId="19" w16cid:durableId="1958371615">
     <w:abstractNumId w:val="24"/>
   </w:num>
-  <w:num w:numId="15" w16cid:durableId="1461681641">
-    <w:abstractNumId w:val="12"/>
-  </w:num>
-  <w:num w:numId="16" w16cid:durableId="1494449348">
-    <w:abstractNumId w:val="9"/>
-  </w:num>
-  <w:num w:numId="17" w16cid:durableId="938563445">
-    <w:abstractNumId w:val="29"/>
-  </w:num>
-  <w:num w:numId="18" w16cid:durableId="1596009780">
-    <w:abstractNumId w:val="14"/>
-  </w:num>
-  <w:num w:numId="19" w16cid:durableId="1958371615">
-    <w:abstractNumId w:val="16"/>
-  </w:num>
   <w:num w:numId="20" w16cid:durableId="586962312">
-    <w:abstractNumId w:val="27"/>
+    <w:abstractNumId w:val="40"/>
   </w:num>
   <w:num w:numId="21" w16cid:durableId="2061202314">
-    <w:abstractNumId w:val="13"/>
+    <w:abstractNumId w:val="20"/>
   </w:num>
   <w:num w:numId="22" w16cid:durableId="193546561">
     <w:abstractNumId w:val="2"/>
   </w:num>
   <w:num w:numId="23" w16cid:durableId="1155756423">
+    <w:abstractNumId w:val="7"/>
+  </w:num>
+  <w:num w:numId="24" w16cid:durableId="1985229926">
+    <w:abstractNumId w:val="30"/>
+  </w:num>
+  <w:num w:numId="25" w16cid:durableId="1986200428">
+    <w:abstractNumId w:val="42"/>
+  </w:num>
+  <w:num w:numId="26" w16cid:durableId="1525099531">
+    <w:abstractNumId w:val="23"/>
+  </w:num>
+  <w:num w:numId="27" w16cid:durableId="283390991">
+    <w:abstractNumId w:val="18"/>
+  </w:num>
+  <w:num w:numId="28" w16cid:durableId="2119983357">
     <w:abstractNumId w:val="6"/>
   </w:num>
-  <w:num w:numId="24" w16cid:durableId="1985229926">
-    <w:abstractNumId w:val="20"/>
+  <w:num w:numId="29" w16cid:durableId="658924032">
+    <w:abstractNumId w:val="39"/>
   </w:num>
-  <w:num w:numId="25" w16cid:durableId="1986200428">
-    <w:abstractNumId w:val="28"/>
+  <w:num w:numId="30" w16cid:durableId="133834225">
+    <w:abstractNumId w:val="34"/>
   </w:num>
-  <w:num w:numId="26" w16cid:durableId="1525099531">
+  <w:num w:numId="31" w16cid:durableId="2086145077">
+    <w:abstractNumId w:val="41"/>
+  </w:num>
+  <w:num w:numId="32" w16cid:durableId="1597517674">
+    <w:abstractNumId w:val="17"/>
+  </w:num>
+  <w:num w:numId="33" w16cid:durableId="1668745685">
+    <w:abstractNumId w:val="35"/>
+  </w:num>
+  <w:num w:numId="34" w16cid:durableId="1781878696">
     <w:abstractNumId w:val="15"/>
   </w:num>
-  <w:num w:numId="27" w16cid:durableId="283390991">
+  <w:num w:numId="35" w16cid:durableId="1218125567">
+    <w:abstractNumId w:val="21"/>
+  </w:num>
+  <w:num w:numId="36" w16cid:durableId="93939278">
+    <w:abstractNumId w:val="9"/>
+  </w:num>
+  <w:num w:numId="37" w16cid:durableId="473836285">
+    <w:abstractNumId w:val="29"/>
+  </w:num>
+  <w:num w:numId="38" w16cid:durableId="469715962">
+    <w:abstractNumId w:val="38"/>
+  </w:num>
+  <w:num w:numId="39" w16cid:durableId="355428176">
     <w:abstractNumId w:val="11"/>
   </w:num>
-  <w:num w:numId="28" w16cid:durableId="2119983357">
+  <w:num w:numId="40" w16cid:durableId="502168571">
     <w:abstractNumId w:val="5"/>
   </w:num>
-  <w:num w:numId="29" w16cid:durableId="658924032">
-    <w:abstractNumId w:val="26"/>
+  <w:num w:numId="41" w16cid:durableId="1090388810">
+    <w:abstractNumId w:val="31"/>
   </w:num>
-  <w:num w:numId="30" w16cid:durableId="133834225">
-    <w:abstractNumId w:val="23"/>
+  <w:num w:numId="42" w16cid:durableId="937833605">
+    <w:abstractNumId w:val="8"/>
+  </w:num>
+  <w:num w:numId="43" w16cid:durableId="523635656">
+    <w:abstractNumId w:val="13"/>
+  </w:num>
+  <w:num w:numId="44" w16cid:durableId="566383483">
+    <w:abstractNumId w:val="25"/>
   </w:num>
   <w:numIdMacAtCleanup w:val="9"/>
 </w:numbering>
@@ -6974,7 +8118,6 @@
   <w:style w:type="character" w:default="1" w:styleId="DefaultParagraphFont">
     <w:name w:val="Default Paragraph Font"/>
     <w:uiPriority w:val="1"/>
-    <w:semiHidden/>
     <w:unhideWhenUsed/>
   </w:style>
   <w:style w:type="table" w:default="1" w:styleId="TableNormal">
@@ -7524,6 +8667,19 @@
       <w:szCs w:val="20"/>
     </w:rPr>
   </w:style>
+  <w:style w:type="paragraph" w:styleId="NoSpacing">
+    <w:name w:val="No Spacing"/>
+    <w:uiPriority w:val="1"/>
+    <w:qFormat/>
+    <w:rsid w:val="00B82F86"/>
+    <w:pPr>
+      <w:spacing w:after="0" w:line="240" w:lineRule="auto"/>
+    </w:pPr>
+    <w:rPr>
+      <w:rFonts w:ascii="Times New Roman" w:hAnsi="Times New Roman"/>
+      <w:sz w:val="24"/>
+    </w:rPr>
+  </w:style>
 </w:styles>
 </file>
 

--- a/Laporan/laporan.docx
+++ b/Laporan/laporan.docx
@@ -54,7 +54,7 @@
           <w:szCs w:val="24"/>
           <w:lang w:val="en-US"/>
         </w:rPr>
-        <w:t>6</w:t>
+        <w:t>8</w:t>
       </w:r>
     </w:p>
     <w:p>
@@ -532,19 +532,7 @@
           <w:rPr>
             <w:rStyle w:val="Hyperlink"/>
           </w:rPr>
-          <w:t>https://github.com/rezfahreza/PBF_20</w:t>
-        </w:r>
-        <w:r>
-          <w:rPr>
-            <w:rStyle w:val="Hyperlink"/>
-          </w:rPr>
-          <w:t>2</w:t>
-        </w:r>
-        <w:r>
-          <w:rPr>
-            <w:rStyle w:val="Hyperlink"/>
-          </w:rPr>
-          <w:t>6.git</w:t>
+          <w:t>https://github.com/rezfahreza/PBF_2026.git</w:t>
         </w:r>
       </w:hyperlink>
     </w:p>
@@ -561,12 +549,12 @@
         <w:pStyle w:val="Heading2"/>
         <w:numPr>
           <w:ilvl w:val="0"/>
-          <w:numId w:val="11"/>
+          <w:numId w:val="42"/>
         </w:numPr>
         <w:spacing w:before="0"/>
       </w:pPr>
       <w:r>
-        <w:t>Membuat API Produk</w:t>
+        <w:t xml:space="preserve">Setup Data Produk </w:t>
       </w:r>
     </w:p>
     <w:p>
@@ -574,24 +562,24 @@
         <w:pStyle w:val="ListParagraph"/>
         <w:numPr>
           <w:ilvl w:val="0"/>
-          <w:numId w:val="42"/>
+          <w:numId w:val="45"/>
         </w:numPr>
         <w:spacing w:after="0"/>
       </w:pPr>
       <w:r>
-        <w:t>Buat file pad pages/api/produk.js</w:t>
-      </w:r>
-      <w:r>
-        <w:t xml:space="preserve"> lalu tambahkan data statis</w:t>
+        <w:t>Tambahkan field images pada firebase</w:t>
       </w:r>
     </w:p>
     <w:p>
+      <w:pPr>
+        <w:spacing w:after="0"/>
+      </w:pPr>
       <w:r>
         <w:drawing>
-          <wp:inline distT="0" distB="0" distL="0" distR="0" wp14:anchorId="60448FAC" wp14:editId="414893EC">
-            <wp:extent cx="2082907" cy="920797"/>
-            <wp:effectExtent l="0" t="0" r="0" b="0"/>
-            <wp:docPr id="1306963476" name="Picture 1"/>
+          <wp:inline distT="0" distB="0" distL="0" distR="0" wp14:anchorId="2ACC0918" wp14:editId="650377AB">
+            <wp:extent cx="4622800" cy="1277851"/>
+            <wp:effectExtent l="0" t="0" r="6350" b="0"/>
+            <wp:docPr id="494435525" name="Picture 1"/>
             <wp:cNvGraphicFramePr>
               <a:graphicFrameLocks xmlns:a="http://schemas.openxmlformats.org/drawingml/2006/main" noChangeAspect="1"/>
             </wp:cNvGraphicFramePr>
@@ -599,7 +587,7 @@
               <a:graphicData uri="http://schemas.openxmlformats.org/drawingml/2006/picture">
                 <pic:pic xmlns:pic="http://schemas.openxmlformats.org/drawingml/2006/picture">
                   <pic:nvPicPr>
-                    <pic:cNvPr id="1306963476" name=""/>
+                    <pic:cNvPr id="494435525" name=""/>
                     <pic:cNvPicPr/>
                   </pic:nvPicPr>
                   <pic:blipFill>
@@ -611,7 +599,816 @@
                   <pic:spPr>
                     <a:xfrm>
                       <a:off x="0" y="0"/>
-                      <a:ext cx="2082907" cy="920797"/>
+                      <a:ext cx="4627413" cy="1279126"/>
+                    </a:xfrm>
+                    <a:prstGeom prst="rect">
+                      <a:avLst/>
+                    </a:prstGeom>
+                  </pic:spPr>
+                </pic:pic>
+              </a:graphicData>
+            </a:graphic>
+          </wp:inline>
+        </w:drawing>
+      </w:r>
+    </w:p>
+    <w:p>
+      <w:pPr>
+        <w:pStyle w:val="ListParagraph"/>
+        <w:numPr>
+          <w:ilvl w:val="0"/>
+          <w:numId w:val="45"/>
+        </w:numPr>
+        <w:spacing w:after="0"/>
+      </w:pPr>
+      <w:r>
+        <w:t>Cek pada browser</w:t>
+      </w:r>
+    </w:p>
+    <w:p>
+      <w:r>
+        <w:rPr>
+          <w:noProof/>
+        </w:rPr>
+        <w:t xml:space="preserve"> </w:t>
+      </w:r>
+      <w:r>
+        <w:rPr>
+          <w:noProof/>
+        </w:rPr>
+        <w:drawing>
+          <wp:inline distT="0" distB="0" distL="0" distR="0" wp14:anchorId="08B02C4E" wp14:editId="18C493C1">
+            <wp:extent cx="4743450" cy="2864148"/>
+            <wp:effectExtent l="0" t="0" r="0" b="0"/>
+            <wp:docPr id="254695448" name="Picture 1"/>
+            <wp:cNvGraphicFramePr>
+              <a:graphicFrameLocks xmlns:a="http://schemas.openxmlformats.org/drawingml/2006/main" noChangeAspect="1"/>
+            </wp:cNvGraphicFramePr>
+            <a:graphic xmlns:a="http://schemas.openxmlformats.org/drawingml/2006/main">
+              <a:graphicData uri="http://schemas.openxmlformats.org/drawingml/2006/picture">
+                <pic:pic xmlns:pic="http://schemas.openxmlformats.org/drawingml/2006/picture">
+                  <pic:nvPicPr>
+                    <pic:cNvPr id="254695448" name=""/>
+                    <pic:cNvPicPr/>
+                  </pic:nvPicPr>
+                  <pic:blipFill>
+                    <a:blip r:embed="rId9"/>
+                    <a:stretch>
+                      <a:fillRect/>
+                    </a:stretch>
+                  </pic:blipFill>
+                  <pic:spPr>
+                    <a:xfrm>
+                      <a:off x="0" y="0"/>
+                      <a:ext cx="4746885" cy="2866222"/>
+                    </a:xfrm>
+                    <a:prstGeom prst="rect">
+                      <a:avLst/>
+                    </a:prstGeom>
+                  </pic:spPr>
+                </pic:pic>
+              </a:graphicData>
+            </a:graphic>
+          </wp:inline>
+        </w:drawing>
+      </w:r>
+    </w:p>
+    <w:p>
+      <w:pPr>
+        <w:pStyle w:val="Heading2"/>
+        <w:numPr>
+          <w:ilvl w:val="0"/>
+          <w:numId w:val="42"/>
+        </w:numPr>
+      </w:pPr>
+      <w:r>
+        <w:t>Implementasi CSR dengan useEffect</w:t>
+      </w:r>
+    </w:p>
+    <w:p>
+      <w:pPr>
+        <w:pStyle w:val="ListParagraph"/>
+        <w:numPr>
+          <w:ilvl w:val="0"/>
+          <w:numId w:val="45"/>
+        </w:numPr>
+        <w:spacing w:after="0"/>
+      </w:pPr>
+      <w:r>
+        <w:t>Membuat file index.tsx pada folder views/products</w:t>
+      </w:r>
+    </w:p>
+    <w:p>
+      <w:r>
+        <w:drawing>
+          <wp:inline distT="0" distB="0" distL="0" distR="0" wp14:anchorId="25C694B0" wp14:editId="2F8DBBBE">
+            <wp:extent cx="3594100" cy="2491645"/>
+            <wp:effectExtent l="0" t="0" r="6350" b="4445"/>
+            <wp:docPr id="53924494" name="Picture 1"/>
+            <wp:cNvGraphicFramePr>
+              <a:graphicFrameLocks xmlns:a="http://schemas.openxmlformats.org/drawingml/2006/main" noChangeAspect="1"/>
+            </wp:cNvGraphicFramePr>
+            <a:graphic xmlns:a="http://schemas.openxmlformats.org/drawingml/2006/main">
+              <a:graphicData uri="http://schemas.openxmlformats.org/drawingml/2006/picture">
+                <pic:pic xmlns:pic="http://schemas.openxmlformats.org/drawingml/2006/picture">
+                  <pic:nvPicPr>
+                    <pic:cNvPr id="53924494" name=""/>
+                    <pic:cNvPicPr/>
+                  </pic:nvPicPr>
+                  <pic:blipFill>
+                    <a:blip r:embed="rId10"/>
+                    <a:stretch>
+                      <a:fillRect/>
+                    </a:stretch>
+                  </pic:blipFill>
+                  <pic:spPr>
+                    <a:xfrm>
+                      <a:off x="0" y="0"/>
+                      <a:ext cx="3632303" cy="2518130"/>
+                    </a:xfrm>
+                    <a:prstGeom prst="rect">
+                      <a:avLst/>
+                    </a:prstGeom>
+                  </pic:spPr>
+                </pic:pic>
+              </a:graphicData>
+            </a:graphic>
+          </wp:inline>
+        </w:drawing>
+      </w:r>
+    </w:p>
+    <w:p>
+      <w:pPr>
+        <w:pStyle w:val="ListParagraph"/>
+        <w:numPr>
+          <w:ilvl w:val="0"/>
+          <w:numId w:val="45"/>
+        </w:numPr>
+        <w:spacing w:after="0"/>
+      </w:pPr>
+      <w:r>
+        <w:lastRenderedPageBreak/>
+        <w:t>Jalankan browser</w:t>
+      </w:r>
+    </w:p>
+    <w:p>
+      <w:pPr>
+        <w:spacing w:after="0"/>
+      </w:pPr>
+      <w:r>
+        <w:drawing>
+          <wp:inline distT="0" distB="0" distL="0" distR="0" wp14:anchorId="42F7498E" wp14:editId="73BB8F51">
+            <wp:extent cx="1388674" cy="2222500"/>
+            <wp:effectExtent l="0" t="0" r="2540" b="6350"/>
+            <wp:docPr id="879396977" name="Picture 1"/>
+            <wp:cNvGraphicFramePr>
+              <a:graphicFrameLocks xmlns:a="http://schemas.openxmlformats.org/drawingml/2006/main" noChangeAspect="1"/>
+            </wp:cNvGraphicFramePr>
+            <a:graphic xmlns:a="http://schemas.openxmlformats.org/drawingml/2006/main">
+              <a:graphicData uri="http://schemas.openxmlformats.org/drawingml/2006/picture">
+                <pic:pic xmlns:pic="http://schemas.openxmlformats.org/drawingml/2006/picture">
+                  <pic:nvPicPr>
+                    <pic:cNvPr id="879396977" name=""/>
+                    <pic:cNvPicPr/>
+                  </pic:nvPicPr>
+                  <pic:blipFill>
+                    <a:blip r:embed="rId11"/>
+                    <a:stretch>
+                      <a:fillRect/>
+                    </a:stretch>
+                  </pic:blipFill>
+                  <pic:spPr>
+                    <a:xfrm>
+                      <a:off x="0" y="0"/>
+                      <a:ext cx="1396441" cy="2234931"/>
+                    </a:xfrm>
+                    <a:prstGeom prst="rect">
+                      <a:avLst/>
+                    </a:prstGeom>
+                  </pic:spPr>
+                </pic:pic>
+              </a:graphicData>
+            </a:graphic>
+          </wp:inline>
+        </w:drawing>
+      </w:r>
+    </w:p>
+    <w:p>
+      <w:pPr>
+        <w:pStyle w:val="ListParagraph"/>
+        <w:numPr>
+          <w:ilvl w:val="0"/>
+          <w:numId w:val="45"/>
+        </w:numPr>
+        <w:spacing w:after="0"/>
+      </w:pPr>
+      <w:r>
+        <w:t>B</w:t>
+      </w:r>
+      <w:r>
+        <w:t>uat file produk.modules.scss</w:t>
+      </w:r>
+    </w:p>
+    <w:p>
+      <w:pPr>
+        <w:spacing w:after="0"/>
+      </w:pPr>
+      <w:r>
+        <w:drawing>
+          <wp:inline distT="0" distB="0" distL="0" distR="0" wp14:anchorId="49E5328B" wp14:editId="6C30C42D">
+            <wp:extent cx="1607569" cy="3028950"/>
+            <wp:effectExtent l="0" t="0" r="0" b="0"/>
+            <wp:docPr id="74698548" name="Picture 1"/>
+            <wp:cNvGraphicFramePr>
+              <a:graphicFrameLocks xmlns:a="http://schemas.openxmlformats.org/drawingml/2006/main" noChangeAspect="1"/>
+            </wp:cNvGraphicFramePr>
+            <a:graphic xmlns:a="http://schemas.openxmlformats.org/drawingml/2006/main">
+              <a:graphicData uri="http://schemas.openxmlformats.org/drawingml/2006/picture">
+                <pic:pic xmlns:pic="http://schemas.openxmlformats.org/drawingml/2006/picture">
+                  <pic:nvPicPr>
+                    <pic:cNvPr id="74698548" name=""/>
+                    <pic:cNvPicPr/>
+                  </pic:nvPicPr>
+                  <pic:blipFill>
+                    <a:blip r:embed="rId12"/>
+                    <a:stretch>
+                      <a:fillRect/>
+                    </a:stretch>
+                  </pic:blipFill>
+                  <pic:spPr>
+                    <a:xfrm>
+                      <a:off x="0" y="0"/>
+                      <a:ext cx="1610328" cy="3034149"/>
+                    </a:xfrm>
+                    <a:prstGeom prst="rect">
+                      <a:avLst/>
+                    </a:prstGeom>
+                  </pic:spPr>
+                </pic:pic>
+              </a:graphicData>
+            </a:graphic>
+          </wp:inline>
+        </w:drawing>
+      </w:r>
+    </w:p>
+    <w:p>
+      <w:pPr>
+        <w:pStyle w:val="ListParagraph"/>
+        <w:numPr>
+          <w:ilvl w:val="0"/>
+          <w:numId w:val="45"/>
+        </w:numPr>
+        <w:spacing w:after="0"/>
+      </w:pPr>
+      <w:r>
+        <w:t>Modifikasi Pada file index.tsx pada folder pages/views/product</w:t>
+      </w:r>
+    </w:p>
+    <w:p>
+      <w:r>
+        <w:drawing>
+          <wp:inline distT="0" distB="0" distL="0" distR="0" wp14:anchorId="21A9D05E" wp14:editId="05E3AA46">
+            <wp:extent cx="2929176" cy="2965450"/>
+            <wp:effectExtent l="0" t="0" r="5080" b="6350"/>
+            <wp:docPr id="209323097" name="Picture 1"/>
+            <wp:cNvGraphicFramePr>
+              <a:graphicFrameLocks xmlns:a="http://schemas.openxmlformats.org/drawingml/2006/main" noChangeAspect="1"/>
+            </wp:cNvGraphicFramePr>
+            <a:graphic xmlns:a="http://schemas.openxmlformats.org/drawingml/2006/main">
+              <a:graphicData uri="http://schemas.openxmlformats.org/drawingml/2006/picture">
+                <pic:pic xmlns:pic="http://schemas.openxmlformats.org/drawingml/2006/picture">
+                  <pic:nvPicPr>
+                    <pic:cNvPr id="209323097" name=""/>
+                    <pic:cNvPicPr/>
+                  </pic:nvPicPr>
+                  <pic:blipFill>
+                    <a:blip r:embed="rId13"/>
+                    <a:stretch>
+                      <a:fillRect/>
+                    </a:stretch>
+                  </pic:blipFill>
+                  <pic:spPr>
+                    <a:xfrm>
+                      <a:off x="0" y="0"/>
+                      <a:ext cx="2952608" cy="2989173"/>
+                    </a:xfrm>
+                    <a:prstGeom prst="rect">
+                      <a:avLst/>
+                    </a:prstGeom>
+                  </pic:spPr>
+                </pic:pic>
+              </a:graphicData>
+            </a:graphic>
+          </wp:inline>
+        </w:drawing>
+      </w:r>
+    </w:p>
+    <w:p>
+      <w:pPr>
+        <w:pStyle w:val="ListParagraph"/>
+        <w:numPr>
+          <w:ilvl w:val="0"/>
+          <w:numId w:val="45"/>
+        </w:numPr>
+        <w:spacing w:after="0"/>
+      </w:pPr>
+      <w:r>
+        <w:lastRenderedPageBreak/>
+        <w:t>Jalankan browser</w:t>
+      </w:r>
+    </w:p>
+    <w:p>
+      <w:r>
+        <w:drawing>
+          <wp:inline distT="0" distB="0" distL="0" distR="0" wp14:anchorId="2DFF759E" wp14:editId="0AC09EDD">
+            <wp:extent cx="3613150" cy="1932670"/>
+            <wp:effectExtent l="0" t="0" r="6350" b="0"/>
+            <wp:docPr id="1460659272" name="Picture 1"/>
+            <wp:cNvGraphicFramePr>
+              <a:graphicFrameLocks xmlns:a="http://schemas.openxmlformats.org/drawingml/2006/main" noChangeAspect="1"/>
+            </wp:cNvGraphicFramePr>
+            <a:graphic xmlns:a="http://schemas.openxmlformats.org/drawingml/2006/main">
+              <a:graphicData uri="http://schemas.openxmlformats.org/drawingml/2006/picture">
+                <pic:pic xmlns:pic="http://schemas.openxmlformats.org/drawingml/2006/picture">
+                  <pic:nvPicPr>
+                    <pic:cNvPr id="1460659272" name=""/>
+                    <pic:cNvPicPr/>
+                  </pic:nvPicPr>
+                  <pic:blipFill rotWithShape="1">
+                    <a:blip r:embed="rId14"/>
+                    <a:srcRect t="7296"/>
+                    <a:stretch>
+                      <a:fillRect/>
+                    </a:stretch>
+                  </pic:blipFill>
+                  <pic:spPr bwMode="auto">
+                    <a:xfrm>
+                      <a:off x="0" y="0"/>
+                      <a:ext cx="3620530" cy="1936618"/>
+                    </a:xfrm>
+                    <a:prstGeom prst="rect">
+                      <a:avLst/>
+                    </a:prstGeom>
+                    <a:ln>
+                      <a:noFill/>
+                    </a:ln>
+                    <a:extLst>
+                      <a:ext uri="{53640926-AAD7-44D8-BBD7-CCE9431645EC}">
+                        <a14:shadowObscured xmlns:a14="http://schemas.microsoft.com/office/drawing/2010/main"/>
+                      </a:ext>
+                    </a:extLst>
+                  </pic:spPr>
+                </pic:pic>
+              </a:graphicData>
+            </a:graphic>
+          </wp:inline>
+        </w:drawing>
+      </w:r>
+    </w:p>
+    <w:p>
+      <w:pPr>
+        <w:pStyle w:val="Heading2"/>
+        <w:numPr>
+          <w:ilvl w:val="0"/>
+          <w:numId w:val="42"/>
+        </w:numPr>
+        <w:rPr>
+          <w:noProof/>
+        </w:rPr>
+      </w:pPr>
+      <w:r>
+        <w:rPr>
+          <w:noProof/>
+        </w:rPr>
+        <w:t>Implementasi Skeleton Loading</w:t>
+      </w:r>
+    </w:p>
+    <w:p>
+      <w:pPr>
+        <w:pStyle w:val="ListParagraph"/>
+        <w:numPr>
+          <w:ilvl w:val="0"/>
+          <w:numId w:val="45"/>
+        </w:numPr>
+        <w:spacing w:after="0"/>
+      </w:pPr>
+      <w:r>
+        <w:t>Modfikasi file index.tsx pada folder views/product/index.tsx</w:t>
+      </w:r>
+      <w:r>
+        <w:t xml:space="preserve"> dan </w:t>
+      </w:r>
+      <w:r>
+        <w:t>product.module.scss</w:t>
+      </w:r>
+      <w:r>
+        <w:t xml:space="preserve"> </w:t>
+      </w:r>
+    </w:p>
+    <w:p>
+      <w:pPr>
+        <w:spacing w:after="0"/>
+      </w:pPr>
+      <w:r>
+        <w:drawing>
+          <wp:inline distT="0" distB="0" distL="0" distR="0" wp14:anchorId="3C97BB19" wp14:editId="1D1D9CD0">
+            <wp:extent cx="2940050" cy="2555922"/>
+            <wp:effectExtent l="0" t="0" r="0" b="0"/>
+            <wp:docPr id="398674567" name="Picture 1"/>
+            <wp:cNvGraphicFramePr>
+              <a:graphicFrameLocks xmlns:a="http://schemas.openxmlformats.org/drawingml/2006/main" noChangeAspect="1"/>
+            </wp:cNvGraphicFramePr>
+            <a:graphic xmlns:a="http://schemas.openxmlformats.org/drawingml/2006/main">
+              <a:graphicData uri="http://schemas.openxmlformats.org/drawingml/2006/picture">
+                <pic:pic xmlns:pic="http://schemas.openxmlformats.org/drawingml/2006/picture">
+                  <pic:nvPicPr>
+                    <pic:cNvPr id="398674567" name=""/>
+                    <pic:cNvPicPr/>
+                  </pic:nvPicPr>
+                  <pic:blipFill>
+                    <a:blip r:embed="rId15"/>
+                    <a:stretch>
+                      <a:fillRect/>
+                    </a:stretch>
+                  </pic:blipFill>
+                  <pic:spPr>
+                    <a:xfrm>
+                      <a:off x="0" y="0"/>
+                      <a:ext cx="2942078" cy="2557685"/>
+                    </a:xfrm>
+                    <a:prstGeom prst="rect">
+                      <a:avLst/>
+                    </a:prstGeom>
+                  </pic:spPr>
+                </pic:pic>
+              </a:graphicData>
+            </a:graphic>
+          </wp:inline>
+        </w:drawing>
+      </w:r>
+      <w:r>
+        <w:drawing>
+          <wp:inline distT="0" distB="0" distL="0" distR="0" wp14:anchorId="3B3C05D7" wp14:editId="5AEE6C52">
+            <wp:extent cx="1886576" cy="3790950"/>
+            <wp:effectExtent l="0" t="0" r="0" b="0"/>
+            <wp:docPr id="215446528" name="Picture 1"/>
+            <wp:cNvGraphicFramePr>
+              <a:graphicFrameLocks xmlns:a="http://schemas.openxmlformats.org/drawingml/2006/main" noChangeAspect="1"/>
+            </wp:cNvGraphicFramePr>
+            <a:graphic xmlns:a="http://schemas.openxmlformats.org/drawingml/2006/main">
+              <a:graphicData uri="http://schemas.openxmlformats.org/drawingml/2006/picture">
+                <pic:pic xmlns:pic="http://schemas.openxmlformats.org/drawingml/2006/picture">
+                  <pic:nvPicPr>
+                    <pic:cNvPr id="215446528" name=""/>
+                    <pic:cNvPicPr/>
+                  </pic:nvPicPr>
+                  <pic:blipFill>
+                    <a:blip r:embed="rId16"/>
+                    <a:stretch>
+                      <a:fillRect/>
+                    </a:stretch>
+                  </pic:blipFill>
+                  <pic:spPr>
+                    <a:xfrm>
+                      <a:off x="0" y="0"/>
+                      <a:ext cx="1901773" cy="3821487"/>
+                    </a:xfrm>
+                    <a:prstGeom prst="rect">
+                      <a:avLst/>
+                    </a:prstGeom>
+                  </pic:spPr>
+                </pic:pic>
+              </a:graphicData>
+            </a:graphic>
+          </wp:inline>
+        </w:drawing>
+      </w:r>
+    </w:p>
+    <w:p>
+      <w:pPr>
+        <w:pStyle w:val="ListParagraph"/>
+        <w:numPr>
+          <w:ilvl w:val="0"/>
+          <w:numId w:val="45"/>
+        </w:numPr>
+      </w:pPr>
+      <w:r>
+        <w:t>Jalankan browser</w:t>
+      </w:r>
+    </w:p>
+    <w:p>
+      <w:r>
+        <w:drawing>
+          <wp:inline distT="0" distB="0" distL="0" distR="0" wp14:anchorId="542F9317" wp14:editId="50B7905B">
+            <wp:extent cx="3644900" cy="2014266"/>
+            <wp:effectExtent l="0" t="0" r="0" b="5080"/>
+            <wp:docPr id="1756922860" name="Picture 1"/>
+            <wp:cNvGraphicFramePr>
+              <a:graphicFrameLocks xmlns:a="http://schemas.openxmlformats.org/drawingml/2006/main" noChangeAspect="1"/>
+            </wp:cNvGraphicFramePr>
+            <a:graphic xmlns:a="http://schemas.openxmlformats.org/drawingml/2006/main">
+              <a:graphicData uri="http://schemas.openxmlformats.org/drawingml/2006/picture">
+                <pic:pic xmlns:pic="http://schemas.openxmlformats.org/drawingml/2006/picture">
+                  <pic:nvPicPr>
+                    <pic:cNvPr id="1756922860" name=""/>
+                    <pic:cNvPicPr/>
+                  </pic:nvPicPr>
+                  <pic:blipFill>
+                    <a:blip r:embed="rId17"/>
+                    <a:stretch>
+                      <a:fillRect/>
+                    </a:stretch>
+                  </pic:blipFill>
+                  <pic:spPr>
+                    <a:xfrm>
+                      <a:off x="0" y="0"/>
+                      <a:ext cx="3656713" cy="2020794"/>
+                    </a:xfrm>
+                    <a:prstGeom prst="rect">
+                      <a:avLst/>
+                    </a:prstGeom>
+                  </pic:spPr>
+                </pic:pic>
+              </a:graphicData>
+            </a:graphic>
+          </wp:inline>
+        </w:drawing>
+      </w:r>
+    </w:p>
+    <w:p>
+      <w:pPr>
+        <w:pStyle w:val="ListParagraph"/>
+        <w:numPr>
+          <w:ilvl w:val="0"/>
+          <w:numId w:val="45"/>
+        </w:numPr>
+        <w:spacing w:after="0"/>
+      </w:pPr>
+      <w:r>
+        <w:lastRenderedPageBreak/>
+        <w:t>Modifikasi pada index.tsx pada folder views/product/index.tsx</w:t>
+      </w:r>
+    </w:p>
+    <w:p>
+      <w:pPr>
+        <w:spacing w:after="0"/>
+      </w:pPr>
+      <w:r>
+        <w:drawing>
+          <wp:inline distT="0" distB="0" distL="0" distR="0" wp14:anchorId="04FCBE0B" wp14:editId="22AEACCB">
+            <wp:extent cx="2914650" cy="2603929"/>
+            <wp:effectExtent l="0" t="0" r="0" b="6350"/>
+            <wp:docPr id="926280356" name="Picture 1"/>
+            <wp:cNvGraphicFramePr>
+              <a:graphicFrameLocks xmlns:a="http://schemas.openxmlformats.org/drawingml/2006/main" noChangeAspect="1"/>
+            </wp:cNvGraphicFramePr>
+            <a:graphic xmlns:a="http://schemas.openxmlformats.org/drawingml/2006/main">
+              <a:graphicData uri="http://schemas.openxmlformats.org/drawingml/2006/picture">
+                <pic:pic xmlns:pic="http://schemas.openxmlformats.org/drawingml/2006/picture">
+                  <pic:nvPicPr>
+                    <pic:cNvPr id="926280356" name=""/>
+                    <pic:cNvPicPr/>
+                  </pic:nvPicPr>
+                  <pic:blipFill>
+                    <a:blip r:embed="rId18"/>
+                    <a:stretch>
+                      <a:fillRect/>
+                    </a:stretch>
+                  </pic:blipFill>
+                  <pic:spPr>
+                    <a:xfrm>
+                      <a:off x="0" y="0"/>
+                      <a:ext cx="2918190" cy="2607092"/>
+                    </a:xfrm>
+                    <a:prstGeom prst="rect">
+                      <a:avLst/>
+                    </a:prstGeom>
+                  </pic:spPr>
+                </pic:pic>
+              </a:graphicData>
+            </a:graphic>
+          </wp:inline>
+        </w:drawing>
+      </w:r>
+    </w:p>
+    <w:p>
+      <w:pPr>
+        <w:pStyle w:val="ListParagraph"/>
+        <w:numPr>
+          <w:ilvl w:val="0"/>
+          <w:numId w:val="45"/>
+        </w:numPr>
+        <w:spacing w:after="0"/>
+      </w:pPr>
+      <w:r>
+        <w:t>Jalankan browser</w:t>
+      </w:r>
+    </w:p>
+    <w:p>
+      <w:r>
+        <w:drawing>
+          <wp:inline distT="0" distB="0" distL="0" distR="0" wp14:anchorId="3958866A" wp14:editId="3BE28605">
+            <wp:extent cx="3270250" cy="1944541"/>
+            <wp:effectExtent l="0" t="0" r="6350" b="0"/>
+            <wp:docPr id="1619427401" name="Picture 1"/>
+            <wp:cNvGraphicFramePr>
+              <a:graphicFrameLocks xmlns:a="http://schemas.openxmlformats.org/drawingml/2006/main" noChangeAspect="1"/>
+            </wp:cNvGraphicFramePr>
+            <a:graphic xmlns:a="http://schemas.openxmlformats.org/drawingml/2006/main">
+              <a:graphicData uri="http://schemas.openxmlformats.org/drawingml/2006/picture">
+                <pic:pic xmlns:pic="http://schemas.openxmlformats.org/drawingml/2006/picture">
+                  <pic:nvPicPr>
+                    <pic:cNvPr id="1619427401" name=""/>
+                    <pic:cNvPicPr/>
+                  </pic:nvPicPr>
+                  <pic:blipFill>
+                    <a:blip r:embed="rId19"/>
+                    <a:stretch>
+                      <a:fillRect/>
+                    </a:stretch>
+                  </pic:blipFill>
+                  <pic:spPr>
+                    <a:xfrm>
+                      <a:off x="0" y="0"/>
+                      <a:ext cx="3279319" cy="1949933"/>
+                    </a:xfrm>
+                    <a:prstGeom prst="rect">
+                      <a:avLst/>
+                    </a:prstGeom>
+                  </pic:spPr>
+                </pic:pic>
+              </a:graphicData>
+            </a:graphic>
+          </wp:inline>
+        </w:drawing>
+      </w:r>
+    </w:p>
+    <w:p>
+      <w:pPr>
+        <w:pStyle w:val="Heading2"/>
+        <w:numPr>
+          <w:ilvl w:val="0"/>
+          <w:numId w:val="42"/>
+        </w:numPr>
+      </w:pPr>
+      <w:r>
+        <w:t>Implementasi SWR</w:t>
+      </w:r>
+    </w:p>
+    <w:p>
+      <w:pPr>
+        <w:pStyle w:val="ListParagraph"/>
+        <w:numPr>
+          <w:ilvl w:val="0"/>
+          <w:numId w:val="45"/>
+        </w:numPr>
+        <w:spacing w:after="0"/>
+      </w:pPr>
+      <w:r>
+        <w:t>I</w:t>
+      </w:r>
+      <w:r>
+        <w:t>nstall SWR</w:t>
+      </w:r>
+    </w:p>
+    <w:p>
+      <w:pPr>
+        <w:spacing w:after="0"/>
+      </w:pPr>
+      <w:r>
+        <w:drawing>
+          <wp:inline distT="0" distB="0" distL="0" distR="0" wp14:anchorId="61C2DE40" wp14:editId="5854D75F">
+            <wp:extent cx="1746250" cy="593610"/>
+            <wp:effectExtent l="0" t="0" r="6350" b="0"/>
+            <wp:docPr id="2075198223" name="Picture 1"/>
+            <wp:cNvGraphicFramePr>
+              <a:graphicFrameLocks xmlns:a="http://schemas.openxmlformats.org/drawingml/2006/main" noChangeAspect="1"/>
+            </wp:cNvGraphicFramePr>
+            <a:graphic xmlns:a="http://schemas.openxmlformats.org/drawingml/2006/main">
+              <a:graphicData uri="http://schemas.openxmlformats.org/drawingml/2006/picture">
+                <pic:pic xmlns:pic="http://schemas.openxmlformats.org/drawingml/2006/picture">
+                  <pic:nvPicPr>
+                    <pic:cNvPr id="2075198223" name=""/>
+                    <pic:cNvPicPr/>
+                  </pic:nvPicPr>
+                  <pic:blipFill>
+                    <a:blip r:embed="rId20"/>
+                    <a:stretch>
+                      <a:fillRect/>
+                    </a:stretch>
+                  </pic:blipFill>
+                  <pic:spPr>
+                    <a:xfrm>
+                      <a:off x="0" y="0"/>
+                      <a:ext cx="1748994" cy="594543"/>
+                    </a:xfrm>
+                    <a:prstGeom prst="rect">
+                      <a:avLst/>
+                    </a:prstGeom>
+                  </pic:spPr>
+                </pic:pic>
+              </a:graphicData>
+            </a:graphic>
+          </wp:inline>
+        </w:drawing>
+      </w:r>
+    </w:p>
+    <w:p>
+      <w:pPr>
+        <w:pStyle w:val="ListParagraph"/>
+        <w:numPr>
+          <w:ilvl w:val="0"/>
+          <w:numId w:val="45"/>
+        </w:numPr>
+        <w:spacing w:after="0"/>
+      </w:pPr>
+      <w:r>
+        <w:t>Buka dan modifkasi file index.tsx pada folder pages/product/</w:t>
+      </w:r>
+    </w:p>
+    <w:p>
+      <w:r>
+        <w:drawing>
+          <wp:inline distT="0" distB="0" distL="0" distR="0" wp14:anchorId="15D82E52" wp14:editId="273FE852">
+            <wp:extent cx="2800350" cy="2442659"/>
+            <wp:effectExtent l="0" t="0" r="0" b="0"/>
+            <wp:docPr id="699665087" name="Picture 1"/>
+            <wp:cNvGraphicFramePr>
+              <a:graphicFrameLocks xmlns:a="http://schemas.openxmlformats.org/drawingml/2006/main" noChangeAspect="1"/>
+            </wp:cNvGraphicFramePr>
+            <a:graphic xmlns:a="http://schemas.openxmlformats.org/drawingml/2006/main">
+              <a:graphicData uri="http://schemas.openxmlformats.org/drawingml/2006/picture">
+                <pic:pic xmlns:pic="http://schemas.openxmlformats.org/drawingml/2006/picture">
+                  <pic:nvPicPr>
+                    <pic:cNvPr id="699665087" name=""/>
+                    <pic:cNvPicPr/>
+                  </pic:nvPicPr>
+                  <pic:blipFill>
+                    <a:blip r:embed="rId21"/>
+                    <a:stretch>
+                      <a:fillRect/>
+                    </a:stretch>
+                  </pic:blipFill>
+                  <pic:spPr>
+                    <a:xfrm>
+                      <a:off x="0" y="0"/>
+                      <a:ext cx="2816174" cy="2456462"/>
+                    </a:xfrm>
+                    <a:prstGeom prst="rect">
+                      <a:avLst/>
+                    </a:prstGeom>
+                  </pic:spPr>
+                </pic:pic>
+              </a:graphicData>
+            </a:graphic>
+          </wp:inline>
+        </w:drawing>
+      </w:r>
+    </w:p>
+    <w:p>
+      <w:pPr>
+        <w:pStyle w:val="ListParagraph"/>
+        <w:numPr>
+          <w:ilvl w:val="0"/>
+          <w:numId w:val="45"/>
+        </w:numPr>
+        <w:spacing w:after="0"/>
+      </w:pPr>
+      <w:r>
+        <w:lastRenderedPageBreak/>
+        <w:t>Buat folder swr pada utils dan tambahkan file dengan nama fetcher.js</w:t>
+      </w:r>
+    </w:p>
+    <w:p>
+      <w:pPr>
+        <w:spacing w:after="0"/>
+      </w:pPr>
+      <w:r>
+        <w:drawing>
+          <wp:inline distT="0" distB="0" distL="0" distR="0" wp14:anchorId="6E751330" wp14:editId="3C71C33B">
+            <wp:extent cx="1041400" cy="754775"/>
+            <wp:effectExtent l="0" t="0" r="6350" b="7620"/>
+            <wp:docPr id="1472105209" name="Picture 1"/>
+            <wp:cNvGraphicFramePr>
+              <a:graphicFrameLocks xmlns:a="http://schemas.openxmlformats.org/drawingml/2006/main" noChangeAspect="1"/>
+            </wp:cNvGraphicFramePr>
+            <a:graphic xmlns:a="http://schemas.openxmlformats.org/drawingml/2006/main">
+              <a:graphicData uri="http://schemas.openxmlformats.org/drawingml/2006/picture">
+                <pic:pic xmlns:pic="http://schemas.openxmlformats.org/drawingml/2006/picture">
+                  <pic:nvPicPr>
+                    <pic:cNvPr id="1472105209" name=""/>
+                    <pic:cNvPicPr/>
+                  </pic:nvPicPr>
+                  <pic:blipFill>
+                    <a:blip r:embed="rId22"/>
+                    <a:stretch>
+                      <a:fillRect/>
+                    </a:stretch>
+                  </pic:blipFill>
+                  <pic:spPr>
+                    <a:xfrm>
+                      <a:off x="0" y="0"/>
+                      <a:ext cx="1052919" cy="763123"/>
                     </a:xfrm>
                     <a:prstGeom prst="rect">
                       <a:avLst/>
@@ -630,11 +1427,14 @@
         <w:t xml:space="preserve"> </w:t>
       </w:r>
       <w:r>
+        <w:rPr>
+          <w:noProof/>
+        </w:rPr>
         <w:drawing>
-          <wp:inline distT="0" distB="0" distL="0" distR="0" wp14:anchorId="40BFA202" wp14:editId="75624349">
-            <wp:extent cx="2547576" cy="3854450"/>
-            <wp:effectExtent l="0" t="0" r="5715" b="0"/>
-            <wp:docPr id="205318819" name="Picture 1"/>
+          <wp:inline distT="0" distB="0" distL="0" distR="0" wp14:anchorId="2FD8F6A4" wp14:editId="31D2B27D">
+            <wp:extent cx="4527550" cy="735835"/>
+            <wp:effectExtent l="0" t="0" r="6350" b="7620"/>
+            <wp:docPr id="15178725" name="Picture 1"/>
             <wp:cNvGraphicFramePr>
               <a:graphicFrameLocks xmlns:a="http://schemas.openxmlformats.org/drawingml/2006/main" noChangeAspect="1"/>
             </wp:cNvGraphicFramePr>
@@ -642,11 +1442,11 @@
               <a:graphicData uri="http://schemas.openxmlformats.org/drawingml/2006/picture">
                 <pic:pic xmlns:pic="http://schemas.openxmlformats.org/drawingml/2006/picture">
                   <pic:nvPicPr>
-                    <pic:cNvPr id="205318819" name=""/>
+                    <pic:cNvPr id="15178725" name=""/>
                     <pic:cNvPicPr/>
                   </pic:nvPicPr>
                   <pic:blipFill>
-                    <a:blip r:embed="rId9"/>
+                    <a:blip r:embed="rId23"/>
                     <a:stretch>
                       <a:fillRect/>
                     </a:stretch>
@@ -654,7 +1454,7 @@
                   <pic:spPr>
                     <a:xfrm>
                       <a:off x="0" y="0"/>
-                      <a:ext cx="2550777" cy="3859293"/>
+                      <a:ext cx="4558816" cy="740916"/>
                     </a:xfrm>
                     <a:prstGeom prst="rect">
                       <a:avLst/>
@@ -672,29 +1472,30 @@
         <w:pStyle w:val="ListParagraph"/>
         <w:numPr>
           <w:ilvl w:val="0"/>
-          <w:numId w:val="42"/>
+          <w:numId w:val="45"/>
         </w:numPr>
         <w:spacing w:after="0"/>
       </w:pPr>
       <w:r>
-        <w:t xml:space="preserve">Akses: </w:t>
+        <w:t>Modifikasi file index.tsx pada folder pages/produk</w:t>
       </w:r>
-      <w:hyperlink r:id="rId10" w:history="1">
-        <w:r>
-          <w:rPr>
-            <w:rStyle w:val="Hyperlink"/>
-          </w:rPr>
-          <w:t>http://localhost:3000/api/produk</w:t>
-        </w:r>
-      </w:hyperlink>
     </w:p>
     <w:p>
+      <w:pPr>
+        <w:rPr>
+          <w:rStyle w:val="Heading1Char"/>
+          <w:rFonts w:eastAsiaTheme="minorHAnsi" w:cstheme="minorBidi"/>
+          <w:b w:val="0"/>
+          <w:sz w:val="24"/>
+          <w:szCs w:val="22"/>
+        </w:rPr>
+      </w:pPr>
       <w:r>
         <w:drawing>
-          <wp:inline distT="0" distB="0" distL="0" distR="0" wp14:anchorId="4EEC5AF4" wp14:editId="2CBBE9CA">
-            <wp:extent cx="2254250" cy="2690103"/>
-            <wp:effectExtent l="0" t="0" r="0" b="0"/>
-            <wp:docPr id="68108242" name="Picture 1"/>
+          <wp:inline distT="0" distB="0" distL="0" distR="0" wp14:anchorId="7296E5F1" wp14:editId="341AC339">
+            <wp:extent cx="3613150" cy="3341391"/>
+            <wp:effectExtent l="0" t="0" r="6350" b="0"/>
+            <wp:docPr id="768101977" name="Picture 1"/>
             <wp:cNvGraphicFramePr>
               <a:graphicFrameLocks xmlns:a="http://schemas.openxmlformats.org/drawingml/2006/main" noChangeAspect="1"/>
             </wp:cNvGraphicFramePr>
@@ -702,11 +1503,11 @@
               <a:graphicData uri="http://schemas.openxmlformats.org/drawingml/2006/picture">
                 <pic:pic xmlns:pic="http://schemas.openxmlformats.org/drawingml/2006/picture">
                   <pic:nvPicPr>
-                    <pic:cNvPr id="68108242" name=""/>
+                    <pic:cNvPr id="768101977" name=""/>
                     <pic:cNvPicPr/>
                   </pic:nvPicPr>
                   <pic:blipFill>
-                    <a:blip r:embed="rId11"/>
+                    <a:blip r:embed="rId24"/>
                     <a:stretch>
                       <a:fillRect/>
                     </a:stretch>
@@ -714,82 +1515,7 @@
                   <pic:spPr>
                     <a:xfrm>
                       <a:off x="0" y="0"/>
-                      <a:ext cx="2254956" cy="2690946"/>
-                    </a:xfrm>
-                    <a:prstGeom prst="rect">
-                      <a:avLst/>
-                    </a:prstGeom>
-                  </pic:spPr>
-                </pic:pic>
-              </a:graphicData>
-            </a:graphic>
-          </wp:inline>
-        </w:drawing>
-      </w:r>
-    </w:p>
-    <w:p/>
-    <w:p>
-      <w:pPr>
-        <w:pStyle w:val="Heading2"/>
-        <w:numPr>
-          <w:ilvl w:val="0"/>
-          <w:numId w:val="11"/>
-        </w:numPr>
-      </w:pPr>
-      <w:r>
-        <w:lastRenderedPageBreak/>
-        <w:t>Fetch Data API di Frontend</w:t>
-      </w:r>
-    </w:p>
-    <w:p>
-      <w:pPr>
-        <w:pStyle w:val="ListParagraph"/>
-        <w:numPr>
-          <w:ilvl w:val="0"/>
-          <w:numId w:val="42"/>
-        </w:numPr>
-        <w:spacing w:after="0"/>
-      </w:pPr>
-      <w:r>
-        <w:t>Buka pages/product/index.tsx</w:t>
-      </w:r>
-      <w:r>
-        <w:t xml:space="preserve"> dan m</w:t>
-      </w:r>
-      <w:r>
-        <w:t>odifikasi kode</w:t>
-      </w:r>
-    </w:p>
-    <w:p>
-      <w:pPr>
-        <w:spacing w:after="0"/>
-      </w:pPr>
-      <w:r>
-        <w:drawing>
-          <wp:inline distT="0" distB="0" distL="0" distR="0" wp14:anchorId="63394611" wp14:editId="13FECC81">
-            <wp:extent cx="3016250" cy="3300133"/>
-            <wp:effectExtent l="0" t="0" r="0" b="0"/>
-            <wp:docPr id="570609975" name="Picture 1"/>
-            <wp:cNvGraphicFramePr>
-              <a:graphicFrameLocks xmlns:a="http://schemas.openxmlformats.org/drawingml/2006/main" noChangeAspect="1"/>
-            </wp:cNvGraphicFramePr>
-            <a:graphic xmlns:a="http://schemas.openxmlformats.org/drawingml/2006/main">
-              <a:graphicData uri="http://schemas.openxmlformats.org/drawingml/2006/picture">
-                <pic:pic xmlns:pic="http://schemas.openxmlformats.org/drawingml/2006/picture">
-                  <pic:nvPicPr>
-                    <pic:cNvPr id="570609975" name=""/>
-                    <pic:cNvPicPr/>
-                  </pic:nvPicPr>
-                  <pic:blipFill>
-                    <a:blip r:embed="rId12"/>
-                    <a:stretch>
-                      <a:fillRect/>
-                    </a:stretch>
-                  </pic:blipFill>
-                  <pic:spPr>
-                    <a:xfrm>
-                      <a:off x="0" y="0"/>
-                      <a:ext cx="3022180" cy="3306621"/>
+                      <a:ext cx="3627879" cy="3355012"/>
                     </a:xfrm>
                     <a:prstGeom prst="rect">
                       <a:avLst/>
@@ -804,32 +1530,199 @@
     </w:p>
     <w:p>
       <w:pPr>
+        <w:spacing w:before="240"/>
+      </w:pPr>
+      <w:r>
+        <w:rPr>
+          <w:rStyle w:val="Heading1Char"/>
+        </w:rPr>
+        <w:t>Tugas Praktikum</w:t>
+      </w:r>
+    </w:p>
+    <w:p>
+      <w:pPr>
+        <w:pStyle w:val="Heading2"/>
+        <w:numPr>
+          <w:ilvl w:val="0"/>
+          <w:numId w:val="46"/>
+        </w:numPr>
+      </w:pPr>
+      <w:r>
+        <w:t xml:space="preserve">Jelaskan perbedaan: </w:t>
+      </w:r>
+    </w:p>
+    <w:p>
+      <w:pPr>
         <w:pStyle w:val="ListParagraph"/>
         <w:numPr>
           <w:ilvl w:val="0"/>
-          <w:numId w:val="42"/>
+          <w:numId w:val="45"/>
         </w:numPr>
-        <w:spacing w:after="0"/>
       </w:pPr>
       <w:r>
-        <w:t xml:space="preserve">Jalankan browser </w:t>
+        <w:t xml:space="preserve">Client Side Rendering </w:t>
       </w:r>
-      <w:hyperlink r:id="rId13" w:history="1">
-        <w:r>
-          <w:rPr>
-            <w:rStyle w:val="Hyperlink"/>
-          </w:rPr>
-          <w:t>http://localhost:3000/produk</w:t>
-        </w:r>
-      </w:hyperlink>
+      <w:r>
+        <w:t>:</w:t>
+      </w:r>
     </w:p>
     <w:p>
+      <w:pPr>
+        <w:pStyle w:val="ListParagraph"/>
+        <w:ind w:left="360"/>
+      </w:pPr>
       <w:r>
+        <w:t>Proses perenderan UI dilakukan sepenuhnya di browser (client). Server mengirimkan HTML kosong dan JavaScript, lalu browser mengambil data dari API untuk menampilkan konten. Ada jeda (</w:t>
+      </w:r>
+      <w:r>
+        <w:rPr>
+          <w:i/>
+          <w:iCs/>
+        </w:rPr>
+        <w:t>loading</w:t>
+      </w:r>
+      <w:r>
+        <w:t>) sebelum data muncul</w:t>
+      </w:r>
+    </w:p>
+    <w:p>
+      <w:pPr>
+        <w:pStyle w:val="ListParagraph"/>
+        <w:numPr>
+          <w:ilvl w:val="0"/>
+          <w:numId w:val="45"/>
+        </w:numPr>
+      </w:pPr>
+      <w:r>
+        <w:t xml:space="preserve">Server Side Rendering </w:t>
+      </w:r>
+      <w:r>
+        <w:t>:</w:t>
+      </w:r>
+    </w:p>
+    <w:p>
+      <w:pPr>
+        <w:pStyle w:val="ListParagraph"/>
+        <w:ind w:left="360"/>
+      </w:pPr>
+      <w:r>
+        <w:t>Proses perenderan HTML dilakukan di server setiap kali ada permintaan dari user. Browser menerima HTML yang sudah berisi konten lengkap, sehingga lebih cepat terlihat oleh pengguna dan lebih baik untuk SEO</w:t>
+      </w:r>
+    </w:p>
+    <w:p>
+      <w:pPr>
+        <w:pStyle w:val="ListParagraph"/>
+        <w:numPr>
+          <w:ilvl w:val="0"/>
+          <w:numId w:val="45"/>
+        </w:numPr>
+      </w:pPr>
+      <w:r>
+        <w:t>Static Site Generation</w:t>
+      </w:r>
+      <w:r>
+        <w:t xml:space="preserve"> :</w:t>
+      </w:r>
+    </w:p>
+    <w:p>
+      <w:pPr>
+        <w:pStyle w:val="ListParagraph"/>
+        <w:ind w:left="360"/>
+      </w:pPr>
+      <w:r>
+        <w:t>Halaman web dibuat (di-</w:t>
+      </w:r>
+      <w:r>
+        <w:rPr>
+          <w:i/>
+          <w:iCs/>
+        </w:rPr>
+        <w:t>generate</w:t>
+      </w:r>
+      <w:r>
+        <w:t>) menjadi file statis pada saat waktu build (build time). Halaman yang sudah jadi ini disimpan dan dikirim langsung ke user tanpa perlu diproses ulang di server, menjadikannya metode yang paling cepat</w:t>
+      </w:r>
+    </w:p>
+    <w:p>
+      <w:pPr>
+        <w:pStyle w:val="ListParagraph"/>
+        <w:ind w:left="360"/>
+      </w:pPr>
+    </w:p>
+    <w:p>
+      <w:pPr>
+        <w:pStyle w:val="ListParagraph"/>
+        <w:ind w:left="360"/>
+      </w:pPr>
+    </w:p>
+    <w:p>
+      <w:pPr>
+        <w:pStyle w:val="ListParagraph"/>
+        <w:ind w:left="360"/>
+      </w:pPr>
+    </w:p>
+    <w:p>
+      <w:pPr>
+        <w:pStyle w:val="ListParagraph"/>
+        <w:ind w:left="360"/>
+      </w:pPr>
+    </w:p>
+    <w:p>
+      <w:pPr>
+        <w:pStyle w:val="ListParagraph"/>
+        <w:ind w:left="360"/>
+      </w:pPr>
+    </w:p>
+    <w:p>
+      <w:pPr>
+        <w:pStyle w:val="Heading2"/>
+        <w:numPr>
+          <w:ilvl w:val="0"/>
+          <w:numId w:val="46"/>
+        </w:numPr>
+      </w:pPr>
+      <w:r>
+        <w:lastRenderedPageBreak/>
+        <w:t xml:space="preserve">Buat halaman produk dengan: </w:t>
+      </w:r>
+    </w:p>
+    <w:p>
+      <w:pPr>
+        <w:pStyle w:val="ListParagraph"/>
+        <w:numPr>
+          <w:ilvl w:val="0"/>
+          <w:numId w:val="45"/>
+        </w:numPr>
+      </w:pPr>
+      <w:r>
+        <w:t xml:space="preserve">Skeleton loading </w:t>
+      </w:r>
+    </w:p>
+    <w:p>
+      <w:pPr>
+        <w:pStyle w:val="ListParagraph"/>
+        <w:numPr>
+          <w:ilvl w:val="0"/>
+          <w:numId w:val="45"/>
+        </w:numPr>
+      </w:pPr>
+      <w:r>
+        <w:t xml:space="preserve">Animasi </w:t>
+      </w:r>
+    </w:p>
+    <w:p>
+      <w:pPr>
+        <w:spacing w:after="0"/>
+      </w:pPr>
+      <w:r>
+        <w:rPr>
+          <w:noProof/>
+        </w:rPr>
         <w:drawing>
-          <wp:inline distT="0" distB="0" distL="0" distR="0" wp14:anchorId="5C9D5F01" wp14:editId="10F1A2BB">
-            <wp:extent cx="1828800" cy="2046612"/>
+          <wp:inline distT="0" distB="0" distL="0" distR="0" wp14:anchorId="3C34E711" wp14:editId="7932C5E7">
+            <wp:extent cx="3924300" cy="5966291"/>
             <wp:effectExtent l="0" t="0" r="0" b="0"/>
-            <wp:docPr id="1617543366" name="Picture 1"/>
+            <wp:docPr id="471367473" name="Picture 1"/>
             <wp:cNvGraphicFramePr>
               <a:graphicFrameLocks xmlns:a="http://schemas.openxmlformats.org/drawingml/2006/main" noChangeAspect="1"/>
             </wp:cNvGraphicFramePr>
@@ -837,11 +1730,68 @@
               <a:graphicData uri="http://schemas.openxmlformats.org/drawingml/2006/picture">
                 <pic:pic xmlns:pic="http://schemas.openxmlformats.org/drawingml/2006/picture">
                   <pic:nvPicPr>
-                    <pic:cNvPr id="1617543366" name=""/>
+                    <pic:cNvPr id="0" name="Picture 1"/>
+                    <pic:cNvPicPr>
+                      <a:picLocks noChangeAspect="1" noChangeArrowheads="1"/>
+                    </pic:cNvPicPr>
+                  </pic:nvPicPr>
+                  <pic:blipFill rotWithShape="1">
+                    <a:blip r:embed="rId25" cstate="print">
+                      <a:extLst>
+                        <a:ext uri="{28A0092B-C50C-407E-A947-70E740481C1C}">
+                          <a14:useLocalDpi xmlns:a14="http://schemas.microsoft.com/office/drawing/2010/main" val="0"/>
+                        </a:ext>
+                      </a:extLst>
+                    </a:blip>
+                    <a:srcRect l="4653" t="5451" r="5496" b="3713"/>
+                    <a:stretch>
+                      <a:fillRect/>
+                    </a:stretch>
+                  </pic:blipFill>
+                  <pic:spPr bwMode="auto">
+                    <a:xfrm>
+                      <a:off x="0" y="0"/>
+                      <a:ext cx="3934029" cy="5981082"/>
+                    </a:xfrm>
+                    <a:prstGeom prst="rect">
+                      <a:avLst/>
+                    </a:prstGeom>
+                    <a:noFill/>
+                    <a:ln>
+                      <a:noFill/>
+                    </a:ln>
+                    <a:extLst>
+                      <a:ext uri="{53640926-AAD7-44D8-BBD7-CCE9431645EC}">
+                        <a14:shadowObscured xmlns:a14="http://schemas.microsoft.com/office/drawing/2010/main"/>
+                      </a:ext>
+                    </a:extLst>
+                  </pic:spPr>
+                </pic:pic>
+              </a:graphicData>
+            </a:graphic>
+          </wp:inline>
+        </w:drawing>
+      </w:r>
+    </w:p>
+    <w:p>
+      <w:r>
+        <w:drawing>
+          <wp:inline distT="0" distB="0" distL="0" distR="0" wp14:anchorId="13AC3A35" wp14:editId="0F45EE4B">
+            <wp:extent cx="3473450" cy="2086149"/>
+            <wp:effectExtent l="0" t="0" r="0" b="9525"/>
+            <wp:docPr id="961450304" name="Picture 1"/>
+            <wp:cNvGraphicFramePr>
+              <a:graphicFrameLocks xmlns:a="http://schemas.openxmlformats.org/drawingml/2006/main" noChangeAspect="1"/>
+            </wp:cNvGraphicFramePr>
+            <a:graphic xmlns:a="http://schemas.openxmlformats.org/drawingml/2006/main">
+              <a:graphicData uri="http://schemas.openxmlformats.org/drawingml/2006/picture">
+                <pic:pic xmlns:pic="http://schemas.openxmlformats.org/drawingml/2006/picture">
+                  <pic:nvPicPr>
+                    <pic:cNvPr id="961450304" name=""/>
                     <pic:cNvPicPr/>
                   </pic:nvPicPr>
                   <pic:blipFill>
-                    <a:blip r:embed="rId14"/>
+                    <a:blip r:embed="rId26"/>
                     <a:stretch>
                       <a:fillRect/>
                     </a:stretch>
@@ -849,7 +1799,7 @@
                   <pic:spPr>
                     <a:xfrm>
                       <a:off x="0" y="0"/>
-                      <a:ext cx="1838667" cy="2057654"/>
+                      <a:ext cx="3479526" cy="2089798"/>
                     </a:xfrm>
                     <a:prstGeom prst="rect">
                       <a:avLst/>
@@ -867,41 +1817,24 @@
         <w:pStyle w:val="Heading2"/>
         <w:numPr>
           <w:ilvl w:val="0"/>
-          <w:numId w:val="43"/>
+          <w:numId w:val="46"/>
         </w:numPr>
       </w:pPr>
       <w:r>
-        <w:t>Setup Firebase</w:t>
+        <w:lastRenderedPageBreak/>
+        <w:t>Refactor kode dari useEffect menjadi SWR</w:t>
       </w:r>
     </w:p>
     <w:p>
-      <w:pPr>
-        <w:pStyle w:val="ListParagraph"/>
-        <w:numPr>
-          <w:ilvl w:val="0"/>
-          <w:numId w:val="42"/>
-        </w:numPr>
-        <w:spacing w:after="0"/>
-      </w:pPr>
       <w:r>
-        <w:t>Buka Firebase Go To Console ( login dengan login google)</w:t>
-      </w:r>
-      <w:r>
-        <w:t xml:space="preserve"> dan buat projek baru</w:t>
-      </w:r>
-    </w:p>
-    <w:p>
-      <w:pPr>
         <w:rPr>
           <w:noProof/>
         </w:rPr>
-      </w:pPr>
-      <w:r>
         <w:drawing>
-          <wp:inline distT="0" distB="0" distL="0" distR="0" wp14:anchorId="44792ED0" wp14:editId="73F53016">
-            <wp:extent cx="2457450" cy="1796937"/>
-            <wp:effectExtent l="0" t="0" r="0" b="0"/>
-            <wp:docPr id="1432712302" name="Picture 1"/>
+          <wp:inline distT="0" distB="0" distL="0" distR="0" wp14:anchorId="2CF134EE" wp14:editId="34D8B8B5">
+            <wp:extent cx="5731510" cy="7564120"/>
+            <wp:effectExtent l="0" t="0" r="2540" b="0"/>
+            <wp:docPr id="831163430" name="Picture 2"/>
             <wp:cNvGraphicFramePr>
               <a:graphicFrameLocks xmlns:a="http://schemas.openxmlformats.org/drawingml/2006/main" noChangeAspect="1"/>
             </wp:cNvGraphicFramePr>
@@ -909,126 +1842,36 @@
               <a:graphicData uri="http://schemas.openxmlformats.org/drawingml/2006/picture">
                 <pic:pic xmlns:pic="http://schemas.openxmlformats.org/drawingml/2006/picture">
                   <pic:nvPicPr>
-                    <pic:cNvPr id="1432712302" name=""/>
-                    <pic:cNvPicPr/>
+                    <pic:cNvPr id="0" name="Picture 3"/>
+                    <pic:cNvPicPr>
+                      <a:picLocks noChangeAspect="1" noChangeArrowheads="1"/>
+                    </pic:cNvPicPr>
                   </pic:nvPicPr>
                   <pic:blipFill>
-                    <a:blip r:embed="rId15"/>
+                    <a:blip r:embed="rId27" cstate="print">
+                      <a:extLst>
+                        <a:ext uri="{28A0092B-C50C-407E-A947-70E740481C1C}">
+                          <a14:useLocalDpi xmlns:a14="http://schemas.microsoft.com/office/drawing/2010/main" val="0"/>
+                        </a:ext>
+                      </a:extLst>
+                    </a:blip>
+                    <a:srcRect/>
                     <a:stretch>
                       <a:fillRect/>
                     </a:stretch>
                   </pic:blipFill>
-                  <pic:spPr>
+                  <pic:spPr bwMode="auto">
                     <a:xfrm>
                       <a:off x="0" y="0"/>
-                      <a:ext cx="2464410" cy="1802026"/>
+                      <a:ext cx="5731510" cy="7564120"/>
                     </a:xfrm>
                     <a:prstGeom prst="rect">
                       <a:avLst/>
                     </a:prstGeom>
-                  </pic:spPr>
-                </pic:pic>
-              </a:graphicData>
-            </a:graphic>
-          </wp:inline>
-        </w:drawing>
-      </w:r>
-      <w:r>
-        <w:rPr>
-          <w:noProof/>
-        </w:rPr>
-        <w:t xml:space="preserve"> </w:t>
-      </w:r>
-      <w:r>
-        <w:drawing>
-          <wp:inline distT="0" distB="0" distL="0" distR="0" wp14:anchorId="66C5DE28" wp14:editId="7FE21494">
-            <wp:extent cx="2279650" cy="1836169"/>
-            <wp:effectExtent l="0" t="0" r="6350" b="0"/>
-            <wp:docPr id="1431217378" name="Picture 1"/>
-            <wp:cNvGraphicFramePr>
-              <a:graphicFrameLocks xmlns:a="http://schemas.openxmlformats.org/drawingml/2006/main" noChangeAspect="1"/>
-            </wp:cNvGraphicFramePr>
-            <a:graphic xmlns:a="http://schemas.openxmlformats.org/drawingml/2006/main">
-              <a:graphicData uri="http://schemas.openxmlformats.org/drawingml/2006/picture">
-                <pic:pic xmlns:pic="http://schemas.openxmlformats.org/drawingml/2006/picture">
-                  <pic:nvPicPr>
-                    <pic:cNvPr id="1431217378" name=""/>
-                    <pic:cNvPicPr/>
-                  </pic:nvPicPr>
-                  <pic:blipFill>
-                    <a:blip r:embed="rId16"/>
-                    <a:stretch>
-                      <a:fillRect/>
-                    </a:stretch>
-                  </pic:blipFill>
-                  <pic:spPr>
-                    <a:xfrm>
-                      <a:off x="0" y="0"/>
-                      <a:ext cx="2284016" cy="1839686"/>
-                    </a:xfrm>
-                    <a:prstGeom prst="rect">
-                      <a:avLst/>
-                    </a:prstGeom>
-                  </pic:spPr>
-                </pic:pic>
-              </a:graphicData>
-            </a:graphic>
-          </wp:inline>
-        </w:drawing>
-      </w:r>
-    </w:p>
-    <w:p/>
-    <w:p>
-      <w:pPr>
-        <w:pStyle w:val="ListParagraph"/>
-        <w:numPr>
-          <w:ilvl w:val="0"/>
-          <w:numId w:val="42"/>
-        </w:numPr>
-        <w:spacing w:after="0"/>
-      </w:pPr>
-      <w:r>
-        <w:lastRenderedPageBreak/>
-        <w:t>A</w:t>
-      </w:r>
-      <w:r>
-        <w:t>dd app dan pilih web</w:t>
-      </w:r>
-    </w:p>
-    <w:p>
-      <w:pPr>
-        <w:spacing w:after="0"/>
-      </w:pPr>
-      <w:r>
-        <w:drawing>
-          <wp:inline distT="0" distB="0" distL="0" distR="0" wp14:anchorId="315E43C0" wp14:editId="5C29DC36">
-            <wp:extent cx="2609850" cy="1884657"/>
-            <wp:effectExtent l="0" t="0" r="0" b="1905"/>
-            <wp:docPr id="434540253" name="Picture 1"/>
-            <wp:cNvGraphicFramePr>
-              <a:graphicFrameLocks xmlns:a="http://schemas.openxmlformats.org/drawingml/2006/main" noChangeAspect="1"/>
-            </wp:cNvGraphicFramePr>
-            <a:graphic xmlns:a="http://schemas.openxmlformats.org/drawingml/2006/main">
-              <a:graphicData uri="http://schemas.openxmlformats.org/drawingml/2006/picture">
-                <pic:pic xmlns:pic="http://schemas.openxmlformats.org/drawingml/2006/picture">
-                  <pic:nvPicPr>
-                    <pic:cNvPr id="434540253" name=""/>
-                    <pic:cNvPicPr/>
-                  </pic:nvPicPr>
-                  <pic:blipFill>
-                    <a:blip r:embed="rId17"/>
-                    <a:stretch>
-                      <a:fillRect/>
-                    </a:stretch>
-                  </pic:blipFill>
-                  <pic:spPr>
-                    <a:xfrm>
-                      <a:off x="0" y="0"/>
-                      <a:ext cx="2617224" cy="1889982"/>
-                    </a:xfrm>
-                    <a:prstGeom prst="rect">
-                      <a:avLst/>
-                    </a:prstGeom>
+                    <a:noFill/>
+                    <a:ln>
+                      <a:noFill/>
+                    </a:ln>
                   </pic:spPr>
                 </pic:pic>
               </a:graphicData>
@@ -1039,1385 +1882,6 @@
     </w:p>
     <w:p>
       <w:pPr>
-        <w:pStyle w:val="ListParagraph"/>
-        <w:numPr>
-          <w:ilvl w:val="0"/>
-          <w:numId w:val="42"/>
-        </w:numPr>
-        <w:spacing w:after="0"/>
-      </w:pPr>
-      <w:r>
-        <w:t>Aktifkan Firestore Database</w:t>
-      </w:r>
-    </w:p>
-    <w:p>
-      <w:pPr>
-        <w:spacing w:after="0"/>
-      </w:pPr>
-      <w:r>
-        <w:drawing>
-          <wp:inline distT="0" distB="0" distL="0" distR="0" wp14:anchorId="73D84ED6" wp14:editId="56EB60BF">
-            <wp:extent cx="3237033" cy="2095500"/>
-            <wp:effectExtent l="0" t="0" r="1905" b="0"/>
-            <wp:docPr id="498347084" name="Picture 1"/>
-            <wp:cNvGraphicFramePr>
-              <a:graphicFrameLocks xmlns:a="http://schemas.openxmlformats.org/drawingml/2006/main" noChangeAspect="1"/>
-            </wp:cNvGraphicFramePr>
-            <a:graphic xmlns:a="http://schemas.openxmlformats.org/drawingml/2006/main">
-              <a:graphicData uri="http://schemas.openxmlformats.org/drawingml/2006/picture">
-                <pic:pic xmlns:pic="http://schemas.openxmlformats.org/drawingml/2006/picture">
-                  <pic:nvPicPr>
-                    <pic:cNvPr id="498347084" name=""/>
-                    <pic:cNvPicPr/>
-                  </pic:nvPicPr>
-                  <pic:blipFill>
-                    <a:blip r:embed="rId18"/>
-                    <a:stretch>
-                      <a:fillRect/>
-                    </a:stretch>
-                  </pic:blipFill>
-                  <pic:spPr>
-                    <a:xfrm>
-                      <a:off x="0" y="0"/>
-                      <a:ext cx="3241496" cy="2098389"/>
-                    </a:xfrm>
-                    <a:prstGeom prst="rect">
-                      <a:avLst/>
-                    </a:prstGeom>
-                  </pic:spPr>
-                </pic:pic>
-              </a:graphicData>
-            </a:graphic>
-          </wp:inline>
-        </w:drawing>
-      </w:r>
-    </w:p>
-    <w:p>
-      <w:pPr>
-        <w:pStyle w:val="ListParagraph"/>
-        <w:numPr>
-          <w:ilvl w:val="0"/>
-          <w:numId w:val="42"/>
-        </w:numPr>
-        <w:spacing w:after="0"/>
-      </w:pPr>
-      <w:r>
-        <w:t xml:space="preserve">Ubah </w:t>
-      </w:r>
-      <w:r>
-        <w:t>rulesnya jadi true dan klik publish</w:t>
-      </w:r>
-    </w:p>
-    <w:p>
-      <w:pPr>
-        <w:spacing w:after="0"/>
-      </w:pPr>
-      <w:r>
-        <w:drawing>
-          <wp:inline distT="0" distB="0" distL="0" distR="0" wp14:anchorId="3C3296B8" wp14:editId="027970E3">
-            <wp:extent cx="3422650" cy="1035592"/>
-            <wp:effectExtent l="0" t="0" r="6350" b="0"/>
-            <wp:docPr id="2025875282" name="Picture 1"/>
-            <wp:cNvGraphicFramePr>
-              <a:graphicFrameLocks xmlns:a="http://schemas.openxmlformats.org/drawingml/2006/main" noChangeAspect="1"/>
-            </wp:cNvGraphicFramePr>
-            <a:graphic xmlns:a="http://schemas.openxmlformats.org/drawingml/2006/main">
-              <a:graphicData uri="http://schemas.openxmlformats.org/drawingml/2006/picture">
-                <pic:pic xmlns:pic="http://schemas.openxmlformats.org/drawingml/2006/picture">
-                  <pic:nvPicPr>
-                    <pic:cNvPr id="2025875282" name=""/>
-                    <pic:cNvPicPr/>
-                  </pic:nvPicPr>
-                  <pic:blipFill>
-                    <a:blip r:embed="rId19"/>
-                    <a:stretch>
-                      <a:fillRect/>
-                    </a:stretch>
-                  </pic:blipFill>
-                  <pic:spPr>
-                    <a:xfrm>
-                      <a:off x="0" y="0"/>
-                      <a:ext cx="3449481" cy="1043710"/>
-                    </a:xfrm>
-                    <a:prstGeom prst="rect">
-                      <a:avLst/>
-                    </a:prstGeom>
-                  </pic:spPr>
-                </pic:pic>
-              </a:graphicData>
-            </a:graphic>
-          </wp:inline>
-        </w:drawing>
-      </w:r>
-    </w:p>
-    <w:p>
-      <w:pPr>
-        <w:pStyle w:val="ListParagraph"/>
-        <w:numPr>
-          <w:ilvl w:val="0"/>
-          <w:numId w:val="42"/>
-        </w:numPr>
-        <w:spacing w:after="0"/>
-      </w:pPr>
-      <w:r>
-        <w:t>Buat collection:</w:t>
-      </w:r>
-    </w:p>
-    <w:p>
-      <w:r>
-        <w:drawing>
-          <wp:inline distT="0" distB="0" distL="0" distR="0" wp14:anchorId="7DF64CF1" wp14:editId="505003B6">
-            <wp:extent cx="2813050" cy="2726936"/>
-            <wp:effectExtent l="0" t="0" r="6350" b="0"/>
-            <wp:docPr id="327261812" name="Picture 1"/>
-            <wp:cNvGraphicFramePr>
-              <a:graphicFrameLocks xmlns:a="http://schemas.openxmlformats.org/drawingml/2006/main" noChangeAspect="1"/>
-            </wp:cNvGraphicFramePr>
-            <a:graphic xmlns:a="http://schemas.openxmlformats.org/drawingml/2006/main">
-              <a:graphicData uri="http://schemas.openxmlformats.org/drawingml/2006/picture">
-                <pic:pic xmlns:pic="http://schemas.openxmlformats.org/drawingml/2006/picture">
-                  <pic:nvPicPr>
-                    <pic:cNvPr id="327261812" name=""/>
-                    <pic:cNvPicPr/>
-                  </pic:nvPicPr>
-                  <pic:blipFill>
-                    <a:blip r:embed="rId20"/>
-                    <a:stretch>
-                      <a:fillRect/>
-                    </a:stretch>
-                  </pic:blipFill>
-                  <pic:spPr>
-                    <a:xfrm>
-                      <a:off x="0" y="0"/>
-                      <a:ext cx="2819022" cy="2732726"/>
-                    </a:xfrm>
-                    <a:prstGeom prst="rect">
-                      <a:avLst/>
-                    </a:prstGeom>
-                  </pic:spPr>
-                </pic:pic>
-              </a:graphicData>
-            </a:graphic>
-          </wp:inline>
-        </w:drawing>
-      </w:r>
-      <w:r>
-        <w:drawing>
-          <wp:inline distT="0" distB="0" distL="0" distR="0" wp14:anchorId="3E647DEB" wp14:editId="7A8075E5">
-            <wp:extent cx="2900856" cy="1257300"/>
-            <wp:effectExtent l="0" t="0" r="0" b="0"/>
-            <wp:docPr id="1306132356" name="Picture 1"/>
-            <wp:cNvGraphicFramePr>
-              <a:graphicFrameLocks xmlns:a="http://schemas.openxmlformats.org/drawingml/2006/main" noChangeAspect="1"/>
-            </wp:cNvGraphicFramePr>
-            <a:graphic xmlns:a="http://schemas.openxmlformats.org/drawingml/2006/main">
-              <a:graphicData uri="http://schemas.openxmlformats.org/drawingml/2006/picture">
-                <pic:pic xmlns:pic="http://schemas.openxmlformats.org/drawingml/2006/picture">
-                  <pic:nvPicPr>
-                    <pic:cNvPr id="1306132356" name=""/>
-                    <pic:cNvPicPr/>
-                  </pic:nvPicPr>
-                  <pic:blipFill>
-                    <a:blip r:embed="rId21"/>
-                    <a:stretch>
-                      <a:fillRect/>
-                    </a:stretch>
-                  </pic:blipFill>
-                  <pic:spPr>
-                    <a:xfrm>
-                      <a:off x="0" y="0"/>
-                      <a:ext cx="2921801" cy="1266378"/>
-                    </a:xfrm>
-                    <a:prstGeom prst="rect">
-                      <a:avLst/>
-                    </a:prstGeom>
-                  </pic:spPr>
-                </pic:pic>
-              </a:graphicData>
-            </a:graphic>
-          </wp:inline>
-        </w:drawing>
-      </w:r>
-    </w:p>
-    <w:p>
-      <w:pPr>
-        <w:pStyle w:val="Heading2"/>
-        <w:numPr>
-          <w:ilvl w:val="0"/>
-          <w:numId w:val="43"/>
-        </w:numPr>
-      </w:pPr>
-      <w:r>
-        <w:lastRenderedPageBreak/>
-        <w:t>Install Firebase</w:t>
-      </w:r>
-    </w:p>
-    <w:p>
-      <w:pPr>
-        <w:pStyle w:val="ListParagraph"/>
-        <w:numPr>
-          <w:ilvl w:val="0"/>
-          <w:numId w:val="42"/>
-        </w:numPr>
-        <w:spacing w:after="0"/>
-      </w:pPr>
-      <w:r>
-        <w:t>npm install firebase</w:t>
-      </w:r>
-    </w:p>
-    <w:p>
-      <w:pPr>
-        <w:spacing w:after="0"/>
-      </w:pPr>
-      <w:r>
-        <w:rPr>
-          <w:noProof/>
-        </w:rPr>
-        <w:drawing>
-          <wp:inline distT="0" distB="0" distL="0" distR="0" wp14:anchorId="4FDA8DD8" wp14:editId="0E806566">
-            <wp:extent cx="2711450" cy="855290"/>
-            <wp:effectExtent l="0" t="0" r="0" b="2540"/>
-            <wp:docPr id="1809385956" name="Picture 1"/>
-            <wp:cNvGraphicFramePr>
-              <a:graphicFrameLocks xmlns:a="http://schemas.openxmlformats.org/drawingml/2006/main" noChangeAspect="1"/>
-            </wp:cNvGraphicFramePr>
-            <a:graphic xmlns:a="http://schemas.openxmlformats.org/drawingml/2006/main">
-              <a:graphicData uri="http://schemas.openxmlformats.org/drawingml/2006/picture">
-                <pic:pic xmlns:pic="http://schemas.openxmlformats.org/drawingml/2006/picture">
-                  <pic:nvPicPr>
-                    <pic:cNvPr id="1809385956" name=""/>
-                    <pic:cNvPicPr/>
-                  </pic:nvPicPr>
-                  <pic:blipFill>
-                    <a:blip r:embed="rId22"/>
-                    <a:stretch>
-                      <a:fillRect/>
-                    </a:stretch>
-                  </pic:blipFill>
-                  <pic:spPr>
-                    <a:xfrm>
-                      <a:off x="0" y="0"/>
-                      <a:ext cx="2717747" cy="857276"/>
-                    </a:xfrm>
-                    <a:prstGeom prst="rect">
-                      <a:avLst/>
-                    </a:prstGeom>
-                  </pic:spPr>
-                </pic:pic>
-              </a:graphicData>
-            </a:graphic>
-          </wp:inline>
-        </w:drawing>
-      </w:r>
-    </w:p>
-    <w:p>
-      <w:pPr>
-        <w:pStyle w:val="ListParagraph"/>
-        <w:numPr>
-          <w:ilvl w:val="0"/>
-          <w:numId w:val="42"/>
-        </w:numPr>
-        <w:spacing w:after="0"/>
-      </w:pPr>
-      <w:r>
-        <w:t>Buat folder dan file ts pada pages utlis/db/firebase.ts</w:t>
-      </w:r>
-    </w:p>
-    <w:p>
-      <w:pPr>
-        <w:spacing w:after="0"/>
-      </w:pPr>
-      <w:r>
-        <w:drawing>
-          <wp:inline distT="0" distB="0" distL="0" distR="0" wp14:anchorId="1E12E1CE" wp14:editId="556D627E">
-            <wp:extent cx="768389" cy="304816"/>
-            <wp:effectExtent l="0" t="0" r="0" b="0"/>
-            <wp:docPr id="1421329002" name="Picture 1"/>
-            <wp:cNvGraphicFramePr>
-              <a:graphicFrameLocks xmlns:a="http://schemas.openxmlformats.org/drawingml/2006/main" noChangeAspect="1"/>
-            </wp:cNvGraphicFramePr>
-            <a:graphic xmlns:a="http://schemas.openxmlformats.org/drawingml/2006/main">
-              <a:graphicData uri="http://schemas.openxmlformats.org/drawingml/2006/picture">
-                <pic:pic xmlns:pic="http://schemas.openxmlformats.org/drawingml/2006/picture">
-                  <pic:nvPicPr>
-                    <pic:cNvPr id="1421329002" name=""/>
-                    <pic:cNvPicPr/>
-                  </pic:nvPicPr>
-                  <pic:blipFill>
-                    <a:blip r:embed="rId23"/>
-                    <a:stretch>
-                      <a:fillRect/>
-                    </a:stretch>
-                  </pic:blipFill>
-                  <pic:spPr>
-                    <a:xfrm>
-                      <a:off x="0" y="0"/>
-                      <a:ext cx="768389" cy="304816"/>
-                    </a:xfrm>
-                    <a:prstGeom prst="rect">
-                      <a:avLst/>
-                    </a:prstGeom>
-                  </pic:spPr>
-                </pic:pic>
-              </a:graphicData>
-            </a:graphic>
-          </wp:inline>
-        </w:drawing>
-      </w:r>
-    </w:p>
-    <w:p>
-      <w:pPr>
-        <w:pStyle w:val="ListParagraph"/>
-        <w:numPr>
-          <w:ilvl w:val="0"/>
-          <w:numId w:val="42"/>
-        </w:numPr>
-      </w:pPr>
-      <w:r>
-        <w:t>Copy paste yang ada pada kotak merah ke file firebase.ts</w:t>
-      </w:r>
-    </w:p>
-    <w:p>
-      <w:pPr>
-        <w:pStyle w:val="Heading2"/>
-        <w:numPr>
-          <w:ilvl w:val="0"/>
-          <w:numId w:val="43"/>
-        </w:numPr>
-      </w:pPr>
-      <w:r>
-        <w:t>Konfigurasi Environment Variable agar credensial firebase tidak dapat dilihat saat dipush</w:t>
-      </w:r>
-      <w:r>
-        <w:t xml:space="preserve"> </w:t>
-      </w:r>
-      <w:r>
-        <w:t>di repository</w:t>
-      </w:r>
-    </w:p>
-    <w:p>
-      <w:pPr>
-        <w:pStyle w:val="ListParagraph"/>
-        <w:numPr>
-          <w:ilvl w:val="0"/>
-          <w:numId w:val="42"/>
-        </w:numPr>
-        <w:spacing w:after="0"/>
-      </w:pPr>
-      <w:r>
-        <w:t>Buat file: .env.local</w:t>
-      </w:r>
-      <w:r>
-        <w:t xml:space="preserve"> </w:t>
-      </w:r>
-      <w:r>
-        <w:t>dan memodifikasinya untuk mengisikan konfigurasi yang ada pada</w:t>
-      </w:r>
-      <w:r>
-        <w:t xml:space="preserve"> </w:t>
-      </w:r>
-      <w:r>
-        <w:t>firebase</w:t>
-      </w:r>
-    </w:p>
-    <w:p>
-      <w:r>
-        <w:drawing>
-          <wp:inline distT="0" distB="0" distL="0" distR="0" wp14:anchorId="4D0F9FF7" wp14:editId="6B78B134">
-            <wp:extent cx="1530429" cy="704886"/>
-            <wp:effectExtent l="0" t="0" r="0" b="0"/>
-            <wp:docPr id="1893905391" name="Picture 1"/>
-            <wp:cNvGraphicFramePr>
-              <a:graphicFrameLocks xmlns:a="http://schemas.openxmlformats.org/drawingml/2006/main" noChangeAspect="1"/>
-            </wp:cNvGraphicFramePr>
-            <a:graphic xmlns:a="http://schemas.openxmlformats.org/drawingml/2006/main">
-              <a:graphicData uri="http://schemas.openxmlformats.org/drawingml/2006/picture">
-                <pic:pic xmlns:pic="http://schemas.openxmlformats.org/drawingml/2006/picture">
-                  <pic:nvPicPr>
-                    <pic:cNvPr id="1893905391" name=""/>
-                    <pic:cNvPicPr/>
-                  </pic:nvPicPr>
-                  <pic:blipFill>
-                    <a:blip r:embed="rId24"/>
-                    <a:stretch>
-                      <a:fillRect/>
-                    </a:stretch>
-                  </pic:blipFill>
-                  <pic:spPr>
-                    <a:xfrm>
-                      <a:off x="0" y="0"/>
-                      <a:ext cx="1530429" cy="704886"/>
-                    </a:xfrm>
-                    <a:prstGeom prst="rect">
-                      <a:avLst/>
-                    </a:prstGeom>
-                  </pic:spPr>
-                </pic:pic>
-              </a:graphicData>
-            </a:graphic>
-          </wp:inline>
-        </w:drawing>
-      </w:r>
-    </w:p>
-    <w:p>
-      <w:pPr>
-        <w:pStyle w:val="Heading2"/>
-        <w:numPr>
-          <w:ilvl w:val="0"/>
-          <w:numId w:val="43"/>
-        </w:numPr>
-      </w:pPr>
-      <w:r>
-        <w:t>Konfigurasi Firebase</w:t>
-      </w:r>
-    </w:p>
-    <w:p>
-      <w:pPr>
-        <w:pStyle w:val="ListParagraph"/>
-        <w:numPr>
-          <w:ilvl w:val="0"/>
-          <w:numId w:val="42"/>
-        </w:numPr>
-        <w:spacing w:after="0"/>
-      </w:pPr>
-      <w:r>
-        <w:t>Modifikasi firebase.ts</w:t>
-      </w:r>
-    </w:p>
-    <w:p>
-      <w:r>
-        <w:drawing>
-          <wp:inline distT="0" distB="0" distL="0" distR="0" wp14:anchorId="0D91FB4D" wp14:editId="34627092">
-            <wp:extent cx="3168813" cy="2444876"/>
-            <wp:effectExtent l="0" t="0" r="0" b="0"/>
-            <wp:docPr id="1908318466" name="Picture 1"/>
-            <wp:cNvGraphicFramePr>
-              <a:graphicFrameLocks xmlns:a="http://schemas.openxmlformats.org/drawingml/2006/main" noChangeAspect="1"/>
-            </wp:cNvGraphicFramePr>
-            <a:graphic xmlns:a="http://schemas.openxmlformats.org/drawingml/2006/main">
-              <a:graphicData uri="http://schemas.openxmlformats.org/drawingml/2006/picture">
-                <pic:pic xmlns:pic="http://schemas.openxmlformats.org/drawingml/2006/picture">
-                  <pic:nvPicPr>
-                    <pic:cNvPr id="1908318466" name=""/>
-                    <pic:cNvPicPr/>
-                  </pic:nvPicPr>
-                  <pic:blipFill>
-                    <a:blip r:embed="rId25"/>
-                    <a:stretch>
-                      <a:fillRect/>
-                    </a:stretch>
-                  </pic:blipFill>
-                  <pic:spPr>
-                    <a:xfrm>
-                      <a:off x="0" y="0"/>
-                      <a:ext cx="3168813" cy="2444876"/>
-                    </a:xfrm>
-                    <a:prstGeom prst="rect">
-                      <a:avLst/>
-                    </a:prstGeom>
-                  </pic:spPr>
-                </pic:pic>
-              </a:graphicData>
-            </a:graphic>
-          </wp:inline>
-        </w:drawing>
-      </w:r>
-    </w:p>
-    <w:p>
-      <w:pPr>
-        <w:pStyle w:val="Heading2"/>
-        <w:numPr>
-          <w:ilvl w:val="0"/>
-          <w:numId w:val="43"/>
-        </w:numPr>
-      </w:pPr>
-      <w:r>
-        <w:t>Ambil Data dari Firestore</w:t>
-      </w:r>
-    </w:p>
-    <w:p>
-      <w:pPr>
-        <w:pStyle w:val="ListParagraph"/>
-        <w:numPr>
-          <w:ilvl w:val="0"/>
-          <w:numId w:val="42"/>
-        </w:numPr>
-        <w:spacing w:after="0"/>
-      </w:pPr>
-      <w:r>
-        <w:t>Buat file</w:t>
-      </w:r>
-      <w:r>
-        <w:t xml:space="preserve"> </w:t>
-      </w:r>
-      <w:r>
-        <w:t>ulits/db/servicefirebase.js</w:t>
-      </w:r>
-      <w:r>
-        <w:t xml:space="preserve"> dan modifikasi</w:t>
-      </w:r>
-    </w:p>
-    <w:p>
-      <w:r>
-        <w:drawing>
-          <wp:inline distT="0" distB="0" distL="0" distR="0" wp14:anchorId="2B900AC8" wp14:editId="4FFA6249">
-            <wp:extent cx="3302170" cy="1505027"/>
-            <wp:effectExtent l="0" t="0" r="0" b="0"/>
-            <wp:docPr id="1908814191" name="Picture 1"/>
-            <wp:cNvGraphicFramePr>
-              <a:graphicFrameLocks xmlns:a="http://schemas.openxmlformats.org/drawingml/2006/main" noChangeAspect="1"/>
-            </wp:cNvGraphicFramePr>
-            <a:graphic xmlns:a="http://schemas.openxmlformats.org/drawingml/2006/main">
-              <a:graphicData uri="http://schemas.openxmlformats.org/drawingml/2006/picture">
-                <pic:pic xmlns:pic="http://schemas.openxmlformats.org/drawingml/2006/picture">
-                  <pic:nvPicPr>
-                    <pic:cNvPr id="1908814191" name=""/>
-                    <pic:cNvPicPr/>
-                  </pic:nvPicPr>
-                  <pic:blipFill>
-                    <a:blip r:embed="rId26"/>
-                    <a:stretch>
-                      <a:fillRect/>
-                    </a:stretch>
-                  </pic:blipFill>
-                  <pic:spPr>
-                    <a:xfrm>
-                      <a:off x="0" y="0"/>
-                      <a:ext cx="3302170" cy="1505027"/>
-                    </a:xfrm>
-                    <a:prstGeom prst="rect">
-                      <a:avLst/>
-                    </a:prstGeom>
-                  </pic:spPr>
-                </pic:pic>
-              </a:graphicData>
-            </a:graphic>
-          </wp:inline>
-        </w:drawing>
-      </w:r>
-    </w:p>
-    <w:p>
-      <w:pPr>
-        <w:pStyle w:val="Heading2"/>
-        <w:numPr>
-          <w:ilvl w:val="0"/>
-          <w:numId w:val="43"/>
-        </w:numPr>
-      </w:pPr>
-      <w:r>
-        <w:lastRenderedPageBreak/>
-        <w:t>API Mengambil Data Firebase</w:t>
-      </w:r>
-    </w:p>
-    <w:p>
-      <w:pPr>
-        <w:pStyle w:val="ListParagraph"/>
-        <w:numPr>
-          <w:ilvl w:val="0"/>
-          <w:numId w:val="42"/>
-        </w:numPr>
-        <w:spacing w:after="0"/>
-      </w:pPr>
-      <w:r>
-        <w:t>Edit pages/api/product.js</w:t>
-      </w:r>
-    </w:p>
-    <w:p>
-      <w:pPr>
-        <w:spacing w:after="0"/>
-      </w:pPr>
-      <w:r>
-        <w:drawing>
-          <wp:inline distT="0" distB="0" distL="0" distR="0" wp14:anchorId="64B47F8F" wp14:editId="41B4AD3E">
-            <wp:extent cx="2750355" cy="2101850"/>
-            <wp:effectExtent l="0" t="0" r="0" b="0"/>
-            <wp:docPr id="1037274571" name="Picture 1"/>
-            <wp:cNvGraphicFramePr>
-              <a:graphicFrameLocks xmlns:a="http://schemas.openxmlformats.org/drawingml/2006/main" noChangeAspect="1"/>
-            </wp:cNvGraphicFramePr>
-            <a:graphic xmlns:a="http://schemas.openxmlformats.org/drawingml/2006/main">
-              <a:graphicData uri="http://schemas.openxmlformats.org/drawingml/2006/picture">
-                <pic:pic xmlns:pic="http://schemas.openxmlformats.org/drawingml/2006/picture">
-                  <pic:nvPicPr>
-                    <pic:cNvPr id="1037274571" name=""/>
-                    <pic:cNvPicPr/>
-                  </pic:nvPicPr>
-                  <pic:blipFill>
-                    <a:blip r:embed="rId27"/>
-                    <a:stretch>
-                      <a:fillRect/>
-                    </a:stretch>
-                  </pic:blipFill>
-                  <pic:spPr>
-                    <a:xfrm>
-                      <a:off x="0" y="0"/>
-                      <a:ext cx="2750844" cy="2102224"/>
-                    </a:xfrm>
-                    <a:prstGeom prst="rect">
-                      <a:avLst/>
-                    </a:prstGeom>
-                  </pic:spPr>
-                </pic:pic>
-              </a:graphicData>
-            </a:graphic>
-          </wp:inline>
-        </w:drawing>
-      </w:r>
-    </w:p>
-    <w:p>
-      <w:pPr>
-        <w:pStyle w:val="ListParagraph"/>
-        <w:numPr>
-          <w:ilvl w:val="0"/>
-          <w:numId w:val="42"/>
-        </w:numPr>
-        <w:spacing w:after="0"/>
-      </w:pPr>
-      <w:r>
-        <w:t xml:space="preserve">Jalankan browser </w:t>
-      </w:r>
-      <w:hyperlink r:id="rId28" w:history="1">
-        <w:r>
-          <w:rPr>
-            <w:rStyle w:val="Hyperlink"/>
-          </w:rPr>
-          <w:t>http://localhost:3000/api/produk</w:t>
-        </w:r>
-      </w:hyperlink>
-    </w:p>
-    <w:p>
-      <w:pPr>
-        <w:spacing w:after="0"/>
-      </w:pPr>
-      <w:r>
-        <w:drawing>
-          <wp:inline distT="0" distB="0" distL="0" distR="0" wp14:anchorId="28772A65" wp14:editId="1FE1A613">
-            <wp:extent cx="2578100" cy="2082721"/>
-            <wp:effectExtent l="0" t="0" r="0" b="0"/>
-            <wp:docPr id="1149981391" name="Picture 1"/>
-            <wp:cNvGraphicFramePr>
-              <a:graphicFrameLocks xmlns:a="http://schemas.openxmlformats.org/drawingml/2006/main" noChangeAspect="1"/>
-            </wp:cNvGraphicFramePr>
-            <a:graphic xmlns:a="http://schemas.openxmlformats.org/drawingml/2006/main">
-              <a:graphicData uri="http://schemas.openxmlformats.org/drawingml/2006/picture">
-                <pic:pic xmlns:pic="http://schemas.openxmlformats.org/drawingml/2006/picture">
-                  <pic:nvPicPr>
-                    <pic:cNvPr id="1149981391" name=""/>
-                    <pic:cNvPicPr/>
-                  </pic:nvPicPr>
-                  <pic:blipFill>
-                    <a:blip r:embed="rId29"/>
-                    <a:stretch>
-                      <a:fillRect/>
-                    </a:stretch>
-                  </pic:blipFill>
-                  <pic:spPr>
-                    <a:xfrm>
-                      <a:off x="0" y="0"/>
-                      <a:ext cx="2580455" cy="2084624"/>
-                    </a:xfrm>
-                    <a:prstGeom prst="rect">
-                      <a:avLst/>
-                    </a:prstGeom>
-                  </pic:spPr>
-                </pic:pic>
-              </a:graphicData>
-            </a:graphic>
-          </wp:inline>
-        </w:drawing>
-      </w:r>
-    </w:p>
-    <w:p>
-      <w:pPr>
-        <w:pStyle w:val="ListParagraph"/>
-        <w:numPr>
-          <w:ilvl w:val="0"/>
-          <w:numId w:val="42"/>
-        </w:numPr>
-        <w:spacing w:after="0"/>
-      </w:pPr>
-      <w:r>
-        <w:t>Modifikasi index.ts pada produk sesuaikan nama typenya dan db nya</w:t>
-      </w:r>
-    </w:p>
-    <w:p>
-      <w:pPr>
-        <w:spacing w:after="0"/>
-      </w:pPr>
-      <w:r>
-        <w:drawing>
-          <wp:inline distT="0" distB="0" distL="0" distR="0" wp14:anchorId="15018DCC" wp14:editId="27FE0A6D">
-            <wp:extent cx="3365500" cy="3507145"/>
-            <wp:effectExtent l="0" t="0" r="6350" b="0"/>
-            <wp:docPr id="1596059655" name="Picture 1"/>
-            <wp:cNvGraphicFramePr>
-              <a:graphicFrameLocks xmlns:a="http://schemas.openxmlformats.org/drawingml/2006/main" noChangeAspect="1"/>
-            </wp:cNvGraphicFramePr>
-            <a:graphic xmlns:a="http://schemas.openxmlformats.org/drawingml/2006/main">
-              <a:graphicData uri="http://schemas.openxmlformats.org/drawingml/2006/picture">
-                <pic:pic xmlns:pic="http://schemas.openxmlformats.org/drawingml/2006/picture">
-                  <pic:nvPicPr>
-                    <pic:cNvPr id="1596059655" name=""/>
-                    <pic:cNvPicPr/>
-                  </pic:nvPicPr>
-                  <pic:blipFill>
-                    <a:blip r:embed="rId30"/>
-                    <a:stretch>
-                      <a:fillRect/>
-                    </a:stretch>
-                  </pic:blipFill>
-                  <pic:spPr>
-                    <a:xfrm>
-                      <a:off x="0" y="0"/>
-                      <a:ext cx="3374329" cy="3516346"/>
-                    </a:xfrm>
-                    <a:prstGeom prst="rect">
-                      <a:avLst/>
-                    </a:prstGeom>
-                  </pic:spPr>
-                </pic:pic>
-              </a:graphicData>
-            </a:graphic>
-          </wp:inline>
-        </w:drawing>
-      </w:r>
-    </w:p>
-    <w:p>
-      <w:pPr>
-        <w:spacing w:after="0"/>
-      </w:pPr>
-    </w:p>
-    <w:p>
-      <w:pPr>
-        <w:pStyle w:val="ListParagraph"/>
-        <w:numPr>
-          <w:ilvl w:val="0"/>
-          <w:numId w:val="42"/>
-        </w:numPr>
-        <w:spacing w:after="0"/>
-      </w:pPr>
-      <w:r>
-        <w:lastRenderedPageBreak/>
-        <w:t>Jalankan browser</w:t>
-      </w:r>
-    </w:p>
-    <w:p>
-      <w:r>
-        <w:drawing>
-          <wp:inline distT="0" distB="0" distL="0" distR="0" wp14:anchorId="3F7B8333" wp14:editId="78A9B4E0">
-            <wp:extent cx="2114550" cy="1713352"/>
-            <wp:effectExtent l="0" t="0" r="0" b="1270"/>
-            <wp:docPr id="1676568861" name="Picture 1"/>
-            <wp:cNvGraphicFramePr>
-              <a:graphicFrameLocks xmlns:a="http://schemas.openxmlformats.org/drawingml/2006/main" noChangeAspect="1"/>
-            </wp:cNvGraphicFramePr>
-            <a:graphic xmlns:a="http://schemas.openxmlformats.org/drawingml/2006/main">
-              <a:graphicData uri="http://schemas.openxmlformats.org/drawingml/2006/picture">
-                <pic:pic xmlns:pic="http://schemas.openxmlformats.org/drawingml/2006/picture">
-                  <pic:nvPicPr>
-                    <pic:cNvPr id="1676568861" name=""/>
-                    <pic:cNvPicPr/>
-                  </pic:nvPicPr>
-                  <pic:blipFill>
-                    <a:blip r:embed="rId31"/>
-                    <a:stretch>
-                      <a:fillRect/>
-                    </a:stretch>
-                  </pic:blipFill>
-                  <pic:spPr>
-                    <a:xfrm>
-                      <a:off x="0" y="0"/>
-                      <a:ext cx="2121312" cy="1718831"/>
-                    </a:xfrm>
-                    <a:prstGeom prst="rect">
-                      <a:avLst/>
-                    </a:prstGeom>
-                  </pic:spPr>
-                </pic:pic>
-              </a:graphicData>
-            </a:graphic>
-          </wp:inline>
-        </w:drawing>
-      </w:r>
-    </w:p>
-    <w:p>
-      <w:pPr>
-        <w:spacing w:before="240"/>
-      </w:pPr>
-      <w:r>
-        <w:rPr>
-          <w:rStyle w:val="Heading1Char"/>
-        </w:rPr>
-        <w:t>Tugas Praktikum</w:t>
-      </w:r>
-    </w:p>
-    <w:p>
-      <w:pPr>
-        <w:pStyle w:val="Heading2"/>
-      </w:pPr>
-      <w:r>
-        <w:t>Tugas 1 (Wajib)</w:t>
-      </w:r>
-    </w:p>
-    <w:p>
-      <w:pPr>
-        <w:pStyle w:val="ListParagraph"/>
-        <w:numPr>
-          <w:ilvl w:val="0"/>
-          <w:numId w:val="34"/>
-        </w:numPr>
-        <w:rPr>
-          <w:rFonts w:eastAsiaTheme="majorEastAsia" w:cstheme="majorBidi"/>
-          <w:bCs/>
-          <w:sz w:val="26"/>
-          <w:szCs w:val="26"/>
-        </w:rPr>
-      </w:pPr>
-      <w:r>
-        <w:rPr>
-          <w:rFonts w:eastAsiaTheme="majorEastAsia" w:cstheme="majorBidi"/>
-          <w:bCs/>
-          <w:sz w:val="26"/>
-          <w:szCs w:val="26"/>
-        </w:rPr>
-        <w:t>Tambahkan minimal 3 data produk di Firestore</w:t>
-      </w:r>
-    </w:p>
-    <w:p>
-      <w:pPr>
-        <w:pStyle w:val="ListParagraph"/>
-        <w:numPr>
-          <w:ilvl w:val="0"/>
-          <w:numId w:val="34"/>
-        </w:numPr>
-        <w:spacing w:after="0"/>
-        <w:rPr>
-          <w:rFonts w:eastAsiaTheme="majorEastAsia" w:cstheme="majorBidi"/>
-          <w:bCs/>
-          <w:sz w:val="26"/>
-          <w:szCs w:val="26"/>
-        </w:rPr>
-      </w:pPr>
-      <w:r>
-        <w:rPr>
-          <w:rFonts w:eastAsiaTheme="majorEastAsia" w:cstheme="majorBidi"/>
-          <w:bCs/>
-          <w:sz w:val="26"/>
-          <w:szCs w:val="26"/>
-        </w:rPr>
-        <w:t>Pastikan data tampil di halaman produk</w:t>
-      </w:r>
-    </w:p>
-    <w:p>
-      <w:pPr>
-        <w:rPr>
-          <w:rFonts w:eastAsiaTheme="majorEastAsia" w:cstheme="majorBidi"/>
-          <w:bCs/>
-          <w:sz w:val="26"/>
-          <w:szCs w:val="26"/>
-        </w:rPr>
-      </w:pPr>
-      <w:r>
-        <w:rPr>
-          <w:noProof/>
-        </w:rPr>
-        <w:drawing>
-          <wp:inline distT="0" distB="0" distL="0" distR="0" wp14:anchorId="558C3067" wp14:editId="4EF9E5EE">
-            <wp:extent cx="3276287" cy="2609850"/>
-            <wp:effectExtent l="0" t="0" r="635" b="0"/>
-            <wp:docPr id="610422209" name="Picture 1"/>
-            <wp:cNvGraphicFramePr>
-              <a:graphicFrameLocks xmlns:a="http://schemas.openxmlformats.org/drawingml/2006/main" noChangeAspect="1"/>
-            </wp:cNvGraphicFramePr>
-            <a:graphic xmlns:a="http://schemas.openxmlformats.org/drawingml/2006/main">
-              <a:graphicData uri="http://schemas.openxmlformats.org/drawingml/2006/picture">
-                <pic:pic xmlns:pic="http://schemas.openxmlformats.org/drawingml/2006/picture">
-                  <pic:nvPicPr>
-                    <pic:cNvPr id="610422209" name=""/>
-                    <pic:cNvPicPr/>
-                  </pic:nvPicPr>
-                  <pic:blipFill>
-                    <a:blip r:embed="rId32"/>
-                    <a:stretch>
-                      <a:fillRect/>
-                    </a:stretch>
-                  </pic:blipFill>
-                  <pic:spPr>
-                    <a:xfrm>
-                      <a:off x="0" y="0"/>
-                      <a:ext cx="3281142" cy="2613718"/>
-                    </a:xfrm>
-                    <a:prstGeom prst="rect">
-                      <a:avLst/>
-                    </a:prstGeom>
-                  </pic:spPr>
-                </pic:pic>
-              </a:graphicData>
-            </a:graphic>
-          </wp:inline>
-        </w:drawing>
-      </w:r>
-      <w:r>
-        <w:rPr>
-          <w:rFonts w:eastAsiaTheme="majorEastAsia" w:cstheme="majorBidi"/>
-          <w:bCs/>
-          <w:sz w:val="26"/>
-          <w:szCs w:val="26"/>
-        </w:rPr>
-        <w:drawing>
-          <wp:inline distT="0" distB="0" distL="0" distR="0" wp14:anchorId="43FEEE31" wp14:editId="59140A9B">
-            <wp:extent cx="2328417" cy="3149600"/>
-            <wp:effectExtent l="0" t="0" r="0" b="0"/>
-            <wp:docPr id="2010252897" name="Picture 1"/>
-            <wp:cNvGraphicFramePr>
-              <a:graphicFrameLocks xmlns:a="http://schemas.openxmlformats.org/drawingml/2006/main" noChangeAspect="1"/>
-            </wp:cNvGraphicFramePr>
-            <a:graphic xmlns:a="http://schemas.openxmlformats.org/drawingml/2006/main">
-              <a:graphicData uri="http://schemas.openxmlformats.org/drawingml/2006/picture">
-                <pic:pic xmlns:pic="http://schemas.openxmlformats.org/drawingml/2006/picture">
-                  <pic:nvPicPr>
-                    <pic:cNvPr id="2010252897" name=""/>
-                    <pic:cNvPicPr/>
-                  </pic:nvPicPr>
-                  <pic:blipFill>
-                    <a:blip r:embed="rId33"/>
-                    <a:stretch>
-                      <a:fillRect/>
-                    </a:stretch>
-                  </pic:blipFill>
-                  <pic:spPr>
-                    <a:xfrm>
-                      <a:off x="0" y="0"/>
-                      <a:ext cx="2331399" cy="3153633"/>
-                    </a:xfrm>
-                    <a:prstGeom prst="rect">
-                      <a:avLst/>
-                    </a:prstGeom>
-                  </pic:spPr>
-                </pic:pic>
-              </a:graphicData>
-            </a:graphic>
-          </wp:inline>
-        </w:drawing>
-      </w:r>
-    </w:p>
-    <w:p>
-      <w:pPr>
-        <w:pStyle w:val="Heading2"/>
-      </w:pPr>
-      <w:r>
-        <w:t>Tugas 2 (Wajib)</w:t>
-      </w:r>
-    </w:p>
-    <w:p>
-      <w:pPr>
-        <w:pStyle w:val="ListParagraph"/>
-        <w:numPr>
-          <w:ilvl w:val="0"/>
-          <w:numId w:val="38"/>
-        </w:numPr>
-        <w:rPr>
-          <w:rFonts w:eastAsiaTheme="majorEastAsia" w:cstheme="majorBidi"/>
-          <w:bCs/>
-          <w:sz w:val="26"/>
-          <w:szCs w:val="26"/>
-        </w:rPr>
-      </w:pPr>
-      <w:r>
-        <w:rPr>
-          <w:rFonts w:eastAsiaTheme="majorEastAsia" w:cstheme="majorBidi"/>
-          <w:bCs/>
-          <w:sz w:val="26"/>
-          <w:szCs w:val="26"/>
-        </w:rPr>
-        <w:t>Tambahkan field baru:</w:t>
-      </w:r>
-    </w:p>
-    <w:p>
-      <w:pPr>
-        <w:pStyle w:val="ListParagraph"/>
-        <w:numPr>
-          <w:ilvl w:val="1"/>
-          <w:numId w:val="38"/>
-        </w:numPr>
-        <w:rPr>
-          <w:rFonts w:eastAsiaTheme="majorEastAsia" w:cstheme="majorBidi"/>
-          <w:bCs/>
-          <w:sz w:val="26"/>
-          <w:szCs w:val="26"/>
-        </w:rPr>
-      </w:pPr>
-      <w:r>
-        <w:rPr>
-          <w:rFonts w:eastAsiaTheme="majorEastAsia" w:cstheme="majorBidi"/>
-          <w:bCs/>
-          <w:sz w:val="26"/>
-          <w:szCs w:val="26"/>
-        </w:rPr>
-        <w:t>category</w:t>
-      </w:r>
-    </w:p>
-    <w:p>
-      <w:pPr>
-        <w:pStyle w:val="ListParagraph"/>
-        <w:numPr>
-          <w:ilvl w:val="0"/>
-          <w:numId w:val="38"/>
-        </w:numPr>
-        <w:spacing w:after="0"/>
-        <w:rPr>
-          <w:rFonts w:eastAsiaTheme="majorEastAsia" w:cstheme="majorBidi"/>
-          <w:bCs/>
-          <w:sz w:val="26"/>
-          <w:szCs w:val="26"/>
-        </w:rPr>
-      </w:pPr>
-      <w:r>
-        <w:rPr>
-          <w:rFonts w:eastAsiaTheme="majorEastAsia" w:cstheme="majorBidi"/>
-          <w:bCs/>
-          <w:sz w:val="26"/>
-          <w:szCs w:val="26"/>
-        </w:rPr>
-        <w:t>Tampilkan category di frontend</w:t>
-      </w:r>
-    </w:p>
-    <w:p>
-      <w:pPr>
-        <w:rPr>
-          <w:rFonts w:eastAsiaTheme="majorEastAsia" w:cstheme="majorBidi"/>
-          <w:bCs/>
-          <w:sz w:val="26"/>
-          <w:szCs w:val="26"/>
-        </w:rPr>
-      </w:pPr>
-      <w:r>
-        <w:rPr>
-          <w:rFonts w:eastAsiaTheme="majorEastAsia" w:cstheme="majorBidi"/>
-          <w:bCs/>
-          <w:sz w:val="26"/>
-          <w:szCs w:val="26"/>
-        </w:rPr>
-        <w:drawing>
-          <wp:inline distT="0" distB="0" distL="0" distR="0" wp14:anchorId="1C3263E3" wp14:editId="1DF8747B">
-            <wp:extent cx="4641850" cy="1401915"/>
-            <wp:effectExtent l="0" t="0" r="6350" b="8255"/>
-            <wp:docPr id="1176849990" name="Picture 1"/>
-            <wp:cNvGraphicFramePr>
-              <a:graphicFrameLocks xmlns:a="http://schemas.openxmlformats.org/drawingml/2006/main" noChangeAspect="1"/>
-            </wp:cNvGraphicFramePr>
-            <a:graphic xmlns:a="http://schemas.openxmlformats.org/drawingml/2006/main">
-              <a:graphicData uri="http://schemas.openxmlformats.org/drawingml/2006/picture">
-                <pic:pic xmlns:pic="http://schemas.openxmlformats.org/drawingml/2006/picture">
-                  <pic:nvPicPr>
-                    <pic:cNvPr id="1176849990" name=""/>
-                    <pic:cNvPicPr/>
-                  </pic:nvPicPr>
-                  <pic:blipFill>
-                    <a:blip r:embed="rId34"/>
-                    <a:stretch>
-                      <a:fillRect/>
-                    </a:stretch>
-                  </pic:blipFill>
-                  <pic:spPr>
-                    <a:xfrm>
-                      <a:off x="0" y="0"/>
-                      <a:ext cx="4652608" cy="1405164"/>
-                    </a:xfrm>
-                    <a:prstGeom prst="rect">
-                      <a:avLst/>
-                    </a:prstGeom>
-                  </pic:spPr>
-                </pic:pic>
-              </a:graphicData>
-            </a:graphic>
-          </wp:inline>
-        </w:drawing>
-      </w:r>
-    </w:p>
-    <w:p>
-      <w:pPr>
-        <w:rPr>
-          <w:rFonts w:eastAsiaTheme="majorEastAsia" w:cstheme="majorBidi"/>
-          <w:bCs/>
-          <w:sz w:val="26"/>
-          <w:szCs w:val="26"/>
-        </w:rPr>
-      </w:pPr>
-      <w:r>
-        <w:rPr>
-          <w:rFonts w:eastAsiaTheme="majorEastAsia" w:cstheme="majorBidi"/>
-          <w:bCs/>
-          <w:sz w:val="26"/>
-          <w:szCs w:val="26"/>
-        </w:rPr>
-        <w:lastRenderedPageBreak/>
-        <w:drawing>
-          <wp:inline distT="0" distB="0" distL="0" distR="0" wp14:anchorId="12E7AF9D" wp14:editId="6294EEF7">
-            <wp:extent cx="3130550" cy="3453670"/>
-            <wp:effectExtent l="0" t="0" r="0" b="0"/>
-            <wp:docPr id="1909917288" name="Picture 1"/>
-            <wp:cNvGraphicFramePr>
-              <a:graphicFrameLocks xmlns:a="http://schemas.openxmlformats.org/drawingml/2006/main" noChangeAspect="1"/>
-            </wp:cNvGraphicFramePr>
-            <a:graphic xmlns:a="http://schemas.openxmlformats.org/drawingml/2006/main">
-              <a:graphicData uri="http://schemas.openxmlformats.org/drawingml/2006/picture">
-                <pic:pic xmlns:pic="http://schemas.openxmlformats.org/drawingml/2006/picture">
-                  <pic:nvPicPr>
-                    <pic:cNvPr id="1909917288" name=""/>
-                    <pic:cNvPicPr/>
-                  </pic:nvPicPr>
-                  <pic:blipFill>
-                    <a:blip r:embed="rId35"/>
-                    <a:stretch>
-                      <a:fillRect/>
-                    </a:stretch>
-                  </pic:blipFill>
-                  <pic:spPr>
-                    <a:xfrm>
-                      <a:off x="0" y="0"/>
-                      <a:ext cx="3139901" cy="3463986"/>
-                    </a:xfrm>
-                    <a:prstGeom prst="rect">
-                      <a:avLst/>
-                    </a:prstGeom>
-                  </pic:spPr>
-                </pic:pic>
-              </a:graphicData>
-            </a:graphic>
-          </wp:inline>
-        </w:drawing>
-      </w:r>
-      <w:r>
-        <w:rPr>
-          <w:rFonts w:eastAsiaTheme="majorEastAsia" w:cstheme="majorBidi"/>
-          <w:bCs/>
-          <w:sz w:val="26"/>
-          <w:szCs w:val="26"/>
-        </w:rPr>
-        <w:drawing>
-          <wp:inline distT="0" distB="0" distL="0" distR="0" wp14:anchorId="6F3D0F1C" wp14:editId="52D3E0C4">
-            <wp:extent cx="2030730" cy="3219450"/>
-            <wp:effectExtent l="0" t="0" r="7620" b="0"/>
-            <wp:docPr id="1867863952" name="Picture 1"/>
-            <wp:cNvGraphicFramePr>
-              <a:graphicFrameLocks xmlns:a="http://schemas.openxmlformats.org/drawingml/2006/main" noChangeAspect="1"/>
-            </wp:cNvGraphicFramePr>
-            <a:graphic xmlns:a="http://schemas.openxmlformats.org/drawingml/2006/main">
-              <a:graphicData uri="http://schemas.openxmlformats.org/drawingml/2006/picture">
-                <pic:pic xmlns:pic="http://schemas.openxmlformats.org/drawingml/2006/picture">
-                  <pic:nvPicPr>
-                    <pic:cNvPr id="1867863952" name=""/>
-                    <pic:cNvPicPr/>
-                  </pic:nvPicPr>
-                  <pic:blipFill>
-                    <a:blip r:embed="rId36"/>
-                    <a:stretch>
-                      <a:fillRect/>
-                    </a:stretch>
-                  </pic:blipFill>
-                  <pic:spPr>
-                    <a:xfrm>
-                      <a:off x="0" y="0"/>
-                      <a:ext cx="2038205" cy="3231301"/>
-                    </a:xfrm>
-                    <a:prstGeom prst="rect">
-                      <a:avLst/>
-                    </a:prstGeom>
-                  </pic:spPr>
-                </pic:pic>
-              </a:graphicData>
-            </a:graphic>
-          </wp:inline>
-        </w:drawing>
-      </w:r>
-    </w:p>
-    <w:p>
-      <w:pPr>
-        <w:pStyle w:val="Heading2"/>
-      </w:pPr>
-      <w:r>
-        <w:t>Tugas 3 (Pengayaan)</w:t>
-      </w:r>
-    </w:p>
-    <w:p>
-      <w:pPr>
-        <w:pStyle w:val="ListParagraph"/>
-        <w:numPr>
-          <w:ilvl w:val="0"/>
-          <w:numId w:val="41"/>
-        </w:numPr>
-        <w:rPr>
-          <w:rFonts w:eastAsiaTheme="majorEastAsia" w:cstheme="majorBidi"/>
-          <w:bCs/>
-          <w:sz w:val="26"/>
-          <w:szCs w:val="26"/>
-        </w:rPr>
-      </w:pPr>
-      <w:r>
-        <w:rPr>
-          <w:rFonts w:eastAsiaTheme="majorEastAsia" w:cstheme="majorBidi"/>
-          <w:bCs/>
-          <w:sz w:val="26"/>
-          <w:szCs w:val="26"/>
-        </w:rPr>
-        <w:t>Tambahkan tombol Refresh Data</w:t>
-      </w:r>
-    </w:p>
-    <w:p>
-      <w:pPr>
-        <w:pStyle w:val="ListParagraph"/>
-        <w:numPr>
-          <w:ilvl w:val="0"/>
-          <w:numId w:val="41"/>
-        </w:numPr>
-        <w:spacing w:after="0"/>
-        <w:rPr>
-          <w:rFonts w:eastAsiaTheme="majorEastAsia" w:cstheme="majorBidi"/>
-          <w:bCs/>
-          <w:sz w:val="26"/>
-          <w:szCs w:val="26"/>
-        </w:rPr>
-      </w:pPr>
-      <w:r>
-        <w:rPr>
-          <w:rFonts w:eastAsiaTheme="majorEastAsia" w:cstheme="majorBidi"/>
-          <w:bCs/>
-          <w:sz w:val="26"/>
-          <w:szCs w:val="26"/>
-        </w:rPr>
-        <w:t>Gunakan fetch ulang tanpa reload halaman</w:t>
-      </w:r>
-    </w:p>
-    <w:p>
-      <w:pPr>
-        <w:spacing w:after="0"/>
-        <w:rPr>
-          <w:rFonts w:eastAsiaTheme="majorEastAsia" w:cstheme="majorBidi"/>
-          <w:bCs/>
-          <w:sz w:val="26"/>
-          <w:szCs w:val="26"/>
-        </w:rPr>
-      </w:pPr>
-      <w:r>
-        <w:rPr>
-          <w:rFonts w:eastAsiaTheme="majorEastAsia" w:cstheme="majorBidi"/>
-          <w:bCs/>
-          <w:sz w:val="26"/>
-          <w:szCs w:val="26"/>
-        </w:rPr>
-        <w:drawing>
-          <wp:inline distT="0" distB="0" distL="0" distR="0" wp14:anchorId="526A2E57" wp14:editId="5F2182AE">
-            <wp:extent cx="4088885" cy="3327400"/>
-            <wp:effectExtent l="0" t="0" r="6985" b="6350"/>
-            <wp:docPr id="2100333671" name="Picture 1"/>
-            <wp:cNvGraphicFramePr>
-              <a:graphicFrameLocks xmlns:a="http://schemas.openxmlformats.org/drawingml/2006/main" noChangeAspect="1"/>
-            </wp:cNvGraphicFramePr>
-            <a:graphic xmlns:a="http://schemas.openxmlformats.org/drawingml/2006/main">
-              <a:graphicData uri="http://schemas.openxmlformats.org/drawingml/2006/picture">
-                <pic:pic xmlns:pic="http://schemas.openxmlformats.org/drawingml/2006/picture">
-                  <pic:nvPicPr>
-                    <pic:cNvPr id="2100333671" name=""/>
-                    <pic:cNvPicPr/>
-                  </pic:nvPicPr>
-                  <pic:blipFill>
-                    <a:blip r:embed="rId37"/>
-                    <a:stretch>
-                      <a:fillRect/>
-                    </a:stretch>
-                  </pic:blipFill>
-                  <pic:spPr>
-                    <a:xfrm>
-                      <a:off x="0" y="0"/>
-                      <a:ext cx="4114690" cy="3348399"/>
-                    </a:xfrm>
-                    <a:prstGeom prst="rect">
-                      <a:avLst/>
-                    </a:prstGeom>
-                  </pic:spPr>
-                </pic:pic>
-              </a:graphicData>
-            </a:graphic>
-          </wp:inline>
-        </w:drawing>
-      </w:r>
-    </w:p>
-    <w:p>
-      <w:pPr>
-        <w:spacing w:after="0"/>
-        <w:rPr>
-          <w:rFonts w:eastAsiaTheme="majorEastAsia" w:cstheme="majorBidi"/>
-          <w:bCs/>
-          <w:sz w:val="26"/>
-          <w:szCs w:val="26"/>
-        </w:rPr>
-      </w:pPr>
-      <w:r>
-        <w:rPr>
-          <w:rFonts w:eastAsiaTheme="majorEastAsia" w:cstheme="majorBidi"/>
-          <w:bCs/>
-          <w:sz w:val="26"/>
-          <w:szCs w:val="26"/>
-        </w:rPr>
-        <w:lastRenderedPageBreak/>
-        <w:drawing>
-          <wp:inline distT="0" distB="0" distL="0" distR="0" wp14:anchorId="383F7419" wp14:editId="3A28D668">
-            <wp:extent cx="1917700" cy="3293534"/>
-            <wp:effectExtent l="0" t="0" r="6350" b="2540"/>
-            <wp:docPr id="1803959644" name="Picture 1"/>
-            <wp:cNvGraphicFramePr>
-              <a:graphicFrameLocks xmlns:a="http://schemas.openxmlformats.org/drawingml/2006/main" noChangeAspect="1"/>
-            </wp:cNvGraphicFramePr>
-            <a:graphic xmlns:a="http://schemas.openxmlformats.org/drawingml/2006/main">
-              <a:graphicData uri="http://schemas.openxmlformats.org/drawingml/2006/picture">
-                <pic:pic xmlns:pic="http://schemas.openxmlformats.org/drawingml/2006/picture">
-                  <pic:nvPicPr>
-                    <pic:cNvPr id="1803959644" name=""/>
-                    <pic:cNvPicPr/>
-                  </pic:nvPicPr>
-                  <pic:blipFill>
-                    <a:blip r:embed="rId38"/>
-                    <a:stretch>
-                      <a:fillRect/>
-                    </a:stretch>
-                  </pic:blipFill>
-                  <pic:spPr>
-                    <a:xfrm>
-                      <a:off x="0" y="0"/>
-                      <a:ext cx="1919826" cy="3297184"/>
-                    </a:xfrm>
-                    <a:prstGeom prst="rect">
-                      <a:avLst/>
-                    </a:prstGeom>
-                  </pic:spPr>
-                </pic:pic>
-              </a:graphicData>
-            </a:graphic>
-          </wp:inline>
-        </w:drawing>
-      </w:r>
-    </w:p>
-    <w:p>
-      <w:pPr>
-        <w:rPr>
-          <w:rStyle w:val="Heading1Char"/>
-        </w:rPr>
-      </w:pPr>
-      <w:r>
-        <w:rPr>
-          <w:rStyle w:val="Heading1Char"/>
-        </w:rPr>
-        <w:t>Pertanyaan Refleksi</w:t>
-      </w:r>
-    </w:p>
-    <w:p>
-      <w:pPr>
-        <w:pStyle w:val="ListParagraph"/>
-        <w:numPr>
-          <w:ilvl w:val="0"/>
-          <w:numId w:val="29"/>
-        </w:numPr>
         <w:rPr>
           <w:rStyle w:val="Heading1Char"/>
           <w:b w:val="0"/>
@@ -2426,263 +1890,6 @@
           <w:szCs w:val="24"/>
         </w:rPr>
       </w:pPr>
-      <w:r>
-        <w:rPr>
-          <w:rStyle w:val="Heading1Char"/>
-          <w:b w:val="0"/>
-          <w:bCs/>
-          <w:sz w:val="24"/>
-          <w:szCs w:val="24"/>
-        </w:rPr>
-        <w:t>Apa fungsi API Routes pada Next.js?</w:t>
-      </w:r>
-    </w:p>
-    <w:p>
-      <w:pPr>
-        <w:pStyle w:val="ListParagraph"/>
-        <w:ind w:left="360"/>
-        <w:rPr>
-          <w:rStyle w:val="Heading1Char"/>
-          <w:b w:val="0"/>
-          <w:bCs/>
-          <w:sz w:val="24"/>
-          <w:szCs w:val="24"/>
-        </w:rPr>
-      </w:pPr>
-      <w:r>
-        <w:rPr>
-          <w:rStyle w:val="Heading1Char"/>
-          <w:b w:val="0"/>
-          <w:bCs/>
-          <w:sz w:val="24"/>
-          <w:szCs w:val="24"/>
-        </w:rPr>
-        <w:t xml:space="preserve">Jawab: </w:t>
-      </w:r>
-      <w:r>
-        <w:rPr>
-          <w:rFonts w:eastAsiaTheme="majorEastAsia" w:cstheme="majorBidi"/>
-          <w:bCs/>
-          <w:szCs w:val="24"/>
-        </w:rPr>
-        <w:t>Memungkinkan pembuatan backend (API) langsung di dalam Next.js tanpa server tambahan. File di pages/api/ otomatis menjadi endpoint yang mengembalikan data JSON</w:t>
-      </w:r>
-    </w:p>
-    <w:p>
-      <w:pPr>
-        <w:pStyle w:val="ListParagraph"/>
-        <w:numPr>
-          <w:ilvl w:val="0"/>
-          <w:numId w:val="29"/>
-        </w:numPr>
-        <w:rPr>
-          <w:rStyle w:val="Heading1Char"/>
-          <w:b w:val="0"/>
-          <w:bCs/>
-          <w:sz w:val="24"/>
-          <w:szCs w:val="24"/>
-        </w:rPr>
-      </w:pPr>
-      <w:r>
-        <w:rPr>
-          <w:rStyle w:val="Heading1Char"/>
-          <w:b w:val="0"/>
-          <w:bCs/>
-          <w:sz w:val="24"/>
-          <w:szCs w:val="24"/>
-        </w:rPr>
-        <w:t>Mengapa .env.local tidak boleh di-push ke repository?</w:t>
-      </w:r>
-    </w:p>
-    <w:p>
-      <w:pPr>
-        <w:pStyle w:val="ListParagraph"/>
-        <w:ind w:left="360"/>
-        <w:rPr>
-          <w:rStyle w:val="Heading1Char"/>
-          <w:b w:val="0"/>
-          <w:bCs/>
-          <w:sz w:val="24"/>
-          <w:szCs w:val="24"/>
-        </w:rPr>
-      </w:pPr>
-      <w:r>
-        <w:rPr>
-          <w:rStyle w:val="Heading1Char"/>
-          <w:b w:val="0"/>
-          <w:bCs/>
-          <w:sz w:val="24"/>
-          <w:szCs w:val="24"/>
-        </w:rPr>
-        <w:t xml:space="preserve">Jawab: </w:t>
-      </w:r>
-      <w:r>
-        <w:rPr>
-          <w:rFonts w:eastAsiaTheme="majorEastAsia" w:cstheme="majorBidi"/>
-          <w:bCs/>
-          <w:szCs w:val="24"/>
-        </w:rPr>
-        <w:t>Karena file tersebut berisi informasi sensitif seperti API Key, database credentials, atau rahasia dapur aplikasi yang jika tersebar bisa membahayakan keamanan data</w:t>
-      </w:r>
-    </w:p>
-    <w:p>
-      <w:pPr>
-        <w:pStyle w:val="ListParagraph"/>
-        <w:numPr>
-          <w:ilvl w:val="0"/>
-          <w:numId w:val="29"/>
-        </w:numPr>
-        <w:rPr>
-          <w:rStyle w:val="Heading1Char"/>
-          <w:b w:val="0"/>
-          <w:bCs/>
-          <w:sz w:val="24"/>
-          <w:szCs w:val="24"/>
-        </w:rPr>
-      </w:pPr>
-      <w:r>
-        <w:rPr>
-          <w:rStyle w:val="Heading1Char"/>
-          <w:b w:val="0"/>
-          <w:bCs/>
-          <w:sz w:val="24"/>
-          <w:szCs w:val="24"/>
-        </w:rPr>
-        <w:t>Apa perbedaan data statis dan data dinamis?</w:t>
-      </w:r>
-    </w:p>
-    <w:p>
-      <w:pPr>
-        <w:pStyle w:val="ListParagraph"/>
-        <w:spacing w:after="0"/>
-        <w:ind w:left="360"/>
-        <w:rPr>
-          <w:rStyle w:val="Heading1Char"/>
-          <w:b w:val="0"/>
-          <w:bCs/>
-          <w:sz w:val="24"/>
-          <w:szCs w:val="24"/>
-        </w:rPr>
-      </w:pPr>
-      <w:r>
-        <w:rPr>
-          <w:rStyle w:val="Heading1Char"/>
-          <w:b w:val="0"/>
-          <w:bCs/>
-          <w:sz w:val="24"/>
-          <w:szCs w:val="24"/>
-        </w:rPr>
-        <w:t>Ja</w:t>
-      </w:r>
-      <w:r>
-        <w:rPr>
-          <w:rStyle w:val="Heading1Char"/>
-          <w:b w:val="0"/>
-          <w:bCs/>
-          <w:sz w:val="24"/>
-          <w:szCs w:val="24"/>
-        </w:rPr>
-        <w:t>w</w:t>
-      </w:r>
-      <w:r>
-        <w:rPr>
-          <w:rStyle w:val="Heading1Char"/>
-          <w:b w:val="0"/>
-          <w:bCs/>
-          <w:sz w:val="24"/>
-          <w:szCs w:val="24"/>
-        </w:rPr>
-        <w:t>ab:</w:t>
-      </w:r>
-    </w:p>
-    <w:p>
-      <w:pPr>
-        <w:pStyle w:val="NormalWeb"/>
-        <w:numPr>
-          <w:ilvl w:val="0"/>
-          <w:numId w:val="44"/>
-        </w:numPr>
-        <w:spacing w:before="0" w:beforeAutospacing="0" w:after="0" w:afterAutospacing="0"/>
-      </w:pPr>
-      <w:r>
-        <w:t>Data Statis: Data tetap yang tidak berubah (contoh: teks di halaman Tentang Kami).</w:t>
-      </w:r>
-    </w:p>
-    <w:p>
-      <w:pPr>
-        <w:pStyle w:val="NormalWeb"/>
-        <w:numPr>
-          <w:ilvl w:val="0"/>
-          <w:numId w:val="44"/>
-        </w:numPr>
-        <w:spacing w:before="0" w:beforeAutospacing="0" w:after="0" w:afterAutospacing="0"/>
-        <w:rPr>
-          <w:rStyle w:val="Heading1Char"/>
-          <w:rFonts w:eastAsia="Times New Roman" w:cs="Times New Roman"/>
-          <w:sz w:val="24"/>
-          <w:szCs w:val="24"/>
-        </w:rPr>
-      </w:pPr>
-      <w:r>
-        <w:t>Data Dinamis: Data yang berubah-ubah karena diambil dari database (contoh: daftar produk dari Firebase yang bisa ditambah/hapus).</w:t>
-      </w:r>
-    </w:p>
-    <w:p>
-      <w:pPr>
-        <w:pStyle w:val="ListParagraph"/>
-        <w:numPr>
-          <w:ilvl w:val="0"/>
-          <w:numId w:val="29"/>
-        </w:numPr>
-        <w:rPr>
-          <w:rStyle w:val="Heading1Char"/>
-          <w:b w:val="0"/>
-          <w:bCs/>
-          <w:sz w:val="24"/>
-          <w:szCs w:val="24"/>
-        </w:rPr>
-      </w:pPr>
-      <w:r>
-        <w:rPr>
-          <w:rStyle w:val="Heading1Char"/>
-          <w:b w:val="0"/>
-          <w:bCs/>
-          <w:sz w:val="24"/>
-          <w:szCs w:val="24"/>
-        </w:rPr>
-        <w:t>Mengapa Next.js disebut framework fullstack?</w:t>
-      </w:r>
-    </w:p>
-    <w:p>
-      <w:pPr>
-        <w:pStyle w:val="ListParagraph"/>
-        <w:ind w:left="360"/>
-        <w:rPr>
-          <w:rStyle w:val="Heading1Char"/>
-          <w:b w:val="0"/>
-          <w:bCs/>
-          <w:sz w:val="24"/>
-          <w:szCs w:val="24"/>
-        </w:rPr>
-      </w:pPr>
-      <w:r>
-        <w:rPr>
-          <w:rStyle w:val="Heading1Char"/>
-          <w:b w:val="0"/>
-          <w:bCs/>
-          <w:sz w:val="24"/>
-          <w:szCs w:val="24"/>
-        </w:rPr>
-        <w:t xml:space="preserve">Jawab: </w:t>
-      </w:r>
-      <w:r>
-        <w:rPr>
-          <w:rFonts w:eastAsiaTheme="majorEastAsia" w:cstheme="majorBidi"/>
-          <w:bCs/>
-          <w:szCs w:val="24"/>
-        </w:rPr>
-        <w:t>Karena Next.js bisa menangani sisi Frontend (tampilan UI menggunakan React) sekaligus sisi Backend (API Routes dan akses database) dalam satu proyek yang sama</w:t>
-      </w:r>
     </w:p>
     <w:sectPr>
       <w:pgSz w:w="11906" w:h="16838"/>
@@ -3127,9 +2334,9 @@
   <w:abstractNum w:abstractNumId="4" w15:restartNumberingAfterBreak="0">
     <w:nsid w:val="101F3737"/>
     <w:multiLevelType w:val="hybridMultilevel"/>
-    <w:tmpl w:val="A30C6FA0"/>
-    <w:lvl w:ilvl="0" w:tplc="9A682212">
-      <w:start w:val="2"/>
+    <w:tmpl w:val="F2EE3F5A"/>
+    <w:lvl w:ilvl="0" w:tplc="6A108688">
+      <w:start w:val="1"/>
       <w:numFmt w:val="decimal"/>
       <w:lvlText w:val="%1."/>
       <w:lvlJc w:val="left"/>
@@ -3545,17 +2752,17 @@
   <w:abstractNum w:abstractNumId="8" w15:restartNumberingAfterBreak="0">
     <w:nsid w:val="1BDA24D3"/>
     <w:multiLevelType w:val="hybridMultilevel"/>
-    <w:tmpl w:val="1DE67216"/>
-    <w:lvl w:ilvl="0" w:tplc="04090001">
-      <w:start w:val="1"/>
-      <w:numFmt w:val="bullet"/>
-      <w:lvlText w:val=""/>
+    <w:tmpl w:val="95A0BDE2"/>
+    <w:lvl w:ilvl="0" w:tplc="6A108688">
+      <w:start w:val="1"/>
+      <w:numFmt w:val="decimal"/>
+      <w:lvlText w:val="%1."/>
       <w:lvlJc w:val="left"/>
       <w:pPr>
         <w:ind w:left="360" w:hanging="360"/>
       </w:pPr>
       <w:rPr>
-        <w:rFonts w:ascii="Symbol" w:hAnsi="Symbol" w:hint="default"/>
+        <w:rFonts w:hint="default"/>
       </w:rPr>
     </w:lvl>
     <w:lvl w:ilvl="1" w:tplc="04090003" w:tentative="1">
@@ -4084,6 +3291,208 @@
     </w:lvl>
   </w:abstractNum>
   <w:abstractNum w:abstractNumId="13" w15:restartNumberingAfterBreak="0">
+    <w:nsid w:val="288D5A4A"/>
+    <w:multiLevelType w:val="hybridMultilevel"/>
+    <w:tmpl w:val="2B70DA42"/>
+    <w:lvl w:ilvl="0" w:tplc="04090001">
+      <w:start w:val="1"/>
+      <w:numFmt w:val="bullet"/>
+      <w:lvlText w:val=""/>
+      <w:lvlJc w:val="left"/>
+      <w:pPr>
+        <w:ind w:left="720" w:hanging="360"/>
+      </w:pPr>
+      <w:rPr>
+        <w:rFonts w:ascii="Symbol" w:hAnsi="Symbol" w:hint="default"/>
+      </w:rPr>
+    </w:lvl>
+    <w:lvl w:ilvl="1" w:tplc="04090003" w:tentative="1">
+      <w:start w:val="1"/>
+      <w:numFmt w:val="bullet"/>
+      <w:lvlText w:val="o"/>
+      <w:lvlJc w:val="left"/>
+      <w:pPr>
+        <w:ind w:left="1440" w:hanging="360"/>
+      </w:pPr>
+      <w:rPr>
+        <w:rFonts w:ascii="Courier New" w:hAnsi="Courier New" w:cs="Courier New" w:hint="default"/>
+      </w:rPr>
+    </w:lvl>
+    <w:lvl w:ilvl="2" w:tplc="04090005" w:tentative="1">
+      <w:start w:val="1"/>
+      <w:numFmt w:val="bullet"/>
+      <w:lvlText w:val=""/>
+      <w:lvlJc w:val="left"/>
+      <w:pPr>
+        <w:ind w:left="2160" w:hanging="360"/>
+      </w:pPr>
+      <w:rPr>
+        <w:rFonts w:ascii="Wingdings" w:hAnsi="Wingdings" w:hint="default"/>
+      </w:rPr>
+    </w:lvl>
+    <w:lvl w:ilvl="3" w:tplc="04090001" w:tentative="1">
+      <w:start w:val="1"/>
+      <w:numFmt w:val="bullet"/>
+      <w:lvlText w:val=""/>
+      <w:lvlJc w:val="left"/>
+      <w:pPr>
+        <w:ind w:left="2880" w:hanging="360"/>
+      </w:pPr>
+      <w:rPr>
+        <w:rFonts w:ascii="Symbol" w:hAnsi="Symbol" w:hint="default"/>
+      </w:rPr>
+    </w:lvl>
+    <w:lvl w:ilvl="4" w:tplc="04090003" w:tentative="1">
+      <w:start w:val="1"/>
+      <w:numFmt w:val="bullet"/>
+      <w:lvlText w:val="o"/>
+      <w:lvlJc w:val="left"/>
+      <w:pPr>
+        <w:ind w:left="3600" w:hanging="360"/>
+      </w:pPr>
+      <w:rPr>
+        <w:rFonts w:ascii="Courier New" w:hAnsi="Courier New" w:cs="Courier New" w:hint="default"/>
+      </w:rPr>
+    </w:lvl>
+    <w:lvl w:ilvl="5" w:tplc="04090005" w:tentative="1">
+      <w:start w:val="1"/>
+      <w:numFmt w:val="bullet"/>
+      <w:lvlText w:val=""/>
+      <w:lvlJc w:val="left"/>
+      <w:pPr>
+        <w:ind w:left="4320" w:hanging="360"/>
+      </w:pPr>
+      <w:rPr>
+        <w:rFonts w:ascii="Wingdings" w:hAnsi="Wingdings" w:hint="default"/>
+      </w:rPr>
+    </w:lvl>
+    <w:lvl w:ilvl="6" w:tplc="04090001" w:tentative="1">
+      <w:start w:val="1"/>
+      <w:numFmt w:val="bullet"/>
+      <w:lvlText w:val=""/>
+      <w:lvlJc w:val="left"/>
+      <w:pPr>
+        <w:ind w:left="5040" w:hanging="360"/>
+      </w:pPr>
+      <w:rPr>
+        <w:rFonts w:ascii="Symbol" w:hAnsi="Symbol" w:hint="default"/>
+      </w:rPr>
+    </w:lvl>
+    <w:lvl w:ilvl="7" w:tplc="04090003" w:tentative="1">
+      <w:start w:val="1"/>
+      <w:numFmt w:val="bullet"/>
+      <w:lvlText w:val="o"/>
+      <w:lvlJc w:val="left"/>
+      <w:pPr>
+        <w:ind w:left="5760" w:hanging="360"/>
+      </w:pPr>
+      <w:rPr>
+        <w:rFonts w:ascii="Courier New" w:hAnsi="Courier New" w:cs="Courier New" w:hint="default"/>
+      </w:rPr>
+    </w:lvl>
+    <w:lvl w:ilvl="8" w:tplc="04090005" w:tentative="1">
+      <w:start w:val="1"/>
+      <w:numFmt w:val="bullet"/>
+      <w:lvlText w:val=""/>
+      <w:lvlJc w:val="left"/>
+      <w:pPr>
+        <w:ind w:left="6480" w:hanging="360"/>
+      </w:pPr>
+      <w:rPr>
+        <w:rFonts w:ascii="Wingdings" w:hAnsi="Wingdings" w:hint="default"/>
+      </w:rPr>
+    </w:lvl>
+  </w:abstractNum>
+  <w:abstractNum w:abstractNumId="14" w15:restartNumberingAfterBreak="0">
+    <w:nsid w:val="29C64335"/>
+    <w:multiLevelType w:val="hybridMultilevel"/>
+    <w:tmpl w:val="CE1C9B52"/>
+    <w:lvl w:ilvl="0" w:tplc="0409000F">
+      <w:start w:val="1"/>
+      <w:numFmt w:val="decimal"/>
+      <w:lvlText w:val="%1."/>
+      <w:lvlJc w:val="left"/>
+      <w:pPr>
+        <w:ind w:left="360" w:hanging="360"/>
+      </w:pPr>
+      <w:rPr>
+        <w:rFonts w:hint="default"/>
+      </w:rPr>
+    </w:lvl>
+    <w:lvl w:ilvl="1" w:tplc="04090019" w:tentative="1">
+      <w:start w:val="1"/>
+      <w:numFmt w:val="lowerLetter"/>
+      <w:lvlText w:val="%2."/>
+      <w:lvlJc w:val="left"/>
+      <w:pPr>
+        <w:ind w:left="1080" w:hanging="360"/>
+      </w:pPr>
+    </w:lvl>
+    <w:lvl w:ilvl="2" w:tplc="0409001B" w:tentative="1">
+      <w:start w:val="1"/>
+      <w:numFmt w:val="lowerRoman"/>
+      <w:lvlText w:val="%3."/>
+      <w:lvlJc w:val="right"/>
+      <w:pPr>
+        <w:ind w:left="1800" w:hanging="180"/>
+      </w:pPr>
+    </w:lvl>
+    <w:lvl w:ilvl="3" w:tplc="0409000F" w:tentative="1">
+      <w:start w:val="1"/>
+      <w:numFmt w:val="decimal"/>
+      <w:lvlText w:val="%4."/>
+      <w:lvlJc w:val="left"/>
+      <w:pPr>
+        <w:ind w:left="2520" w:hanging="360"/>
+      </w:pPr>
+    </w:lvl>
+    <w:lvl w:ilvl="4" w:tplc="04090019" w:tentative="1">
+      <w:start w:val="1"/>
+      <w:numFmt w:val="lowerLetter"/>
+      <w:lvlText w:val="%5."/>
+      <w:lvlJc w:val="left"/>
+      <w:pPr>
+        <w:ind w:left="3240" w:hanging="360"/>
+      </w:pPr>
+    </w:lvl>
+    <w:lvl w:ilvl="5" w:tplc="0409001B" w:tentative="1">
+      <w:start w:val="1"/>
+      <w:numFmt w:val="lowerRoman"/>
+      <w:lvlText w:val="%6."/>
+      <w:lvlJc w:val="right"/>
+      <w:pPr>
+        <w:ind w:left="3960" w:hanging="180"/>
+      </w:pPr>
+    </w:lvl>
+    <w:lvl w:ilvl="6" w:tplc="0409000F" w:tentative="1">
+      <w:start w:val="1"/>
+      <w:numFmt w:val="decimal"/>
+      <w:lvlText w:val="%7."/>
+      <w:lvlJc w:val="left"/>
+      <w:pPr>
+        <w:ind w:left="4680" w:hanging="360"/>
+      </w:pPr>
+    </w:lvl>
+    <w:lvl w:ilvl="7" w:tplc="04090019" w:tentative="1">
+      <w:start w:val="1"/>
+      <w:numFmt w:val="lowerLetter"/>
+      <w:lvlText w:val="%8."/>
+      <w:lvlJc w:val="left"/>
+      <w:pPr>
+        <w:ind w:left="5400" w:hanging="360"/>
+      </w:pPr>
+    </w:lvl>
+    <w:lvl w:ilvl="8" w:tplc="0409001B" w:tentative="1">
+      <w:start w:val="1"/>
+      <w:numFmt w:val="lowerRoman"/>
+      <w:lvlText w:val="%9."/>
+      <w:lvlJc w:val="right"/>
+      <w:pPr>
+        <w:ind w:left="6120" w:hanging="180"/>
+      </w:pPr>
+    </w:lvl>
+  </w:abstractNum>
+  <w:abstractNum w:abstractNumId="15" w15:restartNumberingAfterBreak="0">
     <w:nsid w:val="31105F20"/>
     <w:multiLevelType w:val="hybridMultilevel"/>
     <w:tmpl w:val="4B56A91C"/>
@@ -4172,7 +3581,7 @@
       </w:pPr>
     </w:lvl>
   </w:abstractNum>
-  <w:abstractNum w:abstractNumId="14" w15:restartNumberingAfterBreak="0">
+  <w:abstractNum w:abstractNumId="16" w15:restartNumberingAfterBreak="0">
     <w:nsid w:val="325A6922"/>
     <w:multiLevelType w:val="hybridMultilevel"/>
     <w:tmpl w:val="F7E4A5EC"/>
@@ -4285,7 +3694,7 @@
       </w:rPr>
     </w:lvl>
   </w:abstractNum>
-  <w:abstractNum w:abstractNumId="15" w15:restartNumberingAfterBreak="0">
+  <w:abstractNum w:abstractNumId="17" w15:restartNumberingAfterBreak="0">
     <w:nsid w:val="33D66033"/>
     <w:multiLevelType w:val="hybridMultilevel"/>
     <w:tmpl w:val="D4F43B3E"/>
@@ -4398,7 +3807,7 @@
       </w:rPr>
     </w:lvl>
   </w:abstractNum>
-  <w:abstractNum w:abstractNumId="16" w15:restartNumberingAfterBreak="0">
+  <w:abstractNum w:abstractNumId="18" w15:restartNumberingAfterBreak="0">
     <w:nsid w:val="3A482016"/>
     <w:multiLevelType w:val="hybridMultilevel"/>
     <w:tmpl w:val="D6BA5370"/>
@@ -4511,7 +3920,7 @@
       </w:rPr>
     </w:lvl>
   </w:abstractNum>
-  <w:abstractNum w:abstractNumId="17" w15:restartNumberingAfterBreak="0">
+  <w:abstractNum w:abstractNumId="19" w15:restartNumberingAfterBreak="0">
     <w:nsid w:val="3E3A0A35"/>
     <w:multiLevelType w:val="hybridMultilevel"/>
     <w:tmpl w:val="566CE47A"/>
@@ -4624,7 +4033,7 @@
       </w:rPr>
     </w:lvl>
   </w:abstractNum>
-  <w:abstractNum w:abstractNumId="18" w15:restartNumberingAfterBreak="0">
+  <w:abstractNum w:abstractNumId="20" w15:restartNumberingAfterBreak="0">
     <w:nsid w:val="3E9B79D7"/>
     <w:multiLevelType w:val="multilevel"/>
     <w:tmpl w:val="DA2A30CA"/>
@@ -4737,7 +4146,7 @@
       </w:pPr>
     </w:lvl>
   </w:abstractNum>
-  <w:abstractNum w:abstractNumId="19" w15:restartNumberingAfterBreak="0">
+  <w:abstractNum w:abstractNumId="21" w15:restartNumberingAfterBreak="0">
     <w:nsid w:val="40C74272"/>
     <w:multiLevelType w:val="hybridMultilevel"/>
     <w:tmpl w:val="F006B36C"/>
@@ -4850,7 +4259,7 @@
       </w:rPr>
     </w:lvl>
   </w:abstractNum>
-  <w:abstractNum w:abstractNumId="20" w15:restartNumberingAfterBreak="0">
+  <w:abstractNum w:abstractNumId="22" w15:restartNumberingAfterBreak="0">
     <w:nsid w:val="456D1DB2"/>
     <w:multiLevelType w:val="hybridMultilevel"/>
     <w:tmpl w:val="B74C72A6"/>
@@ -4963,7 +4372,7 @@
       </w:rPr>
     </w:lvl>
   </w:abstractNum>
-  <w:abstractNum w:abstractNumId="21" w15:restartNumberingAfterBreak="0">
+  <w:abstractNum w:abstractNumId="23" w15:restartNumberingAfterBreak="0">
     <w:nsid w:val="4673710D"/>
     <w:multiLevelType w:val="hybridMultilevel"/>
     <w:tmpl w:val="A5B00192"/>
@@ -5076,7 +4485,7 @@
       </w:rPr>
     </w:lvl>
   </w:abstractNum>
-  <w:abstractNum w:abstractNumId="22" w15:restartNumberingAfterBreak="0">
+  <w:abstractNum w:abstractNumId="24" w15:restartNumberingAfterBreak="0">
     <w:nsid w:val="4CFA6580"/>
     <w:multiLevelType w:val="hybridMultilevel"/>
     <w:tmpl w:val="4094CB6C"/>
@@ -5162,7 +4571,7 @@
       </w:pPr>
     </w:lvl>
   </w:abstractNum>
-  <w:abstractNum w:abstractNumId="23" w15:restartNumberingAfterBreak="0">
+  <w:abstractNum w:abstractNumId="25" w15:restartNumberingAfterBreak="0">
     <w:nsid w:val="51032A75"/>
     <w:multiLevelType w:val="hybridMultilevel"/>
     <w:tmpl w:val="11D6A7E6"/>
@@ -5275,7 +4684,120 @@
       </w:rPr>
     </w:lvl>
   </w:abstractNum>
-  <w:abstractNum w:abstractNumId="24" w15:restartNumberingAfterBreak="0">
+  <w:abstractNum w:abstractNumId="26" w15:restartNumberingAfterBreak="0">
+    <w:nsid w:val="52A71D31"/>
+    <w:multiLevelType w:val="hybridMultilevel"/>
+    <w:tmpl w:val="3774A400"/>
+    <w:lvl w:ilvl="0" w:tplc="04090001">
+      <w:start w:val="1"/>
+      <w:numFmt w:val="bullet"/>
+      <w:lvlText w:val=""/>
+      <w:lvlJc w:val="left"/>
+      <w:pPr>
+        <w:ind w:left="360" w:hanging="360"/>
+      </w:pPr>
+      <w:rPr>
+        <w:rFonts w:ascii="Symbol" w:hAnsi="Symbol" w:hint="default"/>
+      </w:rPr>
+    </w:lvl>
+    <w:lvl w:ilvl="1" w:tplc="04090003" w:tentative="1">
+      <w:start w:val="1"/>
+      <w:numFmt w:val="bullet"/>
+      <w:lvlText w:val="o"/>
+      <w:lvlJc w:val="left"/>
+      <w:pPr>
+        <w:ind w:left="1080" w:hanging="360"/>
+      </w:pPr>
+      <w:rPr>
+        <w:rFonts w:ascii="Courier New" w:hAnsi="Courier New" w:cs="Courier New" w:hint="default"/>
+      </w:rPr>
+    </w:lvl>
+    <w:lvl w:ilvl="2" w:tplc="04090005" w:tentative="1">
+      <w:start w:val="1"/>
+      <w:numFmt w:val="bullet"/>
+      <w:lvlText w:val=""/>
+      <w:lvlJc w:val="left"/>
+      <w:pPr>
+        <w:ind w:left="1800" w:hanging="360"/>
+      </w:pPr>
+      <w:rPr>
+        <w:rFonts w:ascii="Wingdings" w:hAnsi="Wingdings" w:hint="default"/>
+      </w:rPr>
+    </w:lvl>
+    <w:lvl w:ilvl="3" w:tplc="04090001" w:tentative="1">
+      <w:start w:val="1"/>
+      <w:numFmt w:val="bullet"/>
+      <w:lvlText w:val=""/>
+      <w:lvlJc w:val="left"/>
+      <w:pPr>
+        <w:ind w:left="2520" w:hanging="360"/>
+      </w:pPr>
+      <w:rPr>
+        <w:rFonts w:ascii="Symbol" w:hAnsi="Symbol" w:hint="default"/>
+      </w:rPr>
+    </w:lvl>
+    <w:lvl w:ilvl="4" w:tplc="04090003" w:tentative="1">
+      <w:start w:val="1"/>
+      <w:numFmt w:val="bullet"/>
+      <w:lvlText w:val="o"/>
+      <w:lvlJc w:val="left"/>
+      <w:pPr>
+        <w:ind w:left="3240" w:hanging="360"/>
+      </w:pPr>
+      <w:rPr>
+        <w:rFonts w:ascii="Courier New" w:hAnsi="Courier New" w:cs="Courier New" w:hint="default"/>
+      </w:rPr>
+    </w:lvl>
+    <w:lvl w:ilvl="5" w:tplc="04090005" w:tentative="1">
+      <w:start w:val="1"/>
+      <w:numFmt w:val="bullet"/>
+      <w:lvlText w:val=""/>
+      <w:lvlJc w:val="left"/>
+      <w:pPr>
+        <w:ind w:left="3960" w:hanging="360"/>
+      </w:pPr>
+      <w:rPr>
+        <w:rFonts w:ascii="Wingdings" w:hAnsi="Wingdings" w:hint="default"/>
+      </w:rPr>
+    </w:lvl>
+    <w:lvl w:ilvl="6" w:tplc="04090001" w:tentative="1">
+      <w:start w:val="1"/>
+      <w:numFmt w:val="bullet"/>
+      <w:lvlText w:val=""/>
+      <w:lvlJc w:val="left"/>
+      <w:pPr>
+        <w:ind w:left="4680" w:hanging="360"/>
+      </w:pPr>
+      <w:rPr>
+        <w:rFonts w:ascii="Symbol" w:hAnsi="Symbol" w:hint="default"/>
+      </w:rPr>
+    </w:lvl>
+    <w:lvl w:ilvl="7" w:tplc="04090003" w:tentative="1">
+      <w:start w:val="1"/>
+      <w:numFmt w:val="bullet"/>
+      <w:lvlText w:val="o"/>
+      <w:lvlJc w:val="left"/>
+      <w:pPr>
+        <w:ind w:left="5400" w:hanging="360"/>
+      </w:pPr>
+      <w:rPr>
+        <w:rFonts w:ascii="Courier New" w:hAnsi="Courier New" w:cs="Courier New" w:hint="default"/>
+      </w:rPr>
+    </w:lvl>
+    <w:lvl w:ilvl="8" w:tplc="04090005" w:tentative="1">
+      <w:start w:val="1"/>
+      <w:numFmt w:val="bullet"/>
+      <w:lvlText w:val=""/>
+      <w:lvlJc w:val="left"/>
+      <w:pPr>
+        <w:ind w:left="6120" w:hanging="360"/>
+      </w:pPr>
+      <w:rPr>
+        <w:rFonts w:ascii="Wingdings" w:hAnsi="Wingdings" w:hint="default"/>
+      </w:rPr>
+    </w:lvl>
+  </w:abstractNum>
+  <w:abstractNum w:abstractNumId="27" w15:restartNumberingAfterBreak="0">
     <w:nsid w:val="55AC6E89"/>
     <w:multiLevelType w:val="hybridMultilevel"/>
     <w:tmpl w:val="74A8D5A8"/>
@@ -5364,7 +4886,7 @@
       </w:pPr>
     </w:lvl>
   </w:abstractNum>
-  <w:abstractNum w:abstractNumId="25" w15:restartNumberingAfterBreak="0">
+  <w:abstractNum w:abstractNumId="28" w15:restartNumberingAfterBreak="0">
     <w:nsid w:val="58CD70EE"/>
     <w:multiLevelType w:val="hybridMultilevel"/>
     <w:tmpl w:val="5FB2BAB0"/>
@@ -5477,7 +4999,7 @@
       </w:rPr>
     </w:lvl>
   </w:abstractNum>
-  <w:abstractNum w:abstractNumId="26" w15:restartNumberingAfterBreak="0">
+  <w:abstractNum w:abstractNumId="29" w15:restartNumberingAfterBreak="0">
     <w:nsid w:val="5D8A34B6"/>
     <w:multiLevelType w:val="multilevel"/>
     <w:tmpl w:val="CB54F24E"/>
@@ -5577,7 +5099,7 @@
       </w:pPr>
     </w:lvl>
   </w:abstractNum>
-  <w:abstractNum w:abstractNumId="27" w15:restartNumberingAfterBreak="0">
+  <w:abstractNum w:abstractNumId="30" w15:restartNumberingAfterBreak="0">
     <w:nsid w:val="5F767253"/>
     <w:multiLevelType w:val="hybridMultilevel"/>
     <w:tmpl w:val="5AD63954"/>
@@ -5666,7 +5188,7 @@
       </w:pPr>
     </w:lvl>
   </w:abstractNum>
-  <w:abstractNum w:abstractNumId="28" w15:restartNumberingAfterBreak="0">
+  <w:abstractNum w:abstractNumId="31" w15:restartNumberingAfterBreak="0">
     <w:nsid w:val="64E8667B"/>
     <w:multiLevelType w:val="hybridMultilevel"/>
     <w:tmpl w:val="21CC16B6"/>
@@ -5755,7 +5277,7 @@
       </w:pPr>
     </w:lvl>
   </w:abstractNum>
-  <w:abstractNum w:abstractNumId="29" w15:restartNumberingAfterBreak="0">
+  <w:abstractNum w:abstractNumId="32" w15:restartNumberingAfterBreak="0">
     <w:nsid w:val="65BE7612"/>
     <w:multiLevelType w:val="hybridMultilevel"/>
     <w:tmpl w:val="A8E83B28"/>
@@ -5868,7 +5390,7 @@
       </w:rPr>
     </w:lvl>
   </w:abstractNum>
-  <w:abstractNum w:abstractNumId="30" w15:restartNumberingAfterBreak="0">
+  <w:abstractNum w:abstractNumId="33" w15:restartNumberingAfterBreak="0">
     <w:nsid w:val="691A4F70"/>
     <w:multiLevelType w:val="hybridMultilevel"/>
     <w:tmpl w:val="8A124F3A"/>
@@ -5981,7 +5503,7 @@
       </w:rPr>
     </w:lvl>
   </w:abstractNum>
-  <w:abstractNum w:abstractNumId="31" w15:restartNumberingAfterBreak="0">
+  <w:abstractNum w:abstractNumId="34" w15:restartNumberingAfterBreak="0">
     <w:nsid w:val="694E30A4"/>
     <w:multiLevelType w:val="hybridMultilevel"/>
     <w:tmpl w:val="A0C2B688"/>
@@ -6094,7 +5616,7 @@
       </w:rPr>
     </w:lvl>
   </w:abstractNum>
-  <w:abstractNum w:abstractNumId="32" w15:restartNumberingAfterBreak="0">
+  <w:abstractNum w:abstractNumId="35" w15:restartNumberingAfterBreak="0">
     <w:nsid w:val="6C874C0F"/>
     <w:multiLevelType w:val="hybridMultilevel"/>
     <w:tmpl w:val="5D88801A"/>
@@ -6180,7 +5702,7 @@
       </w:pPr>
     </w:lvl>
   </w:abstractNum>
-  <w:abstractNum w:abstractNumId="33" w15:restartNumberingAfterBreak="0">
+  <w:abstractNum w:abstractNumId="36" w15:restartNumberingAfterBreak="0">
     <w:nsid w:val="6E50309B"/>
     <w:multiLevelType w:val="hybridMultilevel"/>
     <w:tmpl w:val="35C676AE"/>
@@ -6269,7 +5791,7 @@
       </w:pPr>
     </w:lvl>
   </w:abstractNum>
-  <w:abstractNum w:abstractNumId="34" w15:restartNumberingAfterBreak="0">
+  <w:abstractNum w:abstractNumId="37" w15:restartNumberingAfterBreak="0">
     <w:nsid w:val="6F2660F6"/>
     <w:multiLevelType w:val="hybridMultilevel"/>
     <w:tmpl w:val="8FBC8494"/>
@@ -6358,7 +5880,7 @@
       </w:pPr>
     </w:lvl>
   </w:abstractNum>
-  <w:abstractNum w:abstractNumId="35" w15:restartNumberingAfterBreak="0">
+  <w:abstractNum w:abstractNumId="38" w15:restartNumberingAfterBreak="0">
     <w:nsid w:val="72CC56F3"/>
     <w:multiLevelType w:val="hybridMultilevel"/>
     <w:tmpl w:val="D63670FA"/>
@@ -6471,7 +5993,7 @@
       </w:rPr>
     </w:lvl>
   </w:abstractNum>
-  <w:abstractNum w:abstractNumId="36" w15:restartNumberingAfterBreak="0">
+  <w:abstractNum w:abstractNumId="39" w15:restartNumberingAfterBreak="0">
     <w:nsid w:val="744D7303"/>
     <w:multiLevelType w:val="hybridMultilevel"/>
     <w:tmpl w:val="243A497E"/>
@@ -6584,7 +6106,7 @@
       </w:rPr>
     </w:lvl>
   </w:abstractNum>
-  <w:abstractNum w:abstractNumId="37" w15:restartNumberingAfterBreak="0">
+  <w:abstractNum w:abstractNumId="40" w15:restartNumberingAfterBreak="0">
     <w:nsid w:val="774C70CB"/>
     <w:multiLevelType w:val="hybridMultilevel"/>
     <w:tmpl w:val="D52462A8"/>
@@ -6697,7 +6219,7 @@
       </w:rPr>
     </w:lvl>
   </w:abstractNum>
-  <w:abstractNum w:abstractNumId="38" w15:restartNumberingAfterBreak="0">
+  <w:abstractNum w:abstractNumId="41" w15:restartNumberingAfterBreak="0">
     <w:nsid w:val="7754358A"/>
     <w:multiLevelType w:val="hybridMultilevel"/>
     <w:tmpl w:val="B8481554"/>
@@ -6810,7 +6332,7 @@
       </w:rPr>
     </w:lvl>
   </w:abstractNum>
-  <w:abstractNum w:abstractNumId="39" w15:restartNumberingAfterBreak="0">
+  <w:abstractNum w:abstractNumId="42" w15:restartNumberingAfterBreak="0">
     <w:nsid w:val="77D02E05"/>
     <w:multiLevelType w:val="hybridMultilevel"/>
     <w:tmpl w:val="6EC052F6"/>
@@ -6896,7 +6418,7 @@
       </w:pPr>
     </w:lvl>
   </w:abstractNum>
-  <w:abstractNum w:abstractNumId="40" w15:restartNumberingAfterBreak="0">
+  <w:abstractNum w:abstractNumId="43" w15:restartNumberingAfterBreak="0">
     <w:nsid w:val="79520668"/>
     <w:multiLevelType w:val="hybridMultilevel"/>
     <w:tmpl w:val="072C5F24"/>
@@ -7009,7 +6531,7 @@
       </w:rPr>
     </w:lvl>
   </w:abstractNum>
-  <w:abstractNum w:abstractNumId="41" w15:restartNumberingAfterBreak="0">
+  <w:abstractNum w:abstractNumId="44" w15:restartNumberingAfterBreak="0">
     <w:nsid w:val="79CF4710"/>
     <w:multiLevelType w:val="hybridMultilevel"/>
     <w:tmpl w:val="16D4452A"/>
@@ -7122,7 +6644,7 @@
       </w:rPr>
     </w:lvl>
   </w:abstractNum>
-  <w:abstractNum w:abstractNumId="42" w15:restartNumberingAfterBreak="0">
+  <w:abstractNum w:abstractNumId="45" w15:restartNumberingAfterBreak="0">
     <w:nsid w:val="7A363FAE"/>
     <w:multiLevelType w:val="hybridMultilevel"/>
     <w:tmpl w:val="22AC613A"/>
@@ -7234,7 +6756,7 @@
       </w:rPr>
     </w:lvl>
   </w:abstractNum>
-  <w:abstractNum w:abstractNumId="43" w15:restartNumberingAfterBreak="0">
+  <w:abstractNum w:abstractNumId="46" w15:restartNumberingAfterBreak="0">
     <w:nsid w:val="7F1D51EF"/>
     <w:multiLevelType w:val="hybridMultilevel"/>
     <w:tmpl w:val="BE4E6F3C"/>
@@ -7348,34 +6870,34 @@
     </w:lvl>
   </w:abstractNum>
   <w:num w:numId="1" w16cid:durableId="1857229723">
-    <w:abstractNumId w:val="26"/>
+    <w:abstractNumId w:val="29"/>
   </w:num>
   <w:num w:numId="2" w16cid:durableId="1448739643">
-    <w:abstractNumId w:val="33"/>
+    <w:abstractNumId w:val="36"/>
   </w:num>
   <w:num w:numId="3" w16cid:durableId="713041997">
-    <w:abstractNumId w:val="16"/>
+    <w:abstractNumId w:val="18"/>
   </w:num>
   <w:num w:numId="4" w16cid:durableId="304049266">
     <w:abstractNumId w:val="3"/>
   </w:num>
   <w:num w:numId="5" w16cid:durableId="1292902759">
-    <w:abstractNumId w:val="28"/>
+    <w:abstractNumId w:val="31"/>
   </w:num>
   <w:num w:numId="6" w16cid:durableId="1704162499">
     <w:abstractNumId w:val="10"/>
   </w:num>
   <w:num w:numId="7" w16cid:durableId="1861820993">
-    <w:abstractNumId w:val="27"/>
+    <w:abstractNumId w:val="30"/>
   </w:num>
   <w:num w:numId="8" w16cid:durableId="1435973733">
     <w:abstractNumId w:val="12"/>
   </w:num>
   <w:num w:numId="9" w16cid:durableId="218439217">
-    <w:abstractNumId w:val="37"/>
+    <w:abstractNumId w:val="40"/>
   </w:num>
   <w:num w:numId="10" w16cid:durableId="1008405577">
-    <w:abstractNumId w:val="32"/>
+    <w:abstractNumId w:val="35"/>
   </w:num>
   <w:num w:numId="11" w16cid:durableId="956910211">
     <w:abstractNumId w:val="4"/>
@@ -7387,28 +6909,28 @@
     <w:abstractNumId w:val="0"/>
   </w:num>
   <w:num w:numId="14" w16cid:durableId="557981650">
-    <w:abstractNumId w:val="36"/>
+    <w:abstractNumId w:val="39"/>
   </w:num>
   <w:num w:numId="15" w16cid:durableId="1461681641">
-    <w:abstractNumId w:val="19"/>
+    <w:abstractNumId w:val="21"/>
   </w:num>
   <w:num w:numId="16" w16cid:durableId="1494449348">
-    <w:abstractNumId w:val="14"/>
+    <w:abstractNumId w:val="16"/>
   </w:num>
   <w:num w:numId="17" w16cid:durableId="938563445">
+    <w:abstractNumId w:val="46"/>
+  </w:num>
+  <w:num w:numId="18" w16cid:durableId="1596009780">
+    <w:abstractNumId w:val="24"/>
+  </w:num>
+  <w:num w:numId="19" w16cid:durableId="1958371615">
+    <w:abstractNumId w:val="27"/>
+  </w:num>
+  <w:num w:numId="20" w16cid:durableId="586962312">
     <w:abstractNumId w:val="43"/>
   </w:num>
-  <w:num w:numId="18" w16cid:durableId="1596009780">
+  <w:num w:numId="21" w16cid:durableId="2061202314">
     <w:abstractNumId w:val="22"/>
-  </w:num>
-  <w:num w:numId="19" w16cid:durableId="1958371615">
-    <w:abstractNumId w:val="24"/>
-  </w:num>
-  <w:num w:numId="20" w16cid:durableId="586962312">
-    <w:abstractNumId w:val="40"/>
-  </w:num>
-  <w:num w:numId="21" w16cid:durableId="2061202314">
-    <w:abstractNumId w:val="20"/>
   </w:num>
   <w:num w:numId="22" w16cid:durableId="193546561">
     <w:abstractNumId w:val="2"/>
@@ -7417,49 +6939,49 @@
     <w:abstractNumId w:val="7"/>
   </w:num>
   <w:num w:numId="24" w16cid:durableId="1985229926">
-    <w:abstractNumId w:val="30"/>
+    <w:abstractNumId w:val="33"/>
   </w:num>
   <w:num w:numId="25" w16cid:durableId="1986200428">
-    <w:abstractNumId w:val="42"/>
+    <w:abstractNumId w:val="45"/>
   </w:num>
   <w:num w:numId="26" w16cid:durableId="1525099531">
-    <w:abstractNumId w:val="23"/>
+    <w:abstractNumId w:val="25"/>
   </w:num>
   <w:num w:numId="27" w16cid:durableId="283390991">
-    <w:abstractNumId w:val="18"/>
+    <w:abstractNumId w:val="20"/>
   </w:num>
   <w:num w:numId="28" w16cid:durableId="2119983357">
     <w:abstractNumId w:val="6"/>
   </w:num>
   <w:num w:numId="29" w16cid:durableId="658924032">
-    <w:abstractNumId w:val="39"/>
+    <w:abstractNumId w:val="42"/>
   </w:num>
   <w:num w:numId="30" w16cid:durableId="133834225">
-    <w:abstractNumId w:val="34"/>
+    <w:abstractNumId w:val="37"/>
   </w:num>
   <w:num w:numId="31" w16cid:durableId="2086145077">
-    <w:abstractNumId w:val="41"/>
+    <w:abstractNumId w:val="44"/>
   </w:num>
   <w:num w:numId="32" w16cid:durableId="1597517674">
+    <w:abstractNumId w:val="19"/>
+  </w:num>
+  <w:num w:numId="33" w16cid:durableId="1668745685">
+    <w:abstractNumId w:val="38"/>
+  </w:num>
+  <w:num w:numId="34" w16cid:durableId="1781878696">
     <w:abstractNumId w:val="17"/>
   </w:num>
-  <w:num w:numId="33" w16cid:durableId="1668745685">
-    <w:abstractNumId w:val="35"/>
-  </w:num>
-  <w:num w:numId="34" w16cid:durableId="1781878696">
-    <w:abstractNumId w:val="15"/>
-  </w:num>
   <w:num w:numId="35" w16cid:durableId="1218125567">
-    <w:abstractNumId w:val="21"/>
+    <w:abstractNumId w:val="23"/>
   </w:num>
   <w:num w:numId="36" w16cid:durableId="93939278">
     <w:abstractNumId w:val="9"/>
   </w:num>
   <w:num w:numId="37" w16cid:durableId="473836285">
-    <w:abstractNumId w:val="29"/>
+    <w:abstractNumId w:val="32"/>
   </w:num>
   <w:num w:numId="38" w16cid:durableId="469715962">
-    <w:abstractNumId w:val="38"/>
+    <w:abstractNumId w:val="41"/>
   </w:num>
   <w:num w:numId="39" w16cid:durableId="355428176">
     <w:abstractNumId w:val="11"/>
@@ -7468,16 +6990,25 @@
     <w:abstractNumId w:val="5"/>
   </w:num>
   <w:num w:numId="41" w16cid:durableId="1090388810">
-    <w:abstractNumId w:val="31"/>
+    <w:abstractNumId w:val="34"/>
   </w:num>
   <w:num w:numId="42" w16cid:durableId="937833605">
     <w:abstractNumId w:val="8"/>
   </w:num>
   <w:num w:numId="43" w16cid:durableId="523635656">
-    <w:abstractNumId w:val="13"/>
+    <w:abstractNumId w:val="15"/>
   </w:num>
   <w:num w:numId="44" w16cid:durableId="566383483">
-    <w:abstractNumId w:val="25"/>
+    <w:abstractNumId w:val="28"/>
+  </w:num>
+  <w:num w:numId="45" w16cid:durableId="1234126911">
+    <w:abstractNumId w:val="26"/>
+  </w:num>
+  <w:num w:numId="46" w16cid:durableId="1927765197">
+    <w:abstractNumId w:val="14"/>
+  </w:num>
+  <w:num w:numId="47" w16cid:durableId="1887984476">
+    <w:abstractNumId w:val="13"/>
   </w:num>
   <w:numIdMacAtCleanup w:val="9"/>
 </w:numbering>

--- a/Laporan/laporan.docx
+++ b/Laporan/laporan.docx
@@ -54,7 +54,7 @@
           <w:szCs w:val="24"/>
           <w:lang w:val="en-US"/>
         </w:rPr>
-        <w:t>8</w:t>
+        <w:t>10</w:t>
       </w:r>
     </w:p>
     <w:p>
@@ -502,27 +502,10 @@
     </w:p>
     <w:p>
       <w:pPr>
-        <w:rPr>
-          <w:rFonts w:cs="Times New Roman"/>
-          <w:szCs w:val="24"/>
-        </w:rPr>
-      </w:pPr>
-    </w:p>
-    <w:p>
-      <w:pPr>
-        <w:rPr>
-          <w:rFonts w:cs="Times New Roman"/>
-          <w:szCs w:val="24"/>
-        </w:rPr>
-      </w:pPr>
-    </w:p>
-    <w:p>
-      <w:pPr>
         <w:pStyle w:val="Heading1"/>
         <w:spacing w:after="0"/>
       </w:pPr>
       <w:r>
-        <w:lastRenderedPageBreak/>
         <w:t>Link Github:</w:t>
       </w:r>
     </w:p>
@@ -541,6 +524,7 @@
         <w:pStyle w:val="Heading1"/>
       </w:pPr>
       <w:r>
+        <w:lastRenderedPageBreak/>
         <w:t>Praktikum</w:t>
       </w:r>
     </w:p>
@@ -554,7 +538,7 @@
         <w:spacing w:before="0"/>
       </w:pPr>
       <w:r>
-        <w:t xml:space="preserve">Setup Data Produk </w:t>
+        <w:t>Membuat Dynamic Route</w:t>
       </w:r>
     </w:p>
     <w:p>
@@ -562,24 +546,27 @@
         <w:pStyle w:val="ListParagraph"/>
         <w:numPr>
           <w:ilvl w:val="0"/>
-          <w:numId w:val="45"/>
+          <w:numId w:val="56"/>
         </w:numPr>
         <w:spacing w:after="0"/>
       </w:pPr>
       <w:r>
-        <w:t>Tambahkan field images pada firebase</w:t>
+        <w:t xml:space="preserve">Modifikasi </w:t>
+      </w:r>
+      <w:r>
+        <w:t xml:space="preserve">file </w:t>
+      </w:r>
+      <w:r>
+        <w:t>view/produk/index.tsx</w:t>
       </w:r>
     </w:p>
     <w:p>
-      <w:pPr>
-        <w:spacing w:after="0"/>
-      </w:pPr>
       <w:r>
         <w:drawing>
-          <wp:inline distT="0" distB="0" distL="0" distR="0" wp14:anchorId="2ACC0918" wp14:editId="650377AB">
-            <wp:extent cx="4622800" cy="1277851"/>
-            <wp:effectExtent l="0" t="0" r="6350" b="0"/>
-            <wp:docPr id="494435525" name="Picture 1"/>
+          <wp:inline distT="0" distB="0" distL="0" distR="0" wp14:anchorId="3350CDC8" wp14:editId="76C456D9">
+            <wp:extent cx="3410303" cy="2952750"/>
+            <wp:effectExtent l="0" t="0" r="0" b="0"/>
+            <wp:docPr id="688695065" name="Picture 1"/>
             <wp:cNvGraphicFramePr>
               <a:graphicFrameLocks xmlns:a="http://schemas.openxmlformats.org/drawingml/2006/main" noChangeAspect="1"/>
             </wp:cNvGraphicFramePr>
@@ -587,7 +574,7 @@
               <a:graphicData uri="http://schemas.openxmlformats.org/drawingml/2006/picture">
                 <pic:pic xmlns:pic="http://schemas.openxmlformats.org/drawingml/2006/picture">
                   <pic:nvPicPr>
-                    <pic:cNvPr id="494435525" name=""/>
+                    <pic:cNvPr id="688695065" name=""/>
                     <pic:cNvPicPr/>
                   </pic:nvPicPr>
                   <pic:blipFill>
@@ -599,7 +586,7 @@
                   <pic:spPr>
                     <a:xfrm>
                       <a:off x="0" y="0"/>
-                      <a:ext cx="4627413" cy="1279126"/>
+                      <a:ext cx="3424919" cy="2965405"/>
                     </a:xfrm>
                     <a:prstGeom prst="rect">
                       <a:avLst/>
@@ -614,33 +601,49 @@
     </w:p>
     <w:p>
       <w:pPr>
+        <w:pStyle w:val="Heading2"/>
+        <w:numPr>
+          <w:ilvl w:val="0"/>
+          <w:numId w:val="42"/>
+        </w:numPr>
+        <w:spacing w:before="0"/>
+      </w:pPr>
+      <w:r>
+        <w:t>Implementasi CSR (Client Rendering)</w:t>
+      </w:r>
+    </w:p>
+    <w:p>
+      <w:pPr>
         <w:pStyle w:val="ListParagraph"/>
         <w:numPr>
           <w:ilvl w:val="0"/>
-          <w:numId w:val="45"/>
+          <w:numId w:val="56"/>
         </w:numPr>
         <w:spacing w:after="0"/>
       </w:pPr>
       <w:r>
-        <w:t>Cek pada browser</w:t>
+        <w:t xml:space="preserve">Modifikasi </w:t>
+      </w:r>
+      <w:r>
+        <w:t>file pages/products/[</w:t>
+      </w:r>
+      <w:r>
+        <w:t>id</w:t>
+      </w:r>
+      <w:r>
+        <w:t>].tsx</w:t>
       </w:r>
     </w:p>
     <w:p>
+      <w:pPr>
+        <w:spacing w:after="0"/>
+      </w:pPr>
       <w:r>
-        <w:rPr>
-          <w:noProof/>
-        </w:rPr>
-        <w:t xml:space="preserve"> </w:t>
-      </w:r>
-      <w:r>
-        <w:rPr>
-          <w:noProof/>
-        </w:rPr>
         <w:drawing>
-          <wp:inline distT="0" distB="0" distL="0" distR="0" wp14:anchorId="08B02C4E" wp14:editId="18C493C1">
-            <wp:extent cx="4743450" cy="2864148"/>
-            <wp:effectExtent l="0" t="0" r="0" b="0"/>
-            <wp:docPr id="254695448" name="Picture 1"/>
+          <wp:inline distT="0" distB="0" distL="0" distR="0" wp14:anchorId="44C8F1C6" wp14:editId="08FA860C">
+            <wp:extent cx="3156268" cy="1682750"/>
+            <wp:effectExtent l="0" t="0" r="6350" b="0"/>
+            <wp:docPr id="849277272" name="Picture 1"/>
             <wp:cNvGraphicFramePr>
               <a:graphicFrameLocks xmlns:a="http://schemas.openxmlformats.org/drawingml/2006/main" noChangeAspect="1"/>
             </wp:cNvGraphicFramePr>
@@ -648,7 +651,7 @@
               <a:graphicData uri="http://schemas.openxmlformats.org/drawingml/2006/picture">
                 <pic:pic xmlns:pic="http://schemas.openxmlformats.org/drawingml/2006/picture">
                   <pic:nvPicPr>
-                    <pic:cNvPr id="254695448" name=""/>
+                    <pic:cNvPr id="849277272" name=""/>
                     <pic:cNvPicPr/>
                   </pic:nvPicPr>
                   <pic:blipFill>
@@ -660,7 +663,7 @@
                   <pic:spPr>
                     <a:xfrm>
                       <a:off x="0" y="0"/>
-                      <a:ext cx="4746885" cy="2866222"/>
+                      <a:ext cx="3181277" cy="1696083"/>
                     </a:xfrm>
                     <a:prstGeom prst="rect">
                       <a:avLst/>
@@ -675,36 +678,37 @@
     </w:p>
     <w:p>
       <w:pPr>
-        <w:pStyle w:val="Heading2"/>
+        <w:pStyle w:val="ListParagraph"/>
         <w:numPr>
           <w:ilvl w:val="0"/>
-          <w:numId w:val="42"/>
+          <w:numId w:val="56"/>
         </w:numPr>
+        <w:spacing w:after="0"/>
       </w:pPr>
       <w:r>
-        <w:t>Implementasi CSR dengan useEffect</w:t>
+        <w:t xml:space="preserve">Ubah nama </w:t>
+      </w:r>
+      <w:r>
+        <w:t xml:space="preserve">file </w:t>
+      </w:r>
+      <w:r>
+        <w:t>api/</w:t>
+      </w:r>
+      <w:r>
+        <w:t>produk.ts menjadi [[...product]].ts</w:t>
       </w:r>
     </w:p>
     <w:p>
       <w:pPr>
-        <w:pStyle w:val="ListParagraph"/>
-        <w:numPr>
-          <w:ilvl w:val="0"/>
-          <w:numId w:val="45"/>
-        </w:numPr>
         <w:spacing w:after="0"/>
-      </w:pPr>
-      <w:r>
-        <w:t>Membuat file index.tsx pada folder views/products</w:t>
-      </w:r>
-    </w:p>
-    <w:p>
+        <w:ind w:firstLine="501"/>
+      </w:pPr>
       <w:r>
         <w:drawing>
-          <wp:inline distT="0" distB="0" distL="0" distR="0" wp14:anchorId="25C694B0" wp14:editId="2F8DBBBE">
-            <wp:extent cx="3594100" cy="2491645"/>
-            <wp:effectExtent l="0" t="0" r="6350" b="4445"/>
-            <wp:docPr id="53924494" name="Picture 1"/>
+          <wp:inline distT="0" distB="0" distL="0" distR="0" wp14:anchorId="5E97404D" wp14:editId="7B17F374">
+            <wp:extent cx="923440" cy="660400"/>
+            <wp:effectExtent l="0" t="0" r="0" b="6350"/>
+            <wp:docPr id="999184856" name="Picture 1"/>
             <wp:cNvGraphicFramePr>
               <a:graphicFrameLocks xmlns:a="http://schemas.openxmlformats.org/drawingml/2006/main" noChangeAspect="1"/>
             </wp:cNvGraphicFramePr>
@@ -712,7 +716,7 @@
               <a:graphicData uri="http://schemas.openxmlformats.org/drawingml/2006/picture">
                 <pic:pic xmlns:pic="http://schemas.openxmlformats.org/drawingml/2006/picture">
                   <pic:nvPicPr>
-                    <pic:cNvPr id="53924494" name=""/>
+                    <pic:cNvPr id="999184856" name=""/>
                     <pic:cNvPicPr/>
                   </pic:nvPicPr>
                   <pic:blipFill>
@@ -724,7 +728,7 @@
                   <pic:spPr>
                     <a:xfrm>
                       <a:off x="0" y="0"/>
-                      <a:ext cx="3632303" cy="2518130"/>
+                      <a:ext cx="935495" cy="669021"/>
                     </a:xfrm>
                     <a:prstGeom prst="rect">
                       <a:avLst/>
@@ -742,13 +746,12 @@
         <w:pStyle w:val="ListParagraph"/>
         <w:numPr>
           <w:ilvl w:val="0"/>
-          <w:numId w:val="45"/>
+          <w:numId w:val="56"/>
         </w:numPr>
         <w:spacing w:after="0"/>
       </w:pPr>
       <w:r>
-        <w:lastRenderedPageBreak/>
-        <w:t>Jalankan browser</w:t>
+        <w:t>Modifikasi servicefirebase.tsx</w:t>
       </w:r>
     </w:p>
     <w:p>
@@ -757,10 +760,10 @@
       </w:pPr>
       <w:r>
         <w:drawing>
-          <wp:inline distT="0" distB="0" distL="0" distR="0" wp14:anchorId="42F7498E" wp14:editId="73BB8F51">
-            <wp:extent cx="1388674" cy="2222500"/>
-            <wp:effectExtent l="0" t="0" r="2540" b="6350"/>
-            <wp:docPr id="879396977" name="Picture 1"/>
+          <wp:inline distT="0" distB="0" distL="0" distR="0" wp14:anchorId="75EB69FF" wp14:editId="55E498C2">
+            <wp:extent cx="3333750" cy="1705640"/>
+            <wp:effectExtent l="0" t="0" r="0" b="8890"/>
+            <wp:docPr id="960079263" name="Picture 1"/>
             <wp:cNvGraphicFramePr>
               <a:graphicFrameLocks xmlns:a="http://schemas.openxmlformats.org/drawingml/2006/main" noChangeAspect="1"/>
             </wp:cNvGraphicFramePr>
@@ -768,7 +771,7 @@
               <a:graphicData uri="http://schemas.openxmlformats.org/drawingml/2006/picture">
                 <pic:pic xmlns:pic="http://schemas.openxmlformats.org/drawingml/2006/picture">
                   <pic:nvPicPr>
-                    <pic:cNvPr id="879396977" name=""/>
+                    <pic:cNvPr id="960079263" name=""/>
                     <pic:cNvPicPr/>
                   </pic:nvPicPr>
                   <pic:blipFill>
@@ -780,7 +783,7 @@
                   <pic:spPr>
                     <a:xfrm>
                       <a:off x="0" y="0"/>
-                      <a:ext cx="1396441" cy="2234931"/>
+                      <a:ext cx="3359558" cy="1718844"/>
                     </a:xfrm>
                     <a:prstGeom prst="rect">
                       <a:avLst/>
@@ -798,15 +801,13 @@
         <w:pStyle w:val="ListParagraph"/>
         <w:numPr>
           <w:ilvl w:val="0"/>
-          <w:numId w:val="45"/>
+          <w:numId w:val="56"/>
         </w:numPr>
         <w:spacing w:after="0"/>
       </w:pPr>
       <w:r>
-        <w:t>B</w:t>
-      </w:r>
-      <w:r>
-        <w:t>uat file produk.modules.scss</w:t>
+        <w:lastRenderedPageBreak/>
+        <w:t>Modifikasi [[...product]].ts</w:t>
       </w:r>
     </w:p>
     <w:p>
@@ -815,10 +816,10 @@
       </w:pPr>
       <w:r>
         <w:drawing>
-          <wp:inline distT="0" distB="0" distL="0" distR="0" wp14:anchorId="49E5328B" wp14:editId="6C30C42D">
-            <wp:extent cx="1607569" cy="3028950"/>
-            <wp:effectExtent l="0" t="0" r="0" b="0"/>
-            <wp:docPr id="74698548" name="Picture 1"/>
+          <wp:inline distT="0" distB="0" distL="0" distR="0" wp14:anchorId="01AF3151" wp14:editId="0978A6E1">
+            <wp:extent cx="3345040" cy="2736850"/>
+            <wp:effectExtent l="0" t="0" r="8255" b="6350"/>
+            <wp:docPr id="1976040092" name="Picture 1"/>
             <wp:cNvGraphicFramePr>
               <a:graphicFrameLocks xmlns:a="http://schemas.openxmlformats.org/drawingml/2006/main" noChangeAspect="1"/>
             </wp:cNvGraphicFramePr>
@@ -826,7 +827,7 @@
               <a:graphicData uri="http://schemas.openxmlformats.org/drawingml/2006/picture">
                 <pic:pic xmlns:pic="http://schemas.openxmlformats.org/drawingml/2006/picture">
                   <pic:nvPicPr>
-                    <pic:cNvPr id="74698548" name=""/>
+                    <pic:cNvPr id="1976040092" name=""/>
                     <pic:cNvPicPr/>
                   </pic:nvPicPr>
                   <pic:blipFill>
@@ -838,7 +839,7 @@
                   <pic:spPr>
                     <a:xfrm>
                       <a:off x="0" y="0"/>
-                      <a:ext cx="1610328" cy="3034149"/>
+                      <a:ext cx="3356668" cy="2746364"/>
                     </a:xfrm>
                     <a:prstGeom prst="rect">
                       <a:avLst/>
@@ -856,21 +857,24 @@
         <w:pStyle w:val="ListParagraph"/>
         <w:numPr>
           <w:ilvl w:val="0"/>
-          <w:numId w:val="45"/>
+          <w:numId w:val="56"/>
         </w:numPr>
         <w:spacing w:after="0"/>
       </w:pPr>
       <w:r>
-        <w:t>Modifikasi Pada file index.tsx pada folder pages/views/product</w:t>
+        <w:t>Buat fil styling di views/DetailProduct/detailProduct.module.scss</w:t>
       </w:r>
     </w:p>
     <w:p>
+      <w:pPr>
+        <w:spacing w:after="0"/>
+      </w:pPr>
       <w:r>
         <w:drawing>
-          <wp:inline distT="0" distB="0" distL="0" distR="0" wp14:anchorId="21A9D05E" wp14:editId="05E3AA46">
-            <wp:extent cx="2929176" cy="2965450"/>
-            <wp:effectExtent l="0" t="0" r="5080" b="6350"/>
-            <wp:docPr id="209323097" name="Picture 1"/>
+          <wp:inline distT="0" distB="0" distL="0" distR="0" wp14:anchorId="52229BD0" wp14:editId="14C05B26">
+            <wp:extent cx="3168813" cy="5683542"/>
+            <wp:effectExtent l="0" t="0" r="0" b="0"/>
+            <wp:docPr id="760123214" name="Picture 1"/>
             <wp:cNvGraphicFramePr>
               <a:graphicFrameLocks xmlns:a="http://schemas.openxmlformats.org/drawingml/2006/main" noChangeAspect="1"/>
             </wp:cNvGraphicFramePr>
@@ -878,7 +882,7 @@
               <a:graphicData uri="http://schemas.openxmlformats.org/drawingml/2006/picture">
                 <pic:pic xmlns:pic="http://schemas.openxmlformats.org/drawingml/2006/picture">
                   <pic:nvPicPr>
-                    <pic:cNvPr id="209323097" name=""/>
+                    <pic:cNvPr id="760123214" name=""/>
                     <pic:cNvPicPr/>
                   </pic:nvPicPr>
                   <pic:blipFill>
@@ -890,7 +894,7 @@
                   <pic:spPr>
                     <a:xfrm>
                       <a:off x="0" y="0"/>
-                      <a:ext cx="2952608" cy="2989173"/>
+                      <a:ext cx="3168813" cy="5683542"/>
                     </a:xfrm>
                     <a:prstGeom prst="rect">
                       <a:avLst/>
@@ -908,22 +912,25 @@
         <w:pStyle w:val="ListParagraph"/>
         <w:numPr>
           <w:ilvl w:val="0"/>
-          <w:numId w:val="45"/>
+          <w:numId w:val="56"/>
         </w:numPr>
         <w:spacing w:after="0"/>
       </w:pPr>
       <w:r>
         <w:lastRenderedPageBreak/>
-        <w:t>Jalankan browser</w:t>
+        <w:t>Buat komponen detail product views/DetailProduct/index.tsx</w:t>
       </w:r>
     </w:p>
     <w:p>
+      <w:pPr>
+        <w:spacing w:after="0"/>
+      </w:pPr>
       <w:r>
         <w:drawing>
-          <wp:inline distT="0" distB="0" distL="0" distR="0" wp14:anchorId="2DFF759E" wp14:editId="0AC09EDD">
-            <wp:extent cx="3613150" cy="1932670"/>
-            <wp:effectExtent l="0" t="0" r="6350" b="0"/>
-            <wp:docPr id="1460659272" name="Picture 1"/>
+          <wp:inline distT="0" distB="0" distL="0" distR="0" wp14:anchorId="065A5B6E" wp14:editId="45FBF24C">
+            <wp:extent cx="3238500" cy="2658828"/>
+            <wp:effectExtent l="0" t="0" r="0" b="8255"/>
+            <wp:docPr id="1850094174" name="Picture 1"/>
             <wp:cNvGraphicFramePr>
               <a:graphicFrameLocks xmlns:a="http://schemas.openxmlformats.org/drawingml/2006/main" noChangeAspect="1"/>
             </wp:cNvGraphicFramePr>
@@ -931,102 +938,11 @@
               <a:graphicData uri="http://schemas.openxmlformats.org/drawingml/2006/picture">
                 <pic:pic xmlns:pic="http://schemas.openxmlformats.org/drawingml/2006/picture">
                   <pic:nvPicPr>
-                    <pic:cNvPr id="1460659272" name=""/>
-                    <pic:cNvPicPr/>
-                  </pic:nvPicPr>
-                  <pic:blipFill rotWithShape="1">
-                    <a:blip r:embed="rId14"/>
-                    <a:srcRect t="7296"/>
-                    <a:stretch>
-                      <a:fillRect/>
-                    </a:stretch>
-                  </pic:blipFill>
-                  <pic:spPr bwMode="auto">
-                    <a:xfrm>
-                      <a:off x="0" y="0"/>
-                      <a:ext cx="3620530" cy="1936618"/>
-                    </a:xfrm>
-                    <a:prstGeom prst="rect">
-                      <a:avLst/>
-                    </a:prstGeom>
-                    <a:ln>
-                      <a:noFill/>
-                    </a:ln>
-                    <a:extLst>
-                      <a:ext uri="{53640926-AAD7-44D8-BBD7-CCE9431645EC}">
-                        <a14:shadowObscured xmlns:a14="http://schemas.microsoft.com/office/drawing/2010/main"/>
-                      </a:ext>
-                    </a:extLst>
-                  </pic:spPr>
-                </pic:pic>
-              </a:graphicData>
-            </a:graphic>
-          </wp:inline>
-        </w:drawing>
-      </w:r>
-    </w:p>
-    <w:p>
-      <w:pPr>
-        <w:pStyle w:val="Heading2"/>
-        <w:numPr>
-          <w:ilvl w:val="0"/>
-          <w:numId w:val="42"/>
-        </w:numPr>
-        <w:rPr>
-          <w:noProof/>
-        </w:rPr>
-      </w:pPr>
-      <w:r>
-        <w:rPr>
-          <w:noProof/>
-        </w:rPr>
-        <w:t>Implementasi Skeleton Loading</w:t>
-      </w:r>
-    </w:p>
-    <w:p>
-      <w:pPr>
-        <w:pStyle w:val="ListParagraph"/>
-        <w:numPr>
-          <w:ilvl w:val="0"/>
-          <w:numId w:val="45"/>
-        </w:numPr>
-        <w:spacing w:after="0"/>
-      </w:pPr>
-      <w:r>
-        <w:t>Modfikasi file index.tsx pada folder views/product/index.tsx</w:t>
-      </w:r>
-      <w:r>
-        <w:t xml:space="preserve"> dan </w:t>
-      </w:r>
-      <w:r>
-        <w:t>product.module.scss</w:t>
-      </w:r>
-      <w:r>
-        <w:t xml:space="preserve"> </w:t>
-      </w:r>
-    </w:p>
-    <w:p>
-      <w:pPr>
-        <w:spacing w:after="0"/>
-      </w:pPr>
-      <w:r>
-        <w:drawing>
-          <wp:inline distT="0" distB="0" distL="0" distR="0" wp14:anchorId="3C97BB19" wp14:editId="1D1D9CD0">
-            <wp:extent cx="2940050" cy="2555922"/>
-            <wp:effectExtent l="0" t="0" r="0" b="0"/>
-            <wp:docPr id="398674567" name="Picture 1"/>
-            <wp:cNvGraphicFramePr>
-              <a:graphicFrameLocks xmlns:a="http://schemas.openxmlformats.org/drawingml/2006/main" noChangeAspect="1"/>
-            </wp:cNvGraphicFramePr>
-            <a:graphic xmlns:a="http://schemas.openxmlformats.org/drawingml/2006/main">
-              <a:graphicData uri="http://schemas.openxmlformats.org/drawingml/2006/picture">
-                <pic:pic xmlns:pic="http://schemas.openxmlformats.org/drawingml/2006/picture">
-                  <pic:nvPicPr>
-                    <pic:cNvPr id="398674567" name=""/>
+                    <pic:cNvPr id="1850094174" name=""/>
                     <pic:cNvPicPr/>
                   </pic:nvPicPr>
                   <pic:blipFill>
-                    <a:blip r:embed="rId15"/>
+                    <a:blip r:embed="rId14"/>
                     <a:stretch>
                       <a:fillRect/>
                     </a:stretch>
@@ -1034,44 +950,7 @@
                   <pic:spPr>
                     <a:xfrm>
                       <a:off x="0" y="0"/>
-                      <a:ext cx="2942078" cy="2557685"/>
-                    </a:xfrm>
-                    <a:prstGeom prst="rect">
-                      <a:avLst/>
-                    </a:prstGeom>
-                  </pic:spPr>
-                </pic:pic>
-              </a:graphicData>
-            </a:graphic>
-          </wp:inline>
-        </w:drawing>
-      </w:r>
-      <w:r>
-        <w:drawing>
-          <wp:inline distT="0" distB="0" distL="0" distR="0" wp14:anchorId="3B3C05D7" wp14:editId="5AEE6C52">
-            <wp:extent cx="1886576" cy="3790950"/>
-            <wp:effectExtent l="0" t="0" r="0" b="0"/>
-            <wp:docPr id="215446528" name="Picture 1"/>
-            <wp:cNvGraphicFramePr>
-              <a:graphicFrameLocks xmlns:a="http://schemas.openxmlformats.org/drawingml/2006/main" noChangeAspect="1"/>
-            </wp:cNvGraphicFramePr>
-            <a:graphic xmlns:a="http://schemas.openxmlformats.org/drawingml/2006/main">
-              <a:graphicData uri="http://schemas.openxmlformats.org/drawingml/2006/picture">
-                <pic:pic xmlns:pic="http://schemas.openxmlformats.org/drawingml/2006/picture">
-                  <pic:nvPicPr>
-                    <pic:cNvPr id="215446528" name=""/>
-                    <pic:cNvPicPr/>
-                  </pic:nvPicPr>
-                  <pic:blipFill>
-                    <a:blip r:embed="rId16"/>
-                    <a:stretch>
-                      <a:fillRect/>
-                    </a:stretch>
-                  </pic:blipFill>
-                  <pic:spPr>
-                    <a:xfrm>
-                      <a:off x="0" y="0"/>
-                      <a:ext cx="1901773" cy="3821487"/>
+                      <a:ext cx="3246607" cy="2665484"/>
                     </a:xfrm>
                     <a:prstGeom prst="rect">
                       <a:avLst/>
@@ -1089,20 +968,27 @@
         <w:pStyle w:val="ListParagraph"/>
         <w:numPr>
           <w:ilvl w:val="0"/>
-          <w:numId w:val="45"/>
+          <w:numId w:val="56"/>
         </w:numPr>
+        <w:spacing w:after="0"/>
       </w:pPr>
       <w:r>
-        <w:t>Jalankan browser</w:t>
+        <w:t>Modifikas</w:t>
+      </w:r>
+      <w:r>
+        <w:t xml:space="preserve"> pages/product/[product].tsx</w:t>
       </w:r>
     </w:p>
     <w:p>
+      <w:pPr>
+        <w:spacing w:after="0"/>
+      </w:pPr>
       <w:r>
         <w:drawing>
-          <wp:inline distT="0" distB="0" distL="0" distR="0" wp14:anchorId="542F9317" wp14:editId="50B7905B">
-            <wp:extent cx="3644900" cy="2014266"/>
-            <wp:effectExtent l="0" t="0" r="0" b="5080"/>
-            <wp:docPr id="1756922860" name="Picture 1"/>
+          <wp:inline distT="0" distB="0" distL="0" distR="0" wp14:anchorId="21ED3EF0" wp14:editId="6507392F">
+            <wp:extent cx="3206750" cy="1865300"/>
+            <wp:effectExtent l="0" t="0" r="0" b="1905"/>
+            <wp:docPr id="2112519994" name="Picture 1"/>
             <wp:cNvGraphicFramePr>
               <a:graphicFrameLocks xmlns:a="http://schemas.openxmlformats.org/drawingml/2006/main" noChangeAspect="1"/>
             </wp:cNvGraphicFramePr>
@@ -1110,11 +996,11 @@
               <a:graphicData uri="http://schemas.openxmlformats.org/drawingml/2006/picture">
                 <pic:pic xmlns:pic="http://schemas.openxmlformats.org/drawingml/2006/picture">
                   <pic:nvPicPr>
-                    <pic:cNvPr id="1756922860" name=""/>
+                    <pic:cNvPr id="2112519994" name=""/>
                     <pic:cNvPicPr/>
                   </pic:nvPicPr>
                   <pic:blipFill>
-                    <a:blip r:embed="rId17"/>
+                    <a:blip r:embed="rId15"/>
                     <a:stretch>
                       <a:fillRect/>
                     </a:stretch>
@@ -1122,7 +1008,7 @@
                   <pic:spPr>
                     <a:xfrm>
                       <a:off x="0" y="0"/>
-                      <a:ext cx="3656713" cy="2020794"/>
+                      <a:ext cx="3213710" cy="1869349"/>
                     </a:xfrm>
                     <a:prstGeom prst="rect">
                       <a:avLst/>
@@ -1140,13 +1026,15 @@
         <w:pStyle w:val="ListParagraph"/>
         <w:numPr>
           <w:ilvl w:val="0"/>
-          <w:numId w:val="45"/>
+          <w:numId w:val="56"/>
         </w:numPr>
         <w:spacing w:after="0"/>
       </w:pPr>
       <w:r>
-        <w:lastRenderedPageBreak/>
-        <w:t>Modifikasi pada index.tsx pada folder views/product/index.tsx</w:t>
+        <w:t>Modifikasi</w:t>
+      </w:r>
+      <w:r>
+        <w:t xml:space="preserve"> views/DetailProduct/index.tsx</w:t>
       </w:r>
     </w:p>
     <w:p>
@@ -1155,10 +1043,10 @@
       </w:pPr>
       <w:r>
         <w:drawing>
-          <wp:inline distT="0" distB="0" distL="0" distR="0" wp14:anchorId="04FCBE0B" wp14:editId="22AEACCB">
-            <wp:extent cx="2914650" cy="2603929"/>
-            <wp:effectExtent l="0" t="0" r="0" b="6350"/>
-            <wp:docPr id="926280356" name="Picture 1"/>
+          <wp:inline distT="0" distB="0" distL="0" distR="0" wp14:anchorId="3BBE7DA7" wp14:editId="73DD05F1">
+            <wp:extent cx="3263900" cy="2118353"/>
+            <wp:effectExtent l="0" t="0" r="0" b="0"/>
+            <wp:docPr id="466136115" name="Picture 1"/>
             <wp:cNvGraphicFramePr>
               <a:graphicFrameLocks xmlns:a="http://schemas.openxmlformats.org/drawingml/2006/main" noChangeAspect="1"/>
             </wp:cNvGraphicFramePr>
@@ -1166,11 +1054,11 @@
               <a:graphicData uri="http://schemas.openxmlformats.org/drawingml/2006/picture">
                 <pic:pic xmlns:pic="http://schemas.openxmlformats.org/drawingml/2006/picture">
                   <pic:nvPicPr>
-                    <pic:cNvPr id="926280356" name=""/>
+                    <pic:cNvPr id="466136115" name=""/>
                     <pic:cNvPicPr/>
                   </pic:nvPicPr>
                   <pic:blipFill>
-                    <a:blip r:embed="rId18"/>
+                    <a:blip r:embed="rId16"/>
                     <a:stretch>
                       <a:fillRect/>
                     </a:stretch>
@@ -1178,7 +1066,7 @@
                   <pic:spPr>
                     <a:xfrm>
                       <a:off x="0" y="0"/>
-                      <a:ext cx="2918190" cy="2607092"/>
+                      <a:ext cx="3272665" cy="2124042"/>
                     </a:xfrm>
                     <a:prstGeom prst="rect">
                       <a:avLst/>
@@ -1196,21 +1084,163 @@
         <w:pStyle w:val="ListParagraph"/>
         <w:numPr>
           <w:ilvl w:val="0"/>
-          <w:numId w:val="45"/>
+          <w:numId w:val="56"/>
         </w:numPr>
         <w:spacing w:after="0"/>
       </w:pPr>
       <w:r>
-        <w:t>Jalankan browser</w:t>
+        <w:t>Merapikan agar judul produk di tengah</w:t>
       </w:r>
     </w:p>
     <w:p>
+      <w:pPr>
+        <w:spacing w:after="0"/>
+      </w:pPr>
+    </w:p>
+    <w:p>
+      <w:pPr>
+        <w:pStyle w:val="ListParagraph"/>
+        <w:numPr>
+          <w:ilvl w:val="0"/>
+          <w:numId w:val="56"/>
+        </w:numPr>
+        <w:spacing w:after="0"/>
+      </w:pPr>
+      <w:r>
+        <w:t>Menambahkan styling di file scss</w:t>
+      </w:r>
+    </w:p>
+    <w:p>
+      <w:pPr>
+        <w:pStyle w:val="ListParagraph"/>
+        <w:numPr>
+          <w:ilvl w:val="0"/>
+          <w:numId w:val="56"/>
+        </w:numPr>
+      </w:pPr>
+      <w:r>
+        <w:t>Hasil tampilan</w:t>
+      </w:r>
+    </w:p>
+    <w:p>
+      <w:pPr>
+        <w:pStyle w:val="Heading2"/>
+        <w:numPr>
+          <w:ilvl w:val="0"/>
+          <w:numId w:val="42"/>
+        </w:numPr>
+        <w:rPr>
+          <w:noProof/>
+        </w:rPr>
+      </w:pPr>
+      <w:r>
+        <w:rPr>
+          <w:noProof/>
+        </w:rPr>
+        <w:t>Implementasi SSR</w:t>
+      </w:r>
+    </w:p>
+    <w:p>
+      <w:pPr>
+        <w:pStyle w:val="Heading2"/>
+        <w:numPr>
+          <w:ilvl w:val="0"/>
+          <w:numId w:val="42"/>
+        </w:numPr>
+      </w:pPr>
+      <w:r>
+        <w:t>Implementasi Static Site Generation (Dynamic SSG)</w:t>
+      </w:r>
+    </w:p>
+    <w:p/>
+    <w:p/>
+    <w:p>
+      <w:pPr>
+        <w:pStyle w:val="Heading1"/>
+      </w:pPr>
+      <w:r>
+        <w:rPr>
+          <w:rStyle w:val="Heading1Char"/>
+          <w:b/>
+        </w:rPr>
+        <w:t>Tugas Praktikum</w:t>
+      </w:r>
+    </w:p>
+    <w:p>
+      <w:pPr>
+        <w:pStyle w:val="Heading2"/>
+        <w:numPr>
+          <w:ilvl w:val="0"/>
+          <w:numId w:val="52"/>
+        </w:numPr>
+      </w:pPr>
+      <w:r>
+        <w:t xml:space="preserve">Buat </w:t>
+      </w:r>
+      <w:r>
+        <w:t>3</w:t>
+      </w:r>
+      <w:r>
+        <w:t xml:space="preserve"> halaman:</w:t>
+      </w:r>
+    </w:p>
+    <w:p>
+      <w:pPr>
+        <w:pStyle w:val="ListParagraph"/>
+        <w:numPr>
+          <w:ilvl w:val="0"/>
+          <w:numId w:val="50"/>
+        </w:numPr>
+      </w:pPr>
+      <w:r>
+        <w:t>CSG</w:t>
+      </w:r>
+    </w:p>
+    <w:p>
+      <w:pPr>
+        <w:pStyle w:val="ListParagraph"/>
+        <w:numPr>
+          <w:ilvl w:val="0"/>
+          <w:numId w:val="50"/>
+        </w:numPr>
+      </w:pPr>
+      <w:r>
+        <w:t>SSR</w:t>
+      </w:r>
+    </w:p>
+    <w:p>
+      <w:pPr>
+        <w:pStyle w:val="ListParagraph"/>
+        <w:numPr>
+          <w:ilvl w:val="0"/>
+          <w:numId w:val="50"/>
+        </w:numPr>
+      </w:pPr>
+      <w:r>
+        <w:t>SSG</w:t>
+      </w:r>
+    </w:p>
+    <w:p/>
+    <w:p/>
+    <w:p/>
+    <w:p>
+      <w:pPr>
+        <w:spacing w:after="0"/>
+      </w:pPr>
+      <w:r>
+        <w:t>CSR:</w:t>
+      </w:r>
+    </w:p>
+    <w:p>
+      <w:pPr>
+        <w:spacing w:after="0"/>
+      </w:pPr>
       <w:r>
         <w:drawing>
-          <wp:inline distT="0" distB="0" distL="0" distR="0" wp14:anchorId="3958866A" wp14:editId="3BE28605">
-            <wp:extent cx="3270250" cy="1944541"/>
-            <wp:effectExtent l="0" t="0" r="6350" b="0"/>
-            <wp:docPr id="1619427401" name="Picture 1"/>
+          <wp:inline distT="0" distB="0" distL="0" distR="0" wp14:anchorId="5E0915EE" wp14:editId="3AC66D17">
+            <wp:extent cx="3143250" cy="3081719"/>
+            <wp:effectExtent l="0" t="0" r="0" b="4445"/>
+            <wp:docPr id="2097061417" name="Picture 1"/>
             <wp:cNvGraphicFramePr>
               <a:graphicFrameLocks xmlns:a="http://schemas.openxmlformats.org/drawingml/2006/main" noChangeAspect="1"/>
             </wp:cNvGraphicFramePr>
@@ -1218,11 +1248,11 @@
               <a:graphicData uri="http://schemas.openxmlformats.org/drawingml/2006/picture">
                 <pic:pic xmlns:pic="http://schemas.openxmlformats.org/drawingml/2006/picture">
                   <pic:nvPicPr>
-                    <pic:cNvPr id="1619427401" name=""/>
+                    <pic:cNvPr id="2097061417" name=""/>
                     <pic:cNvPicPr/>
                   </pic:nvPicPr>
                   <pic:blipFill>
-                    <a:blip r:embed="rId19"/>
+                    <a:blip r:embed="rId17"/>
                     <a:stretch>
                       <a:fillRect/>
                     </a:stretch>
@@ -1230,7 +1260,7 @@
                   <pic:spPr>
                     <a:xfrm>
                       <a:off x="0" y="0"/>
-                      <a:ext cx="3279319" cy="1949933"/>
+                      <a:ext cx="3155663" cy="3093889"/>
                     </a:xfrm>
                     <a:prstGeom prst="rect">
                       <a:avLst/>
@@ -1245,42 +1275,22 @@
     </w:p>
     <w:p>
       <w:pPr>
-        <w:pStyle w:val="Heading2"/>
-        <w:numPr>
-          <w:ilvl w:val="0"/>
-          <w:numId w:val="42"/>
-        </w:numPr>
+        <w:spacing w:after="0"/>
       </w:pPr>
       <w:r>
-        <w:t>Implementasi SWR</w:t>
+        <w:t>SSR:</w:t>
       </w:r>
     </w:p>
     <w:p>
       <w:pPr>
-        <w:pStyle w:val="ListParagraph"/>
-        <w:numPr>
-          <w:ilvl w:val="0"/>
-          <w:numId w:val="45"/>
-        </w:numPr>
-        <w:spacing w:after="0"/>
-      </w:pPr>
-      <w:r>
-        <w:t>I</w:t>
-      </w:r>
-      <w:r>
-        <w:t>nstall SWR</w:t>
-      </w:r>
-    </w:p>
-    <w:p>
-      <w:pPr>
         <w:spacing w:after="0"/>
       </w:pPr>
       <w:r>
         <w:drawing>
-          <wp:inline distT="0" distB="0" distL="0" distR="0" wp14:anchorId="61C2DE40" wp14:editId="5854D75F">
-            <wp:extent cx="1746250" cy="593610"/>
-            <wp:effectExtent l="0" t="0" r="6350" b="0"/>
-            <wp:docPr id="2075198223" name="Picture 1"/>
+          <wp:inline distT="0" distB="0" distL="0" distR="0" wp14:anchorId="564340F7" wp14:editId="2AB1C317">
+            <wp:extent cx="3194050" cy="2302686"/>
+            <wp:effectExtent l="0" t="0" r="6350" b="2540"/>
+            <wp:docPr id="184833216" name="Picture 1"/>
             <wp:cNvGraphicFramePr>
               <a:graphicFrameLocks xmlns:a="http://schemas.openxmlformats.org/drawingml/2006/main" noChangeAspect="1"/>
             </wp:cNvGraphicFramePr>
@@ -1288,11 +1298,11 @@
               <a:graphicData uri="http://schemas.openxmlformats.org/drawingml/2006/picture">
                 <pic:pic xmlns:pic="http://schemas.openxmlformats.org/drawingml/2006/picture">
                   <pic:nvPicPr>
-                    <pic:cNvPr id="2075198223" name=""/>
+                    <pic:cNvPr id="184833216" name=""/>
                     <pic:cNvPicPr/>
                   </pic:nvPicPr>
                   <pic:blipFill>
-                    <a:blip r:embed="rId20"/>
+                    <a:blip r:embed="rId18"/>
                     <a:stretch>
                       <a:fillRect/>
                     </a:stretch>
@@ -1300,7 +1310,7 @@
                   <pic:spPr>
                     <a:xfrm>
                       <a:off x="0" y="0"/>
-                      <a:ext cx="1748994" cy="594543"/>
+                      <a:ext cx="3207081" cy="2312081"/>
                     </a:xfrm>
                     <a:prstGeom prst="rect">
                       <a:avLst/>
@@ -1315,24 +1325,23 @@
     </w:p>
     <w:p>
       <w:pPr>
-        <w:pStyle w:val="ListParagraph"/>
-        <w:numPr>
-          <w:ilvl w:val="0"/>
-          <w:numId w:val="45"/>
-        </w:numPr>
         <w:spacing w:after="0"/>
       </w:pPr>
       <w:r>
-        <w:t>Buka dan modifkasi file index.tsx pada folder pages/product/</w:t>
+        <w:t>SSG:</w:t>
       </w:r>
     </w:p>
     <w:p>
       <w:r>
+        <w:rPr>
+          <w:noProof/>
+        </w:rPr>
+        <w:lastRenderedPageBreak/>
         <w:drawing>
-          <wp:inline distT="0" distB="0" distL="0" distR="0" wp14:anchorId="15D82E52" wp14:editId="273FE852">
-            <wp:extent cx="2800350" cy="2442659"/>
-            <wp:effectExtent l="0" t="0" r="0" b="0"/>
-            <wp:docPr id="699665087" name="Picture 1"/>
+          <wp:inline distT="0" distB="0" distL="0" distR="0" wp14:anchorId="6372D4C3" wp14:editId="620DC12E">
+            <wp:extent cx="3255511" cy="2736850"/>
+            <wp:effectExtent l="0" t="0" r="2540" b="6350"/>
+            <wp:docPr id="1500005707" name="Picture 1"/>
             <wp:cNvGraphicFramePr>
               <a:graphicFrameLocks xmlns:a="http://schemas.openxmlformats.org/drawingml/2006/main" noChangeAspect="1"/>
             </wp:cNvGraphicFramePr>
@@ -1340,11 +1349,11 @@
               <a:graphicData uri="http://schemas.openxmlformats.org/drawingml/2006/picture">
                 <pic:pic xmlns:pic="http://schemas.openxmlformats.org/drawingml/2006/picture">
                   <pic:nvPicPr>
-                    <pic:cNvPr id="699665087" name=""/>
+                    <pic:cNvPr id="1476991725" name=""/>
                     <pic:cNvPicPr/>
                   </pic:nvPicPr>
                   <pic:blipFill>
-                    <a:blip r:embed="rId21"/>
+                    <a:blip r:embed="rId19"/>
                     <a:stretch>
                       <a:fillRect/>
                     </a:stretch>
@@ -1352,7 +1361,7 @@
                   <pic:spPr>
                     <a:xfrm>
                       <a:off x="0" y="0"/>
-                      <a:ext cx="2816174" cy="2456462"/>
+                      <a:ext cx="3262943" cy="2743098"/>
                     </a:xfrm>
                     <a:prstGeom prst="rect">
                       <a:avLst/>
@@ -1367,200 +1376,14 @@
     </w:p>
     <w:p>
       <w:pPr>
-        <w:pStyle w:val="ListParagraph"/>
-        <w:numPr>
-          <w:ilvl w:val="0"/>
-          <w:numId w:val="45"/>
-        </w:numPr>
-        <w:spacing w:after="0"/>
-      </w:pPr>
-      <w:r>
-        <w:lastRenderedPageBreak/>
-        <w:t>Buat folder swr pada utils dan tambahkan file dengan nama fetcher.js</w:t>
-      </w:r>
-    </w:p>
-    <w:p>
-      <w:pPr>
-        <w:spacing w:after="0"/>
-      </w:pPr>
-      <w:r>
-        <w:drawing>
-          <wp:inline distT="0" distB="0" distL="0" distR="0" wp14:anchorId="6E751330" wp14:editId="3C71C33B">
-            <wp:extent cx="1041400" cy="754775"/>
-            <wp:effectExtent l="0" t="0" r="6350" b="7620"/>
-            <wp:docPr id="1472105209" name="Picture 1"/>
-            <wp:cNvGraphicFramePr>
-              <a:graphicFrameLocks xmlns:a="http://schemas.openxmlformats.org/drawingml/2006/main" noChangeAspect="1"/>
-            </wp:cNvGraphicFramePr>
-            <a:graphic xmlns:a="http://schemas.openxmlformats.org/drawingml/2006/main">
-              <a:graphicData uri="http://schemas.openxmlformats.org/drawingml/2006/picture">
-                <pic:pic xmlns:pic="http://schemas.openxmlformats.org/drawingml/2006/picture">
-                  <pic:nvPicPr>
-                    <pic:cNvPr id="1472105209" name=""/>
-                    <pic:cNvPicPr/>
-                  </pic:nvPicPr>
-                  <pic:blipFill>
-                    <a:blip r:embed="rId22"/>
-                    <a:stretch>
-                      <a:fillRect/>
-                    </a:stretch>
-                  </pic:blipFill>
-                  <pic:spPr>
-                    <a:xfrm>
-                      <a:off x="0" y="0"/>
-                      <a:ext cx="1052919" cy="763123"/>
-                    </a:xfrm>
-                    <a:prstGeom prst="rect">
-                      <a:avLst/>
-                    </a:prstGeom>
-                  </pic:spPr>
-                </pic:pic>
-              </a:graphicData>
-            </a:graphic>
-          </wp:inline>
-        </w:drawing>
-      </w:r>
-      <w:r>
-        <w:rPr>
-          <w:noProof/>
-        </w:rPr>
-        <w:t xml:space="preserve"> </w:t>
-      </w:r>
-      <w:r>
-        <w:rPr>
-          <w:noProof/>
-        </w:rPr>
-        <w:drawing>
-          <wp:inline distT="0" distB="0" distL="0" distR="0" wp14:anchorId="2FD8F6A4" wp14:editId="31D2B27D">
-            <wp:extent cx="4527550" cy="735835"/>
-            <wp:effectExtent l="0" t="0" r="6350" b="7620"/>
-            <wp:docPr id="15178725" name="Picture 1"/>
-            <wp:cNvGraphicFramePr>
-              <a:graphicFrameLocks xmlns:a="http://schemas.openxmlformats.org/drawingml/2006/main" noChangeAspect="1"/>
-            </wp:cNvGraphicFramePr>
-            <a:graphic xmlns:a="http://schemas.openxmlformats.org/drawingml/2006/main">
-              <a:graphicData uri="http://schemas.openxmlformats.org/drawingml/2006/picture">
-                <pic:pic xmlns:pic="http://schemas.openxmlformats.org/drawingml/2006/picture">
-                  <pic:nvPicPr>
-                    <pic:cNvPr id="15178725" name=""/>
-                    <pic:cNvPicPr/>
-                  </pic:nvPicPr>
-                  <pic:blipFill>
-                    <a:blip r:embed="rId23"/>
-                    <a:stretch>
-                      <a:fillRect/>
-                    </a:stretch>
-                  </pic:blipFill>
-                  <pic:spPr>
-                    <a:xfrm>
-                      <a:off x="0" y="0"/>
-                      <a:ext cx="4558816" cy="740916"/>
-                    </a:xfrm>
-                    <a:prstGeom prst="rect">
-                      <a:avLst/>
-                    </a:prstGeom>
-                  </pic:spPr>
-                </pic:pic>
-              </a:graphicData>
-            </a:graphic>
-          </wp:inline>
-        </w:drawing>
-      </w:r>
-    </w:p>
-    <w:p>
-      <w:pPr>
-        <w:pStyle w:val="ListParagraph"/>
-        <w:numPr>
-          <w:ilvl w:val="0"/>
-          <w:numId w:val="45"/>
-        </w:numPr>
-        <w:spacing w:after="0"/>
-      </w:pPr>
-      <w:r>
-        <w:t>Modifikasi file index.tsx pada folder pages/produk</w:t>
-      </w:r>
-    </w:p>
-    <w:p>
-      <w:pPr>
-        <w:rPr>
-          <w:rStyle w:val="Heading1Char"/>
-          <w:rFonts w:eastAsiaTheme="minorHAnsi" w:cstheme="minorBidi"/>
-          <w:b w:val="0"/>
-          <w:sz w:val="24"/>
-          <w:szCs w:val="22"/>
-        </w:rPr>
-      </w:pPr>
-      <w:r>
-        <w:drawing>
-          <wp:inline distT="0" distB="0" distL="0" distR="0" wp14:anchorId="7296E5F1" wp14:editId="341AC339">
-            <wp:extent cx="3613150" cy="3341391"/>
-            <wp:effectExtent l="0" t="0" r="6350" b="0"/>
-            <wp:docPr id="768101977" name="Picture 1"/>
-            <wp:cNvGraphicFramePr>
-              <a:graphicFrameLocks xmlns:a="http://schemas.openxmlformats.org/drawingml/2006/main" noChangeAspect="1"/>
-            </wp:cNvGraphicFramePr>
-            <a:graphic xmlns:a="http://schemas.openxmlformats.org/drawingml/2006/main">
-              <a:graphicData uri="http://schemas.openxmlformats.org/drawingml/2006/picture">
-                <pic:pic xmlns:pic="http://schemas.openxmlformats.org/drawingml/2006/picture">
-                  <pic:nvPicPr>
-                    <pic:cNvPr id="768101977" name=""/>
-                    <pic:cNvPicPr/>
-                  </pic:nvPicPr>
-                  <pic:blipFill>
-                    <a:blip r:embed="rId24"/>
-                    <a:stretch>
-                      <a:fillRect/>
-                    </a:stretch>
-                  </pic:blipFill>
-                  <pic:spPr>
-                    <a:xfrm>
-                      <a:off x="0" y="0"/>
-                      <a:ext cx="3627879" cy="3355012"/>
-                    </a:xfrm>
-                    <a:prstGeom prst="rect">
-                      <a:avLst/>
-                    </a:prstGeom>
-                  </pic:spPr>
-                </pic:pic>
-              </a:graphicData>
-            </a:graphic>
-          </wp:inline>
-        </w:drawing>
-      </w:r>
-    </w:p>
-    <w:p>
-      <w:pPr>
-        <w:spacing w:before="240"/>
-      </w:pPr>
-      <w:r>
-        <w:rPr>
-          <w:rStyle w:val="Heading1Char"/>
-        </w:rPr>
-        <w:t>Tugas Praktikum</w:t>
-      </w:r>
-    </w:p>
-    <w:p>
-      <w:pPr>
         <w:pStyle w:val="Heading2"/>
         <w:numPr>
           <w:ilvl w:val="0"/>
-          <w:numId w:val="46"/>
+          <w:numId w:val="52"/>
         </w:numPr>
       </w:pPr>
       <w:r>
-        <w:t xml:space="preserve">Jelaskan perbedaan: </w:t>
-      </w:r>
-    </w:p>
-    <w:p>
-      <w:pPr>
-        <w:pStyle w:val="ListParagraph"/>
-        <w:numPr>
-          <w:ilvl w:val="0"/>
-          <w:numId w:val="45"/>
-        </w:numPr>
-      </w:pPr>
-      <w:r>
-        <w:t xml:space="preserve">Client Side Rendering </w:t>
+        <w:t>Lakukan pengujian</w:t>
       </w:r>
       <w:r>
         <w:t>:</w:t>
@@ -1569,20 +1392,13 @@
     <w:p>
       <w:pPr>
         <w:pStyle w:val="ListParagraph"/>
-        <w:ind w:left="360"/>
+        <w:numPr>
+          <w:ilvl w:val="0"/>
+          <w:numId w:val="53"/>
+        </w:numPr>
       </w:pPr>
       <w:r>
-        <w:t>Proses perenderan UI dilakukan sepenuhnya di browser (client). Server mengirimkan HTML kosong dan JavaScript, lalu browser mengambil data dari API untuk menampilkan konten. Ada jeda (</w:t>
-      </w:r>
-      <w:r>
-        <w:rPr>
-          <w:i/>
-          <w:iCs/>
-        </w:rPr>
-        <w:t>loading</w:t>
-      </w:r>
-      <w:r>
-        <w:t>) sebelum data muncul</w:t>
+        <w:t>Tambah data</w:t>
       </w:r>
     </w:p>
     <w:p>
@@ -1590,306 +1406,142 @@
         <w:pStyle w:val="ListParagraph"/>
         <w:numPr>
           <w:ilvl w:val="0"/>
-          <w:numId w:val="45"/>
+          <w:numId w:val="53"/>
         </w:numPr>
       </w:pPr>
       <w:r>
-        <w:t xml:space="preserve">Server Side Rendering </w:t>
-      </w:r>
-      <w:r>
-        <w:t>:</w:t>
+        <w:t>Hapus data</w:t>
       </w:r>
     </w:p>
     <w:p>
       <w:pPr>
         <w:pStyle w:val="ListParagraph"/>
-        <w:ind w:left="360"/>
-      </w:pPr>
-      <w:r>
-        <w:t>Proses perenderan HTML dilakukan di server setiap kali ada permintaan dari user. Browser menerima HTML yang sudah berisi konten lengkap, sehingga lebih cepat terlihat oleh pengguna dan lebih baik untuk SEO</w:t>
-      </w:r>
-    </w:p>
-    <w:p>
-      <w:pPr>
-        <w:pStyle w:val="ListParagraph"/>
         <w:numPr>
           <w:ilvl w:val="0"/>
-          <w:numId w:val="45"/>
+          <w:numId w:val="53"/>
         </w:numPr>
       </w:pPr>
       <w:r>
-        <w:t>Static Site Generation</w:t>
-      </w:r>
-      <w:r>
-        <w:t xml:space="preserve"> :</w:t>
-      </w:r>
-    </w:p>
-    <w:p>
-      <w:pPr>
-        <w:pStyle w:val="ListParagraph"/>
-        <w:ind w:left="360"/>
-      </w:pPr>
-      <w:r>
-        <w:t>Halaman web dibuat (di-</w:t>
-      </w:r>
-      <w:r>
-        <w:rPr>
-          <w:i/>
-          <w:iCs/>
-        </w:rPr>
-        <w:t>generate</w:t>
-      </w:r>
-      <w:r>
-        <w:t>) menjadi file statis pada saat waktu build (build time). Halaman yang sudah jadi ini disimpan dan dikirim langsung ke user tanpa perlu diproses ulang di server, menjadikannya metode yang paling cepat</w:t>
-      </w:r>
-    </w:p>
-    <w:p>
-      <w:pPr>
-        <w:pStyle w:val="ListParagraph"/>
-        <w:ind w:left="360"/>
-      </w:pPr>
-    </w:p>
-    <w:p>
-      <w:pPr>
-        <w:pStyle w:val="ListParagraph"/>
-        <w:ind w:left="360"/>
-      </w:pPr>
-    </w:p>
-    <w:p>
-      <w:pPr>
-        <w:pStyle w:val="ListParagraph"/>
-        <w:ind w:left="360"/>
-      </w:pPr>
-    </w:p>
-    <w:p>
-      <w:pPr>
-        <w:pStyle w:val="ListParagraph"/>
-        <w:ind w:left="360"/>
-      </w:pPr>
-    </w:p>
-    <w:p>
-      <w:pPr>
-        <w:pStyle w:val="ListParagraph"/>
-        <w:ind w:left="360"/>
-      </w:pPr>
-    </w:p>
-    <w:p>
-      <w:pPr>
-        <w:pStyle w:val="Heading2"/>
-        <w:numPr>
-          <w:ilvl w:val="0"/>
-          <w:numId w:val="46"/>
-        </w:numPr>
-      </w:pPr>
-      <w:r>
-        <w:lastRenderedPageBreak/>
-        <w:t xml:space="preserve">Buat halaman produk dengan: </w:t>
-      </w:r>
-    </w:p>
-    <w:p>
-      <w:pPr>
-        <w:pStyle w:val="ListParagraph"/>
-        <w:numPr>
-          <w:ilvl w:val="0"/>
-          <w:numId w:val="45"/>
-        </w:numPr>
-      </w:pPr>
-      <w:r>
-        <w:t xml:space="preserve">Skeleton loading </w:t>
-      </w:r>
-    </w:p>
-    <w:p>
-      <w:pPr>
-        <w:pStyle w:val="ListParagraph"/>
-        <w:numPr>
-          <w:ilvl w:val="0"/>
-          <w:numId w:val="45"/>
-        </w:numPr>
-      </w:pPr>
-      <w:r>
-        <w:t xml:space="preserve">Animasi </w:t>
-      </w:r>
-    </w:p>
-    <w:p>
-      <w:pPr>
-        <w:spacing w:after="0"/>
-      </w:pPr>
-      <w:r>
-        <w:rPr>
-          <w:noProof/>
-        </w:rPr>
-        <w:drawing>
-          <wp:inline distT="0" distB="0" distL="0" distR="0" wp14:anchorId="3C34E711" wp14:editId="7932C5E7">
-            <wp:extent cx="3924300" cy="5966291"/>
-            <wp:effectExtent l="0" t="0" r="0" b="0"/>
-            <wp:docPr id="471367473" name="Picture 1"/>
-            <wp:cNvGraphicFramePr>
-              <a:graphicFrameLocks xmlns:a="http://schemas.openxmlformats.org/drawingml/2006/main" noChangeAspect="1"/>
-            </wp:cNvGraphicFramePr>
-            <a:graphic xmlns:a="http://schemas.openxmlformats.org/drawingml/2006/main">
-              <a:graphicData uri="http://schemas.openxmlformats.org/drawingml/2006/picture">
-                <pic:pic xmlns:pic="http://schemas.openxmlformats.org/drawingml/2006/picture">
-                  <pic:nvPicPr>
-                    <pic:cNvPr id="0" name="Picture 1"/>
-                    <pic:cNvPicPr>
-                      <a:picLocks noChangeAspect="1" noChangeArrowheads="1"/>
-                    </pic:cNvPicPr>
-                  </pic:nvPicPr>
-                  <pic:blipFill rotWithShape="1">
-                    <a:blip r:embed="rId25" cstate="print">
-                      <a:extLst>
-                        <a:ext uri="{28A0092B-C50C-407E-A947-70E740481C1C}">
-                          <a14:useLocalDpi xmlns:a14="http://schemas.microsoft.com/office/drawing/2010/main" val="0"/>
-                        </a:ext>
-                      </a:extLst>
-                    </a:blip>
-                    <a:srcRect l="4653" t="5451" r="5496" b="3713"/>
-                    <a:stretch>
-                      <a:fillRect/>
-                    </a:stretch>
-                  </pic:blipFill>
-                  <pic:spPr bwMode="auto">
-                    <a:xfrm>
-                      <a:off x="0" y="0"/>
-                      <a:ext cx="3934029" cy="5981082"/>
-                    </a:xfrm>
-                    <a:prstGeom prst="rect">
-                      <a:avLst/>
-                    </a:prstGeom>
-                    <a:noFill/>
-                    <a:ln>
-                      <a:noFill/>
-                    </a:ln>
-                    <a:extLst>
-                      <a:ext uri="{53640926-AAD7-44D8-BBD7-CCE9431645EC}">
-                        <a14:shadowObscured xmlns:a14="http://schemas.microsoft.com/office/drawing/2010/main"/>
-                      </a:ext>
-                    </a:extLst>
-                  </pic:spPr>
-                </pic:pic>
-              </a:graphicData>
-            </a:graphic>
-          </wp:inline>
-        </w:drawing>
+        <w:t>Bandingkan Hasil</w:t>
       </w:r>
     </w:p>
     <w:p>
       <w:r>
-        <w:drawing>
-          <wp:inline distT="0" distB="0" distL="0" distR="0" wp14:anchorId="13AC3A35" wp14:editId="0F45EE4B">
-            <wp:extent cx="3473450" cy="2086149"/>
-            <wp:effectExtent l="0" t="0" r="0" b="9525"/>
-            <wp:docPr id="961450304" name="Picture 1"/>
-            <wp:cNvGraphicFramePr>
-              <a:graphicFrameLocks xmlns:a="http://schemas.openxmlformats.org/drawingml/2006/main" noChangeAspect="1"/>
-            </wp:cNvGraphicFramePr>
-            <a:graphic xmlns:a="http://schemas.openxmlformats.org/drawingml/2006/main">
-              <a:graphicData uri="http://schemas.openxmlformats.org/drawingml/2006/picture">
-                <pic:pic xmlns:pic="http://schemas.openxmlformats.org/drawingml/2006/picture">
-                  <pic:nvPicPr>
-                    <pic:cNvPr id="961450304" name=""/>
-                    <pic:cNvPicPr/>
-                  </pic:nvPicPr>
-                  <pic:blipFill>
-                    <a:blip r:embed="rId26"/>
-                    <a:stretch>
-                      <a:fillRect/>
-                    </a:stretch>
-                  </pic:blipFill>
-                  <pic:spPr>
-                    <a:xfrm>
-                      <a:off x="0" y="0"/>
-                      <a:ext cx="3479526" cy="2089798"/>
-                    </a:xfrm>
-                    <a:prstGeom prst="rect">
-                      <a:avLst/>
-                    </a:prstGeom>
-                  </pic:spPr>
-                </pic:pic>
-              </a:graphicData>
-            </a:graphic>
-          </wp:inline>
-        </w:drawing>
+        <w:t>Hasil dari ketiganya sama seperti pada saat pengujian perubahan data, untuk CSR dan SSR setelah terjadi perubahan data dapat langsung menampilkan data terbaru, beda dengan SSG</w:t>
       </w:r>
     </w:p>
     <w:p>
       <w:pPr>
+        <w:pStyle w:val="Heading1"/>
+        <w:rPr>
+          <w:sz w:val="26"/>
+          <w:szCs w:val="26"/>
+        </w:rPr>
+      </w:pPr>
+      <w:r>
+        <w:t>Pertanyaan Refleksi</w:t>
+      </w:r>
+    </w:p>
+    <w:p>
+      <w:pPr>
         <w:pStyle w:val="Heading2"/>
         <w:numPr>
           <w:ilvl w:val="0"/>
-          <w:numId w:val="46"/>
+          <w:numId w:val="55"/>
         </w:numPr>
       </w:pPr>
       <w:r>
-        <w:lastRenderedPageBreak/>
-        <w:t>Refactor kode dari useEffect menjadi SWR</w:t>
+        <w:t>Mengapa getStaticPaths wajib pada dynamic SSG?</w:t>
       </w:r>
     </w:p>
     <w:p>
       <w:r>
-        <w:rPr>
-          <w:noProof/>
-        </w:rPr>
-        <w:drawing>
-          <wp:inline distT="0" distB="0" distL="0" distR="0" wp14:anchorId="2CF134EE" wp14:editId="34D8B8B5">
-            <wp:extent cx="5731510" cy="7564120"/>
-            <wp:effectExtent l="0" t="0" r="2540" b="0"/>
-            <wp:docPr id="831163430" name="Picture 2"/>
-            <wp:cNvGraphicFramePr>
-              <a:graphicFrameLocks xmlns:a="http://schemas.openxmlformats.org/drawingml/2006/main" noChangeAspect="1"/>
-            </wp:cNvGraphicFramePr>
-            <a:graphic xmlns:a="http://schemas.openxmlformats.org/drawingml/2006/main">
-              <a:graphicData uri="http://schemas.openxmlformats.org/drawingml/2006/picture">
-                <pic:pic xmlns:pic="http://schemas.openxmlformats.org/drawingml/2006/picture">
-                  <pic:nvPicPr>
-                    <pic:cNvPr id="0" name="Picture 3"/>
-                    <pic:cNvPicPr>
-                      <a:picLocks noChangeAspect="1" noChangeArrowheads="1"/>
-                    </pic:cNvPicPr>
-                  </pic:nvPicPr>
-                  <pic:blipFill>
-                    <a:blip r:embed="rId27" cstate="print">
-                      <a:extLst>
-                        <a:ext uri="{28A0092B-C50C-407E-A947-70E740481C1C}">
-                          <a14:useLocalDpi xmlns:a14="http://schemas.microsoft.com/office/drawing/2010/main" val="0"/>
-                        </a:ext>
-                      </a:extLst>
-                    </a:blip>
-                    <a:srcRect/>
-                    <a:stretch>
-                      <a:fillRect/>
-                    </a:stretch>
-                  </pic:blipFill>
-                  <pic:spPr bwMode="auto">
-                    <a:xfrm>
-                      <a:off x="0" y="0"/>
-                      <a:ext cx="5731510" cy="7564120"/>
-                    </a:xfrm>
-                    <a:prstGeom prst="rect">
-                      <a:avLst/>
-                    </a:prstGeom>
-                    <a:noFill/>
-                    <a:ln>
-                      <a:noFill/>
-                    </a:ln>
-                  </pic:spPr>
-                </pic:pic>
-              </a:graphicData>
-            </a:graphic>
-          </wp:inline>
-        </w:drawing>
+        <w:t xml:space="preserve">Jawab: </w:t>
+      </w:r>
+      <w:r>
+        <w:t>getStaticPaths wajib digunakan untuk mendaftarkan daftar ID atau parameter rute yang akan dibuatkan halaman statisnya secara otomatis pada saat proses build</w:t>
       </w:r>
     </w:p>
     <w:p>
       <w:pPr>
-        <w:rPr>
-          <w:rStyle w:val="Heading1Char"/>
-          <w:b w:val="0"/>
-          <w:bCs/>
-          <w:sz w:val="24"/>
-          <w:szCs w:val="24"/>
-        </w:rPr>
-      </w:pPr>
+        <w:pStyle w:val="Heading2"/>
+        <w:numPr>
+          <w:ilvl w:val="0"/>
+          <w:numId w:val="55"/>
+        </w:numPr>
+      </w:pPr>
+      <w:r>
+        <w:t>Mengapa CSR membutuhkan loading state?</w:t>
+      </w:r>
+    </w:p>
+    <w:p>
+      <w:r>
+        <w:t xml:space="preserve">Jawab: </w:t>
+      </w:r>
+      <w:r>
+        <w:t>CSR membutuhkan loading state karena proses pengambilan data dilakukan oleh browser melalui API setelah halaman dimuat. Berbeda dengan SSR, di mana data sudah tersedia bahkan sebelum halaman ditampilkan ke pengguna</w:t>
+      </w:r>
+    </w:p>
+    <w:p>
+      <w:pPr>
+        <w:pStyle w:val="Heading2"/>
+        <w:numPr>
+          <w:ilvl w:val="0"/>
+          <w:numId w:val="55"/>
+        </w:numPr>
+      </w:pPr>
+      <w:r>
+        <w:t>Mengapa SSG tidak menampilkan produk baru tanpa build ulang?</w:t>
+      </w:r>
+    </w:p>
+    <w:p>
+      <w:r>
+        <w:t xml:space="preserve">Jawab: </w:t>
+      </w:r>
+      <w:r>
+        <w:t>Hal ini terjadi karena pada metode SSG, aplikasi hanya mengambil data dan menghasilkan file HTML statis sekali saja pada saat proses build. Produk baru yang ditambahkan ke database setelah proses tersebut tidak akan dikenali hingga sistem dijalankan ulang (build)</w:t>
+      </w:r>
+    </w:p>
+    <w:p>
+      <w:pPr>
+        <w:pStyle w:val="Heading2"/>
+        <w:numPr>
+          <w:ilvl w:val="0"/>
+          <w:numId w:val="55"/>
+        </w:numPr>
+      </w:pPr>
+      <w:r>
+        <w:t>Mana metode terbaik untuk halaman detail e-commerce?</w:t>
+      </w:r>
+    </w:p>
+    <w:p>
+      <w:r>
+        <w:t xml:space="preserve">Jawab: </w:t>
+      </w:r>
+      <w:r>
+        <w:t>SSR (Server Side Rendering) adalah metode terbaik untuk detail e-commerce karena data (seperti stok dan harga) selalu diambil setiap kali halaman diakses sehingga selalu akurat , sekaligus tetap memberikan performa SEO yang optimal</w:t>
+      </w:r>
+    </w:p>
+    <w:p>
+      <w:pPr>
+        <w:pStyle w:val="Heading2"/>
+        <w:numPr>
+          <w:ilvl w:val="0"/>
+          <w:numId w:val="55"/>
+        </w:numPr>
+      </w:pPr>
+      <w:r>
+        <w:lastRenderedPageBreak/>
+        <w:t>Apa risiko menggunakan SSG untuk produk yang sering berubah?</w:t>
+      </w:r>
+    </w:p>
+    <w:p>
+      <w:r>
+        <w:t xml:space="preserve">Jawab: </w:t>
+      </w:r>
+      <w:r>
+        <w:t>Risiko utamanya adalah menampilkan data yang usang atau tidak akurat (seperti harga lama atau stok yang sebenarnya sudah habis) kepada pengguna, karena halaman tidak akan memperbarui kontennya secara otomatis saat database berubah</w:t>
+      </w:r>
     </w:p>
     <w:sectPr>
       <w:pgSz w:w="11906" w:h="16838"/>
@@ -2243,6 +1895,92 @@
     </w:lvl>
   </w:abstractNum>
   <w:abstractNum w:abstractNumId="3" w15:restartNumberingAfterBreak="0">
+    <w:nsid w:val="0A4357BF"/>
+    <w:multiLevelType w:val="hybridMultilevel"/>
+    <w:tmpl w:val="4684A032"/>
+    <w:lvl w:ilvl="0" w:tplc="0409000F">
+      <w:start w:val="1"/>
+      <w:numFmt w:val="decimal"/>
+      <w:lvlText w:val="%1."/>
+      <w:lvlJc w:val="left"/>
+      <w:pPr>
+        <w:ind w:left="360" w:hanging="360"/>
+      </w:pPr>
+    </w:lvl>
+    <w:lvl w:ilvl="1" w:tplc="04090019" w:tentative="1">
+      <w:start w:val="1"/>
+      <w:numFmt w:val="lowerLetter"/>
+      <w:lvlText w:val="%2."/>
+      <w:lvlJc w:val="left"/>
+      <w:pPr>
+        <w:ind w:left="1080" w:hanging="360"/>
+      </w:pPr>
+    </w:lvl>
+    <w:lvl w:ilvl="2" w:tplc="0409001B" w:tentative="1">
+      <w:start w:val="1"/>
+      <w:numFmt w:val="lowerRoman"/>
+      <w:lvlText w:val="%3."/>
+      <w:lvlJc w:val="right"/>
+      <w:pPr>
+        <w:ind w:left="1800" w:hanging="180"/>
+      </w:pPr>
+    </w:lvl>
+    <w:lvl w:ilvl="3" w:tplc="0409000F" w:tentative="1">
+      <w:start w:val="1"/>
+      <w:numFmt w:val="decimal"/>
+      <w:lvlText w:val="%4."/>
+      <w:lvlJc w:val="left"/>
+      <w:pPr>
+        <w:ind w:left="2520" w:hanging="360"/>
+      </w:pPr>
+    </w:lvl>
+    <w:lvl w:ilvl="4" w:tplc="04090019" w:tentative="1">
+      <w:start w:val="1"/>
+      <w:numFmt w:val="lowerLetter"/>
+      <w:lvlText w:val="%5."/>
+      <w:lvlJc w:val="left"/>
+      <w:pPr>
+        <w:ind w:left="3240" w:hanging="360"/>
+      </w:pPr>
+    </w:lvl>
+    <w:lvl w:ilvl="5" w:tplc="0409001B" w:tentative="1">
+      <w:start w:val="1"/>
+      <w:numFmt w:val="lowerRoman"/>
+      <w:lvlText w:val="%6."/>
+      <w:lvlJc w:val="right"/>
+      <w:pPr>
+        <w:ind w:left="3960" w:hanging="180"/>
+      </w:pPr>
+    </w:lvl>
+    <w:lvl w:ilvl="6" w:tplc="0409000F" w:tentative="1">
+      <w:start w:val="1"/>
+      <w:numFmt w:val="decimal"/>
+      <w:lvlText w:val="%7."/>
+      <w:lvlJc w:val="left"/>
+      <w:pPr>
+        <w:ind w:left="4680" w:hanging="360"/>
+      </w:pPr>
+    </w:lvl>
+    <w:lvl w:ilvl="7" w:tplc="04090019" w:tentative="1">
+      <w:start w:val="1"/>
+      <w:numFmt w:val="lowerLetter"/>
+      <w:lvlText w:val="%8."/>
+      <w:lvlJc w:val="left"/>
+      <w:pPr>
+        <w:ind w:left="5400" w:hanging="360"/>
+      </w:pPr>
+    </w:lvl>
+    <w:lvl w:ilvl="8" w:tplc="0409001B" w:tentative="1">
+      <w:start w:val="1"/>
+      <w:numFmt w:val="lowerRoman"/>
+      <w:lvlText w:val="%9."/>
+      <w:lvlJc w:val="right"/>
+      <w:pPr>
+        <w:ind w:left="6120" w:hanging="180"/>
+      </w:pPr>
+    </w:lvl>
+  </w:abstractNum>
+  <w:abstractNum w:abstractNumId="4" w15:restartNumberingAfterBreak="0">
     <w:nsid w:val="0BF67C81"/>
     <w:multiLevelType w:val="hybridMultilevel"/>
     <w:tmpl w:val="21CC16B6"/>
@@ -2331,7 +2069,7 @@
       </w:pPr>
     </w:lvl>
   </w:abstractNum>
-  <w:abstractNum w:abstractNumId="4" w15:restartNumberingAfterBreak="0">
+  <w:abstractNum w:abstractNumId="5" w15:restartNumberingAfterBreak="0">
     <w:nsid w:val="101F3737"/>
     <w:multiLevelType w:val="hybridMultilevel"/>
     <w:tmpl w:val="F2EE3F5A"/>
@@ -2434,7 +2172,7 @@
       </w:pPr>
     </w:lvl>
   </w:abstractNum>
-  <w:abstractNum w:abstractNumId="5" w15:restartNumberingAfterBreak="0">
+  <w:abstractNum w:abstractNumId="6" w15:restartNumberingAfterBreak="0">
     <w:nsid w:val="10390FF7"/>
     <w:multiLevelType w:val="hybridMultilevel"/>
     <w:tmpl w:val="5888C6A2"/>
@@ -2547,7 +2285,7 @@
       </w:rPr>
     </w:lvl>
   </w:abstractNum>
-  <w:abstractNum w:abstractNumId="6" w15:restartNumberingAfterBreak="0">
+  <w:abstractNum w:abstractNumId="7" w15:restartNumberingAfterBreak="0">
     <w:nsid w:val="1901735A"/>
     <w:multiLevelType w:val="hybridMultilevel"/>
     <w:tmpl w:val="79120A0C"/>
@@ -2636,7 +2374,7 @@
       </w:pPr>
     </w:lvl>
   </w:abstractNum>
-  <w:abstractNum w:abstractNumId="7" w15:restartNumberingAfterBreak="0">
+  <w:abstractNum w:abstractNumId="8" w15:restartNumberingAfterBreak="0">
     <w:nsid w:val="1AD21E9A"/>
     <w:multiLevelType w:val="hybridMultilevel"/>
     <w:tmpl w:val="4B927C66"/>
@@ -2749,10 +2487,10 @@
       </w:rPr>
     </w:lvl>
   </w:abstractNum>
-  <w:abstractNum w:abstractNumId="8" w15:restartNumberingAfterBreak="0">
+  <w:abstractNum w:abstractNumId="9" w15:restartNumberingAfterBreak="0">
     <w:nsid w:val="1BDA24D3"/>
     <w:multiLevelType w:val="hybridMultilevel"/>
-    <w:tmpl w:val="95A0BDE2"/>
+    <w:tmpl w:val="4B80EA0A"/>
     <w:lvl w:ilvl="0" w:tplc="6A108688">
       <w:start w:val="1"/>
       <w:numFmt w:val="decimal"/>
@@ -2862,7 +2600,7 @@
       </w:rPr>
     </w:lvl>
   </w:abstractNum>
-  <w:abstractNum w:abstractNumId="9" w15:restartNumberingAfterBreak="0">
+  <w:abstractNum w:abstractNumId="10" w15:restartNumberingAfterBreak="0">
     <w:nsid w:val="1D964675"/>
     <w:multiLevelType w:val="hybridMultilevel"/>
     <w:tmpl w:val="8FA4226C"/>
@@ -2975,7 +2713,120 @@
       </w:rPr>
     </w:lvl>
   </w:abstractNum>
-  <w:abstractNum w:abstractNumId="10" w15:restartNumberingAfterBreak="0">
+  <w:abstractNum w:abstractNumId="11" w15:restartNumberingAfterBreak="0">
+    <w:nsid w:val="1ED761F9"/>
+    <w:multiLevelType w:val="hybridMultilevel"/>
+    <w:tmpl w:val="F18AE808"/>
+    <w:lvl w:ilvl="0" w:tplc="04090001">
+      <w:start w:val="1"/>
+      <w:numFmt w:val="bullet"/>
+      <w:lvlText w:val=""/>
+      <w:lvlJc w:val="left"/>
+      <w:pPr>
+        <w:ind w:left="501" w:hanging="360"/>
+      </w:pPr>
+      <w:rPr>
+        <w:rFonts w:ascii="Symbol" w:hAnsi="Symbol" w:hint="default"/>
+      </w:rPr>
+    </w:lvl>
+    <w:lvl w:ilvl="1" w:tplc="0409000B">
+      <w:start w:val="1"/>
+      <w:numFmt w:val="bullet"/>
+      <w:lvlText w:val=""/>
+      <w:lvlJc w:val="left"/>
+      <w:pPr>
+        <w:ind w:left="785" w:hanging="360"/>
+      </w:pPr>
+      <w:rPr>
+        <w:rFonts w:ascii="Wingdings" w:hAnsi="Wingdings" w:hint="default"/>
+      </w:rPr>
+    </w:lvl>
+    <w:lvl w:ilvl="2" w:tplc="04090005" w:tentative="1">
+      <w:start w:val="1"/>
+      <w:numFmt w:val="bullet"/>
+      <w:lvlText w:val=""/>
+      <w:lvlJc w:val="left"/>
+      <w:pPr>
+        <w:ind w:left="1941" w:hanging="360"/>
+      </w:pPr>
+      <w:rPr>
+        <w:rFonts w:ascii="Wingdings" w:hAnsi="Wingdings" w:hint="default"/>
+      </w:rPr>
+    </w:lvl>
+    <w:lvl w:ilvl="3" w:tplc="04090001" w:tentative="1">
+      <w:start w:val="1"/>
+      <w:numFmt w:val="bullet"/>
+      <w:lvlText w:val=""/>
+      <w:lvlJc w:val="left"/>
+      <w:pPr>
+        <w:ind w:left="2661" w:hanging="360"/>
+      </w:pPr>
+      <w:rPr>
+        <w:rFonts w:ascii="Symbol" w:hAnsi="Symbol" w:hint="default"/>
+      </w:rPr>
+    </w:lvl>
+    <w:lvl w:ilvl="4" w:tplc="04090003" w:tentative="1">
+      <w:start w:val="1"/>
+      <w:numFmt w:val="bullet"/>
+      <w:lvlText w:val="o"/>
+      <w:lvlJc w:val="left"/>
+      <w:pPr>
+        <w:ind w:left="3381" w:hanging="360"/>
+      </w:pPr>
+      <w:rPr>
+        <w:rFonts w:ascii="Courier New" w:hAnsi="Courier New" w:cs="Courier New" w:hint="default"/>
+      </w:rPr>
+    </w:lvl>
+    <w:lvl w:ilvl="5" w:tplc="04090005" w:tentative="1">
+      <w:start w:val="1"/>
+      <w:numFmt w:val="bullet"/>
+      <w:lvlText w:val=""/>
+      <w:lvlJc w:val="left"/>
+      <w:pPr>
+        <w:ind w:left="4101" w:hanging="360"/>
+      </w:pPr>
+      <w:rPr>
+        <w:rFonts w:ascii="Wingdings" w:hAnsi="Wingdings" w:hint="default"/>
+      </w:rPr>
+    </w:lvl>
+    <w:lvl w:ilvl="6" w:tplc="04090001" w:tentative="1">
+      <w:start w:val="1"/>
+      <w:numFmt w:val="bullet"/>
+      <w:lvlText w:val=""/>
+      <w:lvlJc w:val="left"/>
+      <w:pPr>
+        <w:ind w:left="4821" w:hanging="360"/>
+      </w:pPr>
+      <w:rPr>
+        <w:rFonts w:ascii="Symbol" w:hAnsi="Symbol" w:hint="default"/>
+      </w:rPr>
+    </w:lvl>
+    <w:lvl w:ilvl="7" w:tplc="04090003" w:tentative="1">
+      <w:start w:val="1"/>
+      <w:numFmt w:val="bullet"/>
+      <w:lvlText w:val="o"/>
+      <w:lvlJc w:val="left"/>
+      <w:pPr>
+        <w:ind w:left="5541" w:hanging="360"/>
+      </w:pPr>
+      <w:rPr>
+        <w:rFonts w:ascii="Courier New" w:hAnsi="Courier New" w:cs="Courier New" w:hint="default"/>
+      </w:rPr>
+    </w:lvl>
+    <w:lvl w:ilvl="8" w:tplc="04090005" w:tentative="1">
+      <w:start w:val="1"/>
+      <w:numFmt w:val="bullet"/>
+      <w:lvlText w:val=""/>
+      <w:lvlJc w:val="left"/>
+      <w:pPr>
+        <w:ind w:left="6261" w:hanging="360"/>
+      </w:pPr>
+      <w:rPr>
+        <w:rFonts w:ascii="Wingdings" w:hAnsi="Wingdings" w:hint="default"/>
+      </w:rPr>
+    </w:lvl>
+  </w:abstractNum>
+  <w:abstractNum w:abstractNumId="12" w15:restartNumberingAfterBreak="0">
     <w:nsid w:val="24591A81"/>
     <w:multiLevelType w:val="hybridMultilevel"/>
     <w:tmpl w:val="D5E2FB72"/>
@@ -3064,7 +2915,7 @@
       </w:pPr>
     </w:lvl>
   </w:abstractNum>
-  <w:abstractNum w:abstractNumId="11" w15:restartNumberingAfterBreak="0">
+  <w:abstractNum w:abstractNumId="13" w15:restartNumberingAfterBreak="0">
     <w:nsid w:val="26AE1B61"/>
     <w:multiLevelType w:val="hybridMultilevel"/>
     <w:tmpl w:val="187A8030"/>
@@ -3177,7 +3028,7 @@
       </w:rPr>
     </w:lvl>
   </w:abstractNum>
-  <w:abstractNum w:abstractNumId="12" w15:restartNumberingAfterBreak="0">
+  <w:abstractNum w:abstractNumId="14" w15:restartNumberingAfterBreak="0">
     <w:nsid w:val="27A358CE"/>
     <w:multiLevelType w:val="hybridMultilevel"/>
     <w:tmpl w:val="1E6A1028"/>
@@ -3290,7 +3141,7 @@
       </w:rPr>
     </w:lvl>
   </w:abstractNum>
-  <w:abstractNum w:abstractNumId="13" w15:restartNumberingAfterBreak="0">
+  <w:abstractNum w:abstractNumId="15" w15:restartNumberingAfterBreak="0">
     <w:nsid w:val="288D5A4A"/>
     <w:multiLevelType w:val="hybridMultilevel"/>
     <w:tmpl w:val="2B70DA42"/>
@@ -3403,7 +3254,7 @@
       </w:rPr>
     </w:lvl>
   </w:abstractNum>
-  <w:abstractNum w:abstractNumId="14" w15:restartNumberingAfterBreak="0">
+  <w:abstractNum w:abstractNumId="16" w15:restartNumberingAfterBreak="0">
     <w:nsid w:val="29C64335"/>
     <w:multiLevelType w:val="hybridMultilevel"/>
     <w:tmpl w:val="CE1C9B52"/>
@@ -3492,7 +3343,7 @@
       </w:pPr>
     </w:lvl>
   </w:abstractNum>
-  <w:abstractNum w:abstractNumId="15" w15:restartNumberingAfterBreak="0">
+  <w:abstractNum w:abstractNumId="17" w15:restartNumberingAfterBreak="0">
     <w:nsid w:val="31105F20"/>
     <w:multiLevelType w:val="hybridMultilevel"/>
     <w:tmpl w:val="4B56A91C"/>
@@ -3581,7 +3432,7 @@
       </w:pPr>
     </w:lvl>
   </w:abstractNum>
-  <w:abstractNum w:abstractNumId="16" w15:restartNumberingAfterBreak="0">
+  <w:abstractNum w:abstractNumId="18" w15:restartNumberingAfterBreak="0">
     <w:nsid w:val="325A6922"/>
     <w:multiLevelType w:val="hybridMultilevel"/>
     <w:tmpl w:val="F7E4A5EC"/>
@@ -3694,7 +3545,7 @@
       </w:rPr>
     </w:lvl>
   </w:abstractNum>
-  <w:abstractNum w:abstractNumId="17" w15:restartNumberingAfterBreak="0">
+  <w:abstractNum w:abstractNumId="19" w15:restartNumberingAfterBreak="0">
     <w:nsid w:val="33D66033"/>
     <w:multiLevelType w:val="hybridMultilevel"/>
     <w:tmpl w:val="D4F43B3E"/>
@@ -3807,7 +3658,7 @@
       </w:rPr>
     </w:lvl>
   </w:abstractNum>
-  <w:abstractNum w:abstractNumId="18" w15:restartNumberingAfterBreak="0">
+  <w:abstractNum w:abstractNumId="20" w15:restartNumberingAfterBreak="0">
     <w:nsid w:val="3A482016"/>
     <w:multiLevelType w:val="hybridMultilevel"/>
     <w:tmpl w:val="D6BA5370"/>
@@ -3920,7 +3771,120 @@
       </w:rPr>
     </w:lvl>
   </w:abstractNum>
-  <w:abstractNum w:abstractNumId="19" w15:restartNumberingAfterBreak="0">
+  <w:abstractNum w:abstractNumId="21" w15:restartNumberingAfterBreak="0">
+    <w:nsid w:val="3D094A62"/>
+    <w:multiLevelType w:val="hybridMultilevel"/>
+    <w:tmpl w:val="2590723C"/>
+    <w:lvl w:ilvl="0" w:tplc="04090001">
+      <w:start w:val="1"/>
+      <w:numFmt w:val="bullet"/>
+      <w:lvlText w:val=""/>
+      <w:lvlJc w:val="left"/>
+      <w:pPr>
+        <w:ind w:left="501" w:hanging="360"/>
+      </w:pPr>
+      <w:rPr>
+        <w:rFonts w:ascii="Symbol" w:hAnsi="Symbol" w:hint="default"/>
+      </w:rPr>
+    </w:lvl>
+    <w:lvl w:ilvl="1" w:tplc="04090003" w:tentative="1">
+      <w:start w:val="1"/>
+      <w:numFmt w:val="bullet"/>
+      <w:lvlText w:val="o"/>
+      <w:lvlJc w:val="left"/>
+      <w:pPr>
+        <w:ind w:left="1221" w:hanging="360"/>
+      </w:pPr>
+      <w:rPr>
+        <w:rFonts w:ascii="Courier New" w:hAnsi="Courier New" w:cs="Courier New" w:hint="default"/>
+      </w:rPr>
+    </w:lvl>
+    <w:lvl w:ilvl="2" w:tplc="04090005" w:tentative="1">
+      <w:start w:val="1"/>
+      <w:numFmt w:val="bullet"/>
+      <w:lvlText w:val=""/>
+      <w:lvlJc w:val="left"/>
+      <w:pPr>
+        <w:ind w:left="1941" w:hanging="360"/>
+      </w:pPr>
+      <w:rPr>
+        <w:rFonts w:ascii="Wingdings" w:hAnsi="Wingdings" w:hint="default"/>
+      </w:rPr>
+    </w:lvl>
+    <w:lvl w:ilvl="3" w:tplc="04090001" w:tentative="1">
+      <w:start w:val="1"/>
+      <w:numFmt w:val="bullet"/>
+      <w:lvlText w:val=""/>
+      <w:lvlJc w:val="left"/>
+      <w:pPr>
+        <w:ind w:left="2661" w:hanging="360"/>
+      </w:pPr>
+      <w:rPr>
+        <w:rFonts w:ascii="Symbol" w:hAnsi="Symbol" w:hint="default"/>
+      </w:rPr>
+    </w:lvl>
+    <w:lvl w:ilvl="4" w:tplc="04090003" w:tentative="1">
+      <w:start w:val="1"/>
+      <w:numFmt w:val="bullet"/>
+      <w:lvlText w:val="o"/>
+      <w:lvlJc w:val="left"/>
+      <w:pPr>
+        <w:ind w:left="3381" w:hanging="360"/>
+      </w:pPr>
+      <w:rPr>
+        <w:rFonts w:ascii="Courier New" w:hAnsi="Courier New" w:cs="Courier New" w:hint="default"/>
+      </w:rPr>
+    </w:lvl>
+    <w:lvl w:ilvl="5" w:tplc="04090005" w:tentative="1">
+      <w:start w:val="1"/>
+      <w:numFmt w:val="bullet"/>
+      <w:lvlText w:val=""/>
+      <w:lvlJc w:val="left"/>
+      <w:pPr>
+        <w:ind w:left="4101" w:hanging="360"/>
+      </w:pPr>
+      <w:rPr>
+        <w:rFonts w:ascii="Wingdings" w:hAnsi="Wingdings" w:hint="default"/>
+      </w:rPr>
+    </w:lvl>
+    <w:lvl w:ilvl="6" w:tplc="04090001" w:tentative="1">
+      <w:start w:val="1"/>
+      <w:numFmt w:val="bullet"/>
+      <w:lvlText w:val=""/>
+      <w:lvlJc w:val="left"/>
+      <w:pPr>
+        <w:ind w:left="4821" w:hanging="360"/>
+      </w:pPr>
+      <w:rPr>
+        <w:rFonts w:ascii="Symbol" w:hAnsi="Symbol" w:hint="default"/>
+      </w:rPr>
+    </w:lvl>
+    <w:lvl w:ilvl="7" w:tplc="04090003" w:tentative="1">
+      <w:start w:val="1"/>
+      <w:numFmt w:val="bullet"/>
+      <w:lvlText w:val="o"/>
+      <w:lvlJc w:val="left"/>
+      <w:pPr>
+        <w:ind w:left="5541" w:hanging="360"/>
+      </w:pPr>
+      <w:rPr>
+        <w:rFonts w:ascii="Courier New" w:hAnsi="Courier New" w:cs="Courier New" w:hint="default"/>
+      </w:rPr>
+    </w:lvl>
+    <w:lvl w:ilvl="8" w:tplc="04090005" w:tentative="1">
+      <w:start w:val="1"/>
+      <w:numFmt w:val="bullet"/>
+      <w:lvlText w:val=""/>
+      <w:lvlJc w:val="left"/>
+      <w:pPr>
+        <w:ind w:left="6261" w:hanging="360"/>
+      </w:pPr>
+      <w:rPr>
+        <w:rFonts w:ascii="Wingdings" w:hAnsi="Wingdings" w:hint="default"/>
+      </w:rPr>
+    </w:lvl>
+  </w:abstractNum>
+  <w:abstractNum w:abstractNumId="22" w15:restartNumberingAfterBreak="0">
     <w:nsid w:val="3E3A0A35"/>
     <w:multiLevelType w:val="hybridMultilevel"/>
     <w:tmpl w:val="566CE47A"/>
@@ -4033,7 +3997,7 @@
       </w:rPr>
     </w:lvl>
   </w:abstractNum>
-  <w:abstractNum w:abstractNumId="20" w15:restartNumberingAfterBreak="0">
+  <w:abstractNum w:abstractNumId="23" w15:restartNumberingAfterBreak="0">
     <w:nsid w:val="3E9B79D7"/>
     <w:multiLevelType w:val="multilevel"/>
     <w:tmpl w:val="DA2A30CA"/>
@@ -4146,7 +4110,7 @@
       </w:pPr>
     </w:lvl>
   </w:abstractNum>
-  <w:abstractNum w:abstractNumId="21" w15:restartNumberingAfterBreak="0">
+  <w:abstractNum w:abstractNumId="24" w15:restartNumberingAfterBreak="0">
     <w:nsid w:val="40C74272"/>
     <w:multiLevelType w:val="hybridMultilevel"/>
     <w:tmpl w:val="F006B36C"/>
@@ -4259,7 +4223,7 @@
       </w:rPr>
     </w:lvl>
   </w:abstractNum>
-  <w:abstractNum w:abstractNumId="22" w15:restartNumberingAfterBreak="0">
+  <w:abstractNum w:abstractNumId="25" w15:restartNumberingAfterBreak="0">
     <w:nsid w:val="456D1DB2"/>
     <w:multiLevelType w:val="hybridMultilevel"/>
     <w:tmpl w:val="B74C72A6"/>
@@ -4372,7 +4336,7 @@
       </w:rPr>
     </w:lvl>
   </w:abstractNum>
-  <w:abstractNum w:abstractNumId="23" w15:restartNumberingAfterBreak="0">
+  <w:abstractNum w:abstractNumId="26" w15:restartNumberingAfterBreak="0">
     <w:nsid w:val="4673710D"/>
     <w:multiLevelType w:val="hybridMultilevel"/>
     <w:tmpl w:val="A5B00192"/>
@@ -4485,7 +4449,93 @@
       </w:rPr>
     </w:lvl>
   </w:abstractNum>
-  <w:abstractNum w:abstractNumId="24" w15:restartNumberingAfterBreak="0">
+  <w:abstractNum w:abstractNumId="27" w15:restartNumberingAfterBreak="0">
+    <w:nsid w:val="4A5E3112"/>
+    <w:multiLevelType w:val="hybridMultilevel"/>
+    <w:tmpl w:val="8460C80C"/>
+    <w:lvl w:ilvl="0" w:tplc="FFFFFFFF">
+      <w:start w:val="1"/>
+      <w:numFmt w:val="decimal"/>
+      <w:lvlText w:val="%1."/>
+      <w:lvlJc w:val="left"/>
+      <w:pPr>
+        <w:ind w:left="360" w:hanging="360"/>
+      </w:pPr>
+    </w:lvl>
+    <w:lvl w:ilvl="1" w:tplc="04090019" w:tentative="1">
+      <w:start w:val="1"/>
+      <w:numFmt w:val="lowerLetter"/>
+      <w:lvlText w:val="%2."/>
+      <w:lvlJc w:val="left"/>
+      <w:pPr>
+        <w:ind w:left="1440" w:hanging="360"/>
+      </w:pPr>
+    </w:lvl>
+    <w:lvl w:ilvl="2" w:tplc="0409001B" w:tentative="1">
+      <w:start w:val="1"/>
+      <w:numFmt w:val="lowerRoman"/>
+      <w:lvlText w:val="%3."/>
+      <w:lvlJc w:val="right"/>
+      <w:pPr>
+        <w:ind w:left="2160" w:hanging="180"/>
+      </w:pPr>
+    </w:lvl>
+    <w:lvl w:ilvl="3" w:tplc="0409000F" w:tentative="1">
+      <w:start w:val="1"/>
+      <w:numFmt w:val="decimal"/>
+      <w:lvlText w:val="%4."/>
+      <w:lvlJc w:val="left"/>
+      <w:pPr>
+        <w:ind w:left="2880" w:hanging="360"/>
+      </w:pPr>
+    </w:lvl>
+    <w:lvl w:ilvl="4" w:tplc="04090019" w:tentative="1">
+      <w:start w:val="1"/>
+      <w:numFmt w:val="lowerLetter"/>
+      <w:lvlText w:val="%5."/>
+      <w:lvlJc w:val="left"/>
+      <w:pPr>
+        <w:ind w:left="3600" w:hanging="360"/>
+      </w:pPr>
+    </w:lvl>
+    <w:lvl w:ilvl="5" w:tplc="0409001B" w:tentative="1">
+      <w:start w:val="1"/>
+      <w:numFmt w:val="lowerRoman"/>
+      <w:lvlText w:val="%6."/>
+      <w:lvlJc w:val="right"/>
+      <w:pPr>
+        <w:ind w:left="4320" w:hanging="180"/>
+      </w:pPr>
+    </w:lvl>
+    <w:lvl w:ilvl="6" w:tplc="0409000F" w:tentative="1">
+      <w:start w:val="1"/>
+      <w:numFmt w:val="decimal"/>
+      <w:lvlText w:val="%7."/>
+      <w:lvlJc w:val="left"/>
+      <w:pPr>
+        <w:ind w:left="5040" w:hanging="360"/>
+      </w:pPr>
+    </w:lvl>
+    <w:lvl w:ilvl="7" w:tplc="04090019" w:tentative="1">
+      <w:start w:val="1"/>
+      <w:numFmt w:val="lowerLetter"/>
+      <w:lvlText w:val="%8."/>
+      <w:lvlJc w:val="left"/>
+      <w:pPr>
+        <w:ind w:left="5760" w:hanging="360"/>
+      </w:pPr>
+    </w:lvl>
+    <w:lvl w:ilvl="8" w:tplc="0409001B" w:tentative="1">
+      <w:start w:val="1"/>
+      <w:numFmt w:val="lowerRoman"/>
+      <w:lvlText w:val="%9."/>
+      <w:lvlJc w:val="right"/>
+      <w:pPr>
+        <w:ind w:left="6480" w:hanging="180"/>
+      </w:pPr>
+    </w:lvl>
+  </w:abstractNum>
+  <w:abstractNum w:abstractNumId="28" w15:restartNumberingAfterBreak="0">
     <w:nsid w:val="4CFA6580"/>
     <w:multiLevelType w:val="hybridMultilevel"/>
     <w:tmpl w:val="4094CB6C"/>
@@ -4571,7 +4621,7 @@
       </w:pPr>
     </w:lvl>
   </w:abstractNum>
-  <w:abstractNum w:abstractNumId="25" w15:restartNumberingAfterBreak="0">
+  <w:abstractNum w:abstractNumId="29" w15:restartNumberingAfterBreak="0">
     <w:nsid w:val="51032A75"/>
     <w:multiLevelType w:val="hybridMultilevel"/>
     <w:tmpl w:val="11D6A7E6"/>
@@ -4684,7 +4734,7 @@
       </w:rPr>
     </w:lvl>
   </w:abstractNum>
-  <w:abstractNum w:abstractNumId="26" w15:restartNumberingAfterBreak="0">
+  <w:abstractNum w:abstractNumId="30" w15:restartNumberingAfterBreak="0">
     <w:nsid w:val="52A71D31"/>
     <w:multiLevelType w:val="hybridMultilevel"/>
     <w:tmpl w:val="3774A400"/>
@@ -4797,7 +4847,7 @@
       </w:rPr>
     </w:lvl>
   </w:abstractNum>
-  <w:abstractNum w:abstractNumId="27" w15:restartNumberingAfterBreak="0">
+  <w:abstractNum w:abstractNumId="31" w15:restartNumberingAfterBreak="0">
     <w:nsid w:val="55AC6E89"/>
     <w:multiLevelType w:val="hybridMultilevel"/>
     <w:tmpl w:val="74A8D5A8"/>
@@ -4886,7 +4936,7 @@
       </w:pPr>
     </w:lvl>
   </w:abstractNum>
-  <w:abstractNum w:abstractNumId="28" w15:restartNumberingAfterBreak="0">
+  <w:abstractNum w:abstractNumId="32" w15:restartNumberingAfterBreak="0">
     <w:nsid w:val="58CD70EE"/>
     <w:multiLevelType w:val="hybridMultilevel"/>
     <w:tmpl w:val="5FB2BAB0"/>
@@ -4999,7 +5049,7 @@
       </w:rPr>
     </w:lvl>
   </w:abstractNum>
-  <w:abstractNum w:abstractNumId="29" w15:restartNumberingAfterBreak="0">
+  <w:abstractNum w:abstractNumId="33" w15:restartNumberingAfterBreak="0">
     <w:nsid w:val="5D8A34B6"/>
     <w:multiLevelType w:val="multilevel"/>
     <w:tmpl w:val="CB54F24E"/>
@@ -5099,7 +5149,120 @@
       </w:pPr>
     </w:lvl>
   </w:abstractNum>
-  <w:abstractNum w:abstractNumId="30" w15:restartNumberingAfterBreak="0">
+  <w:abstractNum w:abstractNumId="34" w15:restartNumberingAfterBreak="0">
+    <w:nsid w:val="5E0775DB"/>
+    <w:multiLevelType w:val="hybridMultilevel"/>
+    <w:tmpl w:val="C4D0D0F4"/>
+    <w:lvl w:ilvl="0" w:tplc="04090001">
+      <w:start w:val="1"/>
+      <w:numFmt w:val="bullet"/>
+      <w:lvlText w:val=""/>
+      <w:lvlJc w:val="left"/>
+      <w:pPr>
+        <w:ind w:left="501" w:hanging="360"/>
+      </w:pPr>
+      <w:rPr>
+        <w:rFonts w:ascii="Symbol" w:hAnsi="Symbol" w:hint="default"/>
+      </w:rPr>
+    </w:lvl>
+    <w:lvl w:ilvl="1" w:tplc="04090003" w:tentative="1">
+      <w:start w:val="1"/>
+      <w:numFmt w:val="bullet"/>
+      <w:lvlText w:val="o"/>
+      <w:lvlJc w:val="left"/>
+      <w:pPr>
+        <w:ind w:left="1221" w:hanging="360"/>
+      </w:pPr>
+      <w:rPr>
+        <w:rFonts w:ascii="Courier New" w:hAnsi="Courier New" w:cs="Courier New" w:hint="default"/>
+      </w:rPr>
+    </w:lvl>
+    <w:lvl w:ilvl="2" w:tplc="04090005" w:tentative="1">
+      <w:start w:val="1"/>
+      <w:numFmt w:val="bullet"/>
+      <w:lvlText w:val=""/>
+      <w:lvlJc w:val="left"/>
+      <w:pPr>
+        <w:ind w:left="1941" w:hanging="360"/>
+      </w:pPr>
+      <w:rPr>
+        <w:rFonts w:ascii="Wingdings" w:hAnsi="Wingdings" w:hint="default"/>
+      </w:rPr>
+    </w:lvl>
+    <w:lvl w:ilvl="3" w:tplc="04090001" w:tentative="1">
+      <w:start w:val="1"/>
+      <w:numFmt w:val="bullet"/>
+      <w:lvlText w:val=""/>
+      <w:lvlJc w:val="left"/>
+      <w:pPr>
+        <w:ind w:left="2661" w:hanging="360"/>
+      </w:pPr>
+      <w:rPr>
+        <w:rFonts w:ascii="Symbol" w:hAnsi="Symbol" w:hint="default"/>
+      </w:rPr>
+    </w:lvl>
+    <w:lvl w:ilvl="4" w:tplc="04090003" w:tentative="1">
+      <w:start w:val="1"/>
+      <w:numFmt w:val="bullet"/>
+      <w:lvlText w:val="o"/>
+      <w:lvlJc w:val="left"/>
+      <w:pPr>
+        <w:ind w:left="3381" w:hanging="360"/>
+      </w:pPr>
+      <w:rPr>
+        <w:rFonts w:ascii="Courier New" w:hAnsi="Courier New" w:cs="Courier New" w:hint="default"/>
+      </w:rPr>
+    </w:lvl>
+    <w:lvl w:ilvl="5" w:tplc="04090005" w:tentative="1">
+      <w:start w:val="1"/>
+      <w:numFmt w:val="bullet"/>
+      <w:lvlText w:val=""/>
+      <w:lvlJc w:val="left"/>
+      <w:pPr>
+        <w:ind w:left="4101" w:hanging="360"/>
+      </w:pPr>
+      <w:rPr>
+        <w:rFonts w:ascii="Wingdings" w:hAnsi="Wingdings" w:hint="default"/>
+      </w:rPr>
+    </w:lvl>
+    <w:lvl w:ilvl="6" w:tplc="04090001" w:tentative="1">
+      <w:start w:val="1"/>
+      <w:numFmt w:val="bullet"/>
+      <w:lvlText w:val=""/>
+      <w:lvlJc w:val="left"/>
+      <w:pPr>
+        <w:ind w:left="4821" w:hanging="360"/>
+      </w:pPr>
+      <w:rPr>
+        <w:rFonts w:ascii="Symbol" w:hAnsi="Symbol" w:hint="default"/>
+      </w:rPr>
+    </w:lvl>
+    <w:lvl w:ilvl="7" w:tplc="04090003" w:tentative="1">
+      <w:start w:val="1"/>
+      <w:numFmt w:val="bullet"/>
+      <w:lvlText w:val="o"/>
+      <w:lvlJc w:val="left"/>
+      <w:pPr>
+        <w:ind w:left="5541" w:hanging="360"/>
+      </w:pPr>
+      <w:rPr>
+        <w:rFonts w:ascii="Courier New" w:hAnsi="Courier New" w:cs="Courier New" w:hint="default"/>
+      </w:rPr>
+    </w:lvl>
+    <w:lvl w:ilvl="8" w:tplc="04090005" w:tentative="1">
+      <w:start w:val="1"/>
+      <w:numFmt w:val="bullet"/>
+      <w:lvlText w:val=""/>
+      <w:lvlJc w:val="left"/>
+      <w:pPr>
+        <w:ind w:left="6261" w:hanging="360"/>
+      </w:pPr>
+      <w:rPr>
+        <w:rFonts w:ascii="Wingdings" w:hAnsi="Wingdings" w:hint="default"/>
+      </w:rPr>
+    </w:lvl>
+  </w:abstractNum>
+  <w:abstractNum w:abstractNumId="35" w15:restartNumberingAfterBreak="0">
     <w:nsid w:val="5F767253"/>
     <w:multiLevelType w:val="hybridMultilevel"/>
     <w:tmpl w:val="5AD63954"/>
@@ -5188,7 +5351,93 @@
       </w:pPr>
     </w:lvl>
   </w:abstractNum>
-  <w:abstractNum w:abstractNumId="31" w15:restartNumberingAfterBreak="0">
+  <w:abstractNum w:abstractNumId="36" w15:restartNumberingAfterBreak="0">
+    <w:nsid w:val="64DD3B07"/>
+    <w:multiLevelType w:val="hybridMultilevel"/>
+    <w:tmpl w:val="72F0FD0C"/>
+    <w:lvl w:ilvl="0" w:tplc="0409000F">
+      <w:start w:val="1"/>
+      <w:numFmt w:val="decimal"/>
+      <w:lvlText w:val="%1."/>
+      <w:lvlJc w:val="left"/>
+      <w:pPr>
+        <w:ind w:left="360" w:hanging="360"/>
+      </w:pPr>
+    </w:lvl>
+    <w:lvl w:ilvl="1" w:tplc="04090019" w:tentative="1">
+      <w:start w:val="1"/>
+      <w:numFmt w:val="lowerLetter"/>
+      <w:lvlText w:val="%2."/>
+      <w:lvlJc w:val="left"/>
+      <w:pPr>
+        <w:ind w:left="1080" w:hanging="360"/>
+      </w:pPr>
+    </w:lvl>
+    <w:lvl w:ilvl="2" w:tplc="0409001B" w:tentative="1">
+      <w:start w:val="1"/>
+      <w:numFmt w:val="lowerRoman"/>
+      <w:lvlText w:val="%3."/>
+      <w:lvlJc w:val="right"/>
+      <w:pPr>
+        <w:ind w:left="1800" w:hanging="180"/>
+      </w:pPr>
+    </w:lvl>
+    <w:lvl w:ilvl="3" w:tplc="0409000F" w:tentative="1">
+      <w:start w:val="1"/>
+      <w:numFmt w:val="decimal"/>
+      <w:lvlText w:val="%4."/>
+      <w:lvlJc w:val="left"/>
+      <w:pPr>
+        <w:ind w:left="2520" w:hanging="360"/>
+      </w:pPr>
+    </w:lvl>
+    <w:lvl w:ilvl="4" w:tplc="04090019" w:tentative="1">
+      <w:start w:val="1"/>
+      <w:numFmt w:val="lowerLetter"/>
+      <w:lvlText w:val="%5."/>
+      <w:lvlJc w:val="left"/>
+      <w:pPr>
+        <w:ind w:left="3240" w:hanging="360"/>
+      </w:pPr>
+    </w:lvl>
+    <w:lvl w:ilvl="5" w:tplc="0409001B" w:tentative="1">
+      <w:start w:val="1"/>
+      <w:numFmt w:val="lowerRoman"/>
+      <w:lvlText w:val="%6."/>
+      <w:lvlJc w:val="right"/>
+      <w:pPr>
+        <w:ind w:left="3960" w:hanging="180"/>
+      </w:pPr>
+    </w:lvl>
+    <w:lvl w:ilvl="6" w:tplc="0409000F" w:tentative="1">
+      <w:start w:val="1"/>
+      <w:numFmt w:val="decimal"/>
+      <w:lvlText w:val="%7."/>
+      <w:lvlJc w:val="left"/>
+      <w:pPr>
+        <w:ind w:left="4680" w:hanging="360"/>
+      </w:pPr>
+    </w:lvl>
+    <w:lvl w:ilvl="7" w:tplc="04090019" w:tentative="1">
+      <w:start w:val="1"/>
+      <w:numFmt w:val="lowerLetter"/>
+      <w:lvlText w:val="%8."/>
+      <w:lvlJc w:val="left"/>
+      <w:pPr>
+        <w:ind w:left="5400" w:hanging="360"/>
+      </w:pPr>
+    </w:lvl>
+    <w:lvl w:ilvl="8" w:tplc="0409001B" w:tentative="1">
+      <w:start w:val="1"/>
+      <w:numFmt w:val="lowerRoman"/>
+      <w:lvlText w:val="%9."/>
+      <w:lvlJc w:val="right"/>
+      <w:pPr>
+        <w:ind w:left="6120" w:hanging="180"/>
+      </w:pPr>
+    </w:lvl>
+  </w:abstractNum>
+  <w:abstractNum w:abstractNumId="37" w15:restartNumberingAfterBreak="0">
     <w:nsid w:val="64E8667B"/>
     <w:multiLevelType w:val="hybridMultilevel"/>
     <w:tmpl w:val="21CC16B6"/>
@@ -5277,7 +5526,7 @@
       </w:pPr>
     </w:lvl>
   </w:abstractNum>
-  <w:abstractNum w:abstractNumId="32" w15:restartNumberingAfterBreak="0">
+  <w:abstractNum w:abstractNumId="38" w15:restartNumberingAfterBreak="0">
     <w:nsid w:val="65BE7612"/>
     <w:multiLevelType w:val="hybridMultilevel"/>
     <w:tmpl w:val="A8E83B28"/>
@@ -5390,7 +5639,7 @@
       </w:rPr>
     </w:lvl>
   </w:abstractNum>
-  <w:abstractNum w:abstractNumId="33" w15:restartNumberingAfterBreak="0">
+  <w:abstractNum w:abstractNumId="39" w15:restartNumberingAfterBreak="0">
     <w:nsid w:val="691A4F70"/>
     <w:multiLevelType w:val="hybridMultilevel"/>
     <w:tmpl w:val="8A124F3A"/>
@@ -5503,7 +5752,7 @@
       </w:rPr>
     </w:lvl>
   </w:abstractNum>
-  <w:abstractNum w:abstractNumId="34" w15:restartNumberingAfterBreak="0">
+  <w:abstractNum w:abstractNumId="40" w15:restartNumberingAfterBreak="0">
     <w:nsid w:val="694E30A4"/>
     <w:multiLevelType w:val="hybridMultilevel"/>
     <w:tmpl w:val="A0C2B688"/>
@@ -5616,7 +5865,7 @@
       </w:rPr>
     </w:lvl>
   </w:abstractNum>
-  <w:abstractNum w:abstractNumId="35" w15:restartNumberingAfterBreak="0">
+  <w:abstractNum w:abstractNumId="41" w15:restartNumberingAfterBreak="0">
     <w:nsid w:val="6C874C0F"/>
     <w:multiLevelType w:val="hybridMultilevel"/>
     <w:tmpl w:val="5D88801A"/>
@@ -5702,7 +5951,7 @@
       </w:pPr>
     </w:lvl>
   </w:abstractNum>
-  <w:abstractNum w:abstractNumId="36" w15:restartNumberingAfterBreak="0">
+  <w:abstractNum w:abstractNumId="42" w15:restartNumberingAfterBreak="0">
     <w:nsid w:val="6E50309B"/>
     <w:multiLevelType w:val="hybridMultilevel"/>
     <w:tmpl w:val="35C676AE"/>
@@ -5791,7 +6040,7 @@
       </w:pPr>
     </w:lvl>
   </w:abstractNum>
-  <w:abstractNum w:abstractNumId="37" w15:restartNumberingAfterBreak="0">
+  <w:abstractNum w:abstractNumId="43" w15:restartNumberingAfterBreak="0">
     <w:nsid w:val="6F2660F6"/>
     <w:multiLevelType w:val="hybridMultilevel"/>
     <w:tmpl w:val="8FBC8494"/>
@@ -5880,7 +6129,93 @@
       </w:pPr>
     </w:lvl>
   </w:abstractNum>
-  <w:abstractNum w:abstractNumId="38" w15:restartNumberingAfterBreak="0">
+  <w:abstractNum w:abstractNumId="44" w15:restartNumberingAfterBreak="0">
+    <w:nsid w:val="71440A16"/>
+    <w:multiLevelType w:val="hybridMultilevel"/>
+    <w:tmpl w:val="4684A032"/>
+    <w:lvl w:ilvl="0" w:tplc="FFFFFFFF">
+      <w:start w:val="1"/>
+      <w:numFmt w:val="decimal"/>
+      <w:lvlText w:val="%1."/>
+      <w:lvlJc w:val="left"/>
+      <w:pPr>
+        <w:ind w:left="360" w:hanging="360"/>
+      </w:pPr>
+    </w:lvl>
+    <w:lvl w:ilvl="1" w:tplc="FFFFFFFF" w:tentative="1">
+      <w:start w:val="1"/>
+      <w:numFmt w:val="lowerLetter"/>
+      <w:lvlText w:val="%2."/>
+      <w:lvlJc w:val="left"/>
+      <w:pPr>
+        <w:ind w:left="1080" w:hanging="360"/>
+      </w:pPr>
+    </w:lvl>
+    <w:lvl w:ilvl="2" w:tplc="FFFFFFFF" w:tentative="1">
+      <w:start w:val="1"/>
+      <w:numFmt w:val="lowerRoman"/>
+      <w:lvlText w:val="%3."/>
+      <w:lvlJc w:val="right"/>
+      <w:pPr>
+        <w:ind w:left="1800" w:hanging="180"/>
+      </w:pPr>
+    </w:lvl>
+    <w:lvl w:ilvl="3" w:tplc="FFFFFFFF" w:tentative="1">
+      <w:start w:val="1"/>
+      <w:numFmt w:val="decimal"/>
+      <w:lvlText w:val="%4."/>
+      <w:lvlJc w:val="left"/>
+      <w:pPr>
+        <w:ind w:left="2520" w:hanging="360"/>
+      </w:pPr>
+    </w:lvl>
+    <w:lvl w:ilvl="4" w:tplc="FFFFFFFF" w:tentative="1">
+      <w:start w:val="1"/>
+      <w:numFmt w:val="lowerLetter"/>
+      <w:lvlText w:val="%5."/>
+      <w:lvlJc w:val="left"/>
+      <w:pPr>
+        <w:ind w:left="3240" w:hanging="360"/>
+      </w:pPr>
+    </w:lvl>
+    <w:lvl w:ilvl="5" w:tplc="FFFFFFFF" w:tentative="1">
+      <w:start w:val="1"/>
+      <w:numFmt w:val="lowerRoman"/>
+      <w:lvlText w:val="%6."/>
+      <w:lvlJc w:val="right"/>
+      <w:pPr>
+        <w:ind w:left="3960" w:hanging="180"/>
+      </w:pPr>
+    </w:lvl>
+    <w:lvl w:ilvl="6" w:tplc="FFFFFFFF" w:tentative="1">
+      <w:start w:val="1"/>
+      <w:numFmt w:val="decimal"/>
+      <w:lvlText w:val="%7."/>
+      <w:lvlJc w:val="left"/>
+      <w:pPr>
+        <w:ind w:left="4680" w:hanging="360"/>
+      </w:pPr>
+    </w:lvl>
+    <w:lvl w:ilvl="7" w:tplc="FFFFFFFF" w:tentative="1">
+      <w:start w:val="1"/>
+      <w:numFmt w:val="lowerLetter"/>
+      <w:lvlText w:val="%8."/>
+      <w:lvlJc w:val="left"/>
+      <w:pPr>
+        <w:ind w:left="5400" w:hanging="360"/>
+      </w:pPr>
+    </w:lvl>
+    <w:lvl w:ilvl="8" w:tplc="FFFFFFFF" w:tentative="1">
+      <w:start w:val="1"/>
+      <w:numFmt w:val="lowerRoman"/>
+      <w:lvlText w:val="%9."/>
+      <w:lvlJc w:val="right"/>
+      <w:pPr>
+        <w:ind w:left="6120" w:hanging="180"/>
+      </w:pPr>
+    </w:lvl>
+  </w:abstractNum>
+  <w:abstractNum w:abstractNumId="45" w15:restartNumberingAfterBreak="0">
     <w:nsid w:val="72CC56F3"/>
     <w:multiLevelType w:val="hybridMultilevel"/>
     <w:tmpl w:val="D63670FA"/>
@@ -5993,7 +6328,7 @@
       </w:rPr>
     </w:lvl>
   </w:abstractNum>
-  <w:abstractNum w:abstractNumId="39" w15:restartNumberingAfterBreak="0">
+  <w:abstractNum w:abstractNumId="46" w15:restartNumberingAfterBreak="0">
     <w:nsid w:val="744D7303"/>
     <w:multiLevelType w:val="hybridMultilevel"/>
     <w:tmpl w:val="243A497E"/>
@@ -6106,7 +6441,7 @@
       </w:rPr>
     </w:lvl>
   </w:abstractNum>
-  <w:abstractNum w:abstractNumId="40" w15:restartNumberingAfterBreak="0">
+  <w:abstractNum w:abstractNumId="47" w15:restartNumberingAfterBreak="0">
     <w:nsid w:val="774C70CB"/>
     <w:multiLevelType w:val="hybridMultilevel"/>
     <w:tmpl w:val="D52462A8"/>
@@ -6219,7 +6554,7 @@
       </w:rPr>
     </w:lvl>
   </w:abstractNum>
-  <w:abstractNum w:abstractNumId="41" w15:restartNumberingAfterBreak="0">
+  <w:abstractNum w:abstractNumId="48" w15:restartNumberingAfterBreak="0">
     <w:nsid w:val="7754358A"/>
     <w:multiLevelType w:val="hybridMultilevel"/>
     <w:tmpl w:val="B8481554"/>
@@ -6332,7 +6667,7 @@
       </w:rPr>
     </w:lvl>
   </w:abstractNum>
-  <w:abstractNum w:abstractNumId="42" w15:restartNumberingAfterBreak="0">
+  <w:abstractNum w:abstractNumId="49" w15:restartNumberingAfterBreak="0">
     <w:nsid w:val="77D02E05"/>
     <w:multiLevelType w:val="hybridMultilevel"/>
     <w:tmpl w:val="6EC052F6"/>
@@ -6418,7 +6753,7 @@
       </w:pPr>
     </w:lvl>
   </w:abstractNum>
-  <w:abstractNum w:abstractNumId="43" w15:restartNumberingAfterBreak="0">
+  <w:abstractNum w:abstractNumId="50" w15:restartNumberingAfterBreak="0">
     <w:nsid w:val="79520668"/>
     <w:multiLevelType w:val="hybridMultilevel"/>
     <w:tmpl w:val="072C5F24"/>
@@ -6531,7 +6866,7 @@
       </w:rPr>
     </w:lvl>
   </w:abstractNum>
-  <w:abstractNum w:abstractNumId="44" w15:restartNumberingAfterBreak="0">
+  <w:abstractNum w:abstractNumId="51" w15:restartNumberingAfterBreak="0">
     <w:nsid w:val="79CF4710"/>
     <w:multiLevelType w:val="hybridMultilevel"/>
     <w:tmpl w:val="16D4452A"/>
@@ -6644,7 +6979,7 @@
       </w:rPr>
     </w:lvl>
   </w:abstractNum>
-  <w:abstractNum w:abstractNumId="45" w15:restartNumberingAfterBreak="0">
+  <w:abstractNum w:abstractNumId="52" w15:restartNumberingAfterBreak="0">
     <w:nsid w:val="7A363FAE"/>
     <w:multiLevelType w:val="hybridMultilevel"/>
     <w:tmpl w:val="22AC613A"/>
@@ -6756,7 +7091,93 @@
       </w:rPr>
     </w:lvl>
   </w:abstractNum>
-  <w:abstractNum w:abstractNumId="46" w15:restartNumberingAfterBreak="0">
+  <w:abstractNum w:abstractNumId="53" w15:restartNumberingAfterBreak="0">
+    <w:nsid w:val="7E9A398A"/>
+    <w:multiLevelType w:val="hybridMultilevel"/>
+    <w:tmpl w:val="5C3C02F8"/>
+    <w:lvl w:ilvl="0" w:tplc="0409000F">
+      <w:start w:val="1"/>
+      <w:numFmt w:val="decimal"/>
+      <w:lvlText w:val="%1."/>
+      <w:lvlJc w:val="left"/>
+      <w:pPr>
+        <w:ind w:left="360" w:hanging="360"/>
+      </w:pPr>
+    </w:lvl>
+    <w:lvl w:ilvl="1" w:tplc="04090019" w:tentative="1">
+      <w:start w:val="1"/>
+      <w:numFmt w:val="lowerLetter"/>
+      <w:lvlText w:val="%2."/>
+      <w:lvlJc w:val="left"/>
+      <w:pPr>
+        <w:ind w:left="1080" w:hanging="360"/>
+      </w:pPr>
+    </w:lvl>
+    <w:lvl w:ilvl="2" w:tplc="0409001B" w:tentative="1">
+      <w:start w:val="1"/>
+      <w:numFmt w:val="lowerRoman"/>
+      <w:lvlText w:val="%3."/>
+      <w:lvlJc w:val="right"/>
+      <w:pPr>
+        <w:ind w:left="1800" w:hanging="180"/>
+      </w:pPr>
+    </w:lvl>
+    <w:lvl w:ilvl="3" w:tplc="0409000F" w:tentative="1">
+      <w:start w:val="1"/>
+      <w:numFmt w:val="decimal"/>
+      <w:lvlText w:val="%4."/>
+      <w:lvlJc w:val="left"/>
+      <w:pPr>
+        <w:ind w:left="2520" w:hanging="360"/>
+      </w:pPr>
+    </w:lvl>
+    <w:lvl w:ilvl="4" w:tplc="04090019" w:tentative="1">
+      <w:start w:val="1"/>
+      <w:numFmt w:val="lowerLetter"/>
+      <w:lvlText w:val="%5."/>
+      <w:lvlJc w:val="left"/>
+      <w:pPr>
+        <w:ind w:left="3240" w:hanging="360"/>
+      </w:pPr>
+    </w:lvl>
+    <w:lvl w:ilvl="5" w:tplc="0409001B" w:tentative="1">
+      <w:start w:val="1"/>
+      <w:numFmt w:val="lowerRoman"/>
+      <w:lvlText w:val="%6."/>
+      <w:lvlJc w:val="right"/>
+      <w:pPr>
+        <w:ind w:left="3960" w:hanging="180"/>
+      </w:pPr>
+    </w:lvl>
+    <w:lvl w:ilvl="6" w:tplc="0409000F" w:tentative="1">
+      <w:start w:val="1"/>
+      <w:numFmt w:val="decimal"/>
+      <w:lvlText w:val="%7."/>
+      <w:lvlJc w:val="left"/>
+      <w:pPr>
+        <w:ind w:left="4680" w:hanging="360"/>
+      </w:pPr>
+    </w:lvl>
+    <w:lvl w:ilvl="7" w:tplc="04090019" w:tentative="1">
+      <w:start w:val="1"/>
+      <w:numFmt w:val="lowerLetter"/>
+      <w:lvlText w:val="%8."/>
+      <w:lvlJc w:val="left"/>
+      <w:pPr>
+        <w:ind w:left="5400" w:hanging="360"/>
+      </w:pPr>
+    </w:lvl>
+    <w:lvl w:ilvl="8" w:tplc="0409001B" w:tentative="1">
+      <w:start w:val="1"/>
+      <w:numFmt w:val="lowerRoman"/>
+      <w:lvlText w:val="%9."/>
+      <w:lvlJc w:val="right"/>
+      <w:pPr>
+        <w:ind w:left="6120" w:hanging="180"/>
+      </w:pPr>
+    </w:lvl>
+  </w:abstractNum>
+  <w:abstractNum w:abstractNumId="54" w15:restartNumberingAfterBreak="0">
     <w:nsid w:val="7F1D51EF"/>
     <w:multiLevelType w:val="hybridMultilevel"/>
     <w:tmpl w:val="BE4E6F3C"/>
@@ -6869,38 +7290,151 @@
       </w:rPr>
     </w:lvl>
   </w:abstractNum>
+  <w:abstractNum w:abstractNumId="55" w15:restartNumberingAfterBreak="0">
+    <w:nsid w:val="7F9E1D70"/>
+    <w:multiLevelType w:val="hybridMultilevel"/>
+    <w:tmpl w:val="FB8E2266"/>
+    <w:lvl w:ilvl="0" w:tplc="04090001">
+      <w:start w:val="1"/>
+      <w:numFmt w:val="bullet"/>
+      <w:lvlText w:val=""/>
+      <w:lvlJc w:val="left"/>
+      <w:pPr>
+        <w:ind w:left="501" w:hanging="360"/>
+      </w:pPr>
+      <w:rPr>
+        <w:rFonts w:ascii="Symbol" w:hAnsi="Symbol" w:hint="default"/>
+      </w:rPr>
+    </w:lvl>
+    <w:lvl w:ilvl="1" w:tplc="04090003" w:tentative="1">
+      <w:start w:val="1"/>
+      <w:numFmt w:val="bullet"/>
+      <w:lvlText w:val="o"/>
+      <w:lvlJc w:val="left"/>
+      <w:pPr>
+        <w:ind w:left="1221" w:hanging="360"/>
+      </w:pPr>
+      <w:rPr>
+        <w:rFonts w:ascii="Courier New" w:hAnsi="Courier New" w:cs="Courier New" w:hint="default"/>
+      </w:rPr>
+    </w:lvl>
+    <w:lvl w:ilvl="2" w:tplc="04090005" w:tentative="1">
+      <w:start w:val="1"/>
+      <w:numFmt w:val="bullet"/>
+      <w:lvlText w:val=""/>
+      <w:lvlJc w:val="left"/>
+      <w:pPr>
+        <w:ind w:left="1941" w:hanging="360"/>
+      </w:pPr>
+      <w:rPr>
+        <w:rFonts w:ascii="Wingdings" w:hAnsi="Wingdings" w:hint="default"/>
+      </w:rPr>
+    </w:lvl>
+    <w:lvl w:ilvl="3" w:tplc="04090001" w:tentative="1">
+      <w:start w:val="1"/>
+      <w:numFmt w:val="bullet"/>
+      <w:lvlText w:val=""/>
+      <w:lvlJc w:val="left"/>
+      <w:pPr>
+        <w:ind w:left="2661" w:hanging="360"/>
+      </w:pPr>
+      <w:rPr>
+        <w:rFonts w:ascii="Symbol" w:hAnsi="Symbol" w:hint="default"/>
+      </w:rPr>
+    </w:lvl>
+    <w:lvl w:ilvl="4" w:tplc="04090003" w:tentative="1">
+      <w:start w:val="1"/>
+      <w:numFmt w:val="bullet"/>
+      <w:lvlText w:val="o"/>
+      <w:lvlJc w:val="left"/>
+      <w:pPr>
+        <w:ind w:left="3381" w:hanging="360"/>
+      </w:pPr>
+      <w:rPr>
+        <w:rFonts w:ascii="Courier New" w:hAnsi="Courier New" w:cs="Courier New" w:hint="default"/>
+      </w:rPr>
+    </w:lvl>
+    <w:lvl w:ilvl="5" w:tplc="04090005" w:tentative="1">
+      <w:start w:val="1"/>
+      <w:numFmt w:val="bullet"/>
+      <w:lvlText w:val=""/>
+      <w:lvlJc w:val="left"/>
+      <w:pPr>
+        <w:ind w:left="4101" w:hanging="360"/>
+      </w:pPr>
+      <w:rPr>
+        <w:rFonts w:ascii="Wingdings" w:hAnsi="Wingdings" w:hint="default"/>
+      </w:rPr>
+    </w:lvl>
+    <w:lvl w:ilvl="6" w:tplc="04090001" w:tentative="1">
+      <w:start w:val="1"/>
+      <w:numFmt w:val="bullet"/>
+      <w:lvlText w:val=""/>
+      <w:lvlJc w:val="left"/>
+      <w:pPr>
+        <w:ind w:left="4821" w:hanging="360"/>
+      </w:pPr>
+      <w:rPr>
+        <w:rFonts w:ascii="Symbol" w:hAnsi="Symbol" w:hint="default"/>
+      </w:rPr>
+    </w:lvl>
+    <w:lvl w:ilvl="7" w:tplc="04090003" w:tentative="1">
+      <w:start w:val="1"/>
+      <w:numFmt w:val="bullet"/>
+      <w:lvlText w:val="o"/>
+      <w:lvlJc w:val="left"/>
+      <w:pPr>
+        <w:ind w:left="5541" w:hanging="360"/>
+      </w:pPr>
+      <w:rPr>
+        <w:rFonts w:ascii="Courier New" w:hAnsi="Courier New" w:cs="Courier New" w:hint="default"/>
+      </w:rPr>
+    </w:lvl>
+    <w:lvl w:ilvl="8" w:tplc="04090005" w:tentative="1">
+      <w:start w:val="1"/>
+      <w:numFmt w:val="bullet"/>
+      <w:lvlText w:val=""/>
+      <w:lvlJc w:val="left"/>
+      <w:pPr>
+        <w:ind w:left="6261" w:hanging="360"/>
+      </w:pPr>
+      <w:rPr>
+        <w:rFonts w:ascii="Wingdings" w:hAnsi="Wingdings" w:hint="default"/>
+      </w:rPr>
+    </w:lvl>
+  </w:abstractNum>
   <w:num w:numId="1" w16cid:durableId="1857229723">
-    <w:abstractNumId w:val="29"/>
+    <w:abstractNumId w:val="33"/>
   </w:num>
   <w:num w:numId="2" w16cid:durableId="1448739643">
-    <w:abstractNumId w:val="36"/>
+    <w:abstractNumId w:val="42"/>
   </w:num>
   <w:num w:numId="3" w16cid:durableId="713041997">
-    <w:abstractNumId w:val="18"/>
+    <w:abstractNumId w:val="20"/>
   </w:num>
   <w:num w:numId="4" w16cid:durableId="304049266">
-    <w:abstractNumId w:val="3"/>
+    <w:abstractNumId w:val="4"/>
   </w:num>
   <w:num w:numId="5" w16cid:durableId="1292902759">
-    <w:abstractNumId w:val="31"/>
+    <w:abstractNumId w:val="37"/>
   </w:num>
   <w:num w:numId="6" w16cid:durableId="1704162499">
-    <w:abstractNumId w:val="10"/>
+    <w:abstractNumId w:val="12"/>
   </w:num>
   <w:num w:numId="7" w16cid:durableId="1861820993">
-    <w:abstractNumId w:val="30"/>
+    <w:abstractNumId w:val="35"/>
   </w:num>
   <w:num w:numId="8" w16cid:durableId="1435973733">
-    <w:abstractNumId w:val="12"/>
+    <w:abstractNumId w:val="14"/>
   </w:num>
   <w:num w:numId="9" w16cid:durableId="218439217">
-    <w:abstractNumId w:val="40"/>
+    <w:abstractNumId w:val="47"/>
   </w:num>
   <w:num w:numId="10" w16cid:durableId="1008405577">
-    <w:abstractNumId w:val="35"/>
+    <w:abstractNumId w:val="41"/>
   </w:num>
   <w:num w:numId="11" w16cid:durableId="956910211">
-    <w:abstractNumId w:val="4"/>
+    <w:abstractNumId w:val="5"/>
   </w:num>
   <w:num w:numId="12" w16cid:durableId="1855652773">
     <w:abstractNumId w:val="1"/>
@@ -6909,106 +7443,133 @@
     <w:abstractNumId w:val="0"/>
   </w:num>
   <w:num w:numId="14" w16cid:durableId="557981650">
-    <w:abstractNumId w:val="39"/>
+    <w:abstractNumId w:val="46"/>
   </w:num>
   <w:num w:numId="15" w16cid:durableId="1461681641">
-    <w:abstractNumId w:val="21"/>
+    <w:abstractNumId w:val="24"/>
   </w:num>
   <w:num w:numId="16" w16cid:durableId="1494449348">
-    <w:abstractNumId w:val="16"/>
+    <w:abstractNumId w:val="18"/>
   </w:num>
   <w:num w:numId="17" w16cid:durableId="938563445">
-    <w:abstractNumId w:val="46"/>
+    <w:abstractNumId w:val="54"/>
   </w:num>
   <w:num w:numId="18" w16cid:durableId="1596009780">
-    <w:abstractNumId w:val="24"/>
+    <w:abstractNumId w:val="28"/>
   </w:num>
   <w:num w:numId="19" w16cid:durableId="1958371615">
-    <w:abstractNumId w:val="27"/>
+    <w:abstractNumId w:val="31"/>
   </w:num>
   <w:num w:numId="20" w16cid:durableId="586962312">
-    <w:abstractNumId w:val="43"/>
+    <w:abstractNumId w:val="50"/>
   </w:num>
   <w:num w:numId="21" w16cid:durableId="2061202314">
-    <w:abstractNumId w:val="22"/>
+    <w:abstractNumId w:val="25"/>
   </w:num>
   <w:num w:numId="22" w16cid:durableId="193546561">
     <w:abstractNumId w:val="2"/>
   </w:num>
   <w:num w:numId="23" w16cid:durableId="1155756423">
+    <w:abstractNumId w:val="8"/>
+  </w:num>
+  <w:num w:numId="24" w16cid:durableId="1985229926">
+    <w:abstractNumId w:val="39"/>
+  </w:num>
+  <w:num w:numId="25" w16cid:durableId="1986200428">
+    <w:abstractNumId w:val="52"/>
+  </w:num>
+  <w:num w:numId="26" w16cid:durableId="1525099531">
+    <w:abstractNumId w:val="29"/>
+  </w:num>
+  <w:num w:numId="27" w16cid:durableId="283390991">
+    <w:abstractNumId w:val="23"/>
+  </w:num>
+  <w:num w:numId="28" w16cid:durableId="2119983357">
     <w:abstractNumId w:val="7"/>
   </w:num>
-  <w:num w:numId="24" w16cid:durableId="1985229926">
-    <w:abstractNumId w:val="33"/>
+  <w:num w:numId="29" w16cid:durableId="658924032">
+    <w:abstractNumId w:val="49"/>
   </w:num>
-  <w:num w:numId="25" w16cid:durableId="1986200428">
+  <w:num w:numId="30" w16cid:durableId="133834225">
+    <w:abstractNumId w:val="43"/>
+  </w:num>
+  <w:num w:numId="31" w16cid:durableId="2086145077">
+    <w:abstractNumId w:val="51"/>
+  </w:num>
+  <w:num w:numId="32" w16cid:durableId="1597517674">
+    <w:abstractNumId w:val="22"/>
+  </w:num>
+  <w:num w:numId="33" w16cid:durableId="1668745685">
     <w:abstractNumId w:val="45"/>
   </w:num>
-  <w:num w:numId="26" w16cid:durableId="1525099531">
-    <w:abstractNumId w:val="25"/>
+  <w:num w:numId="34" w16cid:durableId="1781878696">
+    <w:abstractNumId w:val="19"/>
   </w:num>
-  <w:num w:numId="27" w16cid:durableId="283390991">
-    <w:abstractNumId w:val="20"/>
+  <w:num w:numId="35" w16cid:durableId="1218125567">
+    <w:abstractNumId w:val="26"/>
   </w:num>
-  <w:num w:numId="28" w16cid:durableId="2119983357">
+  <w:num w:numId="36" w16cid:durableId="93939278">
+    <w:abstractNumId w:val="10"/>
+  </w:num>
+  <w:num w:numId="37" w16cid:durableId="473836285">
+    <w:abstractNumId w:val="38"/>
+  </w:num>
+  <w:num w:numId="38" w16cid:durableId="469715962">
+    <w:abstractNumId w:val="48"/>
+  </w:num>
+  <w:num w:numId="39" w16cid:durableId="355428176">
+    <w:abstractNumId w:val="13"/>
+  </w:num>
+  <w:num w:numId="40" w16cid:durableId="502168571">
     <w:abstractNumId w:val="6"/>
   </w:num>
-  <w:num w:numId="29" w16cid:durableId="658924032">
-    <w:abstractNumId w:val="42"/>
+  <w:num w:numId="41" w16cid:durableId="1090388810">
+    <w:abstractNumId w:val="40"/>
   </w:num>
-  <w:num w:numId="30" w16cid:durableId="133834225">
-    <w:abstractNumId w:val="37"/>
+  <w:num w:numId="42" w16cid:durableId="937833605">
+    <w:abstractNumId w:val="9"/>
   </w:num>
-  <w:num w:numId="31" w16cid:durableId="2086145077">
+  <w:num w:numId="43" w16cid:durableId="523635656">
+    <w:abstractNumId w:val="17"/>
+  </w:num>
+  <w:num w:numId="44" w16cid:durableId="566383483">
+    <w:abstractNumId w:val="32"/>
+  </w:num>
+  <w:num w:numId="45" w16cid:durableId="1234126911">
+    <w:abstractNumId w:val="30"/>
+  </w:num>
+  <w:num w:numId="46" w16cid:durableId="1927765197">
+    <w:abstractNumId w:val="16"/>
+  </w:num>
+  <w:num w:numId="47" w16cid:durableId="1887984476">
+    <w:abstractNumId w:val="15"/>
+  </w:num>
+  <w:num w:numId="48" w16cid:durableId="185949793">
+    <w:abstractNumId w:val="53"/>
+  </w:num>
+  <w:num w:numId="49" w16cid:durableId="580530014">
+    <w:abstractNumId w:val="36"/>
+  </w:num>
+  <w:num w:numId="50" w16cid:durableId="308825955">
+    <w:abstractNumId w:val="21"/>
+  </w:num>
+  <w:num w:numId="51" w16cid:durableId="1211961454">
+    <w:abstractNumId w:val="55"/>
+  </w:num>
+  <w:num w:numId="52" w16cid:durableId="1471509168">
+    <w:abstractNumId w:val="3"/>
+  </w:num>
+  <w:num w:numId="53" w16cid:durableId="1416442379">
+    <w:abstractNumId w:val="11"/>
+  </w:num>
+  <w:num w:numId="54" w16cid:durableId="527521560">
     <w:abstractNumId w:val="44"/>
   </w:num>
-  <w:num w:numId="32" w16cid:durableId="1597517674">
-    <w:abstractNumId w:val="19"/>
+  <w:num w:numId="55" w16cid:durableId="722405134">
+    <w:abstractNumId w:val="27"/>
   </w:num>
-  <w:num w:numId="33" w16cid:durableId="1668745685">
-    <w:abstractNumId w:val="38"/>
-  </w:num>
-  <w:num w:numId="34" w16cid:durableId="1781878696">
-    <w:abstractNumId w:val="17"/>
-  </w:num>
-  <w:num w:numId="35" w16cid:durableId="1218125567">
-    <w:abstractNumId w:val="23"/>
-  </w:num>
-  <w:num w:numId="36" w16cid:durableId="93939278">
-    <w:abstractNumId w:val="9"/>
-  </w:num>
-  <w:num w:numId="37" w16cid:durableId="473836285">
-    <w:abstractNumId w:val="32"/>
-  </w:num>
-  <w:num w:numId="38" w16cid:durableId="469715962">
-    <w:abstractNumId w:val="41"/>
-  </w:num>
-  <w:num w:numId="39" w16cid:durableId="355428176">
-    <w:abstractNumId w:val="11"/>
-  </w:num>
-  <w:num w:numId="40" w16cid:durableId="502168571">
-    <w:abstractNumId w:val="5"/>
-  </w:num>
-  <w:num w:numId="41" w16cid:durableId="1090388810">
+  <w:num w:numId="56" w16cid:durableId="1071390533">
     <w:abstractNumId w:val="34"/>
-  </w:num>
-  <w:num w:numId="42" w16cid:durableId="937833605">
-    <w:abstractNumId w:val="8"/>
-  </w:num>
-  <w:num w:numId="43" w16cid:durableId="523635656">
-    <w:abstractNumId w:val="15"/>
-  </w:num>
-  <w:num w:numId="44" w16cid:durableId="566383483">
-    <w:abstractNumId w:val="28"/>
-  </w:num>
-  <w:num w:numId="45" w16cid:durableId="1234126911">
-    <w:abstractNumId w:val="26"/>
-  </w:num>
-  <w:num w:numId="46" w16cid:durableId="1927765197">
-    <w:abstractNumId w:val="14"/>
-  </w:num>
-  <w:num w:numId="47" w16cid:durableId="1887984476">
-    <w:abstractNumId w:val="13"/>
   </w:num>
   <w:numIdMacAtCleanup w:val="9"/>
 </w:numbering>
@@ -7412,7 +7973,7 @@
   <w:style w:type="paragraph" w:default="1" w:styleId="Normal">
     <w:name w:val="Normal"/>
     <w:qFormat/>
-    <w:rsid w:val="00CF191F"/>
+    <w:rsid w:val="004C7C85"/>
     <w:rPr>
       <w:rFonts w:ascii="Times New Roman" w:hAnsi="Times New Roman"/>
       <w:sz w:val="24"/>

--- a/Laporan/laporan.docx
+++ b/Laporan/laporan.docx
@@ -54,7 +54,17 @@
           <w:szCs w:val="24"/>
           <w:lang w:val="en-US"/>
         </w:rPr>
-        <w:t>10</w:t>
+        <w:t>1</w:t>
+      </w:r>
+      <w:r>
+        <w:rPr>
+          <w:rFonts w:cs="Times New Roman"/>
+          <w:b/>
+          <w:bCs/>
+          <w:szCs w:val="24"/>
+          <w:lang w:val="en-US"/>
+        </w:rPr>
+        <w:t>3</w:t>
       </w:r>
     </w:p>
     <w:p>
@@ -538,7 +548,7 @@
         <w:spacing w:before="0"/>
       </w:pPr>
       <w:r>
-        <w:t>Membuat Dynamic Route</w:t>
+        <w:t>Membuat Middleware</w:t>
       </w:r>
     </w:p>
     <w:p>
@@ -546,7 +556,7 @@
         <w:pStyle w:val="ListParagraph"/>
         <w:numPr>
           <w:ilvl w:val="0"/>
-          <w:numId w:val="56"/>
+          <w:numId w:val="58"/>
         </w:numPr>
         <w:spacing w:after="0"/>
       </w:pPr>
@@ -554,19 +564,19 @@
         <w:t xml:space="preserve">Modifikasi </w:t>
       </w:r>
       <w:r>
-        <w:t xml:space="preserve">file </w:t>
-      </w:r>
-      <w:r>
-        <w:t>view/produk/index.tsx</w:t>
+        <w:t>file index.tsx pada folder src/pages/produk</w:t>
       </w:r>
     </w:p>
     <w:p>
+      <w:pPr>
+        <w:spacing w:after="0"/>
+      </w:pPr>
       <w:r>
         <w:drawing>
-          <wp:inline distT="0" distB="0" distL="0" distR="0" wp14:anchorId="3350CDC8" wp14:editId="76C456D9">
-            <wp:extent cx="3410303" cy="2952750"/>
+          <wp:inline distT="0" distB="0" distL="0" distR="0" wp14:anchorId="56933A82" wp14:editId="0FB265A5">
+            <wp:extent cx="2768600" cy="2328006"/>
             <wp:effectExtent l="0" t="0" r="0" b="0"/>
-            <wp:docPr id="688695065" name="Picture 1"/>
+            <wp:docPr id="1953046939" name="Picture 1"/>
             <wp:cNvGraphicFramePr>
               <a:graphicFrameLocks xmlns:a="http://schemas.openxmlformats.org/drawingml/2006/main" noChangeAspect="1"/>
             </wp:cNvGraphicFramePr>
@@ -574,7 +584,7 @@
               <a:graphicData uri="http://schemas.openxmlformats.org/drawingml/2006/picture">
                 <pic:pic xmlns:pic="http://schemas.openxmlformats.org/drawingml/2006/picture">
                   <pic:nvPicPr>
-                    <pic:cNvPr id="688695065" name=""/>
+                    <pic:cNvPr id="1953046939" name=""/>
                     <pic:cNvPicPr/>
                   </pic:nvPicPr>
                   <pic:blipFill>
@@ -586,7 +596,7 @@
                   <pic:spPr>
                     <a:xfrm>
                       <a:off x="0" y="0"/>
-                      <a:ext cx="3424919" cy="2965405"/>
+                      <a:ext cx="2772387" cy="2331190"/>
                     </a:xfrm>
                     <a:prstGeom prst="rect">
                       <a:avLst/>
@@ -601,49 +611,27 @@
     </w:p>
     <w:p>
       <w:pPr>
-        <w:pStyle w:val="Heading2"/>
+        <w:pStyle w:val="ListParagraph"/>
         <w:numPr>
           <w:ilvl w:val="0"/>
-          <w:numId w:val="42"/>
+          <w:numId w:val="58"/>
         </w:numPr>
-        <w:spacing w:before="0"/>
+        <w:spacing w:after="0"/>
       </w:pPr>
       <w:r>
-        <w:t>Implementasi CSR (Client Rendering)</w:t>
+        <w:t>Buat file: src/middleware.ts</w:t>
       </w:r>
     </w:p>
     <w:p>
       <w:pPr>
-        <w:pStyle w:val="ListParagraph"/>
-        <w:numPr>
-          <w:ilvl w:val="0"/>
-          <w:numId w:val="56"/>
-        </w:numPr>
-        <w:spacing w:after="0"/>
-      </w:pPr>
-      <w:r>
-        <w:t xml:space="preserve">Modifikasi </w:t>
-      </w:r>
-      <w:r>
-        <w:t>file pages/products/[</w:t>
-      </w:r>
-      <w:r>
-        <w:t>id</w:t>
-      </w:r>
-      <w:r>
-        <w:t>].tsx</w:t>
-      </w:r>
-    </w:p>
-    <w:p>
-      <w:pPr>
         <w:spacing w:after="0"/>
       </w:pPr>
       <w:r>
         <w:drawing>
-          <wp:inline distT="0" distB="0" distL="0" distR="0" wp14:anchorId="44C8F1C6" wp14:editId="08FA860C">
-            <wp:extent cx="3156268" cy="1682750"/>
+          <wp:inline distT="0" distB="0" distL="0" distR="0" wp14:anchorId="7E54F452" wp14:editId="2C3AF478">
+            <wp:extent cx="1231900" cy="1239951"/>
             <wp:effectExtent l="0" t="0" r="6350" b="0"/>
-            <wp:docPr id="849277272" name="Picture 1"/>
+            <wp:docPr id="381426718" name="Picture 1"/>
             <wp:cNvGraphicFramePr>
               <a:graphicFrameLocks xmlns:a="http://schemas.openxmlformats.org/drawingml/2006/main" noChangeAspect="1"/>
             </wp:cNvGraphicFramePr>
@@ -651,7 +639,7 @@
               <a:graphicData uri="http://schemas.openxmlformats.org/drawingml/2006/picture">
                 <pic:pic xmlns:pic="http://schemas.openxmlformats.org/drawingml/2006/picture">
                   <pic:nvPicPr>
-                    <pic:cNvPr id="849277272" name=""/>
+                    <pic:cNvPr id="381426718" name=""/>
                     <pic:cNvPicPr/>
                   </pic:nvPicPr>
                   <pic:blipFill>
@@ -663,7 +651,7 @@
                   <pic:spPr>
                     <a:xfrm>
                       <a:off x="0" y="0"/>
-                      <a:ext cx="3181277" cy="1696083"/>
+                      <a:ext cx="1234700" cy="1242769"/>
                     </a:xfrm>
                     <a:prstGeom prst="rect">
                       <a:avLst/>
@@ -678,37 +666,24 @@
     </w:p>
     <w:p>
       <w:pPr>
-        <w:pStyle w:val="ListParagraph"/>
+        <w:pStyle w:val="Heading2"/>
         <w:numPr>
           <w:ilvl w:val="0"/>
-          <w:numId w:val="56"/>
+          <w:numId w:val="42"/>
         </w:numPr>
-        <w:spacing w:after="0"/>
+        <w:spacing w:before="0"/>
       </w:pPr>
       <w:r>
-        <w:t xml:space="preserve">Ubah nama </w:t>
-      </w:r>
-      <w:r>
-        <w:t xml:space="preserve">file </w:t>
-      </w:r>
-      <w:r>
-        <w:t>api/</w:t>
-      </w:r>
-      <w:r>
-        <w:t>produk.ts menjadi [[...product]].ts</w:t>
+        <w:t>Struktur Dasar Middleware</w:t>
       </w:r>
     </w:p>
     <w:p>
-      <w:pPr>
-        <w:spacing w:after="0"/>
-        <w:ind w:firstLine="501"/>
-      </w:pPr>
       <w:r>
         <w:drawing>
-          <wp:inline distT="0" distB="0" distL="0" distR="0" wp14:anchorId="5E97404D" wp14:editId="7B17F374">
-            <wp:extent cx="923440" cy="660400"/>
-            <wp:effectExtent l="0" t="0" r="0" b="6350"/>
-            <wp:docPr id="999184856" name="Picture 1"/>
+          <wp:inline distT="0" distB="0" distL="0" distR="0" wp14:anchorId="43B455A3" wp14:editId="78462B0C">
+            <wp:extent cx="2216264" cy="749339"/>
+            <wp:effectExtent l="0" t="0" r="0" b="0"/>
+            <wp:docPr id="2002139296" name="Picture 1"/>
             <wp:cNvGraphicFramePr>
               <a:graphicFrameLocks xmlns:a="http://schemas.openxmlformats.org/drawingml/2006/main" noChangeAspect="1"/>
             </wp:cNvGraphicFramePr>
@@ -716,7 +691,7 @@
               <a:graphicData uri="http://schemas.openxmlformats.org/drawingml/2006/picture">
                 <pic:pic xmlns:pic="http://schemas.openxmlformats.org/drawingml/2006/picture">
                   <pic:nvPicPr>
-                    <pic:cNvPr id="999184856" name=""/>
+                    <pic:cNvPr id="2002139296" name=""/>
                     <pic:cNvPicPr/>
                   </pic:nvPicPr>
                   <pic:blipFill>
@@ -728,7 +703,7 @@
                   <pic:spPr>
                     <a:xfrm>
                       <a:off x="0" y="0"/>
-                      <a:ext cx="935495" cy="669021"/>
+                      <a:ext cx="2216264" cy="749339"/>
                     </a:xfrm>
                     <a:prstGeom prst="rect">
                       <a:avLst/>
@@ -743,15 +718,20 @@
     </w:p>
     <w:p>
       <w:pPr>
-        <w:pStyle w:val="ListParagraph"/>
+        <w:pStyle w:val="Heading2"/>
         <w:numPr>
           <w:ilvl w:val="0"/>
-          <w:numId w:val="56"/>
+          <w:numId w:val="42"/>
         </w:numPr>
-        <w:spacing w:after="0"/>
+        <w:rPr>
+          <w:noProof/>
+        </w:rPr>
       </w:pPr>
       <w:r>
-        <w:t>Modifikasi servicefirebase.tsx</w:t>
+        <w:rPr>
+          <w:noProof/>
+        </w:rPr>
+        <w:t>Redirect Sederhana</w:t>
       </w:r>
     </w:p>
     <w:p>
@@ -760,10 +740,10 @@
       </w:pPr>
       <w:r>
         <w:drawing>
-          <wp:inline distT="0" distB="0" distL="0" distR="0" wp14:anchorId="75EB69FF" wp14:editId="55E498C2">
-            <wp:extent cx="3333750" cy="1705640"/>
-            <wp:effectExtent l="0" t="0" r="0" b="8890"/>
-            <wp:docPr id="960079263" name="Picture 1"/>
+          <wp:inline distT="0" distB="0" distL="0" distR="0" wp14:anchorId="5AAB1699" wp14:editId="708ED8C0">
+            <wp:extent cx="2654436" cy="749339"/>
+            <wp:effectExtent l="0" t="0" r="0" b="0"/>
+            <wp:docPr id="1928001564" name="Picture 1"/>
             <wp:cNvGraphicFramePr>
               <a:graphicFrameLocks xmlns:a="http://schemas.openxmlformats.org/drawingml/2006/main" noChangeAspect="1"/>
             </wp:cNvGraphicFramePr>
@@ -771,7 +751,7 @@
               <a:graphicData uri="http://schemas.openxmlformats.org/drawingml/2006/picture">
                 <pic:pic xmlns:pic="http://schemas.openxmlformats.org/drawingml/2006/picture">
                   <pic:nvPicPr>
-                    <pic:cNvPr id="960079263" name=""/>
+                    <pic:cNvPr id="1928001564" name=""/>
                     <pic:cNvPicPr/>
                   </pic:nvPicPr>
                   <pic:blipFill>
@@ -783,7 +763,7 @@
                   <pic:spPr>
                     <a:xfrm>
                       <a:off x="0" y="0"/>
-                      <a:ext cx="3359558" cy="1718844"/>
+                      <a:ext cx="2654436" cy="749339"/>
                     </a:xfrm>
                     <a:prstGeom prst="rect">
                       <a:avLst/>
@@ -797,29 +777,12 @@
       </w:r>
     </w:p>
     <w:p>
-      <w:pPr>
-        <w:pStyle w:val="ListParagraph"/>
-        <w:numPr>
-          <w:ilvl w:val="0"/>
-          <w:numId w:val="56"/>
-        </w:numPr>
-        <w:spacing w:after="0"/>
-      </w:pPr>
-      <w:r>
-        <w:lastRenderedPageBreak/>
-        <w:t>Modifikasi [[...product]].ts</w:t>
-      </w:r>
-    </w:p>
-    <w:p>
-      <w:pPr>
-        <w:spacing w:after="0"/>
-      </w:pPr>
       <w:r>
         <w:drawing>
-          <wp:inline distT="0" distB="0" distL="0" distR="0" wp14:anchorId="01AF3151" wp14:editId="0978A6E1">
-            <wp:extent cx="3345040" cy="2736850"/>
-            <wp:effectExtent l="0" t="0" r="8255" b="6350"/>
-            <wp:docPr id="1976040092" name="Picture 1"/>
+          <wp:inline distT="0" distB="0" distL="0" distR="0" wp14:anchorId="50FBB49F" wp14:editId="3DF91B9F">
+            <wp:extent cx="3086100" cy="2072329"/>
+            <wp:effectExtent l="0" t="0" r="0" b="4445"/>
+            <wp:docPr id="508000681" name="Picture 1"/>
             <wp:cNvGraphicFramePr>
               <a:graphicFrameLocks xmlns:a="http://schemas.openxmlformats.org/drawingml/2006/main" noChangeAspect="1"/>
             </wp:cNvGraphicFramePr>
@@ -827,7 +790,7 @@
               <a:graphicData uri="http://schemas.openxmlformats.org/drawingml/2006/picture">
                 <pic:pic xmlns:pic="http://schemas.openxmlformats.org/drawingml/2006/picture">
                   <pic:nvPicPr>
-                    <pic:cNvPr id="1976040092" name=""/>
+                    <pic:cNvPr id="508000681" name=""/>
                     <pic:cNvPicPr/>
                   </pic:nvPicPr>
                   <pic:blipFill>
@@ -839,7 +802,7 @@
                   <pic:spPr>
                     <a:xfrm>
                       <a:off x="0" y="0"/>
-                      <a:ext cx="3356668" cy="2746364"/>
+                      <a:ext cx="3100708" cy="2082139"/>
                     </a:xfrm>
                     <a:prstGeom prst="rect">
                       <a:avLst/>
@@ -854,27 +817,24 @@
     </w:p>
     <w:p>
       <w:pPr>
-        <w:pStyle w:val="ListParagraph"/>
+        <w:pStyle w:val="Heading2"/>
         <w:numPr>
           <w:ilvl w:val="0"/>
-          <w:numId w:val="56"/>
+          <w:numId w:val="42"/>
         </w:numPr>
-        <w:spacing w:after="0"/>
       </w:pPr>
       <w:r>
-        <w:t>Buat fil styling di views/DetailProduct/detailProduct.module.scss</w:t>
+        <w:lastRenderedPageBreak/>
+        <w:t>Batasi Route Tertentu</w:t>
       </w:r>
     </w:p>
     <w:p>
-      <w:pPr>
-        <w:spacing w:after="0"/>
-      </w:pPr>
       <w:r>
         <w:drawing>
-          <wp:inline distT="0" distB="0" distL="0" distR="0" wp14:anchorId="52229BD0" wp14:editId="14C05B26">
-            <wp:extent cx="3168813" cy="5683542"/>
-            <wp:effectExtent l="0" t="0" r="0" b="0"/>
-            <wp:docPr id="760123214" name="Picture 1"/>
+          <wp:inline distT="0" distB="0" distL="0" distR="0" wp14:anchorId="2612674F" wp14:editId="6FAAEB06">
+            <wp:extent cx="2432050" cy="1088022"/>
+            <wp:effectExtent l="0" t="0" r="6350" b="0"/>
+            <wp:docPr id="474908128" name="Picture 1"/>
             <wp:cNvGraphicFramePr>
               <a:graphicFrameLocks xmlns:a="http://schemas.openxmlformats.org/drawingml/2006/main" noChangeAspect="1"/>
             </wp:cNvGraphicFramePr>
@@ -882,7 +842,7 @@
               <a:graphicData uri="http://schemas.openxmlformats.org/drawingml/2006/picture">
                 <pic:pic xmlns:pic="http://schemas.openxmlformats.org/drawingml/2006/picture">
                   <pic:nvPicPr>
-                    <pic:cNvPr id="760123214" name=""/>
+                    <pic:cNvPr id="474908128" name=""/>
                     <pic:cNvPicPr/>
                   </pic:nvPicPr>
                   <pic:blipFill>
@@ -894,7 +854,7 @@
                   <pic:spPr>
                     <a:xfrm>
                       <a:off x="0" y="0"/>
-                      <a:ext cx="3168813" cy="5683542"/>
+                      <a:ext cx="2438898" cy="1091086"/>
                     </a:xfrm>
                     <a:prstGeom prst="rect">
                       <a:avLst/>
@@ -909,16 +869,27 @@
     </w:p>
     <w:p>
       <w:pPr>
+        <w:pStyle w:val="Heading2"/>
+        <w:numPr>
+          <w:ilvl w:val="0"/>
+          <w:numId w:val="42"/>
+        </w:numPr>
+      </w:pPr>
+      <w:r>
+        <w:t>Simulasi Sistem Login</w:t>
+      </w:r>
+    </w:p>
+    <w:p>
+      <w:pPr>
         <w:pStyle w:val="ListParagraph"/>
         <w:numPr>
           <w:ilvl w:val="0"/>
-          <w:numId w:val="56"/>
+          <w:numId w:val="60"/>
         </w:numPr>
         <w:spacing w:after="0"/>
       </w:pPr>
       <w:r>
-        <w:lastRenderedPageBreak/>
-        <w:t>Buat komponen detail product views/DetailProduct/index.tsx</w:t>
+        <w:t>Modifikasi file middleware.ts</w:t>
       </w:r>
     </w:p>
     <w:p>
@@ -927,10 +898,10 @@
       </w:pPr>
       <w:r>
         <w:drawing>
-          <wp:inline distT="0" distB="0" distL="0" distR="0" wp14:anchorId="065A5B6E" wp14:editId="45FBF24C">
-            <wp:extent cx="3238500" cy="2658828"/>
-            <wp:effectExtent l="0" t="0" r="0" b="8255"/>
-            <wp:docPr id="1850094174" name="Picture 1"/>
+          <wp:inline distT="0" distB="0" distL="0" distR="0" wp14:anchorId="42EFA87E" wp14:editId="0D8CDCA4">
+            <wp:extent cx="3016250" cy="1576812"/>
+            <wp:effectExtent l="0" t="0" r="0" b="4445"/>
+            <wp:docPr id="806210794" name="Picture 1"/>
             <wp:cNvGraphicFramePr>
               <a:graphicFrameLocks xmlns:a="http://schemas.openxmlformats.org/drawingml/2006/main" noChangeAspect="1"/>
             </wp:cNvGraphicFramePr>
@@ -938,7 +909,7 @@
               <a:graphicData uri="http://schemas.openxmlformats.org/drawingml/2006/picture">
                 <pic:pic xmlns:pic="http://schemas.openxmlformats.org/drawingml/2006/picture">
                   <pic:nvPicPr>
-                    <pic:cNvPr id="1850094174" name=""/>
+                    <pic:cNvPr id="806210794" name=""/>
                     <pic:cNvPicPr/>
                   </pic:nvPicPr>
                   <pic:blipFill>
@@ -950,7 +921,7 @@
                   <pic:spPr>
                     <a:xfrm>
                       <a:off x="0" y="0"/>
-                      <a:ext cx="3246607" cy="2665484"/>
+                      <a:ext cx="3020380" cy="1578971"/>
                     </a:xfrm>
                     <a:prstGeom prst="rect">
                       <a:avLst/>
@@ -965,30 +936,14 @@
     </w:p>
     <w:p>
       <w:pPr>
-        <w:pStyle w:val="ListParagraph"/>
-        <w:numPr>
-          <w:ilvl w:val="0"/>
-          <w:numId w:val="56"/>
-        </w:numPr>
-        <w:spacing w:after="0"/>
-      </w:pPr>
-      <w:r>
-        <w:t>Modifikas</w:t>
-      </w:r>
-      <w:r>
-        <w:t xml:space="preserve"> pages/product/[product].tsx</w:t>
-      </w:r>
-    </w:p>
-    <w:p>
-      <w:pPr>
         <w:spacing w:after="0"/>
       </w:pPr>
       <w:r>
         <w:drawing>
-          <wp:inline distT="0" distB="0" distL="0" distR="0" wp14:anchorId="21ED3EF0" wp14:editId="6507392F">
-            <wp:extent cx="3206750" cy="1865300"/>
-            <wp:effectExtent l="0" t="0" r="0" b="1905"/>
-            <wp:docPr id="2112519994" name="Picture 1"/>
+          <wp:inline distT="0" distB="0" distL="0" distR="0" wp14:anchorId="60A8C80F" wp14:editId="3D323B15">
+            <wp:extent cx="3340100" cy="2758746"/>
+            <wp:effectExtent l="0" t="0" r="0" b="3810"/>
+            <wp:docPr id="1423015034" name="Picture 1"/>
             <wp:cNvGraphicFramePr>
               <a:graphicFrameLocks xmlns:a="http://schemas.openxmlformats.org/drawingml/2006/main" noChangeAspect="1"/>
             </wp:cNvGraphicFramePr>
@@ -996,7 +951,7 @@
               <a:graphicData uri="http://schemas.openxmlformats.org/drawingml/2006/picture">
                 <pic:pic xmlns:pic="http://schemas.openxmlformats.org/drawingml/2006/picture">
                   <pic:nvPicPr>
-                    <pic:cNvPr id="2112519994" name=""/>
+                    <pic:cNvPr id="1423015034" name=""/>
                     <pic:cNvPicPr/>
                   </pic:nvPicPr>
                   <pic:blipFill>
@@ -1008,7 +963,7 @@
                   <pic:spPr>
                     <a:xfrm>
                       <a:off x="0" y="0"/>
-                      <a:ext cx="3213710" cy="1869349"/>
+                      <a:ext cx="3349458" cy="2766475"/>
                     </a:xfrm>
                     <a:prstGeom prst="rect">
                       <a:avLst/>
@@ -1023,18 +978,27 @@
     </w:p>
     <w:p>
       <w:pPr>
+        <w:pStyle w:val="Heading2"/>
+        <w:numPr>
+          <w:ilvl w:val="0"/>
+          <w:numId w:val="42"/>
+        </w:numPr>
+      </w:pPr>
+      <w:r>
+        <w:t>Pengujian</w:t>
+      </w:r>
+    </w:p>
+    <w:p>
+      <w:pPr>
         <w:pStyle w:val="ListParagraph"/>
         <w:numPr>
           <w:ilvl w:val="0"/>
-          <w:numId w:val="56"/>
+          <w:numId w:val="60"/>
         </w:numPr>
         <w:spacing w:after="0"/>
       </w:pPr>
       <w:r>
-        <w:t>Modifikasi</w:t>
-      </w:r>
-      <w:r>
-        <w:t xml:space="preserve"> views/DetailProduct/index.tsx</w:t>
+        <w:t>isLogin = false</w:t>
       </w:r>
     </w:p>
     <w:p>
@@ -1042,11 +1006,14 @@
         <w:spacing w:after="0"/>
       </w:pPr>
       <w:r>
+        <w:rPr>
+          <w:noProof/>
+        </w:rPr>
         <w:drawing>
-          <wp:inline distT="0" distB="0" distL="0" distR="0" wp14:anchorId="3BBE7DA7" wp14:editId="73DD05F1">
-            <wp:extent cx="3263900" cy="2118353"/>
-            <wp:effectExtent l="0" t="0" r="0" b="0"/>
-            <wp:docPr id="466136115" name="Picture 1"/>
+          <wp:inline distT="0" distB="0" distL="0" distR="0" wp14:anchorId="2826E574" wp14:editId="709AD67F">
+            <wp:extent cx="2647950" cy="970330"/>
+            <wp:effectExtent l="0" t="0" r="0" b="1270"/>
+            <wp:docPr id="258634803" name="Picture 1"/>
             <wp:cNvGraphicFramePr>
               <a:graphicFrameLocks xmlns:a="http://schemas.openxmlformats.org/drawingml/2006/main" noChangeAspect="1"/>
             </wp:cNvGraphicFramePr>
@@ -1054,7 +1021,7 @@
               <a:graphicData uri="http://schemas.openxmlformats.org/drawingml/2006/picture">
                 <pic:pic xmlns:pic="http://schemas.openxmlformats.org/drawingml/2006/picture">
                   <pic:nvPicPr>
-                    <pic:cNvPr id="466136115" name=""/>
+                    <pic:cNvPr id="258634803" name=""/>
                     <pic:cNvPicPr/>
                   </pic:nvPicPr>
                   <pic:blipFill>
@@ -1066,7 +1033,7 @@
                   <pic:spPr>
                     <a:xfrm>
                       <a:off x="0" y="0"/>
-                      <a:ext cx="3272665" cy="2124042"/>
+                      <a:ext cx="2662403" cy="975626"/>
                     </a:xfrm>
                     <a:prstGeom prst="rect">
                       <a:avLst/>
@@ -1080,167 +1047,15 @@
       </w:r>
     </w:p>
     <w:p>
-      <w:pPr>
-        <w:pStyle w:val="ListParagraph"/>
-        <w:numPr>
-          <w:ilvl w:val="0"/>
-          <w:numId w:val="56"/>
-        </w:numPr>
-        <w:spacing w:after="0"/>
-      </w:pPr>
-      <w:r>
-        <w:t>Merapikan agar judul produk di tengah</w:t>
-      </w:r>
-    </w:p>
-    <w:p>
-      <w:pPr>
-        <w:spacing w:after="0"/>
-      </w:pPr>
-    </w:p>
-    <w:p>
-      <w:pPr>
-        <w:pStyle w:val="ListParagraph"/>
-        <w:numPr>
-          <w:ilvl w:val="0"/>
-          <w:numId w:val="56"/>
-        </w:numPr>
-        <w:spacing w:after="0"/>
-      </w:pPr>
-      <w:r>
-        <w:t>Menambahkan styling di file scss</w:t>
-      </w:r>
-    </w:p>
-    <w:p>
-      <w:pPr>
-        <w:pStyle w:val="ListParagraph"/>
-        <w:numPr>
-          <w:ilvl w:val="0"/>
-          <w:numId w:val="56"/>
-        </w:numPr>
-      </w:pPr>
-      <w:r>
-        <w:t>Hasil tampilan</w:t>
-      </w:r>
-    </w:p>
-    <w:p>
-      <w:pPr>
-        <w:pStyle w:val="Heading2"/>
-        <w:numPr>
-          <w:ilvl w:val="0"/>
-          <w:numId w:val="42"/>
-        </w:numPr>
-        <w:rPr>
-          <w:noProof/>
-        </w:rPr>
-      </w:pPr>
       <w:r>
         <w:rPr>
           <w:noProof/>
         </w:rPr>
-        <w:t>Implementasi SSR</w:t>
-      </w:r>
-    </w:p>
-    <w:p>
-      <w:pPr>
-        <w:pStyle w:val="Heading2"/>
-        <w:numPr>
-          <w:ilvl w:val="0"/>
-          <w:numId w:val="42"/>
-        </w:numPr>
-      </w:pPr>
-      <w:r>
-        <w:t>Implementasi Static Site Generation (Dynamic SSG)</w:t>
-      </w:r>
-    </w:p>
-    <w:p/>
-    <w:p/>
-    <w:p>
-      <w:pPr>
-        <w:pStyle w:val="Heading1"/>
-      </w:pPr>
-      <w:r>
-        <w:rPr>
-          <w:rStyle w:val="Heading1Char"/>
-          <w:b/>
-        </w:rPr>
-        <w:t>Tugas Praktikum</w:t>
-      </w:r>
-    </w:p>
-    <w:p>
-      <w:pPr>
-        <w:pStyle w:val="Heading2"/>
-        <w:numPr>
-          <w:ilvl w:val="0"/>
-          <w:numId w:val="52"/>
-        </w:numPr>
-      </w:pPr>
-      <w:r>
-        <w:t xml:space="preserve">Buat </w:t>
-      </w:r>
-      <w:r>
-        <w:t>3</w:t>
-      </w:r>
-      <w:r>
-        <w:t xml:space="preserve"> halaman:</w:t>
-      </w:r>
-    </w:p>
-    <w:p>
-      <w:pPr>
-        <w:pStyle w:val="ListParagraph"/>
-        <w:numPr>
-          <w:ilvl w:val="0"/>
-          <w:numId w:val="50"/>
-        </w:numPr>
-      </w:pPr>
-      <w:r>
-        <w:t>CSG</w:t>
-      </w:r>
-    </w:p>
-    <w:p>
-      <w:pPr>
-        <w:pStyle w:val="ListParagraph"/>
-        <w:numPr>
-          <w:ilvl w:val="0"/>
-          <w:numId w:val="50"/>
-        </w:numPr>
-      </w:pPr>
-      <w:r>
-        <w:t>SSR</w:t>
-      </w:r>
-    </w:p>
-    <w:p>
-      <w:pPr>
-        <w:pStyle w:val="ListParagraph"/>
-        <w:numPr>
-          <w:ilvl w:val="0"/>
-          <w:numId w:val="50"/>
-        </w:numPr>
-      </w:pPr>
-      <w:r>
-        <w:t>SSG</w:t>
-      </w:r>
-    </w:p>
-    <w:p/>
-    <w:p/>
-    <w:p/>
-    <w:p>
-      <w:pPr>
-        <w:spacing w:after="0"/>
-      </w:pPr>
-      <w:r>
-        <w:t>CSR:</w:t>
-      </w:r>
-    </w:p>
-    <w:p>
-      <w:pPr>
-        <w:spacing w:after="0"/>
-      </w:pPr>
-      <w:r>
         <w:drawing>
-          <wp:inline distT="0" distB="0" distL="0" distR="0" wp14:anchorId="5E0915EE" wp14:editId="3AC66D17">
-            <wp:extent cx="3143250" cy="3081719"/>
-            <wp:effectExtent l="0" t="0" r="0" b="4445"/>
-            <wp:docPr id="2097061417" name="Picture 1"/>
+          <wp:inline distT="0" distB="0" distL="0" distR="0" wp14:anchorId="0EC2CAC2" wp14:editId="65D92746">
+            <wp:extent cx="2717800" cy="1036912"/>
+            <wp:effectExtent l="0" t="0" r="6350" b="0"/>
+            <wp:docPr id="842823434" name="Picture 1"/>
             <wp:cNvGraphicFramePr>
               <a:graphicFrameLocks xmlns:a="http://schemas.openxmlformats.org/drawingml/2006/main" noChangeAspect="1"/>
             </wp:cNvGraphicFramePr>
@@ -1248,7 +1063,7 @@
               <a:graphicData uri="http://schemas.openxmlformats.org/drawingml/2006/picture">
                 <pic:pic xmlns:pic="http://schemas.openxmlformats.org/drawingml/2006/picture">
                   <pic:nvPicPr>
-                    <pic:cNvPr id="2097061417" name=""/>
+                    <pic:cNvPr id="842823434" name=""/>
                     <pic:cNvPicPr/>
                   </pic:nvPicPr>
                   <pic:blipFill>
@@ -1260,7 +1075,7 @@
                   <pic:spPr>
                     <a:xfrm>
                       <a:off x="0" y="0"/>
-                      <a:ext cx="3155663" cy="3093889"/>
+                      <a:ext cx="2726766" cy="1040333"/>
                     </a:xfrm>
                     <a:prstGeom prst="rect">
                       <a:avLst/>
@@ -1275,10 +1090,16 @@
     </w:p>
     <w:p>
       <w:pPr>
+        <w:pStyle w:val="ListParagraph"/>
+        <w:numPr>
+          <w:ilvl w:val="0"/>
+          <w:numId w:val="60"/>
+        </w:numPr>
         <w:spacing w:after="0"/>
       </w:pPr>
       <w:r>
-        <w:t>SSR:</w:t>
+        <w:lastRenderedPageBreak/>
+        <w:t>isLogin = true</w:t>
       </w:r>
     </w:p>
     <w:p>
@@ -1287,10 +1108,10 @@
       </w:pPr>
       <w:r>
         <w:drawing>
-          <wp:inline distT="0" distB="0" distL="0" distR="0" wp14:anchorId="564340F7" wp14:editId="2AB1C317">
-            <wp:extent cx="3194050" cy="2302686"/>
-            <wp:effectExtent l="0" t="0" r="6350" b="2540"/>
-            <wp:docPr id="184833216" name="Picture 1"/>
+          <wp:inline distT="0" distB="0" distL="0" distR="0" wp14:anchorId="7A1C9F61" wp14:editId="371B3909">
+            <wp:extent cx="2178162" cy="438173"/>
+            <wp:effectExtent l="0" t="0" r="0" b="0"/>
+            <wp:docPr id="1914035898" name="Picture 1"/>
             <wp:cNvGraphicFramePr>
               <a:graphicFrameLocks xmlns:a="http://schemas.openxmlformats.org/drawingml/2006/main" noChangeAspect="1"/>
             </wp:cNvGraphicFramePr>
@@ -1298,7 +1119,7 @@
               <a:graphicData uri="http://schemas.openxmlformats.org/drawingml/2006/picture">
                 <pic:pic xmlns:pic="http://schemas.openxmlformats.org/drawingml/2006/picture">
                   <pic:nvPicPr>
-                    <pic:cNvPr id="184833216" name=""/>
+                    <pic:cNvPr id="1914035898" name=""/>
                     <pic:cNvPicPr/>
                   </pic:nvPicPr>
                   <pic:blipFill>
@@ -1310,7 +1131,7 @@
                   <pic:spPr>
                     <a:xfrm>
                       <a:off x="0" y="0"/>
-                      <a:ext cx="3207081" cy="2312081"/>
+                      <a:ext cx="2178162" cy="438173"/>
                     </a:xfrm>
                     <a:prstGeom prst="rect">
                       <a:avLst/>
@@ -1324,24 +1145,12 @@
       </w:r>
     </w:p>
     <w:p>
-      <w:pPr>
-        <w:spacing w:after="0"/>
-      </w:pPr>
       <w:r>
-        <w:t>SSG:</w:t>
-      </w:r>
-    </w:p>
-    <w:p>
-      <w:r>
-        <w:rPr>
-          <w:noProof/>
-        </w:rPr>
-        <w:lastRenderedPageBreak/>
         <w:drawing>
-          <wp:inline distT="0" distB="0" distL="0" distR="0" wp14:anchorId="6372D4C3" wp14:editId="620DC12E">
-            <wp:extent cx="3255511" cy="2736850"/>
-            <wp:effectExtent l="0" t="0" r="2540" b="6350"/>
-            <wp:docPr id="1500005707" name="Picture 1"/>
+          <wp:inline distT="0" distB="0" distL="0" distR="0" wp14:anchorId="5C9E9BBF" wp14:editId="39497D38">
+            <wp:extent cx="2616200" cy="911096"/>
+            <wp:effectExtent l="0" t="0" r="0" b="3810"/>
+            <wp:docPr id="1757480678" name="Picture 1"/>
             <wp:cNvGraphicFramePr>
               <a:graphicFrameLocks xmlns:a="http://schemas.openxmlformats.org/drawingml/2006/main" noChangeAspect="1"/>
             </wp:cNvGraphicFramePr>
@@ -1349,7 +1158,7 @@
               <a:graphicData uri="http://schemas.openxmlformats.org/drawingml/2006/picture">
                 <pic:pic xmlns:pic="http://schemas.openxmlformats.org/drawingml/2006/picture">
                   <pic:nvPicPr>
-                    <pic:cNvPr id="1476991725" name=""/>
+                    <pic:cNvPr id="1757480678" name=""/>
                     <pic:cNvPicPr/>
                   </pic:nvPicPr>
                   <pic:blipFill>
@@ -1361,7 +1170,7 @@
                   <pic:spPr>
                     <a:xfrm>
                       <a:off x="0" y="0"/>
-                      <a:ext cx="3262943" cy="2743098"/>
+                      <a:ext cx="2647738" cy="922079"/>
                     </a:xfrm>
                     <a:prstGeom prst="rect">
                       <a:avLst/>
@@ -1376,58 +1185,414 @@
     </w:p>
     <w:p>
       <w:pPr>
-        <w:pStyle w:val="Heading2"/>
-        <w:numPr>
-          <w:ilvl w:val="0"/>
-          <w:numId w:val="52"/>
-        </w:numPr>
-      </w:pPr>
-      <w:r>
-        <w:t>Lakukan pengujian</w:t>
-      </w:r>
-      <w:r>
-        <w:t>:</w:t>
-      </w:r>
-    </w:p>
-    <w:p>
-      <w:pPr>
         <w:pStyle w:val="ListParagraph"/>
         <w:numPr>
           <w:ilvl w:val="0"/>
-          <w:numId w:val="53"/>
+          <w:numId w:val="60"/>
         </w:numPr>
+        <w:spacing w:after="0"/>
       </w:pPr>
       <w:r>
-        <w:t>Tambah data</w:t>
-      </w:r>
-    </w:p>
-    <w:p>
-      <w:pPr>
-        <w:pStyle w:val="ListParagraph"/>
-        <w:numPr>
-          <w:ilvl w:val="0"/>
-          <w:numId w:val="53"/>
-        </w:numPr>
-      </w:pPr>
-      <w:r>
-        <w:t>Hapus data</w:t>
-      </w:r>
-    </w:p>
-    <w:p>
-      <w:pPr>
-        <w:pStyle w:val="ListParagraph"/>
-        <w:numPr>
-          <w:ilvl w:val="0"/>
-          <w:numId w:val="53"/>
-        </w:numPr>
-      </w:pPr>
-      <w:r>
-        <w:t>Bandingkan Hasil</w:t>
+        <w:t>Tambahkan Multiple Route</w:t>
       </w:r>
     </w:p>
     <w:p>
       <w:r>
-        <w:t>Hasil dari ketiganya sama seperti pada saat pengujian perubahan data, untuk CSR dan SSR setelah terjadi perubahan data dapat langsung menampilkan data terbaru, beda dengan SSG</w:t>
+        <w:drawing>
+          <wp:inline distT="0" distB="0" distL="0" distR="0" wp14:anchorId="6ADB7321" wp14:editId="5D4193BC">
+            <wp:extent cx="1638300" cy="367088"/>
+            <wp:effectExtent l="0" t="0" r="0" b="0"/>
+            <wp:docPr id="1660946776" name="Picture 1"/>
+            <wp:cNvGraphicFramePr>
+              <a:graphicFrameLocks xmlns:a="http://schemas.openxmlformats.org/drawingml/2006/main" noChangeAspect="1"/>
+            </wp:cNvGraphicFramePr>
+            <a:graphic xmlns:a="http://schemas.openxmlformats.org/drawingml/2006/main">
+              <a:graphicData uri="http://schemas.openxmlformats.org/drawingml/2006/picture">
+                <pic:pic xmlns:pic="http://schemas.openxmlformats.org/drawingml/2006/picture">
+                  <pic:nvPicPr>
+                    <pic:cNvPr id="1660946776" name=""/>
+                    <pic:cNvPicPr/>
+                  </pic:nvPicPr>
+                  <pic:blipFill>
+                    <a:blip r:embed="rId20"/>
+                    <a:stretch>
+                      <a:fillRect/>
+                    </a:stretch>
+                  </pic:blipFill>
+                  <pic:spPr>
+                    <a:xfrm>
+                      <a:off x="0" y="0"/>
+                      <a:ext cx="1661502" cy="372287"/>
+                    </a:xfrm>
+                    <a:prstGeom prst="rect">
+                      <a:avLst/>
+                    </a:prstGeom>
+                  </pic:spPr>
+                </pic:pic>
+              </a:graphicData>
+            </a:graphic>
+          </wp:inline>
+        </w:drawing>
+      </w:r>
+    </w:p>
+    <w:p>
+      <w:pPr>
+        <w:pStyle w:val="Heading1"/>
+      </w:pPr>
+      <w:r>
+        <w:rPr>
+          <w:rStyle w:val="Heading1Char"/>
+          <w:b/>
+        </w:rPr>
+        <w:t>Tugas Praktikum</w:t>
+      </w:r>
+    </w:p>
+    <w:p>
+      <w:pPr>
+        <w:pStyle w:val="Heading2"/>
+        <w:numPr>
+          <w:ilvl w:val="0"/>
+          <w:numId w:val="65"/>
+        </w:numPr>
+      </w:pPr>
+      <w:r>
+        <w:t>Buat halaman:</w:t>
+      </w:r>
+    </w:p>
+    <w:p>
+      <w:pPr>
+        <w:pStyle w:val="ListParagraph"/>
+        <w:numPr>
+          <w:ilvl w:val="0"/>
+          <w:numId w:val="60"/>
+        </w:numPr>
+        <w:spacing w:after="0"/>
+      </w:pPr>
+      <w:r>
+        <w:t>/products</w:t>
+      </w:r>
+    </w:p>
+    <w:p>
+      <w:pPr>
+        <w:spacing w:after="0"/>
+      </w:pPr>
+      <w:r>
+        <w:drawing>
+          <wp:inline distT="0" distB="0" distL="0" distR="0" wp14:anchorId="57D6F457" wp14:editId="671AF760">
+            <wp:extent cx="2781969" cy="1612900"/>
+            <wp:effectExtent l="0" t="0" r="0" b="6350"/>
+            <wp:docPr id="353558072" name="Picture 1"/>
+            <wp:cNvGraphicFramePr>
+              <a:graphicFrameLocks xmlns:a="http://schemas.openxmlformats.org/drawingml/2006/main" noChangeAspect="1"/>
+            </wp:cNvGraphicFramePr>
+            <a:graphic xmlns:a="http://schemas.openxmlformats.org/drawingml/2006/main">
+              <a:graphicData uri="http://schemas.openxmlformats.org/drawingml/2006/picture">
+                <pic:pic xmlns:pic="http://schemas.openxmlformats.org/drawingml/2006/picture">
+                  <pic:nvPicPr>
+                    <pic:cNvPr id="353558072" name=""/>
+                    <pic:cNvPicPr/>
+                  </pic:nvPicPr>
+                  <pic:blipFill>
+                    <a:blip r:embed="rId21"/>
+                    <a:stretch>
+                      <a:fillRect/>
+                    </a:stretch>
+                  </pic:blipFill>
+                  <pic:spPr>
+                    <a:xfrm>
+                      <a:off x="0" y="0"/>
+                      <a:ext cx="2792146" cy="1618800"/>
+                    </a:xfrm>
+                    <a:prstGeom prst="rect">
+                      <a:avLst/>
+                    </a:prstGeom>
+                  </pic:spPr>
+                </pic:pic>
+              </a:graphicData>
+            </a:graphic>
+          </wp:inline>
+        </w:drawing>
+      </w:r>
+    </w:p>
+    <w:p>
+      <w:pPr>
+        <w:pStyle w:val="ListParagraph"/>
+        <w:numPr>
+          <w:ilvl w:val="0"/>
+          <w:numId w:val="60"/>
+        </w:numPr>
+        <w:spacing w:after="0"/>
+      </w:pPr>
+      <w:r>
+        <w:t>/about</w:t>
+      </w:r>
+    </w:p>
+    <w:p>
+      <w:pPr>
+        <w:spacing w:after="0"/>
+      </w:pPr>
+      <w:r>
+        <w:rPr>
+          <w:noProof/>
+        </w:rPr>
+        <w:drawing>
+          <wp:inline distT="0" distB="0" distL="0" distR="0" wp14:anchorId="7D44D002" wp14:editId="0128B634">
+            <wp:extent cx="2785380" cy="1276350"/>
+            <wp:effectExtent l="0" t="0" r="0" b="0"/>
+            <wp:docPr id="1614358212" name="Picture 1"/>
+            <wp:cNvGraphicFramePr>
+              <a:graphicFrameLocks xmlns:a="http://schemas.openxmlformats.org/drawingml/2006/main" noChangeAspect="1"/>
+            </wp:cNvGraphicFramePr>
+            <a:graphic xmlns:a="http://schemas.openxmlformats.org/drawingml/2006/main">
+              <a:graphicData uri="http://schemas.openxmlformats.org/drawingml/2006/picture">
+                <pic:pic xmlns:pic="http://schemas.openxmlformats.org/drawingml/2006/picture">
+                  <pic:nvPicPr>
+                    <pic:cNvPr id="1614358212" name=""/>
+                    <pic:cNvPicPr/>
+                  </pic:nvPicPr>
+                  <pic:blipFill>
+                    <a:blip r:embed="rId22"/>
+                    <a:stretch>
+                      <a:fillRect/>
+                    </a:stretch>
+                  </pic:blipFill>
+                  <pic:spPr>
+                    <a:xfrm>
+                      <a:off x="0" y="0"/>
+                      <a:ext cx="2800897" cy="1283460"/>
+                    </a:xfrm>
+                    <a:prstGeom prst="rect">
+                      <a:avLst/>
+                    </a:prstGeom>
+                  </pic:spPr>
+                </pic:pic>
+              </a:graphicData>
+            </a:graphic>
+          </wp:inline>
+        </w:drawing>
+      </w:r>
+    </w:p>
+    <w:p>
+      <w:pPr>
+        <w:pStyle w:val="ListParagraph"/>
+        <w:numPr>
+          <w:ilvl w:val="0"/>
+          <w:numId w:val="60"/>
+        </w:numPr>
+        <w:spacing w:after="0"/>
+      </w:pPr>
+      <w:r>
+        <w:t>/login</w:t>
+      </w:r>
+    </w:p>
+    <w:p>
+      <w:r>
+        <w:drawing>
+          <wp:inline distT="0" distB="0" distL="0" distR="0" wp14:anchorId="73AF3761" wp14:editId="2DEDFFE8">
+            <wp:extent cx="2785110" cy="2300354"/>
+            <wp:effectExtent l="0" t="0" r="0" b="5080"/>
+            <wp:docPr id="1045342906" name="Picture 1"/>
+            <wp:cNvGraphicFramePr>
+              <a:graphicFrameLocks xmlns:a="http://schemas.openxmlformats.org/drawingml/2006/main" noChangeAspect="1"/>
+            </wp:cNvGraphicFramePr>
+            <a:graphic xmlns:a="http://schemas.openxmlformats.org/drawingml/2006/main">
+              <a:graphicData uri="http://schemas.openxmlformats.org/drawingml/2006/picture">
+                <pic:pic xmlns:pic="http://schemas.openxmlformats.org/drawingml/2006/picture">
+                  <pic:nvPicPr>
+                    <pic:cNvPr id="1423015034" name=""/>
+                    <pic:cNvPicPr/>
+                  </pic:nvPicPr>
+                  <pic:blipFill>
+                    <a:blip r:embed="rId15"/>
+                    <a:stretch>
+                      <a:fillRect/>
+                    </a:stretch>
+                  </pic:blipFill>
+                  <pic:spPr>
+                    <a:xfrm>
+                      <a:off x="0" y="0"/>
+                      <a:ext cx="2811875" cy="2322461"/>
+                    </a:xfrm>
+                    <a:prstGeom prst="rect">
+                      <a:avLst/>
+                    </a:prstGeom>
+                  </pic:spPr>
+                </pic:pic>
+              </a:graphicData>
+            </a:graphic>
+          </wp:inline>
+        </w:drawing>
+      </w:r>
+    </w:p>
+    <w:p>
+      <w:pPr>
+        <w:pStyle w:val="Heading2"/>
+        <w:numPr>
+          <w:ilvl w:val="0"/>
+          <w:numId w:val="65"/>
+        </w:numPr>
+      </w:pPr>
+      <w:r>
+        <w:lastRenderedPageBreak/>
+        <w:t>Implementasikan Middleware:</w:t>
+      </w:r>
+    </w:p>
+    <w:p>
+      <w:pPr>
+        <w:pStyle w:val="ListParagraph"/>
+        <w:numPr>
+          <w:ilvl w:val="0"/>
+          <w:numId w:val="60"/>
+        </w:numPr>
+        <w:spacing w:after="0"/>
+      </w:pPr>
+      <w:r>
+        <w:t>Redirect ke /login jika belum login.</w:t>
+      </w:r>
+    </w:p>
+    <w:p>
+      <w:pPr>
+        <w:spacing w:after="0"/>
+      </w:pPr>
+      <w:r>
+        <w:drawing>
+          <wp:inline distT="0" distB="0" distL="0" distR="0" wp14:anchorId="419AB205" wp14:editId="66AC31BF">
+            <wp:extent cx="3016250" cy="1576812"/>
+            <wp:effectExtent l="0" t="0" r="0" b="4445"/>
+            <wp:docPr id="57130086" name="Picture 1"/>
+            <wp:cNvGraphicFramePr>
+              <a:graphicFrameLocks xmlns:a="http://schemas.openxmlformats.org/drawingml/2006/main" noChangeAspect="1"/>
+            </wp:cNvGraphicFramePr>
+            <a:graphic xmlns:a="http://schemas.openxmlformats.org/drawingml/2006/main">
+              <a:graphicData uri="http://schemas.openxmlformats.org/drawingml/2006/picture">
+                <pic:pic xmlns:pic="http://schemas.openxmlformats.org/drawingml/2006/picture">
+                  <pic:nvPicPr>
+                    <pic:cNvPr id="806210794" name=""/>
+                    <pic:cNvPicPr/>
+                  </pic:nvPicPr>
+                  <pic:blipFill>
+                    <a:blip r:embed="rId14"/>
+                    <a:stretch>
+                      <a:fillRect/>
+                    </a:stretch>
+                  </pic:blipFill>
+                  <pic:spPr>
+                    <a:xfrm>
+                      <a:off x="0" y="0"/>
+                      <a:ext cx="3020380" cy="1578971"/>
+                    </a:xfrm>
+                    <a:prstGeom prst="rect">
+                      <a:avLst/>
+                    </a:prstGeom>
+                  </pic:spPr>
+                </pic:pic>
+              </a:graphicData>
+            </a:graphic>
+          </wp:inline>
+        </w:drawing>
+      </w:r>
+    </w:p>
+    <w:p>
+      <w:pPr>
+        <w:pStyle w:val="ListParagraph"/>
+        <w:numPr>
+          <w:ilvl w:val="0"/>
+          <w:numId w:val="60"/>
+        </w:numPr>
+        <w:spacing w:after="0"/>
+      </w:pPr>
+      <w:r>
+        <w:t>Izinkan akses jika login true.</w:t>
+      </w:r>
+    </w:p>
+    <w:p>
+      <w:r>
+        <w:drawing>
+          <wp:inline distT="0" distB="0" distL="0" distR="0" wp14:anchorId="4E24334A" wp14:editId="03AFF4EA">
+            <wp:extent cx="3003550" cy="1549641"/>
+            <wp:effectExtent l="0" t="0" r="6350" b="0"/>
+            <wp:docPr id="1189346213" name="Picture 1"/>
+            <wp:cNvGraphicFramePr>
+              <a:graphicFrameLocks xmlns:a="http://schemas.openxmlformats.org/drawingml/2006/main" noChangeAspect="1"/>
+            </wp:cNvGraphicFramePr>
+            <a:graphic xmlns:a="http://schemas.openxmlformats.org/drawingml/2006/main">
+              <a:graphicData uri="http://schemas.openxmlformats.org/drawingml/2006/picture">
+                <pic:pic xmlns:pic="http://schemas.openxmlformats.org/drawingml/2006/picture">
+                  <pic:nvPicPr>
+                    <pic:cNvPr id="1189346213" name=""/>
+                    <pic:cNvPicPr/>
+                  </pic:nvPicPr>
+                  <pic:blipFill>
+                    <a:blip r:embed="rId23"/>
+                    <a:stretch>
+                      <a:fillRect/>
+                    </a:stretch>
+                  </pic:blipFill>
+                  <pic:spPr>
+                    <a:xfrm>
+                      <a:off x="0" y="0"/>
+                      <a:ext cx="3009007" cy="1552456"/>
+                    </a:xfrm>
+                    <a:prstGeom prst="rect">
+                      <a:avLst/>
+                    </a:prstGeom>
+                  </pic:spPr>
+                </pic:pic>
+              </a:graphicData>
+            </a:graphic>
+          </wp:inline>
+        </w:drawing>
+      </w:r>
+    </w:p>
+    <w:p>
+      <w:pPr>
+        <w:pStyle w:val="Heading2"/>
+        <w:numPr>
+          <w:ilvl w:val="0"/>
+          <w:numId w:val="65"/>
+        </w:numPr>
+      </w:pPr>
+      <w:r>
+        <w:t>Tambahkan proteksi hanya untuk route tertentu</w:t>
+      </w:r>
+    </w:p>
+    <w:p>
+      <w:r>
+        <w:drawing>
+          <wp:inline distT="0" distB="0" distL="0" distR="0" wp14:anchorId="1DC15ED9" wp14:editId="1E607E74">
+            <wp:extent cx="1638300" cy="367088"/>
+            <wp:effectExtent l="0" t="0" r="0" b="0"/>
+            <wp:docPr id="1548928293" name="Picture 1"/>
+            <wp:cNvGraphicFramePr>
+              <a:graphicFrameLocks xmlns:a="http://schemas.openxmlformats.org/drawingml/2006/main" noChangeAspect="1"/>
+            </wp:cNvGraphicFramePr>
+            <a:graphic xmlns:a="http://schemas.openxmlformats.org/drawingml/2006/main">
+              <a:graphicData uri="http://schemas.openxmlformats.org/drawingml/2006/picture">
+                <pic:pic xmlns:pic="http://schemas.openxmlformats.org/drawingml/2006/picture">
+                  <pic:nvPicPr>
+                    <pic:cNvPr id="1660946776" name=""/>
+                    <pic:cNvPicPr/>
+                  </pic:nvPicPr>
+                  <pic:blipFill>
+                    <a:blip r:embed="rId20"/>
+                    <a:stretch>
+                      <a:fillRect/>
+                    </a:stretch>
+                  </pic:blipFill>
+                  <pic:spPr>
+                    <a:xfrm>
+                      <a:off x="0" y="0"/>
+                      <a:ext cx="1661502" cy="372287"/>
+                    </a:xfrm>
+                    <a:prstGeom prst="rect">
+                      <a:avLst/>
+                    </a:prstGeom>
+                  </pic:spPr>
+                </pic:pic>
+              </a:graphicData>
+            </a:graphic>
+          </wp:inline>
+        </w:drawing>
       </w:r>
     </w:p>
     <w:p>
@@ -1451,7 +1616,7 @@
         </w:numPr>
       </w:pPr>
       <w:r>
-        <w:t>Mengapa getStaticPaths wajib pada dynamic SSG?</w:t>
+        <w:t>Mengapa middleware lebih aman dibanding useEffect?</w:t>
       </w:r>
     </w:p>
     <w:p>
@@ -1459,7 +1624,7 @@
         <w:t xml:space="preserve">Jawab: </w:t>
       </w:r>
       <w:r>
-        <w:t>getStaticPaths wajib digunakan untuk mendaftarkan daftar ID atau parameter rute yang akan dibuatkan halaman statisnya secara otomatis pada saat proses build</w:t>
+        <w:t>Middleware lebih aman karena berjalan di server/edge layer sebelum halaman dirender. Hal ini mencegah pengguna melihat konten rahasia, berbeda dengan useEffect yang baru berjalan setelah halaman sempat terbuka di browser (client-side)</w:t>
       </w:r>
     </w:p>
     <w:p>
@@ -1471,7 +1636,7 @@
         </w:numPr>
       </w:pPr>
       <w:r>
-        <w:t>Mengapa CSR membutuhkan loading state?</w:t>
+        <w:t>Mengapa middleware tidak menimbulkan glitch?</w:t>
       </w:r>
     </w:p>
     <w:p>
@@ -1479,7 +1644,7 @@
         <w:t xml:space="preserve">Jawab: </w:t>
       </w:r>
       <w:r>
-        <w:t>CSR membutuhkan loading state karena proses pengambilan data dilakukan oleh browser melalui API setelah halaman dimuat. Berbeda dengan SSR, di mana data sudah tersedia bahkan sebelum halaman ditampilkan ke pengguna</w:t>
+        <w:t>Middleware tidak menimbulkan glitch karena proses pengalihan (redirect) dilakukan sebelum request halaman diproses dan sebelum konten dikirim ke browser. Sebaliknya, useEffect menyebabkan halaman "berkedip" karena konten asli sempat muncul sebentar sebelum akhirnya diarahkan ke halaman lain</w:t>
       </w:r>
     </w:p>
     <w:p>
@@ -1491,7 +1656,7 @@
         </w:numPr>
       </w:pPr>
       <w:r>
-        <w:t>Mengapa SSG tidak menampilkan produk baru tanpa build ulang?</w:t>
+        <w:t>Apa risiko jika semua halaman diproteksi tanpa pengecualian?</w:t>
       </w:r>
     </w:p>
     <w:p>
@@ -1499,7 +1664,7 @@
         <w:t xml:space="preserve">Jawab: </w:t>
       </w:r>
       <w:r>
-        <w:t>Hal ini terjadi karena pada metode SSG, aplikasi hanya mengambil data dan menghasilkan file HTML statis sekali saja pada saat proses build. Produk baru yang ditambahkan ke database setelah proses tersebut tidak akan dikenali hingga sistem dijalankan ulang (build)</w:t>
+        <w:t>Risiko utamanya adalah terjadinya error/infinite loading. Jika halaman /login juga ikut diproteksi, maka saat sistem mencoba mengarahkan pengguna ke halaman login, middleware akan kembali melakukan redirect, sehingga halaman tidak akan pernah bisa terbuka</w:t>
       </w:r>
     </w:p>
     <w:p>
@@ -1511,7 +1676,7 @@
         </w:numPr>
       </w:pPr>
       <w:r>
-        <w:t>Mana metode terbaik untuk halaman detail e-commerce?</w:t>
+        <w:t>Kapan middleware tidak diperlukan?</w:t>
       </w:r>
     </w:p>
     <w:p>
@@ -1519,7 +1684,7 @@
         <w:t xml:space="preserve">Jawab: </w:t>
       </w:r>
       <w:r>
-        <w:t>SSR (Server Side Rendering) adalah metode terbaik untuk detail e-commerce karena data (seperti stok dan harga) selalu diambil setiap kali halaman diakses sehingga selalu akurat , sekaligus tetap memberikan performa SEO yang optimal</w:t>
+        <w:t>Middleware tidak diperlukan pada halaman-halaman yang bersifat publik atau tidak membutuhkan pengecekan kondisi khusus (seperti status login atau role pengguna). Contohnya adalah halaman landing page atau dokumentasi publik yang bisa diakses siapa saja secara bebas</w:t>
       </w:r>
     </w:p>
     <w:p>
@@ -1532,15 +1697,51 @@
       </w:pPr>
       <w:r>
         <w:lastRenderedPageBreak/>
-        <w:t>Apa risiko menggunakan SSG untuk produk yang sering berubah?</w:t>
+        <w:t>Apa perbedaan middleware dan API route?</w:t>
       </w:r>
     </w:p>
     <w:p>
+      <w:pPr>
+        <w:spacing w:after="0"/>
+      </w:pPr>
       <w:r>
         <w:t xml:space="preserve">Jawab: </w:t>
       </w:r>
+    </w:p>
+    <w:p>
+      <w:pPr>
+        <w:pStyle w:val="ListParagraph"/>
+        <w:numPr>
+          <w:ilvl w:val="0"/>
+          <w:numId w:val="60"/>
+        </w:numPr>
+        <w:rPr>
+          <w:lang w:val="en-US"/>
+        </w:rPr>
+      </w:pPr>
       <w:r>
-        <w:t>Risiko utamanya adalah menampilkan data yang usang atau tidak akurat (seperti harga lama atau stok yang sebenarnya sudah habis) kepada pengguna, karena halaman tidak akan memperbarui kontennya secara otomatis saat database berubah</w:t>
+        <w:rPr>
+          <w:lang w:val="en-US"/>
+        </w:rPr>
+        <w:t>Middleware: Berfungsi sebagai "penghadang" (gatekeeper) yang mengecek dan memanipulasi request sebelum sampai ke tujuan untuk menentukan apakah request dilanjutkan atau diarahkan.</w:t>
+      </w:r>
+    </w:p>
+    <w:p>
+      <w:pPr>
+        <w:pStyle w:val="ListParagraph"/>
+        <w:numPr>
+          <w:ilvl w:val="0"/>
+          <w:numId w:val="60"/>
+        </w:numPr>
+        <w:rPr>
+          <w:lang w:val="en-US"/>
+        </w:rPr>
+      </w:pPr>
+      <w:r>
+        <w:rPr>
+          <w:lang w:val="en-US"/>
+        </w:rPr>
+        <w:t>API Route: Berfungsi sebagai "tujuan" (endpoint) itu sendiri untuk memproses permintaan data atau logika bisnis tertentu dari sisi server</w:t>
       </w:r>
     </w:p>
     <w:sectPr>
@@ -1556,6 +1757,119 @@
 <file path=word/numbering.xml><?xml version="1.0" encoding="utf-8"?>
 <w:numbering xmlns:wpc="http://schemas.microsoft.com/office/word/2010/wordprocessingCanvas" xmlns:cx="http://schemas.microsoft.com/office/drawing/2014/chartex" xmlns:cx1="http://schemas.microsoft.com/office/drawing/2015/9/8/chartex" xmlns:cx2="http://schemas.microsoft.com/office/drawing/2015/10/21/chartex" xmlns:cx3="http://schemas.microsoft.com/office/drawing/2016/5/9/chartex" xmlns:cx4="http://schemas.microsoft.com/office/drawing/2016/5/10/chartex" xmlns:cx5="http://schemas.microsoft.com/office/drawing/2016/5/11/chartex" xmlns:cx6="http://schemas.microsoft.com/office/drawing/2016/5/12/chartex" xmlns:cx7="http://schemas.microsoft.com/office/drawing/2016/5/13/chartex" xmlns:cx8="http://schemas.microsoft.com/office/drawing/2016/5/14/chartex" xmlns:mc="http://schemas.openxmlformats.org/markup-compatibility/2006" xmlns:aink="http://schemas.microsoft.com/office/drawing/2016/ink" xmlns:am3d="http://schemas.microsoft.com/office/drawing/2017/model3d" xmlns:o="urn:schemas-microsoft-com:office:office" xmlns:oel="http://schemas.microsoft.com/office/2019/extlst" xmlns:r="http://schemas.openxmlformats.org/officeDocument/2006/relationships" xmlns:m="http://schemas.openxmlformats.org/officeDocument/2006/math" xmlns:v="urn:schemas-microsoft-com:vml" xmlns:wp14="http://schemas.microsoft.com/office/word/2010/wordprocessingDrawing" xmlns:wp="http://schemas.openxmlformats.org/drawingml/2006/wordprocessingDrawing" xmlns:w10="urn:schemas-microsoft-com:office:word" xmlns:w="http://schemas.openxmlformats.org/wordprocessingml/2006/main" xmlns:w14="http://schemas.microsoft.com/office/word/2010/wordml" xmlns:w15="http://schemas.microsoft.com/office/word/2012/wordml" xmlns:w16cex="http://schemas.microsoft.com/office/word/2018/wordml/cex" xmlns:w16cid="http://schemas.microsoft.com/office/word/2016/wordml/cid" xmlns:w16="http://schemas.microsoft.com/office/word/2018/wordml" xmlns:w16du="http://schemas.microsoft.com/office/word/2023/wordml/word16du" xmlns:w16sdtdh="http://schemas.microsoft.com/office/word/2020/wordml/sdtdatahash" xmlns:w16sdtfl="http://schemas.microsoft.com/office/word/2024/wordml/sdtformatlock" xmlns:w16se="http://schemas.microsoft.com/office/word/2015/wordml/symex" xmlns:wpg="http://schemas.microsoft.com/office/word/2010/wordprocessingGroup" xmlns:wpi="http://schemas.microsoft.com/office/word/2010/wordprocessingInk" xmlns:wne="http://schemas.microsoft.com/office/word/2006/wordml" xmlns:wps="http://schemas.microsoft.com/office/word/2010/wordprocessingShape" mc:Ignorable="w14 w15 w16se w16cid w16 w16cex w16sdtdh w16sdtfl w16du wp14">
   <w:abstractNum w:abstractNumId="0" w15:restartNumberingAfterBreak="0">
+    <w:nsid w:val="01A66F39"/>
+    <w:multiLevelType w:val="hybridMultilevel"/>
+    <w:tmpl w:val="A8E83F52"/>
+    <w:lvl w:ilvl="0" w:tplc="FFFFFFFF">
+      <w:start w:val="1"/>
+      <w:numFmt w:val="decimal"/>
+      <w:lvlText w:val="%1."/>
+      <w:lvlJc w:val="left"/>
+      <w:pPr>
+        <w:ind w:left="360" w:hanging="360"/>
+      </w:pPr>
+      <w:rPr>
+        <w:rFonts w:hint="default"/>
+      </w:rPr>
+    </w:lvl>
+    <w:lvl w:ilvl="1" w:tplc="FFFFFFFF" w:tentative="1">
+      <w:start w:val="1"/>
+      <w:numFmt w:val="bullet"/>
+      <w:lvlText w:val="o"/>
+      <w:lvlJc w:val="left"/>
+      <w:pPr>
+        <w:ind w:left="1080" w:hanging="360"/>
+      </w:pPr>
+      <w:rPr>
+        <w:rFonts w:ascii="Courier New" w:hAnsi="Courier New" w:cs="Courier New" w:hint="default"/>
+      </w:rPr>
+    </w:lvl>
+    <w:lvl w:ilvl="2" w:tplc="FFFFFFFF" w:tentative="1">
+      <w:start w:val="1"/>
+      <w:numFmt w:val="bullet"/>
+      <w:lvlText w:val=""/>
+      <w:lvlJc w:val="left"/>
+      <w:pPr>
+        <w:ind w:left="1800" w:hanging="360"/>
+      </w:pPr>
+      <w:rPr>
+        <w:rFonts w:ascii="Wingdings" w:hAnsi="Wingdings" w:hint="default"/>
+      </w:rPr>
+    </w:lvl>
+    <w:lvl w:ilvl="3" w:tplc="FFFFFFFF" w:tentative="1">
+      <w:start w:val="1"/>
+      <w:numFmt w:val="bullet"/>
+      <w:lvlText w:val=""/>
+      <w:lvlJc w:val="left"/>
+      <w:pPr>
+        <w:ind w:left="2520" w:hanging="360"/>
+      </w:pPr>
+      <w:rPr>
+        <w:rFonts w:ascii="Symbol" w:hAnsi="Symbol" w:hint="default"/>
+      </w:rPr>
+    </w:lvl>
+    <w:lvl w:ilvl="4" w:tplc="FFFFFFFF" w:tentative="1">
+      <w:start w:val="1"/>
+      <w:numFmt w:val="bullet"/>
+      <w:lvlText w:val="o"/>
+      <w:lvlJc w:val="left"/>
+      <w:pPr>
+        <w:ind w:left="3240" w:hanging="360"/>
+      </w:pPr>
+      <w:rPr>
+        <w:rFonts w:ascii="Courier New" w:hAnsi="Courier New" w:cs="Courier New" w:hint="default"/>
+      </w:rPr>
+    </w:lvl>
+    <w:lvl w:ilvl="5" w:tplc="FFFFFFFF" w:tentative="1">
+      <w:start w:val="1"/>
+      <w:numFmt w:val="bullet"/>
+      <w:lvlText w:val=""/>
+      <w:lvlJc w:val="left"/>
+      <w:pPr>
+        <w:ind w:left="3960" w:hanging="360"/>
+      </w:pPr>
+      <w:rPr>
+        <w:rFonts w:ascii="Wingdings" w:hAnsi="Wingdings" w:hint="default"/>
+      </w:rPr>
+    </w:lvl>
+    <w:lvl w:ilvl="6" w:tplc="FFFFFFFF" w:tentative="1">
+      <w:start w:val="1"/>
+      <w:numFmt w:val="bullet"/>
+      <w:lvlText w:val=""/>
+      <w:lvlJc w:val="left"/>
+      <w:pPr>
+        <w:ind w:left="4680" w:hanging="360"/>
+      </w:pPr>
+      <w:rPr>
+        <w:rFonts w:ascii="Symbol" w:hAnsi="Symbol" w:hint="default"/>
+      </w:rPr>
+    </w:lvl>
+    <w:lvl w:ilvl="7" w:tplc="FFFFFFFF" w:tentative="1">
+      <w:start w:val="1"/>
+      <w:numFmt w:val="bullet"/>
+      <w:lvlText w:val="o"/>
+      <w:lvlJc w:val="left"/>
+      <w:pPr>
+        <w:ind w:left="5400" w:hanging="360"/>
+      </w:pPr>
+      <w:rPr>
+        <w:rFonts w:ascii="Courier New" w:hAnsi="Courier New" w:cs="Courier New" w:hint="default"/>
+      </w:rPr>
+    </w:lvl>
+    <w:lvl w:ilvl="8" w:tplc="FFFFFFFF" w:tentative="1">
+      <w:start w:val="1"/>
+      <w:numFmt w:val="bullet"/>
+      <w:lvlText w:val=""/>
+      <w:lvlJc w:val="left"/>
+      <w:pPr>
+        <w:ind w:left="6120" w:hanging="360"/>
+      </w:pPr>
+      <w:rPr>
+        <w:rFonts w:ascii="Wingdings" w:hAnsi="Wingdings" w:hint="default"/>
+      </w:rPr>
+    </w:lvl>
+  </w:abstractNum>
+  <w:abstractNum w:abstractNumId="1" w15:restartNumberingAfterBreak="0">
     <w:nsid w:val="07307943"/>
     <w:multiLevelType w:val="hybridMultilevel"/>
     <w:tmpl w:val="74E018E0"/>
@@ -1668,7 +1982,96 @@
       </w:rPr>
     </w:lvl>
   </w:abstractNum>
-  <w:abstractNum w:abstractNumId="1" w15:restartNumberingAfterBreak="0">
+  <w:abstractNum w:abstractNumId="2" w15:restartNumberingAfterBreak="0">
+    <w:nsid w:val="08BB107F"/>
+    <w:multiLevelType w:val="hybridMultilevel"/>
+    <w:tmpl w:val="F416B346"/>
+    <w:lvl w:ilvl="0" w:tplc="6A108688">
+      <w:start w:val="1"/>
+      <w:numFmt w:val="decimal"/>
+      <w:lvlText w:val="%1."/>
+      <w:lvlJc w:val="left"/>
+      <w:pPr>
+        <w:ind w:left="360" w:hanging="360"/>
+      </w:pPr>
+      <w:rPr>
+        <w:rFonts w:hint="default"/>
+      </w:rPr>
+    </w:lvl>
+    <w:lvl w:ilvl="1" w:tplc="04090019" w:tentative="1">
+      <w:start w:val="1"/>
+      <w:numFmt w:val="lowerLetter"/>
+      <w:lvlText w:val="%2."/>
+      <w:lvlJc w:val="left"/>
+      <w:pPr>
+        <w:ind w:left="1440" w:hanging="360"/>
+      </w:pPr>
+    </w:lvl>
+    <w:lvl w:ilvl="2" w:tplc="0409001B" w:tentative="1">
+      <w:start w:val="1"/>
+      <w:numFmt w:val="lowerRoman"/>
+      <w:lvlText w:val="%3."/>
+      <w:lvlJc w:val="right"/>
+      <w:pPr>
+        <w:ind w:left="2160" w:hanging="180"/>
+      </w:pPr>
+    </w:lvl>
+    <w:lvl w:ilvl="3" w:tplc="0409000F" w:tentative="1">
+      <w:start w:val="1"/>
+      <w:numFmt w:val="decimal"/>
+      <w:lvlText w:val="%4."/>
+      <w:lvlJc w:val="left"/>
+      <w:pPr>
+        <w:ind w:left="2880" w:hanging="360"/>
+      </w:pPr>
+    </w:lvl>
+    <w:lvl w:ilvl="4" w:tplc="04090019" w:tentative="1">
+      <w:start w:val="1"/>
+      <w:numFmt w:val="lowerLetter"/>
+      <w:lvlText w:val="%5."/>
+      <w:lvlJc w:val="left"/>
+      <w:pPr>
+        <w:ind w:left="3600" w:hanging="360"/>
+      </w:pPr>
+    </w:lvl>
+    <w:lvl w:ilvl="5" w:tplc="0409001B" w:tentative="1">
+      <w:start w:val="1"/>
+      <w:numFmt w:val="lowerRoman"/>
+      <w:lvlText w:val="%6."/>
+      <w:lvlJc w:val="right"/>
+      <w:pPr>
+        <w:ind w:left="4320" w:hanging="180"/>
+      </w:pPr>
+    </w:lvl>
+    <w:lvl w:ilvl="6" w:tplc="0409000F" w:tentative="1">
+      <w:start w:val="1"/>
+      <w:numFmt w:val="decimal"/>
+      <w:lvlText w:val="%7."/>
+      <w:lvlJc w:val="left"/>
+      <w:pPr>
+        <w:ind w:left="5040" w:hanging="360"/>
+      </w:pPr>
+    </w:lvl>
+    <w:lvl w:ilvl="7" w:tplc="04090019" w:tentative="1">
+      <w:start w:val="1"/>
+      <w:numFmt w:val="lowerLetter"/>
+      <w:lvlText w:val="%8."/>
+      <w:lvlJc w:val="left"/>
+      <w:pPr>
+        <w:ind w:left="5760" w:hanging="360"/>
+      </w:pPr>
+    </w:lvl>
+    <w:lvl w:ilvl="8" w:tplc="0409001B" w:tentative="1">
+      <w:start w:val="1"/>
+      <w:numFmt w:val="lowerRoman"/>
+      <w:lvlText w:val="%9."/>
+      <w:lvlJc w:val="right"/>
+      <w:pPr>
+        <w:ind w:left="6480" w:hanging="180"/>
+      </w:pPr>
+    </w:lvl>
+  </w:abstractNum>
+  <w:abstractNum w:abstractNumId="3" w15:restartNumberingAfterBreak="0">
     <w:nsid w:val="08FC6126"/>
     <w:multiLevelType w:val="hybridMultilevel"/>
     <w:tmpl w:val="537655E2"/>
@@ -1781,7 +2184,7 @@
       </w:rPr>
     </w:lvl>
   </w:abstractNum>
-  <w:abstractNum w:abstractNumId="2" w15:restartNumberingAfterBreak="0">
+  <w:abstractNum w:abstractNumId="4" w15:restartNumberingAfterBreak="0">
     <w:nsid w:val="09A24BCC"/>
     <w:multiLevelType w:val="hybridMultilevel"/>
     <w:tmpl w:val="26ECA0A6"/>
@@ -1894,7 +2297,7 @@
       </w:rPr>
     </w:lvl>
   </w:abstractNum>
-  <w:abstractNum w:abstractNumId="3" w15:restartNumberingAfterBreak="0">
+  <w:abstractNum w:abstractNumId="5" w15:restartNumberingAfterBreak="0">
     <w:nsid w:val="0A4357BF"/>
     <w:multiLevelType w:val="hybridMultilevel"/>
     <w:tmpl w:val="4684A032"/>
@@ -1980,7 +2383,7 @@
       </w:pPr>
     </w:lvl>
   </w:abstractNum>
-  <w:abstractNum w:abstractNumId="4" w15:restartNumberingAfterBreak="0">
+  <w:abstractNum w:abstractNumId="6" w15:restartNumberingAfterBreak="0">
     <w:nsid w:val="0BF67C81"/>
     <w:multiLevelType w:val="hybridMultilevel"/>
     <w:tmpl w:val="21CC16B6"/>
@@ -2069,7 +2472,7 @@
       </w:pPr>
     </w:lvl>
   </w:abstractNum>
-  <w:abstractNum w:abstractNumId="5" w15:restartNumberingAfterBreak="0">
+  <w:abstractNum w:abstractNumId="7" w15:restartNumberingAfterBreak="0">
     <w:nsid w:val="101F3737"/>
     <w:multiLevelType w:val="hybridMultilevel"/>
     <w:tmpl w:val="F2EE3F5A"/>
@@ -2172,7 +2575,7 @@
       </w:pPr>
     </w:lvl>
   </w:abstractNum>
-  <w:abstractNum w:abstractNumId="6" w15:restartNumberingAfterBreak="0">
+  <w:abstractNum w:abstractNumId="8" w15:restartNumberingAfterBreak="0">
     <w:nsid w:val="10390FF7"/>
     <w:multiLevelType w:val="hybridMultilevel"/>
     <w:tmpl w:val="5888C6A2"/>
@@ -2285,7 +2688,120 @@
       </w:rPr>
     </w:lvl>
   </w:abstractNum>
-  <w:abstractNum w:abstractNumId="7" w15:restartNumberingAfterBreak="0">
+  <w:abstractNum w:abstractNumId="9" w15:restartNumberingAfterBreak="0">
+    <w:nsid w:val="185821BC"/>
+    <w:multiLevelType w:val="hybridMultilevel"/>
+    <w:tmpl w:val="A8E83F52"/>
+    <w:lvl w:ilvl="0" w:tplc="FFFFFFFF">
+      <w:start w:val="1"/>
+      <w:numFmt w:val="decimal"/>
+      <w:lvlText w:val="%1."/>
+      <w:lvlJc w:val="left"/>
+      <w:pPr>
+        <w:ind w:left="360" w:hanging="360"/>
+      </w:pPr>
+      <w:rPr>
+        <w:rFonts w:hint="default"/>
+      </w:rPr>
+    </w:lvl>
+    <w:lvl w:ilvl="1" w:tplc="FFFFFFFF" w:tentative="1">
+      <w:start w:val="1"/>
+      <w:numFmt w:val="bullet"/>
+      <w:lvlText w:val="o"/>
+      <w:lvlJc w:val="left"/>
+      <w:pPr>
+        <w:ind w:left="1080" w:hanging="360"/>
+      </w:pPr>
+      <w:rPr>
+        <w:rFonts w:ascii="Courier New" w:hAnsi="Courier New" w:cs="Courier New" w:hint="default"/>
+      </w:rPr>
+    </w:lvl>
+    <w:lvl w:ilvl="2" w:tplc="FFFFFFFF" w:tentative="1">
+      <w:start w:val="1"/>
+      <w:numFmt w:val="bullet"/>
+      <w:lvlText w:val=""/>
+      <w:lvlJc w:val="left"/>
+      <w:pPr>
+        <w:ind w:left="1800" w:hanging="360"/>
+      </w:pPr>
+      <w:rPr>
+        <w:rFonts w:ascii="Wingdings" w:hAnsi="Wingdings" w:hint="default"/>
+      </w:rPr>
+    </w:lvl>
+    <w:lvl w:ilvl="3" w:tplc="FFFFFFFF" w:tentative="1">
+      <w:start w:val="1"/>
+      <w:numFmt w:val="bullet"/>
+      <w:lvlText w:val=""/>
+      <w:lvlJc w:val="left"/>
+      <w:pPr>
+        <w:ind w:left="2520" w:hanging="360"/>
+      </w:pPr>
+      <w:rPr>
+        <w:rFonts w:ascii="Symbol" w:hAnsi="Symbol" w:hint="default"/>
+      </w:rPr>
+    </w:lvl>
+    <w:lvl w:ilvl="4" w:tplc="FFFFFFFF" w:tentative="1">
+      <w:start w:val="1"/>
+      <w:numFmt w:val="bullet"/>
+      <w:lvlText w:val="o"/>
+      <w:lvlJc w:val="left"/>
+      <w:pPr>
+        <w:ind w:left="3240" w:hanging="360"/>
+      </w:pPr>
+      <w:rPr>
+        <w:rFonts w:ascii="Courier New" w:hAnsi="Courier New" w:cs="Courier New" w:hint="default"/>
+      </w:rPr>
+    </w:lvl>
+    <w:lvl w:ilvl="5" w:tplc="FFFFFFFF" w:tentative="1">
+      <w:start w:val="1"/>
+      <w:numFmt w:val="bullet"/>
+      <w:lvlText w:val=""/>
+      <w:lvlJc w:val="left"/>
+      <w:pPr>
+        <w:ind w:left="3960" w:hanging="360"/>
+      </w:pPr>
+      <w:rPr>
+        <w:rFonts w:ascii="Wingdings" w:hAnsi="Wingdings" w:hint="default"/>
+      </w:rPr>
+    </w:lvl>
+    <w:lvl w:ilvl="6" w:tplc="FFFFFFFF" w:tentative="1">
+      <w:start w:val="1"/>
+      <w:numFmt w:val="bullet"/>
+      <w:lvlText w:val=""/>
+      <w:lvlJc w:val="left"/>
+      <w:pPr>
+        <w:ind w:left="4680" w:hanging="360"/>
+      </w:pPr>
+      <w:rPr>
+        <w:rFonts w:ascii="Symbol" w:hAnsi="Symbol" w:hint="default"/>
+      </w:rPr>
+    </w:lvl>
+    <w:lvl w:ilvl="7" w:tplc="FFFFFFFF" w:tentative="1">
+      <w:start w:val="1"/>
+      <w:numFmt w:val="bullet"/>
+      <w:lvlText w:val="o"/>
+      <w:lvlJc w:val="left"/>
+      <w:pPr>
+        <w:ind w:left="5400" w:hanging="360"/>
+      </w:pPr>
+      <w:rPr>
+        <w:rFonts w:ascii="Courier New" w:hAnsi="Courier New" w:cs="Courier New" w:hint="default"/>
+      </w:rPr>
+    </w:lvl>
+    <w:lvl w:ilvl="8" w:tplc="FFFFFFFF" w:tentative="1">
+      <w:start w:val="1"/>
+      <w:numFmt w:val="bullet"/>
+      <w:lvlText w:val=""/>
+      <w:lvlJc w:val="left"/>
+      <w:pPr>
+        <w:ind w:left="6120" w:hanging="360"/>
+      </w:pPr>
+      <w:rPr>
+        <w:rFonts w:ascii="Wingdings" w:hAnsi="Wingdings" w:hint="default"/>
+      </w:rPr>
+    </w:lvl>
+  </w:abstractNum>
+  <w:abstractNum w:abstractNumId="10" w15:restartNumberingAfterBreak="0">
     <w:nsid w:val="1901735A"/>
     <w:multiLevelType w:val="hybridMultilevel"/>
     <w:tmpl w:val="79120A0C"/>
@@ -2374,7 +2890,7 @@
       </w:pPr>
     </w:lvl>
   </w:abstractNum>
-  <w:abstractNum w:abstractNumId="8" w15:restartNumberingAfterBreak="0">
+  <w:abstractNum w:abstractNumId="11" w15:restartNumberingAfterBreak="0">
     <w:nsid w:val="1AD21E9A"/>
     <w:multiLevelType w:val="hybridMultilevel"/>
     <w:tmpl w:val="4B927C66"/>
@@ -2487,10 +3003,10 @@
       </w:rPr>
     </w:lvl>
   </w:abstractNum>
-  <w:abstractNum w:abstractNumId="9" w15:restartNumberingAfterBreak="0">
+  <w:abstractNum w:abstractNumId="12" w15:restartNumberingAfterBreak="0">
     <w:nsid w:val="1BDA24D3"/>
     <w:multiLevelType w:val="hybridMultilevel"/>
-    <w:tmpl w:val="4B80EA0A"/>
+    <w:tmpl w:val="52A0157E"/>
     <w:lvl w:ilvl="0" w:tplc="6A108688">
       <w:start w:val="1"/>
       <w:numFmt w:val="decimal"/>
@@ -2600,7 +3116,7 @@
       </w:rPr>
     </w:lvl>
   </w:abstractNum>
-  <w:abstractNum w:abstractNumId="10" w15:restartNumberingAfterBreak="0">
+  <w:abstractNum w:abstractNumId="13" w15:restartNumberingAfterBreak="0">
     <w:nsid w:val="1D964675"/>
     <w:multiLevelType w:val="hybridMultilevel"/>
     <w:tmpl w:val="8FA4226C"/>
@@ -2713,7 +3229,7 @@
       </w:rPr>
     </w:lvl>
   </w:abstractNum>
-  <w:abstractNum w:abstractNumId="11" w15:restartNumberingAfterBreak="0">
+  <w:abstractNum w:abstractNumId="14" w15:restartNumberingAfterBreak="0">
     <w:nsid w:val="1ED761F9"/>
     <w:multiLevelType w:val="hybridMultilevel"/>
     <w:tmpl w:val="F18AE808"/>
@@ -2826,7 +3342,7 @@
       </w:rPr>
     </w:lvl>
   </w:abstractNum>
-  <w:abstractNum w:abstractNumId="12" w15:restartNumberingAfterBreak="0">
+  <w:abstractNum w:abstractNumId="15" w15:restartNumberingAfterBreak="0">
     <w:nsid w:val="24591A81"/>
     <w:multiLevelType w:val="hybridMultilevel"/>
     <w:tmpl w:val="D5E2FB72"/>
@@ -2915,7 +3431,7 @@
       </w:pPr>
     </w:lvl>
   </w:abstractNum>
-  <w:abstractNum w:abstractNumId="13" w15:restartNumberingAfterBreak="0">
+  <w:abstractNum w:abstractNumId="16" w15:restartNumberingAfterBreak="0">
     <w:nsid w:val="26AE1B61"/>
     <w:multiLevelType w:val="hybridMultilevel"/>
     <w:tmpl w:val="187A8030"/>
@@ -3028,7 +3544,7 @@
       </w:rPr>
     </w:lvl>
   </w:abstractNum>
-  <w:abstractNum w:abstractNumId="14" w15:restartNumberingAfterBreak="0">
+  <w:abstractNum w:abstractNumId="17" w15:restartNumberingAfterBreak="0">
     <w:nsid w:val="27A358CE"/>
     <w:multiLevelType w:val="hybridMultilevel"/>
     <w:tmpl w:val="1E6A1028"/>
@@ -3141,7 +3657,7 @@
       </w:rPr>
     </w:lvl>
   </w:abstractNum>
-  <w:abstractNum w:abstractNumId="15" w15:restartNumberingAfterBreak="0">
+  <w:abstractNum w:abstractNumId="18" w15:restartNumberingAfterBreak="0">
     <w:nsid w:val="288D5A4A"/>
     <w:multiLevelType w:val="hybridMultilevel"/>
     <w:tmpl w:val="2B70DA42"/>
@@ -3254,7 +3770,7 @@
       </w:rPr>
     </w:lvl>
   </w:abstractNum>
-  <w:abstractNum w:abstractNumId="16" w15:restartNumberingAfterBreak="0">
+  <w:abstractNum w:abstractNumId="19" w15:restartNumberingAfterBreak="0">
     <w:nsid w:val="29C64335"/>
     <w:multiLevelType w:val="hybridMultilevel"/>
     <w:tmpl w:val="CE1C9B52"/>
@@ -3343,7 +3859,120 @@
       </w:pPr>
     </w:lvl>
   </w:abstractNum>
-  <w:abstractNum w:abstractNumId="17" w15:restartNumberingAfterBreak="0">
+  <w:abstractNum w:abstractNumId="20" w15:restartNumberingAfterBreak="0">
+    <w:nsid w:val="2EB647ED"/>
+    <w:multiLevelType w:val="hybridMultilevel"/>
+    <w:tmpl w:val="B1EC3C86"/>
+    <w:lvl w:ilvl="0" w:tplc="04090001">
+      <w:start w:val="1"/>
+      <w:numFmt w:val="bullet"/>
+      <w:lvlText w:val=""/>
+      <w:lvlJc w:val="left"/>
+      <w:pPr>
+        <w:ind w:left="501" w:hanging="360"/>
+      </w:pPr>
+      <w:rPr>
+        <w:rFonts w:ascii="Symbol" w:hAnsi="Symbol" w:hint="default"/>
+      </w:rPr>
+    </w:lvl>
+    <w:lvl w:ilvl="1" w:tplc="04090003" w:tentative="1">
+      <w:start w:val="1"/>
+      <w:numFmt w:val="bullet"/>
+      <w:lvlText w:val="o"/>
+      <w:lvlJc w:val="left"/>
+      <w:pPr>
+        <w:ind w:left="1221" w:hanging="360"/>
+      </w:pPr>
+      <w:rPr>
+        <w:rFonts w:ascii="Courier New" w:hAnsi="Courier New" w:cs="Courier New" w:hint="default"/>
+      </w:rPr>
+    </w:lvl>
+    <w:lvl w:ilvl="2" w:tplc="04090005" w:tentative="1">
+      <w:start w:val="1"/>
+      <w:numFmt w:val="bullet"/>
+      <w:lvlText w:val=""/>
+      <w:lvlJc w:val="left"/>
+      <w:pPr>
+        <w:ind w:left="1941" w:hanging="360"/>
+      </w:pPr>
+      <w:rPr>
+        <w:rFonts w:ascii="Wingdings" w:hAnsi="Wingdings" w:hint="default"/>
+      </w:rPr>
+    </w:lvl>
+    <w:lvl w:ilvl="3" w:tplc="04090001" w:tentative="1">
+      <w:start w:val="1"/>
+      <w:numFmt w:val="bullet"/>
+      <w:lvlText w:val=""/>
+      <w:lvlJc w:val="left"/>
+      <w:pPr>
+        <w:ind w:left="2661" w:hanging="360"/>
+      </w:pPr>
+      <w:rPr>
+        <w:rFonts w:ascii="Symbol" w:hAnsi="Symbol" w:hint="default"/>
+      </w:rPr>
+    </w:lvl>
+    <w:lvl w:ilvl="4" w:tplc="04090003" w:tentative="1">
+      <w:start w:val="1"/>
+      <w:numFmt w:val="bullet"/>
+      <w:lvlText w:val="o"/>
+      <w:lvlJc w:val="left"/>
+      <w:pPr>
+        <w:ind w:left="3381" w:hanging="360"/>
+      </w:pPr>
+      <w:rPr>
+        <w:rFonts w:ascii="Courier New" w:hAnsi="Courier New" w:cs="Courier New" w:hint="default"/>
+      </w:rPr>
+    </w:lvl>
+    <w:lvl w:ilvl="5" w:tplc="04090005" w:tentative="1">
+      <w:start w:val="1"/>
+      <w:numFmt w:val="bullet"/>
+      <w:lvlText w:val=""/>
+      <w:lvlJc w:val="left"/>
+      <w:pPr>
+        <w:ind w:left="4101" w:hanging="360"/>
+      </w:pPr>
+      <w:rPr>
+        <w:rFonts w:ascii="Wingdings" w:hAnsi="Wingdings" w:hint="default"/>
+      </w:rPr>
+    </w:lvl>
+    <w:lvl w:ilvl="6" w:tplc="04090001" w:tentative="1">
+      <w:start w:val="1"/>
+      <w:numFmt w:val="bullet"/>
+      <w:lvlText w:val=""/>
+      <w:lvlJc w:val="left"/>
+      <w:pPr>
+        <w:ind w:left="4821" w:hanging="360"/>
+      </w:pPr>
+      <w:rPr>
+        <w:rFonts w:ascii="Symbol" w:hAnsi="Symbol" w:hint="default"/>
+      </w:rPr>
+    </w:lvl>
+    <w:lvl w:ilvl="7" w:tplc="04090003" w:tentative="1">
+      <w:start w:val="1"/>
+      <w:numFmt w:val="bullet"/>
+      <w:lvlText w:val="o"/>
+      <w:lvlJc w:val="left"/>
+      <w:pPr>
+        <w:ind w:left="5541" w:hanging="360"/>
+      </w:pPr>
+      <w:rPr>
+        <w:rFonts w:ascii="Courier New" w:hAnsi="Courier New" w:cs="Courier New" w:hint="default"/>
+      </w:rPr>
+    </w:lvl>
+    <w:lvl w:ilvl="8" w:tplc="04090005" w:tentative="1">
+      <w:start w:val="1"/>
+      <w:numFmt w:val="bullet"/>
+      <w:lvlText w:val=""/>
+      <w:lvlJc w:val="left"/>
+      <w:pPr>
+        <w:ind w:left="6261" w:hanging="360"/>
+      </w:pPr>
+      <w:rPr>
+        <w:rFonts w:ascii="Wingdings" w:hAnsi="Wingdings" w:hint="default"/>
+      </w:rPr>
+    </w:lvl>
+  </w:abstractNum>
+  <w:abstractNum w:abstractNumId="21" w15:restartNumberingAfterBreak="0">
     <w:nsid w:val="31105F20"/>
     <w:multiLevelType w:val="hybridMultilevel"/>
     <w:tmpl w:val="4B56A91C"/>
@@ -3432,7 +4061,7 @@
       </w:pPr>
     </w:lvl>
   </w:abstractNum>
-  <w:abstractNum w:abstractNumId="18" w15:restartNumberingAfterBreak="0">
+  <w:abstractNum w:abstractNumId="22" w15:restartNumberingAfterBreak="0">
     <w:nsid w:val="325A6922"/>
     <w:multiLevelType w:val="hybridMultilevel"/>
     <w:tmpl w:val="F7E4A5EC"/>
@@ -3545,7 +4174,7 @@
       </w:rPr>
     </w:lvl>
   </w:abstractNum>
-  <w:abstractNum w:abstractNumId="19" w15:restartNumberingAfterBreak="0">
+  <w:abstractNum w:abstractNumId="23" w15:restartNumberingAfterBreak="0">
     <w:nsid w:val="33D66033"/>
     <w:multiLevelType w:val="hybridMultilevel"/>
     <w:tmpl w:val="D4F43B3E"/>
@@ -3658,7 +4287,7 @@
       </w:rPr>
     </w:lvl>
   </w:abstractNum>
-  <w:abstractNum w:abstractNumId="20" w15:restartNumberingAfterBreak="0">
+  <w:abstractNum w:abstractNumId="24" w15:restartNumberingAfterBreak="0">
     <w:nsid w:val="3A482016"/>
     <w:multiLevelType w:val="hybridMultilevel"/>
     <w:tmpl w:val="D6BA5370"/>
@@ -3771,7 +4400,7 @@
       </w:rPr>
     </w:lvl>
   </w:abstractNum>
-  <w:abstractNum w:abstractNumId="21" w15:restartNumberingAfterBreak="0">
+  <w:abstractNum w:abstractNumId="25" w15:restartNumberingAfterBreak="0">
     <w:nsid w:val="3D094A62"/>
     <w:multiLevelType w:val="hybridMultilevel"/>
     <w:tmpl w:val="2590723C"/>
@@ -3884,7 +4513,7 @@
       </w:rPr>
     </w:lvl>
   </w:abstractNum>
-  <w:abstractNum w:abstractNumId="22" w15:restartNumberingAfterBreak="0">
+  <w:abstractNum w:abstractNumId="26" w15:restartNumberingAfterBreak="0">
     <w:nsid w:val="3E3A0A35"/>
     <w:multiLevelType w:val="hybridMultilevel"/>
     <w:tmpl w:val="566CE47A"/>
@@ -3997,7 +4626,7 @@
       </w:rPr>
     </w:lvl>
   </w:abstractNum>
-  <w:abstractNum w:abstractNumId="23" w15:restartNumberingAfterBreak="0">
+  <w:abstractNum w:abstractNumId="27" w15:restartNumberingAfterBreak="0">
     <w:nsid w:val="3E9B79D7"/>
     <w:multiLevelType w:val="multilevel"/>
     <w:tmpl w:val="DA2A30CA"/>
@@ -4110,7 +4739,7 @@
       </w:pPr>
     </w:lvl>
   </w:abstractNum>
-  <w:abstractNum w:abstractNumId="24" w15:restartNumberingAfterBreak="0">
+  <w:abstractNum w:abstractNumId="28" w15:restartNumberingAfterBreak="0">
     <w:nsid w:val="40C74272"/>
     <w:multiLevelType w:val="hybridMultilevel"/>
     <w:tmpl w:val="F006B36C"/>
@@ -4223,7 +4852,209 @@
       </w:rPr>
     </w:lvl>
   </w:abstractNum>
-  <w:abstractNum w:abstractNumId="25" w15:restartNumberingAfterBreak="0">
+  <w:abstractNum w:abstractNumId="29" w15:restartNumberingAfterBreak="0">
+    <w:nsid w:val="41035F58"/>
+    <w:multiLevelType w:val="hybridMultilevel"/>
+    <w:tmpl w:val="AAF0247C"/>
+    <w:lvl w:ilvl="0" w:tplc="04090001">
+      <w:start w:val="1"/>
+      <w:numFmt w:val="bullet"/>
+      <w:lvlText w:val=""/>
+      <w:lvlJc w:val="left"/>
+      <w:pPr>
+        <w:ind w:left="501" w:hanging="360"/>
+      </w:pPr>
+      <w:rPr>
+        <w:rFonts w:ascii="Symbol" w:hAnsi="Symbol" w:hint="default"/>
+      </w:rPr>
+    </w:lvl>
+    <w:lvl w:ilvl="1" w:tplc="04090003" w:tentative="1">
+      <w:start w:val="1"/>
+      <w:numFmt w:val="bullet"/>
+      <w:lvlText w:val="o"/>
+      <w:lvlJc w:val="left"/>
+      <w:pPr>
+        <w:ind w:left="1221" w:hanging="360"/>
+      </w:pPr>
+      <w:rPr>
+        <w:rFonts w:ascii="Courier New" w:hAnsi="Courier New" w:cs="Courier New" w:hint="default"/>
+      </w:rPr>
+    </w:lvl>
+    <w:lvl w:ilvl="2" w:tplc="04090005" w:tentative="1">
+      <w:start w:val="1"/>
+      <w:numFmt w:val="bullet"/>
+      <w:lvlText w:val=""/>
+      <w:lvlJc w:val="left"/>
+      <w:pPr>
+        <w:ind w:left="1941" w:hanging="360"/>
+      </w:pPr>
+      <w:rPr>
+        <w:rFonts w:ascii="Wingdings" w:hAnsi="Wingdings" w:hint="default"/>
+      </w:rPr>
+    </w:lvl>
+    <w:lvl w:ilvl="3" w:tplc="04090001" w:tentative="1">
+      <w:start w:val="1"/>
+      <w:numFmt w:val="bullet"/>
+      <w:lvlText w:val=""/>
+      <w:lvlJc w:val="left"/>
+      <w:pPr>
+        <w:ind w:left="2661" w:hanging="360"/>
+      </w:pPr>
+      <w:rPr>
+        <w:rFonts w:ascii="Symbol" w:hAnsi="Symbol" w:hint="default"/>
+      </w:rPr>
+    </w:lvl>
+    <w:lvl w:ilvl="4" w:tplc="04090003" w:tentative="1">
+      <w:start w:val="1"/>
+      <w:numFmt w:val="bullet"/>
+      <w:lvlText w:val="o"/>
+      <w:lvlJc w:val="left"/>
+      <w:pPr>
+        <w:ind w:left="3381" w:hanging="360"/>
+      </w:pPr>
+      <w:rPr>
+        <w:rFonts w:ascii="Courier New" w:hAnsi="Courier New" w:cs="Courier New" w:hint="default"/>
+      </w:rPr>
+    </w:lvl>
+    <w:lvl w:ilvl="5" w:tplc="04090005" w:tentative="1">
+      <w:start w:val="1"/>
+      <w:numFmt w:val="bullet"/>
+      <w:lvlText w:val=""/>
+      <w:lvlJc w:val="left"/>
+      <w:pPr>
+        <w:ind w:left="4101" w:hanging="360"/>
+      </w:pPr>
+      <w:rPr>
+        <w:rFonts w:ascii="Wingdings" w:hAnsi="Wingdings" w:hint="default"/>
+      </w:rPr>
+    </w:lvl>
+    <w:lvl w:ilvl="6" w:tplc="04090001" w:tentative="1">
+      <w:start w:val="1"/>
+      <w:numFmt w:val="bullet"/>
+      <w:lvlText w:val=""/>
+      <w:lvlJc w:val="left"/>
+      <w:pPr>
+        <w:ind w:left="4821" w:hanging="360"/>
+      </w:pPr>
+      <w:rPr>
+        <w:rFonts w:ascii="Symbol" w:hAnsi="Symbol" w:hint="default"/>
+      </w:rPr>
+    </w:lvl>
+    <w:lvl w:ilvl="7" w:tplc="04090003" w:tentative="1">
+      <w:start w:val="1"/>
+      <w:numFmt w:val="bullet"/>
+      <w:lvlText w:val="o"/>
+      <w:lvlJc w:val="left"/>
+      <w:pPr>
+        <w:ind w:left="5541" w:hanging="360"/>
+      </w:pPr>
+      <w:rPr>
+        <w:rFonts w:ascii="Courier New" w:hAnsi="Courier New" w:cs="Courier New" w:hint="default"/>
+      </w:rPr>
+    </w:lvl>
+    <w:lvl w:ilvl="8" w:tplc="04090005" w:tentative="1">
+      <w:start w:val="1"/>
+      <w:numFmt w:val="bullet"/>
+      <w:lvlText w:val=""/>
+      <w:lvlJc w:val="left"/>
+      <w:pPr>
+        <w:ind w:left="6261" w:hanging="360"/>
+      </w:pPr>
+      <w:rPr>
+        <w:rFonts w:ascii="Wingdings" w:hAnsi="Wingdings" w:hint="default"/>
+      </w:rPr>
+    </w:lvl>
+  </w:abstractNum>
+  <w:abstractNum w:abstractNumId="30" w15:restartNumberingAfterBreak="0">
+    <w:nsid w:val="435265DC"/>
+    <w:multiLevelType w:val="hybridMultilevel"/>
+    <w:tmpl w:val="B3067058"/>
+    <w:lvl w:ilvl="0" w:tplc="0409000F">
+      <w:start w:val="1"/>
+      <w:numFmt w:val="decimal"/>
+      <w:lvlText w:val="%1."/>
+      <w:lvlJc w:val="left"/>
+      <w:pPr>
+        <w:ind w:left="360" w:hanging="360"/>
+      </w:pPr>
+      <w:rPr>
+        <w:rFonts w:hint="default"/>
+      </w:rPr>
+    </w:lvl>
+    <w:lvl w:ilvl="1" w:tplc="04090019" w:tentative="1">
+      <w:start w:val="1"/>
+      <w:numFmt w:val="lowerLetter"/>
+      <w:lvlText w:val="%2."/>
+      <w:lvlJc w:val="left"/>
+      <w:pPr>
+        <w:ind w:left="1080" w:hanging="360"/>
+      </w:pPr>
+    </w:lvl>
+    <w:lvl w:ilvl="2" w:tplc="0409001B" w:tentative="1">
+      <w:start w:val="1"/>
+      <w:numFmt w:val="lowerRoman"/>
+      <w:lvlText w:val="%3."/>
+      <w:lvlJc w:val="right"/>
+      <w:pPr>
+        <w:ind w:left="1800" w:hanging="180"/>
+      </w:pPr>
+    </w:lvl>
+    <w:lvl w:ilvl="3" w:tplc="0409000F" w:tentative="1">
+      <w:start w:val="1"/>
+      <w:numFmt w:val="decimal"/>
+      <w:lvlText w:val="%4."/>
+      <w:lvlJc w:val="left"/>
+      <w:pPr>
+        <w:ind w:left="2520" w:hanging="360"/>
+      </w:pPr>
+    </w:lvl>
+    <w:lvl w:ilvl="4" w:tplc="04090019" w:tentative="1">
+      <w:start w:val="1"/>
+      <w:numFmt w:val="lowerLetter"/>
+      <w:lvlText w:val="%5."/>
+      <w:lvlJc w:val="left"/>
+      <w:pPr>
+        <w:ind w:left="3240" w:hanging="360"/>
+      </w:pPr>
+    </w:lvl>
+    <w:lvl w:ilvl="5" w:tplc="0409001B" w:tentative="1">
+      <w:start w:val="1"/>
+      <w:numFmt w:val="lowerRoman"/>
+      <w:lvlText w:val="%6."/>
+      <w:lvlJc w:val="right"/>
+      <w:pPr>
+        <w:ind w:left="3960" w:hanging="180"/>
+      </w:pPr>
+    </w:lvl>
+    <w:lvl w:ilvl="6" w:tplc="0409000F" w:tentative="1">
+      <w:start w:val="1"/>
+      <w:numFmt w:val="decimal"/>
+      <w:lvlText w:val="%7."/>
+      <w:lvlJc w:val="left"/>
+      <w:pPr>
+        <w:ind w:left="4680" w:hanging="360"/>
+      </w:pPr>
+    </w:lvl>
+    <w:lvl w:ilvl="7" w:tplc="04090019" w:tentative="1">
+      <w:start w:val="1"/>
+      <w:numFmt w:val="lowerLetter"/>
+      <w:lvlText w:val="%8."/>
+      <w:lvlJc w:val="left"/>
+      <w:pPr>
+        <w:ind w:left="5400" w:hanging="360"/>
+      </w:pPr>
+    </w:lvl>
+    <w:lvl w:ilvl="8" w:tplc="0409001B" w:tentative="1">
+      <w:start w:val="1"/>
+      <w:numFmt w:val="lowerRoman"/>
+      <w:lvlText w:val="%9."/>
+      <w:lvlJc w:val="right"/>
+      <w:pPr>
+        <w:ind w:left="6120" w:hanging="180"/>
+      </w:pPr>
+    </w:lvl>
+  </w:abstractNum>
+  <w:abstractNum w:abstractNumId="31" w15:restartNumberingAfterBreak="0">
     <w:nsid w:val="456D1DB2"/>
     <w:multiLevelType w:val="hybridMultilevel"/>
     <w:tmpl w:val="B74C72A6"/>
@@ -4336,7 +5167,7 @@
       </w:rPr>
     </w:lvl>
   </w:abstractNum>
-  <w:abstractNum w:abstractNumId="26" w15:restartNumberingAfterBreak="0">
+  <w:abstractNum w:abstractNumId="32" w15:restartNumberingAfterBreak="0">
     <w:nsid w:val="4673710D"/>
     <w:multiLevelType w:val="hybridMultilevel"/>
     <w:tmpl w:val="A5B00192"/>
@@ -4449,7 +5280,7 @@
       </w:rPr>
     </w:lvl>
   </w:abstractNum>
-  <w:abstractNum w:abstractNumId="27" w15:restartNumberingAfterBreak="0">
+  <w:abstractNum w:abstractNumId="33" w15:restartNumberingAfterBreak="0">
     <w:nsid w:val="4A5E3112"/>
     <w:multiLevelType w:val="hybridMultilevel"/>
     <w:tmpl w:val="8460C80C"/>
@@ -4535,7 +5366,7 @@
       </w:pPr>
     </w:lvl>
   </w:abstractNum>
-  <w:abstractNum w:abstractNumId="28" w15:restartNumberingAfterBreak="0">
+  <w:abstractNum w:abstractNumId="34" w15:restartNumberingAfterBreak="0">
     <w:nsid w:val="4CFA6580"/>
     <w:multiLevelType w:val="hybridMultilevel"/>
     <w:tmpl w:val="4094CB6C"/>
@@ -4621,7 +5452,93 @@
       </w:pPr>
     </w:lvl>
   </w:abstractNum>
-  <w:abstractNum w:abstractNumId="29" w15:restartNumberingAfterBreak="0">
+  <w:abstractNum w:abstractNumId="35" w15:restartNumberingAfterBreak="0">
+    <w:nsid w:val="4D516602"/>
+    <w:multiLevelType w:val="hybridMultilevel"/>
+    <w:tmpl w:val="4FCEFBD2"/>
+    <w:lvl w:ilvl="0" w:tplc="0409000F">
+      <w:start w:val="1"/>
+      <w:numFmt w:val="decimal"/>
+      <w:lvlText w:val="%1."/>
+      <w:lvlJc w:val="left"/>
+      <w:pPr>
+        <w:ind w:left="360" w:hanging="360"/>
+      </w:pPr>
+    </w:lvl>
+    <w:lvl w:ilvl="1" w:tplc="04090019" w:tentative="1">
+      <w:start w:val="1"/>
+      <w:numFmt w:val="lowerLetter"/>
+      <w:lvlText w:val="%2."/>
+      <w:lvlJc w:val="left"/>
+      <w:pPr>
+        <w:ind w:left="1080" w:hanging="360"/>
+      </w:pPr>
+    </w:lvl>
+    <w:lvl w:ilvl="2" w:tplc="0409001B" w:tentative="1">
+      <w:start w:val="1"/>
+      <w:numFmt w:val="lowerRoman"/>
+      <w:lvlText w:val="%3."/>
+      <w:lvlJc w:val="right"/>
+      <w:pPr>
+        <w:ind w:left="1800" w:hanging="180"/>
+      </w:pPr>
+    </w:lvl>
+    <w:lvl w:ilvl="3" w:tplc="0409000F" w:tentative="1">
+      <w:start w:val="1"/>
+      <w:numFmt w:val="decimal"/>
+      <w:lvlText w:val="%4."/>
+      <w:lvlJc w:val="left"/>
+      <w:pPr>
+        <w:ind w:left="2520" w:hanging="360"/>
+      </w:pPr>
+    </w:lvl>
+    <w:lvl w:ilvl="4" w:tplc="04090019" w:tentative="1">
+      <w:start w:val="1"/>
+      <w:numFmt w:val="lowerLetter"/>
+      <w:lvlText w:val="%5."/>
+      <w:lvlJc w:val="left"/>
+      <w:pPr>
+        <w:ind w:left="3240" w:hanging="360"/>
+      </w:pPr>
+    </w:lvl>
+    <w:lvl w:ilvl="5" w:tplc="0409001B" w:tentative="1">
+      <w:start w:val="1"/>
+      <w:numFmt w:val="lowerRoman"/>
+      <w:lvlText w:val="%6."/>
+      <w:lvlJc w:val="right"/>
+      <w:pPr>
+        <w:ind w:left="3960" w:hanging="180"/>
+      </w:pPr>
+    </w:lvl>
+    <w:lvl w:ilvl="6" w:tplc="0409000F" w:tentative="1">
+      <w:start w:val="1"/>
+      <w:numFmt w:val="decimal"/>
+      <w:lvlText w:val="%7."/>
+      <w:lvlJc w:val="left"/>
+      <w:pPr>
+        <w:ind w:left="4680" w:hanging="360"/>
+      </w:pPr>
+    </w:lvl>
+    <w:lvl w:ilvl="7" w:tplc="04090019" w:tentative="1">
+      <w:start w:val="1"/>
+      <w:numFmt w:val="lowerLetter"/>
+      <w:lvlText w:val="%8."/>
+      <w:lvlJc w:val="left"/>
+      <w:pPr>
+        <w:ind w:left="5400" w:hanging="360"/>
+      </w:pPr>
+    </w:lvl>
+    <w:lvl w:ilvl="8" w:tplc="0409001B" w:tentative="1">
+      <w:start w:val="1"/>
+      <w:numFmt w:val="lowerRoman"/>
+      <w:lvlText w:val="%9."/>
+      <w:lvlJc w:val="right"/>
+      <w:pPr>
+        <w:ind w:left="6120" w:hanging="180"/>
+      </w:pPr>
+    </w:lvl>
+  </w:abstractNum>
+  <w:abstractNum w:abstractNumId="36" w15:restartNumberingAfterBreak="0">
     <w:nsid w:val="51032A75"/>
     <w:multiLevelType w:val="hybridMultilevel"/>
     <w:tmpl w:val="11D6A7E6"/>
@@ -4734,7 +5651,7 @@
       </w:rPr>
     </w:lvl>
   </w:abstractNum>
-  <w:abstractNum w:abstractNumId="30" w15:restartNumberingAfterBreak="0">
+  <w:abstractNum w:abstractNumId="37" w15:restartNumberingAfterBreak="0">
     <w:nsid w:val="52A71D31"/>
     <w:multiLevelType w:val="hybridMultilevel"/>
     <w:tmpl w:val="3774A400"/>
@@ -4847,7 +5764,7 @@
       </w:rPr>
     </w:lvl>
   </w:abstractNum>
-  <w:abstractNum w:abstractNumId="31" w15:restartNumberingAfterBreak="0">
+  <w:abstractNum w:abstractNumId="38" w15:restartNumberingAfterBreak="0">
     <w:nsid w:val="55AC6E89"/>
     <w:multiLevelType w:val="hybridMultilevel"/>
     <w:tmpl w:val="74A8D5A8"/>
@@ -4936,7 +5853,96 @@
       </w:pPr>
     </w:lvl>
   </w:abstractNum>
-  <w:abstractNum w:abstractNumId="32" w15:restartNumberingAfterBreak="0">
+  <w:abstractNum w:abstractNumId="39" w15:restartNumberingAfterBreak="0">
+    <w:nsid w:val="56931450"/>
+    <w:multiLevelType w:val="hybridMultilevel"/>
+    <w:tmpl w:val="45BC8EAC"/>
+    <w:lvl w:ilvl="0" w:tplc="0409000F">
+      <w:start w:val="1"/>
+      <w:numFmt w:val="decimal"/>
+      <w:lvlText w:val="%1."/>
+      <w:lvlJc w:val="left"/>
+      <w:pPr>
+        <w:ind w:left="720" w:hanging="360"/>
+      </w:pPr>
+      <w:rPr>
+        <w:rFonts w:hint="default"/>
+      </w:rPr>
+    </w:lvl>
+    <w:lvl w:ilvl="1" w:tplc="04090019" w:tentative="1">
+      <w:start w:val="1"/>
+      <w:numFmt w:val="lowerLetter"/>
+      <w:lvlText w:val="%2."/>
+      <w:lvlJc w:val="left"/>
+      <w:pPr>
+        <w:ind w:left="1440" w:hanging="360"/>
+      </w:pPr>
+    </w:lvl>
+    <w:lvl w:ilvl="2" w:tplc="0409001B" w:tentative="1">
+      <w:start w:val="1"/>
+      <w:numFmt w:val="lowerRoman"/>
+      <w:lvlText w:val="%3."/>
+      <w:lvlJc w:val="right"/>
+      <w:pPr>
+        <w:ind w:left="2160" w:hanging="180"/>
+      </w:pPr>
+    </w:lvl>
+    <w:lvl w:ilvl="3" w:tplc="0409000F" w:tentative="1">
+      <w:start w:val="1"/>
+      <w:numFmt w:val="decimal"/>
+      <w:lvlText w:val="%4."/>
+      <w:lvlJc w:val="left"/>
+      <w:pPr>
+        <w:ind w:left="2880" w:hanging="360"/>
+      </w:pPr>
+    </w:lvl>
+    <w:lvl w:ilvl="4" w:tplc="04090019" w:tentative="1">
+      <w:start w:val="1"/>
+      <w:numFmt w:val="lowerLetter"/>
+      <w:lvlText w:val="%5."/>
+      <w:lvlJc w:val="left"/>
+      <w:pPr>
+        <w:ind w:left="3600" w:hanging="360"/>
+      </w:pPr>
+    </w:lvl>
+    <w:lvl w:ilvl="5" w:tplc="0409001B" w:tentative="1">
+      <w:start w:val="1"/>
+      <w:numFmt w:val="lowerRoman"/>
+      <w:lvlText w:val="%6."/>
+      <w:lvlJc w:val="right"/>
+      <w:pPr>
+        <w:ind w:left="4320" w:hanging="180"/>
+      </w:pPr>
+    </w:lvl>
+    <w:lvl w:ilvl="6" w:tplc="0409000F" w:tentative="1">
+      <w:start w:val="1"/>
+      <w:numFmt w:val="decimal"/>
+      <w:lvlText w:val="%7."/>
+      <w:lvlJc w:val="left"/>
+      <w:pPr>
+        <w:ind w:left="5040" w:hanging="360"/>
+      </w:pPr>
+    </w:lvl>
+    <w:lvl w:ilvl="7" w:tplc="04090019" w:tentative="1">
+      <w:start w:val="1"/>
+      <w:numFmt w:val="lowerLetter"/>
+      <w:lvlText w:val="%8."/>
+      <w:lvlJc w:val="left"/>
+      <w:pPr>
+        <w:ind w:left="5760" w:hanging="360"/>
+      </w:pPr>
+    </w:lvl>
+    <w:lvl w:ilvl="8" w:tplc="0409001B" w:tentative="1">
+      <w:start w:val="1"/>
+      <w:numFmt w:val="lowerRoman"/>
+      <w:lvlText w:val="%9."/>
+      <w:lvlJc w:val="right"/>
+      <w:pPr>
+        <w:ind w:left="6480" w:hanging="180"/>
+      </w:pPr>
+    </w:lvl>
+  </w:abstractNum>
+  <w:abstractNum w:abstractNumId="40" w15:restartNumberingAfterBreak="0">
     <w:nsid w:val="58CD70EE"/>
     <w:multiLevelType w:val="hybridMultilevel"/>
     <w:tmpl w:val="5FB2BAB0"/>
@@ -5049,7 +6055,7 @@
       </w:rPr>
     </w:lvl>
   </w:abstractNum>
-  <w:abstractNum w:abstractNumId="33" w15:restartNumberingAfterBreak="0">
+  <w:abstractNum w:abstractNumId="41" w15:restartNumberingAfterBreak="0">
     <w:nsid w:val="5D8A34B6"/>
     <w:multiLevelType w:val="multilevel"/>
     <w:tmpl w:val="CB54F24E"/>
@@ -5149,7 +6155,7 @@
       </w:pPr>
     </w:lvl>
   </w:abstractNum>
-  <w:abstractNum w:abstractNumId="34" w15:restartNumberingAfterBreak="0">
+  <w:abstractNum w:abstractNumId="42" w15:restartNumberingAfterBreak="0">
     <w:nsid w:val="5E0775DB"/>
     <w:multiLevelType w:val="hybridMultilevel"/>
     <w:tmpl w:val="C4D0D0F4"/>
@@ -5262,7 +6268,7 @@
       </w:rPr>
     </w:lvl>
   </w:abstractNum>
-  <w:abstractNum w:abstractNumId="35" w15:restartNumberingAfterBreak="0">
+  <w:abstractNum w:abstractNumId="43" w15:restartNumberingAfterBreak="0">
     <w:nsid w:val="5F767253"/>
     <w:multiLevelType w:val="hybridMultilevel"/>
     <w:tmpl w:val="5AD63954"/>
@@ -5351,7 +6357,7 @@
       </w:pPr>
     </w:lvl>
   </w:abstractNum>
-  <w:abstractNum w:abstractNumId="36" w15:restartNumberingAfterBreak="0">
+  <w:abstractNum w:abstractNumId="44" w15:restartNumberingAfterBreak="0">
     <w:nsid w:val="64DD3B07"/>
     <w:multiLevelType w:val="hybridMultilevel"/>
     <w:tmpl w:val="72F0FD0C"/>
@@ -5437,7 +6443,7 @@
       </w:pPr>
     </w:lvl>
   </w:abstractNum>
-  <w:abstractNum w:abstractNumId="37" w15:restartNumberingAfterBreak="0">
+  <w:abstractNum w:abstractNumId="45" w15:restartNumberingAfterBreak="0">
     <w:nsid w:val="64E8667B"/>
     <w:multiLevelType w:val="hybridMultilevel"/>
     <w:tmpl w:val="21CC16B6"/>
@@ -5526,7 +6532,7 @@
       </w:pPr>
     </w:lvl>
   </w:abstractNum>
-  <w:abstractNum w:abstractNumId="38" w15:restartNumberingAfterBreak="0">
+  <w:abstractNum w:abstractNumId="46" w15:restartNumberingAfterBreak="0">
     <w:nsid w:val="65BE7612"/>
     <w:multiLevelType w:val="hybridMultilevel"/>
     <w:tmpl w:val="A8E83B28"/>
@@ -5639,7 +6645,7 @@
       </w:rPr>
     </w:lvl>
   </w:abstractNum>
-  <w:abstractNum w:abstractNumId="39" w15:restartNumberingAfterBreak="0">
+  <w:abstractNum w:abstractNumId="47" w15:restartNumberingAfterBreak="0">
     <w:nsid w:val="691A4F70"/>
     <w:multiLevelType w:val="hybridMultilevel"/>
     <w:tmpl w:val="8A124F3A"/>
@@ -5752,7 +6758,7 @@
       </w:rPr>
     </w:lvl>
   </w:abstractNum>
-  <w:abstractNum w:abstractNumId="40" w15:restartNumberingAfterBreak="0">
+  <w:abstractNum w:abstractNumId="48" w15:restartNumberingAfterBreak="0">
     <w:nsid w:val="694E30A4"/>
     <w:multiLevelType w:val="hybridMultilevel"/>
     <w:tmpl w:val="A0C2B688"/>
@@ -5865,7 +6871,7 @@
       </w:rPr>
     </w:lvl>
   </w:abstractNum>
-  <w:abstractNum w:abstractNumId="41" w15:restartNumberingAfterBreak="0">
+  <w:abstractNum w:abstractNumId="49" w15:restartNumberingAfterBreak="0">
     <w:nsid w:val="6C874C0F"/>
     <w:multiLevelType w:val="hybridMultilevel"/>
     <w:tmpl w:val="5D88801A"/>
@@ -5951,7 +6957,7 @@
       </w:pPr>
     </w:lvl>
   </w:abstractNum>
-  <w:abstractNum w:abstractNumId="42" w15:restartNumberingAfterBreak="0">
+  <w:abstractNum w:abstractNumId="50" w15:restartNumberingAfterBreak="0">
     <w:nsid w:val="6E50309B"/>
     <w:multiLevelType w:val="hybridMultilevel"/>
     <w:tmpl w:val="35C676AE"/>
@@ -6040,7 +7046,7 @@
       </w:pPr>
     </w:lvl>
   </w:abstractNum>
-  <w:abstractNum w:abstractNumId="43" w15:restartNumberingAfterBreak="0">
+  <w:abstractNum w:abstractNumId="51" w15:restartNumberingAfterBreak="0">
     <w:nsid w:val="6F2660F6"/>
     <w:multiLevelType w:val="hybridMultilevel"/>
     <w:tmpl w:val="8FBC8494"/>
@@ -6129,7 +7135,7 @@
       </w:pPr>
     </w:lvl>
   </w:abstractNum>
-  <w:abstractNum w:abstractNumId="44" w15:restartNumberingAfterBreak="0">
+  <w:abstractNum w:abstractNumId="52" w15:restartNumberingAfterBreak="0">
     <w:nsid w:val="71440A16"/>
     <w:multiLevelType w:val="hybridMultilevel"/>
     <w:tmpl w:val="4684A032"/>
@@ -6215,7 +7221,7 @@
       </w:pPr>
     </w:lvl>
   </w:abstractNum>
-  <w:abstractNum w:abstractNumId="45" w15:restartNumberingAfterBreak="0">
+  <w:abstractNum w:abstractNumId="53" w15:restartNumberingAfterBreak="0">
     <w:nsid w:val="72CC56F3"/>
     <w:multiLevelType w:val="hybridMultilevel"/>
     <w:tmpl w:val="D63670FA"/>
@@ -6328,7 +7334,120 @@
       </w:rPr>
     </w:lvl>
   </w:abstractNum>
-  <w:abstractNum w:abstractNumId="46" w15:restartNumberingAfterBreak="0">
+  <w:abstractNum w:abstractNumId="54" w15:restartNumberingAfterBreak="0">
+    <w:nsid w:val="741A5CF8"/>
+    <w:multiLevelType w:val="hybridMultilevel"/>
+    <w:tmpl w:val="39A86834"/>
+    <w:lvl w:ilvl="0" w:tplc="04090001">
+      <w:start w:val="1"/>
+      <w:numFmt w:val="bullet"/>
+      <w:lvlText w:val=""/>
+      <w:lvlJc w:val="left"/>
+      <w:pPr>
+        <w:ind w:left="501" w:hanging="360"/>
+      </w:pPr>
+      <w:rPr>
+        <w:rFonts w:ascii="Symbol" w:hAnsi="Symbol" w:hint="default"/>
+      </w:rPr>
+    </w:lvl>
+    <w:lvl w:ilvl="1" w:tplc="04090003" w:tentative="1">
+      <w:start w:val="1"/>
+      <w:numFmt w:val="bullet"/>
+      <w:lvlText w:val="o"/>
+      <w:lvlJc w:val="left"/>
+      <w:pPr>
+        <w:ind w:left="1221" w:hanging="360"/>
+      </w:pPr>
+      <w:rPr>
+        <w:rFonts w:ascii="Courier New" w:hAnsi="Courier New" w:cs="Courier New" w:hint="default"/>
+      </w:rPr>
+    </w:lvl>
+    <w:lvl w:ilvl="2" w:tplc="04090005" w:tentative="1">
+      <w:start w:val="1"/>
+      <w:numFmt w:val="bullet"/>
+      <w:lvlText w:val=""/>
+      <w:lvlJc w:val="left"/>
+      <w:pPr>
+        <w:ind w:left="1941" w:hanging="360"/>
+      </w:pPr>
+      <w:rPr>
+        <w:rFonts w:ascii="Wingdings" w:hAnsi="Wingdings" w:hint="default"/>
+      </w:rPr>
+    </w:lvl>
+    <w:lvl w:ilvl="3" w:tplc="04090001" w:tentative="1">
+      <w:start w:val="1"/>
+      <w:numFmt w:val="bullet"/>
+      <w:lvlText w:val=""/>
+      <w:lvlJc w:val="left"/>
+      <w:pPr>
+        <w:ind w:left="2661" w:hanging="360"/>
+      </w:pPr>
+      <w:rPr>
+        <w:rFonts w:ascii="Symbol" w:hAnsi="Symbol" w:hint="default"/>
+      </w:rPr>
+    </w:lvl>
+    <w:lvl w:ilvl="4" w:tplc="04090003" w:tentative="1">
+      <w:start w:val="1"/>
+      <w:numFmt w:val="bullet"/>
+      <w:lvlText w:val="o"/>
+      <w:lvlJc w:val="left"/>
+      <w:pPr>
+        <w:ind w:left="3381" w:hanging="360"/>
+      </w:pPr>
+      <w:rPr>
+        <w:rFonts w:ascii="Courier New" w:hAnsi="Courier New" w:cs="Courier New" w:hint="default"/>
+      </w:rPr>
+    </w:lvl>
+    <w:lvl w:ilvl="5" w:tplc="04090005" w:tentative="1">
+      <w:start w:val="1"/>
+      <w:numFmt w:val="bullet"/>
+      <w:lvlText w:val=""/>
+      <w:lvlJc w:val="left"/>
+      <w:pPr>
+        <w:ind w:left="4101" w:hanging="360"/>
+      </w:pPr>
+      <w:rPr>
+        <w:rFonts w:ascii="Wingdings" w:hAnsi="Wingdings" w:hint="default"/>
+      </w:rPr>
+    </w:lvl>
+    <w:lvl w:ilvl="6" w:tplc="04090001" w:tentative="1">
+      <w:start w:val="1"/>
+      <w:numFmt w:val="bullet"/>
+      <w:lvlText w:val=""/>
+      <w:lvlJc w:val="left"/>
+      <w:pPr>
+        <w:ind w:left="4821" w:hanging="360"/>
+      </w:pPr>
+      <w:rPr>
+        <w:rFonts w:ascii="Symbol" w:hAnsi="Symbol" w:hint="default"/>
+      </w:rPr>
+    </w:lvl>
+    <w:lvl w:ilvl="7" w:tplc="04090003" w:tentative="1">
+      <w:start w:val="1"/>
+      <w:numFmt w:val="bullet"/>
+      <w:lvlText w:val="o"/>
+      <w:lvlJc w:val="left"/>
+      <w:pPr>
+        <w:ind w:left="5541" w:hanging="360"/>
+      </w:pPr>
+      <w:rPr>
+        <w:rFonts w:ascii="Courier New" w:hAnsi="Courier New" w:cs="Courier New" w:hint="default"/>
+      </w:rPr>
+    </w:lvl>
+    <w:lvl w:ilvl="8" w:tplc="04090005" w:tentative="1">
+      <w:start w:val="1"/>
+      <w:numFmt w:val="bullet"/>
+      <w:lvlText w:val=""/>
+      <w:lvlJc w:val="left"/>
+      <w:pPr>
+        <w:ind w:left="6261" w:hanging="360"/>
+      </w:pPr>
+      <w:rPr>
+        <w:rFonts w:ascii="Wingdings" w:hAnsi="Wingdings" w:hint="default"/>
+      </w:rPr>
+    </w:lvl>
+  </w:abstractNum>
+  <w:abstractNum w:abstractNumId="55" w15:restartNumberingAfterBreak="0">
     <w:nsid w:val="744D7303"/>
     <w:multiLevelType w:val="hybridMultilevel"/>
     <w:tmpl w:val="243A497E"/>
@@ -6441,7 +7560,7 @@
       </w:rPr>
     </w:lvl>
   </w:abstractNum>
-  <w:abstractNum w:abstractNumId="47" w15:restartNumberingAfterBreak="0">
+  <w:abstractNum w:abstractNumId="56" w15:restartNumberingAfterBreak="0">
     <w:nsid w:val="774C70CB"/>
     <w:multiLevelType w:val="hybridMultilevel"/>
     <w:tmpl w:val="D52462A8"/>
@@ -6554,7 +7673,7 @@
       </w:rPr>
     </w:lvl>
   </w:abstractNum>
-  <w:abstractNum w:abstractNumId="48" w15:restartNumberingAfterBreak="0">
+  <w:abstractNum w:abstractNumId="57" w15:restartNumberingAfterBreak="0">
     <w:nsid w:val="7754358A"/>
     <w:multiLevelType w:val="hybridMultilevel"/>
     <w:tmpl w:val="B8481554"/>
@@ -6667,7 +7786,7 @@
       </w:rPr>
     </w:lvl>
   </w:abstractNum>
-  <w:abstractNum w:abstractNumId="49" w15:restartNumberingAfterBreak="0">
+  <w:abstractNum w:abstractNumId="58" w15:restartNumberingAfterBreak="0">
     <w:nsid w:val="77D02E05"/>
     <w:multiLevelType w:val="hybridMultilevel"/>
     <w:tmpl w:val="6EC052F6"/>
@@ -6753,7 +7872,7 @@
       </w:pPr>
     </w:lvl>
   </w:abstractNum>
-  <w:abstractNum w:abstractNumId="50" w15:restartNumberingAfterBreak="0">
+  <w:abstractNum w:abstractNumId="59" w15:restartNumberingAfterBreak="0">
     <w:nsid w:val="79520668"/>
     <w:multiLevelType w:val="hybridMultilevel"/>
     <w:tmpl w:val="072C5F24"/>
@@ -6866,7 +7985,7 @@
       </w:rPr>
     </w:lvl>
   </w:abstractNum>
-  <w:abstractNum w:abstractNumId="51" w15:restartNumberingAfterBreak="0">
+  <w:abstractNum w:abstractNumId="60" w15:restartNumberingAfterBreak="0">
     <w:nsid w:val="79CF4710"/>
     <w:multiLevelType w:val="hybridMultilevel"/>
     <w:tmpl w:val="16D4452A"/>
@@ -6979,7 +8098,7 @@
       </w:rPr>
     </w:lvl>
   </w:abstractNum>
-  <w:abstractNum w:abstractNumId="52" w15:restartNumberingAfterBreak="0">
+  <w:abstractNum w:abstractNumId="61" w15:restartNumberingAfterBreak="0">
     <w:nsid w:val="7A363FAE"/>
     <w:multiLevelType w:val="hybridMultilevel"/>
     <w:tmpl w:val="22AC613A"/>
@@ -7091,7 +8210,7 @@
       </w:rPr>
     </w:lvl>
   </w:abstractNum>
-  <w:abstractNum w:abstractNumId="53" w15:restartNumberingAfterBreak="0">
+  <w:abstractNum w:abstractNumId="62" w15:restartNumberingAfterBreak="0">
     <w:nsid w:val="7E9A398A"/>
     <w:multiLevelType w:val="hybridMultilevel"/>
     <w:tmpl w:val="5C3C02F8"/>
@@ -7177,7 +8296,7 @@
       </w:pPr>
     </w:lvl>
   </w:abstractNum>
-  <w:abstractNum w:abstractNumId="54" w15:restartNumberingAfterBreak="0">
+  <w:abstractNum w:abstractNumId="63" w15:restartNumberingAfterBreak="0">
     <w:nsid w:val="7F1D51EF"/>
     <w:multiLevelType w:val="hybridMultilevel"/>
     <w:tmpl w:val="BE4E6F3C"/>
@@ -7290,7 +8409,7 @@
       </w:rPr>
     </w:lvl>
   </w:abstractNum>
-  <w:abstractNum w:abstractNumId="55" w15:restartNumberingAfterBreak="0">
+  <w:abstractNum w:abstractNumId="64" w15:restartNumberingAfterBreak="0">
     <w:nsid w:val="7F9E1D70"/>
     <w:multiLevelType w:val="hybridMultilevel"/>
     <w:tmpl w:val="FB8E2266"/>
@@ -7404,172 +8523,199 @@
     </w:lvl>
   </w:abstractNum>
   <w:num w:numId="1" w16cid:durableId="1857229723">
+    <w:abstractNumId w:val="41"/>
+  </w:num>
+  <w:num w:numId="2" w16cid:durableId="1448739643">
+    <w:abstractNumId w:val="50"/>
+  </w:num>
+  <w:num w:numId="3" w16cid:durableId="713041997">
+    <w:abstractNumId w:val="24"/>
+  </w:num>
+  <w:num w:numId="4" w16cid:durableId="304049266">
+    <w:abstractNumId w:val="6"/>
+  </w:num>
+  <w:num w:numId="5" w16cid:durableId="1292902759">
+    <w:abstractNumId w:val="45"/>
+  </w:num>
+  <w:num w:numId="6" w16cid:durableId="1704162499">
+    <w:abstractNumId w:val="15"/>
+  </w:num>
+  <w:num w:numId="7" w16cid:durableId="1861820993">
+    <w:abstractNumId w:val="43"/>
+  </w:num>
+  <w:num w:numId="8" w16cid:durableId="1435973733">
+    <w:abstractNumId w:val="17"/>
+  </w:num>
+  <w:num w:numId="9" w16cid:durableId="218439217">
+    <w:abstractNumId w:val="56"/>
+  </w:num>
+  <w:num w:numId="10" w16cid:durableId="1008405577">
+    <w:abstractNumId w:val="49"/>
+  </w:num>
+  <w:num w:numId="11" w16cid:durableId="956910211">
+    <w:abstractNumId w:val="7"/>
+  </w:num>
+  <w:num w:numId="12" w16cid:durableId="1855652773">
+    <w:abstractNumId w:val="3"/>
+  </w:num>
+  <w:num w:numId="13" w16cid:durableId="293559745">
+    <w:abstractNumId w:val="1"/>
+  </w:num>
+  <w:num w:numId="14" w16cid:durableId="557981650">
+    <w:abstractNumId w:val="55"/>
+  </w:num>
+  <w:num w:numId="15" w16cid:durableId="1461681641">
+    <w:abstractNumId w:val="28"/>
+  </w:num>
+  <w:num w:numId="16" w16cid:durableId="1494449348">
+    <w:abstractNumId w:val="22"/>
+  </w:num>
+  <w:num w:numId="17" w16cid:durableId="938563445">
+    <w:abstractNumId w:val="63"/>
+  </w:num>
+  <w:num w:numId="18" w16cid:durableId="1596009780">
+    <w:abstractNumId w:val="34"/>
+  </w:num>
+  <w:num w:numId="19" w16cid:durableId="1958371615">
+    <w:abstractNumId w:val="38"/>
+  </w:num>
+  <w:num w:numId="20" w16cid:durableId="586962312">
+    <w:abstractNumId w:val="59"/>
+  </w:num>
+  <w:num w:numId="21" w16cid:durableId="2061202314">
+    <w:abstractNumId w:val="31"/>
+  </w:num>
+  <w:num w:numId="22" w16cid:durableId="193546561">
+    <w:abstractNumId w:val="4"/>
+  </w:num>
+  <w:num w:numId="23" w16cid:durableId="1155756423">
+    <w:abstractNumId w:val="11"/>
+  </w:num>
+  <w:num w:numId="24" w16cid:durableId="1985229926">
+    <w:abstractNumId w:val="47"/>
+  </w:num>
+  <w:num w:numId="25" w16cid:durableId="1986200428">
+    <w:abstractNumId w:val="61"/>
+  </w:num>
+  <w:num w:numId="26" w16cid:durableId="1525099531">
+    <w:abstractNumId w:val="36"/>
+  </w:num>
+  <w:num w:numId="27" w16cid:durableId="283390991">
+    <w:abstractNumId w:val="27"/>
+  </w:num>
+  <w:num w:numId="28" w16cid:durableId="2119983357">
+    <w:abstractNumId w:val="10"/>
+  </w:num>
+  <w:num w:numId="29" w16cid:durableId="658924032">
+    <w:abstractNumId w:val="58"/>
+  </w:num>
+  <w:num w:numId="30" w16cid:durableId="133834225">
+    <w:abstractNumId w:val="51"/>
+  </w:num>
+  <w:num w:numId="31" w16cid:durableId="2086145077">
+    <w:abstractNumId w:val="60"/>
+  </w:num>
+  <w:num w:numId="32" w16cid:durableId="1597517674">
+    <w:abstractNumId w:val="26"/>
+  </w:num>
+  <w:num w:numId="33" w16cid:durableId="1668745685">
+    <w:abstractNumId w:val="53"/>
+  </w:num>
+  <w:num w:numId="34" w16cid:durableId="1781878696">
+    <w:abstractNumId w:val="23"/>
+  </w:num>
+  <w:num w:numId="35" w16cid:durableId="1218125567">
+    <w:abstractNumId w:val="32"/>
+  </w:num>
+  <w:num w:numId="36" w16cid:durableId="93939278">
+    <w:abstractNumId w:val="13"/>
+  </w:num>
+  <w:num w:numId="37" w16cid:durableId="473836285">
+    <w:abstractNumId w:val="46"/>
+  </w:num>
+  <w:num w:numId="38" w16cid:durableId="469715962">
+    <w:abstractNumId w:val="57"/>
+  </w:num>
+  <w:num w:numId="39" w16cid:durableId="355428176">
+    <w:abstractNumId w:val="16"/>
+  </w:num>
+  <w:num w:numId="40" w16cid:durableId="502168571">
+    <w:abstractNumId w:val="8"/>
+  </w:num>
+  <w:num w:numId="41" w16cid:durableId="1090388810">
+    <w:abstractNumId w:val="48"/>
+  </w:num>
+  <w:num w:numId="42" w16cid:durableId="937833605">
+    <w:abstractNumId w:val="12"/>
+  </w:num>
+  <w:num w:numId="43" w16cid:durableId="523635656">
+    <w:abstractNumId w:val="21"/>
+  </w:num>
+  <w:num w:numId="44" w16cid:durableId="566383483">
+    <w:abstractNumId w:val="40"/>
+  </w:num>
+  <w:num w:numId="45" w16cid:durableId="1234126911">
+    <w:abstractNumId w:val="37"/>
+  </w:num>
+  <w:num w:numId="46" w16cid:durableId="1927765197">
+    <w:abstractNumId w:val="19"/>
+  </w:num>
+  <w:num w:numId="47" w16cid:durableId="1887984476">
+    <w:abstractNumId w:val="18"/>
+  </w:num>
+  <w:num w:numId="48" w16cid:durableId="185949793">
+    <w:abstractNumId w:val="62"/>
+  </w:num>
+  <w:num w:numId="49" w16cid:durableId="580530014">
+    <w:abstractNumId w:val="44"/>
+  </w:num>
+  <w:num w:numId="50" w16cid:durableId="308825955">
+    <w:abstractNumId w:val="25"/>
+  </w:num>
+  <w:num w:numId="51" w16cid:durableId="1211961454">
+    <w:abstractNumId w:val="64"/>
+  </w:num>
+  <w:num w:numId="52" w16cid:durableId="1471509168">
+    <w:abstractNumId w:val="5"/>
+  </w:num>
+  <w:num w:numId="53" w16cid:durableId="1416442379">
+    <w:abstractNumId w:val="14"/>
+  </w:num>
+  <w:num w:numId="54" w16cid:durableId="527521560">
+    <w:abstractNumId w:val="52"/>
+  </w:num>
+  <w:num w:numId="55" w16cid:durableId="722405134">
     <w:abstractNumId w:val="33"/>
   </w:num>
-  <w:num w:numId="2" w16cid:durableId="1448739643">
+  <w:num w:numId="56" w16cid:durableId="1071390533">
     <w:abstractNumId w:val="42"/>
   </w:num>
-  <w:num w:numId="3" w16cid:durableId="713041997">
+  <w:num w:numId="57" w16cid:durableId="805704638">
+    <w:abstractNumId w:val="0"/>
+  </w:num>
+  <w:num w:numId="58" w16cid:durableId="966425128">
     <w:abstractNumId w:val="20"/>
   </w:num>
-  <w:num w:numId="4" w16cid:durableId="304049266">
-    <w:abstractNumId w:val="4"/>
+  <w:num w:numId="59" w16cid:durableId="1899514789">
+    <w:abstractNumId w:val="29"/>
   </w:num>
-  <w:num w:numId="5" w16cid:durableId="1292902759">
-    <w:abstractNumId w:val="37"/>
-  </w:num>
-  <w:num w:numId="6" w16cid:durableId="1704162499">
-    <w:abstractNumId w:val="12"/>
-  </w:num>
-  <w:num w:numId="7" w16cid:durableId="1861820993">
-    <w:abstractNumId w:val="35"/>
-  </w:num>
-  <w:num w:numId="8" w16cid:durableId="1435973733">
-    <w:abstractNumId w:val="14"/>
-  </w:num>
-  <w:num w:numId="9" w16cid:durableId="218439217">
-    <w:abstractNumId w:val="47"/>
-  </w:num>
-  <w:num w:numId="10" w16cid:durableId="1008405577">
-    <w:abstractNumId w:val="41"/>
-  </w:num>
-  <w:num w:numId="11" w16cid:durableId="956910211">
-    <w:abstractNumId w:val="5"/>
-  </w:num>
-  <w:num w:numId="12" w16cid:durableId="1855652773">
-    <w:abstractNumId w:val="1"/>
-  </w:num>
-  <w:num w:numId="13" w16cid:durableId="293559745">
-    <w:abstractNumId w:val="0"/>
-  </w:num>
-  <w:num w:numId="14" w16cid:durableId="557981650">
-    <w:abstractNumId w:val="46"/>
-  </w:num>
-  <w:num w:numId="15" w16cid:durableId="1461681641">
-    <w:abstractNumId w:val="24"/>
-  </w:num>
-  <w:num w:numId="16" w16cid:durableId="1494449348">
-    <w:abstractNumId w:val="18"/>
-  </w:num>
-  <w:num w:numId="17" w16cid:durableId="938563445">
+  <w:num w:numId="60" w16cid:durableId="385104872">
     <w:abstractNumId w:val="54"/>
   </w:num>
-  <w:num w:numId="18" w16cid:durableId="1596009780">
-    <w:abstractNumId w:val="28"/>
+  <w:num w:numId="61" w16cid:durableId="1398673223">
+    <w:abstractNumId w:val="9"/>
   </w:num>
-  <w:num w:numId="19" w16cid:durableId="1958371615">
-    <w:abstractNumId w:val="31"/>
+  <w:num w:numId="62" w16cid:durableId="581566585">
+    <w:abstractNumId w:val="30"/>
   </w:num>
-  <w:num w:numId="20" w16cid:durableId="586962312">
-    <w:abstractNumId w:val="50"/>
-  </w:num>
-  <w:num w:numId="21" w16cid:durableId="2061202314">
-    <w:abstractNumId w:val="25"/>
-  </w:num>
-  <w:num w:numId="22" w16cid:durableId="193546561">
+  <w:num w:numId="63" w16cid:durableId="1840850265">
     <w:abstractNumId w:val="2"/>
   </w:num>
-  <w:num w:numId="23" w16cid:durableId="1155756423">
-    <w:abstractNumId w:val="8"/>
-  </w:num>
-  <w:num w:numId="24" w16cid:durableId="1985229926">
+  <w:num w:numId="64" w16cid:durableId="1919436381">
     <w:abstractNumId w:val="39"/>
   </w:num>
-  <w:num w:numId="25" w16cid:durableId="1986200428">
-    <w:abstractNumId w:val="52"/>
-  </w:num>
-  <w:num w:numId="26" w16cid:durableId="1525099531">
-    <w:abstractNumId w:val="29"/>
-  </w:num>
-  <w:num w:numId="27" w16cid:durableId="283390991">
-    <w:abstractNumId w:val="23"/>
-  </w:num>
-  <w:num w:numId="28" w16cid:durableId="2119983357">
-    <w:abstractNumId w:val="7"/>
-  </w:num>
-  <w:num w:numId="29" w16cid:durableId="658924032">
-    <w:abstractNumId w:val="49"/>
-  </w:num>
-  <w:num w:numId="30" w16cid:durableId="133834225">
-    <w:abstractNumId w:val="43"/>
-  </w:num>
-  <w:num w:numId="31" w16cid:durableId="2086145077">
-    <w:abstractNumId w:val="51"/>
-  </w:num>
-  <w:num w:numId="32" w16cid:durableId="1597517674">
-    <w:abstractNumId w:val="22"/>
-  </w:num>
-  <w:num w:numId="33" w16cid:durableId="1668745685">
-    <w:abstractNumId w:val="45"/>
-  </w:num>
-  <w:num w:numId="34" w16cid:durableId="1781878696">
-    <w:abstractNumId w:val="19"/>
-  </w:num>
-  <w:num w:numId="35" w16cid:durableId="1218125567">
-    <w:abstractNumId w:val="26"/>
-  </w:num>
-  <w:num w:numId="36" w16cid:durableId="93939278">
-    <w:abstractNumId w:val="10"/>
-  </w:num>
-  <w:num w:numId="37" w16cid:durableId="473836285">
-    <w:abstractNumId w:val="38"/>
-  </w:num>
-  <w:num w:numId="38" w16cid:durableId="469715962">
-    <w:abstractNumId w:val="48"/>
-  </w:num>
-  <w:num w:numId="39" w16cid:durableId="355428176">
-    <w:abstractNumId w:val="13"/>
-  </w:num>
-  <w:num w:numId="40" w16cid:durableId="502168571">
-    <w:abstractNumId w:val="6"/>
-  </w:num>
-  <w:num w:numId="41" w16cid:durableId="1090388810">
-    <w:abstractNumId w:val="40"/>
-  </w:num>
-  <w:num w:numId="42" w16cid:durableId="937833605">
-    <w:abstractNumId w:val="9"/>
-  </w:num>
-  <w:num w:numId="43" w16cid:durableId="523635656">
-    <w:abstractNumId w:val="17"/>
-  </w:num>
-  <w:num w:numId="44" w16cid:durableId="566383483">
-    <w:abstractNumId w:val="32"/>
-  </w:num>
-  <w:num w:numId="45" w16cid:durableId="1234126911">
-    <w:abstractNumId w:val="30"/>
-  </w:num>
-  <w:num w:numId="46" w16cid:durableId="1927765197">
-    <w:abstractNumId w:val="16"/>
-  </w:num>
-  <w:num w:numId="47" w16cid:durableId="1887984476">
-    <w:abstractNumId w:val="15"/>
-  </w:num>
-  <w:num w:numId="48" w16cid:durableId="185949793">
-    <w:abstractNumId w:val="53"/>
-  </w:num>
-  <w:num w:numId="49" w16cid:durableId="580530014">
-    <w:abstractNumId w:val="36"/>
-  </w:num>
-  <w:num w:numId="50" w16cid:durableId="308825955">
-    <w:abstractNumId w:val="21"/>
-  </w:num>
-  <w:num w:numId="51" w16cid:durableId="1211961454">
-    <w:abstractNumId w:val="55"/>
-  </w:num>
-  <w:num w:numId="52" w16cid:durableId="1471509168">
-    <w:abstractNumId w:val="3"/>
-  </w:num>
-  <w:num w:numId="53" w16cid:durableId="1416442379">
-    <w:abstractNumId w:val="11"/>
-  </w:num>
-  <w:num w:numId="54" w16cid:durableId="527521560">
-    <w:abstractNumId w:val="44"/>
-  </w:num>
-  <w:num w:numId="55" w16cid:durableId="722405134">
-    <w:abstractNumId w:val="27"/>
-  </w:num>
-  <w:num w:numId="56" w16cid:durableId="1071390533">
-    <w:abstractNumId w:val="34"/>
+  <w:num w:numId="65" w16cid:durableId="591743032">
+    <w:abstractNumId w:val="35"/>
   </w:num>
   <w:numIdMacAtCleanup w:val="9"/>
 </w:numbering>
@@ -7973,7 +9119,7 @@
   <w:style w:type="paragraph" w:default="1" w:styleId="Normal">
     <w:name w:val="Normal"/>
     <w:qFormat/>
-    <w:rsid w:val="004C7C85"/>
+    <w:rsid w:val="000144D0"/>
     <w:rPr>
       <w:rFonts w:ascii="Times New Roman" w:hAnsi="Times New Roman"/>
       <w:sz w:val="24"/>
@@ -8772,6 +9918,183 @@
       <w:sz w:val="24"/>
     </w:rPr>
   </w:style>
+  <w:style w:type="table" w:styleId="PlainTable5">
+    <w:name w:val="Plain Table 5"/>
+    <w:basedOn w:val="TableNormal"/>
+    <w:uiPriority w:val="45"/>
+    <w:rsid w:val="00C8560E"/>
+    <w:pPr>
+      <w:spacing w:after="0" w:line="240" w:lineRule="auto"/>
+    </w:pPr>
+    <w:tblPr>
+      <w:tblStyleRowBandSize w:val="1"/>
+      <w:tblStyleColBandSize w:val="1"/>
+    </w:tblPr>
+    <w:tblStylePr w:type="firstRow">
+      <w:rPr>
+        <w:rFonts w:asciiTheme="majorHAnsi" w:eastAsiaTheme="majorEastAsia" w:hAnsiTheme="majorHAnsi" w:cstheme="majorBidi"/>
+        <w:i/>
+        <w:iCs/>
+        <w:sz w:val="26"/>
+      </w:rPr>
+      <w:tblPr/>
+      <w:tcPr>
+        <w:tcBorders>
+          <w:bottom w:val="single" w:sz="4" w:space="0" w:color="7F7F7F" w:themeColor="text1" w:themeTint="80"/>
+        </w:tcBorders>
+        <w:shd w:val="clear" w:color="auto" w:fill="FFFFFF" w:themeFill="background1"/>
+      </w:tcPr>
+    </w:tblStylePr>
+    <w:tblStylePr w:type="lastRow">
+      <w:rPr>
+        <w:rFonts w:asciiTheme="majorHAnsi" w:eastAsiaTheme="majorEastAsia" w:hAnsiTheme="majorHAnsi" w:cstheme="majorBidi"/>
+        <w:i/>
+        <w:iCs/>
+        <w:sz w:val="26"/>
+      </w:rPr>
+      <w:tblPr/>
+      <w:tcPr>
+        <w:tcBorders>
+          <w:top w:val="single" w:sz="4" w:space="0" w:color="7F7F7F" w:themeColor="text1" w:themeTint="80"/>
+        </w:tcBorders>
+        <w:shd w:val="clear" w:color="auto" w:fill="FFFFFF" w:themeFill="background1"/>
+      </w:tcPr>
+    </w:tblStylePr>
+    <w:tblStylePr w:type="firstCol">
+      <w:pPr>
+        <w:jc w:val="right"/>
+      </w:pPr>
+      <w:rPr>
+        <w:rFonts w:asciiTheme="majorHAnsi" w:eastAsiaTheme="majorEastAsia" w:hAnsiTheme="majorHAnsi" w:cstheme="majorBidi"/>
+        <w:i/>
+        <w:iCs/>
+        <w:sz w:val="26"/>
+      </w:rPr>
+      <w:tblPr/>
+      <w:tcPr>
+        <w:tcBorders>
+          <w:right w:val="single" w:sz="4" w:space="0" w:color="7F7F7F" w:themeColor="text1" w:themeTint="80"/>
+        </w:tcBorders>
+        <w:shd w:val="clear" w:color="auto" w:fill="FFFFFF" w:themeFill="background1"/>
+      </w:tcPr>
+    </w:tblStylePr>
+    <w:tblStylePr w:type="lastCol">
+      <w:rPr>
+        <w:rFonts w:asciiTheme="majorHAnsi" w:eastAsiaTheme="majorEastAsia" w:hAnsiTheme="majorHAnsi" w:cstheme="majorBidi"/>
+        <w:i/>
+        <w:iCs/>
+        <w:sz w:val="26"/>
+      </w:rPr>
+      <w:tblPr/>
+      <w:tcPr>
+        <w:tcBorders>
+          <w:left w:val="single" w:sz="4" w:space="0" w:color="7F7F7F" w:themeColor="text1" w:themeTint="80"/>
+        </w:tcBorders>
+        <w:shd w:val="clear" w:color="auto" w:fill="FFFFFF" w:themeFill="background1"/>
+      </w:tcPr>
+    </w:tblStylePr>
+    <w:tblStylePr w:type="band1Vert">
+      <w:tblPr/>
+      <w:tcPr>
+        <w:shd w:val="clear" w:color="auto" w:fill="F2F2F2" w:themeFill="background1" w:themeFillShade="F2"/>
+      </w:tcPr>
+    </w:tblStylePr>
+    <w:tblStylePr w:type="band1Horz">
+      <w:tblPr/>
+      <w:tcPr>
+        <w:shd w:val="clear" w:color="auto" w:fill="F2F2F2" w:themeFill="background1" w:themeFillShade="F2"/>
+      </w:tcPr>
+    </w:tblStylePr>
+    <w:tblStylePr w:type="neCell">
+      <w:tblPr/>
+      <w:tcPr>
+        <w:tcBorders>
+          <w:left w:val="nil"/>
+        </w:tcBorders>
+      </w:tcPr>
+    </w:tblStylePr>
+    <w:tblStylePr w:type="nwCell">
+      <w:tblPr/>
+      <w:tcPr>
+        <w:tcBorders>
+          <w:right w:val="nil"/>
+        </w:tcBorders>
+      </w:tcPr>
+    </w:tblStylePr>
+    <w:tblStylePr w:type="seCell">
+      <w:tblPr/>
+      <w:tcPr>
+        <w:tcBorders>
+          <w:left w:val="nil"/>
+        </w:tcBorders>
+      </w:tcPr>
+    </w:tblStylePr>
+    <w:tblStylePr w:type="swCell">
+      <w:tblPr/>
+      <w:tcPr>
+        <w:tcBorders>
+          <w:right w:val="nil"/>
+        </w:tcBorders>
+      </w:tcPr>
+    </w:tblStylePr>
+  </w:style>
+  <w:style w:type="table" w:styleId="GridTable1Light">
+    <w:name w:val="Grid Table 1 Light"/>
+    <w:basedOn w:val="TableNormal"/>
+    <w:uiPriority w:val="46"/>
+    <w:rsid w:val="00C8560E"/>
+    <w:pPr>
+      <w:spacing w:after="0" w:line="240" w:lineRule="auto"/>
+    </w:pPr>
+    <w:tblPr>
+      <w:tblStyleRowBandSize w:val="1"/>
+      <w:tblStyleColBandSize w:val="1"/>
+      <w:tblBorders>
+        <w:top w:val="single" w:sz="4" w:space="0" w:color="999999" w:themeColor="text1" w:themeTint="66"/>
+        <w:left w:val="single" w:sz="4" w:space="0" w:color="999999" w:themeColor="text1" w:themeTint="66"/>
+        <w:bottom w:val="single" w:sz="4" w:space="0" w:color="999999" w:themeColor="text1" w:themeTint="66"/>
+        <w:right w:val="single" w:sz="4" w:space="0" w:color="999999" w:themeColor="text1" w:themeTint="66"/>
+        <w:insideH w:val="single" w:sz="4" w:space="0" w:color="999999" w:themeColor="text1" w:themeTint="66"/>
+        <w:insideV w:val="single" w:sz="4" w:space="0" w:color="999999" w:themeColor="text1" w:themeTint="66"/>
+      </w:tblBorders>
+    </w:tblPr>
+    <w:tblStylePr w:type="firstRow">
+      <w:rPr>
+        <w:b/>
+        <w:bCs/>
+      </w:rPr>
+      <w:tblPr/>
+      <w:tcPr>
+        <w:tcBorders>
+          <w:bottom w:val="single" w:sz="12" w:space="0" w:color="666666" w:themeColor="text1" w:themeTint="99"/>
+        </w:tcBorders>
+      </w:tcPr>
+    </w:tblStylePr>
+    <w:tblStylePr w:type="lastRow">
+      <w:rPr>
+        <w:b/>
+        <w:bCs/>
+      </w:rPr>
+      <w:tblPr/>
+      <w:tcPr>
+        <w:tcBorders>
+          <w:top w:val="double" w:sz="2" w:space="0" w:color="666666" w:themeColor="text1" w:themeTint="99"/>
+        </w:tcBorders>
+      </w:tcPr>
+    </w:tblStylePr>
+    <w:tblStylePr w:type="firstCol">
+      <w:rPr>
+        <w:b/>
+        <w:bCs/>
+      </w:rPr>
+    </w:tblStylePr>
+    <w:tblStylePr w:type="lastCol">
+      <w:rPr>
+        <w:b/>
+        <w:bCs/>
+      </w:rPr>
+    </w:tblStylePr>
+  </w:style>
 </w:styles>
 </file>
 

--- a/Laporan/laporan.docx
+++ b/Laporan/laporan.docx
@@ -64,7 +64,7 @@
           <w:szCs w:val="24"/>
           <w:lang w:val="en-US"/>
         </w:rPr>
-        <w:t>3</w:t>
+        <w:t>4</w:t>
       </w:r>
     </w:p>
     <w:p>
